--- a/ticketing.docx
+++ b/ticketing.docx
@@ -3,6 +3,23 @@
 <w:document xmlns:wpc="http://schemas.microsoft.com/office/word/2010/wordprocessingCanvas" xmlns:cx="http://schemas.microsoft.com/office/drawing/2014/chartex" xmlns:cx1="http://schemas.microsoft.com/office/drawing/2015/9/8/chartex" xmlns:cx2="http://schemas.microsoft.com/office/drawing/2015/10/21/chartex" xmlns:cx3="http://schemas.microsoft.com/office/drawing/2016/5/9/chartex" xmlns:cx4="http://schemas.microsoft.com/office/drawing/2016/5/10/chartex" xmlns:cx5="http://schemas.microsoft.com/office/drawing/2016/5/11/chartex" xmlns:cx6="http://schemas.microsoft.com/office/drawing/2016/5/12/chartex" xmlns:cx7="http://schemas.microsoft.com/office/drawing/2016/5/13/chartex" xmlns:cx8="http://schemas.microsoft.com/office/drawing/2016/5/14/chartex" xmlns:mc="http://schemas.openxmlformats.org/markup-compatibility/2006" xmlns:aink="http://schemas.microsoft.com/office/drawing/2016/ink" xmlns:am3d="http://schemas.microsoft.com/office/drawing/2017/model3d" xmlns:o="urn:schemas-microsoft-com:office:office" xmlns:oel="http://schemas.microsoft.com/office/2019/extlst" xmlns:r="http://schemas.openxmlformats.org/officeDocument/2006/relationships" xmlns:m="http://schemas.openxmlformats.org/officeDocument/2006/math" xmlns:v="urn:schemas-microsoft-com:vml" xmlns:wp14="http://schemas.microsoft.com/office/word/2010/wordprocessingDrawing" xmlns:wp="http://schemas.openxmlformats.org/drawingml/2006/wordprocessingDrawing" xmlns:w10="urn:schemas-microsoft-com:office:word" xmlns:w="http://schemas.openxmlformats.org/wordprocessingml/2006/main" xmlns:w14="http://schemas.microsoft.com/office/word/2010/wordml" xmlns:w15="http://schemas.microsoft.com/office/word/2012/wordml" xmlns:w16cex="http://schemas.microsoft.com/office/word/2018/wordml/cex" xmlns:w16cid="http://schemas.microsoft.com/office/word/2016/wordml/cid" xmlns:w16="http://schemas.microsoft.com/office/word/2018/wordml" xmlns:w16du="http://schemas.microsoft.com/office/word/2023/wordml/word16du" xmlns:w16sdtdh="http://schemas.microsoft.com/office/word/2020/wordml/sdtdatahash" xmlns:w16sdtfl="http://schemas.microsoft.com/office/word/2024/wordml/sdtformatlock" xmlns:w16se="http://schemas.microsoft.com/office/word/2015/wordml/symex" xmlns:wpg="http://schemas.microsoft.com/office/word/2010/wordprocessingGroup" xmlns:wpi="http://schemas.microsoft.com/office/word/2010/wordprocessingInk" xmlns:wne="http://schemas.microsoft.com/office/word/2006/wordml" xmlns:wps="http://schemas.microsoft.com/office/word/2010/wordprocessingShape" mc:Ignorable="w14 w15 w16se w16cid w16 w16cex w16sdtdh w16sdtfl w16du wp14">
   <w:body>
     <w:p>
+      <w:pPr>
+        <w:rPr>
+          <w:rFonts w:hint="cs"/>
+          <w:rtl/>
+          <w:lang w:bidi="fa-IR"/>
+        </w:rPr>
+      </w:pPr>
+      <w:r>
+        <w:rPr>
+          <w:rFonts w:hint="cs"/>
+          <w:rtl/>
+          <w:lang w:bidi="fa-IR"/>
+        </w:rPr>
+        <w:t>سامانه فروش بلیط اتوبوس</w:t>
+      </w:r>
+    </w:p>
+    <w:p>
       <w:r>
         <w:rPr>
           <w:rtl/>
@@ -61,23 +78,55 @@
           <w:rtl/>
           <w:lang w:bidi="fa-IR"/>
         </w:rPr>
-        <w:t xml:space="preserve"> اتوبوس های مختلف در بازه زمانی مختلف</w:t>
-      </w:r>
-      <w:r>
-        <w:rPr>
-          <w:rFonts w:hint="cs"/>
-          <w:rtl/>
-          <w:lang w:bidi="fa-IR"/>
-        </w:rPr>
-        <w:t xml:space="preserve"> </w:t>
-      </w:r>
-      <w:r>
-        <w:rPr>
-          <w:rFonts w:hint="cs"/>
-          <w:rtl/>
-          <w:lang w:bidi="fa-IR"/>
-        </w:rPr>
-        <w:t>نشست</w:t>
+        <w:t xml:space="preserve"> </w:t>
+      </w:r>
+      <w:r>
+        <w:rPr>
+          <w:rFonts w:hint="cs"/>
+          <w:rtl/>
+          <w:lang w:bidi="fa-IR"/>
+        </w:rPr>
+        <w:t>وسیله های نقلیه</w:t>
+      </w:r>
+      <w:r>
+        <w:rPr>
+          <w:rFonts w:hint="cs"/>
+          <w:rtl/>
+          <w:lang w:bidi="fa-IR"/>
+        </w:rPr>
+        <w:t xml:space="preserve"> مختلف در </w:t>
+      </w:r>
+      <w:r>
+        <w:rPr>
+          <w:rFonts w:hint="cs"/>
+          <w:rtl/>
+          <w:lang w:bidi="fa-IR"/>
+        </w:rPr>
+        <w:t>سفر های</w:t>
+      </w:r>
+      <w:r>
+        <w:rPr>
+          <w:rFonts w:hint="cs"/>
+          <w:rtl/>
+          <w:lang w:bidi="fa-IR"/>
+        </w:rPr>
+        <w:t xml:space="preserve"> مختلف</w:t>
+      </w:r>
+      <w:r>
+        <w:rPr>
+          <w:rFonts w:hint="cs"/>
+          <w:rtl/>
+          <w:lang w:bidi="fa-IR"/>
+        </w:rPr>
+        <w:t xml:space="preserve"> </w:t>
+      </w:r>
+      <w:r>
+        <w:rPr>
+          <w:rFonts w:hint="cs"/>
+          <w:rtl/>
+          <w:lang w:bidi="fa-IR"/>
+        </w:rPr>
+        <w:t>و از بین صندلی</w:t>
       </w:r>
       <w:r>
         <w:rPr>
@@ -167,10 +216,19 @@
         </w:rPr>
         <w:t xml:space="preserve">کاربر:آیدی/ نام /نام خانوادگی/شماره تماس/ </w:t>
       </w:r>
+      <w:r>
+        <w:rPr>
+          <w:rFonts w:hint="cs"/>
+          <w:rtl/>
+          <w:lang w:bidi="fa-IR"/>
+        </w:rPr>
+        <w:t>جنسیت /</w:t>
+      </w:r>
     </w:p>
     <w:p>
       <w:pPr>
         <w:rPr>
+          <w:rFonts w:cs="Calibri"/>
           <w:rtl/>
           <w:lang w:bidi="fa-IR"/>
         </w:rPr>
@@ -181,13 +239,36 @@
           <w:rtl/>
           <w:lang w:bidi="fa-IR"/>
         </w:rPr>
-        <w:t>نشست: آیدی/ شماره/ تعداد</w:t>
+        <w:t xml:space="preserve">سفر: </w:t>
+      </w:r>
+      <w:r>
+        <w:rPr>
+          <w:rFonts w:hint="cs"/>
+          <w:rtl/>
+          <w:lang w:bidi="fa-IR"/>
+        </w:rPr>
+        <w:t>تاریخ و ساعت حرکت</w:t>
+      </w:r>
+      <w:r>
+        <w:rPr>
+          <w:rFonts w:hint="cs"/>
+          <w:rtl/>
+          <w:lang w:bidi="fa-IR"/>
+        </w:rPr>
+        <w:t>/</w:t>
+      </w:r>
+      <w:r>
+        <w:rPr>
+          <w:rFonts w:hint="cs"/>
+          <w:rtl/>
+          <w:lang w:bidi="fa-IR"/>
+        </w:rPr>
+        <w:t>پایانه مبدا/ پایانه مقصد/قیمت</w:t>
       </w:r>
     </w:p>
     <w:p>
       <w:pPr>
         <w:rPr>
-          <w:rtl/>
           <w:lang w:bidi="fa-IR"/>
         </w:rPr>
       </w:pPr>
@@ -197,7 +278,39 @@
           <w:rtl/>
           <w:lang w:bidi="fa-IR"/>
         </w:rPr>
-        <w:t>بلیط: زمان/ کاربر/ نشست</w:t>
+        <w:t>وسیله نقلیه</w:t>
+      </w:r>
+      <w:r>
+        <w:rPr>
+          <w:rFonts w:hint="cs"/>
+          <w:rtl/>
+          <w:lang w:bidi="fa-IR"/>
+        </w:rPr>
+        <w:t>:</w:t>
+      </w:r>
+      <w:r>
+        <w:rPr>
+          <w:rFonts w:hint="cs"/>
+          <w:rtl/>
+          <w:lang w:bidi="fa-IR"/>
+        </w:rPr>
+        <w:t xml:space="preserve"> آیدی / مدل/ </w:t>
+      </w:r>
+      <w:r>
+        <w:rPr>
+          <w:rFonts w:hint="cs"/>
+          <w:rtl/>
+          <w:lang w:bidi="fa-IR"/>
+        </w:rPr>
+        <w:t>ظرفیت کل</w:t>
+      </w:r>
+      <w:r>
+        <w:rPr>
+          <w:rFonts w:hint="cs"/>
+          <w:rtl/>
+          <w:lang w:bidi="fa-IR"/>
+        </w:rPr>
+        <w:t>/ نوع</w:t>
       </w:r>
     </w:p>
     <w:p>
@@ -213,6 +326,110 @@
           <w:rtl/>
           <w:lang w:bidi="fa-IR"/>
         </w:rPr>
+        <w:t>بخش های وسیله: ردیف</w:t>
+      </w:r>
+    </w:p>
+    <w:p>
+      <w:pPr>
+        <w:rPr>
+          <w:rtl/>
+          <w:lang w:bidi="fa-IR"/>
+        </w:rPr>
+      </w:pPr>
+      <w:r>
+        <w:rPr>
+          <w:rFonts w:hint="cs"/>
+          <w:rtl/>
+          <w:lang w:bidi="fa-IR"/>
+        </w:rPr>
+        <w:t>صندلی</w:t>
+      </w:r>
+      <w:r>
+        <w:rPr>
+          <w:rFonts w:hint="cs"/>
+          <w:rtl/>
+          <w:lang w:bidi="fa-IR"/>
+        </w:rPr>
+        <w:t>: آیدی/ شماره</w:t>
+      </w:r>
+      <w:r>
+        <w:rPr>
+          <w:rFonts w:hint="cs"/>
+          <w:rtl/>
+          <w:lang w:bidi="fa-IR"/>
+        </w:rPr>
+        <w:t>/ وضعیت</w:t>
+      </w:r>
+      <w:r>
+        <w:rPr>
+          <w:rFonts w:hint="cs"/>
+          <w:rtl/>
+          <w:lang w:bidi="fa-IR"/>
+        </w:rPr>
+        <w:t xml:space="preserve"> / جنسیت مسافر</w:t>
+      </w:r>
+    </w:p>
+    <w:p>
+      <w:pPr>
+        <w:rPr>
+          <w:rtl/>
+          <w:lang w:bidi="fa-IR"/>
+        </w:rPr>
+      </w:pPr>
+      <w:r>
+        <w:rPr>
+          <w:rFonts w:hint="cs"/>
+          <w:rtl/>
+          <w:lang w:bidi="fa-IR"/>
+        </w:rPr>
+        <w:t xml:space="preserve">بلیط: </w:t>
+      </w:r>
+      <w:r>
+        <w:rPr>
+          <w:rFonts w:hint="cs"/>
+          <w:rtl/>
+          <w:lang w:bidi="fa-IR"/>
+        </w:rPr>
+        <w:t xml:space="preserve">ایدی/ </w:t>
+      </w:r>
+      <w:r>
+        <w:rPr>
+          <w:rFonts w:hint="cs"/>
+          <w:rtl/>
+          <w:lang w:bidi="fa-IR"/>
+        </w:rPr>
+        <w:t>زمان</w:t>
+      </w:r>
+      <w:r>
+        <w:rPr>
+          <w:rFonts w:hint="cs"/>
+          <w:rtl/>
+          <w:lang w:bidi="fa-IR"/>
+        </w:rPr>
+        <w:t xml:space="preserve"> صدور</w:t>
+      </w:r>
+      <w:r>
+        <w:rPr>
+          <w:rFonts w:hint="cs"/>
+          <w:rtl/>
+          <w:lang w:bidi="fa-IR"/>
+        </w:rPr>
+        <w:t xml:space="preserve">/ </w:t>
+      </w:r>
+    </w:p>
+    <w:p>
+      <w:pPr>
+        <w:rPr>
+          <w:rtl/>
+          <w:lang w:bidi="fa-IR"/>
+        </w:rPr>
+      </w:pPr>
+      <w:r>
+        <w:rPr>
+          <w:rFonts w:hint="cs"/>
+          <w:rtl/>
+          <w:lang w:bidi="fa-IR"/>
+        </w:rPr>
         <w:t xml:space="preserve">سفارش: آیدی/ وضعیت پرداخت / </w:t>
       </w:r>
       <w:r>
@@ -222,6 +439,22 @@
           <w:lang w:bidi="fa-IR"/>
         </w:rPr>
         <w:t>شماره سفارش</w:t>
+      </w:r>
+    </w:p>
+    <w:p>
+      <w:pPr>
+        <w:rPr>
+          <w:rtl/>
+          <w:lang w:bidi="fa-IR"/>
+        </w:rPr>
+      </w:pPr>
+      <w:r>
+        <w:rPr>
+          <w:rFonts w:hint="cs"/>
+          <w:rtl/>
+          <w:lang w:bidi="fa-IR"/>
+        </w:rPr>
+        <w:t>رابطه ها</w:t>
       </w:r>
     </w:p>
     <w:p>
@@ -1264,6 +1497,7 @@
           <w:rtl/>
           <w:lang w:bidi="fa-IR"/>
         </w:rPr>
+        <w:lastRenderedPageBreak/>
         <w:t>لا</w:t>
       </w:r>
       <w:r>
@@ -2041,7 +2275,6 @@
           <w:rtl/>
           <w:lang w:bidi="fa-IR"/>
         </w:rPr>
-        <w:lastRenderedPageBreak/>
         <w:t>مثال</w:t>
       </w:r>
       <w:r>
@@ -4445,6 +4678,7 @@
           <w:rtl/>
           <w:lang w:bidi="fa-IR"/>
         </w:rPr>
+        <w:lastRenderedPageBreak/>
         <w:t>مثال</w:t>
       </w:r>
       <w:r>
@@ -4916,11 +5150,72 @@
     <w:p>
       <w:pPr>
         <w:rPr>
-          <w:rFonts w:hint="cs"/>
+          <w:b/>
+          <w:bCs/>
           <w:rtl/>
           <w:lang w:bidi="fa-IR"/>
         </w:rPr>
       </w:pPr>
+      <w:r>
+        <w:rPr>
+          <w:b/>
+          <w:bCs/>
+          <w:rtl/>
+          <w:lang w:bidi="fa-IR"/>
+        </w:rPr>
+        <w:t>برای اینکه در طراحی‌های بعدی اشتباه نکنید، همیشه این دو سوال را از خودتان بپرسید:آیا این مفهوم خودش ویژگی‌های دیگری دارد؟اگر بله $\</w:t>
+      </w:r>
+      <w:r>
+        <w:rPr>
+          <w:b/>
+          <w:bCs/>
+          <w:lang w:bidi="fa-IR"/>
+        </w:rPr>
+        <w:t>rightarrow</w:t>
+      </w:r>
+      <w:r>
+        <w:rPr>
+          <w:b/>
+          <w:bCs/>
+          <w:rtl/>
+          <w:lang w:bidi="fa-IR"/>
+        </w:rPr>
+        <w:t>$ موجودیت است. (مثال: صندلی خودش وضعیت پر/خالی بودن دارد، پس موجودیت است).اگر خیر $\</w:t>
+      </w:r>
+      <w:r>
+        <w:rPr>
+          <w:b/>
+          <w:bCs/>
+          <w:lang w:bidi="fa-IR"/>
+        </w:rPr>
+        <w:t>rightarrow</w:t>
+      </w:r>
+      <w:r>
+        <w:rPr>
+          <w:b/>
+          <w:bCs/>
+          <w:rtl/>
+          <w:lang w:bidi="fa-IR"/>
+        </w:rPr>
+        <w:t>$ ویژگی است. (مثال: پلاک اتوبوس خودش ویژگی دیگری ندارد، پس فقط یک ویژگی برای اتوبوس است).آیا رابطه یک‌به‌چند ($1:</w:t>
+      </w:r>
+      <w:r>
+        <w:rPr>
+          <w:b/>
+          <w:bCs/>
+          <w:lang w:bidi="fa-IR"/>
+        </w:rPr>
+        <w:t>N</w:t>
+      </w:r>
+      <w:r>
+        <w:rPr>
+          <w:b/>
+          <w:bCs/>
+          <w:rtl/>
+          <w:lang w:bidi="fa-IR"/>
+        </w:rPr>
+        <w:t>$) وجود دارد؟یک اتوبوس چندین صندلی دارد. هر زمان که رابطه‌ی "چندین" شکل گرفت، آن قسمتِ "چندین" (صندلی) باید یک موجودیت جداگانه باشد.</w:t>
+      </w:r>
     </w:p>
     <w:sectPr>
       <w:pgSz w:w="12240" w:h="15840"/>
@@ -6151,4 +6446,16 @@
     </a:ext>
   </a:extLst>
 </a:theme>
+</file>
+
+<file path=customXml/item1.xml><?xml version="1.0" encoding="utf-8"?>
+<b:Sources xmlns:b="http://schemas.openxmlformats.org/officeDocument/2006/bibliography" xmlns="http://schemas.openxmlformats.org/officeDocument/2006/bibliography" SelectedStyle="\APASixthEditionOfficeOnline.xsl" StyleName="APA" Version="6"/>
+</file>
+
+<file path=customXml/itemProps1.xml><?xml version="1.0" encoding="utf-8"?>
+<ds:datastoreItem xmlns:ds="http://schemas.openxmlformats.org/officeDocument/2006/customXml" ds:itemID="{49D9BECE-92CB-4B61-88C2-D88F983A971D}">
+  <ds:schemaRefs>
+    <ds:schemaRef ds:uri="http://schemas.openxmlformats.org/officeDocument/2006/bibliography"/>
+  </ds:schemaRefs>
+</ds:datastoreItem>
 </file>
--- a/ticketing.docx
+++ b/ticketing.docx
@@ -5,7 +5,6 @@
     <w:p>
       <w:pPr>
         <w:rPr>
-          <w:rFonts w:hint="cs"/>
           <w:rtl/>
           <w:lang w:bidi="fa-IR"/>
         </w:rPr>
@@ -286,15 +285,7 @@
           <w:rtl/>
           <w:lang w:bidi="fa-IR"/>
         </w:rPr>
-        <w:t>:</w:t>
-      </w:r>
-      <w:r>
-        <w:rPr>
-          <w:rFonts w:hint="cs"/>
-          <w:rtl/>
-          <w:lang w:bidi="fa-IR"/>
-        </w:rPr>
-        <w:t xml:space="preserve"> آیدی / مدل/ </w:t>
+        <w:t xml:space="preserve">: آیدی / مدل/ </w:t>
       </w:r>
       <w:r>
         <w:rPr>
@@ -367,6 +358,39 @@
           <w:lang w:bidi="fa-IR"/>
         </w:rPr>
         <w:t xml:space="preserve"> / جنسیت مسافر</w:t>
+      </w:r>
+    </w:p>
+    <w:p>
+      <w:pPr>
+        <w:rPr>
+          <w:rFonts w:hint="cs"/>
+          <w:rtl/>
+          <w:lang w:bidi="fa-IR"/>
+        </w:rPr>
+      </w:pPr>
+      <w:r>
+        <w:rPr>
+          <w:rFonts w:hint="cs"/>
+          <w:rtl/>
+          <w:lang w:bidi="fa-IR"/>
+        </w:rPr>
+        <w:t>ترمینال: نام/ادرس</w:t>
+      </w:r>
+      <w:r>
+        <w:rPr>
+          <w:rFonts w:hint="cs"/>
+          <w:rtl/>
+          <w:lang w:bidi="fa-IR"/>
+        </w:rPr>
+        <w:t>/اسم شهر</w:t>
+      </w:r>
+      <w:r>
+        <w:rPr>
+          <w:rFonts w:hint="cs"/>
+          <w:rtl/>
+          <w:lang w:bidi="fa-IR"/>
+        </w:rPr>
+        <w:t>س</w:t>
       </w:r>
     </w:p>
     <w:p>
@@ -1473,6 +1497,7 @@
           <w:rtl/>
           <w:lang w:bidi="fa-IR"/>
         </w:rPr>
+        <w:lastRenderedPageBreak/>
         <w:t xml:space="preserve">برای سیستم تیکتینگ: </w:t>
       </w:r>
       <w:r>
@@ -1497,7 +1522,6 @@
           <w:rtl/>
           <w:lang w:bidi="fa-IR"/>
         </w:rPr>
-        <w:lastRenderedPageBreak/>
         <w:t>لا</w:t>
       </w:r>
       <w:r>
@@ -4678,7 +4702,6 @@
           <w:rtl/>
           <w:lang w:bidi="fa-IR"/>
         </w:rPr>
-        <w:lastRenderedPageBreak/>
         <w:t>مثال</w:t>
       </w:r>
       <w:r>

--- a/ticketing.docx
+++ b/ticketing.docx
@@ -395,7 +395,6 @@
     <w:p>
       <w:pPr>
         <w:rPr>
-          <w:rFonts w:hint="cs"/>
           <w:rtl/>
           <w:lang w:bidi="fa-IR"/>
         </w:rPr>
@@ -5742,6 +5741,7 @@
       </w:pPr>
       <w:r>
         <w:rPr>
+          <w:noProof/>
           <w:rtl/>
           <w:lang w:bidi="fa-IR"/>
         </w:rPr>
@@ -5791,6 +5791,7 @@
       </w:pPr>
       <w:r>
         <w:rPr>
+          <w:noProof/>
           <w:rtl/>
           <w:lang w:bidi="fa-IR"/>
         </w:rPr>
@@ -6031,7 +6032,6 @@
     <w:p>
       <w:pPr>
         <w:rPr>
-          <w:rFonts w:hint="cs"/>
           <w:rtl/>
           <w:lang w:bidi="fa-IR"/>
         </w:rPr>
@@ -8409,8 +8409,1373 @@
     <w:p>
       <w:pPr>
         <w:rPr>
-          <w:rFonts w:hint="cs"/>
-          <w:rtl/>
+          <w:rtl/>
+          <w:lang w:bidi="fa-IR"/>
+        </w:rPr>
+      </w:pPr>
+      <w:r>
+        <w:rPr>
+          <w:rFonts w:hint="cs"/>
+          <w:rtl/>
+          <w:lang w:bidi="fa-IR"/>
+        </w:rPr>
+        <w:t>برای اعمال محدودیت برای ترکیب دوتا فیلد باید از روش زیر استفاده کنیم</w:t>
+      </w:r>
+    </w:p>
+    <w:p>
+      <w:pPr>
+        <w:shd w:val="clear" w:color="auto" w:fill="23272E"/>
+        <w:bidi w:val="0"/>
+        <w:spacing w:after="0" w:line="285" w:lineRule="atLeast"/>
+        <w:rPr>
+          <w:rFonts w:eastAsia="Times New Roman" w:cs="Times New Roman"/>
+          <w:color w:val="ABB2BF"/>
+          <w:kern w:val="0"/>
+          <w:sz w:val="21"/>
+          <w:szCs w:val="21"/>
+          <w14:ligatures w14:val="none"/>
+        </w:rPr>
+      </w:pPr>
+      <w:r>
+        <w:rPr>
+          <w:rFonts w:eastAsia="Times New Roman" w:cs="Times New Roman"/>
+          <w:color w:val="C678DD"/>
+          <w:kern w:val="0"/>
+          <w:sz w:val="21"/>
+          <w:szCs w:val="21"/>
+          <w14:ligatures w14:val="none"/>
+        </w:rPr>
+        <w:t>class</w:t>
+      </w:r>
+      <w:r>
+        <w:rPr>
+          <w:rFonts w:eastAsia="Times New Roman" w:cs="Times New Roman"/>
+          <w:color w:val="ABB2BF"/>
+          <w:kern w:val="0"/>
+          <w:sz w:val="21"/>
+          <w:szCs w:val="21"/>
+          <w14:ligatures w14:val="none"/>
+        </w:rPr>
+        <w:t xml:space="preserve"> </w:t>
+      </w:r>
+      <w:proofErr w:type="spellStart"/>
+      <w:r>
+        <w:rPr>
+          <w:rFonts w:eastAsia="Times New Roman" w:cs="Times New Roman"/>
+          <w:color w:val="E5C07B"/>
+          <w:kern w:val="0"/>
+          <w:sz w:val="21"/>
+          <w:szCs w:val="21"/>
+          <w14:ligatures w14:val="none"/>
+        </w:rPr>
+        <w:t>SeatModel</w:t>
+      </w:r>
+      <w:proofErr w:type="spellEnd"/>
+      <w:r>
+        <w:rPr>
+          <w:rFonts w:eastAsia="Times New Roman" w:cs="Times New Roman"/>
+          <w:color w:val="ABB2BF"/>
+          <w:kern w:val="0"/>
+          <w:sz w:val="21"/>
+          <w:szCs w:val="21"/>
+          <w14:ligatures w14:val="none"/>
+        </w:rPr>
+        <w:t>(</w:t>
+      </w:r>
+      <w:proofErr w:type="spellStart"/>
+      <w:proofErr w:type="gramStart"/>
+      <w:r>
+        <w:rPr>
+          <w:rFonts w:eastAsia="Times New Roman" w:cs="Times New Roman"/>
+          <w:color w:val="E5C07B"/>
+          <w:kern w:val="0"/>
+          <w:sz w:val="21"/>
+          <w:szCs w:val="21"/>
+          <w14:ligatures w14:val="none"/>
+        </w:rPr>
+        <w:t>models</w:t>
+      </w:r>
+      <w:r>
+        <w:rPr>
+          <w:rFonts w:eastAsia="Times New Roman" w:cs="Times New Roman"/>
+          <w:color w:val="ABB2BF"/>
+          <w:kern w:val="0"/>
+          <w:sz w:val="21"/>
+          <w:szCs w:val="21"/>
+          <w14:ligatures w14:val="none"/>
+        </w:rPr>
+        <w:t>.</w:t>
+      </w:r>
+      <w:r>
+        <w:rPr>
+          <w:rFonts w:eastAsia="Times New Roman" w:cs="Times New Roman"/>
+          <w:color w:val="E5C07B"/>
+          <w:kern w:val="0"/>
+          <w:sz w:val="21"/>
+          <w:szCs w:val="21"/>
+          <w14:ligatures w14:val="none"/>
+        </w:rPr>
+        <w:t>Model</w:t>
+      </w:r>
+      <w:proofErr w:type="spellEnd"/>
+      <w:proofErr w:type="gramEnd"/>
+      <w:r>
+        <w:rPr>
+          <w:rFonts w:eastAsia="Times New Roman" w:cs="Times New Roman"/>
+          <w:color w:val="ABB2BF"/>
+          <w:kern w:val="0"/>
+          <w:sz w:val="21"/>
+          <w:szCs w:val="21"/>
+          <w14:ligatures w14:val="none"/>
+        </w:rPr>
+        <w:t>):</w:t>
+      </w:r>
+    </w:p>
+    <w:p>
+      <w:pPr>
+        <w:shd w:val="clear" w:color="auto" w:fill="23272E"/>
+        <w:bidi w:val="0"/>
+        <w:spacing w:after="0" w:line="285" w:lineRule="atLeast"/>
+        <w:rPr>
+          <w:rFonts w:eastAsia="Times New Roman" w:cs="Times New Roman"/>
+          <w:color w:val="ABB2BF"/>
+          <w:kern w:val="0"/>
+          <w:sz w:val="21"/>
+          <w:szCs w:val="21"/>
+          <w14:ligatures w14:val="none"/>
+        </w:rPr>
+      </w:pPr>
+      <w:r>
+        <w:rPr>
+          <w:rFonts w:eastAsia="Times New Roman" w:cs="Times New Roman"/>
+          <w:color w:val="ABB2BF"/>
+          <w:kern w:val="0"/>
+          <w:sz w:val="21"/>
+          <w:szCs w:val="21"/>
+          <w14:ligatures w14:val="none"/>
+        </w:rPr>
+        <w:t xml:space="preserve">    </w:t>
+      </w:r>
+      <w:r>
+        <w:rPr>
+          <w:rFonts w:eastAsia="Times New Roman" w:cs="Times New Roman"/>
+          <w:color w:val="E06C75"/>
+          <w:kern w:val="0"/>
+          <w:sz w:val="21"/>
+          <w:szCs w:val="21"/>
+          <w14:ligatures w14:val="none"/>
+        </w:rPr>
+        <w:t>number</w:t>
+      </w:r>
+      <w:r>
+        <w:rPr>
+          <w:rFonts w:eastAsia="Times New Roman" w:cs="Times New Roman"/>
+          <w:color w:val="ABB2BF"/>
+          <w:kern w:val="0"/>
+          <w:sz w:val="21"/>
+          <w:szCs w:val="21"/>
+          <w14:ligatures w14:val="none"/>
+        </w:rPr>
+        <w:t xml:space="preserve"> </w:t>
+      </w:r>
+      <w:r>
+        <w:rPr>
+          <w:rFonts w:eastAsia="Times New Roman" w:cs="Times New Roman"/>
+          <w:color w:val="56B6C2"/>
+          <w:kern w:val="0"/>
+          <w:sz w:val="21"/>
+          <w:szCs w:val="21"/>
+          <w14:ligatures w14:val="none"/>
+        </w:rPr>
+        <w:t>=</w:t>
+      </w:r>
+      <w:r>
+        <w:rPr>
+          <w:rFonts w:eastAsia="Times New Roman" w:cs="Times New Roman"/>
+          <w:color w:val="ABB2BF"/>
+          <w:kern w:val="0"/>
+          <w:sz w:val="21"/>
+          <w:szCs w:val="21"/>
+          <w14:ligatures w14:val="none"/>
+        </w:rPr>
+        <w:t xml:space="preserve"> </w:t>
+      </w:r>
+      <w:proofErr w:type="spellStart"/>
+      <w:proofErr w:type="gramStart"/>
+      <w:r>
+        <w:rPr>
+          <w:rFonts w:eastAsia="Times New Roman" w:cs="Times New Roman"/>
+          <w:color w:val="E5C07B"/>
+          <w:kern w:val="0"/>
+          <w:sz w:val="21"/>
+          <w:szCs w:val="21"/>
+          <w14:ligatures w14:val="none"/>
+        </w:rPr>
+        <w:t>models</w:t>
+      </w:r>
+      <w:r>
+        <w:rPr>
+          <w:rFonts w:eastAsia="Times New Roman" w:cs="Times New Roman"/>
+          <w:color w:val="ABB2BF"/>
+          <w:kern w:val="0"/>
+          <w:sz w:val="21"/>
+          <w:szCs w:val="21"/>
+          <w14:ligatures w14:val="none"/>
+        </w:rPr>
+        <w:t>.</w:t>
+      </w:r>
+      <w:r>
+        <w:rPr>
+          <w:rFonts w:eastAsia="Times New Roman" w:cs="Times New Roman"/>
+          <w:color w:val="E5C07B"/>
+          <w:kern w:val="0"/>
+          <w:sz w:val="21"/>
+          <w:szCs w:val="21"/>
+          <w14:ligatures w14:val="none"/>
+        </w:rPr>
+        <w:t>PositiveIntegerField</w:t>
+      </w:r>
+      <w:proofErr w:type="spellEnd"/>
+      <w:proofErr w:type="gramEnd"/>
+      <w:r>
+        <w:rPr>
+          <w:rFonts w:eastAsia="Times New Roman" w:cs="Times New Roman"/>
+          <w:color w:val="ABB2BF"/>
+          <w:kern w:val="0"/>
+          <w:sz w:val="21"/>
+          <w:szCs w:val="21"/>
+          <w14:ligatures w14:val="none"/>
+        </w:rPr>
+        <w:t>()</w:t>
+      </w:r>
+    </w:p>
+    <w:p>
+      <w:pPr>
+        <w:shd w:val="clear" w:color="auto" w:fill="23272E"/>
+        <w:bidi w:val="0"/>
+        <w:spacing w:after="0" w:line="285" w:lineRule="atLeast"/>
+        <w:rPr>
+          <w:rFonts w:eastAsia="Times New Roman" w:cs="Times New Roman"/>
+          <w:color w:val="ABB2BF"/>
+          <w:kern w:val="0"/>
+          <w:sz w:val="21"/>
+          <w:szCs w:val="21"/>
+          <w14:ligatures w14:val="none"/>
+        </w:rPr>
+      </w:pPr>
+      <w:r>
+        <w:rPr>
+          <w:rFonts w:eastAsia="Times New Roman" w:cs="Times New Roman"/>
+          <w:color w:val="ABB2BF"/>
+          <w:kern w:val="0"/>
+          <w:sz w:val="21"/>
+          <w:szCs w:val="21"/>
+          <w14:ligatures w14:val="none"/>
+        </w:rPr>
+        <w:t xml:space="preserve">    </w:t>
+      </w:r>
+      <w:r>
+        <w:rPr>
+          <w:rFonts w:eastAsia="Times New Roman" w:cs="Times New Roman"/>
+          <w:color w:val="E06C75"/>
+          <w:kern w:val="0"/>
+          <w:sz w:val="21"/>
+          <w:szCs w:val="21"/>
+          <w14:ligatures w14:val="none"/>
+        </w:rPr>
+        <w:t>vehicle</w:t>
+      </w:r>
+      <w:r>
+        <w:rPr>
+          <w:rFonts w:eastAsia="Times New Roman" w:cs="Times New Roman"/>
+          <w:color w:val="ABB2BF"/>
+          <w:kern w:val="0"/>
+          <w:sz w:val="21"/>
+          <w:szCs w:val="21"/>
+          <w14:ligatures w14:val="none"/>
+        </w:rPr>
+        <w:t xml:space="preserve"> </w:t>
+      </w:r>
+      <w:r>
+        <w:rPr>
+          <w:rFonts w:eastAsia="Times New Roman" w:cs="Times New Roman"/>
+          <w:color w:val="56B6C2"/>
+          <w:kern w:val="0"/>
+          <w:sz w:val="21"/>
+          <w:szCs w:val="21"/>
+          <w14:ligatures w14:val="none"/>
+        </w:rPr>
+        <w:t>=</w:t>
+      </w:r>
+      <w:r>
+        <w:rPr>
+          <w:rFonts w:eastAsia="Times New Roman" w:cs="Times New Roman"/>
+          <w:color w:val="ABB2BF"/>
+          <w:kern w:val="0"/>
+          <w:sz w:val="21"/>
+          <w:szCs w:val="21"/>
+          <w14:ligatures w14:val="none"/>
+        </w:rPr>
+        <w:t xml:space="preserve"> </w:t>
+      </w:r>
+      <w:proofErr w:type="spellStart"/>
+      <w:proofErr w:type="gramStart"/>
+      <w:r>
+        <w:rPr>
+          <w:rFonts w:eastAsia="Times New Roman" w:cs="Times New Roman"/>
+          <w:color w:val="E5C07B"/>
+          <w:kern w:val="0"/>
+          <w:sz w:val="21"/>
+          <w:szCs w:val="21"/>
+          <w14:ligatures w14:val="none"/>
+        </w:rPr>
+        <w:t>models</w:t>
+      </w:r>
+      <w:r>
+        <w:rPr>
+          <w:rFonts w:eastAsia="Times New Roman" w:cs="Times New Roman"/>
+          <w:color w:val="ABB2BF"/>
+          <w:kern w:val="0"/>
+          <w:sz w:val="21"/>
+          <w:szCs w:val="21"/>
+          <w14:ligatures w14:val="none"/>
+        </w:rPr>
+        <w:t>.</w:t>
+      </w:r>
+      <w:r>
+        <w:rPr>
+          <w:rFonts w:eastAsia="Times New Roman" w:cs="Times New Roman"/>
+          <w:color w:val="E5C07B"/>
+          <w:kern w:val="0"/>
+          <w:sz w:val="21"/>
+          <w:szCs w:val="21"/>
+          <w14:ligatures w14:val="none"/>
+        </w:rPr>
+        <w:t>ForeignKey</w:t>
+      </w:r>
+      <w:proofErr w:type="spellEnd"/>
+      <w:proofErr w:type="gramEnd"/>
+      <w:r>
+        <w:rPr>
+          <w:rFonts w:eastAsia="Times New Roman" w:cs="Times New Roman"/>
+          <w:color w:val="ABB2BF"/>
+          <w:kern w:val="0"/>
+          <w:sz w:val="21"/>
+          <w:szCs w:val="21"/>
+          <w14:ligatures w14:val="none"/>
+        </w:rPr>
+        <w:t>(</w:t>
+      </w:r>
+      <w:r>
+        <w:rPr>
+          <w:rFonts w:eastAsia="Times New Roman" w:cs="Times New Roman"/>
+          <w:color w:val="98C379"/>
+          <w:kern w:val="0"/>
+          <w:sz w:val="21"/>
+          <w:szCs w:val="21"/>
+          <w14:ligatures w14:val="none"/>
+        </w:rPr>
+        <w:t>"</w:t>
+      </w:r>
+      <w:proofErr w:type="spellStart"/>
+      <w:r>
+        <w:rPr>
+          <w:rFonts w:eastAsia="Times New Roman" w:cs="Times New Roman"/>
+          <w:color w:val="98C379"/>
+          <w:kern w:val="0"/>
+          <w:sz w:val="21"/>
+          <w:szCs w:val="21"/>
+          <w14:ligatures w14:val="none"/>
+        </w:rPr>
+        <w:t>VehicleModel</w:t>
+      </w:r>
+      <w:proofErr w:type="spellEnd"/>
+      <w:r>
+        <w:rPr>
+          <w:rFonts w:eastAsia="Times New Roman" w:cs="Times New Roman"/>
+          <w:color w:val="98C379"/>
+          <w:kern w:val="0"/>
+          <w:sz w:val="21"/>
+          <w:szCs w:val="21"/>
+          <w14:ligatures w14:val="none"/>
+        </w:rPr>
+        <w:t>"</w:t>
+      </w:r>
+      <w:r>
+        <w:rPr>
+          <w:rFonts w:eastAsia="Times New Roman" w:cs="Times New Roman"/>
+          <w:color w:val="ABB2BF"/>
+          <w:kern w:val="0"/>
+          <w:sz w:val="21"/>
+          <w:szCs w:val="21"/>
+          <w14:ligatures w14:val="none"/>
+        </w:rPr>
+        <w:t xml:space="preserve">, </w:t>
+      </w:r>
+      <w:proofErr w:type="spellStart"/>
+      <w:r>
+        <w:rPr>
+          <w:rFonts w:eastAsia="Times New Roman" w:cs="Times New Roman"/>
+          <w:color w:val="E06C75"/>
+          <w:kern w:val="0"/>
+          <w:sz w:val="21"/>
+          <w:szCs w:val="21"/>
+          <w14:ligatures w14:val="none"/>
+        </w:rPr>
+        <w:t>on_delete</w:t>
+      </w:r>
+      <w:proofErr w:type="spellEnd"/>
+      <w:r>
+        <w:rPr>
+          <w:rFonts w:eastAsia="Times New Roman" w:cs="Times New Roman"/>
+          <w:color w:val="56B6C2"/>
+          <w:kern w:val="0"/>
+          <w:sz w:val="21"/>
+          <w:szCs w:val="21"/>
+          <w14:ligatures w14:val="none"/>
+        </w:rPr>
+        <w:t>=</w:t>
+      </w:r>
+      <w:proofErr w:type="spellStart"/>
+      <w:r>
+        <w:rPr>
+          <w:rFonts w:eastAsia="Times New Roman" w:cs="Times New Roman"/>
+          <w:color w:val="E5C07B"/>
+          <w:kern w:val="0"/>
+          <w:sz w:val="21"/>
+          <w:szCs w:val="21"/>
+          <w14:ligatures w14:val="none"/>
+        </w:rPr>
+        <w:t>models</w:t>
+      </w:r>
+      <w:r>
+        <w:rPr>
+          <w:rFonts w:eastAsia="Times New Roman" w:cs="Times New Roman"/>
+          <w:color w:val="ABB2BF"/>
+          <w:kern w:val="0"/>
+          <w:sz w:val="21"/>
+          <w:szCs w:val="21"/>
+          <w14:ligatures w14:val="none"/>
+        </w:rPr>
+        <w:t>.</w:t>
+      </w:r>
+      <w:r>
+        <w:rPr>
+          <w:rFonts w:eastAsia="Times New Roman" w:cs="Times New Roman"/>
+          <w:color w:val="61AFEF"/>
+          <w:kern w:val="0"/>
+          <w:sz w:val="21"/>
+          <w:szCs w:val="21"/>
+          <w14:ligatures w14:val="none"/>
+        </w:rPr>
+        <w:t>CASCADE</w:t>
+      </w:r>
+      <w:proofErr w:type="spellEnd"/>
+      <w:r>
+        <w:rPr>
+          <w:rFonts w:eastAsia="Times New Roman" w:cs="Times New Roman"/>
+          <w:color w:val="ABB2BF"/>
+          <w:kern w:val="0"/>
+          <w:sz w:val="21"/>
+          <w:szCs w:val="21"/>
+          <w14:ligatures w14:val="none"/>
+        </w:rPr>
+        <w:t>)</w:t>
+      </w:r>
+    </w:p>
+    <w:p>
+      <w:pPr>
+        <w:shd w:val="clear" w:color="auto" w:fill="23272E"/>
+        <w:bidi w:val="0"/>
+        <w:spacing w:after="0" w:line="285" w:lineRule="atLeast"/>
+        <w:rPr>
+          <w:rFonts w:eastAsia="Times New Roman" w:cs="Times New Roman"/>
+          <w:color w:val="ABB2BF"/>
+          <w:kern w:val="0"/>
+          <w:sz w:val="21"/>
+          <w:szCs w:val="21"/>
+          <w14:ligatures w14:val="none"/>
+        </w:rPr>
+      </w:pPr>
+    </w:p>
+    <w:p>
+      <w:pPr>
+        <w:shd w:val="clear" w:color="auto" w:fill="23272E"/>
+        <w:bidi w:val="0"/>
+        <w:spacing w:after="0" w:line="285" w:lineRule="atLeast"/>
+        <w:rPr>
+          <w:rFonts w:eastAsia="Times New Roman" w:cs="Times New Roman"/>
+          <w:color w:val="ABB2BF"/>
+          <w:kern w:val="0"/>
+          <w:sz w:val="21"/>
+          <w:szCs w:val="21"/>
+          <w14:ligatures w14:val="none"/>
+        </w:rPr>
+      </w:pPr>
+      <w:r>
+        <w:rPr>
+          <w:rFonts w:eastAsia="Times New Roman" w:cs="Times New Roman"/>
+          <w:color w:val="ABB2BF"/>
+          <w:kern w:val="0"/>
+          <w:sz w:val="21"/>
+          <w:szCs w:val="21"/>
+          <w14:ligatures w14:val="none"/>
+        </w:rPr>
+        <w:t xml:space="preserve">    </w:t>
+      </w:r>
+      <w:r>
+        <w:rPr>
+          <w:rFonts w:eastAsia="Times New Roman" w:cs="Times New Roman"/>
+          <w:color w:val="C678DD"/>
+          <w:kern w:val="0"/>
+          <w:sz w:val="21"/>
+          <w:szCs w:val="21"/>
+          <w14:ligatures w14:val="none"/>
+        </w:rPr>
+        <w:t>class</w:t>
+      </w:r>
+      <w:r>
+        <w:rPr>
+          <w:rFonts w:eastAsia="Times New Roman" w:cs="Times New Roman"/>
+          <w:color w:val="ABB2BF"/>
+          <w:kern w:val="0"/>
+          <w:sz w:val="21"/>
+          <w:szCs w:val="21"/>
+          <w14:ligatures w14:val="none"/>
+        </w:rPr>
+        <w:t xml:space="preserve"> </w:t>
+      </w:r>
+      <w:r>
+        <w:rPr>
+          <w:rFonts w:eastAsia="Times New Roman" w:cs="Times New Roman"/>
+          <w:color w:val="E5C07B"/>
+          <w:kern w:val="0"/>
+          <w:sz w:val="21"/>
+          <w:szCs w:val="21"/>
+          <w14:ligatures w14:val="none"/>
+        </w:rPr>
+        <w:t>Meta</w:t>
+      </w:r>
+      <w:r>
+        <w:rPr>
+          <w:rFonts w:eastAsia="Times New Roman" w:cs="Times New Roman"/>
+          <w:color w:val="ABB2BF"/>
+          <w:kern w:val="0"/>
+          <w:sz w:val="21"/>
+          <w:szCs w:val="21"/>
+          <w14:ligatures w14:val="none"/>
+        </w:rPr>
+        <w:t>:</w:t>
+      </w:r>
+    </w:p>
+    <w:p>
+      <w:pPr>
+        <w:shd w:val="clear" w:color="auto" w:fill="23272E"/>
+        <w:bidi w:val="0"/>
+        <w:spacing w:after="0" w:line="285" w:lineRule="atLeast"/>
+        <w:rPr>
+          <w:rFonts w:eastAsia="Times New Roman" w:cs="Times New Roman"/>
+          <w:color w:val="ABB2BF"/>
+          <w:kern w:val="0"/>
+          <w:sz w:val="21"/>
+          <w:szCs w:val="21"/>
+          <w14:ligatures w14:val="none"/>
+        </w:rPr>
+      </w:pPr>
+      <w:r>
+        <w:rPr>
+          <w:rFonts w:eastAsia="Times New Roman" w:cs="Times New Roman"/>
+          <w:color w:val="ABB2BF"/>
+          <w:kern w:val="0"/>
+          <w:sz w:val="21"/>
+          <w:szCs w:val="21"/>
+          <w14:ligatures w14:val="none"/>
+        </w:rPr>
+        <w:t xml:space="preserve">        </w:t>
+      </w:r>
+      <w:r>
+        <w:rPr>
+          <w:rFonts w:eastAsia="Times New Roman" w:cs="Times New Roman"/>
+          <w:color w:val="E06C75"/>
+          <w:kern w:val="0"/>
+          <w:sz w:val="21"/>
+          <w:szCs w:val="21"/>
+          <w14:ligatures w14:val="none"/>
+        </w:rPr>
+        <w:t>constraints</w:t>
+      </w:r>
+      <w:r>
+        <w:rPr>
+          <w:rFonts w:eastAsia="Times New Roman" w:cs="Times New Roman"/>
+          <w:color w:val="ABB2BF"/>
+          <w:kern w:val="0"/>
+          <w:sz w:val="21"/>
+          <w:szCs w:val="21"/>
+          <w14:ligatures w14:val="none"/>
+        </w:rPr>
+        <w:t xml:space="preserve"> </w:t>
+      </w:r>
+      <w:r>
+        <w:rPr>
+          <w:rFonts w:eastAsia="Times New Roman" w:cs="Times New Roman"/>
+          <w:color w:val="56B6C2"/>
+          <w:kern w:val="0"/>
+          <w:sz w:val="21"/>
+          <w:szCs w:val="21"/>
+          <w14:ligatures w14:val="none"/>
+        </w:rPr>
+        <w:t>=</w:t>
+      </w:r>
+      <w:r>
+        <w:rPr>
+          <w:rFonts w:eastAsia="Times New Roman" w:cs="Times New Roman"/>
+          <w:color w:val="ABB2BF"/>
+          <w:kern w:val="0"/>
+          <w:sz w:val="21"/>
+          <w:szCs w:val="21"/>
+          <w14:ligatures w14:val="none"/>
+        </w:rPr>
+        <w:t xml:space="preserve"> [</w:t>
+      </w:r>
+    </w:p>
+    <w:p>
+      <w:pPr>
+        <w:shd w:val="clear" w:color="auto" w:fill="23272E"/>
+        <w:bidi w:val="0"/>
+        <w:spacing w:after="0" w:line="285" w:lineRule="atLeast"/>
+        <w:rPr>
+          <w:rFonts w:eastAsia="Times New Roman" w:cs="Times New Roman"/>
+          <w:color w:val="ABB2BF"/>
+          <w:kern w:val="0"/>
+          <w:sz w:val="21"/>
+          <w:szCs w:val="21"/>
+          <w14:ligatures w14:val="none"/>
+        </w:rPr>
+      </w:pPr>
+      <w:r>
+        <w:rPr>
+          <w:rFonts w:eastAsia="Times New Roman" w:cs="Times New Roman"/>
+          <w:color w:val="ABB2BF"/>
+          <w:kern w:val="0"/>
+          <w:sz w:val="21"/>
+          <w:szCs w:val="21"/>
+          <w14:ligatures w14:val="none"/>
+        </w:rPr>
+        <w:t xml:space="preserve">            </w:t>
+      </w:r>
+      <w:proofErr w:type="spellStart"/>
+      <w:proofErr w:type="gramStart"/>
+      <w:r>
+        <w:rPr>
+          <w:rFonts w:eastAsia="Times New Roman" w:cs="Times New Roman"/>
+          <w:color w:val="E5C07B"/>
+          <w:kern w:val="0"/>
+          <w:sz w:val="21"/>
+          <w:szCs w:val="21"/>
+          <w14:ligatures w14:val="none"/>
+        </w:rPr>
+        <w:t>models</w:t>
+      </w:r>
+      <w:r>
+        <w:rPr>
+          <w:rFonts w:eastAsia="Times New Roman" w:cs="Times New Roman"/>
+          <w:color w:val="ABB2BF"/>
+          <w:kern w:val="0"/>
+          <w:sz w:val="21"/>
+          <w:szCs w:val="21"/>
+          <w14:ligatures w14:val="none"/>
+        </w:rPr>
+        <w:t>.</w:t>
+      </w:r>
+      <w:r>
+        <w:rPr>
+          <w:rFonts w:eastAsia="Times New Roman" w:cs="Times New Roman"/>
+          <w:color w:val="E5C07B"/>
+          <w:kern w:val="0"/>
+          <w:sz w:val="21"/>
+          <w:szCs w:val="21"/>
+          <w14:ligatures w14:val="none"/>
+        </w:rPr>
+        <w:t>UniqueConstraint</w:t>
+      </w:r>
+      <w:proofErr w:type="spellEnd"/>
+      <w:proofErr w:type="gramEnd"/>
+      <w:r>
+        <w:rPr>
+          <w:rFonts w:eastAsia="Times New Roman" w:cs="Times New Roman"/>
+          <w:color w:val="ABB2BF"/>
+          <w:kern w:val="0"/>
+          <w:sz w:val="21"/>
+          <w:szCs w:val="21"/>
+          <w14:ligatures w14:val="none"/>
+        </w:rPr>
+        <w:t>(</w:t>
+      </w:r>
+    </w:p>
+    <w:p>
+      <w:pPr>
+        <w:shd w:val="clear" w:color="auto" w:fill="23272E"/>
+        <w:bidi w:val="0"/>
+        <w:spacing w:after="0" w:line="285" w:lineRule="atLeast"/>
+        <w:rPr>
+          <w:rFonts w:eastAsia="Times New Roman" w:cs="Times New Roman"/>
+          <w:color w:val="ABB2BF"/>
+          <w:kern w:val="0"/>
+          <w:sz w:val="21"/>
+          <w:szCs w:val="21"/>
+          <w14:ligatures w14:val="none"/>
+        </w:rPr>
+      </w:pPr>
+      <w:r>
+        <w:rPr>
+          <w:rFonts w:eastAsia="Times New Roman" w:cs="Times New Roman"/>
+          <w:color w:val="ABB2BF"/>
+          <w:kern w:val="0"/>
+          <w:sz w:val="21"/>
+          <w:szCs w:val="21"/>
+          <w14:ligatures w14:val="none"/>
+        </w:rPr>
+        <w:t xml:space="preserve">                </w:t>
+      </w:r>
+      <w:r>
+        <w:rPr>
+          <w:rFonts w:eastAsia="Times New Roman" w:cs="Times New Roman"/>
+          <w:color w:val="E06C75"/>
+          <w:kern w:val="0"/>
+          <w:sz w:val="21"/>
+          <w:szCs w:val="21"/>
+          <w14:ligatures w14:val="none"/>
+        </w:rPr>
+        <w:t>fields</w:t>
+      </w:r>
+      <w:proofErr w:type="gramStart"/>
+      <w:r>
+        <w:rPr>
+          <w:rFonts w:eastAsia="Times New Roman" w:cs="Times New Roman"/>
+          <w:color w:val="56B6C2"/>
+          <w:kern w:val="0"/>
+          <w:sz w:val="21"/>
+          <w:szCs w:val="21"/>
+          <w14:ligatures w14:val="none"/>
+        </w:rPr>
+        <w:t>=</w:t>
+      </w:r>
+      <w:r>
+        <w:rPr>
+          <w:rFonts w:eastAsia="Times New Roman" w:cs="Times New Roman"/>
+          <w:color w:val="ABB2BF"/>
+          <w:kern w:val="0"/>
+          <w:sz w:val="21"/>
+          <w:szCs w:val="21"/>
+          <w14:ligatures w14:val="none"/>
+        </w:rPr>
+        <w:t>[</w:t>
+      </w:r>
+      <w:proofErr w:type="gramEnd"/>
+      <w:r>
+        <w:rPr>
+          <w:rFonts w:eastAsia="Times New Roman" w:cs="Times New Roman"/>
+          <w:color w:val="98C379"/>
+          <w:kern w:val="0"/>
+          <w:sz w:val="21"/>
+          <w:szCs w:val="21"/>
+          <w14:ligatures w14:val="none"/>
+        </w:rPr>
+        <w:t>"vehicle"</w:t>
+      </w:r>
+      <w:r>
+        <w:rPr>
+          <w:rFonts w:eastAsia="Times New Roman" w:cs="Times New Roman"/>
+          <w:color w:val="ABB2BF"/>
+          <w:kern w:val="0"/>
+          <w:sz w:val="21"/>
+          <w:szCs w:val="21"/>
+          <w14:ligatures w14:val="none"/>
+        </w:rPr>
+        <w:t xml:space="preserve">, </w:t>
+      </w:r>
+      <w:r>
+        <w:rPr>
+          <w:rFonts w:eastAsia="Times New Roman" w:cs="Times New Roman"/>
+          <w:color w:val="98C379"/>
+          <w:kern w:val="0"/>
+          <w:sz w:val="21"/>
+          <w:szCs w:val="21"/>
+          <w14:ligatures w14:val="none"/>
+        </w:rPr>
+        <w:t>"number"</w:t>
+      </w:r>
+      <w:r>
+        <w:rPr>
+          <w:rFonts w:eastAsia="Times New Roman" w:cs="Times New Roman"/>
+          <w:color w:val="ABB2BF"/>
+          <w:kern w:val="0"/>
+          <w:sz w:val="21"/>
+          <w:szCs w:val="21"/>
+          <w14:ligatures w14:val="none"/>
+        </w:rPr>
+        <w:t>],</w:t>
+      </w:r>
+    </w:p>
+    <w:p>
+      <w:pPr>
+        <w:shd w:val="clear" w:color="auto" w:fill="23272E"/>
+        <w:bidi w:val="0"/>
+        <w:spacing w:after="0" w:line="285" w:lineRule="atLeast"/>
+        <w:rPr>
+          <w:rFonts w:eastAsia="Times New Roman" w:cs="Times New Roman"/>
+          <w:color w:val="ABB2BF"/>
+          <w:kern w:val="0"/>
+          <w:sz w:val="21"/>
+          <w:szCs w:val="21"/>
+          <w14:ligatures w14:val="none"/>
+        </w:rPr>
+      </w:pPr>
+      <w:r>
+        <w:rPr>
+          <w:rFonts w:eastAsia="Times New Roman" w:cs="Times New Roman"/>
+          <w:color w:val="ABB2BF"/>
+          <w:kern w:val="0"/>
+          <w:sz w:val="21"/>
+          <w:szCs w:val="21"/>
+          <w14:ligatures w14:val="none"/>
+        </w:rPr>
+        <w:t xml:space="preserve">                </w:t>
+      </w:r>
+      <w:r>
+        <w:rPr>
+          <w:rFonts w:eastAsia="Times New Roman" w:cs="Times New Roman"/>
+          <w:color w:val="E06C75"/>
+          <w:kern w:val="0"/>
+          <w:sz w:val="21"/>
+          <w:szCs w:val="21"/>
+          <w14:ligatures w14:val="none"/>
+        </w:rPr>
+        <w:t>name</w:t>
+      </w:r>
+      <w:r>
+        <w:rPr>
+          <w:rFonts w:eastAsia="Times New Roman" w:cs="Times New Roman"/>
+          <w:color w:val="ABB2BF"/>
+          <w:kern w:val="0"/>
+          <w:sz w:val="21"/>
+          <w:szCs w:val="21"/>
+          <w14:ligatures w14:val="none"/>
+        </w:rPr>
+        <w:t xml:space="preserve"> </w:t>
+      </w:r>
+      <w:r>
+        <w:rPr>
+          <w:rFonts w:eastAsia="Times New Roman" w:cs="Times New Roman"/>
+          <w:color w:val="56B6C2"/>
+          <w:kern w:val="0"/>
+          <w:sz w:val="21"/>
+          <w:szCs w:val="21"/>
+          <w14:ligatures w14:val="none"/>
+        </w:rPr>
+        <w:t>=</w:t>
+      </w:r>
+      <w:r>
+        <w:rPr>
+          <w:rFonts w:eastAsia="Times New Roman" w:cs="Times New Roman"/>
+          <w:color w:val="ABB2BF"/>
+          <w:kern w:val="0"/>
+          <w:sz w:val="21"/>
+          <w:szCs w:val="21"/>
+          <w14:ligatures w14:val="none"/>
+        </w:rPr>
+        <w:t xml:space="preserve"> </w:t>
+      </w:r>
+      <w:r>
+        <w:rPr>
+          <w:rFonts w:eastAsia="Times New Roman" w:cs="Times New Roman"/>
+          <w:color w:val="98C379"/>
+          <w:kern w:val="0"/>
+          <w:sz w:val="21"/>
+          <w:szCs w:val="21"/>
+          <w14:ligatures w14:val="none"/>
+        </w:rPr>
+        <w:t>"</w:t>
+      </w:r>
+      <w:proofErr w:type="spellStart"/>
+      <w:r>
+        <w:rPr>
+          <w:rFonts w:eastAsia="Times New Roman" w:cs="Times New Roman"/>
+          <w:color w:val="98C379"/>
+          <w:kern w:val="0"/>
+          <w:sz w:val="21"/>
+          <w:szCs w:val="21"/>
+          <w14:ligatures w14:val="none"/>
+        </w:rPr>
+        <w:t>unique_seat_number_per_vehicle</w:t>
+      </w:r>
+      <w:proofErr w:type="spellEnd"/>
+      <w:r>
+        <w:rPr>
+          <w:rFonts w:eastAsia="Times New Roman" w:cs="Times New Roman"/>
+          <w:color w:val="98C379"/>
+          <w:kern w:val="0"/>
+          <w:sz w:val="21"/>
+          <w:szCs w:val="21"/>
+          <w14:ligatures w14:val="none"/>
+        </w:rPr>
+        <w:t>"</w:t>
+      </w:r>
+    </w:p>
+    <w:p>
+      <w:pPr>
+        <w:shd w:val="clear" w:color="auto" w:fill="23272E"/>
+        <w:bidi w:val="0"/>
+        <w:spacing w:after="0" w:line="285" w:lineRule="atLeast"/>
+        <w:rPr>
+          <w:rFonts w:eastAsia="Times New Roman" w:cs="Times New Roman"/>
+          <w:color w:val="ABB2BF"/>
+          <w:kern w:val="0"/>
+          <w:sz w:val="21"/>
+          <w:szCs w:val="21"/>
+          <w14:ligatures w14:val="none"/>
+        </w:rPr>
+      </w:pPr>
+      <w:r>
+        <w:rPr>
+          <w:rFonts w:eastAsia="Times New Roman" w:cs="Times New Roman"/>
+          <w:color w:val="ABB2BF"/>
+          <w:kern w:val="0"/>
+          <w:sz w:val="21"/>
+          <w:szCs w:val="21"/>
+          <w14:ligatures w14:val="none"/>
+        </w:rPr>
+        <w:t>            )</w:t>
+      </w:r>
+    </w:p>
+    <w:p>
+      <w:pPr>
+        <w:shd w:val="clear" w:color="auto" w:fill="23272E"/>
+        <w:bidi w:val="0"/>
+        <w:spacing w:after="0" w:line="285" w:lineRule="atLeast"/>
+        <w:rPr>
+          <w:rFonts w:eastAsia="Times New Roman" w:cs="Times New Roman"/>
+          <w:color w:val="ABB2BF"/>
+          <w:kern w:val="0"/>
+          <w:sz w:val="21"/>
+          <w:szCs w:val="21"/>
+          <w14:ligatures w14:val="none"/>
+        </w:rPr>
+      </w:pPr>
+      <w:r>
+        <w:rPr>
+          <w:rFonts w:eastAsia="Times New Roman" w:cs="Times New Roman"/>
+          <w:color w:val="ABB2BF"/>
+          <w:kern w:val="0"/>
+          <w:sz w:val="21"/>
+          <w:szCs w:val="21"/>
+          <w14:ligatures w14:val="none"/>
+        </w:rPr>
+        <w:t>        ]</w:t>
+      </w:r>
+    </w:p>
+    <w:p>
+      <w:pPr>
+        <w:shd w:val="clear" w:color="auto" w:fill="23272E"/>
+        <w:bidi w:val="0"/>
+        <w:spacing w:after="0" w:line="285" w:lineRule="atLeast"/>
+        <w:rPr>
+          <w:rFonts w:eastAsia="Times New Roman" w:cs="Times New Roman"/>
+          <w:color w:val="ABB2BF"/>
+          <w:kern w:val="0"/>
+          <w:sz w:val="21"/>
+          <w:szCs w:val="21"/>
+          <w14:ligatures w14:val="none"/>
+        </w:rPr>
+      </w:pPr>
+      <w:r>
+        <w:rPr>
+          <w:rFonts w:eastAsia="Times New Roman" w:cs="Times New Roman"/>
+          <w:color w:val="ABB2BF"/>
+          <w:kern w:val="0"/>
+          <w:sz w:val="21"/>
+          <w:szCs w:val="21"/>
+          <w14:ligatures w14:val="none"/>
+        </w:rPr>
+        <w:t xml:space="preserve">    </w:t>
+      </w:r>
+      <w:r>
+        <w:rPr>
+          <w:rFonts w:eastAsia="Times New Roman" w:cs="Times New Roman"/>
+          <w:color w:val="C678DD"/>
+          <w:kern w:val="0"/>
+          <w:sz w:val="21"/>
+          <w:szCs w:val="21"/>
+          <w14:ligatures w14:val="none"/>
+        </w:rPr>
+        <w:t>def</w:t>
+      </w:r>
+      <w:r>
+        <w:rPr>
+          <w:rFonts w:eastAsia="Times New Roman" w:cs="Times New Roman"/>
+          <w:color w:val="ABB2BF"/>
+          <w:kern w:val="0"/>
+          <w:sz w:val="21"/>
+          <w:szCs w:val="21"/>
+          <w14:ligatures w14:val="none"/>
+        </w:rPr>
+        <w:t xml:space="preserve"> </w:t>
+      </w:r>
+      <w:r>
+        <w:rPr>
+          <w:rFonts w:eastAsia="Times New Roman" w:cs="Times New Roman"/>
+          <w:color w:val="56B6C2"/>
+          <w:kern w:val="0"/>
+          <w:sz w:val="21"/>
+          <w:szCs w:val="21"/>
+          <w14:ligatures w14:val="none"/>
+        </w:rPr>
+        <w:t>__str__</w:t>
+      </w:r>
+      <w:r>
+        <w:rPr>
+          <w:rFonts w:eastAsia="Times New Roman" w:cs="Times New Roman"/>
+          <w:color w:val="ABB2BF"/>
+          <w:kern w:val="0"/>
+          <w:sz w:val="21"/>
+          <w:szCs w:val="21"/>
+          <w14:ligatures w14:val="none"/>
+        </w:rPr>
+        <w:t>(</w:t>
+      </w:r>
+      <w:r>
+        <w:rPr>
+          <w:rFonts w:eastAsia="Times New Roman" w:cs="Times New Roman"/>
+          <w:color w:val="E5C07B"/>
+          <w:kern w:val="0"/>
+          <w:sz w:val="21"/>
+          <w:szCs w:val="21"/>
+          <w14:ligatures w14:val="none"/>
+        </w:rPr>
+        <w:t>self</w:t>
+      </w:r>
+      <w:r>
+        <w:rPr>
+          <w:rFonts w:eastAsia="Times New Roman" w:cs="Times New Roman"/>
+          <w:color w:val="ABB2BF"/>
+          <w:kern w:val="0"/>
+          <w:sz w:val="21"/>
+          <w:szCs w:val="21"/>
+          <w14:ligatures w14:val="none"/>
+        </w:rPr>
+        <w:t>):</w:t>
+      </w:r>
+    </w:p>
+    <w:p>
+      <w:pPr>
+        <w:shd w:val="clear" w:color="auto" w:fill="23272E"/>
+        <w:bidi w:val="0"/>
+        <w:spacing w:after="0" w:line="285" w:lineRule="atLeast"/>
+        <w:rPr>
+          <w:rFonts w:eastAsia="Times New Roman" w:cs="Times New Roman"/>
+          <w:color w:val="ABB2BF"/>
+          <w:kern w:val="0"/>
+          <w:sz w:val="21"/>
+          <w:szCs w:val="21"/>
+          <w14:ligatures w14:val="none"/>
+        </w:rPr>
+      </w:pPr>
+      <w:r>
+        <w:rPr>
+          <w:rFonts w:eastAsia="Times New Roman" w:cs="Times New Roman"/>
+          <w:color w:val="ABB2BF"/>
+          <w:kern w:val="0"/>
+          <w:sz w:val="21"/>
+          <w:szCs w:val="21"/>
+          <w14:ligatures w14:val="none"/>
+        </w:rPr>
+        <w:t xml:space="preserve">        </w:t>
+      </w:r>
+      <w:r>
+        <w:rPr>
+          <w:rFonts w:eastAsia="Times New Roman" w:cs="Times New Roman"/>
+          <w:color w:val="C678DD"/>
+          <w:kern w:val="0"/>
+          <w:sz w:val="21"/>
+          <w:szCs w:val="21"/>
+          <w14:ligatures w14:val="none"/>
+        </w:rPr>
+        <w:t>return</w:t>
+      </w:r>
+      <w:r>
+        <w:rPr>
+          <w:rFonts w:eastAsia="Times New Roman" w:cs="Times New Roman"/>
+          <w:color w:val="ABB2BF"/>
+          <w:kern w:val="0"/>
+          <w:sz w:val="21"/>
+          <w:szCs w:val="21"/>
+          <w14:ligatures w14:val="none"/>
+        </w:rPr>
+        <w:t xml:space="preserve"> </w:t>
+      </w:r>
+      <w:r>
+        <w:rPr>
+          <w:rFonts w:eastAsia="Times New Roman" w:cs="Times New Roman"/>
+          <w:color w:val="C678DD"/>
+          <w:kern w:val="0"/>
+          <w:sz w:val="21"/>
+          <w:szCs w:val="21"/>
+          <w14:ligatures w14:val="none"/>
+        </w:rPr>
+        <w:t>f</w:t>
+      </w:r>
+      <w:r>
+        <w:rPr>
+          <w:rFonts w:eastAsia="Times New Roman" w:cs="Times New Roman"/>
+          <w:color w:val="98C379"/>
+          <w:kern w:val="0"/>
+          <w:sz w:val="21"/>
+          <w:szCs w:val="21"/>
+          <w14:ligatures w14:val="none"/>
+        </w:rPr>
+        <w:t>"</w:t>
+      </w:r>
+      <w:r>
+        <w:rPr>
+          <w:rFonts w:eastAsia="Times New Roman" w:cs="Times New Roman"/>
+          <w:color w:val="D19A66"/>
+          <w:kern w:val="0"/>
+          <w:sz w:val="21"/>
+          <w:szCs w:val="21"/>
+          <w14:ligatures w14:val="none"/>
+        </w:rPr>
+        <w:t>{</w:t>
+      </w:r>
+      <w:proofErr w:type="spellStart"/>
+      <w:proofErr w:type="gramStart"/>
+      <w:r>
+        <w:rPr>
+          <w:rFonts w:eastAsia="Times New Roman" w:cs="Times New Roman"/>
+          <w:color w:val="E5C07B"/>
+          <w:kern w:val="0"/>
+          <w:sz w:val="21"/>
+          <w:szCs w:val="21"/>
+          <w14:ligatures w14:val="none"/>
+        </w:rPr>
+        <w:t>self</w:t>
+      </w:r>
+      <w:r>
+        <w:rPr>
+          <w:rFonts w:eastAsia="Times New Roman" w:cs="Times New Roman"/>
+          <w:color w:val="ABB2BF"/>
+          <w:kern w:val="0"/>
+          <w:sz w:val="21"/>
+          <w:szCs w:val="21"/>
+          <w14:ligatures w14:val="none"/>
+        </w:rPr>
+        <w:t>.</w:t>
+      </w:r>
+      <w:r>
+        <w:rPr>
+          <w:rFonts w:eastAsia="Times New Roman" w:cs="Times New Roman"/>
+          <w:color w:val="E06C75"/>
+          <w:kern w:val="0"/>
+          <w:sz w:val="21"/>
+          <w:szCs w:val="21"/>
+          <w14:ligatures w14:val="none"/>
+        </w:rPr>
+        <w:t>number</w:t>
+      </w:r>
+      <w:proofErr w:type="spellEnd"/>
+      <w:proofErr w:type="gramEnd"/>
+      <w:r>
+        <w:rPr>
+          <w:rFonts w:eastAsia="Times New Roman" w:cs="Times New Roman"/>
+          <w:color w:val="D19A66"/>
+          <w:kern w:val="0"/>
+          <w:sz w:val="21"/>
+          <w:szCs w:val="21"/>
+          <w14:ligatures w14:val="none"/>
+        </w:rPr>
+        <w:t>}</w:t>
+      </w:r>
+      <w:r>
+        <w:rPr>
+          <w:rFonts w:eastAsia="Times New Roman" w:cs="Times New Roman"/>
+          <w:color w:val="98C379"/>
+          <w:kern w:val="0"/>
+          <w:sz w:val="21"/>
+          <w:szCs w:val="21"/>
+          <w14:ligatures w14:val="none"/>
+        </w:rPr>
+        <w:t xml:space="preserve"> from </w:t>
+      </w:r>
+      <w:r>
+        <w:rPr>
+          <w:rFonts w:eastAsia="Times New Roman" w:cs="Times New Roman"/>
+          <w:color w:val="D19A66"/>
+          <w:kern w:val="0"/>
+          <w:sz w:val="21"/>
+          <w:szCs w:val="21"/>
+          <w14:ligatures w14:val="none"/>
+        </w:rPr>
+        <w:t>{</w:t>
+      </w:r>
+      <w:proofErr w:type="spellStart"/>
+      <w:r>
+        <w:rPr>
+          <w:rFonts w:eastAsia="Times New Roman" w:cs="Times New Roman"/>
+          <w:color w:val="E5C07B"/>
+          <w:kern w:val="0"/>
+          <w:sz w:val="21"/>
+          <w:szCs w:val="21"/>
+          <w14:ligatures w14:val="none"/>
+        </w:rPr>
+        <w:t>self</w:t>
+      </w:r>
+      <w:r>
+        <w:rPr>
+          <w:rFonts w:eastAsia="Times New Roman" w:cs="Times New Roman"/>
+          <w:color w:val="ABB2BF"/>
+          <w:kern w:val="0"/>
+          <w:sz w:val="21"/>
+          <w:szCs w:val="21"/>
+          <w14:ligatures w14:val="none"/>
+        </w:rPr>
+        <w:t>.</w:t>
+      </w:r>
+      <w:r>
+        <w:rPr>
+          <w:rFonts w:eastAsia="Times New Roman" w:cs="Times New Roman"/>
+          <w:color w:val="E06C75"/>
+          <w:kern w:val="0"/>
+          <w:sz w:val="21"/>
+          <w:szCs w:val="21"/>
+          <w14:ligatures w14:val="none"/>
+        </w:rPr>
+        <w:t>vehicle</w:t>
+      </w:r>
+      <w:r>
+        <w:rPr>
+          <w:rFonts w:eastAsia="Times New Roman" w:cs="Times New Roman"/>
+          <w:color w:val="ABB2BF"/>
+          <w:kern w:val="0"/>
+          <w:sz w:val="21"/>
+          <w:szCs w:val="21"/>
+          <w14:ligatures w14:val="none"/>
+        </w:rPr>
+        <w:t>.type</w:t>
+      </w:r>
+      <w:proofErr w:type="spellEnd"/>
+      <w:r>
+        <w:rPr>
+          <w:rFonts w:eastAsia="Times New Roman" w:cs="Times New Roman"/>
+          <w:color w:val="D19A66"/>
+          <w:kern w:val="0"/>
+          <w:sz w:val="21"/>
+          <w:szCs w:val="21"/>
+          <w14:ligatures w14:val="none"/>
+        </w:rPr>
+        <w:t>}</w:t>
+      </w:r>
+      <w:r>
+        <w:rPr>
+          <w:rFonts w:eastAsia="Times New Roman" w:cs="Times New Roman"/>
+          <w:color w:val="98C379"/>
+          <w:kern w:val="0"/>
+          <w:sz w:val="21"/>
+          <w:szCs w:val="21"/>
+          <w14:ligatures w14:val="none"/>
+        </w:rPr>
+        <w:t xml:space="preserve"> - </w:t>
+      </w:r>
+      <w:r>
+        <w:rPr>
+          <w:rFonts w:eastAsia="Times New Roman" w:cs="Times New Roman"/>
+          <w:color w:val="D19A66"/>
+          <w:kern w:val="0"/>
+          <w:sz w:val="21"/>
+          <w:szCs w:val="21"/>
+          <w14:ligatures w14:val="none"/>
+        </w:rPr>
+        <w:t>{</w:t>
+      </w:r>
+      <w:proofErr w:type="spellStart"/>
+      <w:r>
+        <w:rPr>
+          <w:rFonts w:eastAsia="Times New Roman" w:cs="Times New Roman"/>
+          <w:color w:val="E5C07B"/>
+          <w:kern w:val="0"/>
+          <w:sz w:val="21"/>
+          <w:szCs w:val="21"/>
+          <w14:ligatures w14:val="none"/>
+        </w:rPr>
+        <w:t>self</w:t>
+      </w:r>
+      <w:r>
+        <w:rPr>
+          <w:rFonts w:eastAsia="Times New Roman" w:cs="Times New Roman"/>
+          <w:color w:val="ABB2BF"/>
+          <w:kern w:val="0"/>
+          <w:sz w:val="21"/>
+          <w:szCs w:val="21"/>
+          <w14:ligatures w14:val="none"/>
+        </w:rPr>
+        <w:t>.</w:t>
+      </w:r>
+      <w:r>
+        <w:rPr>
+          <w:rFonts w:eastAsia="Times New Roman" w:cs="Times New Roman"/>
+          <w:color w:val="E06C75"/>
+          <w:kern w:val="0"/>
+          <w:sz w:val="21"/>
+          <w:szCs w:val="21"/>
+          <w14:ligatures w14:val="none"/>
+        </w:rPr>
+        <w:t>vehicle</w:t>
+      </w:r>
+      <w:r>
+        <w:rPr>
+          <w:rFonts w:eastAsia="Times New Roman" w:cs="Times New Roman"/>
+          <w:color w:val="ABB2BF"/>
+          <w:kern w:val="0"/>
+          <w:sz w:val="21"/>
+          <w:szCs w:val="21"/>
+          <w14:ligatures w14:val="none"/>
+        </w:rPr>
+        <w:t>.model</w:t>
+      </w:r>
+      <w:proofErr w:type="spellEnd"/>
+      <w:r>
+        <w:rPr>
+          <w:rFonts w:eastAsia="Times New Roman" w:cs="Times New Roman"/>
+          <w:color w:val="D19A66"/>
+          <w:kern w:val="0"/>
+          <w:sz w:val="21"/>
+          <w:szCs w:val="21"/>
+          <w14:ligatures w14:val="none"/>
+        </w:rPr>
+        <w:t>}</w:t>
+      </w:r>
+      <w:r>
+        <w:rPr>
+          <w:rFonts w:eastAsia="Times New Roman" w:cs="Times New Roman"/>
+          <w:color w:val="98C379"/>
+          <w:kern w:val="0"/>
+          <w:sz w:val="21"/>
+          <w:szCs w:val="21"/>
+          <w14:ligatures w14:val="none"/>
+        </w:rPr>
+        <w:t>"</w:t>
+      </w:r>
+    </w:p>
+    <w:p>
+      <w:pPr>
+        <w:rPr>
+          <w:rtl/>
+          <w:lang w:bidi="fa-IR"/>
+        </w:rPr>
+      </w:pPr>
+    </w:p>
+    <w:p>
+      <w:pPr>
+        <w:rPr>
+          <w:rFonts w:hint="cs"/>
           <w:lang w:bidi="fa-IR"/>
         </w:rPr>
       </w:pPr>

--- a/ticketing.docx
+++ b/ticketing.docx
@@ -2580,7 +2580,6 @@
         <w:t xml:space="preserve"> </w:t>
       </w:r>
       <w:proofErr w:type="spellStart"/>
-      <w:proofErr w:type="gramStart"/>
       <w:r>
         <w:rPr>
           <w:rFonts w:eastAsia="Times New Roman" w:cs="Times New Roman"/>
@@ -2614,7 +2613,6 @@
         </w:rPr>
         <w:t>core</w:t>
       </w:r>
-      <w:proofErr w:type="gramEnd"/>
       <w:r>
         <w:rPr>
           <w:rFonts w:eastAsia="Times New Roman" w:cs="Times New Roman"/>
@@ -2722,7 +2720,6 @@
         <w:t xml:space="preserve"> </w:t>
       </w:r>
       <w:proofErr w:type="spellStart"/>
-      <w:proofErr w:type="gramStart"/>
       <w:r>
         <w:rPr>
           <w:rFonts w:eastAsia="Times New Roman" w:cs="Times New Roman"/>
@@ -2756,7 +2753,6 @@
         </w:rPr>
         <w:t>core</w:t>
       </w:r>
-      <w:proofErr w:type="gramEnd"/>
       <w:r>
         <w:rPr>
           <w:rFonts w:eastAsia="Times New Roman" w:cs="Times New Roman"/>
@@ -2920,7 +2916,6 @@
         <w:t>(</w:t>
       </w:r>
       <w:proofErr w:type="spellStart"/>
-      <w:proofErr w:type="gramStart"/>
       <w:r>
         <w:rPr>
           <w:rFonts w:eastAsia="Times New Roman" w:cs="Times New Roman"/>
@@ -2955,7 +2950,6 @@
         <w:t>Model</w:t>
       </w:r>
       <w:proofErr w:type="spellEnd"/>
-      <w:proofErr w:type="gramEnd"/>
       <w:r>
         <w:rPr>
           <w:rFonts w:eastAsia="Times New Roman" w:cs="Times New Roman"/>
@@ -3040,7 +3034,6 @@
         <w:t xml:space="preserve"> </w:t>
       </w:r>
       <w:proofErr w:type="spellStart"/>
-      <w:proofErr w:type="gramStart"/>
       <w:r>
         <w:rPr>
           <w:rFonts w:eastAsia="Times New Roman" w:cs="Times New Roman"/>
@@ -3075,7 +3068,6 @@
         <w:t>ForeignKey</w:t>
       </w:r>
       <w:proofErr w:type="spellEnd"/>
-      <w:proofErr w:type="gramEnd"/>
       <w:r>
         <w:rPr>
           <w:rFonts w:eastAsia="Times New Roman" w:cs="Times New Roman"/>
@@ -3276,7 +3268,6 @@
         <w:t xml:space="preserve"> </w:t>
       </w:r>
       <w:proofErr w:type="spellStart"/>
-      <w:proofErr w:type="gramStart"/>
       <w:r>
         <w:rPr>
           <w:rFonts w:eastAsia="Times New Roman" w:cs="Times New Roman"/>
@@ -3311,7 +3302,6 @@
         <w:t>ForeignKey</w:t>
       </w:r>
       <w:proofErr w:type="spellEnd"/>
-      <w:proofErr w:type="gramEnd"/>
       <w:r>
         <w:rPr>
           <w:rFonts w:eastAsia="Times New Roman" w:cs="Times New Roman"/>
@@ -3527,7 +3517,6 @@
         <w:t xml:space="preserve"> </w:t>
       </w:r>
       <w:proofErr w:type="spellStart"/>
-      <w:proofErr w:type="gramStart"/>
       <w:r>
         <w:rPr>
           <w:rFonts w:eastAsia="Times New Roman" w:cs="Times New Roman"/>
@@ -3562,7 +3551,6 @@
         <w:t>DateTimeField</w:t>
       </w:r>
       <w:proofErr w:type="spellEnd"/>
-      <w:proofErr w:type="gramEnd"/>
       <w:r>
         <w:rPr>
           <w:rFonts w:eastAsia="Times New Roman" w:cs="Times New Roman"/>
@@ -3647,7 +3635,6 @@
         <w:t xml:space="preserve"> </w:t>
       </w:r>
       <w:proofErr w:type="spellStart"/>
-      <w:proofErr w:type="gramStart"/>
       <w:r>
         <w:rPr>
           <w:rFonts w:eastAsia="Times New Roman" w:cs="Times New Roman"/>
@@ -3682,7 +3669,6 @@
         <w:t>DateTimeField</w:t>
       </w:r>
       <w:proofErr w:type="spellEnd"/>
-      <w:proofErr w:type="gramEnd"/>
       <w:r>
         <w:rPr>
           <w:rFonts w:eastAsia="Times New Roman" w:cs="Times New Roman"/>
@@ -3780,7 +3766,6 @@
         <w:t xml:space="preserve"> </w:t>
       </w:r>
       <w:proofErr w:type="spellStart"/>
-      <w:proofErr w:type="gramStart"/>
       <w:r>
         <w:rPr>
           <w:rFonts w:eastAsia="Times New Roman" w:cs="Times New Roman"/>
@@ -3815,7 +3800,6 @@
         <w:t>DecimalField</w:t>
       </w:r>
       <w:proofErr w:type="spellEnd"/>
-      <w:proofErr w:type="gramEnd"/>
       <w:r>
         <w:rPr>
           <w:rFonts w:eastAsia="Times New Roman" w:cs="Times New Roman"/>
@@ -4154,7 +4138,6 @@
         <w:t xml:space="preserve"> </w:t>
       </w:r>
       <w:proofErr w:type="spellStart"/>
-      <w:proofErr w:type="gramStart"/>
       <w:r>
         <w:rPr>
           <w:rFonts w:eastAsia="Times New Roman" w:cs="Times New Roman"/>
@@ -4186,19 +4169,7 @@
           <w:szCs w:val="21"/>
           <w14:ligatures w14:val="none"/>
         </w:rPr>
-        <w:t>origin</w:t>
-      </w:r>
-      <w:proofErr w:type="gramEnd"/>
-      <w:r>
-        <w:rPr>
-          <w:rFonts w:eastAsia="Times New Roman" w:cs="Times New Roman"/>
-          <w:color w:val="E06C75"/>
-          <w:kern w:val="0"/>
-          <w:sz w:val="21"/>
-          <w:szCs w:val="21"/>
-          <w14:ligatures w14:val="none"/>
-        </w:rPr>
-        <w:t>_terminal</w:t>
+        <w:t>origin_terminal</w:t>
       </w:r>
       <w:proofErr w:type="spellEnd"/>
       <w:r>
@@ -4329,7 +4300,6 @@
         <w:t xml:space="preserve"> </w:t>
       </w:r>
       <w:proofErr w:type="spellStart"/>
-      <w:proofErr w:type="gramStart"/>
       <w:r>
         <w:rPr>
           <w:rFonts w:eastAsia="Times New Roman" w:cs="Times New Roman"/>
@@ -4353,7 +4323,6 @@
         </w:rPr>
         <w:t>(</w:t>
       </w:r>
-      <w:proofErr w:type="gramEnd"/>
     </w:p>
     <w:p>
       <w:pPr>
@@ -4615,7 +4584,6 @@
         <w:t xml:space="preserve"> </w:t>
       </w:r>
       <w:proofErr w:type="spellStart"/>
-      <w:proofErr w:type="gramStart"/>
       <w:r>
         <w:rPr>
           <w:rFonts w:eastAsia="Times New Roman" w:cs="Times New Roman"/>
@@ -4647,19 +4615,7 @@
           <w:szCs w:val="21"/>
           <w14:ligatures w14:val="none"/>
         </w:rPr>
-        <w:t>start</w:t>
-      </w:r>
-      <w:proofErr w:type="gramEnd"/>
-      <w:r>
-        <w:rPr>
-          <w:rFonts w:eastAsia="Times New Roman" w:cs="Times New Roman"/>
-          <w:color w:val="E06C75"/>
-          <w:kern w:val="0"/>
-          <w:sz w:val="21"/>
-          <w:szCs w:val="21"/>
-          <w14:ligatures w14:val="none"/>
-        </w:rPr>
-        <w:t>_datetime</w:t>
+        <w:t>start_datetime</w:t>
       </w:r>
       <w:proofErr w:type="spellEnd"/>
       <w:r>
@@ -4722,7 +4678,6 @@
         <w:t xml:space="preserve"> </w:t>
       </w:r>
       <w:proofErr w:type="spellStart"/>
-      <w:proofErr w:type="gramStart"/>
       <w:r>
         <w:rPr>
           <w:rFonts w:eastAsia="Times New Roman" w:cs="Times New Roman"/>
@@ -4746,7 +4701,6 @@
         </w:rPr>
         <w:t>(</w:t>
       </w:r>
-      <w:proofErr w:type="gramEnd"/>
     </w:p>
     <w:p>
       <w:pPr>
@@ -4941,7 +4895,6 @@
         </w:rPr>
         <w:t xml:space="preserve"> </w:t>
       </w:r>
-      <w:proofErr w:type="gramStart"/>
       <w:r>
         <w:rPr>
           <w:rFonts w:eastAsia="Times New Roman" w:cs="Times New Roman"/>
@@ -4964,7 +4917,6 @@
         </w:rPr>
         <w:t>(</w:t>
       </w:r>
-      <w:proofErr w:type="gramEnd"/>
       <w:r>
         <w:rPr>
           <w:rFonts w:eastAsia="Times New Roman" w:cs="Times New Roman"/>
@@ -5062,7 +5014,6 @@
         <w:t xml:space="preserve">        </w:t>
       </w:r>
       <w:proofErr w:type="spellStart"/>
-      <w:proofErr w:type="gramStart"/>
       <w:r>
         <w:rPr>
           <w:rFonts w:eastAsia="Times New Roman" w:cs="Times New Roman"/>
@@ -5094,19 +5045,7 @@
           <w:szCs w:val="21"/>
           <w14:ligatures w14:val="none"/>
         </w:rPr>
-        <w:t>full</w:t>
-      </w:r>
-      <w:proofErr w:type="gramEnd"/>
-      <w:r>
-        <w:rPr>
-          <w:rFonts w:eastAsia="Times New Roman" w:cs="Times New Roman"/>
-          <w:color w:val="61AFEF"/>
-          <w:kern w:val="0"/>
-          <w:sz w:val="21"/>
-          <w:szCs w:val="21"/>
-          <w14:ligatures w14:val="none"/>
-        </w:rPr>
-        <w:t>_clean</w:t>
+        <w:t>full_clean</w:t>
       </w:r>
       <w:proofErr w:type="spellEnd"/>
       <w:r>
@@ -5146,7 +5085,6 @@
         </w:rPr>
         <w:t xml:space="preserve">        </w:t>
       </w:r>
-      <w:proofErr w:type="gramStart"/>
       <w:r>
         <w:rPr>
           <w:rFonts w:eastAsia="Times New Roman" w:cs="Times New Roman"/>
@@ -5167,19 +5105,7 @@
           <w:szCs w:val="21"/>
           <w14:ligatures w14:val="none"/>
         </w:rPr>
-        <w:t>(</w:t>
-      </w:r>
-      <w:proofErr w:type="gramEnd"/>
-      <w:r>
-        <w:rPr>
-          <w:rFonts w:eastAsia="Times New Roman" w:cs="Times New Roman"/>
-          <w:color w:val="ABB2BF"/>
-          <w:kern w:val="0"/>
-          <w:sz w:val="21"/>
-          <w:szCs w:val="21"/>
-          <w14:ligatures w14:val="none"/>
-        </w:rPr>
-        <w:t>).</w:t>
+        <w:t>().</w:t>
       </w:r>
       <w:r>
         <w:rPr>
@@ -5371,7 +5297,6 @@
         <w:t xml:space="preserve"> </w:t>
       </w:r>
       <w:proofErr w:type="spellStart"/>
-      <w:proofErr w:type="gramStart"/>
       <w:r>
         <w:rPr>
           <w:rFonts w:eastAsia="Times New Roman" w:cs="Times New Roman"/>
@@ -5406,7 +5331,6 @@
         <w:t>DecimalField</w:t>
       </w:r>
       <w:proofErr w:type="spellEnd"/>
-      <w:proofErr w:type="gramEnd"/>
       <w:r>
         <w:rPr>
           <w:rFonts w:eastAsia="Times New Roman" w:cs="Times New Roman"/>
@@ -5761,7 +5685,7 @@
                     <pic:cNvPicPr/>
                   </pic:nvPicPr>
                   <pic:blipFill>
-                    <a:blip r:embed="rId5"/>
+                    <a:blip r:embed="rId7"/>
                     <a:stretch>
                       <a:fillRect/>
                     </a:stretch>
@@ -5811,7 +5735,7 @@
                     <pic:cNvPicPr/>
                   </pic:nvPicPr>
                   <pic:blipFill>
-                    <a:blip r:embed="rId6"/>
+                    <a:blip r:embed="rId8"/>
                     <a:stretch>
                       <a:fillRect/>
                     </a:stretch>
@@ -5977,7 +5901,6 @@
         </w:rPr>
       </w:pPr>
       <w:proofErr w:type="spellStart"/>
-      <w:proofErr w:type="gramStart"/>
       <w:r>
         <w:rPr>
           <w:lang w:bidi="fa-IR"/>
@@ -5985,7 +5908,6 @@
         <w:t>tripsModel.objects.create</w:t>
       </w:r>
       <w:proofErr w:type="spellEnd"/>
-      <w:proofErr w:type="gramEnd"/>
       <w:r>
         <w:rPr>
           <w:lang w:bidi="fa-IR"/>
@@ -6140,7 +6062,6 @@
         </w:rPr>
         <w:t xml:space="preserve"> </w:t>
       </w:r>
-      <w:proofErr w:type="gramStart"/>
       <w:r>
         <w:rPr>
           <w:rFonts w:eastAsia="Times New Roman" w:cs="Times New Roman"/>
@@ -6163,7 +6084,6 @@
         </w:rPr>
         <w:t>(</w:t>
       </w:r>
-      <w:proofErr w:type="gramEnd"/>
       <w:r>
         <w:rPr>
           <w:rFonts w:eastAsia="Times New Roman" w:cs="Times New Roman"/>
@@ -6261,7 +6181,6 @@
         <w:t xml:space="preserve">        </w:t>
       </w:r>
       <w:proofErr w:type="spellStart"/>
-      <w:proofErr w:type="gramStart"/>
       <w:r>
         <w:rPr>
           <w:rFonts w:eastAsia="Times New Roman" w:cs="Times New Roman"/>
@@ -6293,19 +6212,7 @@
           <w:szCs w:val="21"/>
           <w14:ligatures w14:val="none"/>
         </w:rPr>
-        <w:t>full</w:t>
-      </w:r>
-      <w:proofErr w:type="gramEnd"/>
-      <w:r>
-        <w:rPr>
-          <w:rFonts w:eastAsia="Times New Roman" w:cs="Times New Roman"/>
-          <w:color w:val="61AFEF"/>
-          <w:kern w:val="0"/>
-          <w:sz w:val="21"/>
-          <w:szCs w:val="21"/>
-          <w14:ligatures w14:val="none"/>
-        </w:rPr>
-        <w:t>_clean</w:t>
+        <w:t>full_clean</w:t>
       </w:r>
       <w:proofErr w:type="spellEnd"/>
       <w:r>
@@ -6345,7 +6252,6 @@
         </w:rPr>
         <w:t xml:space="preserve">        </w:t>
       </w:r>
-      <w:proofErr w:type="gramStart"/>
       <w:r>
         <w:rPr>
           <w:rFonts w:eastAsia="Times New Roman" w:cs="Times New Roman"/>
@@ -6366,19 +6272,7 @@
           <w:szCs w:val="21"/>
           <w14:ligatures w14:val="none"/>
         </w:rPr>
-        <w:t>(</w:t>
-      </w:r>
-      <w:proofErr w:type="gramEnd"/>
-      <w:r>
-        <w:rPr>
-          <w:rFonts w:eastAsia="Times New Roman" w:cs="Times New Roman"/>
-          <w:color w:val="ABB2BF"/>
-          <w:kern w:val="0"/>
-          <w:sz w:val="21"/>
-          <w:szCs w:val="21"/>
-          <w14:ligatures w14:val="none"/>
-        </w:rPr>
-        <w:t>).</w:t>
+        <w:t>().</w:t>
       </w:r>
       <w:r>
         <w:rPr>
@@ -6583,7 +6477,6 @@
         <w:t xml:space="preserve"> </w:t>
       </w:r>
       <w:proofErr w:type="spellStart"/>
-      <w:proofErr w:type="gramStart"/>
       <w:r>
         <w:rPr>
           <w:rFonts w:eastAsia="Times New Roman" w:cs="Times New Roman"/>
@@ -6608,7 +6501,6 @@
         <w:t>(</w:t>
       </w:r>
       <w:proofErr w:type="spellStart"/>
-      <w:proofErr w:type="gramEnd"/>
       <w:r>
         <w:rPr>
           <w:rFonts w:eastAsia="Times New Roman" w:cs="Times New Roman"/>
@@ -6705,7 +6597,6 @@
         <w:t>(</w:t>
       </w:r>
       <w:proofErr w:type="spellStart"/>
-      <w:proofErr w:type="gramStart"/>
       <w:r>
         <w:rPr>
           <w:rFonts w:eastAsia="Times New Roman" w:cs="Times New Roman"/>
@@ -6740,7 +6631,6 @@
         <w:t>TextChoices</w:t>
       </w:r>
       <w:proofErr w:type="spellEnd"/>
-      <w:proofErr w:type="gramEnd"/>
       <w:r>
         <w:rPr>
           <w:rFonts w:eastAsia="Times New Roman" w:cs="Times New Roman"/>
@@ -7031,7 +6921,6 @@
         <w:t xml:space="preserve"> </w:t>
       </w:r>
       <w:proofErr w:type="spellStart"/>
-      <w:proofErr w:type="gramStart"/>
       <w:r>
         <w:rPr>
           <w:rFonts w:eastAsia="Times New Roman" w:cs="Times New Roman"/>
@@ -7066,7 +6955,6 @@
         <w:t>CharField</w:t>
       </w:r>
       <w:proofErr w:type="spellEnd"/>
-      <w:proofErr w:type="gramEnd"/>
       <w:r>
         <w:rPr>
           <w:rFonts w:eastAsia="Times New Roman" w:cs="Times New Roman"/>
@@ -7437,7 +7325,6 @@
         <w:t xml:space="preserve"> </w:t>
       </w:r>
       <w:proofErr w:type="spellStart"/>
-      <w:proofErr w:type="gramStart"/>
       <w:r>
         <w:rPr>
           <w:rFonts w:eastAsia="Times New Roman" w:cs="Times New Roman"/>
@@ -7472,7 +7359,6 @@
         <w:t>CharField</w:t>
       </w:r>
       <w:proofErr w:type="spellEnd"/>
-      <w:proofErr w:type="gramEnd"/>
       <w:r>
         <w:rPr>
           <w:rFonts w:eastAsia="Times New Roman" w:cs="Times New Roman"/>
@@ -8133,7 +8019,6 @@
         <w:t>{</w:t>
       </w:r>
       <w:proofErr w:type="spellStart"/>
-      <w:proofErr w:type="gramStart"/>
       <w:r>
         <w:rPr>
           <w:rFonts w:eastAsia="Times New Roman" w:cs="Times New Roman"/>
@@ -8168,7 +8053,6 @@
         <w:t>username</w:t>
       </w:r>
       <w:proofErr w:type="spellEnd"/>
-      <w:proofErr w:type="gramEnd"/>
       <w:r>
         <w:rPr>
           <w:rFonts w:eastAsia="Times New Roman" w:cs="Times New Roman"/>
@@ -8483,7 +8367,6 @@
         <w:t>(</w:t>
       </w:r>
       <w:proofErr w:type="spellStart"/>
-      <w:proofErr w:type="gramStart"/>
       <w:r>
         <w:rPr>
           <w:rFonts w:eastAsia="Times New Roman" w:cs="Times New Roman"/>
@@ -8518,7 +8401,6 @@
         <w:t>Model</w:t>
       </w:r>
       <w:proofErr w:type="spellEnd"/>
-      <w:proofErr w:type="gramEnd"/>
       <w:r>
         <w:rPr>
           <w:rFonts w:eastAsia="Times New Roman" w:cs="Times New Roman"/>
@@ -8601,7 +8483,6 @@
         <w:t xml:space="preserve"> </w:t>
       </w:r>
       <w:proofErr w:type="spellStart"/>
-      <w:proofErr w:type="gramStart"/>
       <w:r>
         <w:rPr>
           <w:rFonts w:eastAsia="Times New Roman" w:cs="Times New Roman"/>
@@ -8636,7 +8517,6 @@
         <w:t>PositiveIntegerField</w:t>
       </w:r>
       <w:proofErr w:type="spellEnd"/>
-      <w:proofErr w:type="gramEnd"/>
       <w:r>
         <w:rPr>
           <w:rFonts w:eastAsia="Times New Roman" w:cs="Times New Roman"/>
@@ -8719,7 +8599,6 @@
         <w:t xml:space="preserve"> </w:t>
       </w:r>
       <w:proofErr w:type="spellStart"/>
-      <w:proofErr w:type="gramStart"/>
       <w:r>
         <w:rPr>
           <w:rFonts w:eastAsia="Times New Roman" w:cs="Times New Roman"/>
@@ -8754,7 +8633,6 @@
         <w:t>ForeignKey</w:t>
       </w:r>
       <w:proofErr w:type="spellEnd"/>
-      <w:proofErr w:type="gramEnd"/>
       <w:r>
         <w:rPr>
           <w:rFonts w:eastAsia="Times New Roman" w:cs="Times New Roman"/>
@@ -9064,7 +8942,6 @@
         <w:t xml:space="preserve">            </w:t>
       </w:r>
       <w:proofErr w:type="spellStart"/>
-      <w:proofErr w:type="gramStart"/>
       <w:r>
         <w:rPr>
           <w:rFonts w:eastAsia="Times New Roman" w:cs="Times New Roman"/>
@@ -9099,7 +8976,6 @@
         <w:t>UniqueConstraint</w:t>
       </w:r>
       <w:proofErr w:type="spellEnd"/>
-      <w:proofErr w:type="gramEnd"/>
       <w:r>
         <w:rPr>
           <w:rFonts w:eastAsia="Times New Roman" w:cs="Times New Roman"/>
@@ -9148,7 +9024,6 @@
         </w:rPr>
         <w:t>fields</w:t>
       </w:r>
-      <w:proofErr w:type="gramStart"/>
       <w:r>
         <w:rPr>
           <w:rFonts w:eastAsia="Times New Roman" w:cs="Times New Roman"/>
@@ -9171,7 +9046,6 @@
         </w:rPr>
         <w:t>[</w:t>
       </w:r>
-      <w:proofErr w:type="gramEnd"/>
       <w:r>
         <w:rPr>
           <w:rFonts w:eastAsia="Times New Roman" w:cs="Times New Roman"/>
@@ -9547,7 +9421,6 @@
         <w:t>{</w:t>
       </w:r>
       <w:proofErr w:type="spellStart"/>
-      <w:proofErr w:type="gramStart"/>
       <w:r>
         <w:rPr>
           <w:rFonts w:eastAsia="Times New Roman" w:cs="Times New Roman"/>
@@ -9582,7 +9455,6 @@
         <w:t>number</w:t>
       </w:r>
       <w:proofErr w:type="spellEnd"/>
-      <w:proofErr w:type="gramEnd"/>
       <w:r>
         <w:rPr>
           <w:rFonts w:eastAsia="Times New Roman" w:cs="Times New Roman"/>
@@ -9775,10 +9647,7093 @@
     <w:p>
       <w:pPr>
         <w:rPr>
+          <w:lang w:bidi="fa-IR"/>
+        </w:rPr>
+      </w:pPr>
+    </w:p>
+    <w:p>
+      <w:pPr>
+        <w:rPr>
+          <w:rtl/>
+          <w:lang w:bidi="fa-IR"/>
+        </w:rPr>
+      </w:pPr>
+      <w:r>
+        <w:rPr>
           <w:rFonts w:hint="cs"/>
-          <w:lang w:bidi="fa-IR"/>
-        </w:rPr>
-      </w:pPr>
+          <w:rtl/>
+          <w:lang w:bidi="fa-IR"/>
+        </w:rPr>
+        <w:lastRenderedPageBreak/>
+        <w:t>ما دوتا مدل زیر رو داریم ینی به ازای هر صندلی یک وسیله وجود داره</w:t>
+      </w:r>
+    </w:p>
+    <w:p>
+      <w:pPr>
+        <w:rPr>
+          <w:rFonts w:hint="cs"/>
+          <w:rtl/>
+          <w:lang w:bidi="fa-IR"/>
+        </w:rPr>
+      </w:pPr>
+      <w:r>
+        <w:rPr>
+          <w:rFonts w:hint="cs"/>
+          <w:rtl/>
+          <w:lang w:bidi="fa-IR"/>
+        </w:rPr>
+        <w:t xml:space="preserve">میخوایم ببینیم برای نمونه ی </w:t>
+      </w:r>
+      <w:r>
+        <w:rPr>
+          <w:lang w:bidi="fa-IR"/>
+        </w:rPr>
+        <w:t>seat</w:t>
+      </w:r>
+      <w:r>
+        <w:rPr>
+          <w:rFonts w:hint="cs"/>
+          <w:rtl/>
+          <w:lang w:bidi="fa-IR"/>
+        </w:rPr>
+        <w:t xml:space="preserve"> ایی که الان داریم وسیلش چیه و در نهایت چنتا </w:t>
+      </w:r>
+      <w:r>
+        <w:rPr>
+          <w:lang w:bidi="fa-IR"/>
+        </w:rPr>
+        <w:t>seat</w:t>
+      </w:r>
+      <w:r>
+        <w:rPr>
+          <w:rFonts w:hint="cs"/>
+          <w:rtl/>
+          <w:lang w:bidi="fa-IR"/>
+        </w:rPr>
+        <w:t xml:space="preserve"> ازش داریم؟</w:t>
+      </w:r>
+    </w:p>
+    <w:p>
+      <w:pPr>
+        <w:shd w:val="clear" w:color="auto" w:fill="23272E"/>
+        <w:bidi w:val="0"/>
+        <w:spacing w:after="0" w:line="285" w:lineRule="atLeast"/>
+        <w:rPr>
+          <w:rFonts w:eastAsia="Times New Roman" w:cs="Times New Roman"/>
+          <w:color w:val="ABB2BF"/>
+          <w:kern w:val="0"/>
+          <w:sz w:val="21"/>
+          <w:szCs w:val="21"/>
+          <w14:ligatures w14:val="none"/>
+        </w:rPr>
+      </w:pPr>
+      <w:r>
+        <w:rPr>
+          <w:rFonts w:eastAsia="Times New Roman" w:cs="Times New Roman"/>
+          <w:color w:val="C678DD"/>
+          <w:kern w:val="0"/>
+          <w:sz w:val="21"/>
+          <w:szCs w:val="21"/>
+          <w14:ligatures w14:val="none"/>
+        </w:rPr>
+        <w:t>class</w:t>
+      </w:r>
+      <w:r>
+        <w:rPr>
+          <w:rFonts w:eastAsia="Times New Roman" w:cs="Times New Roman"/>
+          <w:color w:val="ABB2BF"/>
+          <w:kern w:val="0"/>
+          <w:sz w:val="21"/>
+          <w:szCs w:val="21"/>
+          <w14:ligatures w14:val="none"/>
+        </w:rPr>
+        <w:t xml:space="preserve"> </w:t>
+      </w:r>
+      <w:proofErr w:type="spellStart"/>
+      <w:r>
+        <w:rPr>
+          <w:rFonts w:eastAsia="Times New Roman" w:cs="Times New Roman"/>
+          <w:color w:val="E5C07B"/>
+          <w:kern w:val="0"/>
+          <w:sz w:val="21"/>
+          <w:szCs w:val="21"/>
+          <w14:ligatures w14:val="none"/>
+        </w:rPr>
+        <w:t>VehicleModel</w:t>
+      </w:r>
+      <w:proofErr w:type="spellEnd"/>
+      <w:r>
+        <w:rPr>
+          <w:rFonts w:eastAsia="Times New Roman" w:cs="Times New Roman"/>
+          <w:color w:val="ABB2BF"/>
+          <w:kern w:val="0"/>
+          <w:sz w:val="21"/>
+          <w:szCs w:val="21"/>
+          <w14:ligatures w14:val="none"/>
+        </w:rPr>
+        <w:t>(</w:t>
+      </w:r>
+      <w:proofErr w:type="spellStart"/>
+      <w:r>
+        <w:rPr>
+          <w:rFonts w:eastAsia="Times New Roman" w:cs="Times New Roman"/>
+          <w:color w:val="E5C07B"/>
+          <w:kern w:val="0"/>
+          <w:sz w:val="21"/>
+          <w:szCs w:val="21"/>
+          <w14:ligatures w14:val="none"/>
+        </w:rPr>
+        <w:t>models</w:t>
+      </w:r>
+      <w:r>
+        <w:rPr>
+          <w:rFonts w:eastAsia="Times New Roman" w:cs="Times New Roman"/>
+          <w:color w:val="ABB2BF"/>
+          <w:kern w:val="0"/>
+          <w:sz w:val="21"/>
+          <w:szCs w:val="21"/>
+          <w14:ligatures w14:val="none"/>
+        </w:rPr>
+        <w:t>.</w:t>
+      </w:r>
+      <w:r>
+        <w:rPr>
+          <w:rFonts w:eastAsia="Times New Roman" w:cs="Times New Roman"/>
+          <w:color w:val="E5C07B"/>
+          <w:kern w:val="0"/>
+          <w:sz w:val="21"/>
+          <w:szCs w:val="21"/>
+          <w14:ligatures w14:val="none"/>
+        </w:rPr>
+        <w:t>Model</w:t>
+      </w:r>
+      <w:proofErr w:type="spellEnd"/>
+      <w:r>
+        <w:rPr>
+          <w:rFonts w:eastAsia="Times New Roman" w:cs="Times New Roman"/>
+          <w:color w:val="ABB2BF"/>
+          <w:kern w:val="0"/>
+          <w:sz w:val="21"/>
+          <w:szCs w:val="21"/>
+          <w14:ligatures w14:val="none"/>
+        </w:rPr>
+        <w:t>):</w:t>
+      </w:r>
+    </w:p>
+    <w:p>
+      <w:pPr>
+        <w:shd w:val="clear" w:color="auto" w:fill="23272E"/>
+        <w:bidi w:val="0"/>
+        <w:spacing w:after="0" w:line="285" w:lineRule="atLeast"/>
+        <w:rPr>
+          <w:rFonts w:eastAsia="Times New Roman" w:cs="Times New Roman"/>
+          <w:color w:val="ABB2BF"/>
+          <w:kern w:val="0"/>
+          <w:sz w:val="21"/>
+          <w:szCs w:val="21"/>
+          <w14:ligatures w14:val="none"/>
+        </w:rPr>
+      </w:pPr>
+      <w:r>
+        <w:rPr>
+          <w:rFonts w:eastAsia="Times New Roman" w:cs="Times New Roman"/>
+          <w:color w:val="ABB2BF"/>
+          <w:kern w:val="0"/>
+          <w:sz w:val="21"/>
+          <w:szCs w:val="21"/>
+          <w14:ligatures w14:val="none"/>
+        </w:rPr>
+        <w:t xml:space="preserve">    </w:t>
+      </w:r>
+      <w:r>
+        <w:rPr>
+          <w:rFonts w:eastAsia="Times New Roman" w:cs="Times New Roman"/>
+          <w:color w:val="C678DD"/>
+          <w:kern w:val="0"/>
+          <w:sz w:val="21"/>
+          <w:szCs w:val="21"/>
+          <w14:ligatures w14:val="none"/>
+        </w:rPr>
+        <w:t>class</w:t>
+      </w:r>
+      <w:r>
+        <w:rPr>
+          <w:rFonts w:eastAsia="Times New Roman" w:cs="Times New Roman"/>
+          <w:color w:val="ABB2BF"/>
+          <w:kern w:val="0"/>
+          <w:sz w:val="21"/>
+          <w:szCs w:val="21"/>
+          <w14:ligatures w14:val="none"/>
+        </w:rPr>
+        <w:t xml:space="preserve"> </w:t>
+      </w:r>
+      <w:proofErr w:type="spellStart"/>
+      <w:r>
+        <w:rPr>
+          <w:rFonts w:eastAsia="Times New Roman" w:cs="Times New Roman"/>
+          <w:color w:val="E5C07B"/>
+          <w:kern w:val="0"/>
+          <w:sz w:val="21"/>
+          <w:szCs w:val="21"/>
+          <w14:ligatures w14:val="none"/>
+        </w:rPr>
+        <w:t>VehicleTypeStatus</w:t>
+      </w:r>
+      <w:proofErr w:type="spellEnd"/>
+      <w:r>
+        <w:rPr>
+          <w:rFonts w:eastAsia="Times New Roman" w:cs="Times New Roman"/>
+          <w:color w:val="ABB2BF"/>
+          <w:kern w:val="0"/>
+          <w:sz w:val="21"/>
+          <w:szCs w:val="21"/>
+          <w14:ligatures w14:val="none"/>
+        </w:rPr>
+        <w:t>(</w:t>
+      </w:r>
+      <w:proofErr w:type="spellStart"/>
+      <w:r>
+        <w:rPr>
+          <w:rFonts w:eastAsia="Times New Roman" w:cs="Times New Roman"/>
+          <w:color w:val="E5C07B"/>
+          <w:kern w:val="0"/>
+          <w:sz w:val="21"/>
+          <w:szCs w:val="21"/>
+          <w14:ligatures w14:val="none"/>
+        </w:rPr>
+        <w:t>models</w:t>
+      </w:r>
+      <w:r>
+        <w:rPr>
+          <w:rFonts w:eastAsia="Times New Roman" w:cs="Times New Roman"/>
+          <w:color w:val="ABB2BF"/>
+          <w:kern w:val="0"/>
+          <w:sz w:val="21"/>
+          <w:szCs w:val="21"/>
+          <w14:ligatures w14:val="none"/>
+        </w:rPr>
+        <w:t>.</w:t>
+      </w:r>
+      <w:r>
+        <w:rPr>
+          <w:rFonts w:eastAsia="Times New Roman" w:cs="Times New Roman"/>
+          <w:color w:val="E5C07B"/>
+          <w:kern w:val="0"/>
+          <w:sz w:val="21"/>
+          <w:szCs w:val="21"/>
+          <w14:ligatures w14:val="none"/>
+        </w:rPr>
+        <w:t>TextChoices</w:t>
+      </w:r>
+      <w:proofErr w:type="spellEnd"/>
+      <w:r>
+        <w:rPr>
+          <w:rFonts w:eastAsia="Times New Roman" w:cs="Times New Roman"/>
+          <w:color w:val="ABB2BF"/>
+          <w:kern w:val="0"/>
+          <w:sz w:val="21"/>
+          <w:szCs w:val="21"/>
+          <w14:ligatures w14:val="none"/>
+        </w:rPr>
+        <w:t>):</w:t>
+      </w:r>
+    </w:p>
+    <w:p>
+      <w:pPr>
+        <w:shd w:val="clear" w:color="auto" w:fill="23272E"/>
+        <w:bidi w:val="0"/>
+        <w:spacing w:after="0" w:line="285" w:lineRule="atLeast"/>
+        <w:rPr>
+          <w:rFonts w:eastAsia="Times New Roman" w:cs="Times New Roman"/>
+          <w:color w:val="ABB2BF"/>
+          <w:kern w:val="0"/>
+          <w:sz w:val="21"/>
+          <w:szCs w:val="21"/>
+          <w14:ligatures w14:val="none"/>
+        </w:rPr>
+      </w:pPr>
+      <w:r>
+        <w:rPr>
+          <w:rFonts w:eastAsia="Times New Roman" w:cs="Times New Roman"/>
+          <w:color w:val="ABB2BF"/>
+          <w:kern w:val="0"/>
+          <w:sz w:val="21"/>
+          <w:szCs w:val="21"/>
+          <w14:ligatures w14:val="none"/>
+        </w:rPr>
+        <w:t xml:space="preserve">        </w:t>
+      </w:r>
+      <w:r>
+        <w:rPr>
+          <w:rFonts w:eastAsia="Times New Roman" w:cs="Times New Roman"/>
+          <w:color w:val="56B6C2"/>
+          <w:kern w:val="0"/>
+          <w:sz w:val="21"/>
+          <w:szCs w:val="21"/>
+          <w14:ligatures w14:val="none"/>
+        </w:rPr>
+        <w:t>TRAIN</w:t>
+      </w:r>
+      <w:r>
+        <w:rPr>
+          <w:rFonts w:eastAsia="Times New Roman" w:cs="Times New Roman"/>
+          <w:color w:val="ABB2BF"/>
+          <w:kern w:val="0"/>
+          <w:sz w:val="21"/>
+          <w:szCs w:val="21"/>
+          <w14:ligatures w14:val="none"/>
+        </w:rPr>
+        <w:t xml:space="preserve"> </w:t>
+      </w:r>
+      <w:r>
+        <w:rPr>
+          <w:rFonts w:eastAsia="Times New Roman" w:cs="Times New Roman"/>
+          <w:color w:val="56B6C2"/>
+          <w:kern w:val="0"/>
+          <w:sz w:val="21"/>
+          <w:szCs w:val="21"/>
+          <w14:ligatures w14:val="none"/>
+        </w:rPr>
+        <w:t>=</w:t>
+      </w:r>
+      <w:r>
+        <w:rPr>
+          <w:rFonts w:eastAsia="Times New Roman" w:cs="Times New Roman"/>
+          <w:color w:val="ABB2BF"/>
+          <w:kern w:val="0"/>
+          <w:sz w:val="21"/>
+          <w:szCs w:val="21"/>
+          <w14:ligatures w14:val="none"/>
+        </w:rPr>
+        <w:t xml:space="preserve"> </w:t>
+      </w:r>
+      <w:r>
+        <w:rPr>
+          <w:rFonts w:eastAsia="Times New Roman" w:cs="Times New Roman"/>
+          <w:color w:val="98C379"/>
+          <w:kern w:val="0"/>
+          <w:sz w:val="21"/>
+          <w:szCs w:val="21"/>
+          <w14:ligatures w14:val="none"/>
+        </w:rPr>
+        <w:t>"t"</w:t>
+      </w:r>
+      <w:r>
+        <w:rPr>
+          <w:rFonts w:eastAsia="Times New Roman" w:cs="Times New Roman"/>
+          <w:color w:val="ABB2BF"/>
+          <w:kern w:val="0"/>
+          <w:sz w:val="21"/>
+          <w:szCs w:val="21"/>
+          <w14:ligatures w14:val="none"/>
+        </w:rPr>
+        <w:t xml:space="preserve">, </w:t>
+      </w:r>
+      <w:r>
+        <w:rPr>
+          <w:rFonts w:eastAsia="Times New Roman" w:cs="Times New Roman"/>
+          <w:color w:val="98C379"/>
+          <w:kern w:val="0"/>
+          <w:sz w:val="21"/>
+          <w:szCs w:val="21"/>
+          <w14:ligatures w14:val="none"/>
+        </w:rPr>
+        <w:t>"Train"</w:t>
+      </w:r>
+    </w:p>
+    <w:p>
+      <w:pPr>
+        <w:shd w:val="clear" w:color="auto" w:fill="23272E"/>
+        <w:bidi w:val="0"/>
+        <w:spacing w:after="0" w:line="285" w:lineRule="atLeast"/>
+        <w:rPr>
+          <w:rFonts w:eastAsia="Times New Roman" w:cs="Times New Roman"/>
+          <w:color w:val="ABB2BF"/>
+          <w:kern w:val="0"/>
+          <w:sz w:val="21"/>
+          <w:szCs w:val="21"/>
+          <w14:ligatures w14:val="none"/>
+        </w:rPr>
+      </w:pPr>
+      <w:r>
+        <w:rPr>
+          <w:rFonts w:eastAsia="Times New Roman" w:cs="Times New Roman"/>
+          <w:color w:val="ABB2BF"/>
+          <w:kern w:val="0"/>
+          <w:sz w:val="21"/>
+          <w:szCs w:val="21"/>
+          <w14:ligatures w14:val="none"/>
+        </w:rPr>
+        <w:t xml:space="preserve">        </w:t>
+      </w:r>
+      <w:r>
+        <w:rPr>
+          <w:rFonts w:eastAsia="Times New Roman" w:cs="Times New Roman"/>
+          <w:color w:val="56B6C2"/>
+          <w:kern w:val="0"/>
+          <w:sz w:val="21"/>
+          <w:szCs w:val="21"/>
+          <w14:ligatures w14:val="none"/>
+        </w:rPr>
+        <w:t>PLANE</w:t>
+      </w:r>
+      <w:r>
+        <w:rPr>
+          <w:rFonts w:eastAsia="Times New Roman" w:cs="Times New Roman"/>
+          <w:color w:val="ABB2BF"/>
+          <w:kern w:val="0"/>
+          <w:sz w:val="21"/>
+          <w:szCs w:val="21"/>
+          <w14:ligatures w14:val="none"/>
+        </w:rPr>
+        <w:t xml:space="preserve"> </w:t>
+      </w:r>
+      <w:r>
+        <w:rPr>
+          <w:rFonts w:eastAsia="Times New Roman" w:cs="Times New Roman"/>
+          <w:color w:val="56B6C2"/>
+          <w:kern w:val="0"/>
+          <w:sz w:val="21"/>
+          <w:szCs w:val="21"/>
+          <w14:ligatures w14:val="none"/>
+        </w:rPr>
+        <w:t>=</w:t>
+      </w:r>
+      <w:r>
+        <w:rPr>
+          <w:rFonts w:eastAsia="Times New Roman" w:cs="Times New Roman"/>
+          <w:color w:val="ABB2BF"/>
+          <w:kern w:val="0"/>
+          <w:sz w:val="21"/>
+          <w:szCs w:val="21"/>
+          <w14:ligatures w14:val="none"/>
+        </w:rPr>
+        <w:t xml:space="preserve"> </w:t>
+      </w:r>
+      <w:r>
+        <w:rPr>
+          <w:rFonts w:eastAsia="Times New Roman" w:cs="Times New Roman"/>
+          <w:color w:val="98C379"/>
+          <w:kern w:val="0"/>
+          <w:sz w:val="21"/>
+          <w:szCs w:val="21"/>
+          <w14:ligatures w14:val="none"/>
+        </w:rPr>
+        <w:t>"p"</w:t>
+      </w:r>
+      <w:r>
+        <w:rPr>
+          <w:rFonts w:eastAsia="Times New Roman" w:cs="Times New Roman"/>
+          <w:color w:val="ABB2BF"/>
+          <w:kern w:val="0"/>
+          <w:sz w:val="21"/>
+          <w:szCs w:val="21"/>
+          <w14:ligatures w14:val="none"/>
+        </w:rPr>
+        <w:t xml:space="preserve">, </w:t>
+      </w:r>
+      <w:r>
+        <w:rPr>
+          <w:rFonts w:eastAsia="Times New Roman" w:cs="Times New Roman"/>
+          <w:color w:val="98C379"/>
+          <w:kern w:val="0"/>
+          <w:sz w:val="21"/>
+          <w:szCs w:val="21"/>
+          <w14:ligatures w14:val="none"/>
+        </w:rPr>
+        <w:t>"plane"</w:t>
+      </w:r>
+    </w:p>
+    <w:p>
+      <w:pPr>
+        <w:shd w:val="clear" w:color="auto" w:fill="23272E"/>
+        <w:bidi w:val="0"/>
+        <w:spacing w:after="0" w:line="285" w:lineRule="atLeast"/>
+        <w:rPr>
+          <w:rFonts w:eastAsia="Times New Roman" w:cs="Times New Roman"/>
+          <w:color w:val="ABB2BF"/>
+          <w:kern w:val="0"/>
+          <w:sz w:val="21"/>
+          <w:szCs w:val="21"/>
+          <w14:ligatures w14:val="none"/>
+        </w:rPr>
+      </w:pPr>
+      <w:r>
+        <w:rPr>
+          <w:rFonts w:eastAsia="Times New Roman" w:cs="Times New Roman"/>
+          <w:color w:val="ABB2BF"/>
+          <w:kern w:val="0"/>
+          <w:sz w:val="21"/>
+          <w:szCs w:val="21"/>
+          <w14:ligatures w14:val="none"/>
+        </w:rPr>
+        <w:t xml:space="preserve">        </w:t>
+      </w:r>
+      <w:r>
+        <w:rPr>
+          <w:rFonts w:eastAsia="Times New Roman" w:cs="Times New Roman"/>
+          <w:color w:val="56B6C2"/>
+          <w:kern w:val="0"/>
+          <w:sz w:val="21"/>
+          <w:szCs w:val="21"/>
+          <w14:ligatures w14:val="none"/>
+        </w:rPr>
+        <w:t>BUS</w:t>
+      </w:r>
+      <w:r>
+        <w:rPr>
+          <w:rFonts w:eastAsia="Times New Roman" w:cs="Times New Roman"/>
+          <w:color w:val="ABB2BF"/>
+          <w:kern w:val="0"/>
+          <w:sz w:val="21"/>
+          <w:szCs w:val="21"/>
+          <w14:ligatures w14:val="none"/>
+        </w:rPr>
+        <w:t xml:space="preserve"> </w:t>
+      </w:r>
+      <w:r>
+        <w:rPr>
+          <w:rFonts w:eastAsia="Times New Roman" w:cs="Times New Roman"/>
+          <w:color w:val="56B6C2"/>
+          <w:kern w:val="0"/>
+          <w:sz w:val="21"/>
+          <w:szCs w:val="21"/>
+          <w14:ligatures w14:val="none"/>
+        </w:rPr>
+        <w:t>=</w:t>
+      </w:r>
+      <w:r>
+        <w:rPr>
+          <w:rFonts w:eastAsia="Times New Roman" w:cs="Times New Roman"/>
+          <w:color w:val="ABB2BF"/>
+          <w:kern w:val="0"/>
+          <w:sz w:val="21"/>
+          <w:szCs w:val="21"/>
+          <w14:ligatures w14:val="none"/>
+        </w:rPr>
+        <w:t xml:space="preserve"> </w:t>
+      </w:r>
+      <w:r>
+        <w:rPr>
+          <w:rFonts w:eastAsia="Times New Roman" w:cs="Times New Roman"/>
+          <w:color w:val="98C379"/>
+          <w:kern w:val="0"/>
+          <w:sz w:val="21"/>
+          <w:szCs w:val="21"/>
+          <w14:ligatures w14:val="none"/>
+        </w:rPr>
+        <w:t>"b"</w:t>
+      </w:r>
+      <w:r>
+        <w:rPr>
+          <w:rFonts w:eastAsia="Times New Roman" w:cs="Times New Roman"/>
+          <w:color w:val="ABB2BF"/>
+          <w:kern w:val="0"/>
+          <w:sz w:val="21"/>
+          <w:szCs w:val="21"/>
+          <w14:ligatures w14:val="none"/>
+        </w:rPr>
+        <w:t xml:space="preserve">, </w:t>
+      </w:r>
+      <w:r>
+        <w:rPr>
+          <w:rFonts w:eastAsia="Times New Roman" w:cs="Times New Roman"/>
+          <w:color w:val="98C379"/>
+          <w:kern w:val="0"/>
+          <w:sz w:val="21"/>
+          <w:szCs w:val="21"/>
+          <w14:ligatures w14:val="none"/>
+        </w:rPr>
+        <w:t>"bus"</w:t>
+      </w:r>
+    </w:p>
+    <w:p>
+      <w:pPr>
+        <w:shd w:val="clear" w:color="auto" w:fill="23272E"/>
+        <w:bidi w:val="0"/>
+        <w:spacing w:after="0" w:line="285" w:lineRule="atLeast"/>
+        <w:rPr>
+          <w:rFonts w:eastAsia="Times New Roman" w:cs="Times New Roman"/>
+          <w:color w:val="ABB2BF"/>
+          <w:kern w:val="0"/>
+          <w:sz w:val="21"/>
+          <w:szCs w:val="21"/>
+          <w14:ligatures w14:val="none"/>
+        </w:rPr>
+      </w:pPr>
+      <w:r>
+        <w:rPr>
+          <w:rFonts w:eastAsia="Times New Roman" w:cs="Times New Roman"/>
+          <w:color w:val="ABB2BF"/>
+          <w:kern w:val="0"/>
+          <w:sz w:val="21"/>
+          <w:szCs w:val="21"/>
+          <w14:ligatures w14:val="none"/>
+        </w:rPr>
+        <w:t xml:space="preserve">    </w:t>
+      </w:r>
+      <w:r>
+        <w:rPr>
+          <w:rFonts w:eastAsia="Times New Roman" w:cs="Times New Roman"/>
+          <w:color w:val="E06C75"/>
+          <w:kern w:val="0"/>
+          <w:sz w:val="21"/>
+          <w:szCs w:val="21"/>
+          <w14:ligatures w14:val="none"/>
+        </w:rPr>
+        <w:t>model</w:t>
+      </w:r>
+      <w:r>
+        <w:rPr>
+          <w:rFonts w:eastAsia="Times New Roman" w:cs="Times New Roman"/>
+          <w:color w:val="ABB2BF"/>
+          <w:kern w:val="0"/>
+          <w:sz w:val="21"/>
+          <w:szCs w:val="21"/>
+          <w14:ligatures w14:val="none"/>
+        </w:rPr>
+        <w:t xml:space="preserve"> </w:t>
+      </w:r>
+      <w:r>
+        <w:rPr>
+          <w:rFonts w:eastAsia="Times New Roman" w:cs="Times New Roman"/>
+          <w:color w:val="56B6C2"/>
+          <w:kern w:val="0"/>
+          <w:sz w:val="21"/>
+          <w:szCs w:val="21"/>
+          <w14:ligatures w14:val="none"/>
+        </w:rPr>
+        <w:t>=</w:t>
+      </w:r>
+      <w:r>
+        <w:rPr>
+          <w:rFonts w:eastAsia="Times New Roman" w:cs="Times New Roman"/>
+          <w:color w:val="ABB2BF"/>
+          <w:kern w:val="0"/>
+          <w:sz w:val="21"/>
+          <w:szCs w:val="21"/>
+          <w14:ligatures w14:val="none"/>
+        </w:rPr>
+        <w:t xml:space="preserve"> </w:t>
+      </w:r>
+      <w:proofErr w:type="spellStart"/>
+      <w:r>
+        <w:rPr>
+          <w:rFonts w:eastAsia="Times New Roman" w:cs="Times New Roman"/>
+          <w:color w:val="E5C07B"/>
+          <w:kern w:val="0"/>
+          <w:sz w:val="21"/>
+          <w:szCs w:val="21"/>
+          <w14:ligatures w14:val="none"/>
+        </w:rPr>
+        <w:t>models</w:t>
+      </w:r>
+      <w:r>
+        <w:rPr>
+          <w:rFonts w:eastAsia="Times New Roman" w:cs="Times New Roman"/>
+          <w:color w:val="ABB2BF"/>
+          <w:kern w:val="0"/>
+          <w:sz w:val="21"/>
+          <w:szCs w:val="21"/>
+          <w14:ligatures w14:val="none"/>
+        </w:rPr>
+        <w:t>.</w:t>
+      </w:r>
+      <w:r>
+        <w:rPr>
+          <w:rFonts w:eastAsia="Times New Roman" w:cs="Times New Roman"/>
+          <w:color w:val="E5C07B"/>
+          <w:kern w:val="0"/>
+          <w:sz w:val="21"/>
+          <w:szCs w:val="21"/>
+          <w14:ligatures w14:val="none"/>
+        </w:rPr>
+        <w:t>CharField</w:t>
+      </w:r>
+      <w:proofErr w:type="spellEnd"/>
+      <w:r>
+        <w:rPr>
+          <w:rFonts w:eastAsia="Times New Roman" w:cs="Times New Roman"/>
+          <w:color w:val="ABB2BF"/>
+          <w:kern w:val="0"/>
+          <w:sz w:val="21"/>
+          <w:szCs w:val="21"/>
+          <w14:ligatures w14:val="none"/>
+        </w:rPr>
+        <w:t>(</w:t>
+      </w:r>
+      <w:proofErr w:type="spellStart"/>
+      <w:r>
+        <w:rPr>
+          <w:rFonts w:eastAsia="Times New Roman" w:cs="Times New Roman"/>
+          <w:color w:val="E06C75"/>
+          <w:kern w:val="0"/>
+          <w:sz w:val="21"/>
+          <w:szCs w:val="21"/>
+          <w14:ligatures w14:val="none"/>
+        </w:rPr>
+        <w:t>max_length</w:t>
+      </w:r>
+      <w:proofErr w:type="spellEnd"/>
+      <w:r>
+        <w:rPr>
+          <w:rFonts w:eastAsia="Times New Roman" w:cs="Times New Roman"/>
+          <w:color w:val="56B6C2"/>
+          <w:kern w:val="0"/>
+          <w:sz w:val="21"/>
+          <w:szCs w:val="21"/>
+          <w14:ligatures w14:val="none"/>
+        </w:rPr>
+        <w:t>=</w:t>
+      </w:r>
+      <w:r>
+        <w:rPr>
+          <w:rFonts w:eastAsia="Times New Roman" w:cs="Times New Roman"/>
+          <w:color w:val="D19A66"/>
+          <w:kern w:val="0"/>
+          <w:sz w:val="21"/>
+          <w:szCs w:val="21"/>
+          <w14:ligatures w14:val="none"/>
+        </w:rPr>
+        <w:t>200</w:t>
+      </w:r>
+      <w:r>
+        <w:rPr>
+          <w:rFonts w:eastAsia="Times New Roman" w:cs="Times New Roman"/>
+          <w:color w:val="ABB2BF"/>
+          <w:kern w:val="0"/>
+          <w:sz w:val="21"/>
+          <w:szCs w:val="21"/>
+          <w14:ligatures w14:val="none"/>
+        </w:rPr>
+        <w:t xml:space="preserve">, </w:t>
+      </w:r>
+      <w:r>
+        <w:rPr>
+          <w:rFonts w:eastAsia="Times New Roman" w:cs="Times New Roman"/>
+          <w:color w:val="E06C75"/>
+          <w:kern w:val="0"/>
+          <w:sz w:val="21"/>
+          <w:szCs w:val="21"/>
+          <w14:ligatures w14:val="none"/>
+        </w:rPr>
+        <w:t>null</w:t>
+      </w:r>
+      <w:r>
+        <w:rPr>
+          <w:rFonts w:eastAsia="Times New Roman" w:cs="Times New Roman"/>
+          <w:color w:val="56B6C2"/>
+          <w:kern w:val="0"/>
+          <w:sz w:val="21"/>
+          <w:szCs w:val="21"/>
+          <w14:ligatures w14:val="none"/>
+        </w:rPr>
+        <w:t>=</w:t>
+      </w:r>
+      <w:r>
+        <w:rPr>
+          <w:rFonts w:eastAsia="Times New Roman" w:cs="Times New Roman"/>
+          <w:color w:val="D19A66"/>
+          <w:kern w:val="0"/>
+          <w:sz w:val="21"/>
+          <w:szCs w:val="21"/>
+          <w14:ligatures w14:val="none"/>
+        </w:rPr>
+        <w:t>False</w:t>
+      </w:r>
+      <w:r>
+        <w:rPr>
+          <w:rFonts w:eastAsia="Times New Roman" w:cs="Times New Roman"/>
+          <w:color w:val="ABB2BF"/>
+          <w:kern w:val="0"/>
+          <w:sz w:val="21"/>
+          <w:szCs w:val="21"/>
+          <w14:ligatures w14:val="none"/>
+        </w:rPr>
+        <w:t xml:space="preserve">, </w:t>
+      </w:r>
+      <w:r>
+        <w:rPr>
+          <w:rFonts w:eastAsia="Times New Roman" w:cs="Times New Roman"/>
+          <w:color w:val="E06C75"/>
+          <w:kern w:val="0"/>
+          <w:sz w:val="21"/>
+          <w:szCs w:val="21"/>
+          <w14:ligatures w14:val="none"/>
+        </w:rPr>
+        <w:t>blank</w:t>
+      </w:r>
+      <w:r>
+        <w:rPr>
+          <w:rFonts w:eastAsia="Times New Roman" w:cs="Times New Roman"/>
+          <w:color w:val="56B6C2"/>
+          <w:kern w:val="0"/>
+          <w:sz w:val="21"/>
+          <w:szCs w:val="21"/>
+          <w14:ligatures w14:val="none"/>
+        </w:rPr>
+        <w:t>=</w:t>
+      </w:r>
+      <w:r>
+        <w:rPr>
+          <w:rFonts w:eastAsia="Times New Roman" w:cs="Times New Roman"/>
+          <w:color w:val="D19A66"/>
+          <w:kern w:val="0"/>
+          <w:sz w:val="21"/>
+          <w:szCs w:val="21"/>
+          <w14:ligatures w14:val="none"/>
+        </w:rPr>
+        <w:t>False</w:t>
+      </w:r>
+      <w:r>
+        <w:rPr>
+          <w:rFonts w:eastAsia="Times New Roman" w:cs="Times New Roman"/>
+          <w:color w:val="ABB2BF"/>
+          <w:kern w:val="0"/>
+          <w:sz w:val="21"/>
+          <w:szCs w:val="21"/>
+          <w14:ligatures w14:val="none"/>
+        </w:rPr>
+        <w:t>)</w:t>
+      </w:r>
+    </w:p>
+    <w:p>
+      <w:pPr>
+        <w:shd w:val="clear" w:color="auto" w:fill="23272E"/>
+        <w:bidi w:val="0"/>
+        <w:spacing w:after="0" w:line="285" w:lineRule="atLeast"/>
+        <w:rPr>
+          <w:rFonts w:eastAsia="Times New Roman" w:cs="Times New Roman"/>
+          <w:color w:val="ABB2BF"/>
+          <w:kern w:val="0"/>
+          <w:sz w:val="21"/>
+          <w:szCs w:val="21"/>
+          <w14:ligatures w14:val="none"/>
+        </w:rPr>
+      </w:pPr>
+      <w:r>
+        <w:rPr>
+          <w:rFonts w:eastAsia="Times New Roman" w:cs="Times New Roman"/>
+          <w:color w:val="ABB2BF"/>
+          <w:kern w:val="0"/>
+          <w:sz w:val="21"/>
+          <w:szCs w:val="21"/>
+          <w14:ligatures w14:val="none"/>
+        </w:rPr>
+        <w:t xml:space="preserve">    </w:t>
+      </w:r>
+      <w:r>
+        <w:rPr>
+          <w:rFonts w:eastAsia="Times New Roman" w:cs="Times New Roman"/>
+          <w:color w:val="E06C75"/>
+          <w:kern w:val="0"/>
+          <w:sz w:val="21"/>
+          <w:szCs w:val="21"/>
+          <w14:ligatures w14:val="none"/>
+        </w:rPr>
+        <w:t>capacity</w:t>
+      </w:r>
+      <w:r>
+        <w:rPr>
+          <w:rFonts w:eastAsia="Times New Roman" w:cs="Times New Roman"/>
+          <w:color w:val="ABB2BF"/>
+          <w:kern w:val="0"/>
+          <w:sz w:val="21"/>
+          <w:szCs w:val="21"/>
+          <w14:ligatures w14:val="none"/>
+        </w:rPr>
+        <w:t xml:space="preserve"> </w:t>
+      </w:r>
+      <w:r>
+        <w:rPr>
+          <w:rFonts w:eastAsia="Times New Roman" w:cs="Times New Roman"/>
+          <w:color w:val="56B6C2"/>
+          <w:kern w:val="0"/>
+          <w:sz w:val="21"/>
+          <w:szCs w:val="21"/>
+          <w14:ligatures w14:val="none"/>
+        </w:rPr>
+        <w:t>=</w:t>
+      </w:r>
+      <w:r>
+        <w:rPr>
+          <w:rFonts w:eastAsia="Times New Roman" w:cs="Times New Roman"/>
+          <w:color w:val="ABB2BF"/>
+          <w:kern w:val="0"/>
+          <w:sz w:val="21"/>
+          <w:szCs w:val="21"/>
+          <w14:ligatures w14:val="none"/>
+        </w:rPr>
+        <w:t xml:space="preserve"> </w:t>
+      </w:r>
+      <w:proofErr w:type="spellStart"/>
+      <w:r>
+        <w:rPr>
+          <w:rFonts w:eastAsia="Times New Roman" w:cs="Times New Roman"/>
+          <w:color w:val="E5C07B"/>
+          <w:kern w:val="0"/>
+          <w:sz w:val="21"/>
+          <w:szCs w:val="21"/>
+          <w14:ligatures w14:val="none"/>
+        </w:rPr>
+        <w:t>models</w:t>
+      </w:r>
+      <w:r>
+        <w:rPr>
+          <w:rFonts w:eastAsia="Times New Roman" w:cs="Times New Roman"/>
+          <w:color w:val="ABB2BF"/>
+          <w:kern w:val="0"/>
+          <w:sz w:val="21"/>
+          <w:szCs w:val="21"/>
+          <w14:ligatures w14:val="none"/>
+        </w:rPr>
+        <w:t>.</w:t>
+      </w:r>
+      <w:r>
+        <w:rPr>
+          <w:rFonts w:eastAsia="Times New Roman" w:cs="Times New Roman"/>
+          <w:color w:val="E5C07B"/>
+          <w:kern w:val="0"/>
+          <w:sz w:val="21"/>
+          <w:szCs w:val="21"/>
+          <w14:ligatures w14:val="none"/>
+        </w:rPr>
+        <w:t>PositiveIntegerField</w:t>
+      </w:r>
+      <w:proofErr w:type="spellEnd"/>
+      <w:r>
+        <w:rPr>
+          <w:rFonts w:eastAsia="Times New Roman" w:cs="Times New Roman"/>
+          <w:color w:val="ABB2BF"/>
+          <w:kern w:val="0"/>
+          <w:sz w:val="21"/>
+          <w:szCs w:val="21"/>
+          <w14:ligatures w14:val="none"/>
+        </w:rPr>
+        <w:t>(</w:t>
+      </w:r>
+      <w:r>
+        <w:rPr>
+          <w:rFonts w:eastAsia="Times New Roman" w:cs="Times New Roman"/>
+          <w:color w:val="E06C75"/>
+          <w:kern w:val="0"/>
+          <w:sz w:val="21"/>
+          <w:szCs w:val="21"/>
+          <w14:ligatures w14:val="none"/>
+        </w:rPr>
+        <w:t>null</w:t>
+      </w:r>
+      <w:r>
+        <w:rPr>
+          <w:rFonts w:eastAsia="Times New Roman" w:cs="Times New Roman"/>
+          <w:color w:val="56B6C2"/>
+          <w:kern w:val="0"/>
+          <w:sz w:val="21"/>
+          <w:szCs w:val="21"/>
+          <w14:ligatures w14:val="none"/>
+        </w:rPr>
+        <w:t>=</w:t>
+      </w:r>
+      <w:r>
+        <w:rPr>
+          <w:rFonts w:eastAsia="Times New Roman" w:cs="Times New Roman"/>
+          <w:color w:val="D19A66"/>
+          <w:kern w:val="0"/>
+          <w:sz w:val="21"/>
+          <w:szCs w:val="21"/>
+          <w14:ligatures w14:val="none"/>
+        </w:rPr>
+        <w:t>False</w:t>
+      </w:r>
+      <w:r>
+        <w:rPr>
+          <w:rFonts w:eastAsia="Times New Roman" w:cs="Times New Roman"/>
+          <w:color w:val="ABB2BF"/>
+          <w:kern w:val="0"/>
+          <w:sz w:val="21"/>
+          <w:szCs w:val="21"/>
+          <w14:ligatures w14:val="none"/>
+        </w:rPr>
+        <w:t xml:space="preserve">, </w:t>
+      </w:r>
+      <w:r>
+        <w:rPr>
+          <w:rFonts w:eastAsia="Times New Roman" w:cs="Times New Roman"/>
+          <w:color w:val="E06C75"/>
+          <w:kern w:val="0"/>
+          <w:sz w:val="21"/>
+          <w:szCs w:val="21"/>
+          <w14:ligatures w14:val="none"/>
+        </w:rPr>
+        <w:t>blank</w:t>
+      </w:r>
+      <w:r>
+        <w:rPr>
+          <w:rFonts w:eastAsia="Times New Roman" w:cs="Times New Roman"/>
+          <w:color w:val="56B6C2"/>
+          <w:kern w:val="0"/>
+          <w:sz w:val="21"/>
+          <w:szCs w:val="21"/>
+          <w14:ligatures w14:val="none"/>
+        </w:rPr>
+        <w:t>=</w:t>
+      </w:r>
+      <w:r>
+        <w:rPr>
+          <w:rFonts w:eastAsia="Times New Roman" w:cs="Times New Roman"/>
+          <w:color w:val="D19A66"/>
+          <w:kern w:val="0"/>
+          <w:sz w:val="21"/>
+          <w:szCs w:val="21"/>
+          <w14:ligatures w14:val="none"/>
+        </w:rPr>
+        <w:t>False</w:t>
+      </w:r>
+      <w:r>
+        <w:rPr>
+          <w:rFonts w:eastAsia="Times New Roman" w:cs="Times New Roman"/>
+          <w:color w:val="ABB2BF"/>
+          <w:kern w:val="0"/>
+          <w:sz w:val="21"/>
+          <w:szCs w:val="21"/>
+          <w14:ligatures w14:val="none"/>
+        </w:rPr>
+        <w:t>)</w:t>
+      </w:r>
+    </w:p>
+    <w:p>
+      <w:pPr>
+        <w:shd w:val="clear" w:color="auto" w:fill="23272E"/>
+        <w:bidi w:val="0"/>
+        <w:spacing w:after="0" w:line="285" w:lineRule="atLeast"/>
+        <w:rPr>
+          <w:rFonts w:eastAsia="Times New Roman" w:cs="Times New Roman"/>
+          <w:color w:val="ABB2BF"/>
+          <w:kern w:val="0"/>
+          <w:sz w:val="21"/>
+          <w:szCs w:val="21"/>
+          <w14:ligatures w14:val="none"/>
+        </w:rPr>
+      </w:pPr>
+      <w:r>
+        <w:rPr>
+          <w:rFonts w:eastAsia="Times New Roman" w:cs="Times New Roman"/>
+          <w:color w:val="ABB2BF"/>
+          <w:kern w:val="0"/>
+          <w:sz w:val="21"/>
+          <w:szCs w:val="21"/>
+          <w14:ligatures w14:val="none"/>
+        </w:rPr>
+        <w:t xml:space="preserve">    </w:t>
+      </w:r>
+      <w:r>
+        <w:rPr>
+          <w:rFonts w:eastAsia="Times New Roman" w:cs="Times New Roman"/>
+          <w:color w:val="E06C75"/>
+          <w:kern w:val="0"/>
+          <w:sz w:val="21"/>
+          <w:szCs w:val="21"/>
+          <w14:ligatures w14:val="none"/>
+        </w:rPr>
+        <w:t>type</w:t>
+      </w:r>
+      <w:r>
+        <w:rPr>
+          <w:rFonts w:eastAsia="Times New Roman" w:cs="Times New Roman"/>
+          <w:color w:val="ABB2BF"/>
+          <w:kern w:val="0"/>
+          <w:sz w:val="21"/>
+          <w:szCs w:val="21"/>
+          <w14:ligatures w14:val="none"/>
+        </w:rPr>
+        <w:t xml:space="preserve"> </w:t>
+      </w:r>
+      <w:r>
+        <w:rPr>
+          <w:rFonts w:eastAsia="Times New Roman" w:cs="Times New Roman"/>
+          <w:color w:val="56B6C2"/>
+          <w:kern w:val="0"/>
+          <w:sz w:val="21"/>
+          <w:szCs w:val="21"/>
+          <w14:ligatures w14:val="none"/>
+        </w:rPr>
+        <w:t>=</w:t>
+      </w:r>
+      <w:r>
+        <w:rPr>
+          <w:rFonts w:eastAsia="Times New Roman" w:cs="Times New Roman"/>
+          <w:color w:val="ABB2BF"/>
+          <w:kern w:val="0"/>
+          <w:sz w:val="21"/>
+          <w:szCs w:val="21"/>
+          <w14:ligatures w14:val="none"/>
+        </w:rPr>
+        <w:t xml:space="preserve"> </w:t>
+      </w:r>
+      <w:proofErr w:type="spellStart"/>
+      <w:r>
+        <w:rPr>
+          <w:rFonts w:eastAsia="Times New Roman" w:cs="Times New Roman"/>
+          <w:color w:val="E5C07B"/>
+          <w:kern w:val="0"/>
+          <w:sz w:val="21"/>
+          <w:szCs w:val="21"/>
+          <w14:ligatures w14:val="none"/>
+        </w:rPr>
+        <w:t>models</w:t>
+      </w:r>
+      <w:r>
+        <w:rPr>
+          <w:rFonts w:eastAsia="Times New Roman" w:cs="Times New Roman"/>
+          <w:color w:val="ABB2BF"/>
+          <w:kern w:val="0"/>
+          <w:sz w:val="21"/>
+          <w:szCs w:val="21"/>
+          <w14:ligatures w14:val="none"/>
+        </w:rPr>
+        <w:t>.</w:t>
+      </w:r>
+      <w:r>
+        <w:rPr>
+          <w:rFonts w:eastAsia="Times New Roman" w:cs="Times New Roman"/>
+          <w:color w:val="E5C07B"/>
+          <w:kern w:val="0"/>
+          <w:sz w:val="21"/>
+          <w:szCs w:val="21"/>
+          <w14:ligatures w14:val="none"/>
+        </w:rPr>
+        <w:t>CharField</w:t>
+      </w:r>
+      <w:proofErr w:type="spellEnd"/>
+      <w:r>
+        <w:rPr>
+          <w:rFonts w:eastAsia="Times New Roman" w:cs="Times New Roman"/>
+          <w:color w:val="ABB2BF"/>
+          <w:kern w:val="0"/>
+          <w:sz w:val="21"/>
+          <w:szCs w:val="21"/>
+          <w14:ligatures w14:val="none"/>
+        </w:rPr>
+        <w:t>(</w:t>
+      </w:r>
+      <w:proofErr w:type="spellStart"/>
+      <w:r>
+        <w:rPr>
+          <w:rFonts w:eastAsia="Times New Roman" w:cs="Times New Roman"/>
+          <w:color w:val="E06C75"/>
+          <w:kern w:val="0"/>
+          <w:sz w:val="21"/>
+          <w:szCs w:val="21"/>
+          <w14:ligatures w14:val="none"/>
+        </w:rPr>
+        <w:t>max_length</w:t>
+      </w:r>
+      <w:proofErr w:type="spellEnd"/>
+      <w:r>
+        <w:rPr>
+          <w:rFonts w:eastAsia="Times New Roman" w:cs="Times New Roman"/>
+          <w:color w:val="56B6C2"/>
+          <w:kern w:val="0"/>
+          <w:sz w:val="21"/>
+          <w:szCs w:val="21"/>
+          <w14:ligatures w14:val="none"/>
+        </w:rPr>
+        <w:t>=</w:t>
+      </w:r>
+      <w:r>
+        <w:rPr>
+          <w:rFonts w:eastAsia="Times New Roman" w:cs="Times New Roman"/>
+          <w:color w:val="D19A66"/>
+          <w:kern w:val="0"/>
+          <w:sz w:val="21"/>
+          <w:szCs w:val="21"/>
+          <w14:ligatures w14:val="none"/>
+        </w:rPr>
+        <w:t>20</w:t>
+      </w:r>
+      <w:r>
+        <w:rPr>
+          <w:rFonts w:eastAsia="Times New Roman" w:cs="Times New Roman"/>
+          <w:color w:val="ABB2BF"/>
+          <w:kern w:val="0"/>
+          <w:sz w:val="21"/>
+          <w:szCs w:val="21"/>
+          <w14:ligatures w14:val="none"/>
+        </w:rPr>
+        <w:t xml:space="preserve">, </w:t>
+      </w:r>
+      <w:r>
+        <w:rPr>
+          <w:rFonts w:eastAsia="Times New Roman" w:cs="Times New Roman"/>
+          <w:color w:val="E06C75"/>
+          <w:kern w:val="0"/>
+          <w:sz w:val="21"/>
+          <w:szCs w:val="21"/>
+          <w14:ligatures w14:val="none"/>
+        </w:rPr>
+        <w:t>choices</w:t>
+      </w:r>
+      <w:r>
+        <w:rPr>
+          <w:rFonts w:eastAsia="Times New Roman" w:cs="Times New Roman"/>
+          <w:color w:val="56B6C2"/>
+          <w:kern w:val="0"/>
+          <w:sz w:val="21"/>
+          <w:szCs w:val="21"/>
+          <w14:ligatures w14:val="none"/>
+        </w:rPr>
+        <w:t>=</w:t>
+      </w:r>
+      <w:proofErr w:type="spellStart"/>
+      <w:r>
+        <w:rPr>
+          <w:rFonts w:eastAsia="Times New Roman" w:cs="Times New Roman"/>
+          <w:color w:val="E5C07B"/>
+          <w:kern w:val="0"/>
+          <w:sz w:val="21"/>
+          <w:szCs w:val="21"/>
+          <w14:ligatures w14:val="none"/>
+        </w:rPr>
+        <w:t>VehicleTypeStatus</w:t>
+      </w:r>
+      <w:r>
+        <w:rPr>
+          <w:rFonts w:eastAsia="Times New Roman" w:cs="Times New Roman"/>
+          <w:color w:val="ABB2BF"/>
+          <w:kern w:val="0"/>
+          <w:sz w:val="21"/>
+          <w:szCs w:val="21"/>
+          <w14:ligatures w14:val="none"/>
+        </w:rPr>
+        <w:t>.</w:t>
+      </w:r>
+      <w:r>
+        <w:rPr>
+          <w:rFonts w:eastAsia="Times New Roman" w:cs="Times New Roman"/>
+          <w:color w:val="E06C75"/>
+          <w:kern w:val="0"/>
+          <w:sz w:val="21"/>
+          <w:szCs w:val="21"/>
+          <w14:ligatures w14:val="none"/>
+        </w:rPr>
+        <w:t>choices</w:t>
+      </w:r>
+      <w:proofErr w:type="spellEnd"/>
+      <w:r>
+        <w:rPr>
+          <w:rFonts w:eastAsia="Times New Roman" w:cs="Times New Roman"/>
+          <w:color w:val="ABB2BF"/>
+          <w:kern w:val="0"/>
+          <w:sz w:val="21"/>
+          <w:szCs w:val="21"/>
+          <w14:ligatures w14:val="none"/>
+        </w:rPr>
+        <w:t xml:space="preserve">, </w:t>
+      </w:r>
+      <w:r>
+        <w:rPr>
+          <w:rFonts w:eastAsia="Times New Roman" w:cs="Times New Roman"/>
+          <w:color w:val="E06C75"/>
+          <w:kern w:val="0"/>
+          <w:sz w:val="21"/>
+          <w:szCs w:val="21"/>
+          <w14:ligatures w14:val="none"/>
+        </w:rPr>
+        <w:t>null</w:t>
+      </w:r>
+      <w:r>
+        <w:rPr>
+          <w:rFonts w:eastAsia="Times New Roman" w:cs="Times New Roman"/>
+          <w:color w:val="56B6C2"/>
+          <w:kern w:val="0"/>
+          <w:sz w:val="21"/>
+          <w:szCs w:val="21"/>
+          <w14:ligatures w14:val="none"/>
+        </w:rPr>
+        <w:t>=</w:t>
+      </w:r>
+      <w:r>
+        <w:rPr>
+          <w:rFonts w:eastAsia="Times New Roman" w:cs="Times New Roman"/>
+          <w:color w:val="D19A66"/>
+          <w:kern w:val="0"/>
+          <w:sz w:val="21"/>
+          <w:szCs w:val="21"/>
+          <w14:ligatures w14:val="none"/>
+        </w:rPr>
+        <w:t>False</w:t>
+      </w:r>
+      <w:r>
+        <w:rPr>
+          <w:rFonts w:eastAsia="Times New Roman" w:cs="Times New Roman"/>
+          <w:color w:val="ABB2BF"/>
+          <w:kern w:val="0"/>
+          <w:sz w:val="21"/>
+          <w:szCs w:val="21"/>
+          <w14:ligatures w14:val="none"/>
+        </w:rPr>
+        <w:t xml:space="preserve">, </w:t>
+      </w:r>
+      <w:r>
+        <w:rPr>
+          <w:rFonts w:eastAsia="Times New Roman" w:cs="Times New Roman"/>
+          <w:color w:val="E06C75"/>
+          <w:kern w:val="0"/>
+          <w:sz w:val="21"/>
+          <w:szCs w:val="21"/>
+          <w14:ligatures w14:val="none"/>
+        </w:rPr>
+        <w:t>blank</w:t>
+      </w:r>
+      <w:r>
+        <w:rPr>
+          <w:rFonts w:eastAsia="Times New Roman" w:cs="Times New Roman"/>
+          <w:color w:val="56B6C2"/>
+          <w:kern w:val="0"/>
+          <w:sz w:val="21"/>
+          <w:szCs w:val="21"/>
+          <w14:ligatures w14:val="none"/>
+        </w:rPr>
+        <w:t>=</w:t>
+      </w:r>
+      <w:r>
+        <w:rPr>
+          <w:rFonts w:eastAsia="Times New Roman" w:cs="Times New Roman"/>
+          <w:color w:val="D19A66"/>
+          <w:kern w:val="0"/>
+          <w:sz w:val="21"/>
+          <w:szCs w:val="21"/>
+          <w14:ligatures w14:val="none"/>
+        </w:rPr>
+        <w:t>False</w:t>
+      </w:r>
+      <w:r>
+        <w:rPr>
+          <w:rFonts w:eastAsia="Times New Roman" w:cs="Times New Roman"/>
+          <w:color w:val="ABB2BF"/>
+          <w:kern w:val="0"/>
+          <w:sz w:val="21"/>
+          <w:szCs w:val="21"/>
+          <w14:ligatures w14:val="none"/>
+        </w:rPr>
+        <w:t>)</w:t>
+      </w:r>
+    </w:p>
+    <w:p>
+      <w:pPr>
+        <w:shd w:val="clear" w:color="auto" w:fill="23272E"/>
+        <w:bidi w:val="0"/>
+        <w:spacing w:after="0" w:line="285" w:lineRule="atLeast"/>
+        <w:rPr>
+          <w:rFonts w:eastAsia="Times New Roman" w:cs="Times New Roman"/>
+          <w:color w:val="ABB2BF"/>
+          <w:kern w:val="0"/>
+          <w:sz w:val="21"/>
+          <w:szCs w:val="21"/>
+          <w14:ligatures w14:val="none"/>
+        </w:rPr>
+      </w:pPr>
+    </w:p>
+    <w:p>
+      <w:pPr>
+        <w:shd w:val="clear" w:color="auto" w:fill="23272E"/>
+        <w:bidi w:val="0"/>
+        <w:spacing w:after="0" w:line="285" w:lineRule="atLeast"/>
+        <w:rPr>
+          <w:rFonts w:eastAsia="Times New Roman" w:cs="Times New Roman"/>
+          <w:color w:val="ABB2BF"/>
+          <w:kern w:val="0"/>
+          <w:sz w:val="21"/>
+          <w:szCs w:val="21"/>
+          <w14:ligatures w14:val="none"/>
+        </w:rPr>
+      </w:pPr>
+      <w:r>
+        <w:rPr>
+          <w:rFonts w:eastAsia="Times New Roman" w:cs="Times New Roman"/>
+          <w:color w:val="ABB2BF"/>
+          <w:kern w:val="0"/>
+          <w:sz w:val="21"/>
+          <w:szCs w:val="21"/>
+          <w14:ligatures w14:val="none"/>
+        </w:rPr>
+        <w:t xml:space="preserve">    </w:t>
+      </w:r>
+      <w:r>
+        <w:rPr>
+          <w:rFonts w:eastAsia="Times New Roman" w:cs="Times New Roman"/>
+          <w:color w:val="C678DD"/>
+          <w:kern w:val="0"/>
+          <w:sz w:val="21"/>
+          <w:szCs w:val="21"/>
+          <w14:ligatures w14:val="none"/>
+        </w:rPr>
+        <w:t>def</w:t>
+      </w:r>
+      <w:r>
+        <w:rPr>
+          <w:rFonts w:eastAsia="Times New Roman" w:cs="Times New Roman"/>
+          <w:color w:val="ABB2BF"/>
+          <w:kern w:val="0"/>
+          <w:sz w:val="21"/>
+          <w:szCs w:val="21"/>
+          <w14:ligatures w14:val="none"/>
+        </w:rPr>
+        <w:t xml:space="preserve"> </w:t>
+      </w:r>
+      <w:r>
+        <w:rPr>
+          <w:rFonts w:eastAsia="Times New Roman" w:cs="Times New Roman"/>
+          <w:color w:val="56B6C2"/>
+          <w:kern w:val="0"/>
+          <w:sz w:val="21"/>
+          <w:szCs w:val="21"/>
+          <w14:ligatures w14:val="none"/>
+        </w:rPr>
+        <w:t>__str__</w:t>
+      </w:r>
+      <w:r>
+        <w:rPr>
+          <w:rFonts w:eastAsia="Times New Roman" w:cs="Times New Roman"/>
+          <w:color w:val="ABB2BF"/>
+          <w:kern w:val="0"/>
+          <w:sz w:val="21"/>
+          <w:szCs w:val="21"/>
+          <w14:ligatures w14:val="none"/>
+        </w:rPr>
+        <w:t>(</w:t>
+      </w:r>
+      <w:r>
+        <w:rPr>
+          <w:rFonts w:eastAsia="Times New Roman" w:cs="Times New Roman"/>
+          <w:color w:val="E5C07B"/>
+          <w:kern w:val="0"/>
+          <w:sz w:val="21"/>
+          <w:szCs w:val="21"/>
+          <w14:ligatures w14:val="none"/>
+        </w:rPr>
+        <w:t>self</w:t>
+      </w:r>
+      <w:r>
+        <w:rPr>
+          <w:rFonts w:eastAsia="Times New Roman" w:cs="Times New Roman"/>
+          <w:color w:val="ABB2BF"/>
+          <w:kern w:val="0"/>
+          <w:sz w:val="21"/>
+          <w:szCs w:val="21"/>
+          <w14:ligatures w14:val="none"/>
+        </w:rPr>
+        <w:t>):</w:t>
+      </w:r>
+    </w:p>
+    <w:p>
+      <w:pPr>
+        <w:shd w:val="clear" w:color="auto" w:fill="23272E"/>
+        <w:bidi w:val="0"/>
+        <w:spacing w:after="0" w:line="285" w:lineRule="atLeast"/>
+        <w:rPr>
+          <w:rFonts w:eastAsia="Times New Roman" w:cs="Times New Roman"/>
+          <w:color w:val="ABB2BF"/>
+          <w:kern w:val="0"/>
+          <w:sz w:val="21"/>
+          <w:szCs w:val="21"/>
+          <w14:ligatures w14:val="none"/>
+        </w:rPr>
+      </w:pPr>
+      <w:r>
+        <w:rPr>
+          <w:rFonts w:eastAsia="Times New Roman" w:cs="Times New Roman"/>
+          <w:color w:val="ABB2BF"/>
+          <w:kern w:val="0"/>
+          <w:sz w:val="21"/>
+          <w:szCs w:val="21"/>
+          <w14:ligatures w14:val="none"/>
+        </w:rPr>
+        <w:t xml:space="preserve">        </w:t>
+      </w:r>
+      <w:r>
+        <w:rPr>
+          <w:rFonts w:eastAsia="Times New Roman" w:cs="Times New Roman"/>
+          <w:color w:val="C678DD"/>
+          <w:kern w:val="0"/>
+          <w:sz w:val="21"/>
+          <w:szCs w:val="21"/>
+          <w14:ligatures w14:val="none"/>
+        </w:rPr>
+        <w:t>return</w:t>
+      </w:r>
+      <w:r>
+        <w:rPr>
+          <w:rFonts w:eastAsia="Times New Roman" w:cs="Times New Roman"/>
+          <w:color w:val="ABB2BF"/>
+          <w:kern w:val="0"/>
+          <w:sz w:val="21"/>
+          <w:szCs w:val="21"/>
+          <w14:ligatures w14:val="none"/>
+        </w:rPr>
+        <w:t xml:space="preserve"> </w:t>
+      </w:r>
+      <w:r>
+        <w:rPr>
+          <w:rFonts w:eastAsia="Times New Roman" w:cs="Times New Roman"/>
+          <w:color w:val="C678DD"/>
+          <w:kern w:val="0"/>
+          <w:sz w:val="21"/>
+          <w:szCs w:val="21"/>
+          <w14:ligatures w14:val="none"/>
+        </w:rPr>
+        <w:t>f</w:t>
+      </w:r>
+      <w:r>
+        <w:rPr>
+          <w:rFonts w:eastAsia="Times New Roman" w:cs="Times New Roman"/>
+          <w:color w:val="98C379"/>
+          <w:kern w:val="0"/>
+          <w:sz w:val="21"/>
+          <w:szCs w:val="21"/>
+          <w14:ligatures w14:val="none"/>
+        </w:rPr>
+        <w:t>"</w:t>
+      </w:r>
+      <w:r>
+        <w:rPr>
+          <w:rFonts w:eastAsia="Times New Roman" w:cs="Times New Roman"/>
+          <w:color w:val="D19A66"/>
+          <w:kern w:val="0"/>
+          <w:sz w:val="21"/>
+          <w:szCs w:val="21"/>
+          <w14:ligatures w14:val="none"/>
+        </w:rPr>
+        <w:t>{</w:t>
+      </w:r>
+      <w:proofErr w:type="spellStart"/>
+      <w:r>
+        <w:rPr>
+          <w:rFonts w:eastAsia="Times New Roman" w:cs="Times New Roman"/>
+          <w:color w:val="E5C07B"/>
+          <w:kern w:val="0"/>
+          <w:sz w:val="21"/>
+          <w:szCs w:val="21"/>
+          <w14:ligatures w14:val="none"/>
+        </w:rPr>
+        <w:t>self</w:t>
+      </w:r>
+      <w:r>
+        <w:rPr>
+          <w:rFonts w:eastAsia="Times New Roman" w:cs="Times New Roman"/>
+          <w:color w:val="ABB2BF"/>
+          <w:kern w:val="0"/>
+          <w:sz w:val="21"/>
+          <w:szCs w:val="21"/>
+          <w14:ligatures w14:val="none"/>
+        </w:rPr>
+        <w:t>.</w:t>
+      </w:r>
+      <w:r>
+        <w:rPr>
+          <w:rFonts w:eastAsia="Times New Roman" w:cs="Times New Roman"/>
+          <w:color w:val="E06C75"/>
+          <w:kern w:val="0"/>
+          <w:sz w:val="21"/>
+          <w:szCs w:val="21"/>
+          <w14:ligatures w14:val="none"/>
+        </w:rPr>
+        <w:t>type</w:t>
+      </w:r>
+      <w:proofErr w:type="spellEnd"/>
+      <w:r>
+        <w:rPr>
+          <w:rFonts w:eastAsia="Times New Roman" w:cs="Times New Roman"/>
+          <w:color w:val="D19A66"/>
+          <w:kern w:val="0"/>
+          <w:sz w:val="21"/>
+          <w:szCs w:val="21"/>
+          <w14:ligatures w14:val="none"/>
+        </w:rPr>
+        <w:t>}</w:t>
+      </w:r>
+      <w:r>
+        <w:rPr>
+          <w:rFonts w:eastAsia="Times New Roman" w:cs="Times New Roman"/>
+          <w:color w:val="98C379"/>
+          <w:kern w:val="0"/>
+          <w:sz w:val="21"/>
+          <w:szCs w:val="21"/>
+          <w14:ligatures w14:val="none"/>
+        </w:rPr>
+        <w:t xml:space="preserve"> - </w:t>
+      </w:r>
+      <w:r>
+        <w:rPr>
+          <w:rFonts w:eastAsia="Times New Roman" w:cs="Times New Roman"/>
+          <w:color w:val="D19A66"/>
+          <w:kern w:val="0"/>
+          <w:sz w:val="21"/>
+          <w:szCs w:val="21"/>
+          <w14:ligatures w14:val="none"/>
+        </w:rPr>
+        <w:t>{</w:t>
+      </w:r>
+      <w:proofErr w:type="spellStart"/>
+      <w:r>
+        <w:rPr>
+          <w:rFonts w:eastAsia="Times New Roman" w:cs="Times New Roman"/>
+          <w:color w:val="E5C07B"/>
+          <w:kern w:val="0"/>
+          <w:sz w:val="21"/>
+          <w:szCs w:val="21"/>
+          <w14:ligatures w14:val="none"/>
+        </w:rPr>
+        <w:t>self</w:t>
+      </w:r>
+      <w:r>
+        <w:rPr>
+          <w:rFonts w:eastAsia="Times New Roman" w:cs="Times New Roman"/>
+          <w:color w:val="ABB2BF"/>
+          <w:kern w:val="0"/>
+          <w:sz w:val="21"/>
+          <w:szCs w:val="21"/>
+          <w14:ligatures w14:val="none"/>
+        </w:rPr>
+        <w:t>.</w:t>
+      </w:r>
+      <w:r>
+        <w:rPr>
+          <w:rFonts w:eastAsia="Times New Roman" w:cs="Times New Roman"/>
+          <w:color w:val="E06C75"/>
+          <w:kern w:val="0"/>
+          <w:sz w:val="21"/>
+          <w:szCs w:val="21"/>
+          <w14:ligatures w14:val="none"/>
+        </w:rPr>
+        <w:t>model</w:t>
+      </w:r>
+      <w:proofErr w:type="spellEnd"/>
+      <w:r>
+        <w:rPr>
+          <w:rFonts w:eastAsia="Times New Roman" w:cs="Times New Roman"/>
+          <w:color w:val="D19A66"/>
+          <w:kern w:val="0"/>
+          <w:sz w:val="21"/>
+          <w:szCs w:val="21"/>
+          <w14:ligatures w14:val="none"/>
+        </w:rPr>
+        <w:t>}</w:t>
+      </w:r>
+      <w:r>
+        <w:rPr>
+          <w:rFonts w:eastAsia="Times New Roman" w:cs="Times New Roman"/>
+          <w:color w:val="98C379"/>
+          <w:kern w:val="0"/>
+          <w:sz w:val="21"/>
+          <w:szCs w:val="21"/>
+          <w14:ligatures w14:val="none"/>
+        </w:rPr>
+        <w:t>"</w:t>
+      </w:r>
+    </w:p>
+    <w:p>
+      <w:pPr>
+        <w:rPr>
+          <w:lang w:bidi="fa-IR"/>
+        </w:rPr>
+      </w:pPr>
+    </w:p>
+    <w:p>
+      <w:pPr>
+        <w:shd w:val="clear" w:color="auto" w:fill="23272E"/>
+        <w:bidi w:val="0"/>
+        <w:spacing w:after="0" w:line="285" w:lineRule="atLeast"/>
+        <w:rPr>
+          <w:rFonts w:eastAsia="Times New Roman" w:cs="Times New Roman"/>
+          <w:color w:val="ABB2BF"/>
+          <w:kern w:val="0"/>
+          <w:sz w:val="21"/>
+          <w:szCs w:val="21"/>
+          <w14:ligatures w14:val="none"/>
+        </w:rPr>
+      </w:pPr>
+      <w:r>
+        <w:rPr>
+          <w:rFonts w:eastAsia="Times New Roman" w:cs="Times New Roman"/>
+          <w:color w:val="C678DD"/>
+          <w:kern w:val="0"/>
+          <w:sz w:val="21"/>
+          <w:szCs w:val="21"/>
+          <w14:ligatures w14:val="none"/>
+        </w:rPr>
+        <w:t>class</w:t>
+      </w:r>
+      <w:r>
+        <w:rPr>
+          <w:rFonts w:eastAsia="Times New Roman" w:cs="Times New Roman"/>
+          <w:color w:val="ABB2BF"/>
+          <w:kern w:val="0"/>
+          <w:sz w:val="21"/>
+          <w:szCs w:val="21"/>
+          <w14:ligatures w14:val="none"/>
+        </w:rPr>
+        <w:t xml:space="preserve"> </w:t>
+      </w:r>
+      <w:proofErr w:type="spellStart"/>
+      <w:r>
+        <w:rPr>
+          <w:rFonts w:eastAsia="Times New Roman" w:cs="Times New Roman"/>
+          <w:color w:val="E5C07B"/>
+          <w:kern w:val="0"/>
+          <w:sz w:val="21"/>
+          <w:szCs w:val="21"/>
+          <w14:ligatures w14:val="none"/>
+        </w:rPr>
+        <w:t>SeatModel</w:t>
+      </w:r>
+      <w:proofErr w:type="spellEnd"/>
+      <w:r>
+        <w:rPr>
+          <w:rFonts w:eastAsia="Times New Roman" w:cs="Times New Roman"/>
+          <w:color w:val="ABB2BF"/>
+          <w:kern w:val="0"/>
+          <w:sz w:val="21"/>
+          <w:szCs w:val="21"/>
+          <w14:ligatures w14:val="none"/>
+        </w:rPr>
+        <w:t>(</w:t>
+      </w:r>
+      <w:proofErr w:type="spellStart"/>
+      <w:r>
+        <w:rPr>
+          <w:rFonts w:eastAsia="Times New Roman" w:cs="Times New Roman"/>
+          <w:color w:val="E5C07B"/>
+          <w:kern w:val="0"/>
+          <w:sz w:val="21"/>
+          <w:szCs w:val="21"/>
+          <w14:ligatures w14:val="none"/>
+        </w:rPr>
+        <w:t>models</w:t>
+      </w:r>
+      <w:r>
+        <w:rPr>
+          <w:rFonts w:eastAsia="Times New Roman" w:cs="Times New Roman"/>
+          <w:color w:val="ABB2BF"/>
+          <w:kern w:val="0"/>
+          <w:sz w:val="21"/>
+          <w:szCs w:val="21"/>
+          <w14:ligatures w14:val="none"/>
+        </w:rPr>
+        <w:t>.</w:t>
+      </w:r>
+      <w:r>
+        <w:rPr>
+          <w:rFonts w:eastAsia="Times New Roman" w:cs="Times New Roman"/>
+          <w:color w:val="E5C07B"/>
+          <w:kern w:val="0"/>
+          <w:sz w:val="21"/>
+          <w:szCs w:val="21"/>
+          <w14:ligatures w14:val="none"/>
+        </w:rPr>
+        <w:t>Model</w:t>
+      </w:r>
+      <w:proofErr w:type="spellEnd"/>
+      <w:r>
+        <w:rPr>
+          <w:rFonts w:eastAsia="Times New Roman" w:cs="Times New Roman"/>
+          <w:color w:val="ABB2BF"/>
+          <w:kern w:val="0"/>
+          <w:sz w:val="21"/>
+          <w:szCs w:val="21"/>
+          <w14:ligatures w14:val="none"/>
+        </w:rPr>
+        <w:t>):</w:t>
+      </w:r>
+    </w:p>
+    <w:p>
+      <w:pPr>
+        <w:shd w:val="clear" w:color="auto" w:fill="23272E"/>
+        <w:bidi w:val="0"/>
+        <w:spacing w:after="0" w:line="285" w:lineRule="atLeast"/>
+        <w:rPr>
+          <w:rFonts w:eastAsia="Times New Roman" w:cs="Times New Roman"/>
+          <w:color w:val="ABB2BF"/>
+          <w:kern w:val="0"/>
+          <w:sz w:val="21"/>
+          <w:szCs w:val="21"/>
+          <w14:ligatures w14:val="none"/>
+        </w:rPr>
+      </w:pPr>
+      <w:r>
+        <w:rPr>
+          <w:rFonts w:eastAsia="Times New Roman" w:cs="Times New Roman"/>
+          <w:color w:val="ABB2BF"/>
+          <w:kern w:val="0"/>
+          <w:sz w:val="21"/>
+          <w:szCs w:val="21"/>
+          <w14:ligatures w14:val="none"/>
+        </w:rPr>
+        <w:t xml:space="preserve">    </w:t>
+      </w:r>
+      <w:r>
+        <w:rPr>
+          <w:rFonts w:eastAsia="Times New Roman" w:cs="Times New Roman"/>
+          <w:color w:val="E06C75"/>
+          <w:kern w:val="0"/>
+          <w:sz w:val="21"/>
+          <w:szCs w:val="21"/>
+          <w14:ligatures w14:val="none"/>
+        </w:rPr>
+        <w:t>number</w:t>
+      </w:r>
+      <w:r>
+        <w:rPr>
+          <w:rFonts w:eastAsia="Times New Roman" w:cs="Times New Roman"/>
+          <w:color w:val="ABB2BF"/>
+          <w:kern w:val="0"/>
+          <w:sz w:val="21"/>
+          <w:szCs w:val="21"/>
+          <w14:ligatures w14:val="none"/>
+        </w:rPr>
+        <w:t xml:space="preserve"> </w:t>
+      </w:r>
+      <w:r>
+        <w:rPr>
+          <w:rFonts w:eastAsia="Times New Roman" w:cs="Times New Roman"/>
+          <w:color w:val="56B6C2"/>
+          <w:kern w:val="0"/>
+          <w:sz w:val="21"/>
+          <w:szCs w:val="21"/>
+          <w14:ligatures w14:val="none"/>
+        </w:rPr>
+        <w:t>=</w:t>
+      </w:r>
+      <w:r>
+        <w:rPr>
+          <w:rFonts w:eastAsia="Times New Roman" w:cs="Times New Roman"/>
+          <w:color w:val="ABB2BF"/>
+          <w:kern w:val="0"/>
+          <w:sz w:val="21"/>
+          <w:szCs w:val="21"/>
+          <w14:ligatures w14:val="none"/>
+        </w:rPr>
+        <w:t xml:space="preserve"> </w:t>
+      </w:r>
+      <w:proofErr w:type="spellStart"/>
+      <w:r>
+        <w:rPr>
+          <w:rFonts w:eastAsia="Times New Roman" w:cs="Times New Roman"/>
+          <w:color w:val="E5C07B"/>
+          <w:kern w:val="0"/>
+          <w:sz w:val="21"/>
+          <w:szCs w:val="21"/>
+          <w14:ligatures w14:val="none"/>
+        </w:rPr>
+        <w:t>models</w:t>
+      </w:r>
+      <w:r>
+        <w:rPr>
+          <w:rFonts w:eastAsia="Times New Roman" w:cs="Times New Roman"/>
+          <w:color w:val="ABB2BF"/>
+          <w:kern w:val="0"/>
+          <w:sz w:val="21"/>
+          <w:szCs w:val="21"/>
+          <w14:ligatures w14:val="none"/>
+        </w:rPr>
+        <w:t>.</w:t>
+      </w:r>
+      <w:r>
+        <w:rPr>
+          <w:rFonts w:eastAsia="Times New Roman" w:cs="Times New Roman"/>
+          <w:color w:val="E5C07B"/>
+          <w:kern w:val="0"/>
+          <w:sz w:val="21"/>
+          <w:szCs w:val="21"/>
+          <w14:ligatures w14:val="none"/>
+        </w:rPr>
+        <w:t>PositiveIntegerField</w:t>
+      </w:r>
+      <w:proofErr w:type="spellEnd"/>
+      <w:r>
+        <w:rPr>
+          <w:rFonts w:eastAsia="Times New Roman" w:cs="Times New Roman"/>
+          <w:color w:val="ABB2BF"/>
+          <w:kern w:val="0"/>
+          <w:sz w:val="21"/>
+          <w:szCs w:val="21"/>
+          <w14:ligatures w14:val="none"/>
+        </w:rPr>
+        <w:t>()</w:t>
+      </w:r>
+    </w:p>
+    <w:p>
+      <w:pPr>
+        <w:shd w:val="clear" w:color="auto" w:fill="23272E"/>
+        <w:bidi w:val="0"/>
+        <w:spacing w:after="0" w:line="285" w:lineRule="atLeast"/>
+        <w:rPr>
+          <w:rFonts w:eastAsia="Times New Roman" w:cs="Times New Roman"/>
+          <w:color w:val="ABB2BF"/>
+          <w:kern w:val="0"/>
+          <w:sz w:val="21"/>
+          <w:szCs w:val="21"/>
+          <w14:ligatures w14:val="none"/>
+        </w:rPr>
+      </w:pPr>
+      <w:r>
+        <w:rPr>
+          <w:rFonts w:eastAsia="Times New Roman" w:cs="Times New Roman"/>
+          <w:color w:val="ABB2BF"/>
+          <w:kern w:val="0"/>
+          <w:sz w:val="21"/>
+          <w:szCs w:val="21"/>
+          <w14:ligatures w14:val="none"/>
+        </w:rPr>
+        <w:t xml:space="preserve">    </w:t>
+      </w:r>
+      <w:r>
+        <w:rPr>
+          <w:rFonts w:eastAsia="Times New Roman" w:cs="Times New Roman"/>
+          <w:color w:val="E06C75"/>
+          <w:kern w:val="0"/>
+          <w:sz w:val="21"/>
+          <w:szCs w:val="21"/>
+          <w14:ligatures w14:val="none"/>
+        </w:rPr>
+        <w:t>vehicle</w:t>
+      </w:r>
+      <w:r>
+        <w:rPr>
+          <w:rFonts w:eastAsia="Times New Roman" w:cs="Times New Roman"/>
+          <w:color w:val="ABB2BF"/>
+          <w:kern w:val="0"/>
+          <w:sz w:val="21"/>
+          <w:szCs w:val="21"/>
+          <w14:ligatures w14:val="none"/>
+        </w:rPr>
+        <w:t xml:space="preserve"> </w:t>
+      </w:r>
+      <w:r>
+        <w:rPr>
+          <w:rFonts w:eastAsia="Times New Roman" w:cs="Times New Roman"/>
+          <w:color w:val="56B6C2"/>
+          <w:kern w:val="0"/>
+          <w:sz w:val="21"/>
+          <w:szCs w:val="21"/>
+          <w14:ligatures w14:val="none"/>
+        </w:rPr>
+        <w:t>=</w:t>
+      </w:r>
+      <w:r>
+        <w:rPr>
+          <w:rFonts w:eastAsia="Times New Roman" w:cs="Times New Roman"/>
+          <w:color w:val="ABB2BF"/>
+          <w:kern w:val="0"/>
+          <w:sz w:val="21"/>
+          <w:szCs w:val="21"/>
+          <w14:ligatures w14:val="none"/>
+        </w:rPr>
+        <w:t xml:space="preserve"> </w:t>
+      </w:r>
+      <w:proofErr w:type="spellStart"/>
+      <w:r>
+        <w:rPr>
+          <w:rFonts w:eastAsia="Times New Roman" w:cs="Times New Roman"/>
+          <w:color w:val="E5C07B"/>
+          <w:kern w:val="0"/>
+          <w:sz w:val="21"/>
+          <w:szCs w:val="21"/>
+          <w14:ligatures w14:val="none"/>
+        </w:rPr>
+        <w:t>models</w:t>
+      </w:r>
+      <w:r>
+        <w:rPr>
+          <w:rFonts w:eastAsia="Times New Roman" w:cs="Times New Roman"/>
+          <w:color w:val="ABB2BF"/>
+          <w:kern w:val="0"/>
+          <w:sz w:val="21"/>
+          <w:szCs w:val="21"/>
+          <w14:ligatures w14:val="none"/>
+        </w:rPr>
+        <w:t>.</w:t>
+      </w:r>
+      <w:r>
+        <w:rPr>
+          <w:rFonts w:eastAsia="Times New Roman" w:cs="Times New Roman"/>
+          <w:color w:val="E5C07B"/>
+          <w:kern w:val="0"/>
+          <w:sz w:val="21"/>
+          <w:szCs w:val="21"/>
+          <w14:ligatures w14:val="none"/>
+        </w:rPr>
+        <w:t>ForeignKey</w:t>
+      </w:r>
+      <w:proofErr w:type="spellEnd"/>
+      <w:r>
+        <w:rPr>
+          <w:rFonts w:eastAsia="Times New Roman" w:cs="Times New Roman"/>
+          <w:color w:val="ABB2BF"/>
+          <w:kern w:val="0"/>
+          <w:sz w:val="21"/>
+          <w:szCs w:val="21"/>
+          <w14:ligatures w14:val="none"/>
+        </w:rPr>
+        <w:t>(</w:t>
+      </w:r>
+      <w:r>
+        <w:rPr>
+          <w:rFonts w:eastAsia="Times New Roman" w:cs="Times New Roman"/>
+          <w:color w:val="98C379"/>
+          <w:kern w:val="0"/>
+          <w:sz w:val="21"/>
+          <w:szCs w:val="21"/>
+          <w14:ligatures w14:val="none"/>
+        </w:rPr>
+        <w:t>"</w:t>
+      </w:r>
+      <w:proofErr w:type="spellStart"/>
+      <w:r>
+        <w:rPr>
+          <w:rFonts w:eastAsia="Times New Roman" w:cs="Times New Roman"/>
+          <w:color w:val="98C379"/>
+          <w:kern w:val="0"/>
+          <w:sz w:val="21"/>
+          <w:szCs w:val="21"/>
+          <w14:ligatures w14:val="none"/>
+        </w:rPr>
+        <w:t>VehicleModel</w:t>
+      </w:r>
+      <w:proofErr w:type="spellEnd"/>
+      <w:r>
+        <w:rPr>
+          <w:rFonts w:eastAsia="Times New Roman" w:cs="Times New Roman"/>
+          <w:color w:val="98C379"/>
+          <w:kern w:val="0"/>
+          <w:sz w:val="21"/>
+          <w:szCs w:val="21"/>
+          <w14:ligatures w14:val="none"/>
+        </w:rPr>
+        <w:t>"</w:t>
+      </w:r>
+      <w:r>
+        <w:rPr>
+          <w:rFonts w:eastAsia="Times New Roman" w:cs="Times New Roman"/>
+          <w:color w:val="ABB2BF"/>
+          <w:kern w:val="0"/>
+          <w:sz w:val="21"/>
+          <w:szCs w:val="21"/>
+          <w14:ligatures w14:val="none"/>
+        </w:rPr>
+        <w:t xml:space="preserve">, </w:t>
+      </w:r>
+      <w:proofErr w:type="spellStart"/>
+      <w:r>
+        <w:rPr>
+          <w:rFonts w:eastAsia="Times New Roman" w:cs="Times New Roman"/>
+          <w:color w:val="E06C75"/>
+          <w:kern w:val="0"/>
+          <w:sz w:val="21"/>
+          <w:szCs w:val="21"/>
+          <w14:ligatures w14:val="none"/>
+        </w:rPr>
+        <w:t>on_delete</w:t>
+      </w:r>
+      <w:proofErr w:type="spellEnd"/>
+      <w:r>
+        <w:rPr>
+          <w:rFonts w:eastAsia="Times New Roman" w:cs="Times New Roman"/>
+          <w:color w:val="56B6C2"/>
+          <w:kern w:val="0"/>
+          <w:sz w:val="21"/>
+          <w:szCs w:val="21"/>
+          <w14:ligatures w14:val="none"/>
+        </w:rPr>
+        <w:t>=</w:t>
+      </w:r>
+      <w:proofErr w:type="spellStart"/>
+      <w:r>
+        <w:rPr>
+          <w:rFonts w:eastAsia="Times New Roman" w:cs="Times New Roman"/>
+          <w:color w:val="E5C07B"/>
+          <w:kern w:val="0"/>
+          <w:sz w:val="21"/>
+          <w:szCs w:val="21"/>
+          <w14:ligatures w14:val="none"/>
+        </w:rPr>
+        <w:t>models</w:t>
+      </w:r>
+      <w:r>
+        <w:rPr>
+          <w:rFonts w:eastAsia="Times New Roman" w:cs="Times New Roman"/>
+          <w:color w:val="ABB2BF"/>
+          <w:kern w:val="0"/>
+          <w:sz w:val="21"/>
+          <w:szCs w:val="21"/>
+          <w14:ligatures w14:val="none"/>
+        </w:rPr>
+        <w:t>.</w:t>
+      </w:r>
+      <w:r>
+        <w:rPr>
+          <w:rFonts w:eastAsia="Times New Roman" w:cs="Times New Roman"/>
+          <w:color w:val="61AFEF"/>
+          <w:kern w:val="0"/>
+          <w:sz w:val="21"/>
+          <w:szCs w:val="21"/>
+          <w14:ligatures w14:val="none"/>
+        </w:rPr>
+        <w:t>CASCADE</w:t>
+      </w:r>
+      <w:proofErr w:type="spellEnd"/>
+      <w:r>
+        <w:rPr>
+          <w:rFonts w:eastAsia="Times New Roman" w:cs="Times New Roman"/>
+          <w:color w:val="ABB2BF"/>
+          <w:kern w:val="0"/>
+          <w:sz w:val="21"/>
+          <w:szCs w:val="21"/>
+          <w14:ligatures w14:val="none"/>
+        </w:rPr>
+        <w:t>)</w:t>
+      </w:r>
+    </w:p>
+    <w:p>
+      <w:pPr>
+        <w:shd w:val="clear" w:color="auto" w:fill="23272E"/>
+        <w:bidi w:val="0"/>
+        <w:spacing w:after="0" w:line="285" w:lineRule="atLeast"/>
+        <w:rPr>
+          <w:rFonts w:eastAsia="Times New Roman" w:cs="Times New Roman"/>
+          <w:color w:val="ABB2BF"/>
+          <w:kern w:val="0"/>
+          <w:sz w:val="21"/>
+          <w:szCs w:val="21"/>
+          <w14:ligatures w14:val="none"/>
+        </w:rPr>
+      </w:pPr>
+    </w:p>
+    <w:p>
+      <w:pPr>
+        <w:shd w:val="clear" w:color="auto" w:fill="23272E"/>
+        <w:bidi w:val="0"/>
+        <w:spacing w:after="0" w:line="285" w:lineRule="atLeast"/>
+        <w:rPr>
+          <w:rFonts w:eastAsia="Times New Roman" w:cs="Times New Roman"/>
+          <w:color w:val="ABB2BF"/>
+          <w:kern w:val="0"/>
+          <w:sz w:val="21"/>
+          <w:szCs w:val="21"/>
+          <w14:ligatures w14:val="none"/>
+        </w:rPr>
+      </w:pPr>
+      <w:r>
+        <w:rPr>
+          <w:rFonts w:eastAsia="Times New Roman" w:cs="Times New Roman"/>
+          <w:color w:val="ABB2BF"/>
+          <w:kern w:val="0"/>
+          <w:sz w:val="21"/>
+          <w:szCs w:val="21"/>
+          <w14:ligatures w14:val="none"/>
+        </w:rPr>
+        <w:t xml:space="preserve">    </w:t>
+      </w:r>
+      <w:r>
+        <w:rPr>
+          <w:rFonts w:eastAsia="Times New Roman" w:cs="Times New Roman"/>
+          <w:color w:val="C678DD"/>
+          <w:kern w:val="0"/>
+          <w:sz w:val="21"/>
+          <w:szCs w:val="21"/>
+          <w14:ligatures w14:val="none"/>
+        </w:rPr>
+        <w:t>class</w:t>
+      </w:r>
+      <w:r>
+        <w:rPr>
+          <w:rFonts w:eastAsia="Times New Roman" w:cs="Times New Roman"/>
+          <w:color w:val="ABB2BF"/>
+          <w:kern w:val="0"/>
+          <w:sz w:val="21"/>
+          <w:szCs w:val="21"/>
+          <w14:ligatures w14:val="none"/>
+        </w:rPr>
+        <w:t xml:space="preserve"> </w:t>
+      </w:r>
+      <w:r>
+        <w:rPr>
+          <w:rFonts w:eastAsia="Times New Roman" w:cs="Times New Roman"/>
+          <w:color w:val="E5C07B"/>
+          <w:kern w:val="0"/>
+          <w:sz w:val="21"/>
+          <w:szCs w:val="21"/>
+          <w14:ligatures w14:val="none"/>
+        </w:rPr>
+        <w:t>Meta</w:t>
+      </w:r>
+      <w:r>
+        <w:rPr>
+          <w:rFonts w:eastAsia="Times New Roman" w:cs="Times New Roman"/>
+          <w:color w:val="ABB2BF"/>
+          <w:kern w:val="0"/>
+          <w:sz w:val="21"/>
+          <w:szCs w:val="21"/>
+          <w14:ligatures w14:val="none"/>
+        </w:rPr>
+        <w:t>:</w:t>
+      </w:r>
+    </w:p>
+    <w:p>
+      <w:pPr>
+        <w:shd w:val="clear" w:color="auto" w:fill="23272E"/>
+        <w:bidi w:val="0"/>
+        <w:spacing w:after="0" w:line="285" w:lineRule="atLeast"/>
+        <w:rPr>
+          <w:rFonts w:eastAsia="Times New Roman" w:cs="Times New Roman"/>
+          <w:color w:val="ABB2BF"/>
+          <w:kern w:val="0"/>
+          <w:sz w:val="21"/>
+          <w:szCs w:val="21"/>
+          <w14:ligatures w14:val="none"/>
+        </w:rPr>
+      </w:pPr>
+      <w:r>
+        <w:rPr>
+          <w:rFonts w:eastAsia="Times New Roman" w:cs="Times New Roman"/>
+          <w:color w:val="ABB2BF"/>
+          <w:kern w:val="0"/>
+          <w:sz w:val="21"/>
+          <w:szCs w:val="21"/>
+          <w14:ligatures w14:val="none"/>
+        </w:rPr>
+        <w:t xml:space="preserve">        </w:t>
+      </w:r>
+      <w:r>
+        <w:rPr>
+          <w:rFonts w:eastAsia="Times New Roman" w:cs="Times New Roman"/>
+          <w:color w:val="E06C75"/>
+          <w:kern w:val="0"/>
+          <w:sz w:val="21"/>
+          <w:szCs w:val="21"/>
+          <w14:ligatures w14:val="none"/>
+        </w:rPr>
+        <w:t>constraints</w:t>
+      </w:r>
+      <w:r>
+        <w:rPr>
+          <w:rFonts w:eastAsia="Times New Roman" w:cs="Times New Roman"/>
+          <w:color w:val="ABB2BF"/>
+          <w:kern w:val="0"/>
+          <w:sz w:val="21"/>
+          <w:szCs w:val="21"/>
+          <w14:ligatures w14:val="none"/>
+        </w:rPr>
+        <w:t xml:space="preserve"> </w:t>
+      </w:r>
+      <w:r>
+        <w:rPr>
+          <w:rFonts w:eastAsia="Times New Roman" w:cs="Times New Roman"/>
+          <w:color w:val="56B6C2"/>
+          <w:kern w:val="0"/>
+          <w:sz w:val="21"/>
+          <w:szCs w:val="21"/>
+          <w14:ligatures w14:val="none"/>
+        </w:rPr>
+        <w:t>=</w:t>
+      </w:r>
+      <w:r>
+        <w:rPr>
+          <w:rFonts w:eastAsia="Times New Roman" w:cs="Times New Roman"/>
+          <w:color w:val="ABB2BF"/>
+          <w:kern w:val="0"/>
+          <w:sz w:val="21"/>
+          <w:szCs w:val="21"/>
+          <w14:ligatures w14:val="none"/>
+        </w:rPr>
+        <w:t xml:space="preserve"> [</w:t>
+      </w:r>
+    </w:p>
+    <w:p>
+      <w:pPr>
+        <w:shd w:val="clear" w:color="auto" w:fill="23272E"/>
+        <w:bidi w:val="0"/>
+        <w:spacing w:after="0" w:line="285" w:lineRule="atLeast"/>
+        <w:rPr>
+          <w:rFonts w:eastAsia="Times New Roman" w:cs="Times New Roman"/>
+          <w:color w:val="ABB2BF"/>
+          <w:kern w:val="0"/>
+          <w:sz w:val="21"/>
+          <w:szCs w:val="21"/>
+          <w14:ligatures w14:val="none"/>
+        </w:rPr>
+      </w:pPr>
+      <w:r>
+        <w:rPr>
+          <w:rFonts w:eastAsia="Times New Roman" w:cs="Times New Roman"/>
+          <w:color w:val="ABB2BF"/>
+          <w:kern w:val="0"/>
+          <w:sz w:val="21"/>
+          <w:szCs w:val="21"/>
+          <w14:ligatures w14:val="none"/>
+        </w:rPr>
+        <w:t xml:space="preserve">            </w:t>
+      </w:r>
+      <w:proofErr w:type="spellStart"/>
+      <w:r>
+        <w:rPr>
+          <w:rFonts w:eastAsia="Times New Roman" w:cs="Times New Roman"/>
+          <w:color w:val="E5C07B"/>
+          <w:kern w:val="0"/>
+          <w:sz w:val="21"/>
+          <w:szCs w:val="21"/>
+          <w14:ligatures w14:val="none"/>
+        </w:rPr>
+        <w:t>models</w:t>
+      </w:r>
+      <w:r>
+        <w:rPr>
+          <w:rFonts w:eastAsia="Times New Roman" w:cs="Times New Roman"/>
+          <w:color w:val="ABB2BF"/>
+          <w:kern w:val="0"/>
+          <w:sz w:val="21"/>
+          <w:szCs w:val="21"/>
+          <w14:ligatures w14:val="none"/>
+        </w:rPr>
+        <w:t>.</w:t>
+      </w:r>
+      <w:r>
+        <w:rPr>
+          <w:rFonts w:eastAsia="Times New Roman" w:cs="Times New Roman"/>
+          <w:color w:val="E5C07B"/>
+          <w:kern w:val="0"/>
+          <w:sz w:val="21"/>
+          <w:szCs w:val="21"/>
+          <w14:ligatures w14:val="none"/>
+        </w:rPr>
+        <w:t>UniqueConstraint</w:t>
+      </w:r>
+      <w:proofErr w:type="spellEnd"/>
+      <w:r>
+        <w:rPr>
+          <w:rFonts w:eastAsia="Times New Roman" w:cs="Times New Roman"/>
+          <w:color w:val="ABB2BF"/>
+          <w:kern w:val="0"/>
+          <w:sz w:val="21"/>
+          <w:szCs w:val="21"/>
+          <w14:ligatures w14:val="none"/>
+        </w:rPr>
+        <w:t>(</w:t>
+      </w:r>
+    </w:p>
+    <w:p>
+      <w:pPr>
+        <w:shd w:val="clear" w:color="auto" w:fill="23272E"/>
+        <w:bidi w:val="0"/>
+        <w:spacing w:after="0" w:line="285" w:lineRule="atLeast"/>
+        <w:rPr>
+          <w:rFonts w:eastAsia="Times New Roman" w:cs="Times New Roman"/>
+          <w:color w:val="ABB2BF"/>
+          <w:kern w:val="0"/>
+          <w:sz w:val="21"/>
+          <w:szCs w:val="21"/>
+          <w14:ligatures w14:val="none"/>
+        </w:rPr>
+      </w:pPr>
+      <w:r>
+        <w:rPr>
+          <w:rFonts w:eastAsia="Times New Roman" w:cs="Times New Roman"/>
+          <w:color w:val="ABB2BF"/>
+          <w:kern w:val="0"/>
+          <w:sz w:val="21"/>
+          <w:szCs w:val="21"/>
+          <w14:ligatures w14:val="none"/>
+        </w:rPr>
+        <w:t xml:space="preserve">                </w:t>
+      </w:r>
+      <w:r>
+        <w:rPr>
+          <w:rFonts w:eastAsia="Times New Roman" w:cs="Times New Roman"/>
+          <w:color w:val="E06C75"/>
+          <w:kern w:val="0"/>
+          <w:sz w:val="21"/>
+          <w:szCs w:val="21"/>
+          <w14:ligatures w14:val="none"/>
+        </w:rPr>
+        <w:t>fields</w:t>
+      </w:r>
+      <w:r>
+        <w:rPr>
+          <w:rFonts w:eastAsia="Times New Roman" w:cs="Times New Roman"/>
+          <w:color w:val="56B6C2"/>
+          <w:kern w:val="0"/>
+          <w:sz w:val="21"/>
+          <w:szCs w:val="21"/>
+          <w14:ligatures w14:val="none"/>
+        </w:rPr>
+        <w:t>=</w:t>
+      </w:r>
+      <w:r>
+        <w:rPr>
+          <w:rFonts w:eastAsia="Times New Roman" w:cs="Times New Roman"/>
+          <w:color w:val="ABB2BF"/>
+          <w:kern w:val="0"/>
+          <w:sz w:val="21"/>
+          <w:szCs w:val="21"/>
+          <w14:ligatures w14:val="none"/>
+        </w:rPr>
+        <w:t>[</w:t>
+      </w:r>
+      <w:r>
+        <w:rPr>
+          <w:rFonts w:eastAsia="Times New Roman" w:cs="Times New Roman"/>
+          <w:color w:val="98C379"/>
+          <w:kern w:val="0"/>
+          <w:sz w:val="21"/>
+          <w:szCs w:val="21"/>
+          <w14:ligatures w14:val="none"/>
+        </w:rPr>
+        <w:t>"vehicle"</w:t>
+      </w:r>
+      <w:r>
+        <w:rPr>
+          <w:rFonts w:eastAsia="Times New Roman" w:cs="Times New Roman"/>
+          <w:color w:val="ABB2BF"/>
+          <w:kern w:val="0"/>
+          <w:sz w:val="21"/>
+          <w:szCs w:val="21"/>
+          <w14:ligatures w14:val="none"/>
+        </w:rPr>
+        <w:t xml:space="preserve">, </w:t>
+      </w:r>
+      <w:r>
+        <w:rPr>
+          <w:rFonts w:eastAsia="Times New Roman" w:cs="Times New Roman"/>
+          <w:color w:val="98C379"/>
+          <w:kern w:val="0"/>
+          <w:sz w:val="21"/>
+          <w:szCs w:val="21"/>
+          <w14:ligatures w14:val="none"/>
+        </w:rPr>
+        <w:t>"number"</w:t>
+      </w:r>
+      <w:r>
+        <w:rPr>
+          <w:rFonts w:eastAsia="Times New Roman" w:cs="Times New Roman"/>
+          <w:color w:val="ABB2BF"/>
+          <w:kern w:val="0"/>
+          <w:sz w:val="21"/>
+          <w:szCs w:val="21"/>
+          <w14:ligatures w14:val="none"/>
+        </w:rPr>
+        <w:t>],</w:t>
+      </w:r>
+    </w:p>
+    <w:p>
+      <w:pPr>
+        <w:shd w:val="clear" w:color="auto" w:fill="23272E"/>
+        <w:bidi w:val="0"/>
+        <w:spacing w:after="0" w:line="285" w:lineRule="atLeast"/>
+        <w:rPr>
+          <w:rFonts w:eastAsia="Times New Roman" w:cs="Times New Roman"/>
+          <w:color w:val="ABB2BF"/>
+          <w:kern w:val="0"/>
+          <w:sz w:val="21"/>
+          <w:szCs w:val="21"/>
+          <w14:ligatures w14:val="none"/>
+        </w:rPr>
+      </w:pPr>
+      <w:r>
+        <w:rPr>
+          <w:rFonts w:eastAsia="Times New Roman" w:cs="Times New Roman"/>
+          <w:color w:val="ABB2BF"/>
+          <w:kern w:val="0"/>
+          <w:sz w:val="21"/>
+          <w:szCs w:val="21"/>
+          <w14:ligatures w14:val="none"/>
+        </w:rPr>
+        <w:t xml:space="preserve">                </w:t>
+      </w:r>
+      <w:r>
+        <w:rPr>
+          <w:rFonts w:eastAsia="Times New Roman" w:cs="Times New Roman"/>
+          <w:color w:val="E06C75"/>
+          <w:kern w:val="0"/>
+          <w:sz w:val="21"/>
+          <w:szCs w:val="21"/>
+          <w14:ligatures w14:val="none"/>
+        </w:rPr>
+        <w:t>name</w:t>
+      </w:r>
+      <w:r>
+        <w:rPr>
+          <w:rFonts w:eastAsia="Times New Roman" w:cs="Times New Roman"/>
+          <w:color w:val="ABB2BF"/>
+          <w:kern w:val="0"/>
+          <w:sz w:val="21"/>
+          <w:szCs w:val="21"/>
+          <w14:ligatures w14:val="none"/>
+        </w:rPr>
+        <w:t xml:space="preserve"> </w:t>
+      </w:r>
+      <w:r>
+        <w:rPr>
+          <w:rFonts w:eastAsia="Times New Roman" w:cs="Times New Roman"/>
+          <w:color w:val="56B6C2"/>
+          <w:kern w:val="0"/>
+          <w:sz w:val="21"/>
+          <w:szCs w:val="21"/>
+          <w14:ligatures w14:val="none"/>
+        </w:rPr>
+        <w:t>=</w:t>
+      </w:r>
+      <w:r>
+        <w:rPr>
+          <w:rFonts w:eastAsia="Times New Roman" w:cs="Times New Roman"/>
+          <w:color w:val="ABB2BF"/>
+          <w:kern w:val="0"/>
+          <w:sz w:val="21"/>
+          <w:szCs w:val="21"/>
+          <w14:ligatures w14:val="none"/>
+        </w:rPr>
+        <w:t xml:space="preserve"> </w:t>
+      </w:r>
+      <w:r>
+        <w:rPr>
+          <w:rFonts w:eastAsia="Times New Roman" w:cs="Times New Roman"/>
+          <w:color w:val="98C379"/>
+          <w:kern w:val="0"/>
+          <w:sz w:val="21"/>
+          <w:szCs w:val="21"/>
+          <w14:ligatures w14:val="none"/>
+        </w:rPr>
+        <w:t>"</w:t>
+      </w:r>
+      <w:proofErr w:type="spellStart"/>
+      <w:r>
+        <w:rPr>
+          <w:rFonts w:eastAsia="Times New Roman" w:cs="Times New Roman"/>
+          <w:color w:val="98C379"/>
+          <w:kern w:val="0"/>
+          <w:sz w:val="21"/>
+          <w:szCs w:val="21"/>
+          <w14:ligatures w14:val="none"/>
+        </w:rPr>
+        <w:t>unique_seat_number_per_vehicle</w:t>
+      </w:r>
+      <w:proofErr w:type="spellEnd"/>
+      <w:r>
+        <w:rPr>
+          <w:rFonts w:eastAsia="Times New Roman" w:cs="Times New Roman"/>
+          <w:color w:val="98C379"/>
+          <w:kern w:val="0"/>
+          <w:sz w:val="21"/>
+          <w:szCs w:val="21"/>
+          <w14:ligatures w14:val="none"/>
+        </w:rPr>
+        <w:t>"</w:t>
+      </w:r>
+    </w:p>
+    <w:p>
+      <w:pPr>
+        <w:shd w:val="clear" w:color="auto" w:fill="23272E"/>
+        <w:bidi w:val="0"/>
+        <w:spacing w:after="0" w:line="285" w:lineRule="atLeast"/>
+        <w:rPr>
+          <w:rFonts w:eastAsia="Times New Roman" w:cs="Times New Roman"/>
+          <w:color w:val="ABB2BF"/>
+          <w:kern w:val="0"/>
+          <w:sz w:val="21"/>
+          <w:szCs w:val="21"/>
+          <w14:ligatures w14:val="none"/>
+        </w:rPr>
+      </w:pPr>
+      <w:r>
+        <w:rPr>
+          <w:rFonts w:eastAsia="Times New Roman" w:cs="Times New Roman"/>
+          <w:color w:val="ABB2BF"/>
+          <w:kern w:val="0"/>
+          <w:sz w:val="21"/>
+          <w:szCs w:val="21"/>
+          <w14:ligatures w14:val="none"/>
+        </w:rPr>
+        <w:t>            )</w:t>
+      </w:r>
+    </w:p>
+    <w:p>
+      <w:pPr>
+        <w:shd w:val="clear" w:color="auto" w:fill="23272E"/>
+        <w:bidi w:val="0"/>
+        <w:spacing w:after="0" w:line="285" w:lineRule="atLeast"/>
+        <w:rPr>
+          <w:rFonts w:eastAsia="Times New Roman" w:cs="Times New Roman"/>
+          <w:color w:val="ABB2BF"/>
+          <w:kern w:val="0"/>
+          <w:sz w:val="21"/>
+          <w:szCs w:val="21"/>
+          <w14:ligatures w14:val="none"/>
+        </w:rPr>
+      </w:pPr>
+      <w:r>
+        <w:rPr>
+          <w:rFonts w:eastAsia="Times New Roman" w:cs="Times New Roman"/>
+          <w:color w:val="ABB2BF"/>
+          <w:kern w:val="0"/>
+          <w:sz w:val="21"/>
+          <w:szCs w:val="21"/>
+          <w14:ligatures w14:val="none"/>
+        </w:rPr>
+        <w:t>        ]</w:t>
+      </w:r>
+    </w:p>
+    <w:p>
+      <w:pPr>
+        <w:shd w:val="clear" w:color="auto" w:fill="23272E"/>
+        <w:bidi w:val="0"/>
+        <w:spacing w:after="0" w:line="285" w:lineRule="atLeast"/>
+        <w:rPr>
+          <w:rFonts w:eastAsia="Times New Roman" w:cs="Times New Roman"/>
+          <w:color w:val="ABB2BF"/>
+          <w:kern w:val="0"/>
+          <w:sz w:val="21"/>
+          <w:szCs w:val="21"/>
+          <w14:ligatures w14:val="none"/>
+        </w:rPr>
+      </w:pPr>
+    </w:p>
+    <w:p>
+      <w:pPr>
+        <w:shd w:val="clear" w:color="auto" w:fill="23272E"/>
+        <w:bidi w:val="0"/>
+        <w:spacing w:after="0" w:line="285" w:lineRule="atLeast"/>
+        <w:rPr>
+          <w:rFonts w:eastAsia="Times New Roman" w:cs="Times New Roman"/>
+          <w:color w:val="ABB2BF"/>
+          <w:kern w:val="0"/>
+          <w:sz w:val="21"/>
+          <w:szCs w:val="21"/>
+          <w14:ligatures w14:val="none"/>
+        </w:rPr>
+      </w:pPr>
+      <w:r>
+        <w:rPr>
+          <w:rFonts w:eastAsia="Times New Roman" w:cs="Times New Roman"/>
+          <w:color w:val="ABB2BF"/>
+          <w:kern w:val="0"/>
+          <w:sz w:val="21"/>
+          <w:szCs w:val="21"/>
+          <w14:ligatures w14:val="none"/>
+        </w:rPr>
+        <w:t xml:space="preserve">    </w:t>
+      </w:r>
+      <w:r>
+        <w:rPr>
+          <w:rFonts w:eastAsia="Times New Roman" w:cs="Times New Roman"/>
+          <w:color w:val="C678DD"/>
+          <w:kern w:val="0"/>
+          <w:sz w:val="21"/>
+          <w:szCs w:val="21"/>
+          <w14:ligatures w14:val="none"/>
+        </w:rPr>
+        <w:t>def</w:t>
+      </w:r>
+      <w:r>
+        <w:rPr>
+          <w:rFonts w:eastAsia="Times New Roman" w:cs="Times New Roman"/>
+          <w:color w:val="ABB2BF"/>
+          <w:kern w:val="0"/>
+          <w:sz w:val="21"/>
+          <w:szCs w:val="21"/>
+          <w14:ligatures w14:val="none"/>
+        </w:rPr>
+        <w:t xml:space="preserve"> </w:t>
+      </w:r>
+      <w:r>
+        <w:rPr>
+          <w:rFonts w:eastAsia="Times New Roman" w:cs="Times New Roman"/>
+          <w:color w:val="61AFEF"/>
+          <w:kern w:val="0"/>
+          <w:sz w:val="21"/>
+          <w:szCs w:val="21"/>
+          <w14:ligatures w14:val="none"/>
+        </w:rPr>
+        <w:t>clean</w:t>
+      </w:r>
+      <w:r>
+        <w:rPr>
+          <w:rFonts w:eastAsia="Times New Roman" w:cs="Times New Roman"/>
+          <w:color w:val="ABB2BF"/>
+          <w:kern w:val="0"/>
+          <w:sz w:val="21"/>
+          <w:szCs w:val="21"/>
+          <w14:ligatures w14:val="none"/>
+        </w:rPr>
+        <w:t>(</w:t>
+      </w:r>
+      <w:r>
+        <w:rPr>
+          <w:rFonts w:eastAsia="Times New Roman" w:cs="Times New Roman"/>
+          <w:color w:val="E5C07B"/>
+          <w:kern w:val="0"/>
+          <w:sz w:val="21"/>
+          <w:szCs w:val="21"/>
+          <w14:ligatures w14:val="none"/>
+        </w:rPr>
+        <w:t>self</w:t>
+      </w:r>
+      <w:r>
+        <w:rPr>
+          <w:rFonts w:eastAsia="Times New Roman" w:cs="Times New Roman"/>
+          <w:color w:val="ABB2BF"/>
+          <w:kern w:val="0"/>
+          <w:sz w:val="21"/>
+          <w:szCs w:val="21"/>
+          <w14:ligatures w14:val="none"/>
+        </w:rPr>
+        <w:t>):</w:t>
+      </w:r>
+    </w:p>
+    <w:p>
+      <w:pPr>
+        <w:shd w:val="clear" w:color="auto" w:fill="23272E"/>
+        <w:bidi w:val="0"/>
+        <w:spacing w:after="0" w:line="285" w:lineRule="atLeast"/>
+        <w:rPr>
+          <w:rFonts w:eastAsia="Times New Roman" w:cs="Times New Roman"/>
+          <w:color w:val="ABB2BF"/>
+          <w:kern w:val="0"/>
+          <w:sz w:val="21"/>
+          <w:szCs w:val="21"/>
+          <w14:ligatures w14:val="none"/>
+        </w:rPr>
+      </w:pPr>
+      <w:r>
+        <w:rPr>
+          <w:rFonts w:eastAsia="Times New Roman" w:cs="Times New Roman"/>
+          <w:color w:val="ABB2BF"/>
+          <w:kern w:val="0"/>
+          <w:sz w:val="21"/>
+          <w:szCs w:val="21"/>
+          <w14:ligatures w14:val="none"/>
+        </w:rPr>
+        <w:t xml:space="preserve">        </w:t>
+      </w:r>
+      <w:r>
+        <w:rPr>
+          <w:rFonts w:eastAsia="Times New Roman" w:cs="Times New Roman"/>
+          <w:color w:val="C678DD"/>
+          <w:kern w:val="0"/>
+          <w:sz w:val="21"/>
+          <w:szCs w:val="21"/>
+          <w14:ligatures w14:val="none"/>
+        </w:rPr>
+        <w:t>if</w:t>
+      </w:r>
+      <w:r>
+        <w:rPr>
+          <w:rFonts w:eastAsia="Times New Roman" w:cs="Times New Roman"/>
+          <w:color w:val="ABB2BF"/>
+          <w:kern w:val="0"/>
+          <w:sz w:val="21"/>
+          <w:szCs w:val="21"/>
+          <w14:ligatures w14:val="none"/>
+        </w:rPr>
+        <w:t xml:space="preserve"> </w:t>
+      </w:r>
+      <w:proofErr w:type="spellStart"/>
+      <w:r>
+        <w:rPr>
+          <w:rFonts w:eastAsia="Times New Roman" w:cs="Times New Roman"/>
+          <w:color w:val="E5C07B"/>
+          <w:kern w:val="0"/>
+          <w:sz w:val="21"/>
+          <w:szCs w:val="21"/>
+          <w14:ligatures w14:val="none"/>
+        </w:rPr>
+        <w:t>self</w:t>
+      </w:r>
+      <w:r>
+        <w:rPr>
+          <w:rFonts w:eastAsia="Times New Roman" w:cs="Times New Roman"/>
+          <w:color w:val="ABB2BF"/>
+          <w:kern w:val="0"/>
+          <w:sz w:val="21"/>
+          <w:szCs w:val="21"/>
+          <w14:ligatures w14:val="none"/>
+        </w:rPr>
+        <w:t>.</w:t>
+      </w:r>
+      <w:r>
+        <w:rPr>
+          <w:rFonts w:eastAsia="Times New Roman" w:cs="Times New Roman"/>
+          <w:color w:val="E06C75"/>
+          <w:kern w:val="0"/>
+          <w:sz w:val="21"/>
+          <w:szCs w:val="21"/>
+          <w14:ligatures w14:val="none"/>
+        </w:rPr>
+        <w:t>vehicle</w:t>
+      </w:r>
+      <w:r>
+        <w:rPr>
+          <w:rFonts w:eastAsia="Times New Roman" w:cs="Times New Roman"/>
+          <w:color w:val="ABB2BF"/>
+          <w:kern w:val="0"/>
+          <w:sz w:val="21"/>
+          <w:szCs w:val="21"/>
+          <w14:ligatures w14:val="none"/>
+        </w:rPr>
+        <w:t>.seatmodel_set.</w:t>
+      </w:r>
+      <w:r>
+        <w:rPr>
+          <w:rFonts w:eastAsia="Times New Roman" w:cs="Times New Roman"/>
+          <w:color w:val="61AFEF"/>
+          <w:kern w:val="0"/>
+          <w:sz w:val="21"/>
+          <w:szCs w:val="21"/>
+          <w14:ligatures w14:val="none"/>
+        </w:rPr>
+        <w:t>count</w:t>
+      </w:r>
+      <w:proofErr w:type="spellEnd"/>
+      <w:r>
+        <w:rPr>
+          <w:rFonts w:eastAsia="Times New Roman" w:cs="Times New Roman"/>
+          <w:color w:val="ABB2BF"/>
+          <w:kern w:val="0"/>
+          <w:sz w:val="21"/>
+          <w:szCs w:val="21"/>
+          <w14:ligatures w14:val="none"/>
+        </w:rPr>
+        <w:t xml:space="preserve">() </w:t>
+      </w:r>
+      <w:r>
+        <w:rPr>
+          <w:rFonts w:eastAsia="Times New Roman" w:cs="Times New Roman"/>
+          <w:color w:val="56B6C2"/>
+          <w:kern w:val="0"/>
+          <w:sz w:val="21"/>
+          <w:szCs w:val="21"/>
+          <w14:ligatures w14:val="none"/>
+        </w:rPr>
+        <w:t>&gt;</w:t>
+      </w:r>
+      <w:r>
+        <w:rPr>
+          <w:rFonts w:eastAsia="Times New Roman" w:cs="Times New Roman"/>
+          <w:color w:val="ABB2BF"/>
+          <w:kern w:val="0"/>
+          <w:sz w:val="21"/>
+          <w:szCs w:val="21"/>
+          <w14:ligatures w14:val="none"/>
+        </w:rPr>
+        <w:t xml:space="preserve"> </w:t>
+      </w:r>
+      <w:proofErr w:type="spellStart"/>
+      <w:r>
+        <w:rPr>
+          <w:rFonts w:eastAsia="Times New Roman" w:cs="Times New Roman"/>
+          <w:color w:val="E5C07B"/>
+          <w:kern w:val="0"/>
+          <w:sz w:val="21"/>
+          <w:szCs w:val="21"/>
+          <w14:ligatures w14:val="none"/>
+        </w:rPr>
+        <w:t>self</w:t>
+      </w:r>
+      <w:r>
+        <w:rPr>
+          <w:rFonts w:eastAsia="Times New Roman" w:cs="Times New Roman"/>
+          <w:color w:val="ABB2BF"/>
+          <w:kern w:val="0"/>
+          <w:sz w:val="21"/>
+          <w:szCs w:val="21"/>
+          <w14:ligatures w14:val="none"/>
+        </w:rPr>
+        <w:t>.</w:t>
+      </w:r>
+      <w:r>
+        <w:rPr>
+          <w:rFonts w:eastAsia="Times New Roman" w:cs="Times New Roman"/>
+          <w:color w:val="E06C75"/>
+          <w:kern w:val="0"/>
+          <w:sz w:val="21"/>
+          <w:szCs w:val="21"/>
+          <w14:ligatures w14:val="none"/>
+        </w:rPr>
+        <w:t>vehicle</w:t>
+      </w:r>
+      <w:r>
+        <w:rPr>
+          <w:rFonts w:eastAsia="Times New Roman" w:cs="Times New Roman"/>
+          <w:color w:val="ABB2BF"/>
+          <w:kern w:val="0"/>
+          <w:sz w:val="21"/>
+          <w:szCs w:val="21"/>
+          <w14:ligatures w14:val="none"/>
+        </w:rPr>
+        <w:t>.capacity</w:t>
+      </w:r>
+      <w:proofErr w:type="spellEnd"/>
+      <w:r>
+        <w:rPr>
+          <w:rFonts w:eastAsia="Times New Roman" w:cs="Times New Roman"/>
+          <w:color w:val="ABB2BF"/>
+          <w:kern w:val="0"/>
+          <w:sz w:val="21"/>
+          <w:szCs w:val="21"/>
+          <w14:ligatures w14:val="none"/>
+        </w:rPr>
+        <w:t>:</w:t>
+      </w:r>
+    </w:p>
+    <w:p>
+      <w:pPr>
+        <w:shd w:val="clear" w:color="auto" w:fill="23272E"/>
+        <w:bidi w:val="0"/>
+        <w:spacing w:after="0" w:line="285" w:lineRule="atLeast"/>
+        <w:rPr>
+          <w:rFonts w:eastAsia="Times New Roman" w:cs="Times New Roman"/>
+          <w:color w:val="ABB2BF"/>
+          <w:kern w:val="0"/>
+          <w:sz w:val="21"/>
+          <w:szCs w:val="21"/>
+          <w14:ligatures w14:val="none"/>
+        </w:rPr>
+      </w:pPr>
+      <w:r>
+        <w:rPr>
+          <w:rFonts w:eastAsia="Times New Roman" w:cs="Times New Roman"/>
+          <w:color w:val="ABB2BF"/>
+          <w:kern w:val="0"/>
+          <w:sz w:val="21"/>
+          <w:szCs w:val="21"/>
+          <w14:ligatures w14:val="none"/>
+        </w:rPr>
+        <w:t xml:space="preserve">            </w:t>
+      </w:r>
+      <w:r>
+        <w:rPr>
+          <w:rFonts w:eastAsia="Times New Roman" w:cs="Times New Roman"/>
+          <w:color w:val="C678DD"/>
+          <w:kern w:val="0"/>
+          <w:sz w:val="21"/>
+          <w:szCs w:val="21"/>
+          <w14:ligatures w14:val="none"/>
+        </w:rPr>
+        <w:t>raise</w:t>
+      </w:r>
+      <w:r>
+        <w:rPr>
+          <w:rFonts w:eastAsia="Times New Roman" w:cs="Times New Roman"/>
+          <w:color w:val="ABB2BF"/>
+          <w:kern w:val="0"/>
+          <w:sz w:val="21"/>
+          <w:szCs w:val="21"/>
+          <w14:ligatures w14:val="none"/>
+        </w:rPr>
+        <w:t xml:space="preserve"> </w:t>
+      </w:r>
+      <w:proofErr w:type="spellStart"/>
+      <w:r>
+        <w:rPr>
+          <w:rFonts w:eastAsia="Times New Roman" w:cs="Times New Roman"/>
+          <w:color w:val="E5C07B"/>
+          <w:kern w:val="0"/>
+          <w:sz w:val="21"/>
+          <w:szCs w:val="21"/>
+          <w14:ligatures w14:val="none"/>
+        </w:rPr>
+        <w:t>ValidationError</w:t>
+      </w:r>
+      <w:proofErr w:type="spellEnd"/>
+      <w:r>
+        <w:rPr>
+          <w:rFonts w:eastAsia="Times New Roman" w:cs="Times New Roman"/>
+          <w:color w:val="ABB2BF"/>
+          <w:kern w:val="0"/>
+          <w:sz w:val="21"/>
+          <w:szCs w:val="21"/>
+          <w14:ligatures w14:val="none"/>
+        </w:rPr>
+        <w:t>({</w:t>
+      </w:r>
+      <w:r>
+        <w:rPr>
+          <w:rFonts w:eastAsia="Times New Roman" w:cs="Times New Roman"/>
+          <w:color w:val="98C379"/>
+          <w:kern w:val="0"/>
+          <w:sz w:val="21"/>
+          <w:szCs w:val="21"/>
+          <w14:ligatures w14:val="none"/>
+        </w:rPr>
+        <w:t>"number"</w:t>
+      </w:r>
+      <w:r>
+        <w:rPr>
+          <w:rFonts w:eastAsia="Times New Roman" w:cs="Times New Roman"/>
+          <w:color w:val="ABB2BF"/>
+          <w:kern w:val="0"/>
+          <w:sz w:val="21"/>
+          <w:szCs w:val="21"/>
+          <w14:ligatures w14:val="none"/>
+        </w:rPr>
+        <w:t xml:space="preserve">: </w:t>
+      </w:r>
+      <w:r>
+        <w:rPr>
+          <w:rFonts w:eastAsia="Times New Roman" w:cs="Times New Roman"/>
+          <w:color w:val="98C379"/>
+          <w:kern w:val="0"/>
+          <w:sz w:val="21"/>
+          <w:szCs w:val="21"/>
+          <w14:ligatures w14:val="none"/>
+        </w:rPr>
+        <w:t>"The number of seats created exceeds the vehicle's capacity."</w:t>
+      </w:r>
+      <w:r>
+        <w:rPr>
+          <w:rFonts w:eastAsia="Times New Roman" w:cs="Times New Roman"/>
+          <w:color w:val="ABB2BF"/>
+          <w:kern w:val="0"/>
+          <w:sz w:val="21"/>
+          <w:szCs w:val="21"/>
+          <w14:ligatures w14:val="none"/>
+        </w:rPr>
+        <w:t>})</w:t>
+      </w:r>
+    </w:p>
+    <w:p>
+      <w:pPr>
+        <w:shd w:val="clear" w:color="auto" w:fill="23272E"/>
+        <w:bidi w:val="0"/>
+        <w:spacing w:after="0" w:line="285" w:lineRule="atLeast"/>
+        <w:rPr>
+          <w:rFonts w:eastAsia="Times New Roman" w:cs="Times New Roman"/>
+          <w:color w:val="ABB2BF"/>
+          <w:kern w:val="0"/>
+          <w:sz w:val="21"/>
+          <w:szCs w:val="21"/>
+          <w14:ligatures w14:val="none"/>
+        </w:rPr>
+      </w:pPr>
+    </w:p>
+    <w:p>
+      <w:pPr>
+        <w:shd w:val="clear" w:color="auto" w:fill="23272E"/>
+        <w:bidi w:val="0"/>
+        <w:spacing w:after="0" w:line="285" w:lineRule="atLeast"/>
+        <w:rPr>
+          <w:rFonts w:eastAsia="Times New Roman" w:cs="Times New Roman"/>
+          <w:color w:val="ABB2BF"/>
+          <w:kern w:val="0"/>
+          <w:sz w:val="21"/>
+          <w:szCs w:val="21"/>
+          <w14:ligatures w14:val="none"/>
+        </w:rPr>
+      </w:pPr>
+      <w:r>
+        <w:rPr>
+          <w:rFonts w:eastAsia="Times New Roman" w:cs="Times New Roman"/>
+          <w:color w:val="ABB2BF"/>
+          <w:kern w:val="0"/>
+          <w:sz w:val="21"/>
+          <w:szCs w:val="21"/>
+          <w14:ligatures w14:val="none"/>
+        </w:rPr>
+        <w:t xml:space="preserve">    </w:t>
+      </w:r>
+      <w:r>
+        <w:rPr>
+          <w:rFonts w:eastAsia="Times New Roman" w:cs="Times New Roman"/>
+          <w:color w:val="C678DD"/>
+          <w:kern w:val="0"/>
+          <w:sz w:val="21"/>
+          <w:szCs w:val="21"/>
+          <w14:ligatures w14:val="none"/>
+        </w:rPr>
+        <w:t>def</w:t>
+      </w:r>
+      <w:r>
+        <w:rPr>
+          <w:rFonts w:eastAsia="Times New Roman" w:cs="Times New Roman"/>
+          <w:color w:val="ABB2BF"/>
+          <w:kern w:val="0"/>
+          <w:sz w:val="21"/>
+          <w:szCs w:val="21"/>
+          <w14:ligatures w14:val="none"/>
+        </w:rPr>
+        <w:t xml:space="preserve"> </w:t>
+      </w:r>
+      <w:r>
+        <w:rPr>
+          <w:rFonts w:eastAsia="Times New Roman" w:cs="Times New Roman"/>
+          <w:color w:val="61AFEF"/>
+          <w:kern w:val="0"/>
+          <w:sz w:val="21"/>
+          <w:szCs w:val="21"/>
+          <w14:ligatures w14:val="none"/>
+        </w:rPr>
+        <w:t>save</w:t>
+      </w:r>
+      <w:r>
+        <w:rPr>
+          <w:rFonts w:eastAsia="Times New Roman" w:cs="Times New Roman"/>
+          <w:color w:val="ABB2BF"/>
+          <w:kern w:val="0"/>
+          <w:sz w:val="21"/>
+          <w:szCs w:val="21"/>
+          <w14:ligatures w14:val="none"/>
+        </w:rPr>
+        <w:t>(</w:t>
+      </w:r>
+      <w:r>
+        <w:rPr>
+          <w:rFonts w:eastAsia="Times New Roman" w:cs="Times New Roman"/>
+          <w:color w:val="E5C07B"/>
+          <w:kern w:val="0"/>
+          <w:sz w:val="21"/>
+          <w:szCs w:val="21"/>
+          <w14:ligatures w14:val="none"/>
+        </w:rPr>
+        <w:t>self</w:t>
+      </w:r>
+      <w:r>
+        <w:rPr>
+          <w:rFonts w:eastAsia="Times New Roman" w:cs="Times New Roman"/>
+          <w:color w:val="ABB2BF"/>
+          <w:kern w:val="0"/>
+          <w:sz w:val="21"/>
+          <w:szCs w:val="21"/>
+          <w14:ligatures w14:val="none"/>
+        </w:rPr>
+        <w:t>, *</w:t>
+      </w:r>
+      <w:proofErr w:type="spellStart"/>
+      <w:r>
+        <w:rPr>
+          <w:rFonts w:eastAsia="Times New Roman" w:cs="Times New Roman"/>
+          <w:color w:val="E06C75"/>
+          <w:kern w:val="0"/>
+          <w:sz w:val="21"/>
+          <w:szCs w:val="21"/>
+          <w14:ligatures w14:val="none"/>
+        </w:rPr>
+        <w:t>args</w:t>
+      </w:r>
+      <w:proofErr w:type="spellEnd"/>
+      <w:r>
+        <w:rPr>
+          <w:rFonts w:eastAsia="Times New Roman" w:cs="Times New Roman"/>
+          <w:color w:val="ABB2BF"/>
+          <w:kern w:val="0"/>
+          <w:sz w:val="21"/>
+          <w:szCs w:val="21"/>
+          <w14:ligatures w14:val="none"/>
+        </w:rPr>
+        <w:t>, **</w:t>
+      </w:r>
+      <w:proofErr w:type="spellStart"/>
+      <w:r>
+        <w:rPr>
+          <w:rFonts w:eastAsia="Times New Roman" w:cs="Times New Roman"/>
+          <w:color w:val="E06C75"/>
+          <w:kern w:val="0"/>
+          <w:sz w:val="21"/>
+          <w:szCs w:val="21"/>
+          <w14:ligatures w14:val="none"/>
+        </w:rPr>
+        <w:t>kwargs</w:t>
+      </w:r>
+      <w:proofErr w:type="spellEnd"/>
+      <w:r>
+        <w:rPr>
+          <w:rFonts w:eastAsia="Times New Roman" w:cs="Times New Roman"/>
+          <w:color w:val="ABB2BF"/>
+          <w:kern w:val="0"/>
+          <w:sz w:val="21"/>
+          <w:szCs w:val="21"/>
+          <w14:ligatures w14:val="none"/>
+        </w:rPr>
+        <w:t>):</w:t>
+      </w:r>
+    </w:p>
+    <w:p>
+      <w:pPr>
+        <w:shd w:val="clear" w:color="auto" w:fill="23272E"/>
+        <w:bidi w:val="0"/>
+        <w:spacing w:after="0" w:line="285" w:lineRule="atLeast"/>
+        <w:rPr>
+          <w:rFonts w:eastAsia="Times New Roman" w:cs="Times New Roman"/>
+          <w:color w:val="ABB2BF"/>
+          <w:kern w:val="0"/>
+          <w:sz w:val="21"/>
+          <w:szCs w:val="21"/>
+          <w14:ligatures w14:val="none"/>
+        </w:rPr>
+      </w:pPr>
+      <w:r>
+        <w:rPr>
+          <w:rFonts w:eastAsia="Times New Roman" w:cs="Times New Roman"/>
+          <w:color w:val="ABB2BF"/>
+          <w:kern w:val="0"/>
+          <w:sz w:val="21"/>
+          <w:szCs w:val="21"/>
+          <w14:ligatures w14:val="none"/>
+        </w:rPr>
+        <w:t xml:space="preserve">        </w:t>
+      </w:r>
+      <w:proofErr w:type="spellStart"/>
+      <w:r>
+        <w:rPr>
+          <w:rFonts w:eastAsia="Times New Roman" w:cs="Times New Roman"/>
+          <w:color w:val="E5C07B"/>
+          <w:kern w:val="0"/>
+          <w:sz w:val="21"/>
+          <w:szCs w:val="21"/>
+          <w14:ligatures w14:val="none"/>
+        </w:rPr>
+        <w:t>self</w:t>
+      </w:r>
+      <w:r>
+        <w:rPr>
+          <w:rFonts w:eastAsia="Times New Roman" w:cs="Times New Roman"/>
+          <w:color w:val="ABB2BF"/>
+          <w:kern w:val="0"/>
+          <w:sz w:val="21"/>
+          <w:szCs w:val="21"/>
+          <w14:ligatures w14:val="none"/>
+        </w:rPr>
+        <w:t>.</w:t>
+      </w:r>
+      <w:r>
+        <w:rPr>
+          <w:rFonts w:eastAsia="Times New Roman" w:cs="Times New Roman"/>
+          <w:color w:val="61AFEF"/>
+          <w:kern w:val="0"/>
+          <w:sz w:val="21"/>
+          <w:szCs w:val="21"/>
+          <w14:ligatures w14:val="none"/>
+        </w:rPr>
+        <w:t>full_clean</w:t>
+      </w:r>
+      <w:proofErr w:type="spellEnd"/>
+      <w:r>
+        <w:rPr>
+          <w:rFonts w:eastAsia="Times New Roman" w:cs="Times New Roman"/>
+          <w:color w:val="ABB2BF"/>
+          <w:kern w:val="0"/>
+          <w:sz w:val="21"/>
+          <w:szCs w:val="21"/>
+          <w14:ligatures w14:val="none"/>
+        </w:rPr>
+        <w:t>()</w:t>
+      </w:r>
+    </w:p>
+    <w:p>
+      <w:pPr>
+        <w:shd w:val="clear" w:color="auto" w:fill="23272E"/>
+        <w:bidi w:val="0"/>
+        <w:spacing w:after="0" w:line="285" w:lineRule="atLeast"/>
+        <w:rPr>
+          <w:rFonts w:eastAsia="Times New Roman" w:cs="Times New Roman"/>
+          <w:color w:val="ABB2BF"/>
+          <w:kern w:val="0"/>
+          <w:sz w:val="21"/>
+          <w:szCs w:val="21"/>
+          <w14:ligatures w14:val="none"/>
+        </w:rPr>
+      </w:pPr>
+      <w:r>
+        <w:rPr>
+          <w:rFonts w:eastAsia="Times New Roman" w:cs="Times New Roman"/>
+          <w:color w:val="ABB2BF"/>
+          <w:kern w:val="0"/>
+          <w:sz w:val="21"/>
+          <w:szCs w:val="21"/>
+          <w14:ligatures w14:val="none"/>
+        </w:rPr>
+        <w:t xml:space="preserve">        </w:t>
+      </w:r>
+      <w:r>
+        <w:rPr>
+          <w:rFonts w:eastAsia="Times New Roman" w:cs="Times New Roman"/>
+          <w:color w:val="E5C07B"/>
+          <w:kern w:val="0"/>
+          <w:sz w:val="21"/>
+          <w:szCs w:val="21"/>
+          <w14:ligatures w14:val="none"/>
+        </w:rPr>
+        <w:t>super</w:t>
+      </w:r>
+      <w:r>
+        <w:rPr>
+          <w:rFonts w:eastAsia="Times New Roman" w:cs="Times New Roman"/>
+          <w:color w:val="ABB2BF"/>
+          <w:kern w:val="0"/>
+          <w:sz w:val="21"/>
+          <w:szCs w:val="21"/>
+          <w14:ligatures w14:val="none"/>
+        </w:rPr>
+        <w:t>().</w:t>
+      </w:r>
+      <w:r>
+        <w:rPr>
+          <w:rFonts w:eastAsia="Times New Roman" w:cs="Times New Roman"/>
+          <w:color w:val="61AFEF"/>
+          <w:kern w:val="0"/>
+          <w:sz w:val="21"/>
+          <w:szCs w:val="21"/>
+          <w14:ligatures w14:val="none"/>
+        </w:rPr>
+        <w:t>save</w:t>
+      </w:r>
+      <w:r>
+        <w:rPr>
+          <w:rFonts w:eastAsia="Times New Roman" w:cs="Times New Roman"/>
+          <w:color w:val="ABB2BF"/>
+          <w:kern w:val="0"/>
+          <w:sz w:val="21"/>
+          <w:szCs w:val="21"/>
+          <w14:ligatures w14:val="none"/>
+        </w:rPr>
+        <w:t>(*</w:t>
+      </w:r>
+      <w:proofErr w:type="spellStart"/>
+      <w:r>
+        <w:rPr>
+          <w:rFonts w:eastAsia="Times New Roman" w:cs="Times New Roman"/>
+          <w:color w:val="E06C75"/>
+          <w:kern w:val="0"/>
+          <w:sz w:val="21"/>
+          <w:szCs w:val="21"/>
+          <w14:ligatures w14:val="none"/>
+        </w:rPr>
+        <w:t>args</w:t>
+      </w:r>
+      <w:proofErr w:type="spellEnd"/>
+      <w:r>
+        <w:rPr>
+          <w:rFonts w:eastAsia="Times New Roman" w:cs="Times New Roman"/>
+          <w:color w:val="ABB2BF"/>
+          <w:kern w:val="0"/>
+          <w:sz w:val="21"/>
+          <w:szCs w:val="21"/>
+          <w14:ligatures w14:val="none"/>
+        </w:rPr>
+        <w:t>, **</w:t>
+      </w:r>
+      <w:proofErr w:type="spellStart"/>
+      <w:r>
+        <w:rPr>
+          <w:rFonts w:eastAsia="Times New Roman" w:cs="Times New Roman"/>
+          <w:color w:val="E06C75"/>
+          <w:kern w:val="0"/>
+          <w:sz w:val="21"/>
+          <w:szCs w:val="21"/>
+          <w14:ligatures w14:val="none"/>
+        </w:rPr>
+        <w:t>kwargs</w:t>
+      </w:r>
+      <w:proofErr w:type="spellEnd"/>
+      <w:r>
+        <w:rPr>
+          <w:rFonts w:eastAsia="Times New Roman" w:cs="Times New Roman"/>
+          <w:color w:val="ABB2BF"/>
+          <w:kern w:val="0"/>
+          <w:sz w:val="21"/>
+          <w:szCs w:val="21"/>
+          <w14:ligatures w14:val="none"/>
+        </w:rPr>
+        <w:t>)    </w:t>
+      </w:r>
+    </w:p>
+    <w:p>
+      <w:pPr>
+        <w:shd w:val="clear" w:color="auto" w:fill="23272E"/>
+        <w:bidi w:val="0"/>
+        <w:spacing w:after="0" w:line="285" w:lineRule="atLeast"/>
+        <w:rPr>
+          <w:rFonts w:eastAsia="Times New Roman" w:cs="Times New Roman"/>
+          <w:color w:val="ABB2BF"/>
+          <w:kern w:val="0"/>
+          <w:sz w:val="21"/>
+          <w:szCs w:val="21"/>
+          <w14:ligatures w14:val="none"/>
+        </w:rPr>
+      </w:pPr>
+    </w:p>
+    <w:p>
+      <w:pPr>
+        <w:shd w:val="clear" w:color="auto" w:fill="23272E"/>
+        <w:bidi w:val="0"/>
+        <w:spacing w:after="0" w:line="285" w:lineRule="atLeast"/>
+        <w:rPr>
+          <w:rFonts w:eastAsia="Times New Roman" w:cs="Times New Roman"/>
+          <w:color w:val="ABB2BF"/>
+          <w:kern w:val="0"/>
+          <w:sz w:val="21"/>
+          <w:szCs w:val="21"/>
+          <w14:ligatures w14:val="none"/>
+        </w:rPr>
+      </w:pPr>
+      <w:r>
+        <w:rPr>
+          <w:rFonts w:eastAsia="Times New Roman" w:cs="Times New Roman"/>
+          <w:color w:val="ABB2BF"/>
+          <w:kern w:val="0"/>
+          <w:sz w:val="21"/>
+          <w:szCs w:val="21"/>
+          <w14:ligatures w14:val="none"/>
+        </w:rPr>
+        <w:t xml:space="preserve">    </w:t>
+      </w:r>
+      <w:r>
+        <w:rPr>
+          <w:rFonts w:eastAsia="Times New Roman" w:cs="Times New Roman"/>
+          <w:color w:val="C678DD"/>
+          <w:kern w:val="0"/>
+          <w:sz w:val="21"/>
+          <w:szCs w:val="21"/>
+          <w14:ligatures w14:val="none"/>
+        </w:rPr>
+        <w:t>def</w:t>
+      </w:r>
+      <w:r>
+        <w:rPr>
+          <w:rFonts w:eastAsia="Times New Roman" w:cs="Times New Roman"/>
+          <w:color w:val="ABB2BF"/>
+          <w:kern w:val="0"/>
+          <w:sz w:val="21"/>
+          <w:szCs w:val="21"/>
+          <w14:ligatures w14:val="none"/>
+        </w:rPr>
+        <w:t xml:space="preserve"> </w:t>
+      </w:r>
+      <w:r>
+        <w:rPr>
+          <w:rFonts w:eastAsia="Times New Roman" w:cs="Times New Roman"/>
+          <w:color w:val="56B6C2"/>
+          <w:kern w:val="0"/>
+          <w:sz w:val="21"/>
+          <w:szCs w:val="21"/>
+          <w14:ligatures w14:val="none"/>
+        </w:rPr>
+        <w:t>__str__</w:t>
+      </w:r>
+      <w:r>
+        <w:rPr>
+          <w:rFonts w:eastAsia="Times New Roman" w:cs="Times New Roman"/>
+          <w:color w:val="ABB2BF"/>
+          <w:kern w:val="0"/>
+          <w:sz w:val="21"/>
+          <w:szCs w:val="21"/>
+          <w14:ligatures w14:val="none"/>
+        </w:rPr>
+        <w:t>(</w:t>
+      </w:r>
+      <w:r>
+        <w:rPr>
+          <w:rFonts w:eastAsia="Times New Roman" w:cs="Times New Roman"/>
+          <w:color w:val="E5C07B"/>
+          <w:kern w:val="0"/>
+          <w:sz w:val="21"/>
+          <w:szCs w:val="21"/>
+          <w14:ligatures w14:val="none"/>
+        </w:rPr>
+        <w:t>self</w:t>
+      </w:r>
+      <w:r>
+        <w:rPr>
+          <w:rFonts w:eastAsia="Times New Roman" w:cs="Times New Roman"/>
+          <w:color w:val="ABB2BF"/>
+          <w:kern w:val="0"/>
+          <w:sz w:val="21"/>
+          <w:szCs w:val="21"/>
+          <w14:ligatures w14:val="none"/>
+        </w:rPr>
+        <w:t>):</w:t>
+      </w:r>
+    </w:p>
+    <w:p>
+      <w:pPr>
+        <w:shd w:val="clear" w:color="auto" w:fill="23272E"/>
+        <w:bidi w:val="0"/>
+        <w:spacing w:after="0" w:line="285" w:lineRule="atLeast"/>
+        <w:rPr>
+          <w:rFonts w:eastAsia="Times New Roman" w:cs="Times New Roman"/>
+          <w:color w:val="ABB2BF"/>
+          <w:kern w:val="0"/>
+          <w:sz w:val="21"/>
+          <w:szCs w:val="21"/>
+          <w14:ligatures w14:val="none"/>
+        </w:rPr>
+      </w:pPr>
+      <w:r>
+        <w:rPr>
+          <w:rFonts w:eastAsia="Times New Roman" w:cs="Times New Roman"/>
+          <w:color w:val="ABB2BF"/>
+          <w:kern w:val="0"/>
+          <w:sz w:val="21"/>
+          <w:szCs w:val="21"/>
+          <w14:ligatures w14:val="none"/>
+        </w:rPr>
+        <w:t xml:space="preserve">        </w:t>
+      </w:r>
+      <w:r>
+        <w:rPr>
+          <w:rFonts w:eastAsia="Times New Roman" w:cs="Times New Roman"/>
+          <w:color w:val="C678DD"/>
+          <w:kern w:val="0"/>
+          <w:sz w:val="21"/>
+          <w:szCs w:val="21"/>
+          <w14:ligatures w14:val="none"/>
+        </w:rPr>
+        <w:t>return</w:t>
+      </w:r>
+      <w:r>
+        <w:rPr>
+          <w:rFonts w:eastAsia="Times New Roman" w:cs="Times New Roman"/>
+          <w:color w:val="ABB2BF"/>
+          <w:kern w:val="0"/>
+          <w:sz w:val="21"/>
+          <w:szCs w:val="21"/>
+          <w14:ligatures w14:val="none"/>
+        </w:rPr>
+        <w:t xml:space="preserve"> </w:t>
+      </w:r>
+      <w:r>
+        <w:rPr>
+          <w:rFonts w:eastAsia="Times New Roman" w:cs="Times New Roman"/>
+          <w:color w:val="C678DD"/>
+          <w:kern w:val="0"/>
+          <w:sz w:val="21"/>
+          <w:szCs w:val="21"/>
+          <w14:ligatures w14:val="none"/>
+        </w:rPr>
+        <w:t>f</w:t>
+      </w:r>
+      <w:r>
+        <w:rPr>
+          <w:rFonts w:eastAsia="Times New Roman" w:cs="Times New Roman"/>
+          <w:color w:val="98C379"/>
+          <w:kern w:val="0"/>
+          <w:sz w:val="21"/>
+          <w:szCs w:val="21"/>
+          <w14:ligatures w14:val="none"/>
+        </w:rPr>
+        <w:t>"</w:t>
+      </w:r>
+      <w:r>
+        <w:rPr>
+          <w:rFonts w:eastAsia="Times New Roman" w:cs="Times New Roman"/>
+          <w:color w:val="D19A66"/>
+          <w:kern w:val="0"/>
+          <w:sz w:val="21"/>
+          <w:szCs w:val="21"/>
+          <w14:ligatures w14:val="none"/>
+        </w:rPr>
+        <w:t>{</w:t>
+      </w:r>
+      <w:proofErr w:type="spellStart"/>
+      <w:r>
+        <w:rPr>
+          <w:rFonts w:eastAsia="Times New Roman" w:cs="Times New Roman"/>
+          <w:color w:val="E5C07B"/>
+          <w:kern w:val="0"/>
+          <w:sz w:val="21"/>
+          <w:szCs w:val="21"/>
+          <w14:ligatures w14:val="none"/>
+        </w:rPr>
+        <w:t>self</w:t>
+      </w:r>
+      <w:r>
+        <w:rPr>
+          <w:rFonts w:eastAsia="Times New Roman" w:cs="Times New Roman"/>
+          <w:color w:val="ABB2BF"/>
+          <w:kern w:val="0"/>
+          <w:sz w:val="21"/>
+          <w:szCs w:val="21"/>
+          <w14:ligatures w14:val="none"/>
+        </w:rPr>
+        <w:t>.</w:t>
+      </w:r>
+      <w:r>
+        <w:rPr>
+          <w:rFonts w:eastAsia="Times New Roman" w:cs="Times New Roman"/>
+          <w:color w:val="E06C75"/>
+          <w:kern w:val="0"/>
+          <w:sz w:val="21"/>
+          <w:szCs w:val="21"/>
+          <w14:ligatures w14:val="none"/>
+        </w:rPr>
+        <w:t>number</w:t>
+      </w:r>
+      <w:proofErr w:type="spellEnd"/>
+      <w:r>
+        <w:rPr>
+          <w:rFonts w:eastAsia="Times New Roman" w:cs="Times New Roman"/>
+          <w:color w:val="D19A66"/>
+          <w:kern w:val="0"/>
+          <w:sz w:val="21"/>
+          <w:szCs w:val="21"/>
+          <w14:ligatures w14:val="none"/>
+        </w:rPr>
+        <w:t>}</w:t>
+      </w:r>
+      <w:r>
+        <w:rPr>
+          <w:rFonts w:eastAsia="Times New Roman" w:cs="Times New Roman"/>
+          <w:color w:val="98C379"/>
+          <w:kern w:val="0"/>
+          <w:sz w:val="21"/>
+          <w:szCs w:val="21"/>
+          <w14:ligatures w14:val="none"/>
+        </w:rPr>
+        <w:t xml:space="preserve"> from </w:t>
+      </w:r>
+      <w:r>
+        <w:rPr>
+          <w:rFonts w:eastAsia="Times New Roman" w:cs="Times New Roman"/>
+          <w:color w:val="D19A66"/>
+          <w:kern w:val="0"/>
+          <w:sz w:val="21"/>
+          <w:szCs w:val="21"/>
+          <w14:ligatures w14:val="none"/>
+        </w:rPr>
+        <w:t>{</w:t>
+      </w:r>
+      <w:proofErr w:type="spellStart"/>
+      <w:r>
+        <w:rPr>
+          <w:rFonts w:eastAsia="Times New Roman" w:cs="Times New Roman"/>
+          <w:color w:val="E5C07B"/>
+          <w:kern w:val="0"/>
+          <w:sz w:val="21"/>
+          <w:szCs w:val="21"/>
+          <w14:ligatures w14:val="none"/>
+        </w:rPr>
+        <w:t>self</w:t>
+      </w:r>
+      <w:r>
+        <w:rPr>
+          <w:rFonts w:eastAsia="Times New Roman" w:cs="Times New Roman"/>
+          <w:color w:val="ABB2BF"/>
+          <w:kern w:val="0"/>
+          <w:sz w:val="21"/>
+          <w:szCs w:val="21"/>
+          <w14:ligatures w14:val="none"/>
+        </w:rPr>
+        <w:t>.</w:t>
+      </w:r>
+      <w:r>
+        <w:rPr>
+          <w:rFonts w:eastAsia="Times New Roman" w:cs="Times New Roman"/>
+          <w:color w:val="E06C75"/>
+          <w:kern w:val="0"/>
+          <w:sz w:val="21"/>
+          <w:szCs w:val="21"/>
+          <w14:ligatures w14:val="none"/>
+        </w:rPr>
+        <w:t>vehicle</w:t>
+      </w:r>
+      <w:r>
+        <w:rPr>
+          <w:rFonts w:eastAsia="Times New Roman" w:cs="Times New Roman"/>
+          <w:color w:val="ABB2BF"/>
+          <w:kern w:val="0"/>
+          <w:sz w:val="21"/>
+          <w:szCs w:val="21"/>
+          <w14:ligatures w14:val="none"/>
+        </w:rPr>
+        <w:t>.type</w:t>
+      </w:r>
+      <w:proofErr w:type="spellEnd"/>
+      <w:r>
+        <w:rPr>
+          <w:rFonts w:eastAsia="Times New Roman" w:cs="Times New Roman"/>
+          <w:color w:val="D19A66"/>
+          <w:kern w:val="0"/>
+          <w:sz w:val="21"/>
+          <w:szCs w:val="21"/>
+          <w14:ligatures w14:val="none"/>
+        </w:rPr>
+        <w:t>}</w:t>
+      </w:r>
+      <w:r>
+        <w:rPr>
+          <w:rFonts w:eastAsia="Times New Roman" w:cs="Times New Roman"/>
+          <w:color w:val="98C379"/>
+          <w:kern w:val="0"/>
+          <w:sz w:val="21"/>
+          <w:szCs w:val="21"/>
+          <w14:ligatures w14:val="none"/>
+        </w:rPr>
+        <w:t xml:space="preserve"> - </w:t>
+      </w:r>
+      <w:r>
+        <w:rPr>
+          <w:rFonts w:eastAsia="Times New Roman" w:cs="Times New Roman"/>
+          <w:color w:val="D19A66"/>
+          <w:kern w:val="0"/>
+          <w:sz w:val="21"/>
+          <w:szCs w:val="21"/>
+          <w14:ligatures w14:val="none"/>
+        </w:rPr>
+        <w:t>{</w:t>
+      </w:r>
+      <w:proofErr w:type="spellStart"/>
+      <w:r>
+        <w:rPr>
+          <w:rFonts w:eastAsia="Times New Roman" w:cs="Times New Roman"/>
+          <w:color w:val="E5C07B"/>
+          <w:kern w:val="0"/>
+          <w:sz w:val="21"/>
+          <w:szCs w:val="21"/>
+          <w14:ligatures w14:val="none"/>
+        </w:rPr>
+        <w:t>self</w:t>
+      </w:r>
+      <w:r>
+        <w:rPr>
+          <w:rFonts w:eastAsia="Times New Roman" w:cs="Times New Roman"/>
+          <w:color w:val="ABB2BF"/>
+          <w:kern w:val="0"/>
+          <w:sz w:val="21"/>
+          <w:szCs w:val="21"/>
+          <w14:ligatures w14:val="none"/>
+        </w:rPr>
+        <w:t>.</w:t>
+      </w:r>
+      <w:r>
+        <w:rPr>
+          <w:rFonts w:eastAsia="Times New Roman" w:cs="Times New Roman"/>
+          <w:color w:val="E06C75"/>
+          <w:kern w:val="0"/>
+          <w:sz w:val="21"/>
+          <w:szCs w:val="21"/>
+          <w14:ligatures w14:val="none"/>
+        </w:rPr>
+        <w:t>vehicle</w:t>
+      </w:r>
+      <w:r>
+        <w:rPr>
+          <w:rFonts w:eastAsia="Times New Roman" w:cs="Times New Roman"/>
+          <w:color w:val="ABB2BF"/>
+          <w:kern w:val="0"/>
+          <w:sz w:val="21"/>
+          <w:szCs w:val="21"/>
+          <w14:ligatures w14:val="none"/>
+        </w:rPr>
+        <w:t>.model</w:t>
+      </w:r>
+      <w:proofErr w:type="spellEnd"/>
+      <w:r>
+        <w:rPr>
+          <w:rFonts w:eastAsia="Times New Roman" w:cs="Times New Roman"/>
+          <w:color w:val="D19A66"/>
+          <w:kern w:val="0"/>
+          <w:sz w:val="21"/>
+          <w:szCs w:val="21"/>
+          <w14:ligatures w14:val="none"/>
+        </w:rPr>
+        <w:t>}</w:t>
+      </w:r>
+      <w:r>
+        <w:rPr>
+          <w:rFonts w:eastAsia="Times New Roman" w:cs="Times New Roman"/>
+          <w:color w:val="98C379"/>
+          <w:kern w:val="0"/>
+          <w:sz w:val="21"/>
+          <w:szCs w:val="21"/>
+          <w14:ligatures w14:val="none"/>
+        </w:rPr>
+        <w:t>"</w:t>
+      </w:r>
+    </w:p>
+    <w:p>
+      <w:pPr>
+        <w:rPr>
+          <w:rtl/>
+          <w:lang w:bidi="fa-IR"/>
+        </w:rPr>
+      </w:pPr>
+    </w:p>
+    <w:p>
+      <w:pPr>
+        <w:rPr>
+          <w:rtl/>
+          <w:lang w:bidi="fa-IR"/>
+        </w:rPr>
+      </w:pPr>
+    </w:p>
+    <w:p>
+      <w:pPr>
+        <w:rPr>
+          <w:rFonts w:hint="cs"/>
+          <w:rtl/>
+          <w:lang w:bidi="fa-IR"/>
+        </w:rPr>
+      </w:pPr>
+      <w:r>
+        <w:rPr>
+          <w:rFonts w:hint="cs"/>
+          <w:rtl/>
+          <w:lang w:bidi="fa-IR"/>
+        </w:rPr>
+        <w:lastRenderedPageBreak/>
+        <w:t xml:space="preserve">در واقع از طریق </w:t>
+      </w:r>
+      <w:proofErr w:type="spellStart"/>
+      <w:r>
+        <w:rPr>
+          <w:lang w:bidi="fa-IR"/>
+        </w:rPr>
+        <w:t>self.vehicle</w:t>
+      </w:r>
+      <w:proofErr w:type="spellEnd"/>
+      <w:r>
+        <w:rPr>
+          <w:rFonts w:hint="cs"/>
+          <w:rtl/>
+          <w:lang w:bidi="fa-IR"/>
+        </w:rPr>
+        <w:t xml:space="preserve"> میایم میبینیم برای اون </w:t>
+      </w:r>
+      <w:r>
+        <w:rPr>
+          <w:lang w:bidi="fa-IR"/>
+        </w:rPr>
+        <w:t>seat</w:t>
+      </w:r>
+      <w:r>
+        <w:rPr>
+          <w:rFonts w:hint="cs"/>
+          <w:rtl/>
+          <w:lang w:bidi="fa-IR"/>
+        </w:rPr>
+        <w:t xml:space="preserve"> ما چه وسیله ای داریم و دوباره با </w:t>
+      </w:r>
+      <w:proofErr w:type="spellStart"/>
+      <w:r>
+        <w:rPr>
+          <w:lang w:bidi="fa-IR"/>
+        </w:rPr>
+        <w:t>seatmodel_set</w:t>
+      </w:r>
+      <w:proofErr w:type="spellEnd"/>
+      <w:r>
+        <w:rPr>
+          <w:rFonts w:hint="cs"/>
+          <w:rtl/>
+          <w:lang w:bidi="fa-IR"/>
+        </w:rPr>
+        <w:t xml:space="preserve"> میایم همه ی صندلی هایی که اون وسیله داره رو میگیریم و با </w:t>
+      </w:r>
+      <w:r>
+        <w:rPr>
+          <w:lang w:bidi="fa-IR"/>
+        </w:rPr>
+        <w:t>count</w:t>
+      </w:r>
+      <w:r>
+        <w:rPr>
+          <w:rFonts w:hint="cs"/>
+          <w:rtl/>
+          <w:lang w:bidi="fa-IR"/>
+        </w:rPr>
+        <w:t xml:space="preserve"> تعدادشو میشماریم</w:t>
+      </w:r>
+    </w:p>
+    <w:p>
+      <w:pPr>
+        <w:shd w:val="clear" w:color="auto" w:fill="23272E"/>
+        <w:bidi w:val="0"/>
+        <w:spacing w:after="0" w:line="285" w:lineRule="atLeast"/>
+        <w:rPr>
+          <w:rFonts w:eastAsia="Times New Roman" w:cs="Times New Roman"/>
+          <w:color w:val="ABB2BF"/>
+          <w:kern w:val="0"/>
+          <w:sz w:val="21"/>
+          <w:szCs w:val="21"/>
+          <w14:ligatures w14:val="none"/>
+        </w:rPr>
+      </w:pPr>
+      <w:r>
+        <w:rPr>
+          <w:rFonts w:eastAsia="Times New Roman" w:cs="Times New Roman"/>
+          <w:color w:val="ABB2BF"/>
+          <w:kern w:val="0"/>
+          <w:sz w:val="21"/>
+          <w:szCs w:val="21"/>
+          <w14:ligatures w14:val="none"/>
+        </w:rPr>
+        <w:t xml:space="preserve">        </w:t>
+      </w:r>
+      <w:r>
+        <w:rPr>
+          <w:rFonts w:eastAsia="Times New Roman" w:cs="Times New Roman"/>
+          <w:color w:val="C678DD"/>
+          <w:kern w:val="0"/>
+          <w:sz w:val="21"/>
+          <w:szCs w:val="21"/>
+          <w14:ligatures w14:val="none"/>
+        </w:rPr>
+        <w:t>if</w:t>
+      </w:r>
+      <w:r>
+        <w:rPr>
+          <w:rFonts w:eastAsia="Times New Roman" w:cs="Times New Roman"/>
+          <w:color w:val="ABB2BF"/>
+          <w:kern w:val="0"/>
+          <w:sz w:val="21"/>
+          <w:szCs w:val="21"/>
+          <w14:ligatures w14:val="none"/>
+        </w:rPr>
+        <w:t xml:space="preserve"> </w:t>
+      </w:r>
+      <w:proofErr w:type="spellStart"/>
+      <w:r>
+        <w:rPr>
+          <w:rFonts w:eastAsia="Times New Roman" w:cs="Times New Roman"/>
+          <w:color w:val="E5C07B"/>
+          <w:kern w:val="0"/>
+          <w:sz w:val="21"/>
+          <w:szCs w:val="21"/>
+          <w14:ligatures w14:val="none"/>
+        </w:rPr>
+        <w:t>self</w:t>
+      </w:r>
+      <w:r>
+        <w:rPr>
+          <w:rFonts w:eastAsia="Times New Roman" w:cs="Times New Roman"/>
+          <w:color w:val="ABB2BF"/>
+          <w:kern w:val="0"/>
+          <w:sz w:val="21"/>
+          <w:szCs w:val="21"/>
+          <w14:ligatures w14:val="none"/>
+        </w:rPr>
+        <w:t>.</w:t>
+      </w:r>
+      <w:r>
+        <w:rPr>
+          <w:rFonts w:eastAsia="Times New Roman" w:cs="Times New Roman"/>
+          <w:color w:val="E06C75"/>
+          <w:kern w:val="0"/>
+          <w:sz w:val="21"/>
+          <w:szCs w:val="21"/>
+          <w14:ligatures w14:val="none"/>
+        </w:rPr>
+        <w:t>vehicle</w:t>
+      </w:r>
+      <w:r>
+        <w:rPr>
+          <w:rFonts w:eastAsia="Times New Roman" w:cs="Times New Roman"/>
+          <w:color w:val="ABB2BF"/>
+          <w:kern w:val="0"/>
+          <w:sz w:val="21"/>
+          <w:szCs w:val="21"/>
+          <w14:ligatures w14:val="none"/>
+        </w:rPr>
+        <w:t>.seatmodel_set.</w:t>
+      </w:r>
+      <w:r>
+        <w:rPr>
+          <w:rFonts w:eastAsia="Times New Roman" w:cs="Times New Roman"/>
+          <w:color w:val="61AFEF"/>
+          <w:kern w:val="0"/>
+          <w:sz w:val="21"/>
+          <w:szCs w:val="21"/>
+          <w14:ligatures w14:val="none"/>
+        </w:rPr>
+        <w:t>count</w:t>
+      </w:r>
+      <w:proofErr w:type="spellEnd"/>
+      <w:r>
+        <w:rPr>
+          <w:rFonts w:eastAsia="Times New Roman" w:cs="Times New Roman"/>
+          <w:color w:val="ABB2BF"/>
+          <w:kern w:val="0"/>
+          <w:sz w:val="21"/>
+          <w:szCs w:val="21"/>
+          <w14:ligatures w14:val="none"/>
+        </w:rPr>
+        <w:t xml:space="preserve">() </w:t>
+      </w:r>
+      <w:r>
+        <w:rPr>
+          <w:rFonts w:eastAsia="Times New Roman" w:cs="Times New Roman"/>
+          <w:color w:val="56B6C2"/>
+          <w:kern w:val="0"/>
+          <w:sz w:val="21"/>
+          <w:szCs w:val="21"/>
+          <w14:ligatures w14:val="none"/>
+        </w:rPr>
+        <w:t>&gt;</w:t>
+      </w:r>
+      <w:r>
+        <w:rPr>
+          <w:rFonts w:eastAsia="Times New Roman" w:cs="Times New Roman"/>
+          <w:color w:val="ABB2BF"/>
+          <w:kern w:val="0"/>
+          <w:sz w:val="21"/>
+          <w:szCs w:val="21"/>
+          <w14:ligatures w14:val="none"/>
+        </w:rPr>
+        <w:t xml:space="preserve"> </w:t>
+      </w:r>
+      <w:proofErr w:type="spellStart"/>
+      <w:r>
+        <w:rPr>
+          <w:rFonts w:eastAsia="Times New Roman" w:cs="Times New Roman"/>
+          <w:color w:val="E5C07B"/>
+          <w:kern w:val="0"/>
+          <w:sz w:val="21"/>
+          <w:szCs w:val="21"/>
+          <w14:ligatures w14:val="none"/>
+        </w:rPr>
+        <w:t>self</w:t>
+      </w:r>
+      <w:r>
+        <w:rPr>
+          <w:rFonts w:eastAsia="Times New Roman" w:cs="Times New Roman"/>
+          <w:color w:val="ABB2BF"/>
+          <w:kern w:val="0"/>
+          <w:sz w:val="21"/>
+          <w:szCs w:val="21"/>
+          <w14:ligatures w14:val="none"/>
+        </w:rPr>
+        <w:t>.</w:t>
+      </w:r>
+      <w:r>
+        <w:rPr>
+          <w:rFonts w:eastAsia="Times New Roman" w:cs="Times New Roman"/>
+          <w:color w:val="E06C75"/>
+          <w:kern w:val="0"/>
+          <w:sz w:val="21"/>
+          <w:szCs w:val="21"/>
+          <w14:ligatures w14:val="none"/>
+        </w:rPr>
+        <w:t>vehicle</w:t>
+      </w:r>
+      <w:r>
+        <w:rPr>
+          <w:rFonts w:eastAsia="Times New Roman" w:cs="Times New Roman"/>
+          <w:color w:val="ABB2BF"/>
+          <w:kern w:val="0"/>
+          <w:sz w:val="21"/>
+          <w:szCs w:val="21"/>
+          <w14:ligatures w14:val="none"/>
+        </w:rPr>
+        <w:t>.capacity</w:t>
+      </w:r>
+      <w:proofErr w:type="spellEnd"/>
+      <w:r>
+        <w:rPr>
+          <w:rFonts w:eastAsia="Times New Roman" w:cs="Times New Roman"/>
+          <w:color w:val="ABB2BF"/>
+          <w:kern w:val="0"/>
+          <w:sz w:val="21"/>
+          <w:szCs w:val="21"/>
+          <w14:ligatures w14:val="none"/>
+        </w:rPr>
+        <w:t>:</w:t>
+      </w:r>
+    </w:p>
+    <w:p>
+      <w:pPr>
+        <w:rPr>
+          <w:rtl/>
+          <w:lang w:bidi="fa-IR"/>
+        </w:rPr>
+      </w:pPr>
+    </w:p>
+    <w:p>
+      <w:pPr>
+        <w:shd w:val="clear" w:color="auto" w:fill="23272E"/>
+        <w:bidi w:val="0"/>
+        <w:spacing w:line="285" w:lineRule="atLeast"/>
+        <w:rPr>
+          <w:rFonts w:eastAsia="Times New Roman" w:cs="Times New Roman"/>
+          <w:color w:val="ABB2BF"/>
+          <w:kern w:val="0"/>
+          <w:sz w:val="21"/>
+          <w:szCs w:val="21"/>
+          <w14:ligatures w14:val="none"/>
+        </w:rPr>
+      </w:pPr>
+      <w:r>
+        <w:rPr>
+          <w:rFonts w:hint="cs"/>
+          <w:rtl/>
+          <w:lang w:bidi="fa-IR"/>
+        </w:rPr>
+        <w:t>در اصل ما باید کد رو به این صورت بنویسیم</w:t>
+      </w:r>
+      <w:r>
+        <w:rPr>
+          <w:rtl/>
+          <w:lang w:bidi="fa-IR"/>
+        </w:rPr>
+        <w:br/>
+      </w:r>
+      <w:r>
+        <w:rPr>
+          <w:rFonts w:eastAsia="Times New Roman" w:cs="Times New Roman"/>
+          <w:color w:val="C678DD"/>
+          <w:kern w:val="0"/>
+          <w:sz w:val="21"/>
+          <w:szCs w:val="21"/>
+          <w14:ligatures w14:val="none"/>
+        </w:rPr>
+        <w:t>class</w:t>
+      </w:r>
+      <w:r>
+        <w:rPr>
+          <w:rFonts w:eastAsia="Times New Roman" w:cs="Times New Roman"/>
+          <w:color w:val="ABB2BF"/>
+          <w:kern w:val="0"/>
+          <w:sz w:val="21"/>
+          <w:szCs w:val="21"/>
+          <w14:ligatures w14:val="none"/>
+        </w:rPr>
+        <w:t xml:space="preserve"> </w:t>
+      </w:r>
+      <w:proofErr w:type="spellStart"/>
+      <w:r>
+        <w:rPr>
+          <w:rFonts w:eastAsia="Times New Roman" w:cs="Times New Roman"/>
+          <w:color w:val="E5C07B"/>
+          <w:kern w:val="0"/>
+          <w:sz w:val="21"/>
+          <w:szCs w:val="21"/>
+          <w14:ligatures w14:val="none"/>
+        </w:rPr>
+        <w:t>SeatModel</w:t>
+      </w:r>
+      <w:proofErr w:type="spellEnd"/>
+      <w:r>
+        <w:rPr>
+          <w:rFonts w:eastAsia="Times New Roman" w:cs="Times New Roman"/>
+          <w:color w:val="ABB2BF"/>
+          <w:kern w:val="0"/>
+          <w:sz w:val="21"/>
+          <w:szCs w:val="21"/>
+          <w14:ligatures w14:val="none"/>
+        </w:rPr>
+        <w:t>(</w:t>
+      </w:r>
+      <w:proofErr w:type="spellStart"/>
+      <w:r>
+        <w:rPr>
+          <w:rFonts w:eastAsia="Times New Roman" w:cs="Times New Roman"/>
+          <w:color w:val="E5C07B"/>
+          <w:kern w:val="0"/>
+          <w:sz w:val="21"/>
+          <w:szCs w:val="21"/>
+          <w14:ligatures w14:val="none"/>
+        </w:rPr>
+        <w:t>models</w:t>
+      </w:r>
+      <w:r>
+        <w:rPr>
+          <w:rFonts w:eastAsia="Times New Roman" w:cs="Times New Roman"/>
+          <w:color w:val="ABB2BF"/>
+          <w:kern w:val="0"/>
+          <w:sz w:val="21"/>
+          <w:szCs w:val="21"/>
+          <w14:ligatures w14:val="none"/>
+        </w:rPr>
+        <w:t>.</w:t>
+      </w:r>
+      <w:r>
+        <w:rPr>
+          <w:rFonts w:eastAsia="Times New Roman" w:cs="Times New Roman"/>
+          <w:color w:val="E5C07B"/>
+          <w:kern w:val="0"/>
+          <w:sz w:val="21"/>
+          <w:szCs w:val="21"/>
+          <w14:ligatures w14:val="none"/>
+        </w:rPr>
+        <w:t>Model</w:t>
+      </w:r>
+      <w:proofErr w:type="spellEnd"/>
+      <w:r>
+        <w:rPr>
+          <w:rFonts w:eastAsia="Times New Roman" w:cs="Times New Roman"/>
+          <w:color w:val="ABB2BF"/>
+          <w:kern w:val="0"/>
+          <w:sz w:val="21"/>
+          <w:szCs w:val="21"/>
+          <w14:ligatures w14:val="none"/>
+        </w:rPr>
+        <w:t>):</w:t>
+      </w:r>
+    </w:p>
+    <w:p>
+      <w:pPr>
+        <w:shd w:val="clear" w:color="auto" w:fill="23272E"/>
+        <w:bidi w:val="0"/>
+        <w:spacing w:after="0" w:line="285" w:lineRule="atLeast"/>
+        <w:rPr>
+          <w:rFonts w:eastAsia="Times New Roman" w:cs="Times New Roman"/>
+          <w:color w:val="ABB2BF"/>
+          <w:kern w:val="0"/>
+          <w:sz w:val="21"/>
+          <w:szCs w:val="21"/>
+          <w14:ligatures w14:val="none"/>
+        </w:rPr>
+      </w:pPr>
+      <w:r>
+        <w:rPr>
+          <w:rFonts w:eastAsia="Times New Roman" w:cs="Times New Roman"/>
+          <w:color w:val="ABB2BF"/>
+          <w:kern w:val="0"/>
+          <w:sz w:val="21"/>
+          <w:szCs w:val="21"/>
+          <w14:ligatures w14:val="none"/>
+        </w:rPr>
+        <w:t xml:space="preserve">    </w:t>
+      </w:r>
+      <w:r>
+        <w:rPr>
+          <w:rFonts w:eastAsia="Times New Roman" w:cs="Times New Roman"/>
+          <w:color w:val="E06C75"/>
+          <w:kern w:val="0"/>
+          <w:sz w:val="21"/>
+          <w:szCs w:val="21"/>
+          <w14:ligatures w14:val="none"/>
+        </w:rPr>
+        <w:t>number</w:t>
+      </w:r>
+      <w:r>
+        <w:rPr>
+          <w:rFonts w:eastAsia="Times New Roman" w:cs="Times New Roman"/>
+          <w:color w:val="ABB2BF"/>
+          <w:kern w:val="0"/>
+          <w:sz w:val="21"/>
+          <w:szCs w:val="21"/>
+          <w14:ligatures w14:val="none"/>
+        </w:rPr>
+        <w:t xml:space="preserve"> </w:t>
+      </w:r>
+      <w:r>
+        <w:rPr>
+          <w:rFonts w:eastAsia="Times New Roman" w:cs="Times New Roman"/>
+          <w:color w:val="56B6C2"/>
+          <w:kern w:val="0"/>
+          <w:sz w:val="21"/>
+          <w:szCs w:val="21"/>
+          <w14:ligatures w14:val="none"/>
+        </w:rPr>
+        <w:t>=</w:t>
+      </w:r>
+      <w:r>
+        <w:rPr>
+          <w:rFonts w:eastAsia="Times New Roman" w:cs="Times New Roman"/>
+          <w:color w:val="ABB2BF"/>
+          <w:kern w:val="0"/>
+          <w:sz w:val="21"/>
+          <w:szCs w:val="21"/>
+          <w14:ligatures w14:val="none"/>
+        </w:rPr>
+        <w:t xml:space="preserve"> </w:t>
+      </w:r>
+      <w:proofErr w:type="spellStart"/>
+      <w:r>
+        <w:rPr>
+          <w:rFonts w:eastAsia="Times New Roman" w:cs="Times New Roman"/>
+          <w:color w:val="E5C07B"/>
+          <w:kern w:val="0"/>
+          <w:sz w:val="21"/>
+          <w:szCs w:val="21"/>
+          <w14:ligatures w14:val="none"/>
+        </w:rPr>
+        <w:t>models</w:t>
+      </w:r>
+      <w:r>
+        <w:rPr>
+          <w:rFonts w:eastAsia="Times New Roman" w:cs="Times New Roman"/>
+          <w:color w:val="ABB2BF"/>
+          <w:kern w:val="0"/>
+          <w:sz w:val="21"/>
+          <w:szCs w:val="21"/>
+          <w14:ligatures w14:val="none"/>
+        </w:rPr>
+        <w:t>.</w:t>
+      </w:r>
+      <w:r>
+        <w:rPr>
+          <w:rFonts w:eastAsia="Times New Roman" w:cs="Times New Roman"/>
+          <w:color w:val="E5C07B"/>
+          <w:kern w:val="0"/>
+          <w:sz w:val="21"/>
+          <w:szCs w:val="21"/>
+          <w14:ligatures w14:val="none"/>
+        </w:rPr>
+        <w:t>PositiveIntegerField</w:t>
+      </w:r>
+      <w:proofErr w:type="spellEnd"/>
+      <w:r>
+        <w:rPr>
+          <w:rFonts w:eastAsia="Times New Roman" w:cs="Times New Roman"/>
+          <w:color w:val="ABB2BF"/>
+          <w:kern w:val="0"/>
+          <w:sz w:val="21"/>
+          <w:szCs w:val="21"/>
+          <w14:ligatures w14:val="none"/>
+        </w:rPr>
+        <w:t>()</w:t>
+      </w:r>
+    </w:p>
+    <w:p>
+      <w:pPr>
+        <w:shd w:val="clear" w:color="auto" w:fill="23272E"/>
+        <w:bidi w:val="0"/>
+        <w:spacing w:after="0" w:line="285" w:lineRule="atLeast"/>
+        <w:rPr>
+          <w:rFonts w:eastAsia="Times New Roman" w:cs="Times New Roman"/>
+          <w:color w:val="ABB2BF"/>
+          <w:kern w:val="0"/>
+          <w:sz w:val="21"/>
+          <w:szCs w:val="21"/>
+          <w14:ligatures w14:val="none"/>
+        </w:rPr>
+      </w:pPr>
+      <w:r>
+        <w:rPr>
+          <w:rFonts w:eastAsia="Times New Roman" w:cs="Times New Roman"/>
+          <w:color w:val="ABB2BF"/>
+          <w:kern w:val="0"/>
+          <w:sz w:val="21"/>
+          <w:szCs w:val="21"/>
+          <w14:ligatures w14:val="none"/>
+        </w:rPr>
+        <w:t xml:space="preserve">    </w:t>
+      </w:r>
+      <w:r>
+        <w:rPr>
+          <w:rFonts w:eastAsia="Times New Roman" w:cs="Times New Roman"/>
+          <w:color w:val="E06C75"/>
+          <w:kern w:val="0"/>
+          <w:sz w:val="21"/>
+          <w:szCs w:val="21"/>
+          <w14:ligatures w14:val="none"/>
+        </w:rPr>
+        <w:t>vehicle</w:t>
+      </w:r>
+      <w:r>
+        <w:rPr>
+          <w:rFonts w:eastAsia="Times New Roman" w:cs="Times New Roman"/>
+          <w:color w:val="ABB2BF"/>
+          <w:kern w:val="0"/>
+          <w:sz w:val="21"/>
+          <w:szCs w:val="21"/>
+          <w14:ligatures w14:val="none"/>
+        </w:rPr>
+        <w:t xml:space="preserve"> </w:t>
+      </w:r>
+      <w:r>
+        <w:rPr>
+          <w:rFonts w:eastAsia="Times New Roman" w:cs="Times New Roman"/>
+          <w:color w:val="56B6C2"/>
+          <w:kern w:val="0"/>
+          <w:sz w:val="21"/>
+          <w:szCs w:val="21"/>
+          <w14:ligatures w14:val="none"/>
+        </w:rPr>
+        <w:t>=</w:t>
+      </w:r>
+      <w:r>
+        <w:rPr>
+          <w:rFonts w:eastAsia="Times New Roman" w:cs="Times New Roman"/>
+          <w:color w:val="ABB2BF"/>
+          <w:kern w:val="0"/>
+          <w:sz w:val="21"/>
+          <w:szCs w:val="21"/>
+          <w14:ligatures w14:val="none"/>
+        </w:rPr>
+        <w:t xml:space="preserve"> </w:t>
+      </w:r>
+      <w:proofErr w:type="spellStart"/>
+      <w:r>
+        <w:rPr>
+          <w:rFonts w:eastAsia="Times New Roman" w:cs="Times New Roman"/>
+          <w:color w:val="E5C07B"/>
+          <w:kern w:val="0"/>
+          <w:sz w:val="21"/>
+          <w:szCs w:val="21"/>
+          <w14:ligatures w14:val="none"/>
+        </w:rPr>
+        <w:t>models</w:t>
+      </w:r>
+      <w:r>
+        <w:rPr>
+          <w:rFonts w:eastAsia="Times New Roman" w:cs="Times New Roman"/>
+          <w:color w:val="ABB2BF"/>
+          <w:kern w:val="0"/>
+          <w:sz w:val="21"/>
+          <w:szCs w:val="21"/>
+          <w14:ligatures w14:val="none"/>
+        </w:rPr>
+        <w:t>.</w:t>
+      </w:r>
+      <w:r>
+        <w:rPr>
+          <w:rFonts w:eastAsia="Times New Roman" w:cs="Times New Roman"/>
+          <w:color w:val="E5C07B"/>
+          <w:kern w:val="0"/>
+          <w:sz w:val="21"/>
+          <w:szCs w:val="21"/>
+          <w14:ligatures w14:val="none"/>
+        </w:rPr>
+        <w:t>ForeignKey</w:t>
+      </w:r>
+      <w:proofErr w:type="spellEnd"/>
+      <w:r>
+        <w:rPr>
+          <w:rFonts w:eastAsia="Times New Roman" w:cs="Times New Roman"/>
+          <w:color w:val="ABB2BF"/>
+          <w:kern w:val="0"/>
+          <w:sz w:val="21"/>
+          <w:szCs w:val="21"/>
+          <w14:ligatures w14:val="none"/>
+        </w:rPr>
+        <w:t>(</w:t>
+      </w:r>
+      <w:r>
+        <w:rPr>
+          <w:rFonts w:eastAsia="Times New Roman" w:cs="Times New Roman"/>
+          <w:color w:val="98C379"/>
+          <w:kern w:val="0"/>
+          <w:sz w:val="21"/>
+          <w:szCs w:val="21"/>
+          <w14:ligatures w14:val="none"/>
+        </w:rPr>
+        <w:t>"</w:t>
+      </w:r>
+      <w:proofErr w:type="spellStart"/>
+      <w:r>
+        <w:rPr>
+          <w:rFonts w:eastAsia="Times New Roman" w:cs="Times New Roman"/>
+          <w:color w:val="98C379"/>
+          <w:kern w:val="0"/>
+          <w:sz w:val="21"/>
+          <w:szCs w:val="21"/>
+          <w14:ligatures w14:val="none"/>
+        </w:rPr>
+        <w:t>VehicleModel</w:t>
+      </w:r>
+      <w:proofErr w:type="spellEnd"/>
+      <w:r>
+        <w:rPr>
+          <w:rFonts w:eastAsia="Times New Roman" w:cs="Times New Roman"/>
+          <w:color w:val="98C379"/>
+          <w:kern w:val="0"/>
+          <w:sz w:val="21"/>
+          <w:szCs w:val="21"/>
+          <w14:ligatures w14:val="none"/>
+        </w:rPr>
+        <w:t>"</w:t>
+      </w:r>
+      <w:r>
+        <w:rPr>
+          <w:rFonts w:eastAsia="Times New Roman" w:cs="Times New Roman"/>
+          <w:color w:val="ABB2BF"/>
+          <w:kern w:val="0"/>
+          <w:sz w:val="21"/>
+          <w:szCs w:val="21"/>
+          <w14:ligatures w14:val="none"/>
+        </w:rPr>
+        <w:t xml:space="preserve">, </w:t>
+      </w:r>
+      <w:proofErr w:type="spellStart"/>
+      <w:r>
+        <w:rPr>
+          <w:rFonts w:eastAsia="Times New Roman" w:cs="Times New Roman"/>
+          <w:color w:val="E06C75"/>
+          <w:kern w:val="0"/>
+          <w:sz w:val="21"/>
+          <w:szCs w:val="21"/>
+          <w14:ligatures w14:val="none"/>
+        </w:rPr>
+        <w:t>on_delete</w:t>
+      </w:r>
+      <w:proofErr w:type="spellEnd"/>
+      <w:r>
+        <w:rPr>
+          <w:rFonts w:eastAsia="Times New Roman" w:cs="Times New Roman"/>
+          <w:color w:val="56B6C2"/>
+          <w:kern w:val="0"/>
+          <w:sz w:val="21"/>
+          <w:szCs w:val="21"/>
+          <w14:ligatures w14:val="none"/>
+        </w:rPr>
+        <w:t>=</w:t>
+      </w:r>
+      <w:proofErr w:type="spellStart"/>
+      <w:r>
+        <w:rPr>
+          <w:rFonts w:eastAsia="Times New Roman" w:cs="Times New Roman"/>
+          <w:color w:val="E5C07B"/>
+          <w:kern w:val="0"/>
+          <w:sz w:val="21"/>
+          <w:szCs w:val="21"/>
+          <w14:ligatures w14:val="none"/>
+        </w:rPr>
+        <w:t>models</w:t>
+      </w:r>
+      <w:r>
+        <w:rPr>
+          <w:rFonts w:eastAsia="Times New Roman" w:cs="Times New Roman"/>
+          <w:color w:val="ABB2BF"/>
+          <w:kern w:val="0"/>
+          <w:sz w:val="21"/>
+          <w:szCs w:val="21"/>
+          <w14:ligatures w14:val="none"/>
+        </w:rPr>
+        <w:t>.</w:t>
+      </w:r>
+      <w:r>
+        <w:rPr>
+          <w:rFonts w:eastAsia="Times New Roman" w:cs="Times New Roman"/>
+          <w:color w:val="61AFEF"/>
+          <w:kern w:val="0"/>
+          <w:sz w:val="21"/>
+          <w:szCs w:val="21"/>
+          <w14:ligatures w14:val="none"/>
+        </w:rPr>
+        <w:t>CASCADE</w:t>
+      </w:r>
+      <w:proofErr w:type="spellEnd"/>
+      <w:r>
+        <w:rPr>
+          <w:rFonts w:eastAsia="Times New Roman" w:cs="Times New Roman"/>
+          <w:color w:val="ABB2BF"/>
+          <w:kern w:val="0"/>
+          <w:sz w:val="21"/>
+          <w:szCs w:val="21"/>
+          <w14:ligatures w14:val="none"/>
+        </w:rPr>
+        <w:t xml:space="preserve">, </w:t>
+      </w:r>
+      <w:proofErr w:type="spellStart"/>
+      <w:r>
+        <w:rPr>
+          <w:rFonts w:eastAsia="Times New Roman" w:cs="Times New Roman"/>
+          <w:color w:val="E06C75"/>
+          <w:kern w:val="0"/>
+          <w:sz w:val="21"/>
+          <w:szCs w:val="21"/>
+          <w14:ligatures w14:val="none"/>
+        </w:rPr>
+        <w:t>related_name</w:t>
+      </w:r>
+      <w:proofErr w:type="spellEnd"/>
+      <w:r>
+        <w:rPr>
+          <w:rFonts w:eastAsia="Times New Roman" w:cs="Times New Roman"/>
+          <w:color w:val="56B6C2"/>
+          <w:kern w:val="0"/>
+          <w:sz w:val="21"/>
+          <w:szCs w:val="21"/>
+          <w14:ligatures w14:val="none"/>
+        </w:rPr>
+        <w:t>=</w:t>
+      </w:r>
+      <w:r>
+        <w:rPr>
+          <w:rFonts w:eastAsia="Times New Roman" w:cs="Times New Roman"/>
+          <w:color w:val="98C379"/>
+          <w:kern w:val="0"/>
+          <w:sz w:val="21"/>
+          <w:szCs w:val="21"/>
+          <w14:ligatures w14:val="none"/>
+        </w:rPr>
+        <w:t>"seats"</w:t>
+      </w:r>
+      <w:r>
+        <w:rPr>
+          <w:rFonts w:eastAsia="Times New Roman" w:cs="Times New Roman"/>
+          <w:color w:val="ABB2BF"/>
+          <w:kern w:val="0"/>
+          <w:sz w:val="21"/>
+          <w:szCs w:val="21"/>
+          <w14:ligatures w14:val="none"/>
+        </w:rPr>
+        <w:t>)</w:t>
+      </w:r>
+    </w:p>
+    <w:p>
+      <w:pPr>
+        <w:shd w:val="clear" w:color="auto" w:fill="23272E"/>
+        <w:bidi w:val="0"/>
+        <w:spacing w:after="0" w:line="285" w:lineRule="atLeast"/>
+        <w:rPr>
+          <w:rFonts w:eastAsia="Times New Roman" w:cs="Times New Roman"/>
+          <w:color w:val="ABB2BF"/>
+          <w:kern w:val="0"/>
+          <w:sz w:val="21"/>
+          <w:szCs w:val="21"/>
+          <w14:ligatures w14:val="none"/>
+        </w:rPr>
+      </w:pPr>
+    </w:p>
+    <w:p>
+      <w:pPr>
+        <w:shd w:val="clear" w:color="auto" w:fill="23272E"/>
+        <w:bidi w:val="0"/>
+        <w:spacing w:after="0" w:line="285" w:lineRule="atLeast"/>
+        <w:rPr>
+          <w:rFonts w:eastAsia="Times New Roman" w:cs="Times New Roman"/>
+          <w:color w:val="ABB2BF"/>
+          <w:kern w:val="0"/>
+          <w:sz w:val="21"/>
+          <w:szCs w:val="21"/>
+          <w14:ligatures w14:val="none"/>
+        </w:rPr>
+      </w:pPr>
+      <w:r>
+        <w:rPr>
+          <w:rFonts w:eastAsia="Times New Roman" w:cs="Times New Roman"/>
+          <w:color w:val="ABB2BF"/>
+          <w:kern w:val="0"/>
+          <w:sz w:val="21"/>
+          <w:szCs w:val="21"/>
+          <w14:ligatures w14:val="none"/>
+        </w:rPr>
+        <w:t xml:space="preserve">    </w:t>
+      </w:r>
+      <w:r>
+        <w:rPr>
+          <w:rFonts w:eastAsia="Times New Roman" w:cs="Times New Roman"/>
+          <w:color w:val="C678DD"/>
+          <w:kern w:val="0"/>
+          <w:sz w:val="21"/>
+          <w:szCs w:val="21"/>
+          <w14:ligatures w14:val="none"/>
+        </w:rPr>
+        <w:t>class</w:t>
+      </w:r>
+      <w:r>
+        <w:rPr>
+          <w:rFonts w:eastAsia="Times New Roman" w:cs="Times New Roman"/>
+          <w:color w:val="ABB2BF"/>
+          <w:kern w:val="0"/>
+          <w:sz w:val="21"/>
+          <w:szCs w:val="21"/>
+          <w14:ligatures w14:val="none"/>
+        </w:rPr>
+        <w:t xml:space="preserve"> </w:t>
+      </w:r>
+      <w:r>
+        <w:rPr>
+          <w:rFonts w:eastAsia="Times New Roman" w:cs="Times New Roman"/>
+          <w:color w:val="E5C07B"/>
+          <w:kern w:val="0"/>
+          <w:sz w:val="21"/>
+          <w:szCs w:val="21"/>
+          <w14:ligatures w14:val="none"/>
+        </w:rPr>
+        <w:t>Meta</w:t>
+      </w:r>
+      <w:r>
+        <w:rPr>
+          <w:rFonts w:eastAsia="Times New Roman" w:cs="Times New Roman"/>
+          <w:color w:val="ABB2BF"/>
+          <w:kern w:val="0"/>
+          <w:sz w:val="21"/>
+          <w:szCs w:val="21"/>
+          <w14:ligatures w14:val="none"/>
+        </w:rPr>
+        <w:t>:</w:t>
+      </w:r>
+    </w:p>
+    <w:p>
+      <w:pPr>
+        <w:shd w:val="clear" w:color="auto" w:fill="23272E"/>
+        <w:bidi w:val="0"/>
+        <w:spacing w:after="0" w:line="285" w:lineRule="atLeast"/>
+        <w:rPr>
+          <w:rFonts w:eastAsia="Times New Roman" w:cs="Times New Roman"/>
+          <w:color w:val="ABB2BF"/>
+          <w:kern w:val="0"/>
+          <w:sz w:val="21"/>
+          <w:szCs w:val="21"/>
+          <w14:ligatures w14:val="none"/>
+        </w:rPr>
+      </w:pPr>
+      <w:r>
+        <w:rPr>
+          <w:rFonts w:eastAsia="Times New Roman" w:cs="Times New Roman"/>
+          <w:color w:val="ABB2BF"/>
+          <w:kern w:val="0"/>
+          <w:sz w:val="21"/>
+          <w:szCs w:val="21"/>
+          <w14:ligatures w14:val="none"/>
+        </w:rPr>
+        <w:t xml:space="preserve">        </w:t>
+      </w:r>
+      <w:r>
+        <w:rPr>
+          <w:rFonts w:eastAsia="Times New Roman" w:cs="Times New Roman"/>
+          <w:color w:val="E06C75"/>
+          <w:kern w:val="0"/>
+          <w:sz w:val="21"/>
+          <w:szCs w:val="21"/>
+          <w14:ligatures w14:val="none"/>
+        </w:rPr>
+        <w:t>constraints</w:t>
+      </w:r>
+      <w:r>
+        <w:rPr>
+          <w:rFonts w:eastAsia="Times New Roman" w:cs="Times New Roman"/>
+          <w:color w:val="ABB2BF"/>
+          <w:kern w:val="0"/>
+          <w:sz w:val="21"/>
+          <w:szCs w:val="21"/>
+          <w14:ligatures w14:val="none"/>
+        </w:rPr>
+        <w:t xml:space="preserve"> </w:t>
+      </w:r>
+      <w:r>
+        <w:rPr>
+          <w:rFonts w:eastAsia="Times New Roman" w:cs="Times New Roman"/>
+          <w:color w:val="56B6C2"/>
+          <w:kern w:val="0"/>
+          <w:sz w:val="21"/>
+          <w:szCs w:val="21"/>
+          <w14:ligatures w14:val="none"/>
+        </w:rPr>
+        <w:t>=</w:t>
+      </w:r>
+      <w:r>
+        <w:rPr>
+          <w:rFonts w:eastAsia="Times New Roman" w:cs="Times New Roman"/>
+          <w:color w:val="ABB2BF"/>
+          <w:kern w:val="0"/>
+          <w:sz w:val="21"/>
+          <w:szCs w:val="21"/>
+          <w14:ligatures w14:val="none"/>
+        </w:rPr>
+        <w:t xml:space="preserve"> [</w:t>
+      </w:r>
+    </w:p>
+    <w:p>
+      <w:pPr>
+        <w:shd w:val="clear" w:color="auto" w:fill="23272E"/>
+        <w:bidi w:val="0"/>
+        <w:spacing w:after="0" w:line="285" w:lineRule="atLeast"/>
+        <w:rPr>
+          <w:rFonts w:eastAsia="Times New Roman" w:cs="Times New Roman"/>
+          <w:color w:val="ABB2BF"/>
+          <w:kern w:val="0"/>
+          <w:sz w:val="21"/>
+          <w:szCs w:val="21"/>
+          <w14:ligatures w14:val="none"/>
+        </w:rPr>
+      </w:pPr>
+      <w:r>
+        <w:rPr>
+          <w:rFonts w:eastAsia="Times New Roman" w:cs="Times New Roman"/>
+          <w:color w:val="ABB2BF"/>
+          <w:kern w:val="0"/>
+          <w:sz w:val="21"/>
+          <w:szCs w:val="21"/>
+          <w14:ligatures w14:val="none"/>
+        </w:rPr>
+        <w:t xml:space="preserve">            </w:t>
+      </w:r>
+      <w:proofErr w:type="spellStart"/>
+      <w:r>
+        <w:rPr>
+          <w:rFonts w:eastAsia="Times New Roman" w:cs="Times New Roman"/>
+          <w:color w:val="E5C07B"/>
+          <w:kern w:val="0"/>
+          <w:sz w:val="21"/>
+          <w:szCs w:val="21"/>
+          <w14:ligatures w14:val="none"/>
+        </w:rPr>
+        <w:t>models</w:t>
+      </w:r>
+      <w:r>
+        <w:rPr>
+          <w:rFonts w:eastAsia="Times New Roman" w:cs="Times New Roman"/>
+          <w:color w:val="ABB2BF"/>
+          <w:kern w:val="0"/>
+          <w:sz w:val="21"/>
+          <w:szCs w:val="21"/>
+          <w14:ligatures w14:val="none"/>
+        </w:rPr>
+        <w:t>.</w:t>
+      </w:r>
+      <w:r>
+        <w:rPr>
+          <w:rFonts w:eastAsia="Times New Roman" w:cs="Times New Roman"/>
+          <w:color w:val="E5C07B"/>
+          <w:kern w:val="0"/>
+          <w:sz w:val="21"/>
+          <w:szCs w:val="21"/>
+          <w14:ligatures w14:val="none"/>
+        </w:rPr>
+        <w:t>UniqueConstraint</w:t>
+      </w:r>
+      <w:proofErr w:type="spellEnd"/>
+      <w:r>
+        <w:rPr>
+          <w:rFonts w:eastAsia="Times New Roman" w:cs="Times New Roman"/>
+          <w:color w:val="ABB2BF"/>
+          <w:kern w:val="0"/>
+          <w:sz w:val="21"/>
+          <w:szCs w:val="21"/>
+          <w14:ligatures w14:val="none"/>
+        </w:rPr>
+        <w:t>(</w:t>
+      </w:r>
+    </w:p>
+    <w:p>
+      <w:pPr>
+        <w:shd w:val="clear" w:color="auto" w:fill="23272E"/>
+        <w:bidi w:val="0"/>
+        <w:spacing w:after="0" w:line="285" w:lineRule="atLeast"/>
+        <w:rPr>
+          <w:rFonts w:eastAsia="Times New Roman" w:cs="Times New Roman"/>
+          <w:color w:val="ABB2BF"/>
+          <w:kern w:val="0"/>
+          <w:sz w:val="21"/>
+          <w:szCs w:val="21"/>
+          <w14:ligatures w14:val="none"/>
+        </w:rPr>
+      </w:pPr>
+      <w:r>
+        <w:rPr>
+          <w:rFonts w:eastAsia="Times New Roman" w:cs="Times New Roman"/>
+          <w:color w:val="ABB2BF"/>
+          <w:kern w:val="0"/>
+          <w:sz w:val="21"/>
+          <w:szCs w:val="21"/>
+          <w14:ligatures w14:val="none"/>
+        </w:rPr>
+        <w:t xml:space="preserve">                </w:t>
+      </w:r>
+      <w:r>
+        <w:rPr>
+          <w:rFonts w:eastAsia="Times New Roman" w:cs="Times New Roman"/>
+          <w:color w:val="E06C75"/>
+          <w:kern w:val="0"/>
+          <w:sz w:val="21"/>
+          <w:szCs w:val="21"/>
+          <w14:ligatures w14:val="none"/>
+        </w:rPr>
+        <w:t>fields</w:t>
+      </w:r>
+      <w:r>
+        <w:rPr>
+          <w:rFonts w:eastAsia="Times New Roman" w:cs="Times New Roman"/>
+          <w:color w:val="56B6C2"/>
+          <w:kern w:val="0"/>
+          <w:sz w:val="21"/>
+          <w:szCs w:val="21"/>
+          <w14:ligatures w14:val="none"/>
+        </w:rPr>
+        <w:t>=</w:t>
+      </w:r>
+      <w:r>
+        <w:rPr>
+          <w:rFonts w:eastAsia="Times New Roman" w:cs="Times New Roman"/>
+          <w:color w:val="ABB2BF"/>
+          <w:kern w:val="0"/>
+          <w:sz w:val="21"/>
+          <w:szCs w:val="21"/>
+          <w14:ligatures w14:val="none"/>
+        </w:rPr>
+        <w:t>[</w:t>
+      </w:r>
+      <w:r>
+        <w:rPr>
+          <w:rFonts w:eastAsia="Times New Roman" w:cs="Times New Roman"/>
+          <w:color w:val="98C379"/>
+          <w:kern w:val="0"/>
+          <w:sz w:val="21"/>
+          <w:szCs w:val="21"/>
+          <w14:ligatures w14:val="none"/>
+        </w:rPr>
+        <w:t>"vehicle"</w:t>
+      </w:r>
+      <w:r>
+        <w:rPr>
+          <w:rFonts w:eastAsia="Times New Roman" w:cs="Times New Roman"/>
+          <w:color w:val="ABB2BF"/>
+          <w:kern w:val="0"/>
+          <w:sz w:val="21"/>
+          <w:szCs w:val="21"/>
+          <w14:ligatures w14:val="none"/>
+        </w:rPr>
+        <w:t xml:space="preserve">, </w:t>
+      </w:r>
+      <w:r>
+        <w:rPr>
+          <w:rFonts w:eastAsia="Times New Roman" w:cs="Times New Roman"/>
+          <w:color w:val="98C379"/>
+          <w:kern w:val="0"/>
+          <w:sz w:val="21"/>
+          <w:szCs w:val="21"/>
+          <w14:ligatures w14:val="none"/>
+        </w:rPr>
+        <w:t>"number"</w:t>
+      </w:r>
+      <w:r>
+        <w:rPr>
+          <w:rFonts w:eastAsia="Times New Roman" w:cs="Times New Roman"/>
+          <w:color w:val="ABB2BF"/>
+          <w:kern w:val="0"/>
+          <w:sz w:val="21"/>
+          <w:szCs w:val="21"/>
+          <w14:ligatures w14:val="none"/>
+        </w:rPr>
+        <w:t>],</w:t>
+      </w:r>
+    </w:p>
+    <w:p>
+      <w:pPr>
+        <w:shd w:val="clear" w:color="auto" w:fill="23272E"/>
+        <w:bidi w:val="0"/>
+        <w:spacing w:after="0" w:line="285" w:lineRule="atLeast"/>
+        <w:rPr>
+          <w:rFonts w:eastAsia="Times New Roman" w:cs="Times New Roman"/>
+          <w:color w:val="ABB2BF"/>
+          <w:kern w:val="0"/>
+          <w:sz w:val="21"/>
+          <w:szCs w:val="21"/>
+          <w14:ligatures w14:val="none"/>
+        </w:rPr>
+      </w:pPr>
+      <w:r>
+        <w:rPr>
+          <w:rFonts w:eastAsia="Times New Roman" w:cs="Times New Roman"/>
+          <w:color w:val="ABB2BF"/>
+          <w:kern w:val="0"/>
+          <w:sz w:val="21"/>
+          <w:szCs w:val="21"/>
+          <w14:ligatures w14:val="none"/>
+        </w:rPr>
+        <w:t xml:space="preserve">                </w:t>
+      </w:r>
+      <w:r>
+        <w:rPr>
+          <w:rFonts w:eastAsia="Times New Roman" w:cs="Times New Roman"/>
+          <w:color w:val="E06C75"/>
+          <w:kern w:val="0"/>
+          <w:sz w:val="21"/>
+          <w:szCs w:val="21"/>
+          <w14:ligatures w14:val="none"/>
+        </w:rPr>
+        <w:t>name</w:t>
+      </w:r>
+      <w:r>
+        <w:rPr>
+          <w:rFonts w:eastAsia="Times New Roman" w:cs="Times New Roman"/>
+          <w:color w:val="ABB2BF"/>
+          <w:kern w:val="0"/>
+          <w:sz w:val="21"/>
+          <w:szCs w:val="21"/>
+          <w14:ligatures w14:val="none"/>
+        </w:rPr>
+        <w:t xml:space="preserve"> </w:t>
+      </w:r>
+      <w:r>
+        <w:rPr>
+          <w:rFonts w:eastAsia="Times New Roman" w:cs="Times New Roman"/>
+          <w:color w:val="56B6C2"/>
+          <w:kern w:val="0"/>
+          <w:sz w:val="21"/>
+          <w:szCs w:val="21"/>
+          <w14:ligatures w14:val="none"/>
+        </w:rPr>
+        <w:t>=</w:t>
+      </w:r>
+      <w:r>
+        <w:rPr>
+          <w:rFonts w:eastAsia="Times New Roman" w:cs="Times New Roman"/>
+          <w:color w:val="ABB2BF"/>
+          <w:kern w:val="0"/>
+          <w:sz w:val="21"/>
+          <w:szCs w:val="21"/>
+          <w14:ligatures w14:val="none"/>
+        </w:rPr>
+        <w:t xml:space="preserve"> </w:t>
+      </w:r>
+      <w:r>
+        <w:rPr>
+          <w:rFonts w:eastAsia="Times New Roman" w:cs="Times New Roman"/>
+          <w:color w:val="98C379"/>
+          <w:kern w:val="0"/>
+          <w:sz w:val="21"/>
+          <w:szCs w:val="21"/>
+          <w14:ligatures w14:val="none"/>
+        </w:rPr>
+        <w:t>"</w:t>
+      </w:r>
+      <w:proofErr w:type="spellStart"/>
+      <w:r>
+        <w:rPr>
+          <w:rFonts w:eastAsia="Times New Roman" w:cs="Times New Roman"/>
+          <w:color w:val="98C379"/>
+          <w:kern w:val="0"/>
+          <w:sz w:val="21"/>
+          <w:szCs w:val="21"/>
+          <w14:ligatures w14:val="none"/>
+        </w:rPr>
+        <w:t>unique_seat_number_per_vehicle</w:t>
+      </w:r>
+      <w:proofErr w:type="spellEnd"/>
+      <w:r>
+        <w:rPr>
+          <w:rFonts w:eastAsia="Times New Roman" w:cs="Times New Roman"/>
+          <w:color w:val="98C379"/>
+          <w:kern w:val="0"/>
+          <w:sz w:val="21"/>
+          <w:szCs w:val="21"/>
+          <w14:ligatures w14:val="none"/>
+        </w:rPr>
+        <w:t>"</w:t>
+      </w:r>
+    </w:p>
+    <w:p>
+      <w:pPr>
+        <w:shd w:val="clear" w:color="auto" w:fill="23272E"/>
+        <w:bidi w:val="0"/>
+        <w:spacing w:after="0" w:line="285" w:lineRule="atLeast"/>
+        <w:rPr>
+          <w:rFonts w:eastAsia="Times New Roman" w:cs="Times New Roman"/>
+          <w:color w:val="ABB2BF"/>
+          <w:kern w:val="0"/>
+          <w:sz w:val="21"/>
+          <w:szCs w:val="21"/>
+          <w14:ligatures w14:val="none"/>
+        </w:rPr>
+      </w:pPr>
+      <w:r>
+        <w:rPr>
+          <w:rFonts w:eastAsia="Times New Roman" w:cs="Times New Roman"/>
+          <w:color w:val="ABB2BF"/>
+          <w:kern w:val="0"/>
+          <w:sz w:val="21"/>
+          <w:szCs w:val="21"/>
+          <w14:ligatures w14:val="none"/>
+        </w:rPr>
+        <w:t>            )</w:t>
+      </w:r>
+    </w:p>
+    <w:p>
+      <w:pPr>
+        <w:shd w:val="clear" w:color="auto" w:fill="23272E"/>
+        <w:bidi w:val="0"/>
+        <w:spacing w:after="0" w:line="285" w:lineRule="atLeast"/>
+        <w:rPr>
+          <w:rFonts w:eastAsia="Times New Roman" w:cs="Times New Roman"/>
+          <w:color w:val="ABB2BF"/>
+          <w:kern w:val="0"/>
+          <w:sz w:val="21"/>
+          <w:szCs w:val="21"/>
+          <w14:ligatures w14:val="none"/>
+        </w:rPr>
+      </w:pPr>
+      <w:r>
+        <w:rPr>
+          <w:rFonts w:eastAsia="Times New Roman" w:cs="Times New Roman"/>
+          <w:color w:val="ABB2BF"/>
+          <w:kern w:val="0"/>
+          <w:sz w:val="21"/>
+          <w:szCs w:val="21"/>
+          <w14:ligatures w14:val="none"/>
+        </w:rPr>
+        <w:t>        ]</w:t>
+      </w:r>
+    </w:p>
+    <w:p>
+      <w:pPr>
+        <w:shd w:val="clear" w:color="auto" w:fill="23272E"/>
+        <w:bidi w:val="0"/>
+        <w:spacing w:after="0" w:line="285" w:lineRule="atLeast"/>
+        <w:rPr>
+          <w:rFonts w:eastAsia="Times New Roman" w:cs="Times New Roman"/>
+          <w:color w:val="ABB2BF"/>
+          <w:kern w:val="0"/>
+          <w:sz w:val="21"/>
+          <w:szCs w:val="21"/>
+          <w14:ligatures w14:val="none"/>
+        </w:rPr>
+      </w:pPr>
+    </w:p>
+    <w:p>
+      <w:pPr>
+        <w:shd w:val="clear" w:color="auto" w:fill="23272E"/>
+        <w:bidi w:val="0"/>
+        <w:spacing w:after="0" w:line="285" w:lineRule="atLeast"/>
+        <w:rPr>
+          <w:rFonts w:eastAsia="Times New Roman" w:cs="Times New Roman"/>
+          <w:color w:val="ABB2BF"/>
+          <w:kern w:val="0"/>
+          <w:sz w:val="21"/>
+          <w:szCs w:val="21"/>
+          <w:rtl/>
+          <w14:ligatures w14:val="none"/>
+        </w:rPr>
+      </w:pPr>
+      <w:r>
+        <w:rPr>
+          <w:rFonts w:eastAsia="Times New Roman" w:cs="Times New Roman"/>
+          <w:color w:val="ABB2BF"/>
+          <w:kern w:val="0"/>
+          <w:sz w:val="21"/>
+          <w:szCs w:val="21"/>
+          <w14:ligatures w14:val="none"/>
+        </w:rPr>
+        <w:t xml:space="preserve">    </w:t>
+      </w:r>
+      <w:r>
+        <w:rPr>
+          <w:rFonts w:eastAsia="Times New Roman" w:cs="Times New Roman"/>
+          <w:color w:val="C678DD"/>
+          <w:kern w:val="0"/>
+          <w:sz w:val="21"/>
+          <w:szCs w:val="21"/>
+          <w14:ligatures w14:val="none"/>
+        </w:rPr>
+        <w:t>def</w:t>
+      </w:r>
+      <w:r>
+        <w:rPr>
+          <w:rFonts w:eastAsia="Times New Roman" w:cs="Times New Roman"/>
+          <w:color w:val="ABB2BF"/>
+          <w:kern w:val="0"/>
+          <w:sz w:val="21"/>
+          <w:szCs w:val="21"/>
+          <w14:ligatures w14:val="none"/>
+        </w:rPr>
+        <w:t xml:space="preserve"> </w:t>
+      </w:r>
+      <w:r>
+        <w:rPr>
+          <w:rFonts w:eastAsia="Times New Roman" w:cs="Times New Roman"/>
+          <w:color w:val="61AFEF"/>
+          <w:kern w:val="0"/>
+          <w:sz w:val="21"/>
+          <w:szCs w:val="21"/>
+          <w14:ligatures w14:val="none"/>
+        </w:rPr>
+        <w:t>clean</w:t>
+      </w:r>
+      <w:r>
+        <w:rPr>
+          <w:rFonts w:eastAsia="Times New Roman" w:cs="Times New Roman"/>
+          <w:color w:val="ABB2BF"/>
+          <w:kern w:val="0"/>
+          <w:sz w:val="21"/>
+          <w:szCs w:val="21"/>
+          <w14:ligatures w14:val="none"/>
+        </w:rPr>
+        <w:t>(</w:t>
+      </w:r>
+      <w:r>
+        <w:rPr>
+          <w:rFonts w:eastAsia="Times New Roman" w:cs="Times New Roman"/>
+          <w:color w:val="E5C07B"/>
+          <w:kern w:val="0"/>
+          <w:sz w:val="21"/>
+          <w:szCs w:val="21"/>
+          <w14:ligatures w14:val="none"/>
+        </w:rPr>
+        <w:t>self</w:t>
+      </w:r>
+      <w:r>
+        <w:rPr>
+          <w:rFonts w:eastAsia="Times New Roman" w:cs="Times New Roman"/>
+          <w:color w:val="ABB2BF"/>
+          <w:kern w:val="0"/>
+          <w:sz w:val="21"/>
+          <w:szCs w:val="21"/>
+          <w14:ligatures w14:val="none"/>
+        </w:rPr>
+        <w:t>):</w:t>
+      </w:r>
+    </w:p>
+    <w:p>
+      <w:pPr>
+        <w:shd w:val="clear" w:color="auto" w:fill="23272E"/>
+        <w:bidi w:val="0"/>
+        <w:spacing w:after="0" w:line="285" w:lineRule="atLeast"/>
+        <w:ind w:firstLine="720"/>
+        <w:rPr>
+          <w:rFonts w:eastAsia="Times New Roman" w:cs="Times New Roman"/>
+          <w:color w:val="ABB2BF"/>
+          <w:kern w:val="0"/>
+          <w:sz w:val="21"/>
+          <w:szCs w:val="21"/>
+          <w14:ligatures w14:val="none"/>
+        </w:rPr>
+      </w:pPr>
+      <w:r>
+        <w:rPr>
+          <w:rFonts w:eastAsia="Times New Roman" w:cs="Times New Roman"/>
+          <w:color w:val="E5C07B"/>
+          <w:kern w:val="0"/>
+          <w:sz w:val="21"/>
+          <w:szCs w:val="21"/>
+          <w14:ligatures w14:val="none"/>
+        </w:rPr>
+        <w:t>super</w:t>
+      </w:r>
+      <w:r>
+        <w:rPr>
+          <w:rFonts w:eastAsia="Times New Roman" w:cs="Times New Roman"/>
+          <w:color w:val="ABB2BF"/>
+          <w:kern w:val="0"/>
+          <w:sz w:val="21"/>
+          <w:szCs w:val="21"/>
+          <w14:ligatures w14:val="none"/>
+        </w:rPr>
+        <w:t>().</w:t>
+      </w:r>
+      <w:r>
+        <w:rPr>
+          <w:rFonts w:eastAsia="Times New Roman" w:cs="Times New Roman"/>
+          <w:color w:val="61AFEF"/>
+          <w:kern w:val="0"/>
+          <w:sz w:val="21"/>
+          <w:szCs w:val="21"/>
+          <w14:ligatures w14:val="none"/>
+        </w:rPr>
+        <w:t>clean</w:t>
+      </w:r>
+      <w:r>
+        <w:rPr>
+          <w:rFonts w:eastAsia="Times New Roman" w:cs="Times New Roman"/>
+          <w:color w:val="ABB2BF"/>
+          <w:kern w:val="0"/>
+          <w:sz w:val="21"/>
+          <w:szCs w:val="21"/>
+          <w14:ligatures w14:val="none"/>
+        </w:rPr>
+        <w:t>()</w:t>
+      </w:r>
+    </w:p>
+    <w:p>
+      <w:pPr>
+        <w:shd w:val="clear" w:color="auto" w:fill="23272E"/>
+        <w:bidi w:val="0"/>
+        <w:spacing w:after="0" w:line="285" w:lineRule="atLeast"/>
+        <w:rPr>
+          <w:rFonts w:eastAsia="Times New Roman" w:cs="Times New Roman"/>
+          <w:color w:val="ABB2BF"/>
+          <w:kern w:val="0"/>
+          <w:sz w:val="21"/>
+          <w:szCs w:val="21"/>
+          <w14:ligatures w14:val="none"/>
+        </w:rPr>
+      </w:pPr>
+    </w:p>
+    <w:p>
+      <w:pPr>
+        <w:shd w:val="clear" w:color="auto" w:fill="23272E"/>
+        <w:bidi w:val="0"/>
+        <w:spacing w:after="0" w:line="285" w:lineRule="atLeast"/>
+        <w:rPr>
+          <w:rFonts w:eastAsia="Times New Roman" w:cs="Times New Roman"/>
+          <w:color w:val="ABB2BF"/>
+          <w:kern w:val="0"/>
+          <w:sz w:val="21"/>
+          <w:szCs w:val="21"/>
+          <w14:ligatures w14:val="none"/>
+        </w:rPr>
+      </w:pPr>
+      <w:r>
+        <w:rPr>
+          <w:rFonts w:eastAsia="Times New Roman" w:cs="Times New Roman"/>
+          <w:noProof/>
+          <w:color w:val="ABB2BF"/>
+          <w:kern w:val="0"/>
+          <w:sz w:val="21"/>
+          <w:szCs w:val="21"/>
+        </w:rPr>
+        <mc:AlternateContent>
+          <mc:Choice Requires="wps">
+            <w:drawing>
+              <wp:anchor distT="0" distB="0" distL="114300" distR="114300" simplePos="0" relativeHeight="251660288" behindDoc="0" locked="0" layoutInCell="1" allowOverlap="1" wp14:anchorId="22E6F938" wp14:editId="18F54E6A">
+                <wp:simplePos x="0" y="0"/>
+                <wp:positionH relativeFrom="column">
+                  <wp:posOffset>552450</wp:posOffset>
+                </wp:positionH>
+                <wp:positionV relativeFrom="paragraph">
+                  <wp:posOffset>157480</wp:posOffset>
+                </wp:positionV>
+                <wp:extent cx="1428750" cy="9525"/>
+                <wp:effectExtent l="0" t="0" r="19050" b="28575"/>
+                <wp:wrapNone/>
+                <wp:docPr id="2" name="Straight Connector 2"/>
+                <wp:cNvGraphicFramePr/>
+                <a:graphic xmlns:a="http://schemas.openxmlformats.org/drawingml/2006/main">
+                  <a:graphicData uri="http://schemas.microsoft.com/office/word/2010/wordprocessingShape">
+                    <wps:wsp>
+                      <wps:cNvCnPr/>
+                      <wps:spPr>
+                        <a:xfrm flipV="1">
+                          <a:off x="0" y="0"/>
+                          <a:ext cx="1428750" cy="9525"/>
+                        </a:xfrm>
+                        <a:prstGeom prst="line">
+                          <a:avLst/>
+                        </a:prstGeom>
+                        <a:ln w="25400" cap="flat" cmpd="sng" algn="ctr">
+                          <a:solidFill>
+                            <a:schemeClr val="accent6"/>
+                          </a:solidFill>
+                          <a:prstDash val="dash"/>
+                          <a:round/>
+                          <a:headEnd type="none" w="med" len="med"/>
+                          <a:tailEnd type="none" w="med" len="med"/>
+                        </a:ln>
+                      </wps:spPr>
+                      <wps:style>
+                        <a:lnRef idx="0">
+                          <a:scrgbClr r="0" g="0" b="0"/>
+                        </a:lnRef>
+                        <a:fillRef idx="0">
+                          <a:scrgbClr r="0" g="0" b="0"/>
+                        </a:fillRef>
+                        <a:effectRef idx="0">
+                          <a:scrgbClr r="0" g="0" b="0"/>
+                        </a:effectRef>
+                        <a:fontRef idx="minor">
+                          <a:schemeClr val="tx1"/>
+                        </a:fontRef>
+                      </wps:style>
+                      <wps:bodyPr/>
+                    </wps:wsp>
+                  </a:graphicData>
+                </a:graphic>
+              </wp:anchor>
+            </w:drawing>
+          </mc:Choice>
+          <mc:Fallback>
+            <w:pict>
+              <v:line w14:anchorId="59A749BE" id="Straight Connector 2" o:spid="_x0000_s1026" style="position:absolute;flip:y;z-index:251660288;visibility:visible;mso-wrap-style:square;mso-wrap-distance-left:9pt;mso-wrap-distance-top:0;mso-wrap-distance-right:9pt;mso-wrap-distance-bottom:0;mso-position-horizontal:absolute;mso-position-horizontal-relative:text;mso-position-vertical:absolute;mso-position-vertical-relative:text" from="43.5pt,12.4pt" to="156pt,13.15pt" o:gfxdata="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" strokecolor="#70ad47 [3209]" strokeweight="2pt">
+                <v:stroke dashstyle="dash"/>
+              </v:line>
+            </w:pict>
+          </mc:Fallback>
+        </mc:AlternateContent>
+      </w:r>
+      <w:r>
+        <w:rPr>
+          <w:rFonts w:eastAsia="Times New Roman" w:cs="Times New Roman"/>
+          <w:color w:val="ABB2BF"/>
+          <w:kern w:val="0"/>
+          <w:sz w:val="21"/>
+          <w:szCs w:val="21"/>
+          <w14:ligatures w14:val="none"/>
+        </w:rPr>
+        <w:t xml:space="preserve">        </w:t>
+      </w:r>
+      <w:r>
+        <w:rPr>
+          <w:rFonts w:eastAsia="Times New Roman" w:cs="Times New Roman"/>
+          <w:color w:val="C678DD"/>
+          <w:kern w:val="0"/>
+          <w:sz w:val="21"/>
+          <w:szCs w:val="21"/>
+          <w14:ligatures w14:val="none"/>
+        </w:rPr>
+        <w:t>if</w:t>
+      </w:r>
+      <w:r>
+        <w:rPr>
+          <w:rFonts w:eastAsia="Times New Roman" w:cs="Times New Roman"/>
+          <w:color w:val="ABB2BF"/>
+          <w:kern w:val="0"/>
+          <w:sz w:val="21"/>
+          <w:szCs w:val="21"/>
+          <w14:ligatures w14:val="none"/>
+        </w:rPr>
+        <w:t xml:space="preserve"> </w:t>
+      </w:r>
+      <w:r>
+        <w:rPr>
+          <w:rFonts w:eastAsia="Times New Roman" w:cs="Times New Roman"/>
+          <w:color w:val="E5C07B"/>
+          <w:kern w:val="0"/>
+          <w:sz w:val="21"/>
+          <w:szCs w:val="21"/>
+          <w14:ligatures w14:val="none"/>
+        </w:rPr>
+        <w:t>self</w:t>
+      </w:r>
+      <w:r>
+        <w:rPr>
+          <w:rFonts w:eastAsia="Times New Roman" w:cs="Times New Roman"/>
+          <w:color w:val="ABB2BF"/>
+          <w:kern w:val="0"/>
+          <w:sz w:val="21"/>
+          <w:szCs w:val="21"/>
+          <w14:ligatures w14:val="none"/>
+        </w:rPr>
+        <w:t>.</w:t>
+      </w:r>
+      <w:r>
+        <w:rPr>
+          <w:rFonts w:eastAsia="Times New Roman" w:cs="Times New Roman"/>
+          <w:color w:val="E06C75"/>
+          <w:kern w:val="0"/>
+          <w:sz w:val="21"/>
+          <w:szCs w:val="21"/>
+          <w14:ligatures w14:val="none"/>
+        </w:rPr>
+        <w:t>pk</w:t>
+      </w:r>
+      <w:r>
+        <w:rPr>
+          <w:rFonts w:eastAsia="Times New Roman" w:cs="Times New Roman"/>
+          <w:color w:val="ABB2BF"/>
+          <w:kern w:val="0"/>
+          <w:sz w:val="21"/>
+          <w:szCs w:val="21"/>
+          <w14:ligatures w14:val="none"/>
+        </w:rPr>
+        <w:t xml:space="preserve"> </w:t>
+      </w:r>
+      <w:r>
+        <w:rPr>
+          <w:rFonts w:eastAsia="Times New Roman" w:cs="Times New Roman"/>
+          <w:color w:val="C678DD"/>
+          <w:kern w:val="0"/>
+          <w:sz w:val="21"/>
+          <w:szCs w:val="21"/>
+          <w14:ligatures w14:val="none"/>
+        </w:rPr>
+        <w:t>is</w:t>
+      </w:r>
+      <w:r>
+        <w:rPr>
+          <w:rFonts w:eastAsia="Times New Roman" w:cs="Times New Roman"/>
+          <w:color w:val="ABB2BF"/>
+          <w:kern w:val="0"/>
+          <w:sz w:val="21"/>
+          <w:szCs w:val="21"/>
+          <w14:ligatures w14:val="none"/>
+        </w:rPr>
+        <w:t xml:space="preserve"> </w:t>
+      </w:r>
+      <w:r>
+        <w:rPr>
+          <w:rFonts w:eastAsia="Times New Roman" w:cs="Times New Roman"/>
+          <w:color w:val="D19A66"/>
+          <w:kern w:val="0"/>
+          <w:sz w:val="21"/>
+          <w:szCs w:val="21"/>
+          <w14:ligatures w14:val="none"/>
+        </w:rPr>
+        <w:t>None</w:t>
+      </w:r>
+      <w:r>
+        <w:rPr>
+          <w:rFonts w:eastAsia="Times New Roman" w:cs="Times New Roman"/>
+          <w:color w:val="ABB2BF"/>
+          <w:kern w:val="0"/>
+          <w:sz w:val="21"/>
+          <w:szCs w:val="21"/>
+          <w14:ligatures w14:val="none"/>
+        </w:rPr>
+        <w:t>:</w:t>
+      </w:r>
+    </w:p>
+    <w:p>
+      <w:pPr>
+        <w:shd w:val="clear" w:color="auto" w:fill="23272E"/>
+        <w:bidi w:val="0"/>
+        <w:spacing w:after="0" w:line="285" w:lineRule="atLeast"/>
+        <w:rPr>
+          <w:rFonts w:eastAsia="Times New Roman" w:cs="Times New Roman"/>
+          <w:color w:val="ABB2BF"/>
+          <w:kern w:val="0"/>
+          <w:sz w:val="21"/>
+          <w:szCs w:val="21"/>
+          <w14:ligatures w14:val="none"/>
+        </w:rPr>
+      </w:pPr>
+      <w:r>
+        <w:rPr>
+          <w:rFonts w:eastAsia="Times New Roman" w:cs="Times New Roman"/>
+          <w:color w:val="ABB2BF"/>
+          <w:kern w:val="0"/>
+          <w:sz w:val="21"/>
+          <w:szCs w:val="21"/>
+          <w14:ligatures w14:val="none"/>
+        </w:rPr>
+        <w:t xml:space="preserve">            </w:t>
+      </w:r>
+      <w:r>
+        <w:rPr>
+          <w:rFonts w:eastAsia="Times New Roman" w:cs="Times New Roman"/>
+          <w:color w:val="C678DD"/>
+          <w:kern w:val="0"/>
+          <w:sz w:val="21"/>
+          <w:szCs w:val="21"/>
+          <w14:ligatures w14:val="none"/>
+        </w:rPr>
+        <w:t>if</w:t>
+      </w:r>
+      <w:r>
+        <w:rPr>
+          <w:rFonts w:eastAsia="Times New Roman" w:cs="Times New Roman"/>
+          <w:color w:val="ABB2BF"/>
+          <w:kern w:val="0"/>
+          <w:sz w:val="21"/>
+          <w:szCs w:val="21"/>
+          <w14:ligatures w14:val="none"/>
+        </w:rPr>
+        <w:t xml:space="preserve"> </w:t>
+      </w:r>
+      <w:proofErr w:type="spellStart"/>
+      <w:r>
+        <w:rPr>
+          <w:rFonts w:eastAsia="Times New Roman" w:cs="Times New Roman"/>
+          <w:color w:val="E5C07B"/>
+          <w:kern w:val="0"/>
+          <w:sz w:val="21"/>
+          <w:szCs w:val="21"/>
+          <w14:ligatures w14:val="none"/>
+        </w:rPr>
+        <w:t>self</w:t>
+      </w:r>
+      <w:r>
+        <w:rPr>
+          <w:rFonts w:eastAsia="Times New Roman" w:cs="Times New Roman"/>
+          <w:color w:val="ABB2BF"/>
+          <w:kern w:val="0"/>
+          <w:sz w:val="21"/>
+          <w:szCs w:val="21"/>
+          <w14:ligatures w14:val="none"/>
+        </w:rPr>
+        <w:t>.</w:t>
+      </w:r>
+      <w:r>
+        <w:rPr>
+          <w:rFonts w:eastAsia="Times New Roman" w:cs="Times New Roman"/>
+          <w:color w:val="E06C75"/>
+          <w:kern w:val="0"/>
+          <w:sz w:val="21"/>
+          <w:szCs w:val="21"/>
+          <w14:ligatures w14:val="none"/>
+        </w:rPr>
+        <w:t>vehicle</w:t>
+      </w:r>
+      <w:r>
+        <w:rPr>
+          <w:rFonts w:eastAsia="Times New Roman" w:cs="Times New Roman"/>
+          <w:color w:val="ABB2BF"/>
+          <w:kern w:val="0"/>
+          <w:sz w:val="21"/>
+          <w:szCs w:val="21"/>
+          <w14:ligatures w14:val="none"/>
+        </w:rPr>
+        <w:t>.seats.</w:t>
+      </w:r>
+      <w:r>
+        <w:rPr>
+          <w:rFonts w:eastAsia="Times New Roman" w:cs="Times New Roman"/>
+          <w:color w:val="61AFEF"/>
+          <w:kern w:val="0"/>
+          <w:sz w:val="21"/>
+          <w:szCs w:val="21"/>
+          <w14:ligatures w14:val="none"/>
+        </w:rPr>
+        <w:t>count</w:t>
+      </w:r>
+      <w:proofErr w:type="spellEnd"/>
+      <w:r>
+        <w:rPr>
+          <w:rFonts w:eastAsia="Times New Roman" w:cs="Times New Roman"/>
+          <w:color w:val="ABB2BF"/>
+          <w:kern w:val="0"/>
+          <w:sz w:val="21"/>
+          <w:szCs w:val="21"/>
+          <w14:ligatures w14:val="none"/>
+        </w:rPr>
+        <w:t xml:space="preserve">() </w:t>
+      </w:r>
+      <w:r>
+        <w:rPr>
+          <w:rFonts w:eastAsia="Times New Roman" w:cs="Times New Roman"/>
+          <w:color w:val="56B6C2"/>
+          <w:kern w:val="0"/>
+          <w:sz w:val="21"/>
+          <w:szCs w:val="21"/>
+          <w14:ligatures w14:val="none"/>
+        </w:rPr>
+        <w:t>&gt;=</w:t>
+      </w:r>
+      <w:r>
+        <w:rPr>
+          <w:rFonts w:eastAsia="Times New Roman" w:cs="Times New Roman"/>
+          <w:color w:val="ABB2BF"/>
+          <w:kern w:val="0"/>
+          <w:sz w:val="21"/>
+          <w:szCs w:val="21"/>
+          <w14:ligatures w14:val="none"/>
+        </w:rPr>
+        <w:t xml:space="preserve"> </w:t>
+      </w:r>
+      <w:proofErr w:type="spellStart"/>
+      <w:r>
+        <w:rPr>
+          <w:rFonts w:eastAsia="Times New Roman" w:cs="Times New Roman"/>
+          <w:color w:val="E5C07B"/>
+          <w:kern w:val="0"/>
+          <w:sz w:val="21"/>
+          <w:szCs w:val="21"/>
+          <w14:ligatures w14:val="none"/>
+        </w:rPr>
+        <w:t>self</w:t>
+      </w:r>
+      <w:r>
+        <w:rPr>
+          <w:rFonts w:eastAsia="Times New Roman" w:cs="Times New Roman"/>
+          <w:color w:val="ABB2BF"/>
+          <w:kern w:val="0"/>
+          <w:sz w:val="21"/>
+          <w:szCs w:val="21"/>
+          <w14:ligatures w14:val="none"/>
+        </w:rPr>
+        <w:t>.</w:t>
+      </w:r>
+      <w:r>
+        <w:rPr>
+          <w:rFonts w:eastAsia="Times New Roman" w:cs="Times New Roman"/>
+          <w:color w:val="E06C75"/>
+          <w:kern w:val="0"/>
+          <w:sz w:val="21"/>
+          <w:szCs w:val="21"/>
+          <w14:ligatures w14:val="none"/>
+        </w:rPr>
+        <w:t>vehicle</w:t>
+      </w:r>
+      <w:r>
+        <w:rPr>
+          <w:rFonts w:eastAsia="Times New Roman" w:cs="Times New Roman"/>
+          <w:color w:val="ABB2BF"/>
+          <w:kern w:val="0"/>
+          <w:sz w:val="21"/>
+          <w:szCs w:val="21"/>
+          <w14:ligatures w14:val="none"/>
+        </w:rPr>
+        <w:t>.capacity</w:t>
+      </w:r>
+      <w:proofErr w:type="spellEnd"/>
+      <w:r>
+        <w:rPr>
+          <w:rFonts w:eastAsia="Times New Roman" w:cs="Times New Roman"/>
+          <w:color w:val="ABB2BF"/>
+          <w:kern w:val="0"/>
+          <w:sz w:val="21"/>
+          <w:szCs w:val="21"/>
+          <w14:ligatures w14:val="none"/>
+        </w:rPr>
+        <w:t>:</w:t>
+      </w:r>
+    </w:p>
+    <w:p>
+      <w:pPr>
+        <w:shd w:val="clear" w:color="auto" w:fill="23272E"/>
+        <w:bidi w:val="0"/>
+        <w:spacing w:after="0" w:line="285" w:lineRule="atLeast"/>
+        <w:rPr>
+          <w:rFonts w:eastAsia="Times New Roman" w:cs="Times New Roman"/>
+          <w:color w:val="ABB2BF"/>
+          <w:kern w:val="0"/>
+          <w:sz w:val="21"/>
+          <w:szCs w:val="21"/>
+          <w14:ligatures w14:val="none"/>
+        </w:rPr>
+      </w:pPr>
+      <w:r>
+        <w:rPr>
+          <w:rFonts w:eastAsia="Times New Roman" w:cs="Times New Roman"/>
+          <w:color w:val="ABB2BF"/>
+          <w:kern w:val="0"/>
+          <w:sz w:val="21"/>
+          <w:szCs w:val="21"/>
+          <w14:ligatures w14:val="none"/>
+        </w:rPr>
+        <w:t xml:space="preserve">                </w:t>
+      </w:r>
+      <w:r>
+        <w:rPr>
+          <w:rFonts w:eastAsia="Times New Roman" w:cs="Times New Roman"/>
+          <w:color w:val="C678DD"/>
+          <w:kern w:val="0"/>
+          <w:sz w:val="21"/>
+          <w:szCs w:val="21"/>
+          <w14:ligatures w14:val="none"/>
+        </w:rPr>
+        <w:t>raise</w:t>
+      </w:r>
+      <w:r>
+        <w:rPr>
+          <w:rFonts w:eastAsia="Times New Roman" w:cs="Times New Roman"/>
+          <w:color w:val="ABB2BF"/>
+          <w:kern w:val="0"/>
+          <w:sz w:val="21"/>
+          <w:szCs w:val="21"/>
+          <w14:ligatures w14:val="none"/>
+        </w:rPr>
+        <w:t xml:space="preserve"> </w:t>
+      </w:r>
+      <w:proofErr w:type="spellStart"/>
+      <w:r>
+        <w:rPr>
+          <w:rFonts w:eastAsia="Times New Roman" w:cs="Times New Roman"/>
+          <w:color w:val="E5C07B"/>
+          <w:kern w:val="0"/>
+          <w:sz w:val="21"/>
+          <w:szCs w:val="21"/>
+          <w14:ligatures w14:val="none"/>
+        </w:rPr>
+        <w:t>ValidationError</w:t>
+      </w:r>
+      <w:proofErr w:type="spellEnd"/>
+      <w:r>
+        <w:rPr>
+          <w:rFonts w:eastAsia="Times New Roman" w:cs="Times New Roman"/>
+          <w:color w:val="ABB2BF"/>
+          <w:kern w:val="0"/>
+          <w:sz w:val="21"/>
+          <w:szCs w:val="21"/>
+          <w14:ligatures w14:val="none"/>
+        </w:rPr>
+        <w:t>({</w:t>
+      </w:r>
+      <w:r>
+        <w:rPr>
+          <w:rFonts w:eastAsia="Times New Roman" w:cs="Times New Roman"/>
+          <w:color w:val="98C379"/>
+          <w:kern w:val="0"/>
+          <w:sz w:val="21"/>
+          <w:szCs w:val="21"/>
+          <w14:ligatures w14:val="none"/>
+        </w:rPr>
+        <w:t>"number"</w:t>
+      </w:r>
+      <w:r>
+        <w:rPr>
+          <w:rFonts w:eastAsia="Times New Roman" w:cs="Times New Roman"/>
+          <w:color w:val="ABB2BF"/>
+          <w:kern w:val="0"/>
+          <w:sz w:val="21"/>
+          <w:szCs w:val="21"/>
+          <w14:ligatures w14:val="none"/>
+        </w:rPr>
+        <w:t xml:space="preserve">: </w:t>
+      </w:r>
+      <w:r>
+        <w:rPr>
+          <w:rFonts w:eastAsia="Times New Roman" w:cs="Times New Roman"/>
+          <w:color w:val="98C379"/>
+          <w:kern w:val="0"/>
+          <w:sz w:val="21"/>
+          <w:szCs w:val="21"/>
+          <w14:ligatures w14:val="none"/>
+        </w:rPr>
+        <w:t>"The number of seats created exceeds the vehicle's capacity."</w:t>
+      </w:r>
+      <w:r>
+        <w:rPr>
+          <w:rFonts w:eastAsia="Times New Roman" w:cs="Times New Roman"/>
+          <w:color w:val="ABB2BF"/>
+          <w:kern w:val="0"/>
+          <w:sz w:val="21"/>
+          <w:szCs w:val="21"/>
+          <w14:ligatures w14:val="none"/>
+        </w:rPr>
+        <w:t>})</w:t>
+      </w:r>
+    </w:p>
+    <w:p>
+      <w:pPr>
+        <w:shd w:val="clear" w:color="auto" w:fill="23272E"/>
+        <w:bidi w:val="0"/>
+        <w:spacing w:after="0" w:line="285" w:lineRule="atLeast"/>
+        <w:rPr>
+          <w:rFonts w:eastAsia="Times New Roman" w:cs="Times New Roman"/>
+          <w:color w:val="ABB2BF"/>
+          <w:kern w:val="0"/>
+          <w:sz w:val="21"/>
+          <w:szCs w:val="21"/>
+          <w14:ligatures w14:val="none"/>
+        </w:rPr>
+      </w:pPr>
+      <w:r>
+        <w:rPr>
+          <w:rFonts w:eastAsia="Times New Roman" w:cs="Times New Roman"/>
+          <w:color w:val="ABB2BF"/>
+          <w:kern w:val="0"/>
+          <w:sz w:val="21"/>
+          <w:szCs w:val="21"/>
+          <w14:ligatures w14:val="none"/>
+        </w:rPr>
+        <w:t xml:space="preserve">        </w:t>
+      </w:r>
+      <w:r>
+        <w:rPr>
+          <w:rFonts w:eastAsia="Times New Roman" w:cs="Times New Roman"/>
+          <w:color w:val="C678DD"/>
+          <w:kern w:val="0"/>
+          <w:sz w:val="21"/>
+          <w:szCs w:val="21"/>
+          <w14:ligatures w14:val="none"/>
+        </w:rPr>
+        <w:t>else</w:t>
+      </w:r>
+      <w:r>
+        <w:rPr>
+          <w:rFonts w:eastAsia="Times New Roman" w:cs="Times New Roman"/>
+          <w:color w:val="ABB2BF"/>
+          <w:kern w:val="0"/>
+          <w:sz w:val="21"/>
+          <w:szCs w:val="21"/>
+          <w14:ligatures w14:val="none"/>
+        </w:rPr>
+        <w:t>:</w:t>
+      </w:r>
+    </w:p>
+    <w:p>
+      <w:pPr>
+        <w:shd w:val="clear" w:color="auto" w:fill="23272E"/>
+        <w:bidi w:val="0"/>
+        <w:spacing w:after="0" w:line="285" w:lineRule="atLeast"/>
+        <w:rPr>
+          <w:rFonts w:eastAsia="Times New Roman" w:cs="Times New Roman"/>
+          <w:color w:val="ABB2BF"/>
+          <w:kern w:val="0"/>
+          <w:sz w:val="21"/>
+          <w:szCs w:val="21"/>
+          <w14:ligatures w14:val="none"/>
+        </w:rPr>
+      </w:pPr>
+      <w:r>
+        <w:rPr>
+          <w:rFonts w:eastAsia="Times New Roman" w:cs="Times New Roman"/>
+          <w:color w:val="ABB2BF"/>
+          <w:kern w:val="0"/>
+          <w:sz w:val="21"/>
+          <w:szCs w:val="21"/>
+          <w14:ligatures w14:val="none"/>
+        </w:rPr>
+        <w:t xml:space="preserve">            </w:t>
+      </w:r>
+      <w:r>
+        <w:rPr>
+          <w:rFonts w:eastAsia="Times New Roman" w:cs="Times New Roman"/>
+          <w:color w:val="C678DD"/>
+          <w:kern w:val="0"/>
+          <w:sz w:val="21"/>
+          <w:szCs w:val="21"/>
+          <w14:ligatures w14:val="none"/>
+        </w:rPr>
+        <w:t>pass</w:t>
+      </w:r>
+    </w:p>
+    <w:p>
+      <w:pPr>
+        <w:shd w:val="clear" w:color="auto" w:fill="23272E"/>
+        <w:bidi w:val="0"/>
+        <w:spacing w:after="0" w:line="285" w:lineRule="atLeast"/>
+        <w:rPr>
+          <w:rFonts w:eastAsia="Times New Roman" w:cs="Times New Roman"/>
+          <w:color w:val="ABB2BF"/>
+          <w:kern w:val="0"/>
+          <w:sz w:val="21"/>
+          <w:szCs w:val="21"/>
+          <w14:ligatures w14:val="none"/>
+        </w:rPr>
+      </w:pPr>
+    </w:p>
+    <w:p>
+      <w:pPr>
+        <w:shd w:val="clear" w:color="auto" w:fill="23272E"/>
+        <w:bidi w:val="0"/>
+        <w:spacing w:after="0" w:line="285" w:lineRule="atLeast"/>
+        <w:rPr>
+          <w:rFonts w:eastAsia="Times New Roman" w:cs="Times New Roman"/>
+          <w:color w:val="ABB2BF"/>
+          <w:kern w:val="0"/>
+          <w:sz w:val="21"/>
+          <w:szCs w:val="21"/>
+          <w14:ligatures w14:val="none"/>
+        </w:rPr>
+      </w:pPr>
+      <w:r>
+        <w:rPr>
+          <w:rFonts w:eastAsia="Times New Roman" w:cs="Times New Roman"/>
+          <w:color w:val="ABB2BF"/>
+          <w:kern w:val="0"/>
+          <w:sz w:val="21"/>
+          <w:szCs w:val="21"/>
+          <w14:ligatures w14:val="none"/>
+        </w:rPr>
+        <w:t xml:space="preserve">    </w:t>
+      </w:r>
+      <w:r>
+        <w:rPr>
+          <w:rFonts w:eastAsia="Times New Roman" w:cs="Times New Roman"/>
+          <w:color w:val="C678DD"/>
+          <w:kern w:val="0"/>
+          <w:sz w:val="21"/>
+          <w:szCs w:val="21"/>
+          <w14:ligatures w14:val="none"/>
+        </w:rPr>
+        <w:t>def</w:t>
+      </w:r>
+      <w:r>
+        <w:rPr>
+          <w:rFonts w:eastAsia="Times New Roman" w:cs="Times New Roman"/>
+          <w:color w:val="ABB2BF"/>
+          <w:kern w:val="0"/>
+          <w:sz w:val="21"/>
+          <w:szCs w:val="21"/>
+          <w14:ligatures w14:val="none"/>
+        </w:rPr>
+        <w:t xml:space="preserve"> </w:t>
+      </w:r>
+      <w:r>
+        <w:rPr>
+          <w:rFonts w:eastAsia="Times New Roman" w:cs="Times New Roman"/>
+          <w:color w:val="61AFEF"/>
+          <w:kern w:val="0"/>
+          <w:sz w:val="21"/>
+          <w:szCs w:val="21"/>
+          <w14:ligatures w14:val="none"/>
+        </w:rPr>
+        <w:t>save</w:t>
+      </w:r>
+      <w:r>
+        <w:rPr>
+          <w:rFonts w:eastAsia="Times New Roman" w:cs="Times New Roman"/>
+          <w:color w:val="ABB2BF"/>
+          <w:kern w:val="0"/>
+          <w:sz w:val="21"/>
+          <w:szCs w:val="21"/>
+          <w14:ligatures w14:val="none"/>
+        </w:rPr>
+        <w:t>(</w:t>
+      </w:r>
+      <w:r>
+        <w:rPr>
+          <w:rFonts w:eastAsia="Times New Roman" w:cs="Times New Roman"/>
+          <w:color w:val="E5C07B"/>
+          <w:kern w:val="0"/>
+          <w:sz w:val="21"/>
+          <w:szCs w:val="21"/>
+          <w14:ligatures w14:val="none"/>
+        </w:rPr>
+        <w:t>self</w:t>
+      </w:r>
+      <w:r>
+        <w:rPr>
+          <w:rFonts w:eastAsia="Times New Roman" w:cs="Times New Roman"/>
+          <w:color w:val="ABB2BF"/>
+          <w:kern w:val="0"/>
+          <w:sz w:val="21"/>
+          <w:szCs w:val="21"/>
+          <w14:ligatures w14:val="none"/>
+        </w:rPr>
+        <w:t>, *</w:t>
+      </w:r>
+      <w:proofErr w:type="spellStart"/>
+      <w:r>
+        <w:rPr>
+          <w:rFonts w:eastAsia="Times New Roman" w:cs="Times New Roman"/>
+          <w:color w:val="E06C75"/>
+          <w:kern w:val="0"/>
+          <w:sz w:val="21"/>
+          <w:szCs w:val="21"/>
+          <w14:ligatures w14:val="none"/>
+        </w:rPr>
+        <w:t>args</w:t>
+      </w:r>
+      <w:proofErr w:type="spellEnd"/>
+      <w:r>
+        <w:rPr>
+          <w:rFonts w:eastAsia="Times New Roman" w:cs="Times New Roman"/>
+          <w:color w:val="ABB2BF"/>
+          <w:kern w:val="0"/>
+          <w:sz w:val="21"/>
+          <w:szCs w:val="21"/>
+          <w14:ligatures w14:val="none"/>
+        </w:rPr>
+        <w:t>, **</w:t>
+      </w:r>
+      <w:proofErr w:type="spellStart"/>
+      <w:r>
+        <w:rPr>
+          <w:rFonts w:eastAsia="Times New Roman" w:cs="Times New Roman"/>
+          <w:color w:val="E06C75"/>
+          <w:kern w:val="0"/>
+          <w:sz w:val="21"/>
+          <w:szCs w:val="21"/>
+          <w14:ligatures w14:val="none"/>
+        </w:rPr>
+        <w:t>kwargs</w:t>
+      </w:r>
+      <w:proofErr w:type="spellEnd"/>
+      <w:r>
+        <w:rPr>
+          <w:rFonts w:eastAsia="Times New Roman" w:cs="Times New Roman"/>
+          <w:color w:val="ABB2BF"/>
+          <w:kern w:val="0"/>
+          <w:sz w:val="21"/>
+          <w:szCs w:val="21"/>
+          <w14:ligatures w14:val="none"/>
+        </w:rPr>
+        <w:t>):</w:t>
+      </w:r>
+    </w:p>
+    <w:p>
+      <w:pPr>
+        <w:shd w:val="clear" w:color="auto" w:fill="23272E"/>
+        <w:bidi w:val="0"/>
+        <w:spacing w:after="0" w:line="285" w:lineRule="atLeast"/>
+        <w:rPr>
+          <w:rFonts w:eastAsia="Times New Roman" w:cs="Times New Roman"/>
+          <w:color w:val="ABB2BF"/>
+          <w:kern w:val="0"/>
+          <w:sz w:val="21"/>
+          <w:szCs w:val="21"/>
+          <w14:ligatures w14:val="none"/>
+        </w:rPr>
+      </w:pPr>
+      <w:r>
+        <w:rPr>
+          <w:rFonts w:eastAsia="Times New Roman" w:cs="Times New Roman"/>
+          <w:color w:val="ABB2BF"/>
+          <w:kern w:val="0"/>
+          <w:sz w:val="21"/>
+          <w:szCs w:val="21"/>
+          <w14:ligatures w14:val="none"/>
+        </w:rPr>
+        <w:t xml:space="preserve">        </w:t>
+      </w:r>
+      <w:proofErr w:type="spellStart"/>
+      <w:r>
+        <w:rPr>
+          <w:rFonts w:eastAsia="Times New Roman" w:cs="Times New Roman"/>
+          <w:color w:val="E5C07B"/>
+          <w:kern w:val="0"/>
+          <w:sz w:val="21"/>
+          <w:szCs w:val="21"/>
+          <w14:ligatures w14:val="none"/>
+        </w:rPr>
+        <w:t>self</w:t>
+      </w:r>
+      <w:r>
+        <w:rPr>
+          <w:rFonts w:eastAsia="Times New Roman" w:cs="Times New Roman"/>
+          <w:color w:val="ABB2BF"/>
+          <w:kern w:val="0"/>
+          <w:sz w:val="21"/>
+          <w:szCs w:val="21"/>
+          <w14:ligatures w14:val="none"/>
+        </w:rPr>
+        <w:t>.</w:t>
+      </w:r>
+      <w:r>
+        <w:rPr>
+          <w:rFonts w:eastAsia="Times New Roman" w:cs="Times New Roman"/>
+          <w:color w:val="61AFEF"/>
+          <w:kern w:val="0"/>
+          <w:sz w:val="21"/>
+          <w:szCs w:val="21"/>
+          <w14:ligatures w14:val="none"/>
+        </w:rPr>
+        <w:t>full_clean</w:t>
+      </w:r>
+      <w:proofErr w:type="spellEnd"/>
+      <w:r>
+        <w:rPr>
+          <w:rFonts w:eastAsia="Times New Roman" w:cs="Times New Roman"/>
+          <w:color w:val="ABB2BF"/>
+          <w:kern w:val="0"/>
+          <w:sz w:val="21"/>
+          <w:szCs w:val="21"/>
+          <w14:ligatures w14:val="none"/>
+        </w:rPr>
+        <w:t>()</w:t>
+      </w:r>
+    </w:p>
+    <w:p>
+      <w:pPr>
+        <w:shd w:val="clear" w:color="auto" w:fill="23272E"/>
+        <w:bidi w:val="0"/>
+        <w:spacing w:after="0" w:line="285" w:lineRule="atLeast"/>
+        <w:rPr>
+          <w:rFonts w:eastAsia="Times New Roman" w:cs="Times New Roman"/>
+          <w:color w:val="ABB2BF"/>
+          <w:kern w:val="0"/>
+          <w:sz w:val="21"/>
+          <w:szCs w:val="21"/>
+          <w14:ligatures w14:val="none"/>
+        </w:rPr>
+      </w:pPr>
+      <w:r>
+        <w:rPr>
+          <w:rFonts w:eastAsia="Times New Roman" w:cs="Times New Roman"/>
+          <w:color w:val="ABB2BF"/>
+          <w:kern w:val="0"/>
+          <w:sz w:val="21"/>
+          <w:szCs w:val="21"/>
+          <w14:ligatures w14:val="none"/>
+        </w:rPr>
+        <w:t xml:space="preserve">        </w:t>
+      </w:r>
+      <w:r>
+        <w:rPr>
+          <w:rFonts w:eastAsia="Times New Roman" w:cs="Times New Roman"/>
+          <w:color w:val="E5C07B"/>
+          <w:kern w:val="0"/>
+          <w:sz w:val="21"/>
+          <w:szCs w:val="21"/>
+          <w14:ligatures w14:val="none"/>
+        </w:rPr>
+        <w:t>super</w:t>
+      </w:r>
+      <w:r>
+        <w:rPr>
+          <w:rFonts w:eastAsia="Times New Roman" w:cs="Times New Roman"/>
+          <w:color w:val="ABB2BF"/>
+          <w:kern w:val="0"/>
+          <w:sz w:val="21"/>
+          <w:szCs w:val="21"/>
+          <w14:ligatures w14:val="none"/>
+        </w:rPr>
+        <w:t>().</w:t>
+      </w:r>
+      <w:r>
+        <w:rPr>
+          <w:rFonts w:eastAsia="Times New Roman" w:cs="Times New Roman"/>
+          <w:color w:val="61AFEF"/>
+          <w:kern w:val="0"/>
+          <w:sz w:val="21"/>
+          <w:szCs w:val="21"/>
+          <w14:ligatures w14:val="none"/>
+        </w:rPr>
+        <w:t>save</w:t>
+      </w:r>
+      <w:r>
+        <w:rPr>
+          <w:rFonts w:eastAsia="Times New Roman" w:cs="Times New Roman"/>
+          <w:color w:val="ABB2BF"/>
+          <w:kern w:val="0"/>
+          <w:sz w:val="21"/>
+          <w:szCs w:val="21"/>
+          <w14:ligatures w14:val="none"/>
+        </w:rPr>
+        <w:t>(*</w:t>
+      </w:r>
+      <w:proofErr w:type="spellStart"/>
+      <w:r>
+        <w:rPr>
+          <w:rFonts w:eastAsia="Times New Roman" w:cs="Times New Roman"/>
+          <w:color w:val="E06C75"/>
+          <w:kern w:val="0"/>
+          <w:sz w:val="21"/>
+          <w:szCs w:val="21"/>
+          <w14:ligatures w14:val="none"/>
+        </w:rPr>
+        <w:t>args</w:t>
+      </w:r>
+      <w:proofErr w:type="spellEnd"/>
+      <w:r>
+        <w:rPr>
+          <w:rFonts w:eastAsia="Times New Roman" w:cs="Times New Roman"/>
+          <w:color w:val="ABB2BF"/>
+          <w:kern w:val="0"/>
+          <w:sz w:val="21"/>
+          <w:szCs w:val="21"/>
+          <w14:ligatures w14:val="none"/>
+        </w:rPr>
+        <w:t>, **</w:t>
+      </w:r>
+      <w:proofErr w:type="spellStart"/>
+      <w:r>
+        <w:rPr>
+          <w:rFonts w:eastAsia="Times New Roman" w:cs="Times New Roman"/>
+          <w:color w:val="E06C75"/>
+          <w:kern w:val="0"/>
+          <w:sz w:val="21"/>
+          <w:szCs w:val="21"/>
+          <w14:ligatures w14:val="none"/>
+        </w:rPr>
+        <w:t>kwargs</w:t>
+      </w:r>
+      <w:proofErr w:type="spellEnd"/>
+      <w:r>
+        <w:rPr>
+          <w:rFonts w:eastAsia="Times New Roman" w:cs="Times New Roman"/>
+          <w:color w:val="ABB2BF"/>
+          <w:kern w:val="0"/>
+          <w:sz w:val="21"/>
+          <w:szCs w:val="21"/>
+          <w14:ligatures w14:val="none"/>
+        </w:rPr>
+        <w:t>)    </w:t>
+      </w:r>
+    </w:p>
+    <w:p>
+      <w:pPr>
+        <w:shd w:val="clear" w:color="auto" w:fill="23272E"/>
+        <w:bidi w:val="0"/>
+        <w:spacing w:after="0" w:line="285" w:lineRule="atLeast"/>
+        <w:rPr>
+          <w:rFonts w:eastAsia="Times New Roman" w:cs="Times New Roman"/>
+          <w:color w:val="ABB2BF"/>
+          <w:kern w:val="0"/>
+          <w:sz w:val="21"/>
+          <w:szCs w:val="21"/>
+          <w14:ligatures w14:val="none"/>
+        </w:rPr>
+      </w:pPr>
+    </w:p>
+    <w:p>
+      <w:pPr>
+        <w:shd w:val="clear" w:color="auto" w:fill="23272E"/>
+        <w:bidi w:val="0"/>
+        <w:spacing w:after="0" w:line="285" w:lineRule="atLeast"/>
+        <w:rPr>
+          <w:rFonts w:eastAsia="Times New Roman" w:cs="Times New Roman"/>
+          <w:color w:val="ABB2BF"/>
+          <w:kern w:val="0"/>
+          <w:sz w:val="21"/>
+          <w:szCs w:val="21"/>
+          <w14:ligatures w14:val="none"/>
+        </w:rPr>
+      </w:pPr>
+      <w:r>
+        <w:rPr>
+          <w:rFonts w:eastAsia="Times New Roman" w:cs="Times New Roman"/>
+          <w:color w:val="ABB2BF"/>
+          <w:kern w:val="0"/>
+          <w:sz w:val="21"/>
+          <w:szCs w:val="21"/>
+          <w14:ligatures w14:val="none"/>
+        </w:rPr>
+        <w:t xml:space="preserve">    </w:t>
+      </w:r>
+      <w:r>
+        <w:rPr>
+          <w:rFonts w:eastAsia="Times New Roman" w:cs="Times New Roman"/>
+          <w:color w:val="C678DD"/>
+          <w:kern w:val="0"/>
+          <w:sz w:val="21"/>
+          <w:szCs w:val="21"/>
+          <w14:ligatures w14:val="none"/>
+        </w:rPr>
+        <w:t>def</w:t>
+      </w:r>
+      <w:r>
+        <w:rPr>
+          <w:rFonts w:eastAsia="Times New Roman" w:cs="Times New Roman"/>
+          <w:color w:val="ABB2BF"/>
+          <w:kern w:val="0"/>
+          <w:sz w:val="21"/>
+          <w:szCs w:val="21"/>
+          <w14:ligatures w14:val="none"/>
+        </w:rPr>
+        <w:t xml:space="preserve"> </w:t>
+      </w:r>
+      <w:r>
+        <w:rPr>
+          <w:rFonts w:eastAsia="Times New Roman" w:cs="Times New Roman"/>
+          <w:color w:val="56B6C2"/>
+          <w:kern w:val="0"/>
+          <w:sz w:val="21"/>
+          <w:szCs w:val="21"/>
+          <w14:ligatures w14:val="none"/>
+        </w:rPr>
+        <w:t>__str__</w:t>
+      </w:r>
+      <w:r>
+        <w:rPr>
+          <w:rFonts w:eastAsia="Times New Roman" w:cs="Times New Roman"/>
+          <w:color w:val="ABB2BF"/>
+          <w:kern w:val="0"/>
+          <w:sz w:val="21"/>
+          <w:szCs w:val="21"/>
+          <w14:ligatures w14:val="none"/>
+        </w:rPr>
+        <w:t>(</w:t>
+      </w:r>
+      <w:r>
+        <w:rPr>
+          <w:rFonts w:eastAsia="Times New Roman" w:cs="Times New Roman"/>
+          <w:color w:val="E5C07B"/>
+          <w:kern w:val="0"/>
+          <w:sz w:val="21"/>
+          <w:szCs w:val="21"/>
+          <w14:ligatures w14:val="none"/>
+        </w:rPr>
+        <w:t>self</w:t>
+      </w:r>
+      <w:r>
+        <w:rPr>
+          <w:rFonts w:eastAsia="Times New Roman" w:cs="Times New Roman"/>
+          <w:color w:val="ABB2BF"/>
+          <w:kern w:val="0"/>
+          <w:sz w:val="21"/>
+          <w:szCs w:val="21"/>
+          <w14:ligatures w14:val="none"/>
+        </w:rPr>
+        <w:t>):</w:t>
+      </w:r>
+    </w:p>
+    <w:p>
+      <w:pPr>
+        <w:shd w:val="clear" w:color="auto" w:fill="23272E"/>
+        <w:bidi w:val="0"/>
+        <w:spacing w:after="0" w:line="285" w:lineRule="atLeast"/>
+        <w:rPr>
+          <w:rFonts w:eastAsia="Times New Roman" w:cs="Times New Roman"/>
+          <w:color w:val="ABB2BF"/>
+          <w:kern w:val="0"/>
+          <w:sz w:val="21"/>
+          <w:szCs w:val="21"/>
+          <w14:ligatures w14:val="none"/>
+        </w:rPr>
+      </w:pPr>
+      <w:r>
+        <w:rPr>
+          <w:rFonts w:eastAsia="Times New Roman" w:cs="Times New Roman"/>
+          <w:color w:val="ABB2BF"/>
+          <w:kern w:val="0"/>
+          <w:sz w:val="21"/>
+          <w:szCs w:val="21"/>
+          <w14:ligatures w14:val="none"/>
+        </w:rPr>
+        <w:t xml:space="preserve">        </w:t>
+      </w:r>
+      <w:r>
+        <w:rPr>
+          <w:rFonts w:eastAsia="Times New Roman" w:cs="Times New Roman"/>
+          <w:color w:val="C678DD"/>
+          <w:kern w:val="0"/>
+          <w:sz w:val="21"/>
+          <w:szCs w:val="21"/>
+          <w14:ligatures w14:val="none"/>
+        </w:rPr>
+        <w:t>return</w:t>
+      </w:r>
+      <w:r>
+        <w:rPr>
+          <w:rFonts w:eastAsia="Times New Roman" w:cs="Times New Roman"/>
+          <w:color w:val="ABB2BF"/>
+          <w:kern w:val="0"/>
+          <w:sz w:val="21"/>
+          <w:szCs w:val="21"/>
+          <w14:ligatures w14:val="none"/>
+        </w:rPr>
+        <w:t xml:space="preserve"> </w:t>
+      </w:r>
+      <w:r>
+        <w:rPr>
+          <w:rFonts w:eastAsia="Times New Roman" w:cs="Times New Roman"/>
+          <w:color w:val="C678DD"/>
+          <w:kern w:val="0"/>
+          <w:sz w:val="21"/>
+          <w:szCs w:val="21"/>
+          <w14:ligatures w14:val="none"/>
+        </w:rPr>
+        <w:t>f</w:t>
+      </w:r>
+      <w:r>
+        <w:rPr>
+          <w:rFonts w:eastAsia="Times New Roman" w:cs="Times New Roman"/>
+          <w:color w:val="98C379"/>
+          <w:kern w:val="0"/>
+          <w:sz w:val="21"/>
+          <w:szCs w:val="21"/>
+          <w14:ligatures w14:val="none"/>
+        </w:rPr>
+        <w:t>"</w:t>
+      </w:r>
+      <w:r>
+        <w:rPr>
+          <w:rFonts w:eastAsia="Times New Roman" w:cs="Times New Roman"/>
+          <w:color w:val="D19A66"/>
+          <w:kern w:val="0"/>
+          <w:sz w:val="21"/>
+          <w:szCs w:val="21"/>
+          <w14:ligatures w14:val="none"/>
+        </w:rPr>
+        <w:t>{</w:t>
+      </w:r>
+      <w:proofErr w:type="spellStart"/>
+      <w:r>
+        <w:rPr>
+          <w:rFonts w:eastAsia="Times New Roman" w:cs="Times New Roman"/>
+          <w:color w:val="E5C07B"/>
+          <w:kern w:val="0"/>
+          <w:sz w:val="21"/>
+          <w:szCs w:val="21"/>
+          <w14:ligatures w14:val="none"/>
+        </w:rPr>
+        <w:t>self</w:t>
+      </w:r>
+      <w:r>
+        <w:rPr>
+          <w:rFonts w:eastAsia="Times New Roman" w:cs="Times New Roman"/>
+          <w:color w:val="ABB2BF"/>
+          <w:kern w:val="0"/>
+          <w:sz w:val="21"/>
+          <w:szCs w:val="21"/>
+          <w14:ligatures w14:val="none"/>
+        </w:rPr>
+        <w:t>.</w:t>
+      </w:r>
+      <w:r>
+        <w:rPr>
+          <w:rFonts w:eastAsia="Times New Roman" w:cs="Times New Roman"/>
+          <w:color w:val="E06C75"/>
+          <w:kern w:val="0"/>
+          <w:sz w:val="21"/>
+          <w:szCs w:val="21"/>
+          <w14:ligatures w14:val="none"/>
+        </w:rPr>
+        <w:t>number</w:t>
+      </w:r>
+      <w:proofErr w:type="spellEnd"/>
+      <w:r>
+        <w:rPr>
+          <w:rFonts w:eastAsia="Times New Roman" w:cs="Times New Roman"/>
+          <w:color w:val="D19A66"/>
+          <w:kern w:val="0"/>
+          <w:sz w:val="21"/>
+          <w:szCs w:val="21"/>
+          <w14:ligatures w14:val="none"/>
+        </w:rPr>
+        <w:t>}</w:t>
+      </w:r>
+      <w:r>
+        <w:rPr>
+          <w:rFonts w:eastAsia="Times New Roman" w:cs="Times New Roman"/>
+          <w:color w:val="98C379"/>
+          <w:kern w:val="0"/>
+          <w:sz w:val="21"/>
+          <w:szCs w:val="21"/>
+          <w14:ligatures w14:val="none"/>
+        </w:rPr>
+        <w:t xml:space="preserve"> from </w:t>
+      </w:r>
+      <w:r>
+        <w:rPr>
+          <w:rFonts w:eastAsia="Times New Roman" w:cs="Times New Roman"/>
+          <w:color w:val="D19A66"/>
+          <w:kern w:val="0"/>
+          <w:sz w:val="21"/>
+          <w:szCs w:val="21"/>
+          <w14:ligatures w14:val="none"/>
+        </w:rPr>
+        <w:t>{</w:t>
+      </w:r>
+      <w:proofErr w:type="spellStart"/>
+      <w:r>
+        <w:rPr>
+          <w:rFonts w:eastAsia="Times New Roman" w:cs="Times New Roman"/>
+          <w:color w:val="E5C07B"/>
+          <w:kern w:val="0"/>
+          <w:sz w:val="21"/>
+          <w:szCs w:val="21"/>
+          <w14:ligatures w14:val="none"/>
+        </w:rPr>
+        <w:t>self</w:t>
+      </w:r>
+      <w:r>
+        <w:rPr>
+          <w:rFonts w:eastAsia="Times New Roman" w:cs="Times New Roman"/>
+          <w:color w:val="ABB2BF"/>
+          <w:kern w:val="0"/>
+          <w:sz w:val="21"/>
+          <w:szCs w:val="21"/>
+          <w14:ligatures w14:val="none"/>
+        </w:rPr>
+        <w:t>.</w:t>
+      </w:r>
+      <w:r>
+        <w:rPr>
+          <w:rFonts w:eastAsia="Times New Roman" w:cs="Times New Roman"/>
+          <w:color w:val="E06C75"/>
+          <w:kern w:val="0"/>
+          <w:sz w:val="21"/>
+          <w:szCs w:val="21"/>
+          <w14:ligatures w14:val="none"/>
+        </w:rPr>
+        <w:t>vehicle</w:t>
+      </w:r>
+      <w:r>
+        <w:rPr>
+          <w:rFonts w:eastAsia="Times New Roman" w:cs="Times New Roman"/>
+          <w:color w:val="ABB2BF"/>
+          <w:kern w:val="0"/>
+          <w:sz w:val="21"/>
+          <w:szCs w:val="21"/>
+          <w14:ligatures w14:val="none"/>
+        </w:rPr>
+        <w:t>.type</w:t>
+      </w:r>
+      <w:proofErr w:type="spellEnd"/>
+      <w:r>
+        <w:rPr>
+          <w:rFonts w:eastAsia="Times New Roman" w:cs="Times New Roman"/>
+          <w:color w:val="D19A66"/>
+          <w:kern w:val="0"/>
+          <w:sz w:val="21"/>
+          <w:szCs w:val="21"/>
+          <w14:ligatures w14:val="none"/>
+        </w:rPr>
+        <w:t>}</w:t>
+      </w:r>
+      <w:r>
+        <w:rPr>
+          <w:rFonts w:eastAsia="Times New Roman" w:cs="Times New Roman"/>
+          <w:color w:val="98C379"/>
+          <w:kern w:val="0"/>
+          <w:sz w:val="21"/>
+          <w:szCs w:val="21"/>
+          <w14:ligatures w14:val="none"/>
+        </w:rPr>
+        <w:t xml:space="preserve"> - </w:t>
+      </w:r>
+      <w:r>
+        <w:rPr>
+          <w:rFonts w:eastAsia="Times New Roman" w:cs="Times New Roman"/>
+          <w:color w:val="D19A66"/>
+          <w:kern w:val="0"/>
+          <w:sz w:val="21"/>
+          <w:szCs w:val="21"/>
+          <w14:ligatures w14:val="none"/>
+        </w:rPr>
+        <w:t>{</w:t>
+      </w:r>
+      <w:proofErr w:type="spellStart"/>
+      <w:r>
+        <w:rPr>
+          <w:rFonts w:eastAsia="Times New Roman" w:cs="Times New Roman"/>
+          <w:color w:val="E5C07B"/>
+          <w:kern w:val="0"/>
+          <w:sz w:val="21"/>
+          <w:szCs w:val="21"/>
+          <w14:ligatures w14:val="none"/>
+        </w:rPr>
+        <w:t>self</w:t>
+      </w:r>
+      <w:r>
+        <w:rPr>
+          <w:rFonts w:eastAsia="Times New Roman" w:cs="Times New Roman"/>
+          <w:color w:val="ABB2BF"/>
+          <w:kern w:val="0"/>
+          <w:sz w:val="21"/>
+          <w:szCs w:val="21"/>
+          <w14:ligatures w14:val="none"/>
+        </w:rPr>
+        <w:t>.</w:t>
+      </w:r>
+      <w:r>
+        <w:rPr>
+          <w:rFonts w:eastAsia="Times New Roman" w:cs="Times New Roman"/>
+          <w:color w:val="E06C75"/>
+          <w:kern w:val="0"/>
+          <w:sz w:val="21"/>
+          <w:szCs w:val="21"/>
+          <w14:ligatures w14:val="none"/>
+        </w:rPr>
+        <w:t>vehicle</w:t>
+      </w:r>
+      <w:r>
+        <w:rPr>
+          <w:rFonts w:eastAsia="Times New Roman" w:cs="Times New Roman"/>
+          <w:color w:val="ABB2BF"/>
+          <w:kern w:val="0"/>
+          <w:sz w:val="21"/>
+          <w:szCs w:val="21"/>
+          <w14:ligatures w14:val="none"/>
+        </w:rPr>
+        <w:t>.model</w:t>
+      </w:r>
+      <w:proofErr w:type="spellEnd"/>
+      <w:r>
+        <w:rPr>
+          <w:rFonts w:eastAsia="Times New Roman" w:cs="Times New Roman"/>
+          <w:color w:val="D19A66"/>
+          <w:kern w:val="0"/>
+          <w:sz w:val="21"/>
+          <w:szCs w:val="21"/>
+          <w14:ligatures w14:val="none"/>
+        </w:rPr>
+        <w:t>}</w:t>
+      </w:r>
+      <w:r>
+        <w:rPr>
+          <w:rFonts w:eastAsia="Times New Roman" w:cs="Times New Roman"/>
+          <w:color w:val="98C379"/>
+          <w:kern w:val="0"/>
+          <w:sz w:val="21"/>
+          <w:szCs w:val="21"/>
+          <w14:ligatures w14:val="none"/>
+        </w:rPr>
+        <w:t>"</w:t>
+      </w:r>
+    </w:p>
+    <w:p>
+      <w:pPr>
+        <w:rPr>
+          <w:rtl/>
+          <w:lang w:bidi="fa-IR"/>
+        </w:rPr>
+      </w:pPr>
+      <w:r>
+        <w:rPr>
+          <w:rtl/>
+          <w:lang w:bidi="fa-IR"/>
+        </w:rPr>
+        <w:br/>
+      </w:r>
+      <w:r>
+        <w:rPr>
+          <w:rFonts w:hint="cs"/>
+          <w:rtl/>
+          <w:lang w:bidi="fa-IR"/>
+        </w:rPr>
+        <w:t>چون عملیات چک کردن پر بودن صندلی هم در زمان تولید چک میشه هم در زمان اپدیت پس ما باید کاری کنیم فقط زمانی که در حال ساخت هستیم چک بشه نه در زمان اپدیت ان</w:t>
+      </w:r>
+    </w:p>
+    <w:p>
+      <w:pPr>
+        <w:rPr>
+          <w:rFonts w:hint="cs"/>
+          <w:rtl/>
+          <w:lang w:bidi="fa-IR"/>
+        </w:rPr>
+      </w:pPr>
+      <w:r>
+        <w:rPr>
+          <w:rFonts w:hint="eastAsia"/>
+          <w:rtl/>
+          <w:lang w:bidi="fa-IR"/>
+        </w:rPr>
+        <w:lastRenderedPageBreak/>
+        <w:t>اگر</w:t>
+      </w:r>
+      <w:r>
+        <w:rPr>
+          <w:rtl/>
+          <w:lang w:bidi="fa-IR"/>
+        </w:rPr>
+        <w:t xml:space="preserve"> </w:t>
+      </w:r>
+      <w:r>
+        <w:rPr>
+          <w:rFonts w:hint="eastAsia"/>
+          <w:rtl/>
+          <w:lang w:bidi="fa-IR"/>
+        </w:rPr>
+        <w:t>بعداً</w:t>
+      </w:r>
+      <w:r>
+        <w:rPr>
+          <w:rtl/>
+          <w:lang w:bidi="fa-IR"/>
+        </w:rPr>
+        <w:t xml:space="preserve"> </w:t>
+      </w:r>
+      <w:r>
+        <w:rPr>
+          <w:rFonts w:hint="eastAsia"/>
+          <w:rtl/>
+          <w:lang w:bidi="fa-IR"/>
+        </w:rPr>
+        <w:t>از</w:t>
+      </w:r>
+      <w:r>
+        <w:rPr>
+          <w:rtl/>
+          <w:lang w:bidi="fa-IR"/>
+        </w:rPr>
+        <w:t xml:space="preserve"> </w:t>
+      </w:r>
+      <w:r>
+        <w:rPr>
+          <w:rFonts w:hint="eastAsia"/>
+          <w:rtl/>
+          <w:lang w:bidi="fa-IR"/>
+        </w:rPr>
+        <w:t>کلاس‌ها</w:t>
+      </w:r>
+      <w:r>
+        <w:rPr>
+          <w:rFonts w:hint="cs"/>
+          <w:rtl/>
+          <w:lang w:bidi="fa-IR"/>
+        </w:rPr>
+        <w:t>ی</w:t>
+      </w:r>
+      <w:r>
+        <w:rPr>
+          <w:rtl/>
+          <w:lang w:bidi="fa-IR"/>
+        </w:rPr>
+        <w:t xml:space="preserve"> </w:t>
+      </w:r>
+      <w:r>
+        <w:rPr>
+          <w:rFonts w:hint="eastAsia"/>
+          <w:rtl/>
+          <w:lang w:bidi="fa-IR"/>
+        </w:rPr>
+        <w:t>د</w:t>
+      </w:r>
+      <w:r>
+        <w:rPr>
+          <w:rFonts w:hint="cs"/>
+          <w:rtl/>
+          <w:lang w:bidi="fa-IR"/>
+        </w:rPr>
+        <w:t>ی</w:t>
+      </w:r>
+      <w:r>
+        <w:rPr>
+          <w:rFonts w:hint="eastAsia"/>
+          <w:rtl/>
+          <w:lang w:bidi="fa-IR"/>
+        </w:rPr>
+        <w:t>گر</w:t>
+      </w:r>
+      <w:r>
+        <w:rPr>
+          <w:rFonts w:hint="cs"/>
+          <w:rtl/>
+          <w:lang w:bidi="fa-IR"/>
+        </w:rPr>
+        <w:t>ی</w:t>
+      </w:r>
+      <w:r>
+        <w:rPr>
+          <w:rtl/>
+          <w:lang w:bidi="fa-IR"/>
+        </w:rPr>
+        <w:t xml:space="preserve"> </w:t>
+      </w:r>
+      <w:r>
+        <w:rPr>
+          <w:rFonts w:hint="eastAsia"/>
+          <w:rtl/>
+          <w:lang w:bidi="fa-IR"/>
+        </w:rPr>
+        <w:t>ارث‌بر</w:t>
+      </w:r>
+      <w:r>
+        <w:rPr>
+          <w:rFonts w:hint="cs"/>
+          <w:rtl/>
+          <w:lang w:bidi="fa-IR"/>
+        </w:rPr>
+        <w:t>ی</w:t>
+      </w:r>
+      <w:r>
+        <w:rPr>
+          <w:rtl/>
+          <w:lang w:bidi="fa-IR"/>
+        </w:rPr>
+        <w:t xml:space="preserve"> </w:t>
+      </w:r>
+      <w:r>
+        <w:rPr>
+          <w:rFonts w:hint="eastAsia"/>
+          <w:rtl/>
+          <w:lang w:bidi="fa-IR"/>
+        </w:rPr>
+        <w:t>کرد</w:t>
+      </w:r>
+      <w:r>
+        <w:rPr>
+          <w:rFonts w:hint="cs"/>
+          <w:rtl/>
+          <w:lang w:bidi="fa-IR"/>
+        </w:rPr>
+        <w:t>ی</w:t>
+      </w:r>
+      <w:r>
+        <w:rPr>
+          <w:rtl/>
+          <w:lang w:bidi="fa-IR"/>
+        </w:rPr>
+        <w:t xml:space="preserve"> </w:t>
+      </w:r>
+      <w:r>
+        <w:rPr>
+          <w:rFonts w:hint="cs"/>
+          <w:rtl/>
+          <w:lang w:bidi="fa-IR"/>
+        </w:rPr>
+        <w:t>ی</w:t>
+      </w:r>
+      <w:r>
+        <w:rPr>
+          <w:rFonts w:hint="eastAsia"/>
+          <w:rtl/>
+          <w:lang w:bidi="fa-IR"/>
+        </w:rPr>
+        <w:t>ا</w:t>
+      </w:r>
+      <w:r>
+        <w:rPr>
+          <w:rtl/>
+          <w:lang w:bidi="fa-IR"/>
+        </w:rPr>
+        <w:t xml:space="preserve"> </w:t>
+      </w:r>
+      <w:r>
+        <w:rPr>
+          <w:lang w:bidi="fa-IR"/>
+        </w:rPr>
+        <w:t>Django</w:t>
+      </w:r>
+      <w:r>
+        <w:rPr>
+          <w:rtl/>
+          <w:lang w:bidi="fa-IR"/>
+        </w:rPr>
+        <w:t xml:space="preserve"> </w:t>
+      </w:r>
+      <w:r>
+        <w:rPr>
+          <w:rFonts w:hint="eastAsia"/>
+          <w:rtl/>
+          <w:lang w:bidi="fa-IR"/>
+        </w:rPr>
+        <w:t>چ</w:t>
+      </w:r>
+      <w:r>
+        <w:rPr>
+          <w:rFonts w:hint="cs"/>
+          <w:rtl/>
+          <w:lang w:bidi="fa-IR"/>
+        </w:rPr>
+        <w:t>ی</w:t>
+      </w:r>
+      <w:r>
+        <w:rPr>
+          <w:rFonts w:hint="eastAsia"/>
+          <w:rtl/>
+          <w:lang w:bidi="fa-IR"/>
+        </w:rPr>
+        <w:t>ز</w:t>
+      </w:r>
+      <w:r>
+        <w:rPr>
+          <w:rFonts w:hint="cs"/>
+          <w:rtl/>
+          <w:lang w:bidi="fa-IR"/>
+        </w:rPr>
+        <w:t>ی</w:t>
+      </w:r>
+      <w:r>
+        <w:rPr>
+          <w:rtl/>
+          <w:lang w:bidi="fa-IR"/>
+        </w:rPr>
+        <w:t xml:space="preserve"> </w:t>
+      </w:r>
+      <w:r>
+        <w:rPr>
+          <w:rFonts w:hint="eastAsia"/>
+          <w:rtl/>
+          <w:lang w:bidi="fa-IR"/>
+        </w:rPr>
+        <w:t>به</w:t>
+      </w:r>
+      <w:r>
+        <w:rPr>
+          <w:rtl/>
+          <w:lang w:bidi="fa-IR"/>
+        </w:rPr>
+        <w:t xml:space="preserve"> </w:t>
+      </w:r>
+      <w:r>
+        <w:rPr>
+          <w:lang w:bidi="fa-IR"/>
+        </w:rPr>
+        <w:t>clean</w:t>
+      </w:r>
+      <w:r>
+        <w:rPr>
+          <w:rtl/>
+          <w:lang w:bidi="fa-IR"/>
+        </w:rPr>
+        <w:t xml:space="preserve">() </w:t>
+      </w:r>
+      <w:r>
+        <w:rPr>
+          <w:rFonts w:hint="eastAsia"/>
+          <w:rtl/>
+          <w:lang w:bidi="fa-IR"/>
+        </w:rPr>
+        <w:t>اضافه</w:t>
+      </w:r>
+      <w:r>
+        <w:rPr>
+          <w:rtl/>
+          <w:lang w:bidi="fa-IR"/>
+        </w:rPr>
+        <w:t xml:space="preserve"> </w:t>
+      </w:r>
+      <w:r>
+        <w:rPr>
+          <w:rFonts w:hint="eastAsia"/>
+          <w:rtl/>
+          <w:lang w:bidi="fa-IR"/>
+        </w:rPr>
+        <w:t>کرد،</w:t>
+      </w:r>
+      <w:r>
+        <w:rPr>
+          <w:rtl/>
+          <w:lang w:bidi="fa-IR"/>
+        </w:rPr>
+        <w:t xml:space="preserve"> </w:t>
+      </w:r>
+      <w:r>
+        <w:rPr>
+          <w:rFonts w:hint="eastAsia"/>
+          <w:rtl/>
+          <w:lang w:bidi="fa-IR"/>
+        </w:rPr>
+        <w:t>بهتر</w:t>
+      </w:r>
+      <w:r>
+        <w:rPr>
+          <w:rtl/>
+          <w:lang w:bidi="fa-IR"/>
+        </w:rPr>
+        <w:t xml:space="preserve"> </w:t>
+      </w:r>
+      <w:r>
+        <w:rPr>
+          <w:rFonts w:hint="eastAsia"/>
+          <w:rtl/>
+          <w:lang w:bidi="fa-IR"/>
+        </w:rPr>
+        <w:t>است</w:t>
+      </w:r>
+      <w:r>
+        <w:rPr>
+          <w:rtl/>
+          <w:lang w:bidi="fa-IR"/>
+        </w:rPr>
+        <w:t xml:space="preserve"> </w:t>
+      </w:r>
+      <w:r>
+        <w:rPr>
+          <w:rFonts w:hint="eastAsia"/>
+          <w:rtl/>
+          <w:lang w:bidi="fa-IR"/>
+        </w:rPr>
+        <w:t>هم</w:t>
+      </w:r>
+      <w:r>
+        <w:rPr>
+          <w:rFonts w:hint="cs"/>
+          <w:rtl/>
+          <w:lang w:bidi="fa-IR"/>
+        </w:rPr>
+        <w:t>ی</w:t>
+      </w:r>
+      <w:r>
+        <w:rPr>
+          <w:rFonts w:hint="eastAsia"/>
+          <w:rtl/>
+          <w:lang w:bidi="fa-IR"/>
+        </w:rPr>
+        <w:t>شه</w:t>
+      </w:r>
+      <w:r>
+        <w:rPr>
+          <w:rtl/>
+          <w:lang w:bidi="fa-IR"/>
+        </w:rPr>
+        <w:t xml:space="preserve"> </w:t>
+      </w:r>
+      <w:r>
+        <w:rPr>
+          <w:rFonts w:hint="eastAsia"/>
+          <w:rtl/>
+          <w:lang w:bidi="fa-IR"/>
+        </w:rPr>
+        <w:t>آن</w:t>
+      </w:r>
+      <w:r>
+        <w:rPr>
+          <w:rtl/>
+          <w:lang w:bidi="fa-IR"/>
+        </w:rPr>
+        <w:t xml:space="preserve"> </w:t>
+      </w:r>
+      <w:r>
+        <w:rPr>
+          <w:rFonts w:hint="eastAsia"/>
+          <w:rtl/>
+          <w:lang w:bidi="fa-IR"/>
+        </w:rPr>
+        <w:t>را</w:t>
+      </w:r>
+      <w:r>
+        <w:rPr>
+          <w:rtl/>
+          <w:lang w:bidi="fa-IR"/>
+        </w:rPr>
+        <w:t xml:space="preserve"> </w:t>
+      </w:r>
+      <w:r>
+        <w:rPr>
+          <w:rFonts w:hint="eastAsia"/>
+          <w:rtl/>
+          <w:lang w:bidi="fa-IR"/>
+        </w:rPr>
+        <w:t>صدا</w:t>
+      </w:r>
+      <w:r>
+        <w:rPr>
+          <w:rtl/>
+          <w:lang w:bidi="fa-IR"/>
+        </w:rPr>
+        <w:t xml:space="preserve"> </w:t>
+      </w:r>
+      <w:r>
+        <w:rPr>
+          <w:rFonts w:hint="eastAsia"/>
+          <w:rtl/>
+          <w:lang w:bidi="fa-IR"/>
+        </w:rPr>
+        <w:t>بزن</w:t>
+      </w:r>
+      <w:r>
+        <w:rPr>
+          <w:rFonts w:hint="cs"/>
+          <w:rtl/>
+          <w:lang w:bidi="fa-IR"/>
+        </w:rPr>
+        <w:t>ی</w:t>
+      </w:r>
+      <w:r>
+        <w:rPr>
+          <w:rtl/>
+          <w:lang w:bidi="fa-IR"/>
+        </w:rPr>
+        <w:t>.</w:t>
+      </w:r>
     </w:p>
     <w:sectPr>
       <w:pgSz w:w="12240" w:h="15840"/>
@@ -9788,6 +16743,56 @@
     </w:sectPr>
   </w:body>
 </w:document>
+</file>
+
+<file path=word/endnotes.xml><?xml version="1.0" encoding="utf-8"?>
+<w:endnotes xmlns:wpc="http://schemas.microsoft.com/office/word/2010/wordprocessingCanvas" xmlns:cx="http://schemas.microsoft.com/office/drawing/2014/chartex" xmlns:cx1="http://schemas.microsoft.com/office/drawing/2015/9/8/chartex" xmlns:cx2="http://schemas.microsoft.com/office/drawing/2015/10/21/chartex" xmlns:cx3="http://schemas.microsoft.com/office/drawing/2016/5/9/chartex" xmlns:cx4="http://schemas.microsoft.com/office/drawing/2016/5/10/chartex" xmlns:cx5="http://schemas.microsoft.com/office/drawing/2016/5/11/chartex" xmlns:cx6="http://schemas.microsoft.com/office/drawing/2016/5/12/chartex" xmlns:cx7="http://schemas.microsoft.com/office/drawing/2016/5/13/chartex" xmlns:cx8="http://schemas.microsoft.com/office/drawing/2016/5/14/chartex" xmlns:mc="http://schemas.openxmlformats.org/markup-compatibility/2006" xmlns:aink="http://schemas.microsoft.com/office/drawing/2016/ink" xmlns:am3d="http://schemas.microsoft.com/office/drawing/2017/model3d" xmlns:o="urn:schemas-microsoft-com:office:office" xmlns:oel="http://schemas.microsoft.com/office/2019/extlst" xmlns:r="http://schemas.openxmlformats.org/officeDocument/2006/relationships" xmlns:m="http://schemas.openxmlformats.org/officeDocument/2006/math" xmlns:v="urn:schemas-microsoft-com:vml" xmlns:wp14="http://schemas.microsoft.com/office/word/2010/wordprocessingDrawing" xmlns:wp="http://schemas.openxmlformats.org/drawingml/2006/wordprocessingDrawing" xmlns:w10="urn:schemas-microsoft-com:office:word" xmlns:w="http://schemas.openxmlformats.org/wordprocessingml/2006/main" xmlns:w14="http://schemas.microsoft.com/office/word/2010/wordml" xmlns:w15="http://schemas.microsoft.com/office/word/2012/wordml" xmlns:w16cex="http://schemas.microsoft.com/office/word/2018/wordml/cex" xmlns:w16cid="http://schemas.microsoft.com/office/word/2016/wordml/cid" xmlns:w16="http://schemas.microsoft.com/office/word/2018/wordml" xmlns:w16sdtdh="http://schemas.microsoft.com/office/word/2020/wordml/sdtdatahash" xmlns:w16se="http://schemas.microsoft.com/office/word/2015/wordml/symex" xmlns:wpg="http://schemas.microsoft.com/office/word/2010/wordprocessingGroup" xmlns:wpi="http://schemas.microsoft.com/office/word/2010/wordprocessingInk" xmlns:wne="http://schemas.microsoft.com/office/word/2006/wordml" xmlns:wps="http://schemas.microsoft.com/office/word/2010/wordprocessingShape" mc:Ignorable="w14 w15 w16se w16cid w16 w16cex w16sdtdh wp14">
+  <w:endnote w:type="separator" w:id="-1">
+    <w:p>
+      <w:pPr>
+        <w:spacing w:after="0" w:line="240" w:lineRule="auto"/>
+      </w:pPr>
+      <w:r>
+        <w:separator/>
+      </w:r>
+    </w:p>
+  </w:endnote>
+  <w:endnote w:type="continuationSeparator" w:id="0">
+    <w:p>
+      <w:pPr>
+        <w:spacing w:after="0" w:line="240" w:lineRule="auto"/>
+      </w:pPr>
+      <w:r>
+        <w:continuationSeparator/>
+      </w:r>
+    </w:p>
+  </w:endnote>
+</w:endnotes>
+</file>
+
+<file path=word/footnotes.xml><?xml version="1.0" encoding="utf-8"?>
+<w:footnotes xmlns:wpc="http://schemas.microsoft.com/office/word/2010/wordprocessingCanvas" xmlns:cx="http://schemas.microsoft.com/office/drawing/2014/chartex" xmlns:cx1="http://schemas.microsoft.com/office/drawing/2015/9/8/chartex" xmlns:cx2="http://schemas.microsoft.com/office/drawing/2015/10/21/chartex" xmlns:cx3="http://schemas.microsoft.com/office/drawing/2016/5/9/chartex" xmlns:cx4="http://schemas.microsoft.com/office/drawing/2016/5/10/chartex" xmlns:cx5="http://schemas.microsoft.com/office/drawing/2016/5/11/chartex" xmlns:cx6="http://schemas.microsoft.com/office/drawing/2016/5/12/chartex" xmlns:cx7="http://schemas.microsoft.com/office/drawing/2016/5/13/chartex" xmlns:cx8="http://schemas.microsoft.com/office/drawing/2016/5/14/chartex" xmlns:mc="http://schemas.openxmlformats.org/markup-compatibility/2006" xmlns:aink="http://schemas.microsoft.com/office/drawing/2016/ink" xmlns:am3d="http://schemas.microsoft.com/office/drawing/2017/model3d" xmlns:o="urn:schemas-microsoft-com:office:office" xmlns:oel="http://schemas.microsoft.com/office/2019/extlst" xmlns:r="http://schemas.openxmlformats.org/officeDocument/2006/relationships" xmlns:m="http://schemas.openxmlformats.org/officeDocument/2006/math" xmlns:v="urn:schemas-microsoft-com:vml" xmlns:wp14="http://schemas.microsoft.com/office/word/2010/wordprocessingDrawing" xmlns:wp="http://schemas.openxmlformats.org/drawingml/2006/wordprocessingDrawing" xmlns:w10="urn:schemas-microsoft-com:office:word" xmlns:w="http://schemas.openxmlformats.org/wordprocessingml/2006/main" xmlns:w14="http://schemas.microsoft.com/office/word/2010/wordml" xmlns:w15="http://schemas.microsoft.com/office/word/2012/wordml" xmlns:w16cex="http://schemas.microsoft.com/office/word/2018/wordml/cex" xmlns:w16cid="http://schemas.microsoft.com/office/word/2016/wordml/cid" xmlns:w16="http://schemas.microsoft.com/office/word/2018/wordml" xmlns:w16sdtdh="http://schemas.microsoft.com/office/word/2020/wordml/sdtdatahash" xmlns:w16se="http://schemas.microsoft.com/office/word/2015/wordml/symex" xmlns:wpg="http://schemas.microsoft.com/office/word/2010/wordprocessingGroup" xmlns:wpi="http://schemas.microsoft.com/office/word/2010/wordprocessingInk" xmlns:wne="http://schemas.microsoft.com/office/word/2006/wordml" xmlns:wps="http://schemas.microsoft.com/office/word/2010/wordprocessingShape" mc:Ignorable="w14 w15 w16se w16cid w16 w16cex w16sdtdh wp14">
+  <w:footnote w:type="separator" w:id="-1">
+    <w:p>
+      <w:pPr>
+        <w:spacing w:after="0" w:line="240" w:lineRule="auto"/>
+      </w:pPr>
+      <w:r>
+        <w:separator/>
+      </w:r>
+    </w:p>
+  </w:footnote>
+  <w:footnote w:type="continuationSeparator" w:id="0">
+    <w:p>
+      <w:pPr>
+        <w:spacing w:after="0" w:line="240" w:lineRule="auto"/>
+      </w:pPr>
+      <w:r>
+        <w:continuationSeparator/>
+      </w:r>
+    </w:p>
+  </w:footnote>
+</w:footnotes>
 </file>
 
 <file path=word/styles.xml><?xml version="1.0" encoding="utf-8"?>
@@ -10713,6 +17718,46 @@
       <w:spacing w:val="5"/>
     </w:rPr>
   </w:style>
+  <w:style w:type="paragraph" w:styleId="EndnoteText">
+    <w:name w:val="endnote text"/>
+    <w:basedOn w:val="Normal"/>
+    <w:link w:val="EndnoteTextChar"/>
+    <w:uiPriority w:val="99"/>
+    <w:semiHidden/>
+    <w:unhideWhenUsed/>
+    <w:rsid w:val="007E3438"/>
+    <w:pPr>
+      <w:spacing w:after="0" w:line="240" w:lineRule="auto"/>
+    </w:pPr>
+    <w:rPr>
+      <w:sz w:val="20"/>
+      <w:szCs w:val="20"/>
+    </w:rPr>
+  </w:style>
+  <w:style w:type="character" w:customStyle="1" w:styleId="EndnoteTextChar">
+    <w:name w:val="Endnote Text Char"/>
+    <w:basedOn w:val="DefaultParagraphFont"/>
+    <w:link w:val="EndnoteText"/>
+    <w:uiPriority w:val="99"/>
+    <w:semiHidden/>
+    <w:rsid w:val="007E3438"/>
+    <w:rPr>
+      <w:rFonts w:ascii="Consolas" w:hAnsi="Consolas" w:cs="B Mitra"/>
+      <w:sz w:val="20"/>
+      <w:szCs w:val="20"/>
+    </w:rPr>
+  </w:style>
+  <w:style w:type="character" w:styleId="EndnoteReference">
+    <w:name w:val="endnote reference"/>
+    <w:basedOn w:val="DefaultParagraphFont"/>
+    <w:uiPriority w:val="99"/>
+    <w:semiHidden/>
+    <w:unhideWhenUsed/>
+    <w:rsid w:val="007E3438"/>
+    <w:rPr>
+      <w:vertAlign w:val="superscript"/>
+    </w:rPr>
+  </w:style>
 </w:styles>
 </file>
 

--- a/ticketing.docx
+++ b/ticketing.docx
@@ -2446,7 +2446,6 @@
         </w:rPr>
         <w:t>برای اینکه در طراحی‌های بعدی اشتباه نکنید، همیشه این دو سوال را از خودتان بپرسید:آیا این مفهوم خودش ویژگی‌های دیگری دارد؟اگر بله $\</w:t>
       </w:r>
-      <w:proofErr w:type="spellStart"/>
       <w:r>
         <w:rPr>
           <w:b/>
@@ -2455,7 +2454,6 @@
         </w:rPr>
         <w:t>rightarrow</w:t>
       </w:r>
-      <w:proofErr w:type="spellEnd"/>
       <w:r>
         <w:rPr>
           <w:b/>
@@ -2465,7 +2463,6 @@
         </w:rPr>
         <w:t>$ موجودیت است. (مثال: صندلی خودش وضعیت پر/خالی بودن دارد، پس موجودیت است).اگر خیر $\</w:t>
       </w:r>
-      <w:proofErr w:type="spellStart"/>
       <w:r>
         <w:rPr>
           <w:b/>
@@ -2474,7 +2471,6 @@
         </w:rPr>
         <w:t>rightarrow</w:t>
       </w:r>
-      <w:proofErr w:type="spellEnd"/>
       <w:r>
         <w:rPr>
           <w:b/>
@@ -2579,7 +2575,6 @@
         </w:rPr>
         <w:t xml:space="preserve"> </w:t>
       </w:r>
-      <w:proofErr w:type="spellStart"/>
       <w:r>
         <w:rPr>
           <w:rFonts w:eastAsia="Times New Roman" w:cs="Times New Roman"/>
@@ -2635,7 +2630,6 @@
         </w:rPr>
         <w:t>exceptions</w:t>
       </w:r>
-      <w:proofErr w:type="spellEnd"/>
       <w:r>
         <w:rPr>
           <w:rFonts w:eastAsia="Times New Roman" w:cs="Times New Roman"/>
@@ -2669,7 +2663,6 @@
         </w:rPr>
         <w:t xml:space="preserve"> </w:t>
       </w:r>
-      <w:proofErr w:type="spellStart"/>
       <w:r>
         <w:rPr>
           <w:rFonts w:eastAsia="Times New Roman" w:cs="Times New Roman"/>
@@ -2681,7 +2674,6 @@
         </w:rPr>
         <w:t>ValidationError</w:t>
       </w:r>
-      <w:proofErr w:type="spellEnd"/>
     </w:p>
     <w:p>
       <w:pPr>
@@ -2719,7 +2711,6 @@
         </w:rPr>
         <w:t xml:space="preserve"> </w:t>
       </w:r>
-      <w:proofErr w:type="spellStart"/>
       <w:r>
         <w:rPr>
           <w:rFonts w:eastAsia="Times New Roman" w:cs="Times New Roman"/>
@@ -2775,7 +2766,6 @@
         </w:rPr>
         <w:t>validators</w:t>
       </w:r>
-      <w:proofErr w:type="spellEnd"/>
       <w:r>
         <w:rPr>
           <w:rFonts w:eastAsia="Times New Roman" w:cs="Times New Roman"/>
@@ -2809,7 +2799,6 @@
         </w:rPr>
         <w:t xml:space="preserve"> </w:t>
       </w:r>
-      <w:proofErr w:type="spellStart"/>
       <w:r>
         <w:rPr>
           <w:rFonts w:eastAsia="Times New Roman" w:cs="Times New Roman"/>
@@ -2821,7 +2810,6 @@
         </w:rPr>
         <w:t>MinValueValidator</w:t>
       </w:r>
-      <w:proofErr w:type="spellEnd"/>
     </w:p>
     <w:p>
       <w:pPr>
@@ -2891,7 +2879,6 @@
         </w:rPr>
         <w:t xml:space="preserve"> </w:t>
       </w:r>
-      <w:proofErr w:type="spellStart"/>
       <w:r>
         <w:rPr>
           <w:rFonts w:eastAsia="Times New Roman" w:cs="Times New Roman"/>
@@ -2903,7 +2890,6 @@
         </w:rPr>
         <w:t>TripsModel</w:t>
       </w:r>
-      <w:proofErr w:type="spellEnd"/>
       <w:r>
         <w:rPr>
           <w:rFonts w:eastAsia="Times New Roman" w:cs="Times New Roman"/>
@@ -2915,7 +2901,6 @@
         </w:rPr>
         <w:t>(</w:t>
       </w:r>
-      <w:proofErr w:type="spellStart"/>
       <w:r>
         <w:rPr>
           <w:rFonts w:eastAsia="Times New Roman" w:cs="Times New Roman"/>
@@ -2949,7 +2934,6 @@
         </w:rPr>
         <w:t>Model</w:t>
       </w:r>
-      <w:proofErr w:type="spellEnd"/>
       <w:r>
         <w:rPr>
           <w:rFonts w:eastAsia="Times New Roman" w:cs="Times New Roman"/>
@@ -2987,7 +2971,6 @@
         </w:rPr>
         <w:t xml:space="preserve">    </w:t>
       </w:r>
-      <w:proofErr w:type="spellStart"/>
       <w:r>
         <w:rPr>
           <w:rFonts w:eastAsia="Times New Roman" w:cs="Times New Roman"/>
@@ -2999,7 +2982,6 @@
         </w:rPr>
         <w:t>origin_terminal</w:t>
       </w:r>
-      <w:proofErr w:type="spellEnd"/>
       <w:r>
         <w:rPr>
           <w:rFonts w:eastAsia="Times New Roman" w:cs="Times New Roman"/>
@@ -3033,7 +3015,6 @@
         </w:rPr>
         <w:t xml:space="preserve"> </w:t>
       </w:r>
-      <w:proofErr w:type="spellStart"/>
       <w:r>
         <w:rPr>
           <w:rFonts w:eastAsia="Times New Roman" w:cs="Times New Roman"/>
@@ -3067,7 +3048,6 @@
         </w:rPr>
         <w:t>ForeignKey</w:t>
       </w:r>
-      <w:proofErr w:type="spellEnd"/>
       <w:r>
         <w:rPr>
           <w:rFonts w:eastAsia="Times New Roman" w:cs="Times New Roman"/>
@@ -3088,31 +3068,7 @@
           <w:szCs w:val="21"/>
           <w14:ligatures w14:val="none"/>
         </w:rPr>
-        <w:t>"</w:t>
-      </w:r>
-      <w:proofErr w:type="spellStart"/>
-      <w:r>
-        <w:rPr>
-          <w:rFonts w:eastAsia="Times New Roman" w:cs="Times New Roman"/>
-          <w:color w:val="98C379"/>
-          <w:kern w:val="0"/>
-          <w:sz w:val="21"/>
-          <w:szCs w:val="21"/>
-          <w14:ligatures w14:val="none"/>
-        </w:rPr>
-        <w:t>TerminalModel</w:t>
-      </w:r>
-      <w:proofErr w:type="spellEnd"/>
-      <w:r>
-        <w:rPr>
-          <w:rFonts w:eastAsia="Times New Roman" w:cs="Times New Roman"/>
-          <w:color w:val="98C379"/>
-          <w:kern w:val="0"/>
-          <w:sz w:val="21"/>
-          <w:szCs w:val="21"/>
-          <w14:ligatures w14:val="none"/>
-        </w:rPr>
-        <w:t>"</w:t>
+        <w:t>"TerminalModel"</w:t>
       </w:r>
       <w:r>
         <w:rPr>
@@ -3125,7 +3081,6 @@
         </w:rPr>
         <w:t xml:space="preserve">, </w:t>
       </w:r>
-      <w:proofErr w:type="spellStart"/>
       <w:r>
         <w:rPr>
           <w:rFonts w:eastAsia="Times New Roman" w:cs="Times New Roman"/>
@@ -3137,7 +3092,6 @@
         </w:rPr>
         <w:t>on_delete</w:t>
       </w:r>
-      <w:proofErr w:type="spellEnd"/>
       <w:r>
         <w:rPr>
           <w:rFonts w:eastAsia="Times New Roman" w:cs="Times New Roman"/>
@@ -3149,7 +3103,6 @@
         </w:rPr>
         <w:t>=</w:t>
       </w:r>
-      <w:proofErr w:type="spellStart"/>
       <w:r>
         <w:rPr>
           <w:rFonts w:eastAsia="Times New Roman" w:cs="Times New Roman"/>
@@ -3183,7 +3136,6 @@
         </w:rPr>
         <w:t>CASCADE</w:t>
       </w:r>
-      <w:proofErr w:type="spellEnd"/>
       <w:r>
         <w:rPr>
           <w:rFonts w:eastAsia="Times New Roman" w:cs="Times New Roman"/>
@@ -3221,7 +3173,6 @@
         </w:rPr>
         <w:t xml:space="preserve">    </w:t>
       </w:r>
-      <w:proofErr w:type="spellStart"/>
       <w:r>
         <w:rPr>
           <w:rFonts w:eastAsia="Times New Roman" w:cs="Times New Roman"/>
@@ -3233,7 +3184,6 @@
         </w:rPr>
         <w:t>destination_terminal</w:t>
       </w:r>
-      <w:proofErr w:type="spellEnd"/>
       <w:r>
         <w:rPr>
           <w:rFonts w:eastAsia="Times New Roman" w:cs="Times New Roman"/>
@@ -3267,7 +3217,6 @@
         </w:rPr>
         <w:t xml:space="preserve"> </w:t>
       </w:r>
-      <w:proofErr w:type="spellStart"/>
       <w:r>
         <w:rPr>
           <w:rFonts w:eastAsia="Times New Roman" w:cs="Times New Roman"/>
@@ -3301,7 +3250,6 @@
         </w:rPr>
         <w:t>ForeignKey</w:t>
       </w:r>
-      <w:proofErr w:type="spellEnd"/>
       <w:r>
         <w:rPr>
           <w:rFonts w:eastAsia="Times New Roman" w:cs="Times New Roman"/>
@@ -3322,31 +3270,7 @@
           <w:szCs w:val="21"/>
           <w14:ligatures w14:val="none"/>
         </w:rPr>
-        <w:t>"</w:t>
-      </w:r>
-      <w:proofErr w:type="spellStart"/>
-      <w:r>
-        <w:rPr>
-          <w:rFonts w:eastAsia="Times New Roman" w:cs="Times New Roman"/>
-          <w:color w:val="98C379"/>
-          <w:kern w:val="0"/>
-          <w:sz w:val="21"/>
-          <w:szCs w:val="21"/>
-          <w14:ligatures w14:val="none"/>
-        </w:rPr>
-        <w:t>TerminalModel</w:t>
-      </w:r>
-      <w:proofErr w:type="spellEnd"/>
-      <w:r>
-        <w:rPr>
-          <w:rFonts w:eastAsia="Times New Roman" w:cs="Times New Roman"/>
-          <w:color w:val="98C379"/>
-          <w:kern w:val="0"/>
-          <w:sz w:val="21"/>
-          <w:szCs w:val="21"/>
-          <w14:ligatures w14:val="none"/>
-        </w:rPr>
-        <w:t>"</w:t>
+        <w:t>"TerminalModel"</w:t>
       </w:r>
       <w:r>
         <w:rPr>
@@ -3359,7 +3283,6 @@
         </w:rPr>
         <w:t xml:space="preserve">, </w:t>
       </w:r>
-      <w:proofErr w:type="spellStart"/>
       <w:r>
         <w:rPr>
           <w:rFonts w:eastAsia="Times New Roman" w:cs="Times New Roman"/>
@@ -3371,7 +3294,6 @@
         </w:rPr>
         <w:t>on_delete</w:t>
       </w:r>
-      <w:proofErr w:type="spellEnd"/>
       <w:r>
         <w:rPr>
           <w:rFonts w:eastAsia="Times New Roman" w:cs="Times New Roman"/>
@@ -3383,7 +3305,6 @@
         </w:rPr>
         <w:t>=</w:t>
       </w:r>
-      <w:proofErr w:type="spellStart"/>
       <w:r>
         <w:rPr>
           <w:rFonts w:eastAsia="Times New Roman" w:cs="Times New Roman"/>
@@ -3417,7 +3338,6 @@
         </w:rPr>
         <w:t>CASCADE</w:t>
       </w:r>
-      <w:proofErr w:type="spellEnd"/>
       <w:r>
         <w:rPr>
           <w:rFonts w:eastAsia="Times New Roman" w:cs="Times New Roman"/>
@@ -3470,7 +3390,6 @@
         </w:rPr>
         <w:t xml:space="preserve">    </w:t>
       </w:r>
-      <w:proofErr w:type="spellStart"/>
       <w:r>
         <w:rPr>
           <w:rFonts w:eastAsia="Times New Roman" w:cs="Times New Roman"/>
@@ -3482,7 +3401,6 @@
         </w:rPr>
         <w:t>start_datetime</w:t>
       </w:r>
-      <w:proofErr w:type="spellEnd"/>
       <w:r>
         <w:rPr>
           <w:rFonts w:eastAsia="Times New Roman" w:cs="Times New Roman"/>
@@ -3516,7 +3434,6 @@
         </w:rPr>
         <w:t xml:space="preserve"> </w:t>
       </w:r>
-      <w:proofErr w:type="spellStart"/>
       <w:r>
         <w:rPr>
           <w:rFonts w:eastAsia="Times New Roman" w:cs="Times New Roman"/>
@@ -3550,7 +3467,6 @@
         </w:rPr>
         <w:t>DateTimeField</w:t>
       </w:r>
-      <w:proofErr w:type="spellEnd"/>
       <w:r>
         <w:rPr>
           <w:rFonts w:eastAsia="Times New Roman" w:cs="Times New Roman"/>
@@ -3588,7 +3504,6 @@
         </w:rPr>
         <w:t xml:space="preserve">    </w:t>
       </w:r>
-      <w:proofErr w:type="spellStart"/>
       <w:r>
         <w:rPr>
           <w:rFonts w:eastAsia="Times New Roman" w:cs="Times New Roman"/>
@@ -3600,7 +3515,6 @@
         </w:rPr>
         <w:t>end_datetime</w:t>
       </w:r>
-      <w:proofErr w:type="spellEnd"/>
       <w:r>
         <w:rPr>
           <w:rFonts w:eastAsia="Times New Roman" w:cs="Times New Roman"/>
@@ -3634,7 +3548,6 @@
         </w:rPr>
         <w:t xml:space="preserve"> </w:t>
       </w:r>
-      <w:proofErr w:type="spellStart"/>
       <w:r>
         <w:rPr>
           <w:rFonts w:eastAsia="Times New Roman" w:cs="Times New Roman"/>
@@ -3668,7 +3581,6 @@
         </w:rPr>
         <w:t>DateTimeField</w:t>
       </w:r>
-      <w:proofErr w:type="spellEnd"/>
       <w:r>
         <w:rPr>
           <w:rFonts w:eastAsia="Times New Roman" w:cs="Times New Roman"/>
@@ -3765,7 +3677,6 @@
         </w:rPr>
         <w:t xml:space="preserve"> </w:t>
       </w:r>
-      <w:proofErr w:type="spellStart"/>
       <w:r>
         <w:rPr>
           <w:rFonts w:eastAsia="Times New Roman" w:cs="Times New Roman"/>
@@ -3799,7 +3710,6 @@
         </w:rPr>
         <w:t>DecimalField</w:t>
       </w:r>
-      <w:proofErr w:type="spellEnd"/>
       <w:r>
         <w:rPr>
           <w:rFonts w:eastAsia="Times New Roman" w:cs="Times New Roman"/>
@@ -3811,7 +3721,6 @@
         </w:rPr>
         <w:t>(</w:t>
       </w:r>
-      <w:proofErr w:type="spellStart"/>
       <w:r>
         <w:rPr>
           <w:rFonts w:eastAsia="Times New Roman" w:cs="Times New Roman"/>
@@ -3823,7 +3732,6 @@
         </w:rPr>
         <w:t>max_digits</w:t>
       </w:r>
-      <w:proofErr w:type="spellEnd"/>
       <w:r>
         <w:rPr>
           <w:rFonts w:eastAsia="Times New Roman" w:cs="Times New Roman"/>
@@ -3857,7 +3765,6 @@
         </w:rPr>
         <w:t xml:space="preserve">, </w:t>
       </w:r>
-      <w:proofErr w:type="spellStart"/>
       <w:r>
         <w:rPr>
           <w:rFonts w:eastAsia="Times New Roman" w:cs="Times New Roman"/>
@@ -3869,7 +3776,6 @@
         </w:rPr>
         <w:t>decimal_places</w:t>
       </w:r>
-      <w:proofErr w:type="spellEnd"/>
       <w:r>
         <w:rPr>
           <w:rFonts w:eastAsia="Times New Roman" w:cs="Times New Roman"/>
@@ -3936,7 +3842,6 @@
         </w:rPr>
         <w:t>[</w:t>
       </w:r>
-      <w:proofErr w:type="spellStart"/>
       <w:r>
         <w:rPr>
           <w:rFonts w:eastAsia="Times New Roman" w:cs="Times New Roman"/>
@@ -3948,7 +3853,6 @@
         </w:rPr>
         <w:t>MinValueValidator</w:t>
       </w:r>
-      <w:proofErr w:type="spellEnd"/>
       <w:r>
         <w:rPr>
           <w:rFonts w:eastAsia="Times New Roman" w:cs="Times New Roman"/>
@@ -4137,7 +4041,6 @@
         </w:rPr>
         <w:t xml:space="preserve"> </w:t>
       </w:r>
-      <w:proofErr w:type="spellStart"/>
       <w:r>
         <w:rPr>
           <w:rFonts w:eastAsia="Times New Roman" w:cs="Times New Roman"/>
@@ -4171,7 +4074,6 @@
         </w:rPr>
         <w:t>origin_terminal</w:t>
       </w:r>
-      <w:proofErr w:type="spellEnd"/>
       <w:r>
         <w:rPr>
           <w:rFonts w:eastAsia="Times New Roman" w:cs="Times New Roman"/>
@@ -4205,7 +4107,6 @@
         </w:rPr>
         <w:t xml:space="preserve"> </w:t>
       </w:r>
-      <w:proofErr w:type="spellStart"/>
       <w:r>
         <w:rPr>
           <w:rFonts w:eastAsia="Times New Roman" w:cs="Times New Roman"/>
@@ -4239,7 +4140,6 @@
         </w:rPr>
         <w:t>destination_terminal</w:t>
       </w:r>
-      <w:proofErr w:type="spellEnd"/>
       <w:r>
         <w:rPr>
           <w:rFonts w:eastAsia="Times New Roman" w:cs="Times New Roman"/>
@@ -4299,7 +4199,6 @@
         </w:rPr>
         <w:t xml:space="preserve"> </w:t>
       </w:r>
-      <w:proofErr w:type="spellStart"/>
       <w:r>
         <w:rPr>
           <w:rFonts w:eastAsia="Times New Roman" w:cs="Times New Roman"/>
@@ -4311,7 +4210,6 @@
         </w:rPr>
         <w:t>ValidationError</w:t>
       </w:r>
-      <w:proofErr w:type="spellEnd"/>
       <w:r>
         <w:rPr>
           <w:rFonts w:eastAsia="Times New Roman" w:cs="Times New Roman"/>
@@ -4358,9 +4256,19 @@
           <w:szCs w:val="21"/>
           <w14:ligatures w14:val="none"/>
         </w:rPr>
-        <w:t>"</w:t>
-      </w:r>
-      <w:proofErr w:type="spellStart"/>
+        <w:t>"destination_terminal"</w:t>
+      </w:r>
+      <w:r>
+        <w:rPr>
+          <w:rFonts w:eastAsia="Times New Roman" w:cs="Times New Roman"/>
+          <w:color w:val="ABB2BF"/>
+          <w:kern w:val="0"/>
+          <w:sz w:val="21"/>
+          <w:szCs w:val="21"/>
+          <w14:ligatures w14:val="none"/>
+        </w:rPr>
+        <w:t xml:space="preserve">: </w:t>
+      </w:r>
       <w:r>
         <w:rPr>
           <w:rFonts w:eastAsia="Times New Roman" w:cs="Times New Roman"/>
@@ -4370,65 +4278,7 @@
           <w:szCs w:val="21"/>
           <w14:ligatures w14:val="none"/>
         </w:rPr>
-        <w:t>destination_terminal</w:t>
-      </w:r>
-      <w:proofErr w:type="spellEnd"/>
-      <w:r>
-        <w:rPr>
-          <w:rFonts w:eastAsia="Times New Roman" w:cs="Times New Roman"/>
-          <w:color w:val="98C379"/>
-          <w:kern w:val="0"/>
-          <w:sz w:val="21"/>
-          <w:szCs w:val="21"/>
-          <w14:ligatures w14:val="none"/>
-        </w:rPr>
-        <w:t>"</w:t>
-      </w:r>
-      <w:r>
-        <w:rPr>
-          <w:rFonts w:eastAsia="Times New Roman" w:cs="Times New Roman"/>
-          <w:color w:val="ABB2BF"/>
-          <w:kern w:val="0"/>
-          <w:sz w:val="21"/>
-          <w:szCs w:val="21"/>
-          <w14:ligatures w14:val="none"/>
-        </w:rPr>
-        <w:t xml:space="preserve">: </w:t>
-      </w:r>
-      <w:r>
-        <w:rPr>
-          <w:rFonts w:eastAsia="Times New Roman" w:cs="Times New Roman"/>
-          <w:color w:val="98C379"/>
-          <w:kern w:val="0"/>
-          <w:sz w:val="21"/>
-          <w:szCs w:val="21"/>
-          <w14:ligatures w14:val="none"/>
-        </w:rPr>
-        <w:t xml:space="preserve">"origin and destination </w:t>
-      </w:r>
-      <w:proofErr w:type="spellStart"/>
-      <w:r>
-        <w:rPr>
-          <w:rFonts w:eastAsia="Times New Roman" w:cs="Times New Roman"/>
-          <w:color w:val="98C379"/>
-          <w:kern w:val="0"/>
-          <w:sz w:val="21"/>
-          <w:szCs w:val="21"/>
-          <w14:ligatures w14:val="none"/>
-        </w:rPr>
-        <w:t>can not</w:t>
-      </w:r>
-      <w:proofErr w:type="spellEnd"/>
-      <w:r>
-        <w:rPr>
-          <w:rFonts w:eastAsia="Times New Roman" w:cs="Times New Roman"/>
-          <w:color w:val="98C379"/>
-          <w:kern w:val="0"/>
-          <w:sz w:val="21"/>
-          <w:szCs w:val="21"/>
-          <w14:ligatures w14:val="none"/>
-        </w:rPr>
-        <w:t xml:space="preserve"> be same."</w:t>
+        <w:t>"origin and destination can not be same."</w:t>
       </w:r>
       <w:r>
         <w:rPr>
@@ -4515,7 +4365,6 @@
         </w:rPr>
         <w:t xml:space="preserve"> </w:t>
       </w:r>
-      <w:proofErr w:type="spellStart"/>
       <w:r>
         <w:rPr>
           <w:rFonts w:eastAsia="Times New Roman" w:cs="Times New Roman"/>
@@ -4549,7 +4398,6 @@
         </w:rPr>
         <w:t>end_datetime</w:t>
       </w:r>
-      <w:proofErr w:type="spellEnd"/>
       <w:r>
         <w:rPr>
           <w:rFonts w:eastAsia="Times New Roman" w:cs="Times New Roman"/>
@@ -4583,7 +4431,6 @@
         </w:rPr>
         <w:t xml:space="preserve"> </w:t>
       </w:r>
-      <w:proofErr w:type="spellStart"/>
       <w:r>
         <w:rPr>
           <w:rFonts w:eastAsia="Times New Roman" w:cs="Times New Roman"/>
@@ -4617,7 +4464,6 @@
         </w:rPr>
         <w:t>start_datetime</w:t>
       </w:r>
-      <w:proofErr w:type="spellEnd"/>
       <w:r>
         <w:rPr>
           <w:rFonts w:eastAsia="Times New Roman" w:cs="Times New Roman"/>
@@ -4677,7 +4523,6 @@
         </w:rPr>
         <w:t xml:space="preserve"> </w:t>
       </w:r>
-      <w:proofErr w:type="spellStart"/>
       <w:r>
         <w:rPr>
           <w:rFonts w:eastAsia="Times New Roman" w:cs="Times New Roman"/>
@@ -4689,7 +4534,6 @@
         </w:rPr>
         <w:t>ValidationError</w:t>
       </w:r>
-      <w:proofErr w:type="spellEnd"/>
       <w:r>
         <w:rPr>
           <w:rFonts w:eastAsia="Times New Roman" w:cs="Times New Roman"/>
@@ -4736,31 +4580,7 @@
           <w:szCs w:val="21"/>
           <w14:ligatures w14:val="none"/>
         </w:rPr>
-        <w:t>"</w:t>
-      </w:r>
-      <w:proofErr w:type="spellStart"/>
-      <w:r>
-        <w:rPr>
-          <w:rFonts w:eastAsia="Times New Roman" w:cs="Times New Roman"/>
-          <w:color w:val="98C379"/>
-          <w:kern w:val="0"/>
-          <w:sz w:val="21"/>
-          <w:szCs w:val="21"/>
-          <w14:ligatures w14:val="none"/>
-        </w:rPr>
-        <w:t>end_datetime</w:t>
-      </w:r>
-      <w:proofErr w:type="spellEnd"/>
-      <w:r>
-        <w:rPr>
-          <w:rFonts w:eastAsia="Times New Roman" w:cs="Times New Roman"/>
-          <w:color w:val="98C379"/>
-          <w:kern w:val="0"/>
-          <w:sz w:val="21"/>
-          <w:szCs w:val="21"/>
-          <w14:ligatures w14:val="none"/>
-        </w:rPr>
-        <w:t>"</w:t>
+        <w:t>"end_datetime"</w:t>
       </w:r>
       <w:r>
         <w:rPr>
@@ -4939,7 +4759,6 @@
         </w:rPr>
         <w:t>, *</w:t>
       </w:r>
-      <w:proofErr w:type="spellStart"/>
       <w:r>
         <w:rPr>
           <w:rFonts w:eastAsia="Times New Roman" w:cs="Times New Roman"/>
@@ -4951,7 +4770,6 @@
         </w:rPr>
         <w:t>args</w:t>
       </w:r>
-      <w:proofErr w:type="spellEnd"/>
       <w:r>
         <w:rPr>
           <w:rFonts w:eastAsia="Times New Roman" w:cs="Times New Roman"/>
@@ -4963,7 +4781,6 @@
         </w:rPr>
         <w:t>, **</w:t>
       </w:r>
-      <w:proofErr w:type="spellStart"/>
       <w:r>
         <w:rPr>
           <w:rFonts w:eastAsia="Times New Roman" w:cs="Times New Roman"/>
@@ -4975,7 +4792,6 @@
         </w:rPr>
         <w:t>kwargs</w:t>
       </w:r>
-      <w:proofErr w:type="spellEnd"/>
       <w:r>
         <w:rPr>
           <w:rFonts w:eastAsia="Times New Roman" w:cs="Times New Roman"/>
@@ -5013,7 +4829,6 @@
         </w:rPr>
         <w:t xml:space="preserve">        </w:t>
       </w:r>
-      <w:proofErr w:type="spellStart"/>
       <w:r>
         <w:rPr>
           <w:rFonts w:eastAsia="Times New Roman" w:cs="Times New Roman"/>
@@ -5047,7 +4862,6 @@
         </w:rPr>
         <w:t>full_clean</w:t>
       </w:r>
-      <w:proofErr w:type="spellEnd"/>
       <w:r>
         <w:rPr>
           <w:rFonts w:eastAsia="Times New Roman" w:cs="Times New Roman"/>
@@ -5129,7 +4943,6 @@
         </w:rPr>
         <w:t>(*</w:t>
       </w:r>
-      <w:proofErr w:type="spellStart"/>
       <w:r>
         <w:rPr>
           <w:rFonts w:eastAsia="Times New Roman" w:cs="Times New Roman"/>
@@ -5141,7 +4954,6 @@
         </w:rPr>
         <w:t>args</w:t>
       </w:r>
-      <w:proofErr w:type="spellEnd"/>
       <w:r>
         <w:rPr>
           <w:rFonts w:eastAsia="Times New Roman" w:cs="Times New Roman"/>
@@ -5153,7 +4965,6 @@
         </w:rPr>
         <w:t>, **</w:t>
       </w:r>
-      <w:proofErr w:type="spellStart"/>
       <w:r>
         <w:rPr>
           <w:rFonts w:eastAsia="Times New Roman" w:cs="Times New Roman"/>
@@ -5165,7 +4976,6 @@
         </w:rPr>
         <w:t>kwargs</w:t>
       </w:r>
-      <w:proofErr w:type="spellEnd"/>
       <w:r>
         <w:rPr>
           <w:rFonts w:eastAsia="Times New Roman" w:cs="Times New Roman"/>
@@ -5296,7 +5106,6 @@
         </w:rPr>
         <w:t xml:space="preserve"> </w:t>
       </w:r>
-      <w:proofErr w:type="spellStart"/>
       <w:r>
         <w:rPr>
           <w:rFonts w:eastAsia="Times New Roman" w:cs="Times New Roman"/>
@@ -5330,7 +5139,6 @@
         </w:rPr>
         <w:t>DecimalField</w:t>
       </w:r>
-      <w:proofErr w:type="spellEnd"/>
       <w:r>
         <w:rPr>
           <w:rFonts w:eastAsia="Times New Roman" w:cs="Times New Roman"/>
@@ -5342,7 +5150,6 @@
         </w:rPr>
         <w:t>(</w:t>
       </w:r>
-      <w:proofErr w:type="spellStart"/>
       <w:r>
         <w:rPr>
           <w:rFonts w:eastAsia="Times New Roman" w:cs="Times New Roman"/>
@@ -5354,7 +5161,6 @@
         </w:rPr>
         <w:t>max_digits</w:t>
       </w:r>
-      <w:proofErr w:type="spellEnd"/>
       <w:r>
         <w:rPr>
           <w:rFonts w:eastAsia="Times New Roman" w:cs="Times New Roman"/>
@@ -5388,7 +5194,6 @@
         </w:rPr>
         <w:t xml:space="preserve">, </w:t>
       </w:r>
-      <w:proofErr w:type="spellStart"/>
       <w:r>
         <w:rPr>
           <w:rFonts w:eastAsia="Times New Roman" w:cs="Times New Roman"/>
@@ -5400,7 +5205,6 @@
         </w:rPr>
         <w:t>decimal_places</w:t>
       </w:r>
-      <w:proofErr w:type="spellEnd"/>
       <w:r>
         <w:rPr>
           <w:rFonts w:eastAsia="Times New Roman" w:cs="Times New Roman"/>
@@ -5467,7 +5271,6 @@
         </w:rPr>
         <w:t>[</w:t>
       </w:r>
-      <w:proofErr w:type="spellStart"/>
       <w:r>
         <w:rPr>
           <w:rFonts w:eastAsia="Times New Roman" w:cs="Times New Roman"/>
@@ -5479,7 +5282,6 @@
         </w:rPr>
         <w:t>MinValueValidator</w:t>
       </w:r>
-      <w:proofErr w:type="spellEnd"/>
       <w:r>
         <w:rPr>
           <w:rFonts w:eastAsia="Times New Roman" w:cs="Times New Roman"/>
@@ -5565,14 +5367,12 @@
         </w:rPr>
         <w:t xml:space="preserve"> چیه؟ یک خطا( </w:t>
       </w:r>
-      <w:proofErr w:type="spellStart"/>
       <w:r>
         <w:rPr>
           <w:lang w:bidi="fa-IR"/>
         </w:rPr>
         <w:t>exeption</w:t>
       </w:r>
-      <w:proofErr w:type="spellEnd"/>
       <w:r>
         <w:rPr>
           <w:rFonts w:hint="cs"/>
@@ -5840,14 +5640,12 @@
         </w:rPr>
         <w:t xml:space="preserve"> چون ممکنه مدل از هر جایی به جز </w:t>
       </w:r>
-      <w:proofErr w:type="spellStart"/>
       <w:r>
         <w:rPr>
           <w:lang w:bidi="fa-IR"/>
         </w:rPr>
         <w:t>modelForm</w:t>
       </w:r>
-      <w:proofErr w:type="spellEnd"/>
       <w:r>
         <w:rPr>
           <w:rFonts w:hint="cs"/>
@@ -5856,19 +5654,11 @@
         </w:rPr>
         <w:t xml:space="preserve"> (ینی </w:t>
       </w:r>
-      <w:proofErr w:type="spellStart"/>
-      <w:r>
-        <w:rPr>
-          <w:lang w:bidi="fa-IR"/>
-        </w:rPr>
-        <w:t>form.is_valid</w:t>
-      </w:r>
-      <w:proofErr w:type="spellEnd"/>
-      <w:r>
-        <w:rPr>
-          <w:lang w:bidi="fa-IR"/>
-        </w:rPr>
-        <w:t>()</w:t>
+      <w:r>
+        <w:rPr>
+          <w:lang w:bidi="fa-IR"/>
+        </w:rPr>
+        <w:t>form.is_valid()</w:t>
       </w:r>
       <w:r>
         <w:rPr>
@@ -5900,19 +5690,11 @@
           <w:lang w:bidi="fa-IR"/>
         </w:rPr>
       </w:pPr>
-      <w:proofErr w:type="spellStart"/>
-      <w:r>
-        <w:rPr>
-          <w:lang w:bidi="fa-IR"/>
-        </w:rPr>
-        <w:t>tripsModel.objects.create</w:t>
-      </w:r>
-      <w:proofErr w:type="spellEnd"/>
-      <w:r>
-        <w:rPr>
-          <w:lang w:bidi="fa-IR"/>
-        </w:rPr>
-        <w:t>(…)</w:t>
+      <w:r>
+        <w:rPr>
+          <w:lang w:bidi="fa-IR"/>
+        </w:rPr>
+        <w:t>tripsModel.objects.create(…)</w:t>
       </w:r>
       <w:r>
         <w:rPr>
@@ -6106,7 +5888,6 @@
         </w:rPr>
         <w:t>, *</w:t>
       </w:r>
-      <w:proofErr w:type="spellStart"/>
       <w:r>
         <w:rPr>
           <w:rFonts w:eastAsia="Times New Roman" w:cs="Times New Roman"/>
@@ -6118,7 +5899,6 @@
         </w:rPr>
         <w:t>args</w:t>
       </w:r>
-      <w:proofErr w:type="spellEnd"/>
       <w:r>
         <w:rPr>
           <w:rFonts w:eastAsia="Times New Roman" w:cs="Times New Roman"/>
@@ -6130,7 +5910,6 @@
         </w:rPr>
         <w:t>, **</w:t>
       </w:r>
-      <w:proofErr w:type="spellStart"/>
       <w:r>
         <w:rPr>
           <w:rFonts w:eastAsia="Times New Roman" w:cs="Times New Roman"/>
@@ -6142,7 +5921,6 @@
         </w:rPr>
         <w:t>kwargs</w:t>
       </w:r>
-      <w:proofErr w:type="spellEnd"/>
       <w:r>
         <w:rPr>
           <w:rFonts w:eastAsia="Times New Roman" w:cs="Times New Roman"/>
@@ -6180,7 +5958,6 @@
         </w:rPr>
         <w:t xml:space="preserve">        </w:t>
       </w:r>
-      <w:proofErr w:type="spellStart"/>
       <w:r>
         <w:rPr>
           <w:rFonts w:eastAsia="Times New Roman" w:cs="Times New Roman"/>
@@ -6214,7 +5991,6 @@
         </w:rPr>
         <w:t>full_clean</w:t>
       </w:r>
-      <w:proofErr w:type="spellEnd"/>
       <w:r>
         <w:rPr>
           <w:rFonts w:eastAsia="Times New Roman" w:cs="Times New Roman"/>
@@ -6296,7 +6072,6 @@
         </w:rPr>
         <w:t>(*</w:t>
       </w:r>
-      <w:proofErr w:type="spellStart"/>
       <w:r>
         <w:rPr>
           <w:rFonts w:eastAsia="Times New Roman" w:cs="Times New Roman"/>
@@ -6308,7 +6083,6 @@
         </w:rPr>
         <w:t>args</w:t>
       </w:r>
-      <w:proofErr w:type="spellEnd"/>
       <w:r>
         <w:rPr>
           <w:rFonts w:eastAsia="Times New Roman" w:cs="Times New Roman"/>
@@ -6320,7 +6094,6 @@
         </w:rPr>
         <w:t>, **</w:t>
       </w:r>
-      <w:proofErr w:type="spellStart"/>
       <w:r>
         <w:rPr>
           <w:rFonts w:eastAsia="Times New Roman" w:cs="Times New Roman"/>
@@ -6332,7 +6105,6 @@
         </w:rPr>
         <w:t>kwargs</w:t>
       </w:r>
-      <w:proofErr w:type="spellEnd"/>
       <w:r>
         <w:rPr>
           <w:rFonts w:eastAsia="Times New Roman" w:cs="Times New Roman"/>
@@ -6368,11 +6140,9 @@
         </w:rPr>
         <w:t xml:space="preserve">فرق بین </w:t>
       </w:r>
-      <w:proofErr w:type="spellStart"/>
       <w:r>
         <w:t>ValidationError</w:t>
       </w:r>
-      <w:proofErr w:type="spellEnd"/>
       <w:r>
         <w:rPr>
           <w:rFonts w:hint="cs"/>
@@ -6380,11 +6150,9 @@
         </w:rPr>
         <w:t xml:space="preserve"> و </w:t>
       </w:r>
-      <w:proofErr w:type="spellStart"/>
       <w:r>
         <w:t>ValueError</w:t>
       </w:r>
-      <w:proofErr w:type="spellEnd"/>
       <w:r>
         <w:rPr>
           <w:rFonts w:hint="cs"/>
@@ -6395,12 +6163,10 @@
       </w:r>
     </w:p>
     <w:p>
-      <w:proofErr w:type="spellStart"/>
       <w:r>
         <w:lastRenderedPageBreak/>
         <w:t>ValueError</w:t>
       </w:r>
-      <w:proofErr w:type="spellEnd"/>
       <w:r>
         <w:rPr>
           <w:rFonts w:hint="cs"/>
@@ -6476,7 +6242,6 @@
         </w:rPr>
         <w:t xml:space="preserve"> </w:t>
       </w:r>
-      <w:proofErr w:type="spellStart"/>
       <w:r>
         <w:rPr>
           <w:rFonts w:eastAsia="Times New Roman" w:cs="Times New Roman"/>
@@ -6488,7 +6253,6 @@
         </w:rPr>
         <w:t>UserModel</w:t>
       </w:r>
-      <w:proofErr w:type="spellEnd"/>
       <w:r>
         <w:rPr>
           <w:rFonts w:eastAsia="Times New Roman" w:cs="Times New Roman"/>
@@ -6500,7 +6264,6 @@
         </w:rPr>
         <w:t>(</w:t>
       </w:r>
-      <w:proofErr w:type="spellStart"/>
       <w:r>
         <w:rPr>
           <w:rFonts w:eastAsia="Times New Roman" w:cs="Times New Roman"/>
@@ -6512,7 +6275,6 @@
         </w:rPr>
         <w:t>AbstractUser</w:t>
       </w:r>
-      <w:proofErr w:type="spellEnd"/>
       <w:r>
         <w:rPr>
           <w:rFonts w:eastAsia="Times New Roman" w:cs="Times New Roman"/>
@@ -6572,7 +6334,6 @@
         </w:rPr>
         <w:t xml:space="preserve"> </w:t>
       </w:r>
-      <w:proofErr w:type="spellStart"/>
       <w:r>
         <w:rPr>
           <w:rFonts w:eastAsia="Times New Roman" w:cs="Times New Roman"/>
@@ -6584,7 +6345,6 @@
         </w:rPr>
         <w:t>GnderChoices</w:t>
       </w:r>
-      <w:proofErr w:type="spellEnd"/>
       <w:r>
         <w:rPr>
           <w:rFonts w:eastAsia="Times New Roman" w:cs="Times New Roman"/>
@@ -6596,7 +6356,6 @@
         </w:rPr>
         <w:t>(</w:t>
       </w:r>
-      <w:proofErr w:type="spellStart"/>
       <w:r>
         <w:rPr>
           <w:rFonts w:eastAsia="Times New Roman" w:cs="Times New Roman"/>
@@ -6630,7 +6389,6 @@
         </w:rPr>
         <w:t>TextChoices</w:t>
       </w:r>
-      <w:proofErr w:type="spellEnd"/>
       <w:r>
         <w:rPr>
           <w:rFonts w:eastAsia="Times New Roman" w:cs="Times New Roman"/>
@@ -6874,7 +6632,6 @@
         </w:rPr>
         <w:t xml:space="preserve">    </w:t>
       </w:r>
-      <w:proofErr w:type="spellStart"/>
       <w:r>
         <w:rPr>
           <w:rFonts w:eastAsia="Times New Roman" w:cs="Times New Roman"/>
@@ -6886,7 +6643,6 @@
         </w:rPr>
         <w:t>phone_number</w:t>
       </w:r>
-      <w:proofErr w:type="spellEnd"/>
       <w:r>
         <w:rPr>
           <w:rFonts w:eastAsia="Times New Roman" w:cs="Times New Roman"/>
@@ -6920,7 +6676,6 @@
         </w:rPr>
         <w:t xml:space="preserve"> </w:t>
       </w:r>
-      <w:proofErr w:type="spellStart"/>
       <w:r>
         <w:rPr>
           <w:rFonts w:eastAsia="Times New Roman" w:cs="Times New Roman"/>
@@ -6954,7 +6709,6 @@
         </w:rPr>
         <w:t>CharField</w:t>
       </w:r>
-      <w:proofErr w:type="spellEnd"/>
       <w:r>
         <w:rPr>
           <w:rFonts w:eastAsia="Times New Roman" w:cs="Times New Roman"/>
@@ -6966,7 +6720,6 @@
         </w:rPr>
         <w:t>(</w:t>
       </w:r>
-      <w:proofErr w:type="spellStart"/>
       <w:r>
         <w:rPr>
           <w:rFonts w:eastAsia="Times New Roman" w:cs="Times New Roman"/>
@@ -6978,7 +6731,6 @@
         </w:rPr>
         <w:t>max_length</w:t>
       </w:r>
-      <w:proofErr w:type="spellEnd"/>
       <w:r>
         <w:rPr>
           <w:rFonts w:eastAsia="Times New Roman" w:cs="Times New Roman"/>
@@ -7133,7 +6885,6 @@
         </w:rPr>
         <w:t>[</w:t>
       </w:r>
-      <w:proofErr w:type="spellStart"/>
       <w:r>
         <w:rPr>
           <w:rFonts w:eastAsia="Times New Roman" w:cs="Times New Roman"/>
@@ -7145,7 +6896,6 @@
         </w:rPr>
         <w:t>MinValueValidator</w:t>
       </w:r>
-      <w:proofErr w:type="spellEnd"/>
       <w:r>
         <w:rPr>
           <w:rFonts w:eastAsia="Times New Roman" w:cs="Times New Roman"/>
@@ -7324,7 +7074,6 @@
         </w:rPr>
         <w:t xml:space="preserve"> </w:t>
       </w:r>
-      <w:proofErr w:type="spellStart"/>
       <w:r>
         <w:rPr>
           <w:rFonts w:eastAsia="Times New Roman" w:cs="Times New Roman"/>
@@ -7358,7 +7107,6 @@
         </w:rPr>
         <w:t>CharField</w:t>
       </w:r>
-      <w:proofErr w:type="spellEnd"/>
       <w:r>
         <w:rPr>
           <w:rFonts w:eastAsia="Times New Roman" w:cs="Times New Roman"/>
@@ -7370,7 +7118,6 @@
         </w:rPr>
         <w:t>(</w:t>
       </w:r>
-      <w:proofErr w:type="spellStart"/>
       <w:r>
         <w:rPr>
           <w:rFonts w:eastAsia="Times New Roman" w:cs="Times New Roman"/>
@@ -7382,7 +7129,6 @@
         </w:rPr>
         <w:t>max_length</w:t>
       </w:r>
-      <w:proofErr w:type="spellEnd"/>
       <w:r>
         <w:rPr>
           <w:rFonts w:eastAsia="Times New Roman" w:cs="Times New Roman"/>
@@ -7438,7 +7184,6 @@
         </w:rPr>
         <w:t>=</w:t>
       </w:r>
-      <w:proofErr w:type="spellStart"/>
       <w:r>
         <w:rPr>
           <w:rFonts w:eastAsia="Times New Roman" w:cs="Times New Roman"/>
@@ -7472,7 +7217,6 @@
         </w:rPr>
         <w:t>choices</w:t>
       </w:r>
-      <w:proofErr w:type="spellEnd"/>
       <w:r>
         <w:rPr>
           <w:rFonts w:eastAsia="Times New Roman" w:cs="Times New Roman"/>
@@ -7747,9 +7491,19 @@
           <w:szCs w:val="21"/>
           <w14:ligatures w14:val="none"/>
         </w:rPr>
-        <w:t>"</w:t>
-      </w:r>
-      <w:proofErr w:type="spellStart"/>
+        <w:t>"first_name"</w:t>
+      </w:r>
+      <w:r>
+        <w:rPr>
+          <w:rFonts w:eastAsia="Times New Roman" w:cs="Times New Roman"/>
+          <w:color w:val="ABB2BF"/>
+          <w:kern w:val="0"/>
+          <w:sz w:val="21"/>
+          <w:szCs w:val="21"/>
+          <w14:ligatures w14:val="none"/>
+        </w:rPr>
+        <w:t xml:space="preserve">, </w:t>
+      </w:r>
       <w:r>
         <w:rPr>
           <w:rFonts w:eastAsia="Times New Roman" w:cs="Times New Roman"/>
@@ -7759,65 +7513,7 @@
           <w:szCs w:val="21"/>
           <w14:ligatures w14:val="none"/>
         </w:rPr>
-        <w:t>first_name</w:t>
-      </w:r>
-      <w:proofErr w:type="spellEnd"/>
-      <w:r>
-        <w:rPr>
-          <w:rFonts w:eastAsia="Times New Roman" w:cs="Times New Roman"/>
-          <w:color w:val="98C379"/>
-          <w:kern w:val="0"/>
-          <w:sz w:val="21"/>
-          <w:szCs w:val="21"/>
-          <w14:ligatures w14:val="none"/>
-        </w:rPr>
-        <w:t>"</w:t>
-      </w:r>
-      <w:r>
-        <w:rPr>
-          <w:rFonts w:eastAsia="Times New Roman" w:cs="Times New Roman"/>
-          <w:color w:val="ABB2BF"/>
-          <w:kern w:val="0"/>
-          <w:sz w:val="21"/>
-          <w:szCs w:val="21"/>
-          <w14:ligatures w14:val="none"/>
-        </w:rPr>
-        <w:t xml:space="preserve">, </w:t>
-      </w:r>
-      <w:r>
-        <w:rPr>
-          <w:rFonts w:eastAsia="Times New Roman" w:cs="Times New Roman"/>
-          <w:color w:val="98C379"/>
-          <w:kern w:val="0"/>
-          <w:sz w:val="21"/>
-          <w:szCs w:val="21"/>
-          <w14:ligatures w14:val="none"/>
-        </w:rPr>
-        <w:t>"</w:t>
-      </w:r>
-      <w:proofErr w:type="spellStart"/>
-      <w:r>
-        <w:rPr>
-          <w:rFonts w:eastAsia="Times New Roman" w:cs="Times New Roman"/>
-          <w:color w:val="98C379"/>
-          <w:kern w:val="0"/>
-          <w:sz w:val="21"/>
-          <w:szCs w:val="21"/>
-          <w14:ligatures w14:val="none"/>
-        </w:rPr>
-        <w:t>last_name</w:t>
-      </w:r>
-      <w:proofErr w:type="spellEnd"/>
-      <w:r>
-        <w:rPr>
-          <w:rFonts w:eastAsia="Times New Roman" w:cs="Times New Roman"/>
-          <w:color w:val="98C379"/>
-          <w:kern w:val="0"/>
-          <w:sz w:val="21"/>
-          <w:szCs w:val="21"/>
-          <w14:ligatures w14:val="none"/>
-        </w:rPr>
-        <w:t>"</w:t>
+        <w:t>"last_name"</w:t>
       </w:r>
       <w:r>
         <w:rPr>
@@ -8018,7 +7714,6 @@
         </w:rPr>
         <w:t>{</w:t>
       </w:r>
-      <w:proofErr w:type="spellStart"/>
       <w:r>
         <w:rPr>
           <w:rFonts w:eastAsia="Times New Roman" w:cs="Times New Roman"/>
@@ -8052,7 +7747,6 @@
         </w:rPr>
         <w:t>username</w:t>
       </w:r>
-      <w:proofErr w:type="spellEnd"/>
       <w:r>
         <w:rPr>
           <w:rFonts w:eastAsia="Times New Roman" w:cs="Times New Roman"/>
@@ -8086,7 +7780,6 @@
         </w:rPr>
         <w:t>{</w:t>
       </w:r>
-      <w:proofErr w:type="spellStart"/>
       <w:r>
         <w:rPr>
           <w:rFonts w:eastAsia="Times New Roman" w:cs="Times New Roman"/>
@@ -8120,7 +7813,6 @@
         </w:rPr>
         <w:t>first_name</w:t>
       </w:r>
-      <w:proofErr w:type="spellEnd"/>
       <w:r>
         <w:rPr>
           <w:rFonts w:eastAsia="Times New Roman" w:cs="Times New Roman"/>
@@ -8154,7 +7846,6 @@
         </w:rPr>
         <w:t>{</w:t>
       </w:r>
-      <w:proofErr w:type="spellStart"/>
       <w:r>
         <w:rPr>
           <w:rFonts w:eastAsia="Times New Roman" w:cs="Times New Roman"/>
@@ -8188,7 +7879,6 @@
         </w:rPr>
         <w:t>last_name</w:t>
       </w:r>
-      <w:proofErr w:type="spellEnd"/>
       <w:r>
         <w:rPr>
           <w:rFonts w:eastAsia="Times New Roman" w:cs="Times New Roman"/>
@@ -8342,7 +8032,6 @@
         </w:rPr>
         <w:t xml:space="preserve"> </w:t>
       </w:r>
-      <w:proofErr w:type="spellStart"/>
       <w:r>
         <w:rPr>
           <w:rFonts w:eastAsia="Times New Roman" w:cs="Times New Roman"/>
@@ -8354,7 +8043,6 @@
         </w:rPr>
         <w:t>SeatModel</w:t>
       </w:r>
-      <w:proofErr w:type="spellEnd"/>
       <w:r>
         <w:rPr>
           <w:rFonts w:eastAsia="Times New Roman" w:cs="Times New Roman"/>
@@ -8366,7 +8054,6 @@
         </w:rPr>
         <w:t>(</w:t>
       </w:r>
-      <w:proofErr w:type="spellStart"/>
       <w:r>
         <w:rPr>
           <w:rFonts w:eastAsia="Times New Roman" w:cs="Times New Roman"/>
@@ -8400,7 +8087,6 @@
         </w:rPr>
         <w:t>Model</w:t>
       </w:r>
-      <w:proofErr w:type="spellEnd"/>
       <w:r>
         <w:rPr>
           <w:rFonts w:eastAsia="Times New Roman" w:cs="Times New Roman"/>
@@ -8482,7 +8168,6 @@
         </w:rPr>
         <w:t xml:space="preserve"> </w:t>
       </w:r>
-      <w:proofErr w:type="spellStart"/>
       <w:r>
         <w:rPr>
           <w:rFonts w:eastAsia="Times New Roman" w:cs="Times New Roman"/>
@@ -8516,7 +8201,6 @@
         </w:rPr>
         <w:t>PositiveIntegerField</w:t>
       </w:r>
-      <w:proofErr w:type="spellEnd"/>
       <w:r>
         <w:rPr>
           <w:rFonts w:eastAsia="Times New Roman" w:cs="Times New Roman"/>
@@ -8598,7 +8282,6 @@
         </w:rPr>
         <w:t xml:space="preserve"> </w:t>
       </w:r>
-      <w:proofErr w:type="spellStart"/>
       <w:r>
         <w:rPr>
           <w:rFonts w:eastAsia="Times New Roman" w:cs="Times New Roman"/>
@@ -8632,7 +8315,6 @@
         </w:rPr>
         <w:t>ForeignKey</w:t>
       </w:r>
-      <w:proofErr w:type="spellEnd"/>
       <w:r>
         <w:rPr>
           <w:rFonts w:eastAsia="Times New Roman" w:cs="Times New Roman"/>
@@ -8653,31 +8335,7 @@
           <w:szCs w:val="21"/>
           <w14:ligatures w14:val="none"/>
         </w:rPr>
-        <w:t>"</w:t>
-      </w:r>
-      <w:proofErr w:type="spellStart"/>
-      <w:r>
-        <w:rPr>
-          <w:rFonts w:eastAsia="Times New Roman" w:cs="Times New Roman"/>
-          <w:color w:val="98C379"/>
-          <w:kern w:val="0"/>
-          <w:sz w:val="21"/>
-          <w:szCs w:val="21"/>
-          <w14:ligatures w14:val="none"/>
-        </w:rPr>
-        <w:t>VehicleModel</w:t>
-      </w:r>
-      <w:proofErr w:type="spellEnd"/>
-      <w:r>
-        <w:rPr>
-          <w:rFonts w:eastAsia="Times New Roman" w:cs="Times New Roman"/>
-          <w:color w:val="98C379"/>
-          <w:kern w:val="0"/>
-          <w:sz w:val="21"/>
-          <w:szCs w:val="21"/>
-          <w14:ligatures w14:val="none"/>
-        </w:rPr>
-        <w:t>"</w:t>
+        <w:t>"VehicleModel"</w:t>
       </w:r>
       <w:r>
         <w:rPr>
@@ -8690,7 +8348,6 @@
         </w:rPr>
         <w:t xml:space="preserve">, </w:t>
       </w:r>
-      <w:proofErr w:type="spellStart"/>
       <w:r>
         <w:rPr>
           <w:rFonts w:eastAsia="Times New Roman" w:cs="Times New Roman"/>
@@ -8702,7 +8359,6 @@
         </w:rPr>
         <w:t>on_delete</w:t>
       </w:r>
-      <w:proofErr w:type="spellEnd"/>
       <w:r>
         <w:rPr>
           <w:rFonts w:eastAsia="Times New Roman" w:cs="Times New Roman"/>
@@ -8714,7 +8370,6 @@
         </w:rPr>
         <w:t>=</w:t>
       </w:r>
-      <w:proofErr w:type="spellStart"/>
       <w:r>
         <w:rPr>
           <w:rFonts w:eastAsia="Times New Roman" w:cs="Times New Roman"/>
@@ -8748,7 +8403,6 @@
         </w:rPr>
         <w:t>CASCADE</w:t>
       </w:r>
-      <w:proofErr w:type="spellEnd"/>
       <w:r>
         <w:rPr>
           <w:rFonts w:eastAsia="Times New Roman" w:cs="Times New Roman"/>
@@ -8941,7 +8595,6 @@
         </w:rPr>
         <w:t xml:space="preserve">            </w:t>
       </w:r>
-      <w:proofErr w:type="spellStart"/>
       <w:r>
         <w:rPr>
           <w:rFonts w:eastAsia="Times New Roman" w:cs="Times New Roman"/>
@@ -8975,7 +8628,6 @@
         </w:rPr>
         <w:t>UniqueConstraint</w:t>
       </w:r>
-      <w:proofErr w:type="spellEnd"/>
       <w:r>
         <w:rPr>
           <w:rFonts w:eastAsia="Times New Roman" w:cs="Times New Roman"/>
@@ -9169,31 +8821,7 @@
           <w:szCs w:val="21"/>
           <w14:ligatures w14:val="none"/>
         </w:rPr>
-        <w:t>"</w:t>
-      </w:r>
-      <w:proofErr w:type="spellStart"/>
-      <w:r>
-        <w:rPr>
-          <w:rFonts w:eastAsia="Times New Roman" w:cs="Times New Roman"/>
-          <w:color w:val="98C379"/>
-          <w:kern w:val="0"/>
-          <w:sz w:val="21"/>
-          <w:szCs w:val="21"/>
-          <w14:ligatures w14:val="none"/>
-        </w:rPr>
-        <w:t>unique_seat_number_per_vehicle</w:t>
-      </w:r>
-      <w:proofErr w:type="spellEnd"/>
-      <w:r>
-        <w:rPr>
-          <w:rFonts w:eastAsia="Times New Roman" w:cs="Times New Roman"/>
-          <w:color w:val="98C379"/>
-          <w:kern w:val="0"/>
-          <w:sz w:val="21"/>
-          <w:szCs w:val="21"/>
-          <w14:ligatures w14:val="none"/>
-        </w:rPr>
-        <w:t>"</w:t>
+        <w:t>"unique_seat_number_per_vehicle"</w:t>
       </w:r>
     </w:p>
     <w:p>
@@ -9420,7 +9048,6 @@
         </w:rPr>
         <w:t>{</w:t>
       </w:r>
-      <w:proofErr w:type="spellStart"/>
       <w:r>
         <w:rPr>
           <w:rFonts w:eastAsia="Times New Roman" w:cs="Times New Roman"/>
@@ -9454,7 +9081,6 @@
         </w:rPr>
         <w:t>number</w:t>
       </w:r>
-      <w:proofErr w:type="spellEnd"/>
       <w:r>
         <w:rPr>
           <w:rFonts w:eastAsia="Times New Roman" w:cs="Times New Roman"/>
@@ -9488,7 +9114,6 @@
         </w:rPr>
         <w:t>{</w:t>
       </w:r>
-      <w:proofErr w:type="spellStart"/>
       <w:r>
         <w:rPr>
           <w:rFonts w:eastAsia="Times New Roman" w:cs="Times New Roman"/>
@@ -9533,7 +9158,6 @@
         </w:rPr>
         <w:t>.type</w:t>
       </w:r>
-      <w:proofErr w:type="spellEnd"/>
       <w:r>
         <w:rPr>
           <w:rFonts w:eastAsia="Times New Roman" w:cs="Times New Roman"/>
@@ -9567,7 +9191,6 @@
         </w:rPr>
         <w:t>{</w:t>
       </w:r>
-      <w:proofErr w:type="spellStart"/>
       <w:r>
         <w:rPr>
           <w:rFonts w:eastAsia="Times New Roman" w:cs="Times New Roman"/>
@@ -9612,7 +9235,6 @@
         </w:rPr>
         <w:t>.model</w:t>
       </w:r>
-      <w:proofErr w:type="spellEnd"/>
       <w:r>
         <w:rPr>
           <w:rFonts w:eastAsia="Times New Roman" w:cs="Times New Roman"/>
@@ -9671,7 +9293,6 @@
     <w:p>
       <w:pPr>
         <w:rPr>
-          <w:rFonts w:hint="cs"/>
           <w:rtl/>
           <w:lang w:bidi="fa-IR"/>
         </w:rPr>
@@ -9749,7 +9370,6 @@
         </w:rPr>
         <w:t xml:space="preserve"> </w:t>
       </w:r>
-      <w:proofErr w:type="spellStart"/>
       <w:r>
         <w:rPr>
           <w:rFonts w:eastAsia="Times New Roman" w:cs="Times New Roman"/>
@@ -9761,7 +9381,6 @@
         </w:rPr>
         <w:t>VehicleModel</w:t>
       </w:r>
-      <w:proofErr w:type="spellEnd"/>
       <w:r>
         <w:rPr>
           <w:rFonts w:eastAsia="Times New Roman" w:cs="Times New Roman"/>
@@ -9773,7 +9392,6 @@
         </w:rPr>
         <w:t>(</w:t>
       </w:r>
-      <w:proofErr w:type="spellStart"/>
       <w:r>
         <w:rPr>
           <w:rFonts w:eastAsia="Times New Roman" w:cs="Times New Roman"/>
@@ -9807,7 +9425,6 @@
         </w:rPr>
         <w:t>Model</w:t>
       </w:r>
-      <w:proofErr w:type="spellEnd"/>
       <w:r>
         <w:rPr>
           <w:rFonts w:eastAsia="Times New Roman" w:cs="Times New Roman"/>
@@ -9867,7 +9484,6 @@
         </w:rPr>
         <w:t xml:space="preserve"> </w:t>
       </w:r>
-      <w:proofErr w:type="spellStart"/>
       <w:r>
         <w:rPr>
           <w:rFonts w:eastAsia="Times New Roman" w:cs="Times New Roman"/>
@@ -9879,7 +9495,6 @@
         </w:rPr>
         <w:t>VehicleTypeStatus</w:t>
       </w:r>
-      <w:proofErr w:type="spellEnd"/>
       <w:r>
         <w:rPr>
           <w:rFonts w:eastAsia="Times New Roman" w:cs="Times New Roman"/>
@@ -9891,7 +9506,6 @@
         </w:rPr>
         <w:t>(</w:t>
       </w:r>
-      <w:proofErr w:type="spellStart"/>
       <w:r>
         <w:rPr>
           <w:rFonts w:eastAsia="Times New Roman" w:cs="Times New Roman"/>
@@ -9925,7 +9539,6 @@
         </w:rPr>
         <w:t>TextChoices</w:t>
       </w:r>
-      <w:proofErr w:type="spellEnd"/>
       <w:r>
         <w:rPr>
           <w:rFonts w:eastAsia="Times New Roman" w:cs="Times New Roman"/>
@@ -10316,7 +9929,6 @@
         </w:rPr>
         <w:t xml:space="preserve"> </w:t>
       </w:r>
-      <w:proofErr w:type="spellStart"/>
       <w:r>
         <w:rPr>
           <w:rFonts w:eastAsia="Times New Roman" w:cs="Times New Roman"/>
@@ -10350,7 +9962,6 @@
         </w:rPr>
         <w:t>CharField</w:t>
       </w:r>
-      <w:proofErr w:type="spellEnd"/>
       <w:r>
         <w:rPr>
           <w:rFonts w:eastAsia="Times New Roman" w:cs="Times New Roman"/>
@@ -10362,7 +9973,6 @@
         </w:rPr>
         <w:t>(</w:t>
       </w:r>
-      <w:proofErr w:type="spellStart"/>
       <w:r>
         <w:rPr>
           <w:rFonts w:eastAsia="Times New Roman" w:cs="Times New Roman"/>
@@ -10374,7 +9984,6 @@
         </w:rPr>
         <w:t>max_length</w:t>
       </w:r>
-      <w:proofErr w:type="spellEnd"/>
       <w:r>
         <w:rPr>
           <w:rFonts w:eastAsia="Times New Roman" w:cs="Times New Roman"/>
@@ -10566,7 +10175,6 @@
         </w:rPr>
         <w:t xml:space="preserve"> </w:t>
       </w:r>
-      <w:proofErr w:type="spellStart"/>
       <w:r>
         <w:rPr>
           <w:rFonts w:eastAsia="Times New Roman" w:cs="Times New Roman"/>
@@ -10600,7 +10208,6 @@
         </w:rPr>
         <w:t>PositiveIntegerField</w:t>
       </w:r>
-      <w:proofErr w:type="spellEnd"/>
       <w:r>
         <w:rPr>
           <w:rFonts w:eastAsia="Times New Roman" w:cs="Times New Roman"/>
@@ -10770,7 +10377,6 @@
         </w:rPr>
         <w:t xml:space="preserve"> </w:t>
       </w:r>
-      <w:proofErr w:type="spellStart"/>
       <w:r>
         <w:rPr>
           <w:rFonts w:eastAsia="Times New Roman" w:cs="Times New Roman"/>
@@ -10804,7 +10410,6 @@
         </w:rPr>
         <w:t>CharField</w:t>
       </w:r>
-      <w:proofErr w:type="spellEnd"/>
       <w:r>
         <w:rPr>
           <w:rFonts w:eastAsia="Times New Roman" w:cs="Times New Roman"/>
@@ -10816,7 +10421,6 @@
         </w:rPr>
         <w:t>(</w:t>
       </w:r>
-      <w:proofErr w:type="spellStart"/>
       <w:r>
         <w:rPr>
           <w:rFonts w:eastAsia="Times New Roman" w:cs="Times New Roman"/>
@@ -10828,7 +10432,6 @@
         </w:rPr>
         <w:t>max_length</w:t>
       </w:r>
-      <w:proofErr w:type="spellEnd"/>
       <w:r>
         <w:rPr>
           <w:rFonts w:eastAsia="Times New Roman" w:cs="Times New Roman"/>
@@ -10884,7 +10487,6 @@
         </w:rPr>
         <w:t>=</w:t>
       </w:r>
-      <w:proofErr w:type="spellStart"/>
       <w:r>
         <w:rPr>
           <w:rFonts w:eastAsia="Times New Roman" w:cs="Times New Roman"/>
@@ -10918,7 +10520,6 @@
         </w:rPr>
         <w:t>choices</w:t>
       </w:r>
-      <w:proofErr w:type="spellEnd"/>
       <w:r>
         <w:rPr>
           <w:rFonts w:eastAsia="Times New Roman" w:cs="Times New Roman"/>
@@ -11206,7 +10807,6 @@
         </w:rPr>
         <w:t>{</w:t>
       </w:r>
-      <w:proofErr w:type="spellStart"/>
       <w:r>
         <w:rPr>
           <w:rFonts w:eastAsia="Times New Roman" w:cs="Times New Roman"/>
@@ -11240,7 +10840,6 @@
         </w:rPr>
         <w:t>type</w:t>
       </w:r>
-      <w:proofErr w:type="spellEnd"/>
       <w:r>
         <w:rPr>
           <w:rFonts w:eastAsia="Times New Roman" w:cs="Times New Roman"/>
@@ -11274,7 +10873,6 @@
         </w:rPr>
         <w:t>{</w:t>
       </w:r>
-      <w:proofErr w:type="spellStart"/>
       <w:r>
         <w:rPr>
           <w:rFonts w:eastAsia="Times New Roman" w:cs="Times New Roman"/>
@@ -11308,7 +10906,6 @@
         </w:rPr>
         <w:t>model</w:t>
       </w:r>
-      <w:proofErr w:type="spellEnd"/>
       <w:r>
         <w:rPr>
           <w:rFonts w:eastAsia="Times New Roman" w:cs="Times New Roman"/>
@@ -11375,7 +10972,6 @@
         </w:rPr>
         <w:t xml:space="preserve"> </w:t>
       </w:r>
-      <w:proofErr w:type="spellStart"/>
       <w:r>
         <w:rPr>
           <w:rFonts w:eastAsia="Times New Roman" w:cs="Times New Roman"/>
@@ -11387,7 +10983,6 @@
         </w:rPr>
         <w:t>SeatModel</w:t>
       </w:r>
-      <w:proofErr w:type="spellEnd"/>
       <w:r>
         <w:rPr>
           <w:rFonts w:eastAsia="Times New Roman" w:cs="Times New Roman"/>
@@ -11399,7 +10994,6 @@
         </w:rPr>
         <w:t>(</w:t>
       </w:r>
-      <w:proofErr w:type="spellStart"/>
       <w:r>
         <w:rPr>
           <w:rFonts w:eastAsia="Times New Roman" w:cs="Times New Roman"/>
@@ -11433,7 +11027,6 @@
         </w:rPr>
         <w:t>Model</w:t>
       </w:r>
-      <w:proofErr w:type="spellEnd"/>
       <w:r>
         <w:rPr>
           <w:rFonts w:eastAsia="Times New Roman" w:cs="Times New Roman"/>
@@ -11515,7 +11108,6 @@
         </w:rPr>
         <w:t xml:space="preserve"> </w:t>
       </w:r>
-      <w:proofErr w:type="spellStart"/>
       <w:r>
         <w:rPr>
           <w:rFonts w:eastAsia="Times New Roman" w:cs="Times New Roman"/>
@@ -11549,7 +11141,6 @@
         </w:rPr>
         <w:t>PositiveIntegerField</w:t>
       </w:r>
-      <w:proofErr w:type="spellEnd"/>
       <w:r>
         <w:rPr>
           <w:rFonts w:eastAsia="Times New Roman" w:cs="Times New Roman"/>
@@ -11631,7 +11222,6 @@
         </w:rPr>
         <w:t xml:space="preserve"> </w:t>
       </w:r>
-      <w:proofErr w:type="spellStart"/>
       <w:r>
         <w:rPr>
           <w:rFonts w:eastAsia="Times New Roman" w:cs="Times New Roman"/>
@@ -11665,7 +11255,6 @@
         </w:rPr>
         <w:t>ForeignKey</w:t>
       </w:r>
-      <w:proofErr w:type="spellEnd"/>
       <w:r>
         <w:rPr>
           <w:rFonts w:eastAsia="Times New Roman" w:cs="Times New Roman"/>
@@ -11686,31 +11275,7 @@
           <w:szCs w:val="21"/>
           <w14:ligatures w14:val="none"/>
         </w:rPr>
-        <w:t>"</w:t>
-      </w:r>
-      <w:proofErr w:type="spellStart"/>
-      <w:r>
-        <w:rPr>
-          <w:rFonts w:eastAsia="Times New Roman" w:cs="Times New Roman"/>
-          <w:color w:val="98C379"/>
-          <w:kern w:val="0"/>
-          <w:sz w:val="21"/>
-          <w:szCs w:val="21"/>
-          <w14:ligatures w14:val="none"/>
-        </w:rPr>
-        <w:t>VehicleModel</w:t>
-      </w:r>
-      <w:proofErr w:type="spellEnd"/>
-      <w:r>
-        <w:rPr>
-          <w:rFonts w:eastAsia="Times New Roman" w:cs="Times New Roman"/>
-          <w:color w:val="98C379"/>
-          <w:kern w:val="0"/>
-          <w:sz w:val="21"/>
-          <w:szCs w:val="21"/>
-          <w14:ligatures w14:val="none"/>
-        </w:rPr>
-        <w:t>"</w:t>
+        <w:t>"VehicleModel"</w:t>
       </w:r>
       <w:r>
         <w:rPr>
@@ -11723,7 +11288,6 @@
         </w:rPr>
         <w:t xml:space="preserve">, </w:t>
       </w:r>
-      <w:proofErr w:type="spellStart"/>
       <w:r>
         <w:rPr>
           <w:rFonts w:eastAsia="Times New Roman" w:cs="Times New Roman"/>
@@ -11735,7 +11299,6 @@
         </w:rPr>
         <w:t>on_delete</w:t>
       </w:r>
-      <w:proofErr w:type="spellEnd"/>
       <w:r>
         <w:rPr>
           <w:rFonts w:eastAsia="Times New Roman" w:cs="Times New Roman"/>
@@ -11747,7 +11310,6 @@
         </w:rPr>
         <w:t>=</w:t>
       </w:r>
-      <w:proofErr w:type="spellStart"/>
       <w:r>
         <w:rPr>
           <w:rFonts w:eastAsia="Times New Roman" w:cs="Times New Roman"/>
@@ -11781,7 +11343,6 @@
         </w:rPr>
         <w:t>CASCADE</w:t>
       </w:r>
-      <w:proofErr w:type="spellEnd"/>
       <w:r>
         <w:rPr>
           <w:rFonts w:eastAsia="Times New Roman" w:cs="Times New Roman"/>
@@ -11974,7 +11535,6 @@
         </w:rPr>
         <w:t xml:space="preserve">            </w:t>
       </w:r>
-      <w:proofErr w:type="spellStart"/>
       <w:r>
         <w:rPr>
           <w:rFonts w:eastAsia="Times New Roman" w:cs="Times New Roman"/>
@@ -12008,7 +11568,6 @@
         </w:rPr>
         <w:t>UniqueConstraint</w:t>
       </w:r>
-      <w:proofErr w:type="spellEnd"/>
       <w:r>
         <w:rPr>
           <w:rFonts w:eastAsia="Times New Roman" w:cs="Times New Roman"/>
@@ -12202,31 +11761,7 @@
           <w:szCs w:val="21"/>
           <w14:ligatures w14:val="none"/>
         </w:rPr>
-        <w:t>"</w:t>
-      </w:r>
-      <w:proofErr w:type="spellStart"/>
-      <w:r>
-        <w:rPr>
-          <w:rFonts w:eastAsia="Times New Roman" w:cs="Times New Roman"/>
-          <w:color w:val="98C379"/>
-          <w:kern w:val="0"/>
-          <w:sz w:val="21"/>
-          <w:szCs w:val="21"/>
-          <w14:ligatures w14:val="none"/>
-        </w:rPr>
-        <w:t>unique_seat_number_per_vehicle</w:t>
-      </w:r>
-      <w:proofErr w:type="spellEnd"/>
-      <w:r>
-        <w:rPr>
-          <w:rFonts w:eastAsia="Times New Roman" w:cs="Times New Roman"/>
-          <w:color w:val="98C379"/>
-          <w:kern w:val="0"/>
-          <w:sz w:val="21"/>
-          <w:szCs w:val="21"/>
-          <w14:ligatures w14:val="none"/>
-        </w:rPr>
-        <w:t>"</w:t>
+        <w:t>"unique_seat_number_per_vehicle"</w:t>
       </w:r>
     </w:p>
     <w:p>
@@ -12435,7 +11970,6 @@
         </w:rPr>
         <w:t xml:space="preserve"> </w:t>
       </w:r>
-      <w:proofErr w:type="spellStart"/>
       <w:r>
         <w:rPr>
           <w:rFonts w:eastAsia="Times New Roman" w:cs="Times New Roman"/>
@@ -12491,7 +12025,6 @@
         </w:rPr>
         <w:t>count</w:t>
       </w:r>
-      <w:proofErr w:type="spellEnd"/>
       <w:r>
         <w:rPr>
           <w:rFonts w:eastAsia="Times New Roman" w:cs="Times New Roman"/>
@@ -12525,7 +12058,6 @@
         </w:rPr>
         <w:t xml:space="preserve"> </w:t>
       </w:r>
-      <w:proofErr w:type="spellStart"/>
       <w:r>
         <w:rPr>
           <w:rFonts w:eastAsia="Times New Roman" w:cs="Times New Roman"/>
@@ -12568,19 +12100,7 @@
           <w:szCs w:val="21"/>
           <w14:ligatures w14:val="none"/>
         </w:rPr>
-        <w:t>.capacity</w:t>
-      </w:r>
-      <w:proofErr w:type="spellEnd"/>
-      <w:r>
-        <w:rPr>
-          <w:rFonts w:eastAsia="Times New Roman" w:cs="Times New Roman"/>
-          <w:color w:val="ABB2BF"/>
-          <w:kern w:val="0"/>
-          <w:sz w:val="21"/>
-          <w:szCs w:val="21"/>
-          <w14:ligatures w14:val="none"/>
-        </w:rPr>
-        <w:t>:</w:t>
+        <w:t>.capacity:</w:t>
       </w:r>
     </w:p>
     <w:p>
@@ -12630,7 +12150,6 @@
         </w:rPr>
         <w:t xml:space="preserve"> </w:t>
       </w:r>
-      <w:proofErr w:type="spellStart"/>
       <w:r>
         <w:rPr>
           <w:rFonts w:eastAsia="Times New Roman" w:cs="Times New Roman"/>
@@ -12642,7 +12161,6 @@
         </w:rPr>
         <w:t>ValidationError</w:t>
       </w:r>
-      <w:proofErr w:type="spellEnd"/>
       <w:r>
         <w:rPr>
           <w:rFonts w:eastAsia="Times New Roman" w:cs="Times New Roman"/>
@@ -12805,7 +12323,6 @@
         </w:rPr>
         <w:t>, *</w:t>
       </w:r>
-      <w:proofErr w:type="spellStart"/>
       <w:r>
         <w:rPr>
           <w:rFonts w:eastAsia="Times New Roman" w:cs="Times New Roman"/>
@@ -12817,7 +12334,6 @@
         </w:rPr>
         <w:t>args</w:t>
       </w:r>
-      <w:proofErr w:type="spellEnd"/>
       <w:r>
         <w:rPr>
           <w:rFonts w:eastAsia="Times New Roman" w:cs="Times New Roman"/>
@@ -12829,7 +12345,6 @@
         </w:rPr>
         <w:t>, **</w:t>
       </w:r>
-      <w:proofErr w:type="spellStart"/>
       <w:r>
         <w:rPr>
           <w:rFonts w:eastAsia="Times New Roman" w:cs="Times New Roman"/>
@@ -12841,7 +12356,6 @@
         </w:rPr>
         <w:t>kwargs</w:t>
       </w:r>
-      <w:proofErr w:type="spellEnd"/>
       <w:r>
         <w:rPr>
           <w:rFonts w:eastAsia="Times New Roman" w:cs="Times New Roman"/>
@@ -12879,7 +12393,6 @@
         </w:rPr>
         <w:t xml:space="preserve">        </w:t>
       </w:r>
-      <w:proofErr w:type="spellStart"/>
       <w:r>
         <w:rPr>
           <w:rFonts w:eastAsia="Times New Roman" w:cs="Times New Roman"/>
@@ -12913,7 +12426,6 @@
         </w:rPr>
         <w:t>full_clean</w:t>
       </w:r>
-      <w:proofErr w:type="spellEnd"/>
       <w:r>
         <w:rPr>
           <w:rFonts w:eastAsia="Times New Roman" w:cs="Times New Roman"/>
@@ -12995,7 +12507,6 @@
         </w:rPr>
         <w:t>(*</w:t>
       </w:r>
-      <w:proofErr w:type="spellStart"/>
       <w:r>
         <w:rPr>
           <w:rFonts w:eastAsia="Times New Roman" w:cs="Times New Roman"/>
@@ -13007,7 +12518,6 @@
         </w:rPr>
         <w:t>args</w:t>
       </w:r>
-      <w:proofErr w:type="spellEnd"/>
       <w:r>
         <w:rPr>
           <w:rFonts w:eastAsia="Times New Roman" w:cs="Times New Roman"/>
@@ -13019,7 +12529,6 @@
         </w:rPr>
         <w:t>, **</w:t>
       </w:r>
-      <w:proofErr w:type="spellStart"/>
       <w:r>
         <w:rPr>
           <w:rFonts w:eastAsia="Times New Roman" w:cs="Times New Roman"/>
@@ -13031,7 +12540,6 @@
         </w:rPr>
         <w:t>kwargs</w:t>
       </w:r>
-      <w:proofErr w:type="spellEnd"/>
       <w:r>
         <w:rPr>
           <w:rFonts w:eastAsia="Times New Roman" w:cs="Times New Roman"/>
@@ -13231,7 +12739,6 @@
         </w:rPr>
         <w:t>{</w:t>
       </w:r>
-      <w:proofErr w:type="spellStart"/>
       <w:r>
         <w:rPr>
           <w:rFonts w:eastAsia="Times New Roman" w:cs="Times New Roman"/>
@@ -13265,7 +12772,6 @@
         </w:rPr>
         <w:t>number</w:t>
       </w:r>
-      <w:proofErr w:type="spellEnd"/>
       <w:r>
         <w:rPr>
           <w:rFonts w:eastAsia="Times New Roman" w:cs="Times New Roman"/>
@@ -13299,7 +12805,6 @@
         </w:rPr>
         <w:t>{</w:t>
       </w:r>
-      <w:proofErr w:type="spellStart"/>
       <w:r>
         <w:rPr>
           <w:rFonts w:eastAsia="Times New Roman" w:cs="Times New Roman"/>
@@ -13344,7 +12849,6 @@
         </w:rPr>
         <w:t>.type</w:t>
       </w:r>
-      <w:proofErr w:type="spellEnd"/>
       <w:r>
         <w:rPr>
           <w:rFonts w:eastAsia="Times New Roman" w:cs="Times New Roman"/>
@@ -13378,7 +12882,6 @@
         </w:rPr>
         <w:t>{</w:t>
       </w:r>
-      <w:proofErr w:type="spellStart"/>
       <w:r>
         <w:rPr>
           <w:rFonts w:eastAsia="Times New Roman" w:cs="Times New Roman"/>
@@ -13423,7 +12926,6 @@
         </w:rPr>
         <w:t>.model</w:t>
       </w:r>
-      <w:proofErr w:type="spellEnd"/>
       <w:r>
         <w:rPr>
           <w:rFonts w:eastAsia="Times New Roman" w:cs="Times New Roman"/>
@@ -13466,7 +12968,6 @@
     <w:p>
       <w:pPr>
         <w:rPr>
-          <w:rFonts w:hint="cs"/>
           <w:rtl/>
           <w:lang w:bidi="fa-IR"/>
         </w:rPr>
@@ -13480,14 +12981,12 @@
         <w:lastRenderedPageBreak/>
         <w:t xml:space="preserve">در واقع از طریق </w:t>
       </w:r>
-      <w:proofErr w:type="spellStart"/>
       <w:r>
         <w:rPr>
           <w:lang w:bidi="fa-IR"/>
         </w:rPr>
         <w:t>self.vehicle</w:t>
       </w:r>
-      <w:proofErr w:type="spellEnd"/>
       <w:r>
         <w:rPr>
           <w:rFonts w:hint="cs"/>
@@ -13510,14 +13009,12 @@
         </w:rPr>
         <w:t xml:space="preserve"> ما چه وسیله ای داریم و دوباره با </w:t>
       </w:r>
-      <w:proofErr w:type="spellStart"/>
       <w:r>
         <w:rPr>
           <w:lang w:bidi="fa-IR"/>
         </w:rPr>
         <w:t>seatmodel_set</w:t>
       </w:r>
-      <w:proofErr w:type="spellEnd"/>
       <w:r>
         <w:rPr>
           <w:rFonts w:hint="cs"/>
@@ -13588,7 +13085,6 @@
         </w:rPr>
         <w:t xml:space="preserve"> </w:t>
       </w:r>
-      <w:proofErr w:type="spellStart"/>
       <w:r>
         <w:rPr>
           <w:rFonts w:eastAsia="Times New Roman" w:cs="Times New Roman"/>
@@ -13644,7 +13140,6 @@
         </w:rPr>
         <w:t>count</w:t>
       </w:r>
-      <w:proofErr w:type="spellEnd"/>
       <w:r>
         <w:rPr>
           <w:rFonts w:eastAsia="Times New Roman" w:cs="Times New Roman"/>
@@ -13678,7 +13173,6 @@
         </w:rPr>
         <w:t xml:space="preserve"> </w:t>
       </w:r>
-      <w:proofErr w:type="spellStart"/>
       <w:r>
         <w:rPr>
           <w:rFonts w:eastAsia="Times New Roman" w:cs="Times New Roman"/>
@@ -13721,19 +13215,7 @@
           <w:szCs w:val="21"/>
           <w14:ligatures w14:val="none"/>
         </w:rPr>
-        <w:t>.capacity</w:t>
-      </w:r>
-      <w:proofErr w:type="spellEnd"/>
-      <w:r>
-        <w:rPr>
-          <w:rFonts w:eastAsia="Times New Roman" w:cs="Times New Roman"/>
-          <w:color w:val="ABB2BF"/>
-          <w:kern w:val="0"/>
-          <w:sz w:val="21"/>
-          <w:szCs w:val="21"/>
-          <w14:ligatures w14:val="none"/>
-        </w:rPr>
-        <w:t>:</w:t>
+        <w:t>.capacity:</w:t>
       </w:r>
     </w:p>
     <w:p>
@@ -13795,7 +13277,6 @@
         </w:rPr>
         <w:t xml:space="preserve"> </w:t>
       </w:r>
-      <w:proofErr w:type="spellStart"/>
       <w:r>
         <w:rPr>
           <w:rFonts w:eastAsia="Times New Roman" w:cs="Times New Roman"/>
@@ -13807,7 +13288,6 @@
         </w:rPr>
         <w:t>SeatModel</w:t>
       </w:r>
-      <w:proofErr w:type="spellEnd"/>
       <w:r>
         <w:rPr>
           <w:rFonts w:eastAsia="Times New Roman" w:cs="Times New Roman"/>
@@ -13819,7 +13299,6 @@
         </w:rPr>
         <w:t>(</w:t>
       </w:r>
-      <w:proofErr w:type="spellStart"/>
       <w:r>
         <w:rPr>
           <w:rFonts w:eastAsia="Times New Roman" w:cs="Times New Roman"/>
@@ -13853,7 +13332,6 @@
         </w:rPr>
         <w:t>Model</w:t>
       </w:r>
-      <w:proofErr w:type="spellEnd"/>
       <w:r>
         <w:rPr>
           <w:rFonts w:eastAsia="Times New Roman" w:cs="Times New Roman"/>
@@ -13935,7 +13413,6 @@
         </w:rPr>
         <w:t xml:space="preserve"> </w:t>
       </w:r>
-      <w:proofErr w:type="spellStart"/>
       <w:r>
         <w:rPr>
           <w:rFonts w:eastAsia="Times New Roman" w:cs="Times New Roman"/>
@@ -13969,7 +13446,6 @@
         </w:rPr>
         <w:t>PositiveIntegerField</w:t>
       </w:r>
-      <w:proofErr w:type="spellEnd"/>
       <w:r>
         <w:rPr>
           <w:rFonts w:eastAsia="Times New Roman" w:cs="Times New Roman"/>
@@ -14051,7 +13527,6 @@
         </w:rPr>
         <w:t xml:space="preserve"> </w:t>
       </w:r>
-      <w:proofErr w:type="spellStart"/>
       <w:r>
         <w:rPr>
           <w:rFonts w:eastAsia="Times New Roman" w:cs="Times New Roman"/>
@@ -14085,7 +13560,6 @@
         </w:rPr>
         <w:t>ForeignKey</w:t>
       </w:r>
-      <w:proofErr w:type="spellEnd"/>
       <w:r>
         <w:rPr>
           <w:rFonts w:eastAsia="Times New Roman" w:cs="Times New Roman"/>
@@ -14106,31 +13580,7 @@
           <w:szCs w:val="21"/>
           <w14:ligatures w14:val="none"/>
         </w:rPr>
-        <w:t>"</w:t>
-      </w:r>
-      <w:proofErr w:type="spellStart"/>
-      <w:r>
-        <w:rPr>
-          <w:rFonts w:eastAsia="Times New Roman" w:cs="Times New Roman"/>
-          <w:color w:val="98C379"/>
-          <w:kern w:val="0"/>
-          <w:sz w:val="21"/>
-          <w:szCs w:val="21"/>
-          <w14:ligatures w14:val="none"/>
-        </w:rPr>
-        <w:t>VehicleModel</w:t>
-      </w:r>
-      <w:proofErr w:type="spellEnd"/>
-      <w:r>
-        <w:rPr>
-          <w:rFonts w:eastAsia="Times New Roman" w:cs="Times New Roman"/>
-          <w:color w:val="98C379"/>
-          <w:kern w:val="0"/>
-          <w:sz w:val="21"/>
-          <w:szCs w:val="21"/>
-          <w14:ligatures w14:val="none"/>
-        </w:rPr>
-        <w:t>"</w:t>
+        <w:t>"VehicleModel"</w:t>
       </w:r>
       <w:r>
         <w:rPr>
@@ -14143,7 +13593,6 @@
         </w:rPr>
         <w:t xml:space="preserve">, </w:t>
       </w:r>
-      <w:proofErr w:type="spellStart"/>
       <w:r>
         <w:rPr>
           <w:rFonts w:eastAsia="Times New Roman" w:cs="Times New Roman"/>
@@ -14155,7 +13604,6 @@
         </w:rPr>
         <w:t>on_delete</w:t>
       </w:r>
-      <w:proofErr w:type="spellEnd"/>
       <w:r>
         <w:rPr>
           <w:rFonts w:eastAsia="Times New Roman" w:cs="Times New Roman"/>
@@ -14167,7 +13615,6 @@
         </w:rPr>
         <w:t>=</w:t>
       </w:r>
-      <w:proofErr w:type="spellStart"/>
       <w:r>
         <w:rPr>
           <w:rFonts w:eastAsia="Times New Roman" w:cs="Times New Roman"/>
@@ -14201,7 +13648,6 @@
         </w:rPr>
         <w:t>CASCADE</w:t>
       </w:r>
-      <w:proofErr w:type="spellEnd"/>
       <w:r>
         <w:rPr>
           <w:rFonts w:eastAsia="Times New Roman" w:cs="Times New Roman"/>
@@ -14213,7 +13659,6 @@
         </w:rPr>
         <w:t xml:space="preserve">, </w:t>
       </w:r>
-      <w:proofErr w:type="spellStart"/>
       <w:r>
         <w:rPr>
           <w:rFonts w:eastAsia="Times New Roman" w:cs="Times New Roman"/>
@@ -14225,7 +13670,6 @@
         </w:rPr>
         <w:t>related_name</w:t>
       </w:r>
-      <w:proofErr w:type="spellEnd"/>
       <w:r>
         <w:rPr>
           <w:rFonts w:eastAsia="Times New Roman" w:cs="Times New Roman"/>
@@ -14440,7 +13884,6 @@
         </w:rPr>
         <w:t xml:space="preserve">            </w:t>
       </w:r>
-      <w:proofErr w:type="spellStart"/>
       <w:r>
         <w:rPr>
           <w:rFonts w:eastAsia="Times New Roman" w:cs="Times New Roman"/>
@@ -14474,7 +13917,6 @@
         </w:rPr>
         <w:t>UniqueConstraint</w:t>
       </w:r>
-      <w:proofErr w:type="spellEnd"/>
       <w:r>
         <w:rPr>
           <w:rFonts w:eastAsia="Times New Roman" w:cs="Times New Roman"/>
@@ -14668,31 +14110,7 @@
           <w:szCs w:val="21"/>
           <w14:ligatures w14:val="none"/>
         </w:rPr>
-        <w:t>"</w:t>
-      </w:r>
-      <w:proofErr w:type="spellStart"/>
-      <w:r>
-        <w:rPr>
-          <w:rFonts w:eastAsia="Times New Roman" w:cs="Times New Roman"/>
-          <w:color w:val="98C379"/>
-          <w:kern w:val="0"/>
-          <w:sz w:val="21"/>
-          <w:szCs w:val="21"/>
-          <w14:ligatures w14:val="none"/>
-        </w:rPr>
-        <w:t>unique_seat_number_per_vehicle</w:t>
-      </w:r>
-      <w:proofErr w:type="spellEnd"/>
-      <w:r>
-        <w:rPr>
-          <w:rFonts w:eastAsia="Times New Roman" w:cs="Times New Roman"/>
-          <w:color w:val="98C379"/>
-          <w:kern w:val="0"/>
-          <w:sz w:val="21"/>
-          <w:szCs w:val="21"/>
-          <w14:ligatures w14:val="none"/>
-        </w:rPr>
-        <w:t>"</w:t>
+        <w:t>"unique_seat_number_per_vehicle"</w:t>
       </w:r>
     </w:p>
     <w:p>
@@ -15190,7 +14608,6 @@
         </w:rPr>
         <w:t xml:space="preserve"> </w:t>
       </w:r>
-      <w:proofErr w:type="spellStart"/>
       <w:r>
         <w:rPr>
           <w:rFonts w:eastAsia="Times New Roman" w:cs="Times New Roman"/>
@@ -15246,7 +14663,6 @@
         </w:rPr>
         <w:t>count</w:t>
       </w:r>
-      <w:proofErr w:type="spellEnd"/>
       <w:r>
         <w:rPr>
           <w:rFonts w:eastAsia="Times New Roman" w:cs="Times New Roman"/>
@@ -15280,7 +14696,6 @@
         </w:rPr>
         <w:t xml:space="preserve"> </w:t>
       </w:r>
-      <w:proofErr w:type="spellStart"/>
       <w:r>
         <w:rPr>
           <w:rFonts w:eastAsia="Times New Roman" w:cs="Times New Roman"/>
@@ -15323,19 +14738,7 @@
           <w:szCs w:val="21"/>
           <w14:ligatures w14:val="none"/>
         </w:rPr>
-        <w:t>.capacity</w:t>
-      </w:r>
-      <w:proofErr w:type="spellEnd"/>
-      <w:r>
-        <w:rPr>
-          <w:rFonts w:eastAsia="Times New Roman" w:cs="Times New Roman"/>
-          <w:color w:val="ABB2BF"/>
-          <w:kern w:val="0"/>
-          <w:sz w:val="21"/>
-          <w:szCs w:val="21"/>
-          <w14:ligatures w14:val="none"/>
-        </w:rPr>
-        <w:t>:</w:t>
+        <w:t>.capacity:</w:t>
       </w:r>
     </w:p>
     <w:p>
@@ -15385,7 +14788,6 @@
         </w:rPr>
         <w:t xml:space="preserve"> </w:t>
       </w:r>
-      <w:proofErr w:type="spellStart"/>
       <w:r>
         <w:rPr>
           <w:rFonts w:eastAsia="Times New Roman" w:cs="Times New Roman"/>
@@ -15397,7 +14799,6 @@
         </w:rPr>
         <w:t>ValidationError</w:t>
       </w:r>
-      <w:proofErr w:type="spellEnd"/>
       <w:r>
         <w:rPr>
           <w:rFonts w:eastAsia="Times New Roman" w:cs="Times New Roman"/>
@@ -15645,7 +15046,6 @@
         </w:rPr>
         <w:t>, *</w:t>
       </w:r>
-      <w:proofErr w:type="spellStart"/>
       <w:r>
         <w:rPr>
           <w:rFonts w:eastAsia="Times New Roman" w:cs="Times New Roman"/>
@@ -15657,7 +15057,6 @@
         </w:rPr>
         <w:t>args</w:t>
       </w:r>
-      <w:proofErr w:type="spellEnd"/>
       <w:r>
         <w:rPr>
           <w:rFonts w:eastAsia="Times New Roman" w:cs="Times New Roman"/>
@@ -15669,7 +15068,6 @@
         </w:rPr>
         <w:t>, **</w:t>
       </w:r>
-      <w:proofErr w:type="spellStart"/>
       <w:r>
         <w:rPr>
           <w:rFonts w:eastAsia="Times New Roman" w:cs="Times New Roman"/>
@@ -15681,7 +15079,6 @@
         </w:rPr>
         <w:t>kwargs</w:t>
       </w:r>
-      <w:proofErr w:type="spellEnd"/>
       <w:r>
         <w:rPr>
           <w:rFonts w:eastAsia="Times New Roman" w:cs="Times New Roman"/>
@@ -15719,7 +15116,6 @@
         </w:rPr>
         <w:t xml:space="preserve">        </w:t>
       </w:r>
-      <w:proofErr w:type="spellStart"/>
       <w:r>
         <w:rPr>
           <w:rFonts w:eastAsia="Times New Roman" w:cs="Times New Roman"/>
@@ -15753,7 +15149,6 @@
         </w:rPr>
         <w:t>full_clean</w:t>
       </w:r>
-      <w:proofErr w:type="spellEnd"/>
       <w:r>
         <w:rPr>
           <w:rFonts w:eastAsia="Times New Roman" w:cs="Times New Roman"/>
@@ -15835,7 +15230,6 @@
         </w:rPr>
         <w:t>(*</w:t>
       </w:r>
-      <w:proofErr w:type="spellStart"/>
       <w:r>
         <w:rPr>
           <w:rFonts w:eastAsia="Times New Roman" w:cs="Times New Roman"/>
@@ -15847,7 +15241,6 @@
         </w:rPr>
         <w:t>args</w:t>
       </w:r>
-      <w:proofErr w:type="spellEnd"/>
       <w:r>
         <w:rPr>
           <w:rFonts w:eastAsia="Times New Roman" w:cs="Times New Roman"/>
@@ -15859,7 +15252,6 @@
         </w:rPr>
         <w:t>, **</w:t>
       </w:r>
-      <w:proofErr w:type="spellStart"/>
       <w:r>
         <w:rPr>
           <w:rFonts w:eastAsia="Times New Roman" w:cs="Times New Roman"/>
@@ -15871,7 +15263,6 @@
         </w:rPr>
         <w:t>kwargs</w:t>
       </w:r>
-      <w:proofErr w:type="spellEnd"/>
       <w:r>
         <w:rPr>
           <w:rFonts w:eastAsia="Times New Roman" w:cs="Times New Roman"/>
@@ -16071,7 +15462,6 @@
         </w:rPr>
         <w:t>{</w:t>
       </w:r>
-      <w:proofErr w:type="spellStart"/>
       <w:r>
         <w:rPr>
           <w:rFonts w:eastAsia="Times New Roman" w:cs="Times New Roman"/>
@@ -16105,7 +15495,6 @@
         </w:rPr>
         <w:t>number</w:t>
       </w:r>
-      <w:proofErr w:type="spellEnd"/>
       <w:r>
         <w:rPr>
           <w:rFonts w:eastAsia="Times New Roman" w:cs="Times New Roman"/>
@@ -16139,7 +15528,6 @@
         </w:rPr>
         <w:t>{</w:t>
       </w:r>
-      <w:proofErr w:type="spellStart"/>
       <w:r>
         <w:rPr>
           <w:rFonts w:eastAsia="Times New Roman" w:cs="Times New Roman"/>
@@ -16184,7 +15572,6 @@
         </w:rPr>
         <w:t>.type</w:t>
       </w:r>
-      <w:proofErr w:type="spellEnd"/>
       <w:r>
         <w:rPr>
           <w:rFonts w:eastAsia="Times New Roman" w:cs="Times New Roman"/>
@@ -16218,7 +15605,6 @@
         </w:rPr>
         <w:t>{</w:t>
       </w:r>
-      <w:proofErr w:type="spellStart"/>
       <w:r>
         <w:rPr>
           <w:rFonts w:eastAsia="Times New Roman" w:cs="Times New Roman"/>
@@ -16263,7 +15649,6 @@
         </w:rPr>
         <w:t>.model</w:t>
       </w:r>
-      <w:proofErr w:type="spellEnd"/>
       <w:r>
         <w:rPr>
           <w:rFonts w:eastAsia="Times New Roman" w:cs="Times New Roman"/>
@@ -16313,8 +15698,6 @@
     <w:p>
       <w:pPr>
         <w:rPr>
-          <w:rFonts w:hint="cs"/>
-          <w:rtl/>
           <w:lang w:bidi="fa-IR"/>
         </w:rPr>
       </w:pPr>
@@ -16733,6 +16116,1401 @@
           <w:lang w:bidi="fa-IR"/>
         </w:rPr>
         <w:t>.</w:t>
+      </w:r>
+    </w:p>
+    <w:p>
+      <w:pPr>
+        <w:rPr>
+          <w:rtl/>
+        </w:rPr>
+      </w:pPr>
+      <w:r>
+        <w:rPr>
+          <w:rFonts w:hint="cs"/>
+          <w:rtl/>
+          <w:lang w:bidi="fa-IR"/>
+        </w:rPr>
+        <w:t xml:space="preserve">نکته مهم: </w:t>
+      </w:r>
+      <w:r>
+        <w:t>MinValueValidator</w:t>
+      </w:r>
+      <w:r>
+        <w:rPr>
+          <w:rFonts w:hint="cs"/>
+          <w:rtl/>
+          <w:lang w:bidi="fa-IR"/>
+        </w:rPr>
+        <w:t xml:space="preserve"> که </w:t>
+      </w:r>
+      <w:r>
+        <w:rPr>
+          <w:lang w:bidi="fa-IR"/>
+        </w:rPr>
+        <w:t>validator</w:t>
+      </w:r>
+      <w:r>
+        <w:rPr>
+          <w:rFonts w:hint="cs"/>
+          <w:rtl/>
+          <w:lang w:bidi="fa-IR"/>
+        </w:rPr>
+        <w:t xml:space="preserve"> است برای اعداد استفاده میشه برای </w:t>
+      </w:r>
+      <w:r>
+        <w:rPr>
+          <w:lang w:bidi="fa-IR"/>
+        </w:rPr>
+        <w:t>charfield</w:t>
+      </w:r>
+      <w:r>
+        <w:rPr>
+          <w:rFonts w:hint="cs"/>
+          <w:rtl/>
+          <w:lang w:bidi="fa-IR"/>
+        </w:rPr>
+        <w:t xml:space="preserve"> باید از </w:t>
+      </w:r>
+      <w:r>
+        <w:t>MinLengthValidator</w:t>
+      </w:r>
+      <w:r>
+        <w:rPr>
+          <w:rFonts w:hint="cs"/>
+          <w:rtl/>
+        </w:rPr>
+        <w:t xml:space="preserve"> استفاده کنیم</w:t>
+      </w:r>
+    </w:p>
+    <w:p>
+      <w:pPr>
+        <w:rPr>
+          <w:rtl/>
+        </w:rPr>
+      </w:pPr>
+    </w:p>
+    <w:p>
+      <w:pPr>
+        <w:rPr>
+          <w:rtl/>
+        </w:rPr>
+      </w:pPr>
+      <w:r>
+        <w:rPr>
+          <w:rFonts w:hint="cs"/>
+          <w:rtl/>
+        </w:rPr>
+        <w:t xml:space="preserve">وقتی میخوایم یوزر بسازیم و این رو مینویسیم </w:t>
+      </w:r>
+      <w:r>
+        <w:rPr>
+          <w:rStyle w:val="11"/>
+        </w:rPr>
+        <w:t>UserModel</w:t>
+      </w:r>
+      <w:r>
+        <w:rPr>
+          <w:rStyle w:val="v"/>
+        </w:rPr>
+        <w:t>.</w:t>
+      </w:r>
+      <w:r>
+        <w:t>objects</w:t>
+      </w:r>
+      <w:r>
+        <w:rPr>
+          <w:rStyle w:val="v"/>
+        </w:rPr>
+        <w:t>.</w:t>
+      </w:r>
+      <w:r>
+        <w:t>create_user</w:t>
+      </w:r>
+    </w:p>
+    <w:p>
+      <w:r>
+        <w:rPr>
+          <w:rFonts w:hint="cs"/>
+          <w:rtl/>
+        </w:rPr>
+        <w:t xml:space="preserve">در </w:t>
+      </w:r>
+      <w:r>
+        <w:t>create_user</w:t>
+      </w:r>
+      <w:r>
+        <w:rPr>
+          <w:rFonts w:hint="cs"/>
+          <w:rtl/>
+        </w:rPr>
+        <w:t xml:space="preserve"> خودش میاد پسورد رو هش میکنه با </w:t>
+      </w:r>
+      <w:r>
+        <w:t>set_user</w:t>
+      </w:r>
+    </w:p>
+    <w:p/>
+    <w:p>
+      <w:pPr>
+        <w:rPr>
+          <w:rtl/>
+          <w:lang w:bidi="fa-IR"/>
+        </w:rPr>
+      </w:pPr>
+      <w:r>
+        <w:rPr>
+          <w:lang w:bidi="fa-IR"/>
+        </w:rPr>
+        <w:t>Serializer</w:t>
+      </w:r>
+      <w:r>
+        <w:rPr>
+          <w:rFonts w:hint="cs"/>
+          <w:rtl/>
+          <w:lang w:bidi="fa-IR"/>
+        </w:rPr>
+        <w:t xml:space="preserve"> سه تا وظیفه اصلی داره</w:t>
+      </w:r>
+    </w:p>
+    <w:p>
+      <w:pPr>
+        <w:rPr>
+          <w:lang w:bidi="fa-IR"/>
+        </w:rPr>
+      </w:pPr>
+      <w:r>
+        <w:rPr>
+          <w:rFonts w:hint="cs"/>
+          <w:rtl/>
+          <w:lang w:bidi="fa-IR"/>
+        </w:rPr>
+        <w:t>1-</w:t>
+      </w:r>
+      <w:r>
+        <w:rPr>
+          <w:lang w:bidi="fa-IR"/>
+        </w:rPr>
+        <w:t>validation</w:t>
+      </w:r>
+    </w:p>
+    <w:p>
+      <w:pPr>
+        <w:rPr>
+          <w:rtl/>
+          <w:lang w:bidi="fa-IR"/>
+        </w:rPr>
+      </w:pPr>
+      <w:r>
+        <w:rPr>
+          <w:rFonts w:hint="cs"/>
+          <w:rtl/>
+          <w:lang w:bidi="fa-IR"/>
+        </w:rPr>
+        <w:t>2-تبدیل داده ها مصلا جیسون به مدل</w:t>
+      </w:r>
+    </w:p>
+    <w:p>
+      <w:pPr>
+        <w:rPr>
+          <w:lang w:bidi="fa-IR"/>
+        </w:rPr>
+      </w:pPr>
+      <w:r>
+        <w:rPr>
+          <w:rFonts w:hint="cs"/>
+          <w:rtl/>
+          <w:lang w:bidi="fa-IR"/>
+        </w:rPr>
+        <w:t xml:space="preserve">3-ساخت یا ویرایش مدل با </w:t>
+      </w:r>
+      <w:r>
+        <w:rPr>
+          <w:lang w:bidi="fa-IR"/>
+        </w:rPr>
+        <w:t>create, update</w:t>
+      </w:r>
+    </w:p>
+    <w:p>
+      <w:pPr>
+        <w:rPr>
+          <w:rtl/>
+          <w:lang w:bidi="fa-IR"/>
+        </w:rPr>
+      </w:pPr>
+      <w:r>
+        <w:rPr>
+          <w:rFonts w:hint="cs"/>
+          <w:rtl/>
+          <w:lang w:bidi="fa-IR"/>
+        </w:rPr>
+        <w:t xml:space="preserve">جنگو به صورت پیش فرض برای همه داده ها </w:t>
+      </w:r>
+      <w:r>
+        <w:rPr>
+          <w:lang w:bidi="fa-IR"/>
+        </w:rPr>
+        <w:t>validation</w:t>
+      </w:r>
+      <w:r>
+        <w:rPr>
+          <w:rFonts w:hint="cs"/>
+          <w:rtl/>
+          <w:lang w:bidi="fa-IR"/>
+        </w:rPr>
+        <w:t xml:space="preserve"> داره </w:t>
+      </w:r>
+    </w:p>
+    <w:p>
+      <w:pPr>
+        <w:rPr>
+          <w:rtl/>
+          <w:lang w:bidi="fa-IR"/>
+        </w:rPr>
+      </w:pPr>
+      <w:r>
+        <w:rPr>
+          <w:rFonts w:hint="eastAsia"/>
+          <w:rtl/>
+          <w:lang w:bidi="fa-IR"/>
+        </w:rPr>
+        <w:t>پس</w:t>
+      </w:r>
+      <w:r>
+        <w:rPr>
+          <w:rtl/>
+          <w:lang w:bidi="fa-IR"/>
+        </w:rPr>
+        <w:t xml:space="preserve"> </w:t>
+      </w:r>
+      <w:r>
+        <w:rPr>
+          <w:rFonts w:hint="eastAsia"/>
+          <w:rtl/>
+          <w:lang w:bidi="fa-IR"/>
+        </w:rPr>
+        <w:t>ما</w:t>
+      </w:r>
+      <w:r>
+        <w:rPr>
+          <w:rtl/>
+          <w:lang w:bidi="fa-IR"/>
+        </w:rPr>
+        <w:t xml:space="preserve"> </w:t>
+      </w:r>
+      <w:r>
+        <w:rPr>
+          <w:rFonts w:hint="eastAsia"/>
+          <w:rtl/>
+          <w:lang w:bidi="fa-IR"/>
+        </w:rPr>
+        <w:t>ک</w:t>
+      </w:r>
+      <w:r>
+        <w:rPr>
+          <w:rFonts w:hint="cs"/>
+          <w:rtl/>
+          <w:lang w:bidi="fa-IR"/>
+        </w:rPr>
+        <w:t>ی</w:t>
+      </w:r>
+      <w:r>
+        <w:rPr>
+          <w:rtl/>
+          <w:lang w:bidi="fa-IR"/>
+        </w:rPr>
+        <w:t xml:space="preserve"> </w:t>
+      </w:r>
+      <w:r>
+        <w:rPr>
+          <w:lang w:bidi="fa-IR"/>
+        </w:rPr>
+        <w:t>Validation</w:t>
+      </w:r>
+      <w:r>
+        <w:rPr>
+          <w:rtl/>
+          <w:lang w:bidi="fa-IR"/>
+        </w:rPr>
+        <w:t xml:space="preserve"> </w:t>
+      </w:r>
+      <w:r>
+        <w:rPr>
+          <w:rFonts w:hint="eastAsia"/>
+          <w:rtl/>
+          <w:lang w:bidi="fa-IR"/>
+        </w:rPr>
+        <w:t>م</w:t>
+      </w:r>
+      <w:r>
+        <w:rPr>
+          <w:rFonts w:hint="cs"/>
+          <w:rtl/>
+          <w:lang w:bidi="fa-IR"/>
+        </w:rPr>
+        <w:t>ی‌</w:t>
+      </w:r>
+      <w:r>
+        <w:rPr>
+          <w:rFonts w:hint="eastAsia"/>
+          <w:rtl/>
+          <w:lang w:bidi="fa-IR"/>
+        </w:rPr>
+        <w:t>نو</w:t>
+      </w:r>
+      <w:r>
+        <w:rPr>
+          <w:rFonts w:hint="cs"/>
+          <w:rtl/>
+          <w:lang w:bidi="fa-IR"/>
+        </w:rPr>
+        <w:t>ی</w:t>
+      </w:r>
+      <w:r>
+        <w:rPr>
+          <w:rFonts w:hint="eastAsia"/>
+          <w:rtl/>
+          <w:lang w:bidi="fa-IR"/>
+        </w:rPr>
+        <w:t>س</w:t>
+      </w:r>
+      <w:r>
+        <w:rPr>
+          <w:rFonts w:hint="cs"/>
+          <w:rtl/>
+          <w:lang w:bidi="fa-IR"/>
+        </w:rPr>
+        <w:t>ی</w:t>
+      </w:r>
+      <w:r>
+        <w:rPr>
+          <w:rFonts w:hint="eastAsia"/>
+          <w:rtl/>
+          <w:lang w:bidi="fa-IR"/>
+        </w:rPr>
+        <w:t>م؟</w:t>
+      </w:r>
+    </w:p>
+    <w:p>
+      <w:pPr>
+        <w:rPr>
+          <w:lang w:bidi="fa-IR"/>
+        </w:rPr>
+      </w:pPr>
+      <w:r>
+        <w:rPr>
+          <w:rFonts w:hint="eastAsia"/>
+          <w:rtl/>
+          <w:lang w:bidi="fa-IR"/>
+        </w:rPr>
+        <w:t>وقت</w:t>
+      </w:r>
+      <w:r>
+        <w:rPr>
+          <w:rFonts w:hint="cs"/>
+          <w:rtl/>
+          <w:lang w:bidi="fa-IR"/>
+        </w:rPr>
+        <w:t>ی</w:t>
+      </w:r>
+      <w:r>
+        <w:rPr>
+          <w:rtl/>
+          <w:lang w:bidi="fa-IR"/>
+        </w:rPr>
+        <w:t xml:space="preserve"> </w:t>
+      </w:r>
+      <w:r>
+        <w:rPr>
+          <w:rFonts w:hint="eastAsia"/>
+          <w:rtl/>
+          <w:lang w:bidi="fa-IR"/>
+        </w:rPr>
+        <w:t>قانون</w:t>
+      </w:r>
+      <w:r>
+        <w:rPr>
+          <w:rFonts w:hint="cs"/>
+          <w:rtl/>
+          <w:lang w:bidi="fa-IR"/>
+        </w:rPr>
+        <w:t>ی</w:t>
+      </w:r>
+      <w:r>
+        <w:rPr>
+          <w:rtl/>
+          <w:lang w:bidi="fa-IR"/>
+        </w:rPr>
+        <w:t xml:space="preserve"> </w:t>
+      </w:r>
+      <w:r>
+        <w:rPr>
+          <w:rFonts w:hint="eastAsia"/>
+          <w:rtl/>
+          <w:lang w:bidi="fa-IR"/>
+        </w:rPr>
+        <w:t>وجود</w:t>
+      </w:r>
+      <w:r>
+        <w:rPr>
+          <w:rtl/>
+          <w:lang w:bidi="fa-IR"/>
+        </w:rPr>
+        <w:t xml:space="preserve"> </w:t>
+      </w:r>
+      <w:r>
+        <w:rPr>
+          <w:rFonts w:hint="eastAsia"/>
+          <w:rtl/>
+          <w:lang w:bidi="fa-IR"/>
+        </w:rPr>
+        <w:t>دارد</w:t>
+      </w:r>
+      <w:r>
+        <w:rPr>
+          <w:rtl/>
+          <w:lang w:bidi="fa-IR"/>
+        </w:rPr>
+        <w:t xml:space="preserve"> </w:t>
+      </w:r>
+      <w:r>
+        <w:rPr>
+          <w:rFonts w:hint="eastAsia"/>
+          <w:rtl/>
+          <w:lang w:bidi="fa-IR"/>
+        </w:rPr>
+        <w:t>که</w:t>
+      </w:r>
+      <w:r>
+        <w:rPr>
+          <w:rtl/>
+          <w:lang w:bidi="fa-IR"/>
+        </w:rPr>
+        <w:t xml:space="preserve"> </w:t>
+      </w:r>
+      <w:r>
+        <w:rPr>
+          <w:rFonts w:hint="eastAsia"/>
+          <w:rtl/>
+          <w:lang w:bidi="fa-IR"/>
+        </w:rPr>
+        <w:t>در</w:t>
+      </w:r>
+      <w:r>
+        <w:rPr>
+          <w:rtl/>
+          <w:lang w:bidi="fa-IR"/>
+        </w:rPr>
+        <w:t xml:space="preserve"> </w:t>
+      </w:r>
+      <w:r>
+        <w:rPr>
+          <w:rFonts w:hint="eastAsia"/>
+          <w:rtl/>
+          <w:lang w:bidi="fa-IR"/>
+        </w:rPr>
+        <w:t>مدل</w:t>
+      </w:r>
+      <w:r>
+        <w:rPr>
+          <w:rtl/>
+          <w:lang w:bidi="fa-IR"/>
+        </w:rPr>
+        <w:t xml:space="preserve"> </w:t>
+      </w:r>
+      <w:r>
+        <w:rPr>
+          <w:rFonts w:hint="eastAsia"/>
+          <w:rtl/>
+          <w:lang w:bidi="fa-IR"/>
+        </w:rPr>
+        <w:t>به</w:t>
+      </w:r>
+      <w:r>
+        <w:rPr>
+          <w:rtl/>
+          <w:lang w:bidi="fa-IR"/>
+        </w:rPr>
+        <w:t xml:space="preserve"> </w:t>
+      </w:r>
+      <w:r>
+        <w:rPr>
+          <w:rFonts w:hint="eastAsia"/>
+          <w:rtl/>
+          <w:lang w:bidi="fa-IR"/>
+        </w:rPr>
+        <w:t>صورت</w:t>
+      </w:r>
+      <w:r>
+        <w:rPr>
+          <w:rtl/>
+          <w:lang w:bidi="fa-IR"/>
+        </w:rPr>
+        <w:t xml:space="preserve"> </w:t>
+      </w:r>
+      <w:r>
+        <w:rPr>
+          <w:rFonts w:hint="eastAsia"/>
+          <w:rtl/>
+          <w:lang w:bidi="fa-IR"/>
+        </w:rPr>
+        <w:t>مستق</w:t>
+      </w:r>
+      <w:r>
+        <w:rPr>
+          <w:rFonts w:hint="cs"/>
+          <w:rtl/>
+          <w:lang w:bidi="fa-IR"/>
+        </w:rPr>
+        <w:t>ی</w:t>
+      </w:r>
+      <w:r>
+        <w:rPr>
+          <w:rFonts w:hint="eastAsia"/>
+          <w:rtl/>
+          <w:lang w:bidi="fa-IR"/>
+        </w:rPr>
+        <w:t>م</w:t>
+      </w:r>
+      <w:r>
+        <w:rPr>
+          <w:rtl/>
+          <w:lang w:bidi="fa-IR"/>
+        </w:rPr>
+        <w:t xml:space="preserve"> </w:t>
+      </w:r>
+      <w:r>
+        <w:rPr>
+          <w:rFonts w:hint="eastAsia"/>
+          <w:rtl/>
+          <w:lang w:bidi="fa-IR"/>
+        </w:rPr>
+        <w:t>قابل</w:t>
+      </w:r>
+      <w:r>
+        <w:rPr>
+          <w:rtl/>
+          <w:lang w:bidi="fa-IR"/>
+        </w:rPr>
+        <w:t xml:space="preserve"> </w:t>
+      </w:r>
+      <w:r>
+        <w:rPr>
+          <w:rFonts w:hint="eastAsia"/>
+          <w:rtl/>
+          <w:lang w:bidi="fa-IR"/>
+        </w:rPr>
+        <w:t>ب</w:t>
+      </w:r>
+      <w:r>
+        <w:rPr>
+          <w:rFonts w:hint="cs"/>
+          <w:rtl/>
+          <w:lang w:bidi="fa-IR"/>
+        </w:rPr>
+        <w:t>ی</w:t>
+      </w:r>
+      <w:r>
+        <w:rPr>
+          <w:rFonts w:hint="eastAsia"/>
+          <w:rtl/>
+          <w:lang w:bidi="fa-IR"/>
+        </w:rPr>
+        <w:t>ان</w:t>
+      </w:r>
+      <w:r>
+        <w:rPr>
+          <w:rtl/>
+          <w:lang w:bidi="fa-IR"/>
+        </w:rPr>
+        <w:t xml:space="preserve"> </w:t>
+      </w:r>
+      <w:r>
+        <w:rPr>
+          <w:rFonts w:hint="eastAsia"/>
+          <w:rtl/>
+          <w:lang w:bidi="fa-IR"/>
+        </w:rPr>
+        <w:t>ن</w:t>
+      </w:r>
+      <w:r>
+        <w:rPr>
+          <w:rFonts w:hint="cs"/>
+          <w:rtl/>
+          <w:lang w:bidi="fa-IR"/>
+        </w:rPr>
+        <w:t>ی</w:t>
+      </w:r>
+      <w:r>
+        <w:rPr>
+          <w:rFonts w:hint="eastAsia"/>
+          <w:rtl/>
+          <w:lang w:bidi="fa-IR"/>
+        </w:rPr>
+        <w:t>ست</w:t>
+      </w:r>
+      <w:r>
+        <w:rPr>
+          <w:rtl/>
+          <w:lang w:bidi="fa-IR"/>
+        </w:rPr>
+        <w:t>.</w:t>
+      </w:r>
+      <w:r>
+        <w:rPr>
+          <w:rFonts w:hint="cs"/>
+          <w:rtl/>
+          <w:lang w:bidi="fa-IR"/>
+        </w:rPr>
+        <w:t xml:space="preserve"> مثلا رمزعبور شامل یک حرف بزرگ باشه</w:t>
+      </w:r>
+    </w:p>
+    <w:p>
+      <w:pPr>
+        <w:rPr>
+          <w:rtl/>
+          <w:lang w:bidi="fa-IR"/>
+        </w:rPr>
+      </w:pPr>
+      <w:r>
+        <w:rPr>
+          <w:rFonts w:hint="cs"/>
+          <w:rtl/>
+          <w:lang w:bidi="fa-IR"/>
+        </w:rPr>
+        <w:t>کد زیر داره چیکار میکنه؟</w:t>
+      </w:r>
+    </w:p>
+    <w:p>
+      <w:pPr>
+        <w:shd w:val="clear" w:color="auto" w:fill="23272E"/>
+        <w:bidi w:val="0"/>
+        <w:spacing w:after="0" w:line="285" w:lineRule="atLeast"/>
+        <w:rPr>
+          <w:rFonts w:eastAsia="Times New Roman" w:cs="Times New Roman"/>
+          <w:color w:val="ABB2BF"/>
+          <w:kern w:val="0"/>
+          <w:sz w:val="21"/>
+          <w:szCs w:val="21"/>
+          <w14:ligatures w14:val="none"/>
+        </w:rPr>
+      </w:pPr>
+      <w:r>
+        <w:rPr>
+          <w:rFonts w:eastAsia="Times New Roman" w:cs="Times New Roman"/>
+          <w:color w:val="ABB2BF"/>
+          <w:kern w:val="0"/>
+          <w:sz w:val="21"/>
+          <w:szCs w:val="21"/>
+          <w14:ligatures w14:val="none"/>
+        </w:rPr>
+        <w:t xml:space="preserve">    </w:t>
+      </w:r>
+      <w:r>
+        <w:rPr>
+          <w:rFonts w:eastAsia="Times New Roman" w:cs="Times New Roman"/>
+          <w:color w:val="C678DD"/>
+          <w:kern w:val="0"/>
+          <w:sz w:val="21"/>
+          <w:szCs w:val="21"/>
+          <w14:ligatures w14:val="none"/>
+        </w:rPr>
+        <w:t>def</w:t>
+      </w:r>
+      <w:r>
+        <w:rPr>
+          <w:rFonts w:eastAsia="Times New Roman" w:cs="Times New Roman"/>
+          <w:color w:val="ABB2BF"/>
+          <w:kern w:val="0"/>
+          <w:sz w:val="21"/>
+          <w:szCs w:val="21"/>
+          <w14:ligatures w14:val="none"/>
+        </w:rPr>
+        <w:t xml:space="preserve"> </w:t>
+      </w:r>
+      <w:r>
+        <w:rPr>
+          <w:rFonts w:eastAsia="Times New Roman" w:cs="Times New Roman"/>
+          <w:color w:val="61AFEF"/>
+          <w:kern w:val="0"/>
+          <w:sz w:val="21"/>
+          <w:szCs w:val="21"/>
+          <w14:ligatures w14:val="none"/>
+        </w:rPr>
+        <w:t>validate</w:t>
+      </w:r>
+      <w:r>
+        <w:rPr>
+          <w:rFonts w:eastAsia="Times New Roman" w:cs="Times New Roman"/>
+          <w:color w:val="ABB2BF"/>
+          <w:kern w:val="0"/>
+          <w:sz w:val="21"/>
+          <w:szCs w:val="21"/>
+          <w14:ligatures w14:val="none"/>
+        </w:rPr>
+        <w:t>(</w:t>
+      </w:r>
+      <w:r>
+        <w:rPr>
+          <w:rFonts w:eastAsia="Times New Roman" w:cs="Times New Roman"/>
+          <w:color w:val="E5C07B"/>
+          <w:kern w:val="0"/>
+          <w:sz w:val="21"/>
+          <w:szCs w:val="21"/>
+          <w14:ligatures w14:val="none"/>
+        </w:rPr>
+        <w:t>self</w:t>
+      </w:r>
+      <w:r>
+        <w:rPr>
+          <w:rFonts w:eastAsia="Times New Roman" w:cs="Times New Roman"/>
+          <w:color w:val="ABB2BF"/>
+          <w:kern w:val="0"/>
+          <w:sz w:val="21"/>
+          <w:szCs w:val="21"/>
+          <w14:ligatures w14:val="none"/>
+        </w:rPr>
+        <w:t xml:space="preserve">, </w:t>
+      </w:r>
+      <w:r>
+        <w:rPr>
+          <w:rFonts w:eastAsia="Times New Roman" w:cs="Times New Roman"/>
+          <w:color w:val="E06C75"/>
+          <w:kern w:val="0"/>
+          <w:sz w:val="21"/>
+          <w:szCs w:val="21"/>
+          <w14:ligatures w14:val="none"/>
+        </w:rPr>
+        <w:t>attrs</w:t>
+      </w:r>
+      <w:r>
+        <w:rPr>
+          <w:rFonts w:eastAsia="Times New Roman" w:cs="Times New Roman"/>
+          <w:color w:val="ABB2BF"/>
+          <w:kern w:val="0"/>
+          <w:sz w:val="21"/>
+          <w:szCs w:val="21"/>
+          <w14:ligatures w14:val="none"/>
+        </w:rPr>
+        <w:t>):</w:t>
+      </w:r>
+    </w:p>
+    <w:p>
+      <w:pPr>
+        <w:shd w:val="clear" w:color="auto" w:fill="23272E"/>
+        <w:bidi w:val="0"/>
+        <w:spacing w:after="0" w:line="285" w:lineRule="atLeast"/>
+        <w:rPr>
+          <w:rFonts w:eastAsia="Times New Roman" w:cs="Times New Roman"/>
+          <w:color w:val="ABB2BF"/>
+          <w:kern w:val="0"/>
+          <w:sz w:val="21"/>
+          <w:szCs w:val="21"/>
+          <w14:ligatures w14:val="none"/>
+        </w:rPr>
+      </w:pPr>
+      <w:r>
+        <w:rPr>
+          <w:rFonts w:eastAsia="Times New Roman" w:cs="Times New Roman"/>
+          <w:color w:val="ABB2BF"/>
+          <w:kern w:val="0"/>
+          <w:sz w:val="21"/>
+          <w:szCs w:val="21"/>
+          <w14:ligatures w14:val="none"/>
+        </w:rPr>
+        <w:t xml:space="preserve">        </w:t>
+      </w:r>
+      <w:r>
+        <w:rPr>
+          <w:rFonts w:eastAsia="Times New Roman" w:cs="Times New Roman"/>
+          <w:color w:val="C678DD"/>
+          <w:kern w:val="0"/>
+          <w:sz w:val="21"/>
+          <w:szCs w:val="21"/>
+          <w14:ligatures w14:val="none"/>
+        </w:rPr>
+        <w:t>if</w:t>
+      </w:r>
+      <w:r>
+        <w:rPr>
+          <w:rFonts w:eastAsia="Times New Roman" w:cs="Times New Roman"/>
+          <w:color w:val="ABB2BF"/>
+          <w:kern w:val="0"/>
+          <w:sz w:val="21"/>
+          <w:szCs w:val="21"/>
+          <w14:ligatures w14:val="none"/>
+        </w:rPr>
+        <w:t xml:space="preserve"> </w:t>
+      </w:r>
+      <w:r>
+        <w:rPr>
+          <w:rFonts w:eastAsia="Times New Roman" w:cs="Times New Roman"/>
+          <w:color w:val="E06C75"/>
+          <w:kern w:val="0"/>
+          <w:sz w:val="21"/>
+          <w:szCs w:val="21"/>
+          <w14:ligatures w14:val="none"/>
+        </w:rPr>
+        <w:t>attrs</w:t>
+      </w:r>
+      <w:r>
+        <w:rPr>
+          <w:rFonts w:eastAsia="Times New Roman" w:cs="Times New Roman"/>
+          <w:color w:val="ABB2BF"/>
+          <w:kern w:val="0"/>
+          <w:sz w:val="21"/>
+          <w:szCs w:val="21"/>
+          <w14:ligatures w14:val="none"/>
+        </w:rPr>
+        <w:t>[</w:t>
+      </w:r>
+      <w:r>
+        <w:rPr>
+          <w:rFonts w:eastAsia="Times New Roman" w:cs="Times New Roman"/>
+          <w:color w:val="98C379"/>
+          <w:kern w:val="0"/>
+          <w:sz w:val="21"/>
+          <w:szCs w:val="21"/>
+          <w14:ligatures w14:val="none"/>
+        </w:rPr>
+        <w:t>"first_name"</w:t>
+      </w:r>
+      <w:r>
+        <w:rPr>
+          <w:rFonts w:eastAsia="Times New Roman" w:cs="Times New Roman"/>
+          <w:color w:val="ABB2BF"/>
+          <w:kern w:val="0"/>
+          <w:sz w:val="21"/>
+          <w:szCs w:val="21"/>
+          <w14:ligatures w14:val="none"/>
+        </w:rPr>
+        <w:t xml:space="preserve">] </w:t>
+      </w:r>
+      <w:r>
+        <w:rPr>
+          <w:rFonts w:eastAsia="Times New Roman" w:cs="Times New Roman"/>
+          <w:color w:val="56B6C2"/>
+          <w:kern w:val="0"/>
+          <w:sz w:val="21"/>
+          <w:szCs w:val="21"/>
+          <w14:ligatures w14:val="none"/>
+        </w:rPr>
+        <w:t>==</w:t>
+      </w:r>
+      <w:r>
+        <w:rPr>
+          <w:rFonts w:eastAsia="Times New Roman" w:cs="Times New Roman"/>
+          <w:color w:val="ABB2BF"/>
+          <w:kern w:val="0"/>
+          <w:sz w:val="21"/>
+          <w:szCs w:val="21"/>
+          <w14:ligatures w14:val="none"/>
+        </w:rPr>
+        <w:t xml:space="preserve"> </w:t>
+      </w:r>
+      <w:r>
+        <w:rPr>
+          <w:rFonts w:eastAsia="Times New Roman" w:cs="Times New Roman"/>
+          <w:color w:val="E06C75"/>
+          <w:kern w:val="0"/>
+          <w:sz w:val="21"/>
+          <w:szCs w:val="21"/>
+          <w14:ligatures w14:val="none"/>
+        </w:rPr>
+        <w:t>attrs</w:t>
+      </w:r>
+      <w:r>
+        <w:rPr>
+          <w:rFonts w:eastAsia="Times New Roman" w:cs="Times New Roman"/>
+          <w:color w:val="ABB2BF"/>
+          <w:kern w:val="0"/>
+          <w:sz w:val="21"/>
+          <w:szCs w:val="21"/>
+          <w14:ligatures w14:val="none"/>
+        </w:rPr>
+        <w:t>[</w:t>
+      </w:r>
+      <w:r>
+        <w:rPr>
+          <w:rFonts w:eastAsia="Times New Roman" w:cs="Times New Roman"/>
+          <w:color w:val="98C379"/>
+          <w:kern w:val="0"/>
+          <w:sz w:val="21"/>
+          <w:szCs w:val="21"/>
+          <w14:ligatures w14:val="none"/>
+        </w:rPr>
+        <w:t>"last_name"</w:t>
+      </w:r>
+      <w:r>
+        <w:rPr>
+          <w:rFonts w:eastAsia="Times New Roman" w:cs="Times New Roman"/>
+          <w:color w:val="ABB2BF"/>
+          <w:kern w:val="0"/>
+          <w:sz w:val="21"/>
+          <w:szCs w:val="21"/>
+          <w14:ligatures w14:val="none"/>
+        </w:rPr>
+        <w:t>]:</w:t>
+      </w:r>
+    </w:p>
+    <w:p>
+      <w:pPr>
+        <w:shd w:val="clear" w:color="auto" w:fill="23272E"/>
+        <w:bidi w:val="0"/>
+        <w:spacing w:after="0" w:line="285" w:lineRule="atLeast"/>
+        <w:rPr>
+          <w:rFonts w:eastAsia="Times New Roman" w:cs="Times New Roman"/>
+          <w:color w:val="ABB2BF"/>
+          <w:kern w:val="0"/>
+          <w:sz w:val="21"/>
+          <w:szCs w:val="21"/>
+          <w14:ligatures w14:val="none"/>
+        </w:rPr>
+      </w:pPr>
+      <w:r>
+        <w:rPr>
+          <w:rFonts w:eastAsia="Times New Roman" w:cs="Times New Roman"/>
+          <w:color w:val="ABB2BF"/>
+          <w:kern w:val="0"/>
+          <w:sz w:val="21"/>
+          <w:szCs w:val="21"/>
+          <w14:ligatures w14:val="none"/>
+        </w:rPr>
+        <w:t xml:space="preserve">            </w:t>
+      </w:r>
+      <w:r>
+        <w:rPr>
+          <w:rFonts w:eastAsia="Times New Roman" w:cs="Times New Roman"/>
+          <w:color w:val="C678DD"/>
+          <w:kern w:val="0"/>
+          <w:sz w:val="21"/>
+          <w:szCs w:val="21"/>
+          <w14:ligatures w14:val="none"/>
+        </w:rPr>
+        <w:t>raise</w:t>
+      </w:r>
+      <w:r>
+        <w:rPr>
+          <w:rFonts w:eastAsia="Times New Roman" w:cs="Times New Roman"/>
+          <w:color w:val="ABB2BF"/>
+          <w:kern w:val="0"/>
+          <w:sz w:val="21"/>
+          <w:szCs w:val="21"/>
+          <w14:ligatures w14:val="none"/>
+        </w:rPr>
+        <w:t xml:space="preserve"> </w:t>
+      </w:r>
+      <w:r>
+        <w:rPr>
+          <w:rFonts w:eastAsia="Times New Roman" w:cs="Times New Roman"/>
+          <w:color w:val="E5C07B"/>
+          <w:kern w:val="0"/>
+          <w:sz w:val="21"/>
+          <w:szCs w:val="21"/>
+          <w14:ligatures w14:val="none"/>
+        </w:rPr>
+        <w:t>ValidationError</w:t>
+      </w:r>
+      <w:r>
+        <w:rPr>
+          <w:rFonts w:eastAsia="Times New Roman" w:cs="Times New Roman"/>
+          <w:color w:val="ABB2BF"/>
+          <w:kern w:val="0"/>
+          <w:sz w:val="21"/>
+          <w:szCs w:val="21"/>
+          <w14:ligatures w14:val="none"/>
+        </w:rPr>
+        <w:t>({</w:t>
+      </w:r>
+      <w:r>
+        <w:rPr>
+          <w:rFonts w:eastAsia="Times New Roman" w:cs="Times New Roman"/>
+          <w:color w:val="98C379"/>
+          <w:kern w:val="0"/>
+          <w:sz w:val="21"/>
+          <w:szCs w:val="21"/>
+          <w14:ligatures w14:val="none"/>
+        </w:rPr>
+        <w:t>"last_name"</w:t>
+      </w:r>
+      <w:r>
+        <w:rPr>
+          <w:rFonts w:eastAsia="Times New Roman" w:cs="Times New Roman"/>
+          <w:color w:val="ABB2BF"/>
+          <w:kern w:val="0"/>
+          <w:sz w:val="21"/>
+          <w:szCs w:val="21"/>
+          <w14:ligatures w14:val="none"/>
+        </w:rPr>
+        <w:t xml:space="preserve">: </w:t>
+      </w:r>
+      <w:r>
+        <w:rPr>
+          <w:rFonts w:eastAsia="Times New Roman" w:cs="Times New Roman"/>
+          <w:color w:val="98C379"/>
+          <w:kern w:val="0"/>
+          <w:sz w:val="21"/>
+          <w:szCs w:val="21"/>
+          <w14:ligatures w14:val="none"/>
+        </w:rPr>
+        <w:t>"first name and last name should not be the same."</w:t>
+      </w:r>
+      <w:r>
+        <w:rPr>
+          <w:rFonts w:eastAsia="Times New Roman" w:cs="Times New Roman"/>
+          <w:color w:val="ABB2BF"/>
+          <w:kern w:val="0"/>
+          <w:sz w:val="21"/>
+          <w:szCs w:val="21"/>
+          <w14:ligatures w14:val="none"/>
+        </w:rPr>
+        <w:t xml:space="preserve">}) </w:t>
+      </w:r>
+    </w:p>
+    <w:p>
+      <w:pPr>
+        <w:shd w:val="clear" w:color="auto" w:fill="23272E"/>
+        <w:bidi w:val="0"/>
+        <w:spacing w:after="0" w:line="285" w:lineRule="atLeast"/>
+        <w:rPr>
+          <w:rFonts w:eastAsia="Times New Roman" w:cs="Times New Roman"/>
+          <w:color w:val="ABB2BF"/>
+          <w:kern w:val="0"/>
+          <w:sz w:val="21"/>
+          <w:szCs w:val="21"/>
+          <w14:ligatures w14:val="none"/>
+        </w:rPr>
+      </w:pPr>
+      <w:r>
+        <w:rPr>
+          <w:rFonts w:eastAsia="Times New Roman" w:cs="Times New Roman"/>
+          <w:color w:val="ABB2BF"/>
+          <w:kern w:val="0"/>
+          <w:sz w:val="21"/>
+          <w:szCs w:val="21"/>
+          <w14:ligatures w14:val="none"/>
+        </w:rPr>
+        <w:t xml:space="preserve">        </w:t>
+      </w:r>
+      <w:r>
+        <w:rPr>
+          <w:rFonts w:eastAsia="Times New Roman" w:cs="Times New Roman"/>
+          <w:color w:val="C678DD"/>
+          <w:kern w:val="0"/>
+          <w:sz w:val="21"/>
+          <w:szCs w:val="21"/>
+          <w14:ligatures w14:val="none"/>
+        </w:rPr>
+        <w:t>return</w:t>
+      </w:r>
+      <w:r>
+        <w:rPr>
+          <w:rFonts w:eastAsia="Times New Roman" w:cs="Times New Roman"/>
+          <w:color w:val="ABB2BF"/>
+          <w:kern w:val="0"/>
+          <w:sz w:val="21"/>
+          <w:szCs w:val="21"/>
+          <w14:ligatures w14:val="none"/>
+        </w:rPr>
+        <w:t xml:space="preserve"> </w:t>
+      </w:r>
+      <w:r>
+        <w:rPr>
+          <w:rFonts w:eastAsia="Times New Roman" w:cs="Times New Roman"/>
+          <w:color w:val="E06C75"/>
+          <w:kern w:val="0"/>
+          <w:sz w:val="21"/>
+          <w:szCs w:val="21"/>
+          <w14:ligatures w14:val="none"/>
+        </w:rPr>
+        <w:t>attrs</w:t>
+      </w:r>
+    </w:p>
+    <w:p>
+      <w:pPr>
+        <w:rPr>
+          <w:rFonts w:hint="cs"/>
+          <w:rtl/>
+          <w:lang w:bidi="fa-IR"/>
+        </w:rPr>
+      </w:pPr>
+      <w:r>
+        <w:rPr>
+          <w:rFonts w:hint="cs"/>
+          <w:rtl/>
+          <w:lang w:bidi="fa-IR"/>
+        </w:rPr>
+        <w:t xml:space="preserve">میاد داده ای که از </w:t>
+      </w:r>
+      <w:r>
+        <w:rPr>
+          <w:lang w:bidi="fa-IR"/>
+        </w:rPr>
+        <w:t>request.data</w:t>
+      </w:r>
+      <w:r>
+        <w:rPr>
+          <w:rFonts w:hint="cs"/>
+          <w:rtl/>
+          <w:lang w:bidi="fa-IR"/>
+        </w:rPr>
+        <w:t xml:space="preserve"> گرفته که یک دیکشنری توی </w:t>
+      </w:r>
+      <w:r>
+        <w:rPr>
+          <w:lang w:bidi="fa-IR"/>
+        </w:rPr>
+        <w:t>attrs</w:t>
+      </w:r>
+      <w:r>
+        <w:rPr>
+          <w:rFonts w:hint="cs"/>
+          <w:rtl/>
+          <w:lang w:bidi="fa-IR"/>
+        </w:rPr>
+        <w:t xml:space="preserve"> میگیرتش و </w:t>
+      </w:r>
+      <w:r>
+        <w:rPr>
+          <w:lang w:bidi="fa-IR"/>
+        </w:rPr>
+        <w:t>validation</w:t>
+      </w:r>
+      <w:r>
+        <w:rPr>
+          <w:rFonts w:hint="cs"/>
+          <w:rtl/>
+          <w:lang w:bidi="fa-IR"/>
+        </w:rPr>
+        <w:t xml:space="preserve"> رو روش انجام میده</w:t>
+      </w:r>
+    </w:p>
+    <w:p>
+      <w:pPr>
+        <w:rPr>
+          <w:rtl/>
+          <w:lang w:bidi="fa-IR"/>
+        </w:rPr>
+      </w:pPr>
+    </w:p>
+    <w:p>
+      <w:pPr>
+        <w:rPr>
+          <w:rtl/>
+          <w:lang w:bidi="fa-IR"/>
+        </w:rPr>
+      </w:pPr>
+    </w:p>
+    <w:p>
+      <w:pPr>
+        <w:rPr>
+          <w:rtl/>
+          <w:lang w:bidi="fa-IR"/>
+        </w:rPr>
+      </w:pPr>
+    </w:p>
+    <w:p>
+      <w:pPr>
+        <w:rPr>
+          <w:rtl/>
+          <w:lang w:bidi="fa-IR"/>
+        </w:rPr>
+      </w:pPr>
+    </w:p>
+    <w:p>
+      <w:pPr>
+        <w:rPr>
+          <w:rtl/>
+          <w:lang w:bidi="fa-IR"/>
+        </w:rPr>
+      </w:pPr>
+    </w:p>
+    <w:p>
+      <w:pPr>
+        <w:rPr>
+          <w:lang w:bidi="fa-IR"/>
+        </w:rPr>
+      </w:pPr>
+    </w:p>
+    <w:p>
+      <w:pPr>
+        <w:rPr>
+          <w:rtl/>
+          <w:lang w:bidi="fa-IR"/>
+        </w:rPr>
+      </w:pPr>
+      <w:r>
+        <w:rPr>
+          <w:rFonts w:hint="cs"/>
+          <w:rtl/>
+          <w:lang w:bidi="fa-IR"/>
+        </w:rPr>
+        <w:t xml:space="preserve">ترتیب اجرای </w:t>
+      </w:r>
+      <w:r>
+        <w:rPr>
+          <w:lang w:bidi="fa-IR"/>
+        </w:rPr>
+        <w:t>validation</w:t>
+      </w:r>
+      <w:r>
+        <w:rPr>
+          <w:rFonts w:hint="cs"/>
+          <w:rtl/>
+          <w:lang w:bidi="fa-IR"/>
+        </w:rPr>
+        <w:t xml:space="preserve"> ها در سریالایزر به صورت زیر است</w:t>
+      </w:r>
+    </w:p>
+    <w:p>
+      <w:pPr>
+        <w:rPr>
+          <w:rtl/>
+          <w:lang w:bidi="fa-IR"/>
+        </w:rPr>
+      </w:pPr>
+      <w:r>
+        <w:rPr>
+          <w:rtl/>
+          <w:lang w:bidi="fa-IR"/>
+        </w:rPr>
+        <w:drawing>
+          <wp:inline distT="0" distB="0" distL="0" distR="0" wp14:anchorId="0F43682F" wp14:editId="422C73BA">
+            <wp:extent cx="2695575" cy="2720611"/>
+            <wp:effectExtent l="0" t="0" r="0" b="3810"/>
+            <wp:docPr id="5" name="Picture 5"/>
+            <wp:cNvGraphicFramePr>
+              <a:graphicFrameLocks xmlns:a="http://schemas.openxmlformats.org/drawingml/2006/main" noChangeAspect="1"/>
+            </wp:cNvGraphicFramePr>
+            <a:graphic xmlns:a="http://schemas.openxmlformats.org/drawingml/2006/main">
+              <a:graphicData uri="http://schemas.openxmlformats.org/drawingml/2006/picture">
+                <pic:pic xmlns:pic="http://schemas.openxmlformats.org/drawingml/2006/picture">
+                  <pic:nvPicPr>
+                    <pic:cNvPr id="1" name=""/>
+                    <pic:cNvPicPr/>
+                  </pic:nvPicPr>
+                  <pic:blipFill>
+                    <a:blip r:embed="rId9"/>
+                    <a:stretch>
+                      <a:fillRect/>
+                    </a:stretch>
+                  </pic:blipFill>
+                  <pic:spPr>
+                    <a:xfrm>
+                      <a:off x="0" y="0"/>
+                      <a:ext cx="2698218" cy="2723278"/>
+                    </a:xfrm>
+                    <a:prstGeom prst="rect">
+                      <a:avLst/>
+                    </a:prstGeom>
+                  </pic:spPr>
+                </pic:pic>
+              </a:graphicData>
+            </a:graphic>
+          </wp:inline>
+        </w:drawing>
+      </w:r>
+    </w:p>
+    <w:p>
+      <w:pPr>
+        <w:rPr>
+          <w:rtl/>
+          <w:lang w:bidi="fa-IR"/>
+        </w:rPr>
+      </w:pPr>
+      <w:r>
+        <w:rPr>
+          <w:rFonts w:hint="cs"/>
+          <w:rtl/>
+          <w:lang w:bidi="fa-IR"/>
+        </w:rPr>
+        <w:t xml:space="preserve">پس تا الان سه تا </w:t>
+      </w:r>
+      <w:r>
+        <w:rPr>
+          <w:lang w:bidi="fa-IR"/>
+        </w:rPr>
+        <w:t>validation</w:t>
+      </w:r>
+      <w:r>
+        <w:rPr>
+          <w:rFonts w:hint="cs"/>
+          <w:rtl/>
+          <w:lang w:bidi="fa-IR"/>
+        </w:rPr>
+        <w:t xml:space="preserve"> رو یاد گرفتیم 1- توی هر فیلد توی مدل </w:t>
+      </w:r>
+      <w:r>
+        <w:rPr>
+          <w:lang w:bidi="fa-IR"/>
+        </w:rPr>
+        <w:t>max_length</w:t>
+      </w:r>
+      <w:r>
+        <w:rPr>
+          <w:rFonts w:hint="cs"/>
+          <w:rtl/>
+          <w:lang w:bidi="fa-IR"/>
+        </w:rPr>
+        <w:t xml:space="preserve">و ... 2- </w:t>
+      </w:r>
+      <w:r>
+        <w:rPr>
+          <w:lang w:bidi="fa-IR"/>
+        </w:rPr>
+        <w:t>clean()</w:t>
+      </w:r>
+      <w:r>
+        <w:rPr>
+          <w:rFonts w:hint="cs"/>
+          <w:rtl/>
+          <w:lang w:bidi="fa-IR"/>
+        </w:rPr>
+        <w:t xml:space="preserve"> توی مدل</w:t>
+      </w:r>
+    </w:p>
+    <w:p>
+      <w:pPr>
+        <w:rPr>
+          <w:rFonts w:hint="cs"/>
+          <w:rtl/>
+          <w:lang w:bidi="fa-IR"/>
+        </w:rPr>
+      </w:pPr>
+      <w:r>
+        <w:rPr>
+          <w:rFonts w:hint="cs"/>
+          <w:rtl/>
+          <w:lang w:bidi="fa-IR"/>
+        </w:rPr>
+        <w:t xml:space="preserve">3- </w:t>
+      </w:r>
+      <w:r>
+        <w:rPr>
+          <w:lang w:bidi="fa-IR"/>
+        </w:rPr>
+        <w:t>validate_filedname</w:t>
+      </w:r>
+      <w:r>
+        <w:rPr>
+          <w:rFonts w:hint="cs"/>
+          <w:rtl/>
+          <w:lang w:bidi="fa-IR"/>
+        </w:rPr>
+        <w:t>و</w:t>
+      </w:r>
+      <w:r>
+        <w:rPr>
+          <w:lang w:bidi="fa-IR"/>
+        </w:rPr>
+        <w:t xml:space="preserve"> validate</w:t>
+      </w:r>
+      <w:r>
+        <w:rPr>
+          <w:rFonts w:hint="cs"/>
+          <w:rtl/>
+          <w:lang w:bidi="fa-IR"/>
+        </w:rPr>
+        <w:t xml:space="preserve"> توی سریالایزر</w:t>
       </w:r>
     </w:p>
     <w:sectPr>
@@ -17758,6 +18536,16 @@
       <w:vertAlign w:val="superscript"/>
     </w:rPr>
   </w:style>
+  <w:style w:type="character" w:customStyle="1" w:styleId="11">
+    <w:name w:val="ͼ11"/>
+    <w:basedOn w:val="DefaultParagraphFont"/>
+    <w:rsid w:val="007F165D"/>
+  </w:style>
+  <w:style w:type="character" w:customStyle="1" w:styleId="v">
+    <w:name w:val="ͼv"/>
+    <w:basedOn w:val="DefaultParagraphFont"/>
+    <w:rsid w:val="007F165D"/>
+  </w:style>
 </w:styles>
 </file>
 

--- a/ticketing.docx
+++ b/ticketing.docx
@@ -17228,7 +17228,6 @@
     <w:p>
       <w:pPr>
         <w:rPr>
-          <w:rFonts w:hint="cs"/>
           <w:rtl/>
           <w:lang w:bidi="fa-IR"/>
         </w:rPr>
@@ -17370,6 +17369,7 @@
       </w:pPr>
       <w:r>
         <w:rPr>
+          <w:noProof/>
           <w:rtl/>
           <w:lang w:bidi="fa-IR"/>
         </w:rPr>
@@ -17471,7 +17471,6 @@
     <w:p>
       <w:pPr>
         <w:rPr>
-          <w:rFonts w:hint="cs"/>
           <w:rtl/>
           <w:lang w:bidi="fa-IR"/>
         </w:rPr>
@@ -17511,6 +17510,1239 @@
           <w:lang w:bidi="fa-IR"/>
         </w:rPr>
         <w:t xml:space="preserve"> توی سریالایزر</w:t>
+      </w:r>
+    </w:p>
+    <w:p>
+      <w:pPr>
+        <w:rPr>
+          <w:rtl/>
+          <w:lang w:bidi="fa-IR"/>
+        </w:rPr>
+      </w:pPr>
+    </w:p>
+    <w:p>
+      <w:pPr>
+        <w:rPr>
+          <w:rtl/>
+          <w:lang w:bidi="fa-IR"/>
+        </w:rPr>
+      </w:pPr>
+      <w:r>
+        <w:rPr>
+          <w:rFonts w:hint="cs"/>
+          <w:rtl/>
+          <w:lang w:bidi="fa-IR"/>
+        </w:rPr>
+        <w:t xml:space="preserve">فرق بین </w:t>
+      </w:r>
+      <w:r>
+        <w:rPr>
+          <w:lang w:bidi="fa-IR"/>
+        </w:rPr>
+        <w:t>serializer</w:t>
+      </w:r>
+      <w:r>
+        <w:rPr>
+          <w:rFonts w:hint="cs"/>
+          <w:rtl/>
+          <w:lang w:bidi="fa-IR"/>
+        </w:rPr>
+        <w:t xml:space="preserve"> و </w:t>
+      </w:r>
+      <w:r>
+        <w:rPr>
+          <w:lang w:bidi="fa-IR"/>
+        </w:rPr>
+        <w:t>Modelserializer</w:t>
+      </w:r>
+      <w:r>
+        <w:rPr>
+          <w:rFonts w:hint="cs"/>
+          <w:rtl/>
+          <w:lang w:bidi="fa-IR"/>
+        </w:rPr>
+        <w:t xml:space="preserve"> چیه؟</w:t>
+      </w:r>
+    </w:p>
+    <w:p>
+      <w:pPr>
+        <w:rPr>
+          <w:rtl/>
+          <w:lang w:bidi="fa-IR"/>
+        </w:rPr>
+      </w:pPr>
+      <w:r>
+        <w:rPr>
+          <w:rFonts w:hint="cs"/>
+          <w:rtl/>
+          <w:lang w:bidi="fa-IR"/>
+        </w:rPr>
+        <w:t xml:space="preserve">در </w:t>
+      </w:r>
+      <w:r>
+        <w:rPr>
+          <w:lang w:bidi="fa-IR"/>
+        </w:rPr>
+        <w:t>serializer</w:t>
+      </w:r>
+      <w:r>
+        <w:rPr>
+          <w:rFonts w:hint="cs"/>
+          <w:rtl/>
+          <w:lang w:bidi="fa-IR"/>
+        </w:rPr>
+        <w:t xml:space="preserve"> باید تمام فیلدها به صورت دستی نوشته شوند و کی </w:t>
+      </w:r>
+      <w:r>
+        <w:rPr>
+          <w:rFonts w:hint="cs"/>
+          <w:rtl/>
+          <w:lang w:bidi="fa-IR"/>
+        </w:rPr>
+        <w:t>استفاده</w:t>
+      </w:r>
+      <w:r>
+        <w:rPr>
+          <w:rFonts w:hint="cs"/>
+          <w:rtl/>
+          <w:lang w:bidi="fa-IR"/>
+        </w:rPr>
+        <w:t xml:space="preserve"> میشه زمانی که داده های ما به دیتابیس ربط زیادی ندارند</w:t>
+      </w:r>
+      <w:r>
+        <w:rPr>
+          <w:rFonts w:hint="cs"/>
+          <w:rtl/>
+          <w:lang w:bidi="fa-IR"/>
+        </w:rPr>
+        <w:t xml:space="preserve"> مصلا از یه </w:t>
+      </w:r>
+      <w:r>
+        <w:rPr>
+          <w:lang w:bidi="fa-IR"/>
+        </w:rPr>
+        <w:t>api</w:t>
+      </w:r>
+      <w:r>
+        <w:rPr>
+          <w:rFonts w:hint="cs"/>
+          <w:rtl/>
+          <w:lang w:bidi="fa-IR"/>
+        </w:rPr>
+        <w:t xml:space="preserve"> سوم شخص گرفتیم</w:t>
+      </w:r>
+      <w:r>
+        <w:rPr>
+          <w:rFonts w:hint="cs"/>
+          <w:rtl/>
+          <w:lang w:bidi="fa-IR"/>
+        </w:rPr>
+        <w:t xml:space="preserve"> یا زمانی که ساختار داده ورودی و خرجی تفاوت زیادی دارند</w:t>
+      </w:r>
+    </w:p>
+    <w:p>
+      <w:pPr>
+        <w:rPr>
+          <w:rtl/>
+          <w:lang w:bidi="fa-IR"/>
+        </w:rPr>
+      </w:pPr>
+      <w:r>
+        <w:rPr>
+          <w:rFonts w:hint="cs"/>
+          <w:rtl/>
+          <w:lang w:bidi="fa-IR"/>
+        </w:rPr>
+        <w:t xml:space="preserve">توی </w:t>
+      </w:r>
+      <w:r>
+        <w:rPr>
+          <w:lang w:bidi="fa-IR"/>
+        </w:rPr>
+        <w:t>Modelserializer</w:t>
+      </w:r>
+      <w:r>
+        <w:rPr>
+          <w:rFonts w:hint="cs"/>
+          <w:rtl/>
+          <w:lang w:bidi="fa-IR"/>
+        </w:rPr>
+        <w:t xml:space="preserve"> خودکار متدهای </w:t>
+      </w:r>
+      <w:r>
+        <w:rPr>
+          <w:lang w:bidi="fa-IR"/>
+        </w:rPr>
+        <w:t>create() , update()</w:t>
+      </w:r>
+      <w:r>
+        <w:rPr>
+          <w:rFonts w:hint="cs"/>
+          <w:rtl/>
+          <w:lang w:bidi="fa-IR"/>
+        </w:rPr>
+        <w:t xml:space="preserve"> </w:t>
+      </w:r>
+      <w:r>
+        <w:rPr>
+          <w:rFonts w:hint="cs"/>
+          <w:rtl/>
+          <w:lang w:bidi="fa-IR"/>
+        </w:rPr>
+        <w:t xml:space="preserve">پیاده سازی میشه وبرعکسش برای </w:t>
+      </w:r>
+      <w:r>
+        <w:rPr>
+          <w:lang w:bidi="fa-IR"/>
+        </w:rPr>
+        <w:t>serializer</w:t>
+      </w:r>
+      <w:r>
+        <w:rPr>
+          <w:rFonts w:hint="cs"/>
+          <w:rtl/>
+          <w:lang w:bidi="fa-IR"/>
+        </w:rPr>
+        <w:t xml:space="preserve"> بیاد بنویسیم حتما</w:t>
+      </w:r>
+      <w:r>
+        <w:rPr>
+          <w:rFonts w:hint="cs"/>
+          <w:rtl/>
+          <w:lang w:bidi="fa-IR"/>
+        </w:rPr>
+        <w:t xml:space="preserve"> </w:t>
+      </w:r>
+      <w:r>
+        <w:rPr>
+          <w:rFonts w:hint="eastAsia"/>
+          <w:rtl/>
+          <w:lang w:bidi="fa-IR"/>
+        </w:rPr>
+        <w:t>ساخت</w:t>
+      </w:r>
+      <w:r>
+        <w:rPr>
+          <w:rtl/>
+          <w:lang w:bidi="fa-IR"/>
+        </w:rPr>
+        <w:t xml:space="preserve"> </w:t>
+      </w:r>
+      <w:r>
+        <w:rPr>
+          <w:rFonts w:hint="eastAsia"/>
+          <w:rtl/>
+          <w:lang w:bidi="fa-IR"/>
+        </w:rPr>
+        <w:t>خودکار</w:t>
+      </w:r>
+      <w:r>
+        <w:rPr>
+          <w:rtl/>
+          <w:lang w:bidi="fa-IR"/>
+        </w:rPr>
+        <w:t xml:space="preserve"> </w:t>
+      </w:r>
+      <w:r>
+        <w:rPr>
+          <w:rFonts w:hint="eastAsia"/>
+          <w:rtl/>
+          <w:lang w:bidi="fa-IR"/>
+        </w:rPr>
+        <w:t>ف</w:t>
+      </w:r>
+      <w:r>
+        <w:rPr>
+          <w:rFonts w:hint="cs"/>
+          <w:rtl/>
+          <w:lang w:bidi="fa-IR"/>
+        </w:rPr>
+        <w:t>ی</w:t>
+      </w:r>
+      <w:r>
+        <w:rPr>
+          <w:rFonts w:hint="eastAsia"/>
+          <w:rtl/>
+          <w:lang w:bidi="fa-IR"/>
+        </w:rPr>
+        <w:t>لدها</w:t>
+      </w:r>
+      <w:r>
+        <w:rPr>
+          <w:rtl/>
+          <w:lang w:bidi="fa-IR"/>
+        </w:rPr>
+        <w:t xml:space="preserve"> </w:t>
+      </w:r>
+      <w:r>
+        <w:rPr>
+          <w:rFonts w:hint="eastAsia"/>
+          <w:rtl/>
+          <w:lang w:bidi="fa-IR"/>
+        </w:rPr>
+        <w:t>بر</w:t>
+      </w:r>
+      <w:r>
+        <w:rPr>
+          <w:rtl/>
+          <w:lang w:bidi="fa-IR"/>
+        </w:rPr>
+        <w:t xml:space="preserve"> </w:t>
+      </w:r>
+      <w:r>
+        <w:rPr>
+          <w:rFonts w:hint="eastAsia"/>
+          <w:rtl/>
+          <w:lang w:bidi="fa-IR"/>
+        </w:rPr>
+        <w:t>اساس</w:t>
+      </w:r>
+      <w:r>
+        <w:rPr>
+          <w:rtl/>
+          <w:lang w:bidi="fa-IR"/>
+        </w:rPr>
+        <w:t xml:space="preserve"> </w:t>
+      </w:r>
+      <w:r>
+        <w:rPr>
+          <w:rFonts w:hint="eastAsia"/>
+          <w:rtl/>
+          <w:lang w:bidi="fa-IR"/>
+        </w:rPr>
+        <w:t>مدل</w:t>
+      </w:r>
+      <w:r>
+        <w:rPr>
+          <w:rtl/>
+          <w:lang w:bidi="fa-IR"/>
+        </w:rPr>
+        <w:t>.</w:t>
+      </w:r>
+    </w:p>
+    <w:p>
+      <w:pPr>
+        <w:rPr>
+          <w:rtl/>
+          <w:lang w:bidi="fa-IR"/>
+        </w:rPr>
+      </w:pPr>
+    </w:p>
+    <w:p>
+      <w:pPr>
+        <w:rPr>
+          <w:rtl/>
+          <w:lang w:bidi="fa-IR"/>
+        </w:rPr>
+      </w:pPr>
+      <w:r>
+        <w:rPr>
+          <w:rFonts w:hint="eastAsia"/>
+          <w:rtl/>
+          <w:lang w:bidi="fa-IR"/>
+        </w:rPr>
+        <w:lastRenderedPageBreak/>
+        <w:t>ساخت</w:t>
+      </w:r>
+      <w:r>
+        <w:rPr>
+          <w:rtl/>
+          <w:lang w:bidi="fa-IR"/>
+        </w:rPr>
+        <w:t xml:space="preserve"> </w:t>
+      </w:r>
+      <w:r>
+        <w:rPr>
+          <w:rFonts w:hint="eastAsia"/>
+          <w:rtl/>
+          <w:lang w:bidi="fa-IR"/>
+        </w:rPr>
+        <w:t>خودکار</w:t>
+      </w:r>
+      <w:r>
+        <w:rPr>
+          <w:rtl/>
+          <w:lang w:bidi="fa-IR"/>
+        </w:rPr>
+        <w:t xml:space="preserve"> </w:t>
+      </w:r>
+      <w:r>
+        <w:rPr>
+          <w:lang w:bidi="fa-IR"/>
+        </w:rPr>
+        <w:t>Validator</w:t>
+      </w:r>
+      <w:r>
+        <w:rPr>
+          <w:rFonts w:hint="eastAsia"/>
+          <w:rtl/>
+          <w:lang w:bidi="fa-IR"/>
+        </w:rPr>
+        <w:t>ها</w:t>
+      </w:r>
+      <w:r>
+        <w:rPr>
+          <w:rtl/>
+          <w:lang w:bidi="fa-IR"/>
+        </w:rPr>
+        <w:t xml:space="preserve"> (</w:t>
+      </w:r>
+      <w:r>
+        <w:rPr>
+          <w:rFonts w:hint="eastAsia"/>
+          <w:rtl/>
+          <w:lang w:bidi="fa-IR"/>
+        </w:rPr>
+        <w:t>مثل</w:t>
+      </w:r>
+      <w:r>
+        <w:rPr>
+          <w:rtl/>
+          <w:lang w:bidi="fa-IR"/>
+        </w:rPr>
+        <w:t xml:space="preserve"> </w:t>
+      </w:r>
+      <w:r>
+        <w:rPr>
+          <w:lang w:bidi="fa-IR"/>
+        </w:rPr>
+        <w:t>unique_together</w:t>
+      </w:r>
+      <w:r>
+        <w:rPr>
+          <w:rtl/>
+          <w:lang w:bidi="fa-IR"/>
+        </w:rPr>
+        <w:t>).</w:t>
+      </w:r>
+    </w:p>
+    <w:p>
+      <w:pPr>
+        <w:rPr>
+          <w:rtl/>
+          <w:lang w:bidi="fa-IR"/>
+        </w:rPr>
+      </w:pPr>
+      <w:r>
+        <w:rPr>
+          <w:rFonts w:hint="eastAsia"/>
+          <w:rtl/>
+          <w:lang w:bidi="fa-IR"/>
+        </w:rPr>
+        <w:t>پ</w:t>
+      </w:r>
+      <w:r>
+        <w:rPr>
+          <w:rFonts w:hint="cs"/>
+          <w:rtl/>
+          <w:lang w:bidi="fa-IR"/>
+        </w:rPr>
+        <w:t>ی</w:t>
+      </w:r>
+      <w:r>
+        <w:rPr>
+          <w:rFonts w:hint="eastAsia"/>
+          <w:rtl/>
+          <w:lang w:bidi="fa-IR"/>
+        </w:rPr>
+        <w:t>اده‌ساز</w:t>
+      </w:r>
+      <w:r>
+        <w:rPr>
+          <w:rFonts w:hint="cs"/>
+          <w:rtl/>
+          <w:lang w:bidi="fa-IR"/>
+        </w:rPr>
+        <w:t>ی</w:t>
+      </w:r>
+      <w:r>
+        <w:rPr>
+          <w:rtl/>
+          <w:lang w:bidi="fa-IR"/>
+        </w:rPr>
+        <w:t xml:space="preserve"> </w:t>
+      </w:r>
+      <w:r>
+        <w:rPr>
+          <w:rFonts w:hint="eastAsia"/>
+          <w:rtl/>
+          <w:lang w:bidi="fa-IR"/>
+        </w:rPr>
+        <w:t>پ</w:t>
+      </w:r>
+      <w:r>
+        <w:rPr>
+          <w:rFonts w:hint="cs"/>
+          <w:rtl/>
+          <w:lang w:bidi="fa-IR"/>
+        </w:rPr>
+        <w:t>ی</w:t>
+      </w:r>
+      <w:r>
+        <w:rPr>
+          <w:rFonts w:hint="eastAsia"/>
+          <w:rtl/>
+          <w:lang w:bidi="fa-IR"/>
+        </w:rPr>
+        <w:t>ش‌فرض</w:t>
+      </w:r>
+      <w:r>
+        <w:rPr>
+          <w:rtl/>
+          <w:lang w:bidi="fa-IR"/>
+        </w:rPr>
+        <w:t xml:space="preserve"> </w:t>
+      </w:r>
+      <w:r>
+        <w:rPr>
+          <w:rFonts w:hint="eastAsia"/>
+          <w:rtl/>
+          <w:lang w:bidi="fa-IR"/>
+        </w:rPr>
+        <w:t>برا</w:t>
+      </w:r>
+      <w:r>
+        <w:rPr>
+          <w:rFonts w:hint="cs"/>
+          <w:rtl/>
+          <w:lang w:bidi="fa-IR"/>
+        </w:rPr>
+        <w:t>ی</w:t>
+      </w:r>
+      <w:r>
+        <w:rPr>
+          <w:rtl/>
+          <w:lang w:bidi="fa-IR"/>
+        </w:rPr>
+        <w:t xml:space="preserve"> </w:t>
+      </w:r>
+      <w:r>
+        <w:rPr>
+          <w:rFonts w:hint="eastAsia"/>
+          <w:rtl/>
+          <w:lang w:bidi="fa-IR"/>
+        </w:rPr>
+        <w:t>متدها</w:t>
+      </w:r>
+      <w:r>
+        <w:rPr>
+          <w:rFonts w:hint="cs"/>
+          <w:rtl/>
+          <w:lang w:bidi="fa-IR"/>
+        </w:rPr>
+        <w:t>ی</w:t>
+      </w:r>
+      <w:r>
+        <w:rPr>
+          <w:rtl/>
+          <w:lang w:bidi="fa-IR"/>
+        </w:rPr>
+        <w:t xml:space="preserve"> </w:t>
+      </w:r>
+      <w:r>
+        <w:rPr>
+          <w:lang w:bidi="fa-IR"/>
+        </w:rPr>
+        <w:t>create</w:t>
+      </w:r>
+      <w:r>
+        <w:rPr>
+          <w:rtl/>
+          <w:lang w:bidi="fa-IR"/>
+        </w:rPr>
+        <w:t xml:space="preserve">() </w:t>
+      </w:r>
+      <w:r>
+        <w:rPr>
+          <w:rFonts w:hint="eastAsia"/>
+          <w:rtl/>
+          <w:lang w:bidi="fa-IR"/>
+        </w:rPr>
+        <w:t>و</w:t>
+      </w:r>
+      <w:r>
+        <w:rPr>
+          <w:rtl/>
+          <w:lang w:bidi="fa-IR"/>
+        </w:rPr>
+        <w:t xml:space="preserve"> </w:t>
+      </w:r>
+      <w:r>
+        <w:rPr>
+          <w:lang w:bidi="fa-IR"/>
+        </w:rPr>
+        <w:t>update</w:t>
+      </w:r>
+      <w:r>
+        <w:rPr>
+          <w:rtl/>
+          <w:lang w:bidi="fa-IR"/>
+        </w:rPr>
+        <w:t>().</w:t>
+      </w:r>
+    </w:p>
+    <w:p>
+      <w:pPr>
+        <w:rPr>
+          <w:rtl/>
+          <w:lang w:bidi="fa-IR"/>
+        </w:rPr>
+      </w:pPr>
+      <w:r>
+        <w:rPr>
+          <w:rFonts w:hint="eastAsia"/>
+          <w:rtl/>
+          <w:lang w:bidi="fa-IR"/>
+        </w:rPr>
+        <w:t>ک</w:t>
+      </w:r>
+      <w:r>
+        <w:rPr>
+          <w:rFonts w:hint="cs"/>
+          <w:rtl/>
+          <w:lang w:bidi="fa-IR"/>
+        </w:rPr>
+        <w:t>ی</w:t>
+      </w:r>
+      <w:r>
+        <w:rPr>
+          <w:rtl/>
+          <w:lang w:bidi="fa-IR"/>
+        </w:rPr>
+        <w:t xml:space="preserve"> </w:t>
+      </w:r>
+      <w:r>
+        <w:rPr>
+          <w:rFonts w:hint="eastAsia"/>
+          <w:rtl/>
+          <w:lang w:bidi="fa-IR"/>
+        </w:rPr>
+        <w:t>استفاده</w:t>
+      </w:r>
+      <w:r>
+        <w:rPr>
+          <w:rtl/>
+          <w:lang w:bidi="fa-IR"/>
+        </w:rPr>
+        <w:t xml:space="preserve"> </w:t>
+      </w:r>
+      <w:r>
+        <w:rPr>
+          <w:rFonts w:hint="eastAsia"/>
+          <w:rtl/>
+          <w:lang w:bidi="fa-IR"/>
+        </w:rPr>
+        <w:t>کن</w:t>
+      </w:r>
+      <w:r>
+        <w:rPr>
+          <w:rFonts w:hint="cs"/>
+          <w:rtl/>
+          <w:lang w:bidi="fa-IR"/>
+        </w:rPr>
+        <w:t>ی</w:t>
+      </w:r>
+      <w:r>
+        <w:rPr>
+          <w:rFonts w:hint="eastAsia"/>
+          <w:rtl/>
+          <w:lang w:bidi="fa-IR"/>
+        </w:rPr>
+        <w:t>م؟</w:t>
+      </w:r>
+    </w:p>
+    <w:p>
+      <w:pPr>
+        <w:rPr>
+          <w:rtl/>
+          <w:lang w:bidi="fa-IR"/>
+        </w:rPr>
+      </w:pPr>
+      <w:r>
+        <w:rPr>
+          <w:rFonts w:hint="eastAsia"/>
+          <w:rtl/>
+          <w:lang w:bidi="fa-IR"/>
+        </w:rPr>
+        <w:t>وقت</w:t>
+      </w:r>
+      <w:r>
+        <w:rPr>
+          <w:rFonts w:hint="cs"/>
+          <w:rtl/>
+          <w:lang w:bidi="fa-IR"/>
+        </w:rPr>
+        <w:t>ی</w:t>
+      </w:r>
+      <w:r>
+        <w:rPr>
+          <w:rtl/>
+          <w:lang w:bidi="fa-IR"/>
+        </w:rPr>
+        <w:t xml:space="preserve"> </w:t>
+      </w:r>
+      <w:r>
+        <w:rPr>
+          <w:rFonts w:hint="eastAsia"/>
+          <w:rtl/>
+          <w:lang w:bidi="fa-IR"/>
+        </w:rPr>
+        <w:t>داده‌ها</w:t>
+      </w:r>
+      <w:r>
+        <w:rPr>
+          <w:rFonts w:hint="cs"/>
+          <w:rtl/>
+          <w:lang w:bidi="fa-IR"/>
+        </w:rPr>
+        <w:t>ی</w:t>
+      </w:r>
+      <w:r>
+        <w:rPr>
+          <w:rtl/>
+          <w:lang w:bidi="fa-IR"/>
+        </w:rPr>
+        <w:t xml:space="preserve"> </w:t>
+      </w:r>
+      <w:r>
+        <w:rPr>
+          <w:rFonts w:hint="eastAsia"/>
+          <w:rtl/>
+          <w:lang w:bidi="fa-IR"/>
+        </w:rPr>
+        <w:t>ورود</w:t>
+      </w:r>
+      <w:r>
+        <w:rPr>
+          <w:rFonts w:hint="cs"/>
+          <w:rtl/>
+          <w:lang w:bidi="fa-IR"/>
+        </w:rPr>
+        <w:t>ی</w:t>
+      </w:r>
+      <w:r>
+        <w:rPr>
+          <w:rtl/>
+          <w:lang w:bidi="fa-IR"/>
+        </w:rPr>
+        <w:t>/</w:t>
+      </w:r>
+      <w:r>
+        <w:rPr>
+          <w:rFonts w:hint="eastAsia"/>
+          <w:rtl/>
+          <w:lang w:bidi="fa-IR"/>
+        </w:rPr>
+        <w:t>خروج</w:t>
+      </w:r>
+      <w:r>
+        <w:rPr>
+          <w:rFonts w:hint="cs"/>
+          <w:rtl/>
+          <w:lang w:bidi="fa-IR"/>
+        </w:rPr>
+        <w:t>ی</w:t>
+      </w:r>
+      <w:r>
+        <w:rPr>
+          <w:rtl/>
+          <w:lang w:bidi="fa-IR"/>
+        </w:rPr>
+        <w:t xml:space="preserve"> </w:t>
+      </w:r>
+      <w:r>
+        <w:rPr>
+          <w:rFonts w:hint="eastAsia"/>
+          <w:rtl/>
+          <w:lang w:bidi="fa-IR"/>
+        </w:rPr>
+        <w:t>شما</w:t>
+      </w:r>
+      <w:r>
+        <w:rPr>
+          <w:rtl/>
+          <w:lang w:bidi="fa-IR"/>
+        </w:rPr>
+        <w:t xml:space="preserve"> </w:t>
+      </w:r>
+      <w:r>
+        <w:rPr>
+          <w:rFonts w:hint="eastAsia"/>
+          <w:rtl/>
+          <w:lang w:bidi="fa-IR"/>
+        </w:rPr>
+        <w:t>مستق</w:t>
+      </w:r>
+      <w:r>
+        <w:rPr>
+          <w:rFonts w:hint="cs"/>
+          <w:rtl/>
+          <w:lang w:bidi="fa-IR"/>
+        </w:rPr>
+        <w:t>ی</w:t>
+      </w:r>
+      <w:r>
+        <w:rPr>
+          <w:rFonts w:hint="eastAsia"/>
+          <w:rtl/>
+          <w:lang w:bidi="fa-IR"/>
+        </w:rPr>
+        <w:t>ماً</w:t>
+      </w:r>
+      <w:r>
+        <w:rPr>
+          <w:rtl/>
+          <w:lang w:bidi="fa-IR"/>
+        </w:rPr>
+        <w:t xml:space="preserve"> </w:t>
+      </w:r>
+      <w:r>
+        <w:rPr>
+          <w:rFonts w:hint="eastAsia"/>
+          <w:rtl/>
+          <w:lang w:bidi="fa-IR"/>
+        </w:rPr>
+        <w:t>با</w:t>
+      </w:r>
+      <w:r>
+        <w:rPr>
+          <w:rtl/>
+          <w:lang w:bidi="fa-IR"/>
+        </w:rPr>
+        <w:t xml:space="preserve"> </w:t>
+      </w:r>
+      <w:r>
+        <w:rPr>
+          <w:rFonts w:hint="cs"/>
+          <w:rtl/>
+          <w:lang w:bidi="fa-IR"/>
+        </w:rPr>
+        <w:t>ی</w:t>
+      </w:r>
+      <w:r>
+        <w:rPr>
+          <w:rFonts w:hint="eastAsia"/>
+          <w:rtl/>
+          <w:lang w:bidi="fa-IR"/>
+        </w:rPr>
+        <w:t>ک</w:t>
+      </w:r>
+      <w:r>
+        <w:rPr>
+          <w:rtl/>
+          <w:lang w:bidi="fa-IR"/>
+        </w:rPr>
+        <w:t xml:space="preserve"> </w:t>
+      </w:r>
+      <w:r>
+        <w:rPr>
+          <w:rFonts w:hint="eastAsia"/>
+          <w:rtl/>
+          <w:lang w:bidi="fa-IR"/>
+        </w:rPr>
+        <w:t>مدل</w:t>
+      </w:r>
+      <w:r>
+        <w:rPr>
+          <w:rtl/>
+          <w:lang w:bidi="fa-IR"/>
+        </w:rPr>
+        <w:t xml:space="preserve"> </w:t>
+      </w:r>
+      <w:r>
+        <w:rPr>
+          <w:rFonts w:hint="eastAsia"/>
+          <w:rtl/>
+          <w:lang w:bidi="fa-IR"/>
+        </w:rPr>
+        <w:t>دجانگو</w:t>
+      </w:r>
+      <w:r>
+        <w:rPr>
+          <w:rtl/>
+          <w:lang w:bidi="fa-IR"/>
+        </w:rPr>
+        <w:t xml:space="preserve"> </w:t>
+      </w:r>
+      <w:r>
+        <w:rPr>
+          <w:rFonts w:hint="eastAsia"/>
+          <w:rtl/>
+          <w:lang w:bidi="fa-IR"/>
+        </w:rPr>
+        <w:t>در</w:t>
+      </w:r>
+      <w:r>
+        <w:rPr>
+          <w:rtl/>
+          <w:lang w:bidi="fa-IR"/>
+        </w:rPr>
+        <w:t xml:space="preserve"> </w:t>
+      </w:r>
+      <w:r>
+        <w:rPr>
+          <w:rFonts w:hint="eastAsia"/>
+          <w:rtl/>
+          <w:lang w:bidi="fa-IR"/>
+        </w:rPr>
+        <w:t>ارتباط</w:t>
+      </w:r>
+      <w:r>
+        <w:rPr>
+          <w:rtl/>
+          <w:lang w:bidi="fa-IR"/>
+        </w:rPr>
+        <w:t xml:space="preserve"> </w:t>
+      </w:r>
+      <w:r>
+        <w:rPr>
+          <w:rFonts w:hint="eastAsia"/>
+          <w:rtl/>
+          <w:lang w:bidi="fa-IR"/>
+        </w:rPr>
+        <w:t>هستند</w:t>
+      </w:r>
+      <w:r>
+        <w:rPr>
+          <w:rtl/>
+          <w:lang w:bidi="fa-IR"/>
+        </w:rPr>
+        <w:t xml:space="preserve"> (</w:t>
+      </w:r>
+      <w:r>
+        <w:rPr>
+          <w:rFonts w:hint="eastAsia"/>
+          <w:rtl/>
+          <w:lang w:bidi="fa-IR"/>
+        </w:rPr>
+        <w:t>ب</w:t>
+      </w:r>
+      <w:r>
+        <w:rPr>
+          <w:rFonts w:hint="cs"/>
+          <w:rtl/>
+          <w:lang w:bidi="fa-IR"/>
+        </w:rPr>
+        <w:t>ی</w:t>
+      </w:r>
+      <w:r>
+        <w:rPr>
+          <w:rFonts w:hint="eastAsia"/>
+          <w:rtl/>
+          <w:lang w:bidi="fa-IR"/>
+        </w:rPr>
+        <w:t>شتر</w:t>
+      </w:r>
+      <w:r>
+        <w:rPr>
+          <w:rtl/>
+          <w:lang w:bidi="fa-IR"/>
+        </w:rPr>
+        <w:t xml:space="preserve"> </w:t>
+      </w:r>
+      <w:r>
+        <w:rPr>
+          <w:rFonts w:hint="eastAsia"/>
+          <w:rtl/>
+          <w:lang w:bidi="fa-IR"/>
+        </w:rPr>
+        <w:t>موارد</w:t>
+      </w:r>
+      <w:r>
+        <w:rPr>
+          <w:rtl/>
+          <w:lang w:bidi="fa-IR"/>
+        </w:rPr>
+        <w:t xml:space="preserve"> </w:t>
+      </w:r>
+      <w:r>
+        <w:rPr>
+          <w:rFonts w:hint="eastAsia"/>
+          <w:rtl/>
+          <w:lang w:bidi="fa-IR"/>
+        </w:rPr>
+        <w:t>روزمره</w:t>
+      </w:r>
+      <w:r>
+        <w:rPr>
+          <w:rtl/>
+          <w:lang w:bidi="fa-IR"/>
+        </w:rPr>
+        <w:t xml:space="preserve"> </w:t>
+      </w:r>
+      <w:r>
+        <w:rPr>
+          <w:rFonts w:hint="eastAsia"/>
+          <w:rtl/>
+          <w:lang w:bidi="fa-IR"/>
+        </w:rPr>
+        <w:t>در</w:t>
+      </w:r>
+      <w:r>
+        <w:rPr>
+          <w:rtl/>
+          <w:lang w:bidi="fa-IR"/>
+        </w:rPr>
+        <w:t xml:space="preserve"> </w:t>
+      </w:r>
+      <w:r>
+        <w:rPr>
+          <w:rFonts w:hint="eastAsia"/>
+          <w:rtl/>
+          <w:lang w:bidi="fa-IR"/>
+        </w:rPr>
+        <w:t>توسعه</w:t>
+      </w:r>
+      <w:r>
+        <w:rPr>
+          <w:rtl/>
+          <w:lang w:bidi="fa-IR"/>
+        </w:rPr>
+        <w:t xml:space="preserve"> </w:t>
+      </w:r>
+      <w:r>
+        <w:rPr>
+          <w:lang w:bidi="fa-IR"/>
+        </w:rPr>
+        <w:t>API</w:t>
+      </w:r>
+      <w:r>
+        <w:rPr>
+          <w:rtl/>
+          <w:lang w:bidi="fa-IR"/>
+        </w:rPr>
+        <w:t>).</w:t>
+      </w:r>
+    </w:p>
+    <w:p>
+      <w:pPr>
+        <w:rPr>
+          <w:rtl/>
+          <w:lang w:bidi="fa-IR"/>
+        </w:rPr>
+      </w:pPr>
+      <w:r>
+        <w:rPr>
+          <w:rFonts w:hint="eastAsia"/>
+          <w:rtl/>
+          <w:lang w:bidi="fa-IR"/>
+        </w:rPr>
+        <w:t>برا</w:t>
+      </w:r>
+      <w:r>
+        <w:rPr>
+          <w:rFonts w:hint="cs"/>
+          <w:rtl/>
+          <w:lang w:bidi="fa-IR"/>
+        </w:rPr>
+        <w:t>ی</w:t>
+      </w:r>
+      <w:r>
+        <w:rPr>
+          <w:rtl/>
+          <w:lang w:bidi="fa-IR"/>
+        </w:rPr>
+        <w:t xml:space="preserve"> </w:t>
+      </w:r>
+      <w:r>
+        <w:rPr>
+          <w:rFonts w:hint="eastAsia"/>
+          <w:rtl/>
+          <w:lang w:bidi="fa-IR"/>
+        </w:rPr>
+        <w:t>جلوگ</w:t>
+      </w:r>
+      <w:r>
+        <w:rPr>
+          <w:rFonts w:hint="cs"/>
+          <w:rtl/>
+          <w:lang w:bidi="fa-IR"/>
+        </w:rPr>
+        <w:t>ی</w:t>
+      </w:r>
+      <w:r>
+        <w:rPr>
+          <w:rFonts w:hint="eastAsia"/>
+          <w:rtl/>
+          <w:lang w:bidi="fa-IR"/>
+        </w:rPr>
+        <w:t>ر</w:t>
+      </w:r>
+      <w:r>
+        <w:rPr>
+          <w:rFonts w:hint="cs"/>
+          <w:rtl/>
+          <w:lang w:bidi="fa-IR"/>
+        </w:rPr>
+        <w:t>ی</w:t>
+      </w:r>
+      <w:r>
+        <w:rPr>
+          <w:rtl/>
+          <w:lang w:bidi="fa-IR"/>
+        </w:rPr>
+        <w:t xml:space="preserve"> </w:t>
+      </w:r>
+      <w:r>
+        <w:rPr>
+          <w:rFonts w:hint="eastAsia"/>
+          <w:rtl/>
+          <w:lang w:bidi="fa-IR"/>
+        </w:rPr>
+        <w:t>از</w:t>
+      </w:r>
+      <w:r>
+        <w:rPr>
+          <w:rtl/>
+          <w:lang w:bidi="fa-IR"/>
+        </w:rPr>
+        <w:t xml:space="preserve"> </w:t>
+      </w:r>
+      <w:r>
+        <w:rPr>
+          <w:rFonts w:hint="eastAsia"/>
+          <w:rtl/>
+          <w:lang w:bidi="fa-IR"/>
+        </w:rPr>
+        <w:t>دوباره‌نو</w:t>
+      </w:r>
+      <w:r>
+        <w:rPr>
+          <w:rFonts w:hint="cs"/>
+          <w:rtl/>
+          <w:lang w:bidi="fa-IR"/>
+        </w:rPr>
+        <w:t>ی</w:t>
+      </w:r>
+      <w:r>
+        <w:rPr>
+          <w:rFonts w:hint="eastAsia"/>
+          <w:rtl/>
+          <w:lang w:bidi="fa-IR"/>
+        </w:rPr>
+        <w:t>س</w:t>
+      </w:r>
+      <w:r>
+        <w:rPr>
+          <w:rFonts w:hint="cs"/>
+          <w:rtl/>
+          <w:lang w:bidi="fa-IR"/>
+        </w:rPr>
+        <w:t>ی</w:t>
+      </w:r>
+      <w:r>
+        <w:rPr>
+          <w:rtl/>
+          <w:lang w:bidi="fa-IR"/>
+        </w:rPr>
+        <w:t xml:space="preserve"> </w:t>
+      </w:r>
+      <w:r>
+        <w:rPr>
+          <w:rFonts w:hint="eastAsia"/>
+          <w:rtl/>
+          <w:lang w:bidi="fa-IR"/>
+        </w:rPr>
+        <w:t>کد</w:t>
+      </w:r>
+      <w:r>
+        <w:rPr>
+          <w:rtl/>
+          <w:lang w:bidi="fa-IR"/>
+        </w:rPr>
+        <w:t xml:space="preserve"> (</w:t>
+      </w:r>
+      <w:r>
+        <w:rPr>
+          <w:lang w:bidi="fa-IR"/>
+        </w:rPr>
+        <w:t>DRY</w:t>
+      </w:r>
+      <w:r>
+        <w:rPr>
+          <w:rtl/>
+          <w:lang w:bidi="fa-IR"/>
+        </w:rPr>
+        <w:t>).</w:t>
+      </w:r>
+    </w:p>
+    <w:p>
+      <w:pPr>
+        <w:rPr>
+          <w:rtl/>
+        </w:rPr>
+      </w:pPr>
+      <w:r>
+        <w:t>SerializerMethodField</w:t>
+      </w:r>
+      <w:r>
+        <w:rPr>
+          <w:rFonts w:hint="cs"/>
+          <w:rtl/>
+        </w:rPr>
+        <w:t xml:space="preserve"> چیه و چیکار میکنه؟</w:t>
+      </w:r>
+    </w:p>
+    <w:p>
+      <w:pPr>
+        <w:rPr>
+          <w:rtl/>
+        </w:rPr>
+      </w:pPr>
+      <w:r>
+        <w:rPr>
+          <w:rFonts w:hint="cs"/>
+          <w:rtl/>
+        </w:rPr>
+        <w:t>یک فیلد فقط خواندنی است که مقداری رو توسط تابعی که در سریالایزر هست بدست میاره و میریزه توی فیلد</w:t>
+      </w:r>
+      <w:r>
+        <w:rPr>
+          <w:rFonts w:hint="cs"/>
+          <w:rtl/>
+        </w:rPr>
+        <w:t xml:space="preserve"> کی استفاده میشه؟</w:t>
+      </w:r>
+    </w:p>
+    <w:p>
+      <w:pPr>
+        <w:rPr>
+          <w:rtl/>
+        </w:rPr>
+      </w:pPr>
+      <w:r>
+        <w:rPr>
+          <w:rtl/>
+        </w:rPr>
+        <w:t>زمانی که می‌خواهید داده‌ای را در خروجی</w:t>
+      </w:r>
+      <w:r>
+        <w:t xml:space="preserve"> JSON </w:t>
+      </w:r>
+      <w:r>
+        <w:rPr>
+          <w:rtl/>
+        </w:rPr>
+        <w:t>بفرستید که مستقیماً فیلدی در دیتابیس ندارد (داده محاسباتی)</w:t>
+      </w:r>
+      <w:r>
+        <w:t>.</w:t>
+      </w:r>
+    </w:p>
+    <w:p>
+      <w:pPr>
+        <w:rPr>
+          <w:rFonts w:hint="cs"/>
+          <w:rtl/>
+          <w:lang w:bidi="fa-IR"/>
+        </w:rPr>
+      </w:pPr>
+      <w:r>
+        <w:rPr>
+          <w:rFonts w:hint="cs"/>
+          <w:rtl/>
+        </w:rPr>
+        <w:t>زمانی که میخوایم فرمت یه فیلد تغییر کنه یا داده های چنتا فیلد ترکیب بشن</w:t>
       </w:r>
     </w:p>
     <w:sectPr>

--- a/ticketing.docx
+++ b/ticketing.docx
@@ -1,6 +1,6 @@
 
 <file path=word/document.xml><?xml version="1.0" encoding="utf-8"?>
-<w:document xmlns:wpc="http://schemas.microsoft.com/office/word/2010/wordprocessingCanvas" xmlns:cx="http://schemas.microsoft.com/office/drawing/2014/chartex" xmlns:cx1="http://schemas.microsoft.com/office/drawing/2015/9/8/chartex" xmlns:cx2="http://schemas.microsoft.com/office/drawing/2015/10/21/chartex" xmlns:cx3="http://schemas.microsoft.com/office/drawing/2016/5/9/chartex" xmlns:cx4="http://schemas.microsoft.com/office/drawing/2016/5/10/chartex" xmlns:cx5="http://schemas.microsoft.com/office/drawing/2016/5/11/chartex" xmlns:cx6="http://schemas.microsoft.com/office/drawing/2016/5/12/chartex" xmlns:cx7="http://schemas.microsoft.com/office/drawing/2016/5/13/chartex" xmlns:cx8="http://schemas.microsoft.com/office/drawing/2016/5/14/chartex" xmlns:mc="http://schemas.openxmlformats.org/markup-compatibility/2006" xmlns:aink="http://schemas.microsoft.com/office/drawing/2016/ink" xmlns:am3d="http://schemas.microsoft.com/office/drawing/2017/model3d" xmlns:o="urn:schemas-microsoft-com:office:office" xmlns:oel="http://schemas.microsoft.com/office/2019/extlst" xmlns:r="http://schemas.openxmlformats.org/officeDocument/2006/relationships" xmlns:m="http://schemas.openxmlformats.org/officeDocument/2006/math" xmlns:v="urn:schemas-microsoft-com:vml" xmlns:wp14="http://schemas.microsoft.com/office/word/2010/wordprocessingDrawing" xmlns:wp="http://schemas.openxmlformats.org/drawingml/2006/wordprocessingDrawing" xmlns:w10="urn:schemas-microsoft-com:office:word" xmlns:w="http://schemas.openxmlformats.org/wordprocessingml/2006/main" xmlns:w14="http://schemas.microsoft.com/office/word/2010/wordml" xmlns:w15="http://schemas.microsoft.com/office/word/2012/wordml" xmlns:w16cex="http://schemas.microsoft.com/office/word/2018/wordml/cex" xmlns:w16cid="http://schemas.microsoft.com/office/word/2016/wordml/cid" xmlns:w16="http://schemas.microsoft.com/office/word/2018/wordml" xmlns:w16sdtdh="http://schemas.microsoft.com/office/word/2020/wordml/sdtdatahash" xmlns:w16se="http://schemas.microsoft.com/office/word/2015/wordml/symex" xmlns:wpg="http://schemas.microsoft.com/office/word/2010/wordprocessingGroup" xmlns:wpi="http://schemas.microsoft.com/office/word/2010/wordprocessingInk" xmlns:wne="http://schemas.microsoft.com/office/word/2006/wordml" xmlns:wps="http://schemas.microsoft.com/office/word/2010/wordprocessingShape" mc:Ignorable="w14 w15 w16se w16cid w16 w16cex w16sdtdh wp14">
+<w:document xmlns:wpc="http://schemas.microsoft.com/office/word/2010/wordprocessingCanvas" xmlns:cx="http://schemas.microsoft.com/office/drawing/2014/chartex" xmlns:cx1="http://schemas.microsoft.com/office/drawing/2015/9/8/chartex" xmlns:cx2="http://schemas.microsoft.com/office/drawing/2015/10/21/chartex" xmlns:cx3="http://schemas.microsoft.com/office/drawing/2016/5/9/chartex" xmlns:cx4="http://schemas.microsoft.com/office/drawing/2016/5/10/chartex" xmlns:cx5="http://schemas.microsoft.com/office/drawing/2016/5/11/chartex" xmlns:cx6="http://schemas.microsoft.com/office/drawing/2016/5/12/chartex" xmlns:cx7="http://schemas.microsoft.com/office/drawing/2016/5/13/chartex" xmlns:cx8="http://schemas.microsoft.com/office/drawing/2016/5/14/chartex" xmlns:mc="http://schemas.openxmlformats.org/markup-compatibility/2006" xmlns:aink="http://schemas.microsoft.com/office/drawing/2016/ink" xmlns:am3d="http://schemas.microsoft.com/office/drawing/2017/model3d" xmlns:o="urn:schemas-microsoft-com:office:office" xmlns:oel="http://schemas.microsoft.com/office/2019/extlst" xmlns:r="http://schemas.openxmlformats.org/officeDocument/2006/relationships" xmlns:m="http://schemas.openxmlformats.org/officeDocument/2006/math" xmlns:v="urn:schemas-microsoft-com:vml" xmlns:wp14="http://schemas.microsoft.com/office/word/2010/wordprocessingDrawing" xmlns:wp="http://schemas.openxmlformats.org/drawingml/2006/wordprocessingDrawing" xmlns:w10="urn:schemas-microsoft-com:office:word" xmlns:w="http://schemas.openxmlformats.org/wordprocessingml/2006/main" xmlns:w14="http://schemas.microsoft.com/office/word/2010/wordml" xmlns:w15="http://schemas.microsoft.com/office/word/2012/wordml" xmlns:w16cex="http://schemas.microsoft.com/office/word/2018/wordml/cex" xmlns:w16cid="http://schemas.microsoft.com/office/word/2016/wordml/cid" xmlns:w16="http://schemas.microsoft.com/office/word/2018/wordml" xmlns:w16du="http://schemas.microsoft.com/office/word/2023/wordml/word16du" xmlns:w16sdtdh="http://schemas.microsoft.com/office/word/2020/wordml/sdtdatahash" xmlns:w16sdtfl="http://schemas.microsoft.com/office/word/2024/wordml/sdtformatlock" xmlns:w16se="http://schemas.microsoft.com/office/word/2015/wordml/symex" xmlns:wpg="http://schemas.microsoft.com/office/word/2010/wordprocessingGroup" xmlns:wpi="http://schemas.microsoft.com/office/word/2010/wordprocessingInk" xmlns:wne="http://schemas.microsoft.com/office/word/2006/wordml" xmlns:wps="http://schemas.microsoft.com/office/word/2010/wordprocessingShape" mc:Ignorable="w14 w15 w16se w16cid w16 w16cex w16sdtdh w16sdtfl w16du wp14">
   <w:body>
     <w:p>
       <w:pPr>
@@ -18730,13 +18730,6 @@
       </w:r>
     </w:p>
     <w:p>
-      <w:pPr>
-        <w:rPr>
-          <w:rFonts w:hint="cs"/>
-          <w:rtl/>
-          <w:lang w:bidi="fa-IR"/>
-        </w:rPr>
-      </w:pPr>
       <w:r>
         <w:rPr>
           <w:rFonts w:hint="cs"/>
@@ -18744,6 +18737,1655 @@
         </w:rPr>
         <w:t>زمانی که میخوایم فرمت یه فیلد تغییر کنه یا داده های چنتا فیلد ترکیب بشن</w:t>
       </w:r>
+    </w:p>
+    <w:p/>
+    <w:p>
+      <w:pPr>
+        <w:rPr>
+          <w:rtl/>
+          <w:lang w:bidi="fa-IR"/>
+        </w:rPr>
+      </w:pPr>
+      <w:r>
+        <w:rPr>
+          <w:rFonts w:hint="cs"/>
+          <w:rtl/>
+          <w:lang w:bidi="fa-IR"/>
+        </w:rPr>
+        <w:t>کد زیر چیکار میکنه؟</w:t>
+      </w:r>
+    </w:p>
+    <w:p>
+      <w:pPr>
+        <w:shd w:val="clear" w:color="auto" w:fill="1F1F1F"/>
+        <w:bidi w:val="0"/>
+        <w:spacing w:after="0" w:line="285" w:lineRule="atLeast"/>
+        <w:rPr>
+          <w:rFonts w:eastAsia="Times New Roman" w:cs="Times New Roman"/>
+          <w:color w:val="CCCCCC"/>
+          <w:kern w:val="0"/>
+          <w:sz w:val="21"/>
+          <w:szCs w:val="21"/>
+          <w14:ligatures w14:val="none"/>
+        </w:rPr>
+      </w:pPr>
+      <w:r>
+        <w:rPr>
+          <w:rFonts w:eastAsia="Times New Roman" w:cs="Times New Roman"/>
+          <w:color w:val="569CD6"/>
+          <w:kern w:val="0"/>
+          <w:sz w:val="21"/>
+          <w:szCs w:val="21"/>
+          <w14:ligatures w14:val="none"/>
+        </w:rPr>
+        <w:t>class</w:t>
+      </w:r>
+      <w:r>
+        <w:rPr>
+          <w:rFonts w:eastAsia="Times New Roman" w:cs="Times New Roman"/>
+          <w:color w:val="CCCCCC"/>
+          <w:kern w:val="0"/>
+          <w:sz w:val="21"/>
+          <w:szCs w:val="21"/>
+          <w14:ligatures w14:val="none"/>
+        </w:rPr>
+        <w:t xml:space="preserve"> </w:t>
+      </w:r>
+      <w:r>
+        <w:rPr>
+          <w:rFonts w:eastAsia="Times New Roman" w:cs="Times New Roman"/>
+          <w:color w:val="4EC9B0"/>
+          <w:kern w:val="0"/>
+          <w:sz w:val="21"/>
+          <w:szCs w:val="21"/>
+          <w14:ligatures w14:val="none"/>
+        </w:rPr>
+        <w:t>TripSeatView</w:t>
+      </w:r>
+      <w:r>
+        <w:rPr>
+          <w:rFonts w:eastAsia="Times New Roman" w:cs="Times New Roman"/>
+          <w:color w:val="CCCCCC"/>
+          <w:kern w:val="0"/>
+          <w:sz w:val="21"/>
+          <w:szCs w:val="21"/>
+          <w14:ligatures w14:val="none"/>
+        </w:rPr>
+        <w:t>(</w:t>
+      </w:r>
+      <w:r>
+        <w:rPr>
+          <w:rFonts w:eastAsia="Times New Roman" w:cs="Times New Roman"/>
+          <w:color w:val="4EC9B0"/>
+          <w:kern w:val="0"/>
+          <w:sz w:val="21"/>
+          <w:szCs w:val="21"/>
+          <w14:ligatures w14:val="none"/>
+        </w:rPr>
+        <w:t>generics</w:t>
+      </w:r>
+      <w:r>
+        <w:rPr>
+          <w:rFonts w:eastAsia="Times New Roman" w:cs="Times New Roman"/>
+          <w:color w:val="CCCCCC"/>
+          <w:kern w:val="0"/>
+          <w:sz w:val="21"/>
+          <w:szCs w:val="21"/>
+          <w14:ligatures w14:val="none"/>
+        </w:rPr>
+        <w:t>.</w:t>
+      </w:r>
+      <w:r>
+        <w:rPr>
+          <w:rFonts w:eastAsia="Times New Roman" w:cs="Times New Roman"/>
+          <w:color w:val="4EC9B0"/>
+          <w:kern w:val="0"/>
+          <w:sz w:val="21"/>
+          <w:szCs w:val="21"/>
+          <w14:ligatures w14:val="none"/>
+        </w:rPr>
+        <w:t>ListAPIView</w:t>
+      </w:r>
+      <w:r>
+        <w:rPr>
+          <w:rFonts w:eastAsia="Times New Roman" w:cs="Times New Roman"/>
+          <w:color w:val="CCCCCC"/>
+          <w:kern w:val="0"/>
+          <w:sz w:val="21"/>
+          <w:szCs w:val="21"/>
+          <w14:ligatures w14:val="none"/>
+        </w:rPr>
+        <w:t>):</w:t>
+      </w:r>
+    </w:p>
+    <w:p>
+      <w:pPr>
+        <w:shd w:val="clear" w:color="auto" w:fill="1F1F1F"/>
+        <w:bidi w:val="0"/>
+        <w:spacing w:after="0" w:line="285" w:lineRule="atLeast"/>
+        <w:rPr>
+          <w:rFonts w:eastAsia="Times New Roman" w:cs="Times New Roman"/>
+          <w:color w:val="CCCCCC"/>
+          <w:kern w:val="0"/>
+          <w:sz w:val="21"/>
+          <w:szCs w:val="21"/>
+          <w14:ligatures w14:val="none"/>
+        </w:rPr>
+      </w:pPr>
+      <w:r>
+        <w:rPr>
+          <w:rFonts w:eastAsia="Times New Roman" w:cs="Times New Roman"/>
+          <w:color w:val="CCCCCC"/>
+          <w:kern w:val="0"/>
+          <w:sz w:val="21"/>
+          <w:szCs w:val="21"/>
+          <w14:ligatures w14:val="none"/>
+        </w:rPr>
+        <w:t xml:space="preserve">    </w:t>
+      </w:r>
+      <w:r>
+        <w:rPr>
+          <w:rFonts w:eastAsia="Times New Roman" w:cs="Times New Roman"/>
+          <w:color w:val="CE9178"/>
+          <w:kern w:val="0"/>
+          <w:sz w:val="21"/>
+          <w:szCs w:val="21"/>
+          <w14:ligatures w14:val="none"/>
+        </w:rPr>
+        <w:t>"""</w:t>
+      </w:r>
+    </w:p>
+    <w:p>
+      <w:pPr>
+        <w:shd w:val="clear" w:color="auto" w:fill="1F1F1F"/>
+        <w:bidi w:val="0"/>
+        <w:spacing w:after="0" w:line="285" w:lineRule="atLeast"/>
+        <w:rPr>
+          <w:rFonts w:eastAsia="Times New Roman" w:cs="Times New Roman"/>
+          <w:color w:val="CCCCCC"/>
+          <w:kern w:val="0"/>
+          <w:sz w:val="21"/>
+          <w:szCs w:val="21"/>
+          <w14:ligatures w14:val="none"/>
+        </w:rPr>
+      </w:pPr>
+      <w:r>
+        <w:rPr>
+          <w:rFonts w:eastAsia="Times New Roman" w:cs="Times New Roman"/>
+          <w:color w:val="CE9178"/>
+          <w:kern w:val="0"/>
+          <w:sz w:val="21"/>
+          <w:szCs w:val="21"/>
+          <w14:ligatures w14:val="none"/>
+        </w:rPr>
+        <w:t>    return all seat for a trip</w:t>
+      </w:r>
+    </w:p>
+    <w:p>
+      <w:pPr>
+        <w:shd w:val="clear" w:color="auto" w:fill="1F1F1F"/>
+        <w:bidi w:val="0"/>
+        <w:spacing w:after="0" w:line="285" w:lineRule="atLeast"/>
+        <w:rPr>
+          <w:rFonts w:eastAsia="Times New Roman" w:cs="Times New Roman"/>
+          <w:color w:val="CCCCCC"/>
+          <w:kern w:val="0"/>
+          <w:sz w:val="21"/>
+          <w:szCs w:val="21"/>
+          <w14:ligatures w14:val="none"/>
+        </w:rPr>
+      </w:pPr>
+      <w:r>
+        <w:rPr>
+          <w:rFonts w:eastAsia="Times New Roman" w:cs="Times New Roman"/>
+          <w:color w:val="CE9178"/>
+          <w:kern w:val="0"/>
+          <w:sz w:val="21"/>
+          <w:szCs w:val="21"/>
+          <w14:ligatures w14:val="none"/>
+        </w:rPr>
+        <w:t>    """</w:t>
+      </w:r>
+    </w:p>
+    <w:p>
+      <w:pPr>
+        <w:shd w:val="clear" w:color="auto" w:fill="1F1F1F"/>
+        <w:bidi w:val="0"/>
+        <w:spacing w:after="0" w:line="285" w:lineRule="atLeast"/>
+        <w:rPr>
+          <w:rFonts w:eastAsia="Times New Roman" w:cs="Times New Roman"/>
+          <w:color w:val="CCCCCC"/>
+          <w:kern w:val="0"/>
+          <w:sz w:val="21"/>
+          <w:szCs w:val="21"/>
+          <w14:ligatures w14:val="none"/>
+        </w:rPr>
+      </w:pPr>
+      <w:r>
+        <w:rPr>
+          <w:rFonts w:eastAsia="Times New Roman" w:cs="Times New Roman"/>
+          <w:color w:val="CCCCCC"/>
+          <w:kern w:val="0"/>
+          <w:sz w:val="21"/>
+          <w:szCs w:val="21"/>
+          <w14:ligatures w14:val="none"/>
+        </w:rPr>
+        <w:t xml:space="preserve">    </w:t>
+      </w:r>
+      <w:r>
+        <w:rPr>
+          <w:rFonts w:eastAsia="Times New Roman" w:cs="Times New Roman"/>
+          <w:color w:val="6A9955"/>
+          <w:kern w:val="0"/>
+          <w:sz w:val="21"/>
+          <w:szCs w:val="21"/>
+          <w14:ligatures w14:val="none"/>
+        </w:rPr>
+        <w:t># queryset = TripSeatModel.objects.all()</w:t>
+      </w:r>
+    </w:p>
+    <w:p>
+      <w:pPr>
+        <w:shd w:val="clear" w:color="auto" w:fill="1F1F1F"/>
+        <w:bidi w:val="0"/>
+        <w:spacing w:after="0" w:line="285" w:lineRule="atLeast"/>
+        <w:rPr>
+          <w:rFonts w:eastAsia="Times New Roman" w:cs="Times New Roman"/>
+          <w:color w:val="CCCCCC"/>
+          <w:kern w:val="0"/>
+          <w:sz w:val="21"/>
+          <w:szCs w:val="21"/>
+          <w14:ligatures w14:val="none"/>
+        </w:rPr>
+      </w:pPr>
+      <w:r>
+        <w:rPr>
+          <w:rFonts w:eastAsia="Times New Roman" w:cs="Times New Roman"/>
+          <w:color w:val="CCCCCC"/>
+          <w:kern w:val="0"/>
+          <w:sz w:val="21"/>
+          <w:szCs w:val="21"/>
+          <w14:ligatures w14:val="none"/>
+        </w:rPr>
+        <w:t xml:space="preserve">    </w:t>
+      </w:r>
+      <w:r>
+        <w:rPr>
+          <w:rFonts w:eastAsia="Times New Roman" w:cs="Times New Roman"/>
+          <w:color w:val="9CDCFE"/>
+          <w:kern w:val="0"/>
+          <w:sz w:val="21"/>
+          <w:szCs w:val="21"/>
+          <w14:ligatures w14:val="none"/>
+        </w:rPr>
+        <w:t>serializer_class</w:t>
+      </w:r>
+      <w:r>
+        <w:rPr>
+          <w:rFonts w:eastAsia="Times New Roman" w:cs="Times New Roman"/>
+          <w:color w:val="CCCCCC"/>
+          <w:kern w:val="0"/>
+          <w:sz w:val="21"/>
+          <w:szCs w:val="21"/>
+          <w14:ligatures w14:val="none"/>
+        </w:rPr>
+        <w:t xml:space="preserve"> </w:t>
+      </w:r>
+      <w:r>
+        <w:rPr>
+          <w:rFonts w:eastAsia="Times New Roman" w:cs="Times New Roman"/>
+          <w:color w:val="D4D4D4"/>
+          <w:kern w:val="0"/>
+          <w:sz w:val="21"/>
+          <w:szCs w:val="21"/>
+          <w14:ligatures w14:val="none"/>
+        </w:rPr>
+        <w:t>=</w:t>
+      </w:r>
+      <w:r>
+        <w:rPr>
+          <w:rFonts w:eastAsia="Times New Roman" w:cs="Times New Roman"/>
+          <w:color w:val="CCCCCC"/>
+          <w:kern w:val="0"/>
+          <w:sz w:val="21"/>
+          <w:szCs w:val="21"/>
+          <w14:ligatures w14:val="none"/>
+        </w:rPr>
+        <w:t xml:space="preserve"> </w:t>
+      </w:r>
+      <w:r>
+        <w:rPr>
+          <w:rFonts w:eastAsia="Times New Roman" w:cs="Times New Roman"/>
+          <w:color w:val="4EC9B0"/>
+          <w:kern w:val="0"/>
+          <w:sz w:val="21"/>
+          <w:szCs w:val="21"/>
+          <w14:ligatures w14:val="none"/>
+        </w:rPr>
+        <w:t>TripSeatSerializer</w:t>
+      </w:r>
+    </w:p>
+    <w:p>
+      <w:pPr>
+        <w:shd w:val="clear" w:color="auto" w:fill="1F1F1F"/>
+        <w:bidi w:val="0"/>
+        <w:spacing w:after="0" w:line="285" w:lineRule="atLeast"/>
+        <w:rPr>
+          <w:rFonts w:eastAsia="Times New Roman" w:cs="Times New Roman"/>
+          <w:color w:val="CCCCCC"/>
+          <w:kern w:val="0"/>
+          <w:sz w:val="21"/>
+          <w:szCs w:val="21"/>
+          <w14:ligatures w14:val="none"/>
+        </w:rPr>
+      </w:pPr>
+    </w:p>
+    <w:p>
+      <w:pPr>
+        <w:shd w:val="clear" w:color="auto" w:fill="1F1F1F"/>
+        <w:bidi w:val="0"/>
+        <w:spacing w:after="0" w:line="285" w:lineRule="atLeast"/>
+        <w:rPr>
+          <w:rFonts w:eastAsia="Times New Roman" w:cs="Times New Roman"/>
+          <w:color w:val="CCCCCC"/>
+          <w:kern w:val="0"/>
+          <w:sz w:val="21"/>
+          <w:szCs w:val="21"/>
+          <w14:ligatures w14:val="none"/>
+        </w:rPr>
+      </w:pPr>
+      <w:r>
+        <w:rPr>
+          <w:rFonts w:eastAsia="Times New Roman" w:cs="Times New Roman"/>
+          <w:color w:val="CCCCCC"/>
+          <w:kern w:val="0"/>
+          <w:sz w:val="21"/>
+          <w:szCs w:val="21"/>
+          <w14:ligatures w14:val="none"/>
+        </w:rPr>
+        <w:t xml:space="preserve">    </w:t>
+      </w:r>
+      <w:r>
+        <w:rPr>
+          <w:rFonts w:eastAsia="Times New Roman" w:cs="Times New Roman"/>
+          <w:color w:val="569CD6"/>
+          <w:kern w:val="0"/>
+          <w:sz w:val="21"/>
+          <w:szCs w:val="21"/>
+          <w14:ligatures w14:val="none"/>
+        </w:rPr>
+        <w:t>def</w:t>
+      </w:r>
+      <w:r>
+        <w:rPr>
+          <w:rFonts w:eastAsia="Times New Roman" w:cs="Times New Roman"/>
+          <w:color w:val="CCCCCC"/>
+          <w:kern w:val="0"/>
+          <w:sz w:val="21"/>
+          <w:szCs w:val="21"/>
+          <w14:ligatures w14:val="none"/>
+        </w:rPr>
+        <w:t xml:space="preserve"> </w:t>
+      </w:r>
+      <w:r>
+        <w:rPr>
+          <w:rFonts w:eastAsia="Times New Roman" w:cs="Times New Roman"/>
+          <w:color w:val="DCDCAA"/>
+          <w:kern w:val="0"/>
+          <w:sz w:val="21"/>
+          <w:szCs w:val="21"/>
+          <w14:ligatures w14:val="none"/>
+        </w:rPr>
+        <w:t>get_queryset</w:t>
+      </w:r>
+      <w:r>
+        <w:rPr>
+          <w:rFonts w:eastAsia="Times New Roman" w:cs="Times New Roman"/>
+          <w:color w:val="CCCCCC"/>
+          <w:kern w:val="0"/>
+          <w:sz w:val="21"/>
+          <w:szCs w:val="21"/>
+          <w14:ligatures w14:val="none"/>
+        </w:rPr>
+        <w:t>(</w:t>
+      </w:r>
+      <w:r>
+        <w:rPr>
+          <w:rFonts w:eastAsia="Times New Roman" w:cs="Times New Roman"/>
+          <w:color w:val="9CDCFE"/>
+          <w:kern w:val="0"/>
+          <w:sz w:val="21"/>
+          <w:szCs w:val="21"/>
+          <w14:ligatures w14:val="none"/>
+        </w:rPr>
+        <w:t>self</w:t>
+      </w:r>
+      <w:r>
+        <w:rPr>
+          <w:rFonts w:eastAsia="Times New Roman" w:cs="Times New Roman"/>
+          <w:color w:val="CCCCCC"/>
+          <w:kern w:val="0"/>
+          <w:sz w:val="21"/>
+          <w:szCs w:val="21"/>
+          <w14:ligatures w14:val="none"/>
+        </w:rPr>
+        <w:t>):</w:t>
+      </w:r>
+    </w:p>
+    <w:p>
+      <w:pPr>
+        <w:shd w:val="clear" w:color="auto" w:fill="1F1F1F"/>
+        <w:bidi w:val="0"/>
+        <w:spacing w:after="0" w:line="285" w:lineRule="atLeast"/>
+        <w:rPr>
+          <w:rFonts w:eastAsia="Times New Roman" w:cs="Times New Roman"/>
+          <w:color w:val="CCCCCC"/>
+          <w:kern w:val="0"/>
+          <w:sz w:val="21"/>
+          <w:szCs w:val="21"/>
+          <w14:ligatures w14:val="none"/>
+        </w:rPr>
+      </w:pPr>
+      <w:r>
+        <w:rPr>
+          <w:rFonts w:eastAsia="Times New Roman" w:cs="Times New Roman"/>
+          <w:color w:val="CCCCCC"/>
+          <w:kern w:val="0"/>
+          <w:sz w:val="21"/>
+          <w:szCs w:val="21"/>
+          <w14:ligatures w14:val="none"/>
+        </w:rPr>
+        <w:t xml:space="preserve">        </w:t>
+      </w:r>
+      <w:r>
+        <w:rPr>
+          <w:rFonts w:eastAsia="Times New Roman" w:cs="Times New Roman"/>
+          <w:color w:val="9CDCFE"/>
+          <w:kern w:val="0"/>
+          <w:sz w:val="21"/>
+          <w:szCs w:val="21"/>
+          <w14:ligatures w14:val="none"/>
+        </w:rPr>
+        <w:t>trip_id</w:t>
+      </w:r>
+      <w:r>
+        <w:rPr>
+          <w:rFonts w:eastAsia="Times New Roman" w:cs="Times New Roman"/>
+          <w:color w:val="CCCCCC"/>
+          <w:kern w:val="0"/>
+          <w:sz w:val="21"/>
+          <w:szCs w:val="21"/>
+          <w14:ligatures w14:val="none"/>
+        </w:rPr>
+        <w:t xml:space="preserve"> </w:t>
+      </w:r>
+      <w:r>
+        <w:rPr>
+          <w:rFonts w:eastAsia="Times New Roman" w:cs="Times New Roman"/>
+          <w:color w:val="D4D4D4"/>
+          <w:kern w:val="0"/>
+          <w:sz w:val="21"/>
+          <w:szCs w:val="21"/>
+          <w14:ligatures w14:val="none"/>
+        </w:rPr>
+        <w:t>=</w:t>
+      </w:r>
+      <w:r>
+        <w:rPr>
+          <w:rFonts w:eastAsia="Times New Roman" w:cs="Times New Roman"/>
+          <w:color w:val="CCCCCC"/>
+          <w:kern w:val="0"/>
+          <w:sz w:val="21"/>
+          <w:szCs w:val="21"/>
+          <w14:ligatures w14:val="none"/>
+        </w:rPr>
+        <w:t xml:space="preserve"> </w:t>
+      </w:r>
+      <w:r>
+        <w:rPr>
+          <w:rFonts w:eastAsia="Times New Roman" w:cs="Times New Roman"/>
+          <w:color w:val="9CDCFE"/>
+          <w:kern w:val="0"/>
+          <w:sz w:val="21"/>
+          <w:szCs w:val="21"/>
+          <w14:ligatures w14:val="none"/>
+        </w:rPr>
+        <w:t>self</w:t>
+      </w:r>
+      <w:r>
+        <w:rPr>
+          <w:rFonts w:eastAsia="Times New Roman" w:cs="Times New Roman"/>
+          <w:color w:val="CCCCCC"/>
+          <w:kern w:val="0"/>
+          <w:sz w:val="21"/>
+          <w:szCs w:val="21"/>
+          <w14:ligatures w14:val="none"/>
+        </w:rPr>
+        <w:t>.</w:t>
+      </w:r>
+      <w:r>
+        <w:rPr>
+          <w:rFonts w:eastAsia="Times New Roman" w:cs="Times New Roman"/>
+          <w:color w:val="9CDCFE"/>
+          <w:kern w:val="0"/>
+          <w:sz w:val="21"/>
+          <w:szCs w:val="21"/>
+          <w14:ligatures w14:val="none"/>
+        </w:rPr>
+        <w:t>kwargs</w:t>
+      </w:r>
+      <w:r>
+        <w:rPr>
+          <w:rFonts w:eastAsia="Times New Roman" w:cs="Times New Roman"/>
+          <w:color w:val="CCCCCC"/>
+          <w:kern w:val="0"/>
+          <w:sz w:val="21"/>
+          <w:szCs w:val="21"/>
+          <w14:ligatures w14:val="none"/>
+        </w:rPr>
+        <w:t>.get(</w:t>
+      </w:r>
+      <w:r>
+        <w:rPr>
+          <w:rFonts w:eastAsia="Times New Roman" w:cs="Times New Roman"/>
+          <w:color w:val="CE9178"/>
+          <w:kern w:val="0"/>
+          <w:sz w:val="21"/>
+          <w:szCs w:val="21"/>
+          <w14:ligatures w14:val="none"/>
+        </w:rPr>
+        <w:t>"trip"</w:t>
+      </w:r>
+      <w:r>
+        <w:rPr>
+          <w:rFonts w:eastAsia="Times New Roman" w:cs="Times New Roman"/>
+          <w:color w:val="CCCCCC"/>
+          <w:kern w:val="0"/>
+          <w:sz w:val="21"/>
+          <w:szCs w:val="21"/>
+          <w14:ligatures w14:val="none"/>
+        </w:rPr>
+        <w:t>)</w:t>
+      </w:r>
+    </w:p>
+    <w:p>
+      <w:pPr>
+        <w:shd w:val="clear" w:color="auto" w:fill="1F1F1F"/>
+        <w:bidi w:val="0"/>
+        <w:spacing w:after="0" w:line="285" w:lineRule="atLeast"/>
+        <w:rPr>
+          <w:rFonts w:eastAsia="Times New Roman" w:cs="Times New Roman"/>
+          <w:color w:val="CCCCCC"/>
+          <w:kern w:val="0"/>
+          <w:sz w:val="21"/>
+          <w:szCs w:val="21"/>
+          <w14:ligatures w14:val="none"/>
+        </w:rPr>
+      </w:pPr>
+      <w:r>
+        <w:rPr>
+          <w:rFonts w:eastAsia="Times New Roman" w:cs="Times New Roman"/>
+          <w:color w:val="CCCCCC"/>
+          <w:kern w:val="0"/>
+          <w:sz w:val="21"/>
+          <w:szCs w:val="21"/>
+          <w14:ligatures w14:val="none"/>
+        </w:rPr>
+        <w:t xml:space="preserve">        </w:t>
+      </w:r>
+      <w:r>
+        <w:rPr>
+          <w:rFonts w:eastAsia="Times New Roman" w:cs="Times New Roman"/>
+          <w:color w:val="C586C0"/>
+          <w:kern w:val="0"/>
+          <w:sz w:val="21"/>
+          <w:szCs w:val="21"/>
+          <w14:ligatures w14:val="none"/>
+        </w:rPr>
+        <w:t>return</w:t>
+      </w:r>
+      <w:r>
+        <w:rPr>
+          <w:rFonts w:eastAsia="Times New Roman" w:cs="Times New Roman"/>
+          <w:color w:val="CCCCCC"/>
+          <w:kern w:val="0"/>
+          <w:sz w:val="21"/>
+          <w:szCs w:val="21"/>
+          <w14:ligatures w14:val="none"/>
+        </w:rPr>
+        <w:t xml:space="preserve"> </w:t>
+      </w:r>
+      <w:r>
+        <w:rPr>
+          <w:rFonts w:eastAsia="Times New Roman" w:cs="Times New Roman"/>
+          <w:color w:val="4EC9B0"/>
+          <w:kern w:val="0"/>
+          <w:sz w:val="21"/>
+          <w:szCs w:val="21"/>
+          <w14:ligatures w14:val="none"/>
+        </w:rPr>
+        <w:t>TripSeatModel</w:t>
+      </w:r>
+      <w:r>
+        <w:rPr>
+          <w:rFonts w:eastAsia="Times New Roman" w:cs="Times New Roman"/>
+          <w:color w:val="CCCCCC"/>
+          <w:kern w:val="0"/>
+          <w:sz w:val="21"/>
+          <w:szCs w:val="21"/>
+          <w14:ligatures w14:val="none"/>
+        </w:rPr>
+        <w:t>.</w:t>
+      </w:r>
+      <w:r>
+        <w:rPr>
+          <w:rFonts w:eastAsia="Times New Roman" w:cs="Times New Roman"/>
+          <w:color w:val="9CDCFE"/>
+          <w:kern w:val="0"/>
+          <w:sz w:val="21"/>
+          <w:szCs w:val="21"/>
+          <w14:ligatures w14:val="none"/>
+        </w:rPr>
+        <w:t>objects</w:t>
+      </w:r>
+      <w:r>
+        <w:rPr>
+          <w:rFonts w:eastAsia="Times New Roman" w:cs="Times New Roman"/>
+          <w:color w:val="CCCCCC"/>
+          <w:kern w:val="0"/>
+          <w:sz w:val="21"/>
+          <w:szCs w:val="21"/>
+          <w14:ligatures w14:val="none"/>
+        </w:rPr>
+        <w:t>.</w:t>
+      </w:r>
+      <w:r>
+        <w:rPr>
+          <w:rFonts w:eastAsia="Times New Roman" w:cs="Times New Roman"/>
+          <w:color w:val="DCDCAA"/>
+          <w:kern w:val="0"/>
+          <w:sz w:val="21"/>
+          <w:szCs w:val="21"/>
+          <w14:ligatures w14:val="none"/>
+        </w:rPr>
+        <w:t>filter</w:t>
+      </w:r>
+      <w:r>
+        <w:rPr>
+          <w:rFonts w:eastAsia="Times New Roman" w:cs="Times New Roman"/>
+          <w:color w:val="CCCCCC"/>
+          <w:kern w:val="0"/>
+          <w:sz w:val="21"/>
+          <w:szCs w:val="21"/>
+          <w14:ligatures w14:val="none"/>
+        </w:rPr>
+        <w:t>(</w:t>
+      </w:r>
+      <w:r>
+        <w:rPr>
+          <w:rFonts w:eastAsia="Times New Roman" w:cs="Times New Roman"/>
+          <w:color w:val="9CDCFE"/>
+          <w:kern w:val="0"/>
+          <w:sz w:val="21"/>
+          <w:szCs w:val="21"/>
+          <w14:ligatures w14:val="none"/>
+        </w:rPr>
+        <w:t>trip_id</w:t>
+      </w:r>
+      <w:r>
+        <w:rPr>
+          <w:rFonts w:eastAsia="Times New Roman" w:cs="Times New Roman"/>
+          <w:color w:val="D4D4D4"/>
+          <w:kern w:val="0"/>
+          <w:sz w:val="21"/>
+          <w:szCs w:val="21"/>
+          <w14:ligatures w14:val="none"/>
+        </w:rPr>
+        <w:t>=</w:t>
+      </w:r>
+      <w:r>
+        <w:rPr>
+          <w:rFonts w:eastAsia="Times New Roman" w:cs="Times New Roman"/>
+          <w:color w:val="9CDCFE"/>
+          <w:kern w:val="0"/>
+          <w:sz w:val="21"/>
+          <w:szCs w:val="21"/>
+          <w14:ligatures w14:val="none"/>
+        </w:rPr>
+        <w:t>trip_id</w:t>
+      </w:r>
+      <w:r>
+        <w:rPr>
+          <w:rFonts w:eastAsia="Times New Roman" w:cs="Times New Roman"/>
+          <w:color w:val="CCCCCC"/>
+          <w:kern w:val="0"/>
+          <w:sz w:val="21"/>
+          <w:szCs w:val="21"/>
+          <w14:ligatures w14:val="none"/>
+        </w:rPr>
+        <w:t>).</w:t>
+      </w:r>
+      <w:r>
+        <w:rPr>
+          <w:rFonts w:eastAsia="Times New Roman" w:cs="Times New Roman"/>
+          <w:color w:val="DCDCAA"/>
+          <w:kern w:val="0"/>
+          <w:sz w:val="21"/>
+          <w:szCs w:val="21"/>
+          <w14:ligatures w14:val="none"/>
+        </w:rPr>
+        <w:t>select_related</w:t>
+      </w:r>
+      <w:r>
+        <w:rPr>
+          <w:rFonts w:eastAsia="Times New Roman" w:cs="Times New Roman"/>
+          <w:color w:val="CCCCCC"/>
+          <w:kern w:val="0"/>
+          <w:sz w:val="21"/>
+          <w:szCs w:val="21"/>
+          <w14:ligatures w14:val="none"/>
+        </w:rPr>
+        <w:t>(</w:t>
+      </w:r>
+      <w:r>
+        <w:rPr>
+          <w:rFonts w:eastAsia="Times New Roman" w:cs="Times New Roman"/>
+          <w:color w:val="CE9178"/>
+          <w:kern w:val="0"/>
+          <w:sz w:val="21"/>
+          <w:szCs w:val="21"/>
+          <w14:ligatures w14:val="none"/>
+        </w:rPr>
+        <w:t>'seat'</w:t>
+      </w:r>
+      <w:r>
+        <w:rPr>
+          <w:rFonts w:eastAsia="Times New Roman" w:cs="Times New Roman"/>
+          <w:color w:val="CCCCCC"/>
+          <w:kern w:val="0"/>
+          <w:sz w:val="21"/>
+          <w:szCs w:val="21"/>
+          <w14:ligatures w14:val="none"/>
+        </w:rPr>
+        <w:t>)</w:t>
+      </w:r>
+    </w:p>
+    <w:p>
+      <w:pPr>
+        <w:rPr>
+          <w:rtl/>
+          <w:lang w:bidi="fa-IR"/>
+        </w:rPr>
+      </w:pPr>
+      <w:r>
+        <w:rPr>
+          <w:rFonts w:hint="cs"/>
+          <w:rtl/>
+          <w:lang w:bidi="fa-IR"/>
+        </w:rPr>
+        <w:t xml:space="preserve"> میاد وضعیت صندلی های یک سفر رو نشون میده</w:t>
+      </w:r>
+    </w:p>
+    <w:p>
+      <w:pPr>
+        <w:rPr>
+          <w:rtl/>
+          <w:lang w:bidi="fa-IR"/>
+        </w:rPr>
+      </w:pPr>
+      <w:r>
+        <w:rPr>
+          <w:rFonts w:hint="cs"/>
+          <w:rtl/>
+          <w:lang w:bidi="fa-IR"/>
+        </w:rPr>
+        <w:t xml:space="preserve">بخش </w:t>
+      </w:r>
+      <w:r>
+        <w:rPr>
+          <w:lang w:bidi="fa-IR"/>
+        </w:rPr>
+        <w:t>serializer</w:t>
+      </w:r>
+      <w:r>
+        <w:rPr>
+          <w:rFonts w:hint="cs"/>
+          <w:rtl/>
+          <w:lang w:bidi="fa-IR"/>
+        </w:rPr>
+        <w:t xml:space="preserve"> میاد میگه خروجی ها به چه فرمتی تبدیل به </w:t>
+      </w:r>
+      <w:r>
+        <w:rPr>
+          <w:lang w:bidi="fa-IR"/>
+        </w:rPr>
+        <w:t>json</w:t>
+      </w:r>
+      <w:r>
+        <w:rPr>
+          <w:rFonts w:hint="cs"/>
+          <w:rtl/>
+          <w:lang w:bidi="fa-IR"/>
+        </w:rPr>
+        <w:t xml:space="preserve"> بشن</w:t>
+      </w:r>
+    </w:p>
+    <w:p>
+      <w:pPr>
+        <w:rPr>
+          <w:rtl/>
+          <w:lang w:bidi="fa-IR"/>
+        </w:rPr>
+      </w:pPr>
+      <w:r>
+        <w:rPr>
+          <w:rFonts w:hint="cs"/>
+          <w:rtl/>
+          <w:lang w:bidi="fa-IR"/>
+        </w:rPr>
+        <w:t xml:space="preserve">و در بخش </w:t>
+      </w:r>
+      <w:r>
+        <w:rPr>
+          <w:lang w:bidi="fa-IR"/>
+        </w:rPr>
+        <w:t>get_queryset</w:t>
+      </w:r>
+      <w:r>
+        <w:rPr>
+          <w:rFonts w:hint="cs"/>
+          <w:rtl/>
+          <w:lang w:bidi="fa-IR"/>
+        </w:rPr>
+        <w:t xml:space="preserve"> ما دیگه نمیخوایم لیست همه سفر هارو داشته باشیم به همین دلیل باید تغییرش بدیم</w:t>
+      </w:r>
+    </w:p>
+    <w:p>
+      <w:pPr>
+        <w:rPr>
+          <w:rtl/>
+          <w:lang w:bidi="fa-IR"/>
+        </w:rPr>
+      </w:pPr>
+      <w:r>
+        <w:rPr>
+          <w:rFonts w:hint="cs"/>
+          <w:rtl/>
+          <w:lang w:bidi="fa-IR"/>
+        </w:rPr>
+        <w:t xml:space="preserve">چون </w:t>
+      </w:r>
+      <w:r>
+        <w:rPr>
+          <w:lang w:bidi="fa-IR"/>
+        </w:rPr>
+        <w:t>url</w:t>
+      </w:r>
+      <w:r>
+        <w:rPr>
+          <w:rFonts w:hint="cs"/>
+          <w:rtl/>
+          <w:lang w:bidi="fa-IR"/>
+        </w:rPr>
+        <w:t xml:space="preserve"> گرفتن پارامتر از کاربر به این صورته</w:t>
+      </w:r>
+    </w:p>
+    <w:p>
+      <w:pPr>
+        <w:shd w:val="clear" w:color="auto" w:fill="1F1F1F"/>
+        <w:bidi w:val="0"/>
+        <w:spacing w:after="0" w:line="285" w:lineRule="atLeast"/>
+        <w:rPr>
+          <w:rFonts w:eastAsia="Times New Roman" w:cs="Times New Roman"/>
+          <w:color w:val="CCCCCC"/>
+          <w:kern w:val="0"/>
+          <w:sz w:val="21"/>
+          <w:szCs w:val="21"/>
+          <w14:ligatures w14:val="none"/>
+        </w:rPr>
+      </w:pPr>
+      <w:r>
+        <w:rPr>
+          <w:rFonts w:eastAsia="Times New Roman" w:cs="Times New Roman"/>
+          <w:color w:val="CCCCCC"/>
+          <w:kern w:val="0"/>
+          <w:sz w:val="21"/>
+          <w:szCs w:val="21"/>
+          <w14:ligatures w14:val="none"/>
+        </w:rPr>
+        <w:lastRenderedPageBreak/>
+        <w:t xml:space="preserve">    </w:t>
+      </w:r>
+      <w:r>
+        <w:rPr>
+          <w:rFonts w:eastAsia="Times New Roman" w:cs="Times New Roman"/>
+          <w:color w:val="DCDCAA"/>
+          <w:kern w:val="0"/>
+          <w:sz w:val="21"/>
+          <w:szCs w:val="21"/>
+          <w14:ligatures w14:val="none"/>
+        </w:rPr>
+        <w:t>path</w:t>
+      </w:r>
+      <w:r>
+        <w:rPr>
+          <w:rFonts w:eastAsia="Times New Roman" w:cs="Times New Roman"/>
+          <w:color w:val="CCCCCC"/>
+          <w:kern w:val="0"/>
+          <w:sz w:val="21"/>
+          <w:szCs w:val="21"/>
+          <w14:ligatures w14:val="none"/>
+        </w:rPr>
+        <w:t>(</w:t>
+      </w:r>
+      <w:r>
+        <w:rPr>
+          <w:rFonts w:eastAsia="Times New Roman" w:cs="Times New Roman"/>
+          <w:color w:val="CE9178"/>
+          <w:kern w:val="0"/>
+          <w:sz w:val="21"/>
+          <w:szCs w:val="21"/>
+          <w14:ligatures w14:val="none"/>
+        </w:rPr>
+        <w:t>"&lt;int:trip&gt;/seats/"</w:t>
+      </w:r>
+      <w:r>
+        <w:rPr>
+          <w:rFonts w:eastAsia="Times New Roman" w:cs="Times New Roman"/>
+          <w:color w:val="CCCCCC"/>
+          <w:kern w:val="0"/>
+          <w:sz w:val="21"/>
+          <w:szCs w:val="21"/>
+          <w14:ligatures w14:val="none"/>
+        </w:rPr>
+        <w:t xml:space="preserve">, </w:t>
+      </w:r>
+      <w:r>
+        <w:rPr>
+          <w:rFonts w:eastAsia="Times New Roman" w:cs="Times New Roman"/>
+          <w:color w:val="4EC9B0"/>
+          <w:kern w:val="0"/>
+          <w:sz w:val="21"/>
+          <w:szCs w:val="21"/>
+          <w14:ligatures w14:val="none"/>
+        </w:rPr>
+        <w:t>TripSeatView</w:t>
+      </w:r>
+      <w:r>
+        <w:rPr>
+          <w:rFonts w:eastAsia="Times New Roman" w:cs="Times New Roman"/>
+          <w:color w:val="CCCCCC"/>
+          <w:kern w:val="0"/>
+          <w:sz w:val="21"/>
+          <w:szCs w:val="21"/>
+          <w14:ligatures w14:val="none"/>
+        </w:rPr>
+        <w:t>.</w:t>
+      </w:r>
+      <w:r>
+        <w:rPr>
+          <w:rFonts w:eastAsia="Times New Roman" w:cs="Times New Roman"/>
+          <w:color w:val="DCDCAA"/>
+          <w:kern w:val="0"/>
+          <w:sz w:val="21"/>
+          <w:szCs w:val="21"/>
+          <w14:ligatures w14:val="none"/>
+        </w:rPr>
+        <w:t>as_view</w:t>
+      </w:r>
+      <w:r>
+        <w:rPr>
+          <w:rFonts w:eastAsia="Times New Roman" w:cs="Times New Roman"/>
+          <w:color w:val="CCCCCC"/>
+          <w:kern w:val="0"/>
+          <w:sz w:val="21"/>
+          <w:szCs w:val="21"/>
+          <w14:ligatures w14:val="none"/>
+        </w:rPr>
+        <w:t xml:space="preserve">(), </w:t>
+      </w:r>
+      <w:r>
+        <w:rPr>
+          <w:rFonts w:eastAsia="Times New Roman" w:cs="Times New Roman"/>
+          <w:color w:val="9CDCFE"/>
+          <w:kern w:val="0"/>
+          <w:sz w:val="21"/>
+          <w:szCs w:val="21"/>
+          <w14:ligatures w14:val="none"/>
+        </w:rPr>
+        <w:t>name</w:t>
+      </w:r>
+      <w:r>
+        <w:rPr>
+          <w:rFonts w:eastAsia="Times New Roman" w:cs="Times New Roman"/>
+          <w:color w:val="D4D4D4"/>
+          <w:kern w:val="0"/>
+          <w:sz w:val="21"/>
+          <w:szCs w:val="21"/>
+          <w14:ligatures w14:val="none"/>
+        </w:rPr>
+        <w:t>=</w:t>
+      </w:r>
+      <w:r>
+        <w:rPr>
+          <w:rFonts w:eastAsia="Times New Roman" w:cs="Times New Roman"/>
+          <w:color w:val="CE9178"/>
+          <w:kern w:val="0"/>
+          <w:sz w:val="21"/>
+          <w:szCs w:val="21"/>
+          <w14:ligatures w14:val="none"/>
+        </w:rPr>
+        <w:t>"trip-seat"</w:t>
+      </w:r>
+      <w:r>
+        <w:rPr>
+          <w:rFonts w:eastAsia="Times New Roman" w:cs="Times New Roman"/>
+          <w:color w:val="CCCCCC"/>
+          <w:kern w:val="0"/>
+          <w:sz w:val="21"/>
+          <w:szCs w:val="21"/>
+          <w14:ligatures w14:val="none"/>
+        </w:rPr>
+        <w:t>),</w:t>
+      </w:r>
+    </w:p>
+    <w:p>
+      <w:pPr>
+        <w:rPr>
+          <w:rtl/>
+          <w:lang w:bidi="fa-IR"/>
+        </w:rPr>
+      </w:pPr>
+    </w:p>
+    <w:p>
+      <w:pPr>
+        <w:rPr>
+          <w:rtl/>
+          <w:lang w:bidi="fa-IR"/>
+        </w:rPr>
+      </w:pPr>
+      <w:r>
+        <w:rPr>
+          <w:rFonts w:hint="cs"/>
+          <w:rtl/>
+          <w:lang w:bidi="fa-IR"/>
+        </w:rPr>
+        <w:t xml:space="preserve">پس ما باید بنویسیم </w:t>
+      </w:r>
+      <w:r>
+        <w:rPr>
+          <w:color w:val="9CDCFE"/>
+        </w:rPr>
+        <w:t>trip_id</w:t>
+      </w:r>
+      <w:r>
+        <w:rPr>
+          <w:color w:val="CCCCCC"/>
+        </w:rPr>
+        <w:t xml:space="preserve"> </w:t>
+      </w:r>
+      <w:r>
+        <w:rPr>
+          <w:color w:val="D4D4D4"/>
+        </w:rPr>
+        <w:t>=</w:t>
+      </w:r>
+      <w:r>
+        <w:rPr>
+          <w:color w:val="CCCCCC"/>
+        </w:rPr>
+        <w:t xml:space="preserve"> </w:t>
+      </w:r>
+      <w:r>
+        <w:rPr>
+          <w:color w:val="9CDCFE"/>
+        </w:rPr>
+        <w:t>self</w:t>
+      </w:r>
+      <w:r>
+        <w:rPr>
+          <w:color w:val="CCCCCC"/>
+        </w:rPr>
+        <w:t>.</w:t>
+      </w:r>
+      <w:r>
+        <w:rPr>
+          <w:color w:val="9CDCFE"/>
+        </w:rPr>
+        <w:t>kwargs</w:t>
+      </w:r>
+      <w:r>
+        <w:rPr>
+          <w:color w:val="CCCCCC"/>
+        </w:rPr>
+        <w:t>.get(</w:t>
+      </w:r>
+      <w:r>
+        <w:rPr>
+          <w:color w:val="CE9178"/>
+        </w:rPr>
+        <w:t>"trip"</w:t>
+      </w:r>
+      <w:r>
+        <w:rPr>
+          <w:color w:val="CCCCCC"/>
+        </w:rPr>
+        <w:t>)</w:t>
+      </w:r>
+      <w:r>
+        <w:rPr>
+          <w:rFonts w:hint="cs"/>
+          <w:color w:val="CCCCCC"/>
+          <w:rtl/>
+        </w:rPr>
+        <w:t xml:space="preserve">    </w:t>
+      </w:r>
+      <w:r>
+        <w:rPr>
+          <w:rtl/>
+        </w:rPr>
+        <w:t xml:space="preserve">  </w:t>
+      </w:r>
+      <w:r>
+        <w:rPr>
+          <w:rFonts w:hint="cs"/>
+          <w:rtl/>
+        </w:rPr>
+        <w:t xml:space="preserve">اگه به صورت </w:t>
+      </w:r>
+      <w:r>
+        <w:t>query params</w:t>
+      </w:r>
+      <w:r>
+        <w:rPr>
+          <w:rFonts w:hint="cs"/>
+          <w:rtl/>
+          <w:lang w:bidi="fa-IR"/>
+        </w:rPr>
+        <w:t xml:space="preserve"> میخواستیم بگیریم باید مینوشتیم</w:t>
+      </w:r>
+    </w:p>
+    <w:p>
+      <w:pPr>
+        <w:rPr>
+          <w:lang w:bidi="fa-IR"/>
+        </w:rPr>
+      </w:pPr>
+      <w:r>
+        <w:rPr>
+          <w:lang w:bidi="fa-IR"/>
+        </w:rPr>
+        <w:t>Trip_id</w:t>
+      </w:r>
+      <w:r>
+        <w:rPr>
+          <w:lang w:bidi="fa-IR"/>
+        </w:rPr>
+        <w:t xml:space="preserve"> = self.request.query_params.get("</w:t>
+      </w:r>
+      <w:r>
+        <w:rPr>
+          <w:lang w:bidi="fa-IR"/>
+        </w:rPr>
+        <w:t>trip</w:t>
+      </w:r>
+      <w:r>
+        <w:rPr>
+          <w:lang w:bidi="fa-IR"/>
+        </w:rPr>
+        <w:t>")</w:t>
+      </w:r>
+    </w:p>
+    <w:p>
+      <w:pPr>
+        <w:rPr>
+          <w:rtl/>
+          <w:lang w:bidi="fa-IR"/>
+        </w:rPr>
+      </w:pPr>
+      <w:r>
+        <w:rPr>
+          <w:rFonts w:hint="cs"/>
+          <w:rtl/>
+          <w:lang w:bidi="fa-IR"/>
+        </w:rPr>
+        <w:t xml:space="preserve">در نهایت هم چون ما </w:t>
+      </w:r>
+      <w:r>
+        <w:rPr>
+          <w:lang w:bidi="fa-IR"/>
+        </w:rPr>
+        <w:t>nested serializer</w:t>
+      </w:r>
+      <w:r>
+        <w:rPr>
+          <w:rFonts w:hint="cs"/>
+          <w:rtl/>
+          <w:lang w:bidi="fa-IR"/>
+        </w:rPr>
+        <w:t xml:space="preserve"> داریم برای اینکه کوئری کمتری به دیتابیس بخوره از </w:t>
+      </w:r>
+      <w:r>
+        <w:rPr>
+          <w:lang w:bidi="fa-IR"/>
+        </w:rPr>
+        <w:t>select_related</w:t>
+      </w:r>
+      <w:r>
+        <w:rPr>
+          <w:rFonts w:hint="cs"/>
+          <w:rtl/>
+          <w:lang w:bidi="fa-IR"/>
+        </w:rPr>
+        <w:t xml:space="preserve"> استفاده میکنیم</w:t>
+      </w:r>
+      <w:r>
+        <w:rPr>
+          <w:rFonts w:hint="cs"/>
+          <w:rtl/>
+          <w:lang w:bidi="fa-IR"/>
+        </w:rPr>
+        <w:t xml:space="preserve"> کلا هر جا فارن کی داشتیم و خواستیم از داده های اون یکی جدولم بگیریم بهتره از </w:t>
+      </w:r>
+      <w:r>
+        <w:rPr>
+          <w:lang w:bidi="fa-IR"/>
+        </w:rPr>
+        <w:t>select_related</w:t>
+      </w:r>
+      <w:r>
+        <w:rPr>
+          <w:rFonts w:hint="cs"/>
+          <w:rtl/>
+          <w:lang w:bidi="fa-IR"/>
+        </w:rPr>
+        <w:t xml:space="preserve"> و </w:t>
+      </w:r>
+      <w:r>
+        <w:rPr>
+          <w:lang w:bidi="fa-IR"/>
+        </w:rPr>
+        <w:t>prefetch_related</w:t>
+      </w:r>
+      <w:r>
+        <w:rPr>
+          <w:rFonts w:hint="cs"/>
+          <w:rtl/>
+          <w:lang w:bidi="fa-IR"/>
+        </w:rPr>
+        <w:t xml:space="preserve"> استفاده کنیم</w:t>
+      </w:r>
+    </w:p>
+    <w:p>
+      <w:pPr>
+        <w:rPr>
+          <w:rtl/>
+          <w:lang w:bidi="fa-IR"/>
+        </w:rPr>
+      </w:pPr>
+    </w:p>
+    <w:p>
+      <w:pPr>
+        <w:rPr>
+          <w:lang w:bidi="fa-IR"/>
+        </w:rPr>
+      </w:pPr>
+      <w:r>
+        <w:rPr>
+          <w:rFonts w:hint="cs"/>
+          <w:rtl/>
+          <w:lang w:bidi="fa-IR"/>
+        </w:rPr>
+        <w:t xml:space="preserve">حالا نکتع اینجاست که ما کی از </w:t>
+      </w:r>
+      <w:r>
+        <w:rPr>
+          <w:lang w:bidi="fa-IR"/>
+        </w:rPr>
+        <w:t>query params</w:t>
+      </w:r>
+      <w:r>
+        <w:rPr>
+          <w:rFonts w:hint="cs"/>
+          <w:rtl/>
+          <w:lang w:bidi="fa-IR"/>
+        </w:rPr>
+        <w:t xml:space="preserve"> و کی از </w:t>
+      </w:r>
+      <w:r>
+        <w:rPr>
+          <w:lang w:bidi="fa-IR"/>
+        </w:rPr>
+        <w:t>path params</w:t>
+      </w:r>
+      <w:r>
+        <w:rPr>
+          <w:rFonts w:hint="cs"/>
+          <w:rtl/>
+          <w:lang w:bidi="fa-IR"/>
+        </w:rPr>
+        <w:t xml:space="preserve"> استفاده میکنیم؟ زمانی که پارامتر مورد نظر اجباری نباشد باید از </w:t>
+      </w:r>
+      <w:r>
+        <w:rPr>
+          <w:lang w:bidi="fa-IR"/>
+        </w:rPr>
+        <w:t>query params</w:t>
+      </w:r>
+      <w:r>
+        <w:rPr>
+          <w:rFonts w:hint="cs"/>
+          <w:rtl/>
+          <w:lang w:bidi="fa-IR"/>
+        </w:rPr>
+        <w:t xml:space="preserve"> استفاده کنیم در غیر اینصورت از </w:t>
+      </w:r>
+      <w:r>
+        <w:rPr>
+          <w:lang w:bidi="fa-IR"/>
+        </w:rPr>
+        <w:t>path params</w:t>
+      </w:r>
+      <w:r>
+        <w:rPr>
+          <w:rFonts w:hint="cs"/>
+          <w:rtl/>
+          <w:lang w:bidi="fa-IR"/>
+        </w:rPr>
+        <w:t xml:space="preserve"> استفاده میکنیم</w:t>
+      </w:r>
+    </w:p>
+    <w:p>
+      <w:pPr>
+        <w:rPr>
+          <w:lang w:bidi="fa-IR"/>
+        </w:rPr>
+      </w:pPr>
+    </w:p>
+    <w:p>
+      <w:pPr>
+        <w:shd w:val="clear" w:color="auto" w:fill="1F1F1F"/>
+        <w:bidi w:val="0"/>
+        <w:spacing w:after="0" w:line="285" w:lineRule="atLeast"/>
+        <w:rPr>
+          <w:rFonts w:eastAsia="Times New Roman" w:cs="Times New Roman"/>
+          <w:color w:val="CCCCCC"/>
+          <w:kern w:val="0"/>
+          <w:sz w:val="21"/>
+          <w:szCs w:val="21"/>
+          <w14:ligatures w14:val="none"/>
+        </w:rPr>
+      </w:pPr>
+      <w:r>
+        <w:rPr>
+          <w:rFonts w:eastAsia="Times New Roman" w:cs="Times New Roman"/>
+          <w:color w:val="CCCCCC"/>
+          <w:kern w:val="0"/>
+          <w:sz w:val="21"/>
+          <w:szCs w:val="21"/>
+          <w14:ligatures w14:val="none"/>
+        </w:rPr>
+        <w:t xml:space="preserve">    </w:t>
+      </w:r>
+      <w:r>
+        <w:rPr>
+          <w:rFonts w:eastAsia="Times New Roman" w:cs="Times New Roman"/>
+          <w:color w:val="9CDCFE"/>
+          <w:kern w:val="0"/>
+          <w:sz w:val="21"/>
+          <w:szCs w:val="21"/>
+          <w14:ligatures w14:val="none"/>
+        </w:rPr>
+        <w:t>order_number</w:t>
+      </w:r>
+      <w:r>
+        <w:rPr>
+          <w:rFonts w:eastAsia="Times New Roman" w:cs="Times New Roman"/>
+          <w:color w:val="CCCCCC"/>
+          <w:kern w:val="0"/>
+          <w:sz w:val="21"/>
+          <w:szCs w:val="21"/>
+          <w14:ligatures w14:val="none"/>
+        </w:rPr>
+        <w:t xml:space="preserve"> </w:t>
+      </w:r>
+      <w:r>
+        <w:rPr>
+          <w:rFonts w:eastAsia="Times New Roman" w:cs="Times New Roman"/>
+          <w:color w:val="D4D4D4"/>
+          <w:kern w:val="0"/>
+          <w:sz w:val="21"/>
+          <w:szCs w:val="21"/>
+          <w14:ligatures w14:val="none"/>
+        </w:rPr>
+        <w:t>=</w:t>
+      </w:r>
+      <w:r>
+        <w:rPr>
+          <w:rFonts w:eastAsia="Times New Roman" w:cs="Times New Roman"/>
+          <w:color w:val="CCCCCC"/>
+          <w:kern w:val="0"/>
+          <w:sz w:val="21"/>
+          <w:szCs w:val="21"/>
+          <w14:ligatures w14:val="none"/>
+        </w:rPr>
+        <w:t xml:space="preserve"> </w:t>
+      </w:r>
+      <w:r>
+        <w:rPr>
+          <w:rFonts w:eastAsia="Times New Roman" w:cs="Times New Roman"/>
+          <w:color w:val="4EC9B0"/>
+          <w:kern w:val="0"/>
+          <w:sz w:val="21"/>
+          <w:szCs w:val="21"/>
+          <w14:ligatures w14:val="none"/>
+        </w:rPr>
+        <w:t>models</w:t>
+      </w:r>
+      <w:r>
+        <w:rPr>
+          <w:rFonts w:eastAsia="Times New Roman" w:cs="Times New Roman"/>
+          <w:color w:val="CCCCCC"/>
+          <w:kern w:val="0"/>
+          <w:sz w:val="21"/>
+          <w:szCs w:val="21"/>
+          <w14:ligatures w14:val="none"/>
+        </w:rPr>
+        <w:t>.</w:t>
+      </w:r>
+      <w:r>
+        <w:rPr>
+          <w:rFonts w:eastAsia="Times New Roman" w:cs="Times New Roman"/>
+          <w:color w:val="4EC9B0"/>
+          <w:kern w:val="0"/>
+          <w:sz w:val="21"/>
+          <w:szCs w:val="21"/>
+          <w14:ligatures w14:val="none"/>
+        </w:rPr>
+        <w:t>UUIDField</w:t>
+      </w:r>
+      <w:r>
+        <w:rPr>
+          <w:rFonts w:eastAsia="Times New Roman" w:cs="Times New Roman"/>
+          <w:color w:val="CCCCCC"/>
+          <w:kern w:val="0"/>
+          <w:sz w:val="21"/>
+          <w:szCs w:val="21"/>
+          <w14:ligatures w14:val="none"/>
+        </w:rPr>
+        <w:t>(</w:t>
+      </w:r>
+      <w:r>
+        <w:rPr>
+          <w:rFonts w:eastAsia="Times New Roman" w:cs="Times New Roman"/>
+          <w:color w:val="9CDCFE"/>
+          <w:kern w:val="0"/>
+          <w:sz w:val="21"/>
+          <w:szCs w:val="21"/>
+          <w14:ligatures w14:val="none"/>
+        </w:rPr>
+        <w:t>default</w:t>
+      </w:r>
+      <w:r>
+        <w:rPr>
+          <w:rFonts w:eastAsia="Times New Roman" w:cs="Times New Roman"/>
+          <w:color w:val="CCCCCC"/>
+          <w:kern w:val="0"/>
+          <w:sz w:val="21"/>
+          <w:szCs w:val="21"/>
+          <w14:ligatures w14:val="none"/>
+        </w:rPr>
+        <w:t xml:space="preserve"> </w:t>
+      </w:r>
+      <w:r>
+        <w:rPr>
+          <w:rFonts w:eastAsia="Times New Roman" w:cs="Times New Roman"/>
+          <w:color w:val="D4D4D4"/>
+          <w:kern w:val="0"/>
+          <w:sz w:val="21"/>
+          <w:szCs w:val="21"/>
+          <w14:ligatures w14:val="none"/>
+        </w:rPr>
+        <w:t>=</w:t>
+      </w:r>
+      <w:r>
+        <w:rPr>
+          <w:rFonts w:eastAsia="Times New Roman" w:cs="Times New Roman"/>
+          <w:color w:val="CCCCCC"/>
+          <w:kern w:val="0"/>
+          <w:sz w:val="21"/>
+          <w:szCs w:val="21"/>
+          <w14:ligatures w14:val="none"/>
+        </w:rPr>
+        <w:t xml:space="preserve"> </w:t>
+      </w:r>
+      <w:r>
+        <w:rPr>
+          <w:rFonts w:eastAsia="Times New Roman" w:cs="Times New Roman"/>
+          <w:color w:val="4EC9B0"/>
+          <w:kern w:val="0"/>
+          <w:sz w:val="21"/>
+          <w:szCs w:val="21"/>
+          <w14:ligatures w14:val="none"/>
+        </w:rPr>
+        <w:t>uuid</w:t>
+      </w:r>
+      <w:r>
+        <w:rPr>
+          <w:rFonts w:eastAsia="Times New Roman" w:cs="Times New Roman"/>
+          <w:color w:val="CCCCCC"/>
+          <w:kern w:val="0"/>
+          <w:sz w:val="21"/>
+          <w:szCs w:val="21"/>
+          <w14:ligatures w14:val="none"/>
+        </w:rPr>
+        <w:t>.</w:t>
+      </w:r>
+      <w:r>
+        <w:rPr>
+          <w:rFonts w:eastAsia="Times New Roman" w:cs="Times New Roman"/>
+          <w:color w:val="DCDCAA"/>
+          <w:kern w:val="0"/>
+          <w:sz w:val="21"/>
+          <w:szCs w:val="21"/>
+          <w14:ligatures w14:val="none"/>
+        </w:rPr>
+        <w:t>uuid4</w:t>
+      </w:r>
+      <w:r>
+        <w:rPr>
+          <w:rFonts w:eastAsia="Times New Roman" w:cs="Times New Roman"/>
+          <w:color w:val="CCCCCC"/>
+          <w:kern w:val="0"/>
+          <w:sz w:val="21"/>
+          <w:szCs w:val="21"/>
+          <w14:ligatures w14:val="none"/>
+        </w:rPr>
+        <w:t xml:space="preserve">, </w:t>
+      </w:r>
+      <w:r>
+        <w:rPr>
+          <w:rFonts w:eastAsia="Times New Roman" w:cs="Times New Roman"/>
+          <w:color w:val="9CDCFE"/>
+          <w:kern w:val="0"/>
+          <w:sz w:val="21"/>
+          <w:szCs w:val="21"/>
+          <w14:ligatures w14:val="none"/>
+        </w:rPr>
+        <w:t>editable</w:t>
+      </w:r>
+      <w:r>
+        <w:rPr>
+          <w:rFonts w:eastAsia="Times New Roman" w:cs="Times New Roman"/>
+          <w:color w:val="D4D4D4"/>
+          <w:kern w:val="0"/>
+          <w:sz w:val="21"/>
+          <w:szCs w:val="21"/>
+          <w14:ligatures w14:val="none"/>
+        </w:rPr>
+        <w:t>=</w:t>
+      </w:r>
+      <w:r>
+        <w:rPr>
+          <w:rFonts w:eastAsia="Times New Roman" w:cs="Times New Roman"/>
+          <w:color w:val="569CD6"/>
+          <w:kern w:val="0"/>
+          <w:sz w:val="21"/>
+          <w:szCs w:val="21"/>
+          <w14:ligatures w14:val="none"/>
+        </w:rPr>
+        <w:t>False</w:t>
+      </w:r>
+      <w:r>
+        <w:rPr>
+          <w:rFonts w:eastAsia="Times New Roman" w:cs="Times New Roman"/>
+          <w:color w:val="CCCCCC"/>
+          <w:kern w:val="0"/>
+          <w:sz w:val="21"/>
+          <w:szCs w:val="21"/>
+          <w14:ligatures w14:val="none"/>
+        </w:rPr>
+        <w:t>)</w:t>
+      </w:r>
+    </w:p>
+    <w:p>
+      <w:pPr>
+        <w:rPr>
+          <w:rFonts w:hint="cs"/>
+          <w:rtl/>
+          <w:lang w:bidi="fa-IR"/>
+        </w:rPr>
+      </w:pPr>
+      <w:r>
+        <w:rPr>
+          <w:rFonts w:hint="cs"/>
+          <w:rtl/>
+          <w:lang w:bidi="fa-IR"/>
+        </w:rPr>
+        <w:t xml:space="preserve">توی </w:t>
+      </w:r>
+      <w:r>
+        <w:rPr>
+          <w:lang w:bidi="fa-IR"/>
+        </w:rPr>
+        <w:t>uuidfield</w:t>
+      </w:r>
+      <w:r>
+        <w:rPr>
+          <w:rFonts w:hint="cs"/>
+          <w:rtl/>
+          <w:lang w:bidi="fa-IR"/>
+        </w:rPr>
+        <w:t xml:space="preserve"> خودش اتوماتیک میسازه و تولید میکنه رشته رو</w:t>
+      </w:r>
+    </w:p>
+    <w:p>
+      <w:pPr>
+        <w:rPr>
+          <w:rtl/>
+          <w:lang w:bidi="fa-IR"/>
+        </w:rPr>
+      </w:pPr>
     </w:p>
     <w:sectPr>
       <w:pgSz w:w="12240" w:h="15840"/>
@@ -18756,7 +20398,7 @@
 </file>
 
 <file path=word/endnotes.xml><?xml version="1.0" encoding="utf-8"?>
-<w:endnotes xmlns:wpc="http://schemas.microsoft.com/office/word/2010/wordprocessingCanvas" xmlns:cx="http://schemas.microsoft.com/office/drawing/2014/chartex" xmlns:cx1="http://schemas.microsoft.com/office/drawing/2015/9/8/chartex" xmlns:cx2="http://schemas.microsoft.com/office/drawing/2015/10/21/chartex" xmlns:cx3="http://schemas.microsoft.com/office/drawing/2016/5/9/chartex" xmlns:cx4="http://schemas.microsoft.com/office/drawing/2016/5/10/chartex" xmlns:cx5="http://schemas.microsoft.com/office/drawing/2016/5/11/chartex" xmlns:cx6="http://schemas.microsoft.com/office/drawing/2016/5/12/chartex" xmlns:cx7="http://schemas.microsoft.com/office/drawing/2016/5/13/chartex" xmlns:cx8="http://schemas.microsoft.com/office/drawing/2016/5/14/chartex" xmlns:mc="http://schemas.openxmlformats.org/markup-compatibility/2006" xmlns:aink="http://schemas.microsoft.com/office/drawing/2016/ink" xmlns:am3d="http://schemas.microsoft.com/office/drawing/2017/model3d" xmlns:o="urn:schemas-microsoft-com:office:office" xmlns:oel="http://schemas.microsoft.com/office/2019/extlst" xmlns:r="http://schemas.openxmlformats.org/officeDocument/2006/relationships" xmlns:m="http://schemas.openxmlformats.org/officeDocument/2006/math" xmlns:v="urn:schemas-microsoft-com:vml" xmlns:wp14="http://schemas.microsoft.com/office/word/2010/wordprocessingDrawing" xmlns:wp="http://schemas.openxmlformats.org/drawingml/2006/wordprocessingDrawing" xmlns:w10="urn:schemas-microsoft-com:office:word" xmlns:w="http://schemas.openxmlformats.org/wordprocessingml/2006/main" xmlns:w14="http://schemas.microsoft.com/office/word/2010/wordml" xmlns:w15="http://schemas.microsoft.com/office/word/2012/wordml" xmlns:w16cex="http://schemas.microsoft.com/office/word/2018/wordml/cex" xmlns:w16cid="http://schemas.microsoft.com/office/word/2016/wordml/cid" xmlns:w16="http://schemas.microsoft.com/office/word/2018/wordml" xmlns:w16sdtdh="http://schemas.microsoft.com/office/word/2020/wordml/sdtdatahash" xmlns:w16se="http://schemas.microsoft.com/office/word/2015/wordml/symex" xmlns:wpg="http://schemas.microsoft.com/office/word/2010/wordprocessingGroup" xmlns:wpi="http://schemas.microsoft.com/office/word/2010/wordprocessingInk" xmlns:wne="http://schemas.microsoft.com/office/word/2006/wordml" xmlns:wps="http://schemas.microsoft.com/office/word/2010/wordprocessingShape" mc:Ignorable="w14 w15 w16se w16cid w16 w16cex w16sdtdh wp14">
+<w:endnotes xmlns:wpc="http://schemas.microsoft.com/office/word/2010/wordprocessingCanvas" xmlns:cx="http://schemas.microsoft.com/office/drawing/2014/chartex" xmlns:cx1="http://schemas.microsoft.com/office/drawing/2015/9/8/chartex" xmlns:cx2="http://schemas.microsoft.com/office/drawing/2015/10/21/chartex" xmlns:cx3="http://schemas.microsoft.com/office/drawing/2016/5/9/chartex" xmlns:cx4="http://schemas.microsoft.com/office/drawing/2016/5/10/chartex" xmlns:cx5="http://schemas.microsoft.com/office/drawing/2016/5/11/chartex" xmlns:cx6="http://schemas.microsoft.com/office/drawing/2016/5/12/chartex" xmlns:cx7="http://schemas.microsoft.com/office/drawing/2016/5/13/chartex" xmlns:cx8="http://schemas.microsoft.com/office/drawing/2016/5/14/chartex" xmlns:mc="http://schemas.openxmlformats.org/markup-compatibility/2006" xmlns:aink="http://schemas.microsoft.com/office/drawing/2016/ink" xmlns:am3d="http://schemas.microsoft.com/office/drawing/2017/model3d" xmlns:o="urn:schemas-microsoft-com:office:office" xmlns:oel="http://schemas.microsoft.com/office/2019/extlst" xmlns:r="http://schemas.openxmlformats.org/officeDocument/2006/relationships" xmlns:m="http://schemas.openxmlformats.org/officeDocument/2006/math" xmlns:v="urn:schemas-microsoft-com:vml" xmlns:wp14="http://schemas.microsoft.com/office/word/2010/wordprocessingDrawing" xmlns:wp="http://schemas.openxmlformats.org/drawingml/2006/wordprocessingDrawing" xmlns:w10="urn:schemas-microsoft-com:office:word" xmlns:w="http://schemas.openxmlformats.org/wordprocessingml/2006/main" xmlns:w14="http://schemas.microsoft.com/office/word/2010/wordml" xmlns:w15="http://schemas.microsoft.com/office/word/2012/wordml" xmlns:w16cex="http://schemas.microsoft.com/office/word/2018/wordml/cex" xmlns:w16cid="http://schemas.microsoft.com/office/word/2016/wordml/cid" xmlns:w16="http://schemas.microsoft.com/office/word/2018/wordml" xmlns:w16du="http://schemas.microsoft.com/office/word/2023/wordml/word16du" xmlns:w16sdtdh="http://schemas.microsoft.com/office/word/2020/wordml/sdtdatahash" xmlns:w16sdtfl="http://schemas.microsoft.com/office/word/2024/wordml/sdtformatlock" xmlns:w16se="http://schemas.microsoft.com/office/word/2015/wordml/symex" xmlns:wpg="http://schemas.microsoft.com/office/word/2010/wordprocessingGroup" xmlns:wpi="http://schemas.microsoft.com/office/word/2010/wordprocessingInk" xmlns:wne="http://schemas.microsoft.com/office/word/2006/wordml" xmlns:wps="http://schemas.microsoft.com/office/word/2010/wordprocessingShape" mc:Ignorable="w14 w15 w16se w16cid w16 w16cex w16sdtdh w16sdtfl w16du wp14">
   <w:endnote w:type="separator" w:id="-1">
     <w:p>
       <w:pPr>
@@ -18781,7 +20423,7 @@
 </file>
 
 <file path=word/footnotes.xml><?xml version="1.0" encoding="utf-8"?>
-<w:footnotes xmlns:wpc="http://schemas.microsoft.com/office/word/2010/wordprocessingCanvas" xmlns:cx="http://schemas.microsoft.com/office/drawing/2014/chartex" xmlns:cx1="http://schemas.microsoft.com/office/drawing/2015/9/8/chartex" xmlns:cx2="http://schemas.microsoft.com/office/drawing/2015/10/21/chartex" xmlns:cx3="http://schemas.microsoft.com/office/drawing/2016/5/9/chartex" xmlns:cx4="http://schemas.microsoft.com/office/drawing/2016/5/10/chartex" xmlns:cx5="http://schemas.microsoft.com/office/drawing/2016/5/11/chartex" xmlns:cx6="http://schemas.microsoft.com/office/drawing/2016/5/12/chartex" xmlns:cx7="http://schemas.microsoft.com/office/drawing/2016/5/13/chartex" xmlns:cx8="http://schemas.microsoft.com/office/drawing/2016/5/14/chartex" xmlns:mc="http://schemas.openxmlformats.org/markup-compatibility/2006" xmlns:aink="http://schemas.microsoft.com/office/drawing/2016/ink" xmlns:am3d="http://schemas.microsoft.com/office/drawing/2017/model3d" xmlns:o="urn:schemas-microsoft-com:office:office" xmlns:oel="http://schemas.microsoft.com/office/2019/extlst" xmlns:r="http://schemas.openxmlformats.org/officeDocument/2006/relationships" xmlns:m="http://schemas.openxmlformats.org/officeDocument/2006/math" xmlns:v="urn:schemas-microsoft-com:vml" xmlns:wp14="http://schemas.microsoft.com/office/word/2010/wordprocessingDrawing" xmlns:wp="http://schemas.openxmlformats.org/drawingml/2006/wordprocessingDrawing" xmlns:w10="urn:schemas-microsoft-com:office:word" xmlns:w="http://schemas.openxmlformats.org/wordprocessingml/2006/main" xmlns:w14="http://schemas.microsoft.com/office/word/2010/wordml" xmlns:w15="http://schemas.microsoft.com/office/word/2012/wordml" xmlns:w16cex="http://schemas.microsoft.com/office/word/2018/wordml/cex" xmlns:w16cid="http://schemas.microsoft.com/office/word/2016/wordml/cid" xmlns:w16="http://schemas.microsoft.com/office/word/2018/wordml" xmlns:w16sdtdh="http://schemas.microsoft.com/office/word/2020/wordml/sdtdatahash" xmlns:w16se="http://schemas.microsoft.com/office/word/2015/wordml/symex" xmlns:wpg="http://schemas.microsoft.com/office/word/2010/wordprocessingGroup" xmlns:wpi="http://schemas.microsoft.com/office/word/2010/wordprocessingInk" xmlns:wne="http://schemas.microsoft.com/office/word/2006/wordml" xmlns:wps="http://schemas.microsoft.com/office/word/2010/wordprocessingShape" mc:Ignorable="w14 w15 w16se w16cid w16 w16cex w16sdtdh wp14">
+<w:footnotes xmlns:wpc="http://schemas.microsoft.com/office/word/2010/wordprocessingCanvas" xmlns:cx="http://schemas.microsoft.com/office/drawing/2014/chartex" xmlns:cx1="http://schemas.microsoft.com/office/drawing/2015/9/8/chartex" xmlns:cx2="http://schemas.microsoft.com/office/drawing/2015/10/21/chartex" xmlns:cx3="http://schemas.microsoft.com/office/drawing/2016/5/9/chartex" xmlns:cx4="http://schemas.microsoft.com/office/drawing/2016/5/10/chartex" xmlns:cx5="http://schemas.microsoft.com/office/drawing/2016/5/11/chartex" xmlns:cx6="http://schemas.microsoft.com/office/drawing/2016/5/12/chartex" xmlns:cx7="http://schemas.microsoft.com/office/drawing/2016/5/13/chartex" xmlns:cx8="http://schemas.microsoft.com/office/drawing/2016/5/14/chartex" xmlns:mc="http://schemas.openxmlformats.org/markup-compatibility/2006" xmlns:aink="http://schemas.microsoft.com/office/drawing/2016/ink" xmlns:am3d="http://schemas.microsoft.com/office/drawing/2017/model3d" xmlns:o="urn:schemas-microsoft-com:office:office" xmlns:oel="http://schemas.microsoft.com/office/2019/extlst" xmlns:r="http://schemas.openxmlformats.org/officeDocument/2006/relationships" xmlns:m="http://schemas.openxmlformats.org/officeDocument/2006/math" xmlns:v="urn:schemas-microsoft-com:vml" xmlns:wp14="http://schemas.microsoft.com/office/word/2010/wordprocessingDrawing" xmlns:wp="http://schemas.openxmlformats.org/drawingml/2006/wordprocessingDrawing" xmlns:w10="urn:schemas-microsoft-com:office:word" xmlns:w="http://schemas.openxmlformats.org/wordprocessingml/2006/main" xmlns:w14="http://schemas.microsoft.com/office/word/2010/wordml" xmlns:w15="http://schemas.microsoft.com/office/word/2012/wordml" xmlns:w16cex="http://schemas.microsoft.com/office/word/2018/wordml/cex" xmlns:w16cid="http://schemas.microsoft.com/office/word/2016/wordml/cid" xmlns:w16="http://schemas.microsoft.com/office/word/2018/wordml" xmlns:w16du="http://schemas.microsoft.com/office/word/2023/wordml/word16du" xmlns:w16sdtdh="http://schemas.microsoft.com/office/word/2020/wordml/sdtdatahash" xmlns:w16sdtfl="http://schemas.microsoft.com/office/word/2024/wordml/sdtformatlock" xmlns:w16se="http://schemas.microsoft.com/office/word/2015/wordml/symex" xmlns:wpg="http://schemas.microsoft.com/office/word/2010/wordprocessingGroup" xmlns:wpi="http://schemas.microsoft.com/office/word/2010/wordprocessingInk" xmlns:wne="http://schemas.microsoft.com/office/word/2006/wordml" xmlns:wps="http://schemas.microsoft.com/office/word/2010/wordprocessingShape" mc:Ignorable="w14 w15 w16se w16cid w16 w16cex w16sdtdh w16sdtfl w16du wp14">
   <w:footnote w:type="separator" w:id="-1">
     <w:p>
       <w:pPr>
@@ -18806,7 +20448,7 @@
 </file>
 
 <file path=word/styles.xml><?xml version="1.0" encoding="utf-8"?>
-<w:styles xmlns:mc="http://schemas.openxmlformats.org/markup-compatibility/2006" xmlns:r="http://schemas.openxmlformats.org/officeDocument/2006/relationships" xmlns:w="http://schemas.openxmlformats.org/wordprocessingml/2006/main" xmlns:w14="http://schemas.microsoft.com/office/word/2010/wordml" xmlns:w15="http://schemas.microsoft.com/office/word/2012/wordml" xmlns:w16cex="http://schemas.microsoft.com/office/word/2018/wordml/cex" xmlns:w16cid="http://schemas.microsoft.com/office/word/2016/wordml/cid" xmlns:w16="http://schemas.microsoft.com/office/word/2018/wordml" xmlns:w16sdtdh="http://schemas.microsoft.com/office/word/2020/wordml/sdtdatahash" xmlns:w16se="http://schemas.microsoft.com/office/word/2015/wordml/symex" mc:Ignorable="w14 w15 w16se w16cid w16 w16cex w16sdtdh">
+<w:styles xmlns:mc="http://schemas.openxmlformats.org/markup-compatibility/2006" xmlns:r="http://schemas.openxmlformats.org/officeDocument/2006/relationships" xmlns:w="http://schemas.openxmlformats.org/wordprocessingml/2006/main" xmlns:w14="http://schemas.microsoft.com/office/word/2010/wordml" xmlns:w15="http://schemas.microsoft.com/office/word/2012/wordml" xmlns:w16cex="http://schemas.microsoft.com/office/word/2018/wordml/cex" xmlns:w16cid="http://schemas.microsoft.com/office/word/2016/wordml/cid" xmlns:w16="http://schemas.microsoft.com/office/word/2018/wordml" xmlns:w16du="http://schemas.microsoft.com/office/word/2023/wordml/word16du" xmlns:w16sdtdh="http://schemas.microsoft.com/office/word/2020/wordml/sdtdatahash" xmlns:w16sdtfl="http://schemas.microsoft.com/office/word/2024/wordml/sdtformatlock" xmlns:w16se="http://schemas.microsoft.com/office/word/2015/wordml/symex" mc:Ignorable="w14 w15 w16se w16cid w16 w16cex w16sdtdh w16sdtfl w16du">
   <w:docDefaults>
     <w:rPrDefault>
       <w:rPr>

--- a/ticketing.docx
+++ b/ticketing.docx
@@ -1,6 +1,6 @@
 
 <file path=word/document.xml><?xml version="1.0" encoding="utf-8"?>
-<w:document xmlns:wpc="http://schemas.microsoft.com/office/word/2010/wordprocessingCanvas" xmlns:cx="http://schemas.microsoft.com/office/drawing/2014/chartex" xmlns:cx1="http://schemas.microsoft.com/office/drawing/2015/9/8/chartex" xmlns:cx2="http://schemas.microsoft.com/office/drawing/2015/10/21/chartex" xmlns:cx3="http://schemas.microsoft.com/office/drawing/2016/5/9/chartex" xmlns:cx4="http://schemas.microsoft.com/office/drawing/2016/5/10/chartex" xmlns:cx5="http://schemas.microsoft.com/office/drawing/2016/5/11/chartex" xmlns:cx6="http://schemas.microsoft.com/office/drawing/2016/5/12/chartex" xmlns:cx7="http://schemas.microsoft.com/office/drawing/2016/5/13/chartex" xmlns:cx8="http://schemas.microsoft.com/office/drawing/2016/5/14/chartex" xmlns:mc="http://schemas.openxmlformats.org/markup-compatibility/2006" xmlns:aink="http://schemas.microsoft.com/office/drawing/2016/ink" xmlns:am3d="http://schemas.microsoft.com/office/drawing/2017/model3d" xmlns:o="urn:schemas-microsoft-com:office:office" xmlns:oel="http://schemas.microsoft.com/office/2019/extlst" xmlns:r="http://schemas.openxmlformats.org/officeDocument/2006/relationships" xmlns:m="http://schemas.openxmlformats.org/officeDocument/2006/math" xmlns:v="urn:schemas-microsoft-com:vml" xmlns:wp14="http://schemas.microsoft.com/office/word/2010/wordprocessingDrawing" xmlns:wp="http://schemas.openxmlformats.org/drawingml/2006/wordprocessingDrawing" xmlns:w10="urn:schemas-microsoft-com:office:word" xmlns:w="http://schemas.openxmlformats.org/wordprocessingml/2006/main" xmlns:w14="http://schemas.microsoft.com/office/word/2010/wordml" xmlns:w15="http://schemas.microsoft.com/office/word/2012/wordml" xmlns:w16cex="http://schemas.microsoft.com/office/word/2018/wordml/cex" xmlns:w16cid="http://schemas.microsoft.com/office/word/2016/wordml/cid" xmlns:w16="http://schemas.microsoft.com/office/word/2018/wordml" xmlns:w16du="http://schemas.microsoft.com/office/word/2023/wordml/word16du" xmlns:w16sdtdh="http://schemas.microsoft.com/office/word/2020/wordml/sdtdatahash" xmlns:w16sdtfl="http://schemas.microsoft.com/office/word/2024/wordml/sdtformatlock" xmlns:w16se="http://schemas.microsoft.com/office/word/2015/wordml/symex" xmlns:wpg="http://schemas.microsoft.com/office/word/2010/wordprocessingGroup" xmlns:wpi="http://schemas.microsoft.com/office/word/2010/wordprocessingInk" xmlns:wne="http://schemas.microsoft.com/office/word/2006/wordml" xmlns:wps="http://schemas.microsoft.com/office/word/2010/wordprocessingShape" mc:Ignorable="w14 w15 w16se w16cid w16 w16cex w16sdtdh w16sdtfl w16du wp14">
+<w:document xmlns:wpc="http://schemas.microsoft.com/office/word/2010/wordprocessingCanvas" xmlns:cx="http://schemas.microsoft.com/office/drawing/2014/chartex" xmlns:cx1="http://schemas.microsoft.com/office/drawing/2015/9/8/chartex" xmlns:cx2="http://schemas.microsoft.com/office/drawing/2015/10/21/chartex" xmlns:cx3="http://schemas.microsoft.com/office/drawing/2016/5/9/chartex" xmlns:cx4="http://schemas.microsoft.com/office/drawing/2016/5/10/chartex" xmlns:cx5="http://schemas.microsoft.com/office/drawing/2016/5/11/chartex" xmlns:cx6="http://schemas.microsoft.com/office/drawing/2016/5/12/chartex" xmlns:cx7="http://schemas.microsoft.com/office/drawing/2016/5/13/chartex" xmlns:cx8="http://schemas.microsoft.com/office/drawing/2016/5/14/chartex" xmlns:mc="http://schemas.openxmlformats.org/markup-compatibility/2006" xmlns:aink="http://schemas.microsoft.com/office/drawing/2016/ink" xmlns:am3d="http://schemas.microsoft.com/office/drawing/2017/model3d" xmlns:o="urn:schemas-microsoft-com:office:office" xmlns:oel="http://schemas.microsoft.com/office/2019/extlst" xmlns:r="http://schemas.openxmlformats.org/officeDocument/2006/relationships" xmlns:m="http://schemas.openxmlformats.org/officeDocument/2006/math" xmlns:v="urn:schemas-microsoft-com:vml" xmlns:wp14="http://schemas.microsoft.com/office/word/2010/wordprocessingDrawing" xmlns:wp="http://schemas.openxmlformats.org/drawingml/2006/wordprocessingDrawing" xmlns:w10="urn:schemas-microsoft-com:office:word" xmlns:w="http://schemas.openxmlformats.org/wordprocessingml/2006/main" xmlns:w14="http://schemas.microsoft.com/office/word/2010/wordml" xmlns:w15="http://schemas.microsoft.com/office/word/2012/wordml" xmlns:w16cex="http://schemas.microsoft.com/office/word/2018/wordml/cex" xmlns:w16cid="http://schemas.microsoft.com/office/word/2016/wordml/cid" xmlns:w16="http://schemas.microsoft.com/office/word/2018/wordml" xmlns:w16sdtdh="http://schemas.microsoft.com/office/word/2020/wordml/sdtdatahash" xmlns:w16se="http://schemas.microsoft.com/office/word/2015/wordml/symex" xmlns:wpg="http://schemas.microsoft.com/office/word/2010/wordprocessingGroup" xmlns:wpi="http://schemas.microsoft.com/office/word/2010/wordprocessingInk" xmlns:wne="http://schemas.microsoft.com/office/word/2006/wordml" xmlns:wps="http://schemas.microsoft.com/office/word/2010/wordprocessingShape" mc:Ignorable="w14 w15 w16se w16cid w16 w16cex w16sdtdh wp14">
   <w:body>
     <w:p>
       <w:pPr>
@@ -7010,7 +7010,7 @@
               </wp:anchor>
             </w:drawing>
           </mc:Choice>
-          <mc:Fallback>
+          <mc:Fallback xmlns:w16sdtfl="http://schemas.microsoft.com/office/word/2024/wordml/sdtformatlock" xmlns:w16du="http://schemas.microsoft.com/office/word/2023/wordml/word16du">
             <w:pict>
               <v:line w14:anchorId="758C7148" id="Straight Connector 4" o:spid="_x0000_s1026" style="position:absolute;z-index:251659264;visibility:visible;mso-wrap-style:square;mso-width-percent:0;mso-height-percent:0;mso-wrap-distance-left:9pt;mso-wrap-distance-top:0;mso-wrap-distance-right:9pt;mso-wrap-distance-bottom:0;mso-position-horizontal:absolute;mso-position-horizontal-relative:text;mso-position-vertical:absolute;mso-position-vertical-relative:text;mso-width-percent:0;mso-height-percent:0;mso-width-relative:margin;mso-height-relative:margin" from="265.5pt,17.3pt" to="424.5pt,18.05pt" o:gfxdata="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" strokecolor="#70ad47 [3209]" strokeweight="3.75pt">
                 <v:stroke joinstyle="miter"/>
@@ -14430,7 +14430,7 @@
               </wp:anchor>
             </w:drawing>
           </mc:Choice>
-          <mc:Fallback>
+          <mc:Fallback xmlns:w16sdtfl="http://schemas.microsoft.com/office/word/2024/wordml/sdtformatlock" xmlns:w16du="http://schemas.microsoft.com/office/word/2023/wordml/word16du">
             <w:pict>
               <v:line w14:anchorId="59A749BE" id="Straight Connector 2" o:spid="_x0000_s1026" style="position:absolute;flip:y;z-index:251660288;visibility:visible;mso-wrap-style:square;mso-wrap-distance-left:9pt;mso-wrap-distance-top:0;mso-wrap-distance-right:9pt;mso-wrap-distance-bottom:0;mso-position-horizontal:absolute;mso-position-horizontal-relative:text;mso-position-vertical:absolute;mso-position-vertical-relative:text" from="43.5pt,12.4pt" to="156pt,13.15pt" o:gfxdata="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" strokecolor="#70ad47 [3209]" strokeweight="2pt">
                 <v:stroke dashstyle="dash"/>
@@ -20351,7 +20351,6 @@
     <w:p>
       <w:pPr>
         <w:rPr>
-          <w:rFonts w:hint="cs"/>
           <w:rtl/>
           <w:lang w:bidi="fa-IR"/>
         </w:rPr>
@@ -20382,10 +20381,3274 @@
     <w:p>
       <w:pPr>
         <w:rPr>
-          <w:rtl/>
-          <w:lang w:bidi="fa-IR"/>
-        </w:rPr>
-      </w:pPr>
+          <w:lang w:bidi="fa-IR"/>
+        </w:rPr>
+      </w:pPr>
+    </w:p>
+    <w:p>
+      <w:pPr>
+        <w:rPr>
+          <w:rtl/>
+          <w:lang w:bidi="fa-IR"/>
+        </w:rPr>
+      </w:pPr>
+      <w:r>
+        <w:rPr>
+          <w:lang w:bidi="fa-IR"/>
+        </w:rPr>
+        <w:t>Transaction.atomic</w:t>
+      </w:r>
+      <w:r>
+        <w:rPr>
+          <w:rFonts w:hint="cs"/>
+          <w:rtl/>
+          <w:lang w:bidi="fa-IR"/>
+        </w:rPr>
+        <w:t xml:space="preserve"> چیه؟</w:t>
+      </w:r>
+    </w:p>
+    <w:p>
+      <w:pPr>
+        <w:rPr>
+          <w:rtl/>
+          <w:lang w:bidi="fa-IR"/>
+        </w:rPr>
+      </w:pPr>
+      <w:r>
+        <w:rPr>
+          <w:rFonts w:hint="cs"/>
+          <w:rtl/>
+          <w:lang w:bidi="fa-IR"/>
+        </w:rPr>
+        <w:t>ینی یا کل اون عملیاتی که نوشتیم باهم انجام میشه یا هیچ اتفاقی نمیوفته ینی هیچ کدومشون انجام نمیشه</w:t>
+      </w:r>
+      <w:r>
+        <w:rPr>
+          <w:rFonts w:hint="cs"/>
+          <w:rtl/>
+          <w:lang w:bidi="fa-IR"/>
+        </w:rPr>
+        <w:t xml:space="preserve"> مثل مثال زیر</w:t>
+      </w:r>
+    </w:p>
+    <w:p>
+      <w:pPr>
+        <w:shd w:val="clear" w:color="auto" w:fill="23272E"/>
+        <w:bidi w:val="0"/>
+        <w:spacing w:after="0" w:line="285" w:lineRule="atLeast"/>
+        <w:rPr>
+          <w:rFonts w:eastAsia="Times New Roman" w:cs="Times New Roman"/>
+          <w:color w:val="ABB2BF"/>
+          <w:kern w:val="0"/>
+          <w:sz w:val="21"/>
+          <w:szCs w:val="21"/>
+          <w14:ligatures w14:val="none"/>
+        </w:rPr>
+      </w:pPr>
+      <w:r>
+        <w:rPr>
+          <w:rFonts w:eastAsia="Times New Roman" w:cs="Times New Roman"/>
+          <w:color w:val="C678DD"/>
+          <w:kern w:val="0"/>
+          <w:sz w:val="21"/>
+          <w:szCs w:val="21"/>
+          <w14:ligatures w14:val="none"/>
+        </w:rPr>
+        <w:t>from</w:t>
+      </w:r>
+      <w:r>
+        <w:rPr>
+          <w:rFonts w:eastAsia="Times New Roman" w:cs="Times New Roman"/>
+          <w:color w:val="ABB2BF"/>
+          <w:kern w:val="0"/>
+          <w:sz w:val="21"/>
+          <w:szCs w:val="21"/>
+          <w14:ligatures w14:val="none"/>
+        </w:rPr>
+        <w:t xml:space="preserve"> </w:t>
+      </w:r>
+      <w:r>
+        <w:rPr>
+          <w:rFonts w:eastAsia="Times New Roman" w:cs="Times New Roman"/>
+          <w:color w:val="E5C07B"/>
+          <w:kern w:val="0"/>
+          <w:sz w:val="21"/>
+          <w:szCs w:val="21"/>
+          <w14:ligatures w14:val="none"/>
+        </w:rPr>
+        <w:t>django</w:t>
+      </w:r>
+      <w:r>
+        <w:rPr>
+          <w:rFonts w:eastAsia="Times New Roman" w:cs="Times New Roman"/>
+          <w:color w:val="ABB2BF"/>
+          <w:kern w:val="0"/>
+          <w:sz w:val="21"/>
+          <w:szCs w:val="21"/>
+          <w14:ligatures w14:val="none"/>
+        </w:rPr>
+        <w:t>.</w:t>
+      </w:r>
+      <w:r>
+        <w:rPr>
+          <w:rFonts w:eastAsia="Times New Roman" w:cs="Times New Roman"/>
+          <w:color w:val="E5C07B"/>
+          <w:kern w:val="0"/>
+          <w:sz w:val="21"/>
+          <w:szCs w:val="21"/>
+          <w14:ligatures w14:val="none"/>
+        </w:rPr>
+        <w:t>db</w:t>
+      </w:r>
+      <w:r>
+        <w:rPr>
+          <w:rFonts w:eastAsia="Times New Roman" w:cs="Times New Roman"/>
+          <w:color w:val="ABB2BF"/>
+          <w:kern w:val="0"/>
+          <w:sz w:val="21"/>
+          <w:szCs w:val="21"/>
+          <w14:ligatures w14:val="none"/>
+        </w:rPr>
+        <w:t xml:space="preserve"> </w:t>
+      </w:r>
+      <w:r>
+        <w:rPr>
+          <w:rFonts w:eastAsia="Times New Roman" w:cs="Times New Roman"/>
+          <w:color w:val="C678DD"/>
+          <w:kern w:val="0"/>
+          <w:sz w:val="21"/>
+          <w:szCs w:val="21"/>
+          <w14:ligatures w14:val="none"/>
+        </w:rPr>
+        <w:t>import</w:t>
+      </w:r>
+      <w:r>
+        <w:rPr>
+          <w:rFonts w:eastAsia="Times New Roman" w:cs="Times New Roman"/>
+          <w:color w:val="ABB2BF"/>
+          <w:kern w:val="0"/>
+          <w:sz w:val="21"/>
+          <w:szCs w:val="21"/>
+          <w14:ligatures w14:val="none"/>
+        </w:rPr>
+        <w:t xml:space="preserve"> </w:t>
+      </w:r>
+      <w:r>
+        <w:rPr>
+          <w:rFonts w:eastAsia="Times New Roman" w:cs="Times New Roman"/>
+          <w:color w:val="E5C07B"/>
+          <w:kern w:val="0"/>
+          <w:sz w:val="21"/>
+          <w:szCs w:val="21"/>
+          <w14:ligatures w14:val="none"/>
+        </w:rPr>
+        <w:t>transaction</w:t>
+      </w:r>
+    </w:p>
+    <w:p>
+      <w:pPr>
+        <w:shd w:val="clear" w:color="auto" w:fill="23272E"/>
+        <w:bidi w:val="0"/>
+        <w:spacing w:after="0" w:line="285" w:lineRule="atLeast"/>
+        <w:rPr>
+          <w:rFonts w:eastAsia="Times New Roman" w:cs="Times New Roman"/>
+          <w:color w:val="ABB2BF"/>
+          <w:kern w:val="0"/>
+          <w:sz w:val="21"/>
+          <w:szCs w:val="21"/>
+          <w14:ligatures w14:val="none"/>
+        </w:rPr>
+      </w:pPr>
+    </w:p>
+    <w:p>
+      <w:pPr>
+        <w:shd w:val="clear" w:color="auto" w:fill="23272E"/>
+        <w:bidi w:val="0"/>
+        <w:spacing w:after="0" w:line="285" w:lineRule="atLeast"/>
+        <w:rPr>
+          <w:rFonts w:eastAsia="Times New Roman" w:cs="Times New Roman"/>
+          <w:color w:val="ABB2BF"/>
+          <w:kern w:val="0"/>
+          <w:sz w:val="21"/>
+          <w:szCs w:val="21"/>
+          <w14:ligatures w14:val="none"/>
+        </w:rPr>
+      </w:pPr>
+      <w:r>
+        <w:rPr>
+          <w:rFonts w:eastAsia="Times New Roman" w:cs="Times New Roman"/>
+          <w:color w:val="C678DD"/>
+          <w:kern w:val="0"/>
+          <w:sz w:val="21"/>
+          <w:szCs w:val="21"/>
+          <w14:ligatures w14:val="none"/>
+        </w:rPr>
+        <w:t>from</w:t>
+      </w:r>
+      <w:r>
+        <w:rPr>
+          <w:rFonts w:eastAsia="Times New Roman" w:cs="Times New Roman"/>
+          <w:color w:val="ABB2BF"/>
+          <w:kern w:val="0"/>
+          <w:sz w:val="21"/>
+          <w:szCs w:val="21"/>
+          <w14:ligatures w14:val="none"/>
+        </w:rPr>
+        <w:t xml:space="preserve"> .</w:t>
+      </w:r>
+      <w:r>
+        <w:rPr>
+          <w:rFonts w:eastAsia="Times New Roman" w:cs="Times New Roman"/>
+          <w:color w:val="E5C07B"/>
+          <w:kern w:val="0"/>
+          <w:sz w:val="21"/>
+          <w:szCs w:val="21"/>
+          <w14:ligatures w14:val="none"/>
+        </w:rPr>
+        <w:t>models</w:t>
+      </w:r>
+      <w:r>
+        <w:rPr>
+          <w:rFonts w:eastAsia="Times New Roman" w:cs="Times New Roman"/>
+          <w:color w:val="ABB2BF"/>
+          <w:kern w:val="0"/>
+          <w:sz w:val="21"/>
+          <w:szCs w:val="21"/>
+          <w14:ligatures w14:val="none"/>
+        </w:rPr>
+        <w:t xml:space="preserve"> </w:t>
+      </w:r>
+      <w:r>
+        <w:rPr>
+          <w:rFonts w:eastAsia="Times New Roman" w:cs="Times New Roman"/>
+          <w:color w:val="C678DD"/>
+          <w:kern w:val="0"/>
+          <w:sz w:val="21"/>
+          <w:szCs w:val="21"/>
+          <w14:ligatures w14:val="none"/>
+        </w:rPr>
+        <w:t>import</w:t>
+      </w:r>
+      <w:r>
+        <w:rPr>
+          <w:rFonts w:eastAsia="Times New Roman" w:cs="Times New Roman"/>
+          <w:color w:val="ABB2BF"/>
+          <w:kern w:val="0"/>
+          <w:sz w:val="21"/>
+          <w:szCs w:val="21"/>
+          <w14:ligatures w14:val="none"/>
+        </w:rPr>
+        <w:t xml:space="preserve"> </w:t>
+      </w:r>
+      <w:r>
+        <w:rPr>
+          <w:rFonts w:eastAsia="Times New Roman" w:cs="Times New Roman"/>
+          <w:color w:val="E5C07B"/>
+          <w:kern w:val="0"/>
+          <w:sz w:val="21"/>
+          <w:szCs w:val="21"/>
+          <w14:ligatures w14:val="none"/>
+        </w:rPr>
+        <w:t>OrderModel</w:t>
+      </w:r>
+      <w:r>
+        <w:rPr>
+          <w:rFonts w:eastAsia="Times New Roman" w:cs="Times New Roman"/>
+          <w:color w:val="ABB2BF"/>
+          <w:kern w:val="0"/>
+          <w:sz w:val="21"/>
+          <w:szCs w:val="21"/>
+          <w14:ligatures w14:val="none"/>
+        </w:rPr>
+        <w:t xml:space="preserve">, </w:t>
+      </w:r>
+      <w:r>
+        <w:rPr>
+          <w:rFonts w:eastAsia="Times New Roman" w:cs="Times New Roman"/>
+          <w:color w:val="E5C07B"/>
+          <w:kern w:val="0"/>
+          <w:sz w:val="21"/>
+          <w:szCs w:val="21"/>
+          <w14:ligatures w14:val="none"/>
+        </w:rPr>
+        <w:t>TicketModel</w:t>
+      </w:r>
+    </w:p>
+    <w:p>
+      <w:pPr>
+        <w:shd w:val="clear" w:color="auto" w:fill="23272E"/>
+        <w:bidi w:val="0"/>
+        <w:spacing w:after="0" w:line="285" w:lineRule="atLeast"/>
+        <w:rPr>
+          <w:rFonts w:eastAsia="Times New Roman" w:cs="Times New Roman"/>
+          <w:color w:val="ABB2BF"/>
+          <w:kern w:val="0"/>
+          <w:sz w:val="21"/>
+          <w:szCs w:val="21"/>
+          <w14:ligatures w14:val="none"/>
+        </w:rPr>
+      </w:pPr>
+      <w:r>
+        <w:rPr>
+          <w:rFonts w:eastAsia="Times New Roman" w:cs="Times New Roman"/>
+          <w:color w:val="C678DD"/>
+          <w:kern w:val="0"/>
+          <w:sz w:val="21"/>
+          <w:szCs w:val="21"/>
+          <w14:ligatures w14:val="none"/>
+        </w:rPr>
+        <w:t>from</w:t>
+      </w:r>
+      <w:r>
+        <w:rPr>
+          <w:rFonts w:eastAsia="Times New Roman" w:cs="Times New Roman"/>
+          <w:color w:val="ABB2BF"/>
+          <w:kern w:val="0"/>
+          <w:sz w:val="21"/>
+          <w:szCs w:val="21"/>
+          <w14:ligatures w14:val="none"/>
+        </w:rPr>
+        <w:t xml:space="preserve"> </w:t>
+      </w:r>
+      <w:r>
+        <w:rPr>
+          <w:rFonts w:eastAsia="Times New Roman" w:cs="Times New Roman"/>
+          <w:color w:val="E5C07B"/>
+          <w:kern w:val="0"/>
+          <w:sz w:val="21"/>
+          <w:szCs w:val="21"/>
+          <w14:ligatures w14:val="none"/>
+        </w:rPr>
+        <w:t>tripsapp</w:t>
+      </w:r>
+      <w:r>
+        <w:rPr>
+          <w:rFonts w:eastAsia="Times New Roman" w:cs="Times New Roman"/>
+          <w:color w:val="ABB2BF"/>
+          <w:kern w:val="0"/>
+          <w:sz w:val="21"/>
+          <w:szCs w:val="21"/>
+          <w14:ligatures w14:val="none"/>
+        </w:rPr>
+        <w:t>.</w:t>
+      </w:r>
+      <w:r>
+        <w:rPr>
+          <w:rFonts w:eastAsia="Times New Roman" w:cs="Times New Roman"/>
+          <w:color w:val="E5C07B"/>
+          <w:kern w:val="0"/>
+          <w:sz w:val="21"/>
+          <w:szCs w:val="21"/>
+          <w14:ligatures w14:val="none"/>
+        </w:rPr>
+        <w:t>models</w:t>
+      </w:r>
+      <w:r>
+        <w:rPr>
+          <w:rFonts w:eastAsia="Times New Roman" w:cs="Times New Roman"/>
+          <w:color w:val="ABB2BF"/>
+          <w:kern w:val="0"/>
+          <w:sz w:val="21"/>
+          <w:szCs w:val="21"/>
+          <w14:ligatures w14:val="none"/>
+        </w:rPr>
+        <w:t xml:space="preserve"> </w:t>
+      </w:r>
+      <w:r>
+        <w:rPr>
+          <w:rFonts w:eastAsia="Times New Roman" w:cs="Times New Roman"/>
+          <w:color w:val="C678DD"/>
+          <w:kern w:val="0"/>
+          <w:sz w:val="21"/>
+          <w:szCs w:val="21"/>
+          <w14:ligatures w14:val="none"/>
+        </w:rPr>
+        <w:t>import</w:t>
+      </w:r>
+      <w:r>
+        <w:rPr>
+          <w:rFonts w:eastAsia="Times New Roman" w:cs="Times New Roman"/>
+          <w:color w:val="ABB2BF"/>
+          <w:kern w:val="0"/>
+          <w:sz w:val="21"/>
+          <w:szCs w:val="21"/>
+          <w14:ligatures w14:val="none"/>
+        </w:rPr>
+        <w:t xml:space="preserve"> </w:t>
+      </w:r>
+      <w:r>
+        <w:rPr>
+          <w:rFonts w:eastAsia="Times New Roman" w:cs="Times New Roman"/>
+          <w:color w:val="E5C07B"/>
+          <w:kern w:val="0"/>
+          <w:sz w:val="21"/>
+          <w:szCs w:val="21"/>
+          <w14:ligatures w14:val="none"/>
+        </w:rPr>
+        <w:t>TripSeatModel</w:t>
+      </w:r>
+    </w:p>
+    <w:p>
+      <w:pPr>
+        <w:shd w:val="clear" w:color="auto" w:fill="23272E"/>
+        <w:bidi w:val="0"/>
+        <w:spacing w:after="240" w:line="285" w:lineRule="atLeast"/>
+        <w:rPr>
+          <w:rFonts w:eastAsia="Times New Roman" w:cs="Times New Roman"/>
+          <w:color w:val="ABB2BF"/>
+          <w:kern w:val="0"/>
+          <w:sz w:val="21"/>
+          <w:szCs w:val="21"/>
+          <w14:ligatures w14:val="none"/>
+        </w:rPr>
+      </w:pPr>
+    </w:p>
+    <w:p>
+      <w:pPr>
+        <w:shd w:val="clear" w:color="auto" w:fill="23272E"/>
+        <w:bidi w:val="0"/>
+        <w:spacing w:after="0" w:line="285" w:lineRule="atLeast"/>
+        <w:rPr>
+          <w:rFonts w:eastAsia="Times New Roman" w:cs="Times New Roman"/>
+          <w:color w:val="ABB2BF"/>
+          <w:kern w:val="0"/>
+          <w:sz w:val="21"/>
+          <w:szCs w:val="21"/>
+          <w14:ligatures w14:val="none"/>
+        </w:rPr>
+      </w:pPr>
+      <w:r>
+        <w:rPr>
+          <w:rFonts w:eastAsia="Times New Roman" w:cs="Times New Roman"/>
+          <w:color w:val="61AFEF"/>
+          <w:kern w:val="0"/>
+          <w:sz w:val="21"/>
+          <w:szCs w:val="21"/>
+          <w14:ligatures w14:val="none"/>
+        </w:rPr>
+        <w:t>@</w:t>
+      </w:r>
+      <w:r>
+        <w:rPr>
+          <w:rFonts w:eastAsia="Times New Roman" w:cs="Times New Roman"/>
+          <w:color w:val="E5C07B"/>
+          <w:kern w:val="0"/>
+          <w:sz w:val="21"/>
+          <w:szCs w:val="21"/>
+          <w14:ligatures w14:val="none"/>
+        </w:rPr>
+        <w:t>transaction</w:t>
+      </w:r>
+      <w:r>
+        <w:rPr>
+          <w:rFonts w:eastAsia="Times New Roman" w:cs="Times New Roman"/>
+          <w:color w:val="ABB2BF"/>
+          <w:kern w:val="0"/>
+          <w:sz w:val="21"/>
+          <w:szCs w:val="21"/>
+          <w14:ligatures w14:val="none"/>
+        </w:rPr>
+        <w:t>.</w:t>
+      </w:r>
+      <w:r>
+        <w:rPr>
+          <w:rFonts w:eastAsia="Times New Roman" w:cs="Times New Roman"/>
+          <w:color w:val="61AFEF"/>
+          <w:kern w:val="0"/>
+          <w:sz w:val="21"/>
+          <w:szCs w:val="21"/>
+          <w14:ligatures w14:val="none"/>
+        </w:rPr>
+        <w:t>atomic</w:t>
+      </w:r>
+    </w:p>
+    <w:p>
+      <w:pPr>
+        <w:shd w:val="clear" w:color="auto" w:fill="23272E"/>
+        <w:bidi w:val="0"/>
+        <w:spacing w:after="0" w:line="285" w:lineRule="atLeast"/>
+        <w:rPr>
+          <w:rFonts w:eastAsia="Times New Roman" w:cs="Times New Roman"/>
+          <w:color w:val="ABB2BF"/>
+          <w:kern w:val="0"/>
+          <w:sz w:val="21"/>
+          <w:szCs w:val="21"/>
+          <w14:ligatures w14:val="none"/>
+        </w:rPr>
+      </w:pPr>
+      <w:r>
+        <w:rPr>
+          <w:rFonts w:eastAsia="Times New Roman" w:cs="Times New Roman"/>
+          <w:color w:val="C678DD"/>
+          <w:kern w:val="0"/>
+          <w:sz w:val="21"/>
+          <w:szCs w:val="21"/>
+          <w14:ligatures w14:val="none"/>
+        </w:rPr>
+        <w:t>def</w:t>
+      </w:r>
+      <w:r>
+        <w:rPr>
+          <w:rFonts w:eastAsia="Times New Roman" w:cs="Times New Roman"/>
+          <w:color w:val="ABB2BF"/>
+          <w:kern w:val="0"/>
+          <w:sz w:val="21"/>
+          <w:szCs w:val="21"/>
+          <w14:ligatures w14:val="none"/>
+        </w:rPr>
+        <w:t xml:space="preserve"> </w:t>
+      </w:r>
+      <w:r>
+        <w:rPr>
+          <w:rFonts w:eastAsia="Times New Roman" w:cs="Times New Roman"/>
+          <w:color w:val="61AFEF"/>
+          <w:kern w:val="0"/>
+          <w:sz w:val="21"/>
+          <w:szCs w:val="21"/>
+          <w14:ligatures w14:val="none"/>
+        </w:rPr>
+        <w:t>create_order</w:t>
+      </w:r>
+      <w:r>
+        <w:rPr>
+          <w:rFonts w:eastAsia="Times New Roman" w:cs="Times New Roman"/>
+          <w:color w:val="ABB2BF"/>
+          <w:kern w:val="0"/>
+          <w:sz w:val="21"/>
+          <w:szCs w:val="21"/>
+          <w14:ligatures w14:val="none"/>
+        </w:rPr>
+        <w:t xml:space="preserve">(*, </w:t>
+      </w:r>
+      <w:r>
+        <w:rPr>
+          <w:rFonts w:eastAsia="Times New Roman" w:cs="Times New Roman"/>
+          <w:color w:val="E06C75"/>
+          <w:kern w:val="0"/>
+          <w:sz w:val="21"/>
+          <w:szCs w:val="21"/>
+          <w14:ligatures w14:val="none"/>
+        </w:rPr>
+        <w:t>user</w:t>
+      </w:r>
+      <w:r>
+        <w:rPr>
+          <w:rFonts w:eastAsia="Times New Roman" w:cs="Times New Roman"/>
+          <w:color w:val="ABB2BF"/>
+          <w:kern w:val="0"/>
+          <w:sz w:val="21"/>
+          <w:szCs w:val="21"/>
+          <w14:ligatures w14:val="none"/>
+        </w:rPr>
+        <w:t xml:space="preserve">, </w:t>
+      </w:r>
+      <w:r>
+        <w:rPr>
+          <w:rFonts w:eastAsia="Times New Roman" w:cs="Times New Roman"/>
+          <w:color w:val="E06C75"/>
+          <w:kern w:val="0"/>
+          <w:sz w:val="21"/>
+          <w:szCs w:val="21"/>
+          <w14:ligatures w14:val="none"/>
+        </w:rPr>
+        <w:t>trip</w:t>
+      </w:r>
+      <w:r>
+        <w:rPr>
+          <w:rFonts w:eastAsia="Times New Roman" w:cs="Times New Roman"/>
+          <w:color w:val="ABB2BF"/>
+          <w:kern w:val="0"/>
+          <w:sz w:val="21"/>
+          <w:szCs w:val="21"/>
+          <w14:ligatures w14:val="none"/>
+        </w:rPr>
+        <w:t xml:space="preserve">, </w:t>
+      </w:r>
+      <w:r>
+        <w:rPr>
+          <w:rFonts w:eastAsia="Times New Roman" w:cs="Times New Roman"/>
+          <w:color w:val="E06C75"/>
+          <w:kern w:val="0"/>
+          <w:sz w:val="21"/>
+          <w:szCs w:val="21"/>
+          <w14:ligatures w14:val="none"/>
+        </w:rPr>
+        <w:t>trip_seats</w:t>
+      </w:r>
+      <w:r>
+        <w:rPr>
+          <w:rFonts w:eastAsia="Times New Roman" w:cs="Times New Roman"/>
+          <w:color w:val="ABB2BF"/>
+          <w:kern w:val="0"/>
+          <w:sz w:val="21"/>
+          <w:szCs w:val="21"/>
+          <w14:ligatures w14:val="none"/>
+        </w:rPr>
+        <w:t>):</w:t>
+      </w:r>
+    </w:p>
+    <w:p>
+      <w:pPr>
+        <w:shd w:val="clear" w:color="auto" w:fill="23272E"/>
+        <w:bidi w:val="0"/>
+        <w:spacing w:after="0" w:line="285" w:lineRule="atLeast"/>
+        <w:rPr>
+          <w:rFonts w:eastAsia="Times New Roman" w:cs="Times New Roman"/>
+          <w:color w:val="ABB2BF"/>
+          <w:kern w:val="0"/>
+          <w:sz w:val="21"/>
+          <w:szCs w:val="21"/>
+          <w14:ligatures w14:val="none"/>
+        </w:rPr>
+      </w:pPr>
+    </w:p>
+    <w:p>
+      <w:pPr>
+        <w:shd w:val="clear" w:color="auto" w:fill="23272E"/>
+        <w:bidi w:val="0"/>
+        <w:spacing w:after="0" w:line="285" w:lineRule="atLeast"/>
+        <w:rPr>
+          <w:rFonts w:eastAsia="Times New Roman" w:cs="Times New Roman"/>
+          <w:color w:val="ABB2BF"/>
+          <w:kern w:val="0"/>
+          <w:sz w:val="21"/>
+          <w:szCs w:val="21"/>
+          <w14:ligatures w14:val="none"/>
+        </w:rPr>
+      </w:pPr>
+      <w:r>
+        <w:rPr>
+          <w:rFonts w:eastAsia="Times New Roman" w:cs="Times New Roman"/>
+          <w:color w:val="ABB2BF"/>
+          <w:kern w:val="0"/>
+          <w:sz w:val="21"/>
+          <w:szCs w:val="21"/>
+          <w14:ligatures w14:val="none"/>
+        </w:rPr>
+        <w:t xml:space="preserve">    </w:t>
+      </w:r>
+      <w:r>
+        <w:rPr>
+          <w:rFonts w:eastAsia="Times New Roman" w:cs="Times New Roman"/>
+          <w:color w:val="E06C75"/>
+          <w:kern w:val="0"/>
+          <w:sz w:val="21"/>
+          <w:szCs w:val="21"/>
+          <w14:ligatures w14:val="none"/>
+        </w:rPr>
+        <w:t>total_price</w:t>
+      </w:r>
+      <w:r>
+        <w:rPr>
+          <w:rFonts w:eastAsia="Times New Roman" w:cs="Times New Roman"/>
+          <w:color w:val="ABB2BF"/>
+          <w:kern w:val="0"/>
+          <w:sz w:val="21"/>
+          <w:szCs w:val="21"/>
+          <w14:ligatures w14:val="none"/>
+        </w:rPr>
+        <w:t xml:space="preserve"> </w:t>
+      </w:r>
+      <w:r>
+        <w:rPr>
+          <w:rFonts w:eastAsia="Times New Roman" w:cs="Times New Roman"/>
+          <w:color w:val="56B6C2"/>
+          <w:kern w:val="0"/>
+          <w:sz w:val="21"/>
+          <w:szCs w:val="21"/>
+          <w14:ligatures w14:val="none"/>
+        </w:rPr>
+        <w:t>=</w:t>
+      </w:r>
+      <w:r>
+        <w:rPr>
+          <w:rFonts w:eastAsia="Times New Roman" w:cs="Times New Roman"/>
+          <w:color w:val="ABB2BF"/>
+          <w:kern w:val="0"/>
+          <w:sz w:val="21"/>
+          <w:szCs w:val="21"/>
+          <w14:ligatures w14:val="none"/>
+        </w:rPr>
+        <w:t xml:space="preserve"> </w:t>
+      </w:r>
+      <w:r>
+        <w:rPr>
+          <w:rFonts w:eastAsia="Times New Roman" w:cs="Times New Roman"/>
+          <w:color w:val="E06C75"/>
+          <w:kern w:val="0"/>
+          <w:sz w:val="21"/>
+          <w:szCs w:val="21"/>
+          <w14:ligatures w14:val="none"/>
+        </w:rPr>
+        <w:t>trip</w:t>
+      </w:r>
+      <w:r>
+        <w:rPr>
+          <w:rFonts w:eastAsia="Times New Roman" w:cs="Times New Roman"/>
+          <w:color w:val="ABB2BF"/>
+          <w:kern w:val="0"/>
+          <w:sz w:val="21"/>
+          <w:szCs w:val="21"/>
+          <w14:ligatures w14:val="none"/>
+        </w:rPr>
+        <w:t xml:space="preserve">.price </w:t>
+      </w:r>
+      <w:r>
+        <w:rPr>
+          <w:rFonts w:eastAsia="Times New Roman" w:cs="Times New Roman"/>
+          <w:color w:val="56B6C2"/>
+          <w:kern w:val="0"/>
+          <w:sz w:val="21"/>
+          <w:szCs w:val="21"/>
+          <w14:ligatures w14:val="none"/>
+        </w:rPr>
+        <w:t>*</w:t>
+      </w:r>
+      <w:r>
+        <w:rPr>
+          <w:rFonts w:eastAsia="Times New Roman" w:cs="Times New Roman"/>
+          <w:color w:val="ABB2BF"/>
+          <w:kern w:val="0"/>
+          <w:sz w:val="21"/>
+          <w:szCs w:val="21"/>
+          <w14:ligatures w14:val="none"/>
+        </w:rPr>
+        <w:t xml:space="preserve"> </w:t>
+      </w:r>
+      <w:r>
+        <w:rPr>
+          <w:rFonts w:eastAsia="Times New Roman" w:cs="Times New Roman"/>
+          <w:color w:val="61AFEF"/>
+          <w:kern w:val="0"/>
+          <w:sz w:val="21"/>
+          <w:szCs w:val="21"/>
+          <w14:ligatures w14:val="none"/>
+        </w:rPr>
+        <w:t>len</w:t>
+      </w:r>
+      <w:r>
+        <w:rPr>
+          <w:rFonts w:eastAsia="Times New Roman" w:cs="Times New Roman"/>
+          <w:color w:val="ABB2BF"/>
+          <w:kern w:val="0"/>
+          <w:sz w:val="21"/>
+          <w:szCs w:val="21"/>
+          <w14:ligatures w14:val="none"/>
+        </w:rPr>
+        <w:t>(</w:t>
+      </w:r>
+      <w:r>
+        <w:rPr>
+          <w:rFonts w:eastAsia="Times New Roman" w:cs="Times New Roman"/>
+          <w:color w:val="E06C75"/>
+          <w:kern w:val="0"/>
+          <w:sz w:val="21"/>
+          <w:szCs w:val="21"/>
+          <w14:ligatures w14:val="none"/>
+        </w:rPr>
+        <w:t>trip_seats</w:t>
+      </w:r>
+      <w:r>
+        <w:rPr>
+          <w:rFonts w:eastAsia="Times New Roman" w:cs="Times New Roman"/>
+          <w:color w:val="ABB2BF"/>
+          <w:kern w:val="0"/>
+          <w:sz w:val="21"/>
+          <w:szCs w:val="21"/>
+          <w14:ligatures w14:val="none"/>
+        </w:rPr>
+        <w:t>)</w:t>
+      </w:r>
+    </w:p>
+    <w:p>
+      <w:pPr>
+        <w:shd w:val="clear" w:color="auto" w:fill="23272E"/>
+        <w:bidi w:val="0"/>
+        <w:spacing w:after="0" w:line="285" w:lineRule="atLeast"/>
+        <w:rPr>
+          <w:rFonts w:eastAsia="Times New Roman" w:cs="Times New Roman"/>
+          <w:color w:val="ABB2BF"/>
+          <w:kern w:val="0"/>
+          <w:sz w:val="21"/>
+          <w:szCs w:val="21"/>
+          <w14:ligatures w14:val="none"/>
+        </w:rPr>
+      </w:pPr>
+    </w:p>
+    <w:p>
+      <w:pPr>
+        <w:shd w:val="clear" w:color="auto" w:fill="23272E"/>
+        <w:bidi w:val="0"/>
+        <w:spacing w:after="0" w:line="285" w:lineRule="atLeast"/>
+        <w:rPr>
+          <w:rFonts w:eastAsia="Times New Roman" w:cs="Times New Roman"/>
+          <w:color w:val="ABB2BF"/>
+          <w:kern w:val="0"/>
+          <w:sz w:val="21"/>
+          <w:szCs w:val="21"/>
+          <w14:ligatures w14:val="none"/>
+        </w:rPr>
+      </w:pPr>
+      <w:r>
+        <w:rPr>
+          <w:rFonts w:eastAsia="Times New Roman" w:cs="Times New Roman"/>
+          <w:color w:val="ABB2BF"/>
+          <w:kern w:val="0"/>
+          <w:sz w:val="21"/>
+          <w:szCs w:val="21"/>
+          <w14:ligatures w14:val="none"/>
+        </w:rPr>
+        <w:t xml:space="preserve">    </w:t>
+      </w:r>
+      <w:r>
+        <w:rPr>
+          <w:rFonts w:eastAsia="Times New Roman" w:cs="Times New Roman"/>
+          <w:color w:val="E06C75"/>
+          <w:kern w:val="0"/>
+          <w:sz w:val="21"/>
+          <w:szCs w:val="21"/>
+          <w14:ligatures w14:val="none"/>
+        </w:rPr>
+        <w:t>order</w:t>
+      </w:r>
+      <w:r>
+        <w:rPr>
+          <w:rFonts w:eastAsia="Times New Roman" w:cs="Times New Roman"/>
+          <w:color w:val="ABB2BF"/>
+          <w:kern w:val="0"/>
+          <w:sz w:val="21"/>
+          <w:szCs w:val="21"/>
+          <w14:ligatures w14:val="none"/>
+        </w:rPr>
+        <w:t xml:space="preserve"> </w:t>
+      </w:r>
+      <w:r>
+        <w:rPr>
+          <w:rFonts w:eastAsia="Times New Roman" w:cs="Times New Roman"/>
+          <w:color w:val="56B6C2"/>
+          <w:kern w:val="0"/>
+          <w:sz w:val="21"/>
+          <w:szCs w:val="21"/>
+          <w14:ligatures w14:val="none"/>
+        </w:rPr>
+        <w:t>=</w:t>
+      </w:r>
+      <w:r>
+        <w:rPr>
+          <w:rFonts w:eastAsia="Times New Roman" w:cs="Times New Roman"/>
+          <w:color w:val="ABB2BF"/>
+          <w:kern w:val="0"/>
+          <w:sz w:val="21"/>
+          <w:szCs w:val="21"/>
+          <w14:ligatures w14:val="none"/>
+        </w:rPr>
+        <w:t xml:space="preserve"> </w:t>
+      </w:r>
+      <w:r>
+        <w:rPr>
+          <w:rFonts w:eastAsia="Times New Roman" w:cs="Times New Roman"/>
+          <w:color w:val="E5C07B"/>
+          <w:kern w:val="0"/>
+          <w:sz w:val="21"/>
+          <w:szCs w:val="21"/>
+          <w14:ligatures w14:val="none"/>
+        </w:rPr>
+        <w:t>OrderModel</w:t>
+      </w:r>
+      <w:r>
+        <w:rPr>
+          <w:rFonts w:eastAsia="Times New Roman" w:cs="Times New Roman"/>
+          <w:color w:val="ABB2BF"/>
+          <w:kern w:val="0"/>
+          <w:sz w:val="21"/>
+          <w:szCs w:val="21"/>
+          <w14:ligatures w14:val="none"/>
+        </w:rPr>
+        <w:t>.</w:t>
+      </w:r>
+      <w:r>
+        <w:rPr>
+          <w:rFonts w:eastAsia="Times New Roman" w:cs="Times New Roman"/>
+          <w:color w:val="E06C75"/>
+          <w:kern w:val="0"/>
+          <w:sz w:val="21"/>
+          <w:szCs w:val="21"/>
+          <w14:ligatures w14:val="none"/>
+        </w:rPr>
+        <w:t>objects</w:t>
+      </w:r>
+      <w:r>
+        <w:rPr>
+          <w:rFonts w:eastAsia="Times New Roman" w:cs="Times New Roman"/>
+          <w:color w:val="ABB2BF"/>
+          <w:kern w:val="0"/>
+          <w:sz w:val="21"/>
+          <w:szCs w:val="21"/>
+          <w14:ligatures w14:val="none"/>
+        </w:rPr>
+        <w:t>.</w:t>
+      </w:r>
+      <w:r>
+        <w:rPr>
+          <w:rFonts w:eastAsia="Times New Roman" w:cs="Times New Roman"/>
+          <w:color w:val="61AFEF"/>
+          <w:kern w:val="0"/>
+          <w:sz w:val="21"/>
+          <w:szCs w:val="21"/>
+          <w14:ligatures w14:val="none"/>
+        </w:rPr>
+        <w:t>create</w:t>
+      </w:r>
+      <w:r>
+        <w:rPr>
+          <w:rFonts w:eastAsia="Times New Roman" w:cs="Times New Roman"/>
+          <w:color w:val="ABB2BF"/>
+          <w:kern w:val="0"/>
+          <w:sz w:val="21"/>
+          <w:szCs w:val="21"/>
+          <w14:ligatures w14:val="none"/>
+        </w:rPr>
+        <w:t>(</w:t>
+      </w:r>
+    </w:p>
+    <w:p>
+      <w:pPr>
+        <w:shd w:val="clear" w:color="auto" w:fill="23272E"/>
+        <w:bidi w:val="0"/>
+        <w:spacing w:after="0" w:line="285" w:lineRule="atLeast"/>
+        <w:rPr>
+          <w:rFonts w:eastAsia="Times New Roman" w:cs="Times New Roman"/>
+          <w:color w:val="ABB2BF"/>
+          <w:kern w:val="0"/>
+          <w:sz w:val="21"/>
+          <w:szCs w:val="21"/>
+          <w14:ligatures w14:val="none"/>
+        </w:rPr>
+      </w:pPr>
+      <w:r>
+        <w:rPr>
+          <w:rFonts w:eastAsia="Times New Roman" w:cs="Times New Roman"/>
+          <w:color w:val="ABB2BF"/>
+          <w:kern w:val="0"/>
+          <w:sz w:val="21"/>
+          <w:szCs w:val="21"/>
+          <w14:ligatures w14:val="none"/>
+        </w:rPr>
+        <w:t xml:space="preserve">        </w:t>
+      </w:r>
+      <w:r>
+        <w:rPr>
+          <w:rFonts w:eastAsia="Times New Roman" w:cs="Times New Roman"/>
+          <w:color w:val="E06C75"/>
+          <w:kern w:val="0"/>
+          <w:sz w:val="21"/>
+          <w:szCs w:val="21"/>
+          <w14:ligatures w14:val="none"/>
+        </w:rPr>
+        <w:t>user</w:t>
+      </w:r>
+      <w:r>
+        <w:rPr>
+          <w:rFonts w:eastAsia="Times New Roman" w:cs="Times New Roman"/>
+          <w:color w:val="56B6C2"/>
+          <w:kern w:val="0"/>
+          <w:sz w:val="21"/>
+          <w:szCs w:val="21"/>
+          <w14:ligatures w14:val="none"/>
+        </w:rPr>
+        <w:t>=</w:t>
+      </w:r>
+      <w:r>
+        <w:rPr>
+          <w:rFonts w:eastAsia="Times New Roman" w:cs="Times New Roman"/>
+          <w:color w:val="E06C75"/>
+          <w:kern w:val="0"/>
+          <w:sz w:val="21"/>
+          <w:szCs w:val="21"/>
+          <w14:ligatures w14:val="none"/>
+        </w:rPr>
+        <w:t>user</w:t>
+      </w:r>
+      <w:r>
+        <w:rPr>
+          <w:rFonts w:eastAsia="Times New Roman" w:cs="Times New Roman"/>
+          <w:color w:val="ABB2BF"/>
+          <w:kern w:val="0"/>
+          <w:sz w:val="21"/>
+          <w:szCs w:val="21"/>
+          <w14:ligatures w14:val="none"/>
+        </w:rPr>
+        <w:t>,</w:t>
+      </w:r>
+    </w:p>
+    <w:p>
+      <w:pPr>
+        <w:shd w:val="clear" w:color="auto" w:fill="23272E"/>
+        <w:bidi w:val="0"/>
+        <w:spacing w:after="0" w:line="285" w:lineRule="atLeast"/>
+        <w:rPr>
+          <w:rFonts w:eastAsia="Times New Roman" w:cs="Times New Roman"/>
+          <w:color w:val="ABB2BF"/>
+          <w:kern w:val="0"/>
+          <w:sz w:val="21"/>
+          <w:szCs w:val="21"/>
+          <w14:ligatures w14:val="none"/>
+        </w:rPr>
+      </w:pPr>
+      <w:r>
+        <w:rPr>
+          <w:rFonts w:eastAsia="Times New Roman" w:cs="Times New Roman"/>
+          <w:color w:val="ABB2BF"/>
+          <w:kern w:val="0"/>
+          <w:sz w:val="21"/>
+          <w:szCs w:val="21"/>
+          <w14:ligatures w14:val="none"/>
+        </w:rPr>
+        <w:t xml:space="preserve">        </w:t>
+      </w:r>
+      <w:r>
+        <w:rPr>
+          <w:rFonts w:eastAsia="Times New Roman" w:cs="Times New Roman"/>
+          <w:color w:val="E06C75"/>
+          <w:kern w:val="0"/>
+          <w:sz w:val="21"/>
+          <w:szCs w:val="21"/>
+          <w14:ligatures w14:val="none"/>
+        </w:rPr>
+        <w:t>final_price</w:t>
+      </w:r>
+      <w:r>
+        <w:rPr>
+          <w:rFonts w:eastAsia="Times New Roman" w:cs="Times New Roman"/>
+          <w:color w:val="56B6C2"/>
+          <w:kern w:val="0"/>
+          <w:sz w:val="21"/>
+          <w:szCs w:val="21"/>
+          <w14:ligatures w14:val="none"/>
+        </w:rPr>
+        <w:t>=</w:t>
+      </w:r>
+      <w:r>
+        <w:rPr>
+          <w:rFonts w:eastAsia="Times New Roman" w:cs="Times New Roman"/>
+          <w:color w:val="E06C75"/>
+          <w:kern w:val="0"/>
+          <w:sz w:val="21"/>
+          <w:szCs w:val="21"/>
+          <w14:ligatures w14:val="none"/>
+        </w:rPr>
+        <w:t>total_price</w:t>
+      </w:r>
+      <w:r>
+        <w:rPr>
+          <w:rFonts w:eastAsia="Times New Roman" w:cs="Times New Roman"/>
+          <w:color w:val="ABB2BF"/>
+          <w:kern w:val="0"/>
+          <w:sz w:val="21"/>
+          <w:szCs w:val="21"/>
+          <w14:ligatures w14:val="none"/>
+        </w:rPr>
+        <w:t>,</w:t>
+      </w:r>
+    </w:p>
+    <w:p>
+      <w:pPr>
+        <w:shd w:val="clear" w:color="auto" w:fill="23272E"/>
+        <w:bidi w:val="0"/>
+        <w:spacing w:after="0" w:line="285" w:lineRule="atLeast"/>
+        <w:rPr>
+          <w:rFonts w:eastAsia="Times New Roman" w:cs="Times New Roman"/>
+          <w:color w:val="ABB2BF"/>
+          <w:kern w:val="0"/>
+          <w:sz w:val="21"/>
+          <w:szCs w:val="21"/>
+          <w14:ligatures w14:val="none"/>
+        </w:rPr>
+      </w:pPr>
+      <w:r>
+        <w:rPr>
+          <w:rFonts w:eastAsia="Times New Roman" w:cs="Times New Roman"/>
+          <w:color w:val="ABB2BF"/>
+          <w:kern w:val="0"/>
+          <w:sz w:val="21"/>
+          <w:szCs w:val="21"/>
+          <w14:ligatures w14:val="none"/>
+        </w:rPr>
+        <w:lastRenderedPageBreak/>
+        <w:t xml:space="preserve">        </w:t>
+      </w:r>
+      <w:r>
+        <w:rPr>
+          <w:rFonts w:eastAsia="Times New Roman" w:cs="Times New Roman"/>
+          <w:color w:val="E06C75"/>
+          <w:kern w:val="0"/>
+          <w:sz w:val="21"/>
+          <w:szCs w:val="21"/>
+          <w14:ligatures w14:val="none"/>
+        </w:rPr>
+        <w:t>status</w:t>
+      </w:r>
+      <w:r>
+        <w:rPr>
+          <w:rFonts w:eastAsia="Times New Roman" w:cs="Times New Roman"/>
+          <w:color w:val="56B6C2"/>
+          <w:kern w:val="0"/>
+          <w:sz w:val="21"/>
+          <w:szCs w:val="21"/>
+          <w14:ligatures w14:val="none"/>
+        </w:rPr>
+        <w:t>=</w:t>
+      </w:r>
+      <w:r>
+        <w:rPr>
+          <w:rFonts w:eastAsia="Times New Roman" w:cs="Times New Roman"/>
+          <w:color w:val="E5C07B"/>
+          <w:kern w:val="0"/>
+          <w:sz w:val="21"/>
+          <w:szCs w:val="21"/>
+          <w14:ligatures w14:val="none"/>
+        </w:rPr>
+        <w:t>OrderModel</w:t>
+      </w:r>
+      <w:r>
+        <w:rPr>
+          <w:rFonts w:eastAsia="Times New Roman" w:cs="Times New Roman"/>
+          <w:color w:val="ABB2BF"/>
+          <w:kern w:val="0"/>
+          <w:sz w:val="21"/>
+          <w:szCs w:val="21"/>
+          <w14:ligatures w14:val="none"/>
+        </w:rPr>
+        <w:t>.</w:t>
+      </w:r>
+      <w:r>
+        <w:rPr>
+          <w:rFonts w:eastAsia="Times New Roman" w:cs="Times New Roman"/>
+          <w:color w:val="E5C07B"/>
+          <w:kern w:val="0"/>
+          <w:sz w:val="21"/>
+          <w:szCs w:val="21"/>
+          <w14:ligatures w14:val="none"/>
+        </w:rPr>
+        <w:t>OrderStatus</w:t>
+      </w:r>
+      <w:r>
+        <w:rPr>
+          <w:rFonts w:eastAsia="Times New Roman" w:cs="Times New Roman"/>
+          <w:color w:val="ABB2BF"/>
+          <w:kern w:val="0"/>
+          <w:sz w:val="21"/>
+          <w:szCs w:val="21"/>
+          <w14:ligatures w14:val="none"/>
+        </w:rPr>
+        <w:t>.</w:t>
+      </w:r>
+      <w:r>
+        <w:rPr>
+          <w:rFonts w:eastAsia="Times New Roman" w:cs="Times New Roman"/>
+          <w:color w:val="56B6C2"/>
+          <w:kern w:val="0"/>
+          <w:sz w:val="21"/>
+          <w:szCs w:val="21"/>
+          <w14:ligatures w14:val="none"/>
+        </w:rPr>
+        <w:t>PAID</w:t>
+      </w:r>
+    </w:p>
+    <w:p>
+      <w:pPr>
+        <w:shd w:val="clear" w:color="auto" w:fill="23272E"/>
+        <w:bidi w:val="0"/>
+        <w:spacing w:after="0" w:line="285" w:lineRule="atLeast"/>
+        <w:rPr>
+          <w:rFonts w:eastAsia="Times New Roman" w:cs="Times New Roman"/>
+          <w:color w:val="ABB2BF"/>
+          <w:kern w:val="0"/>
+          <w:sz w:val="21"/>
+          <w:szCs w:val="21"/>
+          <w14:ligatures w14:val="none"/>
+        </w:rPr>
+      </w:pPr>
+      <w:r>
+        <w:rPr>
+          <w:rFonts w:eastAsia="Times New Roman" w:cs="Times New Roman"/>
+          <w:color w:val="ABB2BF"/>
+          <w:kern w:val="0"/>
+          <w:sz w:val="21"/>
+          <w:szCs w:val="21"/>
+          <w14:ligatures w14:val="none"/>
+        </w:rPr>
+        <w:t>    )</w:t>
+      </w:r>
+    </w:p>
+    <w:p>
+      <w:pPr>
+        <w:shd w:val="clear" w:color="auto" w:fill="23272E"/>
+        <w:bidi w:val="0"/>
+        <w:spacing w:after="240" w:line="285" w:lineRule="atLeast"/>
+        <w:rPr>
+          <w:rFonts w:eastAsia="Times New Roman" w:cs="Times New Roman"/>
+          <w:color w:val="ABB2BF"/>
+          <w:kern w:val="0"/>
+          <w:sz w:val="21"/>
+          <w:szCs w:val="21"/>
+          <w14:ligatures w14:val="none"/>
+        </w:rPr>
+      </w:pPr>
+    </w:p>
+    <w:p>
+      <w:pPr>
+        <w:shd w:val="clear" w:color="auto" w:fill="23272E"/>
+        <w:bidi w:val="0"/>
+        <w:spacing w:after="0" w:line="285" w:lineRule="atLeast"/>
+        <w:rPr>
+          <w:rFonts w:eastAsia="Times New Roman" w:cs="Times New Roman"/>
+          <w:color w:val="ABB2BF"/>
+          <w:kern w:val="0"/>
+          <w:sz w:val="21"/>
+          <w:szCs w:val="21"/>
+          <w14:ligatures w14:val="none"/>
+        </w:rPr>
+      </w:pPr>
+      <w:r>
+        <w:rPr>
+          <w:rFonts w:eastAsia="Times New Roman" w:cs="Times New Roman"/>
+          <w:color w:val="ABB2BF"/>
+          <w:kern w:val="0"/>
+          <w:sz w:val="21"/>
+          <w:szCs w:val="21"/>
+          <w14:ligatures w14:val="none"/>
+        </w:rPr>
+        <w:t xml:space="preserve">    </w:t>
+      </w:r>
+      <w:r>
+        <w:rPr>
+          <w:rFonts w:eastAsia="Times New Roman" w:cs="Times New Roman"/>
+          <w:color w:val="E06C75"/>
+          <w:kern w:val="0"/>
+          <w:sz w:val="21"/>
+          <w:szCs w:val="21"/>
+          <w14:ligatures w14:val="none"/>
+        </w:rPr>
+        <w:t>tickets</w:t>
+      </w:r>
+      <w:r>
+        <w:rPr>
+          <w:rFonts w:eastAsia="Times New Roman" w:cs="Times New Roman"/>
+          <w:color w:val="ABB2BF"/>
+          <w:kern w:val="0"/>
+          <w:sz w:val="21"/>
+          <w:szCs w:val="21"/>
+          <w14:ligatures w14:val="none"/>
+        </w:rPr>
+        <w:t xml:space="preserve"> </w:t>
+      </w:r>
+      <w:r>
+        <w:rPr>
+          <w:rFonts w:eastAsia="Times New Roman" w:cs="Times New Roman"/>
+          <w:color w:val="56B6C2"/>
+          <w:kern w:val="0"/>
+          <w:sz w:val="21"/>
+          <w:szCs w:val="21"/>
+          <w14:ligatures w14:val="none"/>
+        </w:rPr>
+        <w:t>=</w:t>
+      </w:r>
+      <w:r>
+        <w:rPr>
+          <w:rFonts w:eastAsia="Times New Roman" w:cs="Times New Roman"/>
+          <w:color w:val="ABB2BF"/>
+          <w:kern w:val="0"/>
+          <w:sz w:val="21"/>
+          <w:szCs w:val="21"/>
+          <w14:ligatures w14:val="none"/>
+        </w:rPr>
+        <w:t xml:space="preserve"> []</w:t>
+      </w:r>
+    </w:p>
+    <w:p>
+      <w:pPr>
+        <w:shd w:val="clear" w:color="auto" w:fill="23272E"/>
+        <w:bidi w:val="0"/>
+        <w:spacing w:after="0" w:line="285" w:lineRule="atLeast"/>
+        <w:rPr>
+          <w:rFonts w:eastAsia="Times New Roman" w:cs="Times New Roman"/>
+          <w:color w:val="ABB2BF"/>
+          <w:kern w:val="0"/>
+          <w:sz w:val="21"/>
+          <w:szCs w:val="21"/>
+          <w14:ligatures w14:val="none"/>
+        </w:rPr>
+      </w:pPr>
+    </w:p>
+    <w:p>
+      <w:pPr>
+        <w:shd w:val="clear" w:color="auto" w:fill="23272E"/>
+        <w:bidi w:val="0"/>
+        <w:spacing w:after="0" w:line="285" w:lineRule="atLeast"/>
+        <w:rPr>
+          <w:rFonts w:eastAsia="Times New Roman" w:cs="Times New Roman"/>
+          <w:color w:val="ABB2BF"/>
+          <w:kern w:val="0"/>
+          <w:sz w:val="21"/>
+          <w:szCs w:val="21"/>
+          <w14:ligatures w14:val="none"/>
+        </w:rPr>
+      </w:pPr>
+      <w:r>
+        <w:rPr>
+          <w:rFonts w:eastAsia="Times New Roman" w:cs="Times New Roman"/>
+          <w:color w:val="ABB2BF"/>
+          <w:kern w:val="0"/>
+          <w:sz w:val="21"/>
+          <w:szCs w:val="21"/>
+          <w14:ligatures w14:val="none"/>
+        </w:rPr>
+        <w:t xml:space="preserve">    </w:t>
+      </w:r>
+      <w:r>
+        <w:rPr>
+          <w:rFonts w:eastAsia="Times New Roman" w:cs="Times New Roman"/>
+          <w:color w:val="C678DD"/>
+          <w:kern w:val="0"/>
+          <w:sz w:val="21"/>
+          <w:szCs w:val="21"/>
+          <w14:ligatures w14:val="none"/>
+        </w:rPr>
+        <w:t>for</w:t>
+      </w:r>
+      <w:r>
+        <w:rPr>
+          <w:rFonts w:eastAsia="Times New Roman" w:cs="Times New Roman"/>
+          <w:color w:val="ABB2BF"/>
+          <w:kern w:val="0"/>
+          <w:sz w:val="21"/>
+          <w:szCs w:val="21"/>
+          <w14:ligatures w14:val="none"/>
+        </w:rPr>
+        <w:t xml:space="preserve"> </w:t>
+      </w:r>
+      <w:r>
+        <w:rPr>
+          <w:rFonts w:eastAsia="Times New Roman" w:cs="Times New Roman"/>
+          <w:color w:val="E06C75"/>
+          <w:kern w:val="0"/>
+          <w:sz w:val="21"/>
+          <w:szCs w:val="21"/>
+          <w14:ligatures w14:val="none"/>
+        </w:rPr>
+        <w:t>trip_seat</w:t>
+      </w:r>
+      <w:r>
+        <w:rPr>
+          <w:rFonts w:eastAsia="Times New Roman" w:cs="Times New Roman"/>
+          <w:color w:val="ABB2BF"/>
+          <w:kern w:val="0"/>
+          <w:sz w:val="21"/>
+          <w:szCs w:val="21"/>
+          <w14:ligatures w14:val="none"/>
+        </w:rPr>
+        <w:t xml:space="preserve"> </w:t>
+      </w:r>
+      <w:r>
+        <w:rPr>
+          <w:rFonts w:eastAsia="Times New Roman" w:cs="Times New Roman"/>
+          <w:color w:val="C678DD"/>
+          <w:kern w:val="0"/>
+          <w:sz w:val="21"/>
+          <w:szCs w:val="21"/>
+          <w14:ligatures w14:val="none"/>
+        </w:rPr>
+        <w:t>in</w:t>
+      </w:r>
+      <w:r>
+        <w:rPr>
+          <w:rFonts w:eastAsia="Times New Roman" w:cs="Times New Roman"/>
+          <w:color w:val="ABB2BF"/>
+          <w:kern w:val="0"/>
+          <w:sz w:val="21"/>
+          <w:szCs w:val="21"/>
+          <w14:ligatures w14:val="none"/>
+        </w:rPr>
+        <w:t xml:space="preserve"> </w:t>
+      </w:r>
+      <w:r>
+        <w:rPr>
+          <w:rFonts w:eastAsia="Times New Roman" w:cs="Times New Roman"/>
+          <w:color w:val="E06C75"/>
+          <w:kern w:val="0"/>
+          <w:sz w:val="21"/>
+          <w:szCs w:val="21"/>
+          <w14:ligatures w14:val="none"/>
+        </w:rPr>
+        <w:t>trip_seats</w:t>
+      </w:r>
+      <w:r>
+        <w:rPr>
+          <w:rFonts w:eastAsia="Times New Roman" w:cs="Times New Roman"/>
+          <w:color w:val="ABB2BF"/>
+          <w:kern w:val="0"/>
+          <w:sz w:val="21"/>
+          <w:szCs w:val="21"/>
+          <w14:ligatures w14:val="none"/>
+        </w:rPr>
+        <w:t>:</w:t>
+      </w:r>
+    </w:p>
+    <w:p>
+      <w:pPr>
+        <w:shd w:val="clear" w:color="auto" w:fill="23272E"/>
+        <w:bidi w:val="0"/>
+        <w:spacing w:after="0" w:line="285" w:lineRule="atLeast"/>
+        <w:rPr>
+          <w:rFonts w:eastAsia="Times New Roman" w:cs="Times New Roman"/>
+          <w:color w:val="ABB2BF"/>
+          <w:kern w:val="0"/>
+          <w:sz w:val="21"/>
+          <w:szCs w:val="21"/>
+          <w14:ligatures w14:val="none"/>
+        </w:rPr>
+      </w:pPr>
+    </w:p>
+    <w:p>
+      <w:pPr>
+        <w:shd w:val="clear" w:color="auto" w:fill="23272E"/>
+        <w:bidi w:val="0"/>
+        <w:spacing w:after="0" w:line="285" w:lineRule="atLeast"/>
+        <w:rPr>
+          <w:rFonts w:eastAsia="Times New Roman" w:cs="Times New Roman"/>
+          <w:color w:val="ABB2BF"/>
+          <w:kern w:val="0"/>
+          <w:sz w:val="21"/>
+          <w:szCs w:val="21"/>
+          <w14:ligatures w14:val="none"/>
+        </w:rPr>
+      </w:pPr>
+      <w:r>
+        <w:rPr>
+          <w:rFonts w:eastAsia="Times New Roman" w:cs="Times New Roman"/>
+          <w:color w:val="ABB2BF"/>
+          <w:kern w:val="0"/>
+          <w:sz w:val="21"/>
+          <w:szCs w:val="21"/>
+          <w14:ligatures w14:val="none"/>
+        </w:rPr>
+        <w:t xml:space="preserve">        </w:t>
+      </w:r>
+      <w:r>
+        <w:rPr>
+          <w:rFonts w:eastAsia="Times New Roman" w:cs="Times New Roman"/>
+          <w:color w:val="E06C75"/>
+          <w:kern w:val="0"/>
+          <w:sz w:val="21"/>
+          <w:szCs w:val="21"/>
+          <w14:ligatures w14:val="none"/>
+        </w:rPr>
+        <w:t>ticket</w:t>
+      </w:r>
+      <w:r>
+        <w:rPr>
+          <w:rFonts w:eastAsia="Times New Roman" w:cs="Times New Roman"/>
+          <w:color w:val="ABB2BF"/>
+          <w:kern w:val="0"/>
+          <w:sz w:val="21"/>
+          <w:szCs w:val="21"/>
+          <w14:ligatures w14:val="none"/>
+        </w:rPr>
+        <w:t xml:space="preserve"> </w:t>
+      </w:r>
+      <w:r>
+        <w:rPr>
+          <w:rFonts w:eastAsia="Times New Roman" w:cs="Times New Roman"/>
+          <w:color w:val="56B6C2"/>
+          <w:kern w:val="0"/>
+          <w:sz w:val="21"/>
+          <w:szCs w:val="21"/>
+          <w14:ligatures w14:val="none"/>
+        </w:rPr>
+        <w:t>=</w:t>
+      </w:r>
+      <w:r>
+        <w:rPr>
+          <w:rFonts w:eastAsia="Times New Roman" w:cs="Times New Roman"/>
+          <w:color w:val="ABB2BF"/>
+          <w:kern w:val="0"/>
+          <w:sz w:val="21"/>
+          <w:szCs w:val="21"/>
+          <w14:ligatures w14:val="none"/>
+        </w:rPr>
+        <w:t xml:space="preserve"> </w:t>
+      </w:r>
+      <w:r>
+        <w:rPr>
+          <w:rFonts w:eastAsia="Times New Roman" w:cs="Times New Roman"/>
+          <w:color w:val="E5C07B"/>
+          <w:kern w:val="0"/>
+          <w:sz w:val="21"/>
+          <w:szCs w:val="21"/>
+          <w14:ligatures w14:val="none"/>
+        </w:rPr>
+        <w:t>TicketModel</w:t>
+      </w:r>
+      <w:r>
+        <w:rPr>
+          <w:rFonts w:eastAsia="Times New Roman" w:cs="Times New Roman"/>
+          <w:color w:val="ABB2BF"/>
+          <w:kern w:val="0"/>
+          <w:sz w:val="21"/>
+          <w:szCs w:val="21"/>
+          <w14:ligatures w14:val="none"/>
+        </w:rPr>
+        <w:t>.</w:t>
+      </w:r>
+      <w:r>
+        <w:rPr>
+          <w:rFonts w:eastAsia="Times New Roman" w:cs="Times New Roman"/>
+          <w:color w:val="E06C75"/>
+          <w:kern w:val="0"/>
+          <w:sz w:val="21"/>
+          <w:szCs w:val="21"/>
+          <w14:ligatures w14:val="none"/>
+        </w:rPr>
+        <w:t>objects</w:t>
+      </w:r>
+      <w:r>
+        <w:rPr>
+          <w:rFonts w:eastAsia="Times New Roman" w:cs="Times New Roman"/>
+          <w:color w:val="ABB2BF"/>
+          <w:kern w:val="0"/>
+          <w:sz w:val="21"/>
+          <w:szCs w:val="21"/>
+          <w14:ligatures w14:val="none"/>
+        </w:rPr>
+        <w:t>.</w:t>
+      </w:r>
+      <w:r>
+        <w:rPr>
+          <w:rFonts w:eastAsia="Times New Roman" w:cs="Times New Roman"/>
+          <w:color w:val="61AFEF"/>
+          <w:kern w:val="0"/>
+          <w:sz w:val="21"/>
+          <w:szCs w:val="21"/>
+          <w14:ligatures w14:val="none"/>
+        </w:rPr>
+        <w:t>create</w:t>
+      </w:r>
+      <w:r>
+        <w:rPr>
+          <w:rFonts w:eastAsia="Times New Roman" w:cs="Times New Roman"/>
+          <w:color w:val="ABB2BF"/>
+          <w:kern w:val="0"/>
+          <w:sz w:val="21"/>
+          <w:szCs w:val="21"/>
+          <w14:ligatures w14:val="none"/>
+        </w:rPr>
+        <w:t>(</w:t>
+      </w:r>
+    </w:p>
+    <w:p>
+      <w:pPr>
+        <w:shd w:val="clear" w:color="auto" w:fill="23272E"/>
+        <w:bidi w:val="0"/>
+        <w:spacing w:after="0" w:line="285" w:lineRule="atLeast"/>
+        <w:rPr>
+          <w:rFonts w:eastAsia="Times New Roman" w:cs="Times New Roman"/>
+          <w:color w:val="ABB2BF"/>
+          <w:kern w:val="0"/>
+          <w:sz w:val="21"/>
+          <w:szCs w:val="21"/>
+          <w14:ligatures w14:val="none"/>
+        </w:rPr>
+      </w:pPr>
+      <w:r>
+        <w:rPr>
+          <w:rFonts w:eastAsia="Times New Roman" w:cs="Times New Roman"/>
+          <w:color w:val="ABB2BF"/>
+          <w:kern w:val="0"/>
+          <w:sz w:val="21"/>
+          <w:szCs w:val="21"/>
+          <w14:ligatures w14:val="none"/>
+        </w:rPr>
+        <w:t xml:space="preserve">            </w:t>
+      </w:r>
+      <w:r>
+        <w:rPr>
+          <w:rFonts w:eastAsia="Times New Roman" w:cs="Times New Roman"/>
+          <w:color w:val="E06C75"/>
+          <w:kern w:val="0"/>
+          <w:sz w:val="21"/>
+          <w:szCs w:val="21"/>
+          <w14:ligatures w14:val="none"/>
+        </w:rPr>
+        <w:t>order</w:t>
+      </w:r>
+      <w:r>
+        <w:rPr>
+          <w:rFonts w:eastAsia="Times New Roman" w:cs="Times New Roman"/>
+          <w:color w:val="56B6C2"/>
+          <w:kern w:val="0"/>
+          <w:sz w:val="21"/>
+          <w:szCs w:val="21"/>
+          <w14:ligatures w14:val="none"/>
+        </w:rPr>
+        <w:t>=</w:t>
+      </w:r>
+      <w:r>
+        <w:rPr>
+          <w:rFonts w:eastAsia="Times New Roman" w:cs="Times New Roman"/>
+          <w:color w:val="E06C75"/>
+          <w:kern w:val="0"/>
+          <w:sz w:val="21"/>
+          <w:szCs w:val="21"/>
+          <w14:ligatures w14:val="none"/>
+        </w:rPr>
+        <w:t>order</w:t>
+      </w:r>
+      <w:r>
+        <w:rPr>
+          <w:rFonts w:eastAsia="Times New Roman" w:cs="Times New Roman"/>
+          <w:color w:val="ABB2BF"/>
+          <w:kern w:val="0"/>
+          <w:sz w:val="21"/>
+          <w:szCs w:val="21"/>
+          <w14:ligatures w14:val="none"/>
+        </w:rPr>
+        <w:t>,</w:t>
+      </w:r>
+    </w:p>
+    <w:p>
+      <w:pPr>
+        <w:shd w:val="clear" w:color="auto" w:fill="23272E"/>
+        <w:bidi w:val="0"/>
+        <w:spacing w:after="0" w:line="285" w:lineRule="atLeast"/>
+        <w:rPr>
+          <w:rFonts w:eastAsia="Times New Roman" w:cs="Times New Roman"/>
+          <w:color w:val="ABB2BF"/>
+          <w:kern w:val="0"/>
+          <w:sz w:val="21"/>
+          <w:szCs w:val="21"/>
+          <w14:ligatures w14:val="none"/>
+        </w:rPr>
+      </w:pPr>
+      <w:r>
+        <w:rPr>
+          <w:rFonts w:eastAsia="Times New Roman" w:cs="Times New Roman"/>
+          <w:color w:val="ABB2BF"/>
+          <w:kern w:val="0"/>
+          <w:sz w:val="21"/>
+          <w:szCs w:val="21"/>
+          <w14:ligatures w14:val="none"/>
+        </w:rPr>
+        <w:t xml:space="preserve">            </w:t>
+      </w:r>
+      <w:r>
+        <w:rPr>
+          <w:rFonts w:eastAsia="Times New Roman" w:cs="Times New Roman"/>
+          <w:color w:val="E06C75"/>
+          <w:kern w:val="0"/>
+          <w:sz w:val="21"/>
+          <w:szCs w:val="21"/>
+          <w14:ligatures w14:val="none"/>
+        </w:rPr>
+        <w:t>user</w:t>
+      </w:r>
+      <w:r>
+        <w:rPr>
+          <w:rFonts w:eastAsia="Times New Roman" w:cs="Times New Roman"/>
+          <w:color w:val="56B6C2"/>
+          <w:kern w:val="0"/>
+          <w:sz w:val="21"/>
+          <w:szCs w:val="21"/>
+          <w14:ligatures w14:val="none"/>
+        </w:rPr>
+        <w:t>=</w:t>
+      </w:r>
+      <w:r>
+        <w:rPr>
+          <w:rFonts w:eastAsia="Times New Roman" w:cs="Times New Roman"/>
+          <w:color w:val="E06C75"/>
+          <w:kern w:val="0"/>
+          <w:sz w:val="21"/>
+          <w:szCs w:val="21"/>
+          <w14:ligatures w14:val="none"/>
+        </w:rPr>
+        <w:t>user</w:t>
+      </w:r>
+      <w:r>
+        <w:rPr>
+          <w:rFonts w:eastAsia="Times New Roman" w:cs="Times New Roman"/>
+          <w:color w:val="ABB2BF"/>
+          <w:kern w:val="0"/>
+          <w:sz w:val="21"/>
+          <w:szCs w:val="21"/>
+          <w14:ligatures w14:val="none"/>
+        </w:rPr>
+        <w:t>,</w:t>
+      </w:r>
+    </w:p>
+    <w:p>
+      <w:pPr>
+        <w:shd w:val="clear" w:color="auto" w:fill="23272E"/>
+        <w:bidi w:val="0"/>
+        <w:spacing w:after="0" w:line="285" w:lineRule="atLeast"/>
+        <w:rPr>
+          <w:rFonts w:eastAsia="Times New Roman" w:cs="Times New Roman"/>
+          <w:color w:val="ABB2BF"/>
+          <w:kern w:val="0"/>
+          <w:sz w:val="21"/>
+          <w:szCs w:val="21"/>
+          <w14:ligatures w14:val="none"/>
+        </w:rPr>
+      </w:pPr>
+      <w:r>
+        <w:rPr>
+          <w:rFonts w:eastAsia="Times New Roman" w:cs="Times New Roman"/>
+          <w:color w:val="ABB2BF"/>
+          <w:kern w:val="0"/>
+          <w:sz w:val="21"/>
+          <w:szCs w:val="21"/>
+          <w14:ligatures w14:val="none"/>
+        </w:rPr>
+        <w:t xml:space="preserve">            </w:t>
+      </w:r>
+      <w:r>
+        <w:rPr>
+          <w:rFonts w:eastAsia="Times New Roman" w:cs="Times New Roman"/>
+          <w:color w:val="E06C75"/>
+          <w:kern w:val="0"/>
+          <w:sz w:val="21"/>
+          <w:szCs w:val="21"/>
+          <w14:ligatures w14:val="none"/>
+        </w:rPr>
+        <w:t>trip_seat</w:t>
+      </w:r>
+      <w:r>
+        <w:rPr>
+          <w:rFonts w:eastAsia="Times New Roman" w:cs="Times New Roman"/>
+          <w:color w:val="56B6C2"/>
+          <w:kern w:val="0"/>
+          <w:sz w:val="21"/>
+          <w:szCs w:val="21"/>
+          <w14:ligatures w14:val="none"/>
+        </w:rPr>
+        <w:t>=</w:t>
+      </w:r>
+      <w:r>
+        <w:rPr>
+          <w:rFonts w:eastAsia="Times New Roman" w:cs="Times New Roman"/>
+          <w:color w:val="E06C75"/>
+          <w:kern w:val="0"/>
+          <w:sz w:val="21"/>
+          <w:szCs w:val="21"/>
+          <w14:ligatures w14:val="none"/>
+        </w:rPr>
+        <w:t>trip_seat</w:t>
+      </w:r>
+      <w:r>
+        <w:rPr>
+          <w:rFonts w:eastAsia="Times New Roman" w:cs="Times New Roman"/>
+          <w:color w:val="ABB2BF"/>
+          <w:kern w:val="0"/>
+          <w:sz w:val="21"/>
+          <w:szCs w:val="21"/>
+          <w14:ligatures w14:val="none"/>
+        </w:rPr>
+        <w:t>,</w:t>
+      </w:r>
+    </w:p>
+    <w:p>
+      <w:pPr>
+        <w:shd w:val="clear" w:color="auto" w:fill="23272E"/>
+        <w:bidi w:val="0"/>
+        <w:spacing w:after="0" w:line="285" w:lineRule="atLeast"/>
+        <w:rPr>
+          <w:rFonts w:eastAsia="Times New Roman" w:cs="Times New Roman"/>
+          <w:color w:val="ABB2BF"/>
+          <w:kern w:val="0"/>
+          <w:sz w:val="21"/>
+          <w:szCs w:val="21"/>
+          <w14:ligatures w14:val="none"/>
+        </w:rPr>
+      </w:pPr>
+      <w:r>
+        <w:rPr>
+          <w:rFonts w:eastAsia="Times New Roman" w:cs="Times New Roman"/>
+          <w:color w:val="ABB2BF"/>
+          <w:kern w:val="0"/>
+          <w:sz w:val="21"/>
+          <w:szCs w:val="21"/>
+          <w14:ligatures w14:val="none"/>
+        </w:rPr>
+        <w:t xml:space="preserve">            </w:t>
+      </w:r>
+      <w:r>
+        <w:rPr>
+          <w:rFonts w:eastAsia="Times New Roman" w:cs="Times New Roman"/>
+          <w:color w:val="E06C75"/>
+          <w:kern w:val="0"/>
+          <w:sz w:val="21"/>
+          <w:szCs w:val="21"/>
+          <w14:ligatures w14:val="none"/>
+        </w:rPr>
+        <w:t>price</w:t>
+      </w:r>
+      <w:r>
+        <w:rPr>
+          <w:rFonts w:eastAsia="Times New Roman" w:cs="Times New Roman"/>
+          <w:color w:val="56B6C2"/>
+          <w:kern w:val="0"/>
+          <w:sz w:val="21"/>
+          <w:szCs w:val="21"/>
+          <w14:ligatures w14:val="none"/>
+        </w:rPr>
+        <w:t>=</w:t>
+      </w:r>
+      <w:r>
+        <w:rPr>
+          <w:rFonts w:eastAsia="Times New Roman" w:cs="Times New Roman"/>
+          <w:color w:val="E06C75"/>
+          <w:kern w:val="0"/>
+          <w:sz w:val="21"/>
+          <w:szCs w:val="21"/>
+          <w14:ligatures w14:val="none"/>
+        </w:rPr>
+        <w:t>trip</w:t>
+      </w:r>
+      <w:r>
+        <w:rPr>
+          <w:rFonts w:eastAsia="Times New Roman" w:cs="Times New Roman"/>
+          <w:color w:val="ABB2BF"/>
+          <w:kern w:val="0"/>
+          <w:sz w:val="21"/>
+          <w:szCs w:val="21"/>
+          <w14:ligatures w14:val="none"/>
+        </w:rPr>
+        <w:t>.price</w:t>
+      </w:r>
+    </w:p>
+    <w:p>
+      <w:pPr>
+        <w:shd w:val="clear" w:color="auto" w:fill="23272E"/>
+        <w:bidi w:val="0"/>
+        <w:spacing w:after="0" w:line="285" w:lineRule="atLeast"/>
+        <w:rPr>
+          <w:rFonts w:eastAsia="Times New Roman" w:cs="Times New Roman"/>
+          <w:color w:val="ABB2BF"/>
+          <w:kern w:val="0"/>
+          <w:sz w:val="21"/>
+          <w:szCs w:val="21"/>
+          <w14:ligatures w14:val="none"/>
+        </w:rPr>
+      </w:pPr>
+      <w:r>
+        <w:rPr>
+          <w:rFonts w:eastAsia="Times New Roman" w:cs="Times New Roman"/>
+          <w:color w:val="ABB2BF"/>
+          <w:kern w:val="0"/>
+          <w:sz w:val="21"/>
+          <w:szCs w:val="21"/>
+          <w14:ligatures w14:val="none"/>
+        </w:rPr>
+        <w:t>        )</w:t>
+      </w:r>
+    </w:p>
+    <w:p>
+      <w:pPr>
+        <w:shd w:val="clear" w:color="auto" w:fill="23272E"/>
+        <w:bidi w:val="0"/>
+        <w:spacing w:after="0" w:line="285" w:lineRule="atLeast"/>
+        <w:rPr>
+          <w:rFonts w:eastAsia="Times New Roman" w:cs="Times New Roman"/>
+          <w:color w:val="ABB2BF"/>
+          <w:kern w:val="0"/>
+          <w:sz w:val="21"/>
+          <w:szCs w:val="21"/>
+          <w14:ligatures w14:val="none"/>
+        </w:rPr>
+      </w:pPr>
+    </w:p>
+    <w:p>
+      <w:pPr>
+        <w:shd w:val="clear" w:color="auto" w:fill="23272E"/>
+        <w:bidi w:val="0"/>
+        <w:spacing w:after="0" w:line="285" w:lineRule="atLeast"/>
+        <w:rPr>
+          <w:rFonts w:eastAsia="Times New Roman" w:cs="Times New Roman"/>
+          <w:color w:val="ABB2BF"/>
+          <w:kern w:val="0"/>
+          <w:sz w:val="21"/>
+          <w:szCs w:val="21"/>
+          <w14:ligatures w14:val="none"/>
+        </w:rPr>
+      </w:pPr>
+      <w:r>
+        <w:rPr>
+          <w:rFonts w:eastAsia="Times New Roman" w:cs="Times New Roman"/>
+          <w:color w:val="ABB2BF"/>
+          <w:kern w:val="0"/>
+          <w:sz w:val="21"/>
+          <w:szCs w:val="21"/>
+          <w14:ligatures w14:val="none"/>
+        </w:rPr>
+        <w:t xml:space="preserve">        </w:t>
+      </w:r>
+      <w:r>
+        <w:rPr>
+          <w:rFonts w:eastAsia="Times New Roman" w:cs="Times New Roman"/>
+          <w:color w:val="E06C75"/>
+          <w:kern w:val="0"/>
+          <w:sz w:val="21"/>
+          <w:szCs w:val="21"/>
+          <w14:ligatures w14:val="none"/>
+        </w:rPr>
+        <w:t>tickets</w:t>
+      </w:r>
+      <w:r>
+        <w:rPr>
+          <w:rFonts w:eastAsia="Times New Roman" w:cs="Times New Roman"/>
+          <w:color w:val="ABB2BF"/>
+          <w:kern w:val="0"/>
+          <w:sz w:val="21"/>
+          <w:szCs w:val="21"/>
+          <w14:ligatures w14:val="none"/>
+        </w:rPr>
+        <w:t>.</w:t>
+      </w:r>
+      <w:r>
+        <w:rPr>
+          <w:rFonts w:eastAsia="Times New Roman" w:cs="Times New Roman"/>
+          <w:color w:val="61AFEF"/>
+          <w:kern w:val="0"/>
+          <w:sz w:val="21"/>
+          <w:szCs w:val="21"/>
+          <w14:ligatures w14:val="none"/>
+        </w:rPr>
+        <w:t>append</w:t>
+      </w:r>
+      <w:r>
+        <w:rPr>
+          <w:rFonts w:eastAsia="Times New Roman" w:cs="Times New Roman"/>
+          <w:color w:val="ABB2BF"/>
+          <w:kern w:val="0"/>
+          <w:sz w:val="21"/>
+          <w:szCs w:val="21"/>
+          <w14:ligatures w14:val="none"/>
+        </w:rPr>
+        <w:t>(</w:t>
+      </w:r>
+      <w:r>
+        <w:rPr>
+          <w:rFonts w:eastAsia="Times New Roman" w:cs="Times New Roman"/>
+          <w:color w:val="E06C75"/>
+          <w:kern w:val="0"/>
+          <w:sz w:val="21"/>
+          <w:szCs w:val="21"/>
+          <w14:ligatures w14:val="none"/>
+        </w:rPr>
+        <w:t>ticket</w:t>
+      </w:r>
+      <w:r>
+        <w:rPr>
+          <w:rFonts w:eastAsia="Times New Roman" w:cs="Times New Roman"/>
+          <w:color w:val="ABB2BF"/>
+          <w:kern w:val="0"/>
+          <w:sz w:val="21"/>
+          <w:szCs w:val="21"/>
+          <w14:ligatures w14:val="none"/>
+        </w:rPr>
+        <w:t>)</w:t>
+      </w:r>
+    </w:p>
+    <w:p>
+      <w:pPr>
+        <w:shd w:val="clear" w:color="auto" w:fill="23272E"/>
+        <w:bidi w:val="0"/>
+        <w:spacing w:after="0" w:line="285" w:lineRule="atLeast"/>
+        <w:rPr>
+          <w:rFonts w:eastAsia="Times New Roman" w:cs="Times New Roman"/>
+          <w:color w:val="ABB2BF"/>
+          <w:kern w:val="0"/>
+          <w:sz w:val="21"/>
+          <w:szCs w:val="21"/>
+          <w14:ligatures w14:val="none"/>
+        </w:rPr>
+      </w:pPr>
+    </w:p>
+    <w:p>
+      <w:pPr>
+        <w:shd w:val="clear" w:color="auto" w:fill="23272E"/>
+        <w:bidi w:val="0"/>
+        <w:spacing w:after="0" w:line="285" w:lineRule="atLeast"/>
+        <w:rPr>
+          <w:rFonts w:eastAsia="Times New Roman" w:cs="Times New Roman"/>
+          <w:color w:val="ABB2BF"/>
+          <w:kern w:val="0"/>
+          <w:sz w:val="21"/>
+          <w:szCs w:val="21"/>
+          <w14:ligatures w14:val="none"/>
+        </w:rPr>
+      </w:pPr>
+      <w:r>
+        <w:rPr>
+          <w:rFonts w:eastAsia="Times New Roman" w:cs="Times New Roman"/>
+          <w:color w:val="ABB2BF"/>
+          <w:kern w:val="0"/>
+          <w:sz w:val="21"/>
+          <w:szCs w:val="21"/>
+          <w14:ligatures w14:val="none"/>
+        </w:rPr>
+        <w:t xml:space="preserve">        </w:t>
+      </w:r>
+      <w:r>
+        <w:rPr>
+          <w:rFonts w:eastAsia="Times New Roman" w:cs="Times New Roman"/>
+          <w:color w:val="E06C75"/>
+          <w:kern w:val="0"/>
+          <w:sz w:val="21"/>
+          <w:szCs w:val="21"/>
+          <w14:ligatures w14:val="none"/>
+        </w:rPr>
+        <w:t>trip_seat</w:t>
+      </w:r>
+      <w:r>
+        <w:rPr>
+          <w:rFonts w:eastAsia="Times New Roman" w:cs="Times New Roman"/>
+          <w:color w:val="ABB2BF"/>
+          <w:kern w:val="0"/>
+          <w:sz w:val="21"/>
+          <w:szCs w:val="21"/>
+          <w14:ligatures w14:val="none"/>
+        </w:rPr>
+        <w:t xml:space="preserve">.status </w:t>
+      </w:r>
+      <w:r>
+        <w:rPr>
+          <w:rFonts w:eastAsia="Times New Roman" w:cs="Times New Roman"/>
+          <w:color w:val="56B6C2"/>
+          <w:kern w:val="0"/>
+          <w:sz w:val="21"/>
+          <w:szCs w:val="21"/>
+          <w14:ligatures w14:val="none"/>
+        </w:rPr>
+        <w:t>=</w:t>
+      </w:r>
+      <w:r>
+        <w:rPr>
+          <w:rFonts w:eastAsia="Times New Roman" w:cs="Times New Roman"/>
+          <w:color w:val="ABB2BF"/>
+          <w:kern w:val="0"/>
+          <w:sz w:val="21"/>
+          <w:szCs w:val="21"/>
+          <w14:ligatures w14:val="none"/>
+        </w:rPr>
+        <w:t xml:space="preserve"> </w:t>
+      </w:r>
+      <w:r>
+        <w:rPr>
+          <w:rFonts w:eastAsia="Times New Roman" w:cs="Times New Roman"/>
+          <w:color w:val="E5C07B"/>
+          <w:kern w:val="0"/>
+          <w:sz w:val="21"/>
+          <w:szCs w:val="21"/>
+          <w14:ligatures w14:val="none"/>
+        </w:rPr>
+        <w:t>TripSeatModel</w:t>
+      </w:r>
+      <w:r>
+        <w:rPr>
+          <w:rFonts w:eastAsia="Times New Roman" w:cs="Times New Roman"/>
+          <w:color w:val="ABB2BF"/>
+          <w:kern w:val="0"/>
+          <w:sz w:val="21"/>
+          <w:szCs w:val="21"/>
+          <w14:ligatures w14:val="none"/>
+        </w:rPr>
+        <w:t>.</w:t>
+      </w:r>
+      <w:r>
+        <w:rPr>
+          <w:rFonts w:eastAsia="Times New Roman" w:cs="Times New Roman"/>
+          <w:color w:val="E5C07B"/>
+          <w:kern w:val="0"/>
+          <w:sz w:val="21"/>
+          <w:szCs w:val="21"/>
+          <w14:ligatures w14:val="none"/>
+        </w:rPr>
+        <w:t>TripSeatStatus</w:t>
+      </w:r>
+      <w:r>
+        <w:rPr>
+          <w:rFonts w:eastAsia="Times New Roman" w:cs="Times New Roman"/>
+          <w:color w:val="ABB2BF"/>
+          <w:kern w:val="0"/>
+          <w:sz w:val="21"/>
+          <w:szCs w:val="21"/>
+          <w14:ligatures w14:val="none"/>
+        </w:rPr>
+        <w:t>.</w:t>
+      </w:r>
+      <w:r>
+        <w:rPr>
+          <w:rFonts w:eastAsia="Times New Roman" w:cs="Times New Roman"/>
+          <w:color w:val="56B6C2"/>
+          <w:kern w:val="0"/>
+          <w:sz w:val="21"/>
+          <w:szCs w:val="21"/>
+          <w14:ligatures w14:val="none"/>
+        </w:rPr>
+        <w:t>BOOKED</w:t>
+      </w:r>
+    </w:p>
+    <w:p>
+      <w:pPr>
+        <w:shd w:val="clear" w:color="auto" w:fill="23272E"/>
+        <w:bidi w:val="0"/>
+        <w:spacing w:after="0" w:line="285" w:lineRule="atLeast"/>
+        <w:rPr>
+          <w:rFonts w:eastAsia="Times New Roman" w:cs="Times New Roman"/>
+          <w:color w:val="ABB2BF"/>
+          <w:kern w:val="0"/>
+          <w:sz w:val="21"/>
+          <w:szCs w:val="21"/>
+          <w14:ligatures w14:val="none"/>
+        </w:rPr>
+      </w:pPr>
+      <w:r>
+        <w:rPr>
+          <w:rFonts w:eastAsia="Times New Roman" w:cs="Times New Roman"/>
+          <w:color w:val="ABB2BF"/>
+          <w:kern w:val="0"/>
+          <w:sz w:val="21"/>
+          <w:szCs w:val="21"/>
+          <w14:ligatures w14:val="none"/>
+        </w:rPr>
+        <w:t xml:space="preserve">        </w:t>
+      </w:r>
+      <w:r>
+        <w:rPr>
+          <w:rFonts w:eastAsia="Times New Roman" w:cs="Times New Roman"/>
+          <w:color w:val="E06C75"/>
+          <w:kern w:val="0"/>
+          <w:sz w:val="21"/>
+          <w:szCs w:val="21"/>
+          <w14:ligatures w14:val="none"/>
+        </w:rPr>
+        <w:t>trip_seat</w:t>
+      </w:r>
+      <w:r>
+        <w:rPr>
+          <w:rFonts w:eastAsia="Times New Roman" w:cs="Times New Roman"/>
+          <w:color w:val="ABB2BF"/>
+          <w:kern w:val="0"/>
+          <w:sz w:val="21"/>
+          <w:szCs w:val="21"/>
+          <w14:ligatures w14:val="none"/>
+        </w:rPr>
+        <w:t>.</w:t>
+      </w:r>
+      <w:r>
+        <w:rPr>
+          <w:rFonts w:eastAsia="Times New Roman" w:cs="Times New Roman"/>
+          <w:color w:val="61AFEF"/>
+          <w:kern w:val="0"/>
+          <w:sz w:val="21"/>
+          <w:szCs w:val="21"/>
+          <w14:ligatures w14:val="none"/>
+        </w:rPr>
+        <w:t>save</w:t>
+      </w:r>
+      <w:r>
+        <w:rPr>
+          <w:rFonts w:eastAsia="Times New Roman" w:cs="Times New Roman"/>
+          <w:color w:val="ABB2BF"/>
+          <w:kern w:val="0"/>
+          <w:sz w:val="21"/>
+          <w:szCs w:val="21"/>
+          <w14:ligatures w14:val="none"/>
+        </w:rPr>
+        <w:t>()</w:t>
+      </w:r>
+    </w:p>
+    <w:p>
+      <w:pPr>
+        <w:shd w:val="clear" w:color="auto" w:fill="23272E"/>
+        <w:bidi w:val="0"/>
+        <w:spacing w:after="240" w:line="285" w:lineRule="atLeast"/>
+        <w:rPr>
+          <w:rFonts w:eastAsia="Times New Roman" w:cs="Times New Roman"/>
+          <w:color w:val="ABB2BF"/>
+          <w:kern w:val="0"/>
+          <w:sz w:val="21"/>
+          <w:szCs w:val="21"/>
+          <w14:ligatures w14:val="none"/>
+        </w:rPr>
+      </w:pPr>
+    </w:p>
+    <w:p>
+      <w:pPr>
+        <w:shd w:val="clear" w:color="auto" w:fill="23272E"/>
+        <w:bidi w:val="0"/>
+        <w:spacing w:after="0" w:line="285" w:lineRule="atLeast"/>
+        <w:rPr>
+          <w:rFonts w:eastAsia="Times New Roman" w:cs="Times New Roman"/>
+          <w:color w:val="ABB2BF"/>
+          <w:kern w:val="0"/>
+          <w:sz w:val="21"/>
+          <w:szCs w:val="21"/>
+          <w14:ligatures w14:val="none"/>
+        </w:rPr>
+      </w:pPr>
+      <w:r>
+        <w:rPr>
+          <w:rFonts w:eastAsia="Times New Roman" w:cs="Times New Roman"/>
+          <w:color w:val="ABB2BF"/>
+          <w:kern w:val="0"/>
+          <w:sz w:val="21"/>
+          <w:szCs w:val="21"/>
+          <w14:ligatures w14:val="none"/>
+        </w:rPr>
+        <w:t xml:space="preserve">    </w:t>
+      </w:r>
+      <w:r>
+        <w:rPr>
+          <w:rFonts w:eastAsia="Times New Roman" w:cs="Times New Roman"/>
+          <w:color w:val="C678DD"/>
+          <w:kern w:val="0"/>
+          <w:sz w:val="21"/>
+          <w:szCs w:val="21"/>
+          <w14:ligatures w14:val="none"/>
+        </w:rPr>
+        <w:t>return</w:t>
+      </w:r>
+      <w:r>
+        <w:rPr>
+          <w:rFonts w:eastAsia="Times New Roman" w:cs="Times New Roman"/>
+          <w:color w:val="ABB2BF"/>
+          <w:kern w:val="0"/>
+          <w:sz w:val="21"/>
+          <w:szCs w:val="21"/>
+          <w14:ligatures w14:val="none"/>
+        </w:rPr>
+        <w:t xml:space="preserve"> </w:t>
+      </w:r>
+      <w:r>
+        <w:rPr>
+          <w:rFonts w:eastAsia="Times New Roman" w:cs="Times New Roman"/>
+          <w:color w:val="E06C75"/>
+          <w:kern w:val="0"/>
+          <w:sz w:val="21"/>
+          <w:szCs w:val="21"/>
+          <w14:ligatures w14:val="none"/>
+        </w:rPr>
+        <w:t>order</w:t>
+      </w:r>
+    </w:p>
+    <w:p>
+      <w:pPr>
+        <w:rPr>
+          <w:lang w:bidi="fa-IR"/>
+        </w:rPr>
+      </w:pPr>
+      <w:r>
+        <w:rPr>
+          <w:rFonts w:hint="cs"/>
+          <w:rtl/>
+          <w:lang w:bidi="fa-IR"/>
+        </w:rPr>
+        <w:t xml:space="preserve">که ساخت </w:t>
+      </w:r>
+      <w:r>
+        <w:rPr>
+          <w:lang w:bidi="fa-IR"/>
+        </w:rPr>
+        <w:t>order</w:t>
+      </w:r>
+      <w:r>
+        <w:rPr>
+          <w:rFonts w:hint="cs"/>
+          <w:rtl/>
+          <w:lang w:bidi="fa-IR"/>
+        </w:rPr>
+        <w:t xml:space="preserve"> یا </w:t>
+      </w:r>
+      <w:r>
+        <w:rPr>
+          <w:lang w:bidi="fa-IR"/>
+        </w:rPr>
+        <w:t>ticket</w:t>
+      </w:r>
+      <w:r>
+        <w:rPr>
+          <w:rFonts w:hint="cs"/>
+          <w:rtl/>
+          <w:lang w:bidi="fa-IR"/>
+        </w:rPr>
+        <w:t xml:space="preserve"> باهم انجام میشه یا انجام نمیشه هیچ کدوم</w:t>
+      </w:r>
+    </w:p>
+    <w:p>
+      <w:pPr>
+        <w:rPr>
+          <w:lang w:bidi="fa-IR"/>
+        </w:rPr>
+      </w:pPr>
+    </w:p>
+    <w:p>
+      <w:pPr>
+        <w:rPr>
+          <w:rtl/>
+          <w:lang w:bidi="fa-IR"/>
+        </w:rPr>
+      </w:pPr>
+      <w:r>
+        <w:rPr>
+          <w:rFonts w:hint="cs"/>
+          <w:rtl/>
+          <w:lang w:bidi="fa-IR"/>
+        </w:rPr>
+        <w:t xml:space="preserve">حالا </w:t>
+      </w:r>
+      <w:r>
+        <w:rPr>
+          <w:lang w:bidi="fa-IR"/>
+        </w:rPr>
+        <w:t>select_update_for</w:t>
+      </w:r>
+      <w:r>
+        <w:rPr>
+          <w:rFonts w:hint="cs"/>
+          <w:rtl/>
+          <w:lang w:bidi="fa-IR"/>
+        </w:rPr>
+        <w:t xml:space="preserve"> چیه و کجا استفاده میشه؟</w:t>
+      </w:r>
+    </w:p>
+    <w:p>
+      <w:pPr>
+        <w:rPr>
+          <w:lang w:bidi="fa-IR"/>
+        </w:rPr>
+      </w:pPr>
+      <w:r>
+        <w:rPr>
+          <w:rFonts w:hint="cs"/>
+          <w:rtl/>
+          <w:lang w:bidi="fa-IR"/>
+        </w:rPr>
+        <w:t xml:space="preserve">این دقیقا وقتی توی </w:t>
+      </w:r>
+      <w:r>
+        <w:rPr>
+          <w:lang w:bidi="fa-IR"/>
+        </w:rPr>
+        <w:t>transaction.atomic</w:t>
+      </w:r>
+      <w:r>
+        <w:rPr>
+          <w:rFonts w:hint="cs"/>
+          <w:rtl/>
+          <w:lang w:bidi="fa-IR"/>
+        </w:rPr>
+        <w:t xml:space="preserve"> استفاده بشه باعث میشه دیتابیس روی لون رکورد ها قفل بشه تا کار نهایی بشه</w:t>
+      </w:r>
+    </w:p>
+    <w:p>
+      <w:pPr>
+        <w:rPr>
+          <w:rtl/>
+          <w:lang w:bidi="fa-IR"/>
+        </w:rPr>
+      </w:pPr>
+      <w:r>
+        <w:rPr>
+          <w:rFonts w:hint="cs"/>
+          <w:rtl/>
+          <w:lang w:bidi="fa-IR"/>
+        </w:rPr>
+        <w:t>برای مثال به این صورت استفاده میشه</w:t>
+      </w:r>
+    </w:p>
+    <w:p>
+      <w:pPr>
+        <w:shd w:val="clear" w:color="auto" w:fill="23272E"/>
+        <w:bidi w:val="0"/>
+        <w:spacing w:after="0" w:line="285" w:lineRule="atLeast"/>
+        <w:rPr>
+          <w:rFonts w:eastAsia="Times New Roman" w:cs="Times New Roman"/>
+          <w:color w:val="ABB2BF"/>
+          <w:kern w:val="0"/>
+          <w:sz w:val="21"/>
+          <w:szCs w:val="21"/>
+          <w14:ligatures w14:val="none"/>
+        </w:rPr>
+      </w:pPr>
+      <w:r>
+        <w:rPr>
+          <w:rFonts w:eastAsia="Times New Roman" w:cs="Times New Roman"/>
+          <w:color w:val="ABB2BF"/>
+          <w:kern w:val="0"/>
+          <w:sz w:val="21"/>
+          <w:szCs w:val="21"/>
+          <w14:ligatures w14:val="none"/>
+        </w:rPr>
+        <w:t xml:space="preserve">    </w:t>
+      </w:r>
+      <w:r>
+        <w:rPr>
+          <w:rFonts w:eastAsia="Times New Roman" w:cs="Times New Roman"/>
+          <w:color w:val="E06C75"/>
+          <w:kern w:val="0"/>
+          <w:sz w:val="21"/>
+          <w:szCs w:val="21"/>
+          <w14:ligatures w14:val="none"/>
+        </w:rPr>
+        <w:t>locked_tripseats</w:t>
+      </w:r>
+      <w:r>
+        <w:rPr>
+          <w:rFonts w:eastAsia="Times New Roman" w:cs="Times New Roman"/>
+          <w:color w:val="ABB2BF"/>
+          <w:kern w:val="0"/>
+          <w:sz w:val="21"/>
+          <w:szCs w:val="21"/>
+          <w14:ligatures w14:val="none"/>
+        </w:rPr>
+        <w:t xml:space="preserve"> </w:t>
+      </w:r>
+      <w:r>
+        <w:rPr>
+          <w:rFonts w:eastAsia="Times New Roman" w:cs="Times New Roman"/>
+          <w:color w:val="56B6C2"/>
+          <w:kern w:val="0"/>
+          <w:sz w:val="21"/>
+          <w:szCs w:val="21"/>
+          <w14:ligatures w14:val="none"/>
+        </w:rPr>
+        <w:t>=</w:t>
+      </w:r>
+      <w:r>
+        <w:rPr>
+          <w:rFonts w:eastAsia="Times New Roman" w:cs="Times New Roman"/>
+          <w:color w:val="ABB2BF"/>
+          <w:kern w:val="0"/>
+          <w:sz w:val="21"/>
+          <w:szCs w:val="21"/>
+          <w14:ligatures w14:val="none"/>
+        </w:rPr>
+        <w:t xml:space="preserve"> (</w:t>
+      </w:r>
+      <w:r>
+        <w:rPr>
+          <w:rFonts w:eastAsia="Times New Roman" w:cs="Times New Roman"/>
+          <w:color w:val="E5C07B"/>
+          <w:kern w:val="0"/>
+          <w:sz w:val="21"/>
+          <w:szCs w:val="21"/>
+          <w14:ligatures w14:val="none"/>
+        </w:rPr>
+        <w:t>TripSeatModel</w:t>
+      </w:r>
+      <w:r>
+        <w:rPr>
+          <w:rFonts w:eastAsia="Times New Roman" w:cs="Times New Roman"/>
+          <w:color w:val="ABB2BF"/>
+          <w:kern w:val="0"/>
+          <w:sz w:val="21"/>
+          <w:szCs w:val="21"/>
+          <w14:ligatures w14:val="none"/>
+        </w:rPr>
+        <w:t>.</w:t>
+      </w:r>
+      <w:r>
+        <w:rPr>
+          <w:rFonts w:eastAsia="Times New Roman" w:cs="Times New Roman"/>
+          <w:color w:val="E06C75"/>
+          <w:kern w:val="0"/>
+          <w:sz w:val="21"/>
+          <w:szCs w:val="21"/>
+          <w14:ligatures w14:val="none"/>
+        </w:rPr>
+        <w:t>objects</w:t>
+      </w:r>
+    </w:p>
+    <w:p>
+      <w:pPr>
+        <w:shd w:val="clear" w:color="auto" w:fill="23272E"/>
+        <w:bidi w:val="0"/>
+        <w:spacing w:after="0" w:line="285" w:lineRule="atLeast"/>
+        <w:rPr>
+          <w:rFonts w:eastAsia="Times New Roman" w:cs="Times New Roman"/>
+          <w:color w:val="ABB2BF"/>
+          <w:kern w:val="0"/>
+          <w:sz w:val="21"/>
+          <w:szCs w:val="21"/>
+          <w14:ligatures w14:val="none"/>
+        </w:rPr>
+      </w:pPr>
+      <w:r>
+        <w:rPr>
+          <w:rFonts w:eastAsia="Times New Roman" w:cs="Times New Roman"/>
+          <w:color w:val="ABB2BF"/>
+          <w:kern w:val="0"/>
+          <w:sz w:val="21"/>
+          <w:szCs w:val="21"/>
+          <w14:ligatures w14:val="none"/>
+        </w:rPr>
+        <w:t>                        .</w:t>
+      </w:r>
+      <w:r>
+        <w:rPr>
+          <w:rFonts w:eastAsia="Times New Roman" w:cs="Times New Roman"/>
+          <w:color w:val="61AFEF"/>
+          <w:kern w:val="0"/>
+          <w:sz w:val="21"/>
+          <w:szCs w:val="21"/>
+          <w14:ligatures w14:val="none"/>
+        </w:rPr>
+        <w:t>select_for_update</w:t>
+      </w:r>
+      <w:r>
+        <w:rPr>
+          <w:rFonts w:eastAsia="Times New Roman" w:cs="Times New Roman"/>
+          <w:color w:val="ABB2BF"/>
+          <w:kern w:val="0"/>
+          <w:sz w:val="21"/>
+          <w:szCs w:val="21"/>
+          <w14:ligatures w14:val="none"/>
+        </w:rPr>
+        <w:t>()</w:t>
+      </w:r>
+    </w:p>
+    <w:p>
+      <w:pPr>
+        <w:shd w:val="clear" w:color="auto" w:fill="23272E"/>
+        <w:bidi w:val="0"/>
+        <w:spacing w:after="0" w:line="285" w:lineRule="atLeast"/>
+        <w:rPr>
+          <w:rFonts w:eastAsia="Times New Roman" w:cs="Times New Roman"/>
+          <w:color w:val="ABB2BF"/>
+          <w:kern w:val="0"/>
+          <w:sz w:val="21"/>
+          <w:szCs w:val="21"/>
+          <w14:ligatures w14:val="none"/>
+        </w:rPr>
+      </w:pPr>
+      <w:r>
+        <w:rPr>
+          <w:rFonts w:eastAsia="Times New Roman" w:cs="Times New Roman"/>
+          <w:color w:val="ABB2BF"/>
+          <w:kern w:val="0"/>
+          <w:sz w:val="21"/>
+          <w:szCs w:val="21"/>
+          <w14:ligatures w14:val="none"/>
+        </w:rPr>
+        <w:t>                        .</w:t>
+      </w:r>
+      <w:r>
+        <w:rPr>
+          <w:rFonts w:eastAsia="Times New Roman" w:cs="Times New Roman"/>
+          <w:color w:val="61AFEF"/>
+          <w:kern w:val="0"/>
+          <w:sz w:val="21"/>
+          <w:szCs w:val="21"/>
+          <w14:ligatures w14:val="none"/>
+        </w:rPr>
+        <w:t>filter</w:t>
+      </w:r>
+      <w:r>
+        <w:rPr>
+          <w:rFonts w:eastAsia="Times New Roman" w:cs="Times New Roman"/>
+          <w:color w:val="ABB2BF"/>
+          <w:kern w:val="0"/>
+          <w:sz w:val="21"/>
+          <w:szCs w:val="21"/>
+          <w14:ligatures w14:val="none"/>
+        </w:rPr>
+        <w:t>(</w:t>
+      </w:r>
+      <w:r>
+        <w:rPr>
+          <w:rFonts w:eastAsia="Times New Roman" w:cs="Times New Roman"/>
+          <w:color w:val="E06C75"/>
+          <w:kern w:val="0"/>
+          <w:sz w:val="21"/>
+          <w:szCs w:val="21"/>
+          <w14:ligatures w14:val="none"/>
+        </w:rPr>
+        <w:t>id__in</w:t>
+      </w:r>
+      <w:r>
+        <w:rPr>
+          <w:rFonts w:eastAsia="Times New Roman" w:cs="Times New Roman"/>
+          <w:color w:val="56B6C2"/>
+          <w:kern w:val="0"/>
+          <w:sz w:val="21"/>
+          <w:szCs w:val="21"/>
+          <w14:ligatures w14:val="none"/>
+        </w:rPr>
+        <w:t>=</w:t>
+      </w:r>
+      <w:r>
+        <w:rPr>
+          <w:rFonts w:eastAsia="Times New Roman" w:cs="Times New Roman"/>
+          <w:color w:val="ABB2BF"/>
+          <w:kern w:val="0"/>
+          <w:sz w:val="21"/>
+          <w:szCs w:val="21"/>
+          <w14:ligatures w14:val="none"/>
+        </w:rPr>
+        <w:t>[</w:t>
+      </w:r>
+      <w:r>
+        <w:rPr>
+          <w:rFonts w:eastAsia="Times New Roman" w:cs="Times New Roman"/>
+          <w:color w:val="E06C75"/>
+          <w:kern w:val="0"/>
+          <w:sz w:val="21"/>
+          <w:szCs w:val="21"/>
+          <w14:ligatures w14:val="none"/>
+        </w:rPr>
+        <w:t>seat</w:t>
+      </w:r>
+      <w:r>
+        <w:rPr>
+          <w:rFonts w:eastAsia="Times New Roman" w:cs="Times New Roman"/>
+          <w:color w:val="ABB2BF"/>
+          <w:kern w:val="0"/>
+          <w:sz w:val="21"/>
+          <w:szCs w:val="21"/>
+          <w14:ligatures w14:val="none"/>
+        </w:rPr>
+        <w:t xml:space="preserve">.id </w:t>
+      </w:r>
+      <w:r>
+        <w:rPr>
+          <w:rFonts w:eastAsia="Times New Roman" w:cs="Times New Roman"/>
+          <w:color w:val="C678DD"/>
+          <w:kern w:val="0"/>
+          <w:sz w:val="21"/>
+          <w:szCs w:val="21"/>
+          <w14:ligatures w14:val="none"/>
+        </w:rPr>
+        <w:t>for</w:t>
+      </w:r>
+      <w:r>
+        <w:rPr>
+          <w:rFonts w:eastAsia="Times New Roman" w:cs="Times New Roman"/>
+          <w:color w:val="ABB2BF"/>
+          <w:kern w:val="0"/>
+          <w:sz w:val="21"/>
+          <w:szCs w:val="21"/>
+          <w14:ligatures w14:val="none"/>
+        </w:rPr>
+        <w:t xml:space="preserve"> </w:t>
+      </w:r>
+      <w:r>
+        <w:rPr>
+          <w:rFonts w:eastAsia="Times New Roman" w:cs="Times New Roman"/>
+          <w:color w:val="E06C75"/>
+          <w:kern w:val="0"/>
+          <w:sz w:val="21"/>
+          <w:szCs w:val="21"/>
+          <w14:ligatures w14:val="none"/>
+        </w:rPr>
+        <w:t>seat</w:t>
+      </w:r>
+      <w:r>
+        <w:rPr>
+          <w:rFonts w:eastAsia="Times New Roman" w:cs="Times New Roman"/>
+          <w:color w:val="ABB2BF"/>
+          <w:kern w:val="0"/>
+          <w:sz w:val="21"/>
+          <w:szCs w:val="21"/>
+          <w14:ligatures w14:val="none"/>
+        </w:rPr>
+        <w:t xml:space="preserve"> </w:t>
+      </w:r>
+      <w:r>
+        <w:rPr>
+          <w:rFonts w:eastAsia="Times New Roman" w:cs="Times New Roman"/>
+          <w:color w:val="C678DD"/>
+          <w:kern w:val="0"/>
+          <w:sz w:val="21"/>
+          <w:szCs w:val="21"/>
+          <w14:ligatures w14:val="none"/>
+        </w:rPr>
+        <w:t>in</w:t>
+      </w:r>
+      <w:r>
+        <w:rPr>
+          <w:rFonts w:eastAsia="Times New Roman" w:cs="Times New Roman"/>
+          <w:color w:val="ABB2BF"/>
+          <w:kern w:val="0"/>
+          <w:sz w:val="21"/>
+          <w:szCs w:val="21"/>
+          <w14:ligatures w14:val="none"/>
+        </w:rPr>
+        <w:t xml:space="preserve"> </w:t>
+      </w:r>
+      <w:r>
+        <w:rPr>
+          <w:rFonts w:eastAsia="Times New Roman" w:cs="Times New Roman"/>
+          <w:color w:val="E06C75"/>
+          <w:kern w:val="0"/>
+          <w:sz w:val="21"/>
+          <w:szCs w:val="21"/>
+          <w14:ligatures w14:val="none"/>
+        </w:rPr>
+        <w:t>trip_seats</w:t>
+      </w:r>
+      <w:r>
+        <w:rPr>
+          <w:rFonts w:eastAsia="Times New Roman" w:cs="Times New Roman"/>
+          <w:color w:val="ABB2BF"/>
+          <w:kern w:val="0"/>
+          <w:sz w:val="21"/>
+          <w:szCs w:val="21"/>
+          <w14:ligatures w14:val="none"/>
+        </w:rPr>
+        <w:t>])</w:t>
+      </w:r>
+    </w:p>
+    <w:p>
+      <w:pPr>
+        <w:shd w:val="clear" w:color="auto" w:fill="23272E"/>
+        <w:bidi w:val="0"/>
+        <w:spacing w:after="0" w:line="285" w:lineRule="atLeast"/>
+        <w:rPr>
+          <w:rFonts w:eastAsia="Times New Roman" w:cs="Times New Roman"/>
+          <w:color w:val="ABB2BF"/>
+          <w:kern w:val="0"/>
+          <w:sz w:val="21"/>
+          <w:szCs w:val="21"/>
+          <w14:ligatures w14:val="none"/>
+        </w:rPr>
+      </w:pPr>
+      <w:r>
+        <w:rPr>
+          <w:rFonts w:eastAsia="Times New Roman" w:cs="Times New Roman"/>
+          <w:color w:val="ABB2BF"/>
+          <w:kern w:val="0"/>
+          <w:sz w:val="21"/>
+          <w:szCs w:val="21"/>
+          <w14:ligatures w14:val="none"/>
+        </w:rPr>
+        <w:t>                        )</w:t>
+      </w:r>
+    </w:p>
+    <w:p>
+      <w:pPr>
+        <w:shd w:val="clear" w:color="auto" w:fill="23272E"/>
+        <w:bidi w:val="0"/>
+        <w:spacing w:after="0" w:line="285" w:lineRule="atLeast"/>
+        <w:rPr>
+          <w:rFonts w:eastAsia="Times New Roman" w:cs="Times New Roman"/>
+          <w:color w:val="ABB2BF"/>
+          <w:kern w:val="0"/>
+          <w:sz w:val="21"/>
+          <w:szCs w:val="21"/>
+          <w14:ligatures w14:val="none"/>
+        </w:rPr>
+      </w:pPr>
+    </w:p>
+    <w:p>
+      <w:pPr>
+        <w:shd w:val="clear" w:color="auto" w:fill="23272E"/>
+        <w:bidi w:val="0"/>
+        <w:spacing w:after="0" w:line="285" w:lineRule="atLeast"/>
+        <w:rPr>
+          <w:rFonts w:eastAsia="Times New Roman" w:cs="Times New Roman"/>
+          <w:color w:val="ABB2BF"/>
+          <w:kern w:val="0"/>
+          <w:sz w:val="21"/>
+          <w:szCs w:val="21"/>
+          <w14:ligatures w14:val="none"/>
+        </w:rPr>
+      </w:pPr>
+      <w:r>
+        <w:rPr>
+          <w:rFonts w:eastAsia="Times New Roman" w:cs="Times New Roman"/>
+          <w:color w:val="ABB2BF"/>
+          <w:kern w:val="0"/>
+          <w:sz w:val="21"/>
+          <w:szCs w:val="21"/>
+          <w14:ligatures w14:val="none"/>
+        </w:rPr>
+        <w:t xml:space="preserve">    </w:t>
+      </w:r>
+      <w:r>
+        <w:rPr>
+          <w:rFonts w:eastAsia="Times New Roman" w:cs="Times New Roman"/>
+          <w:color w:val="C678DD"/>
+          <w:kern w:val="0"/>
+          <w:sz w:val="21"/>
+          <w:szCs w:val="21"/>
+          <w14:ligatures w14:val="none"/>
+        </w:rPr>
+        <w:t>for</w:t>
+      </w:r>
+      <w:r>
+        <w:rPr>
+          <w:rFonts w:eastAsia="Times New Roman" w:cs="Times New Roman"/>
+          <w:color w:val="ABB2BF"/>
+          <w:kern w:val="0"/>
+          <w:sz w:val="21"/>
+          <w:szCs w:val="21"/>
+          <w14:ligatures w14:val="none"/>
+        </w:rPr>
+        <w:t xml:space="preserve"> </w:t>
+      </w:r>
+      <w:r>
+        <w:rPr>
+          <w:rFonts w:eastAsia="Times New Roman" w:cs="Times New Roman"/>
+          <w:color w:val="E06C75"/>
+          <w:kern w:val="0"/>
+          <w:sz w:val="21"/>
+          <w:szCs w:val="21"/>
+          <w14:ligatures w14:val="none"/>
+        </w:rPr>
+        <w:t>seat</w:t>
+      </w:r>
+      <w:r>
+        <w:rPr>
+          <w:rFonts w:eastAsia="Times New Roman" w:cs="Times New Roman"/>
+          <w:color w:val="ABB2BF"/>
+          <w:kern w:val="0"/>
+          <w:sz w:val="21"/>
+          <w:szCs w:val="21"/>
+          <w14:ligatures w14:val="none"/>
+        </w:rPr>
+        <w:t xml:space="preserve"> </w:t>
+      </w:r>
+      <w:r>
+        <w:rPr>
+          <w:rFonts w:eastAsia="Times New Roman" w:cs="Times New Roman"/>
+          <w:color w:val="56B6C2"/>
+          <w:kern w:val="0"/>
+          <w:sz w:val="21"/>
+          <w:szCs w:val="21"/>
+          <w14:ligatures w14:val="none"/>
+        </w:rPr>
+        <w:t>in</w:t>
+      </w:r>
+      <w:r>
+        <w:rPr>
+          <w:rFonts w:eastAsia="Times New Roman" w:cs="Times New Roman"/>
+          <w:color w:val="ABB2BF"/>
+          <w:kern w:val="0"/>
+          <w:sz w:val="21"/>
+          <w:szCs w:val="21"/>
+          <w14:ligatures w14:val="none"/>
+        </w:rPr>
+        <w:t xml:space="preserve"> </w:t>
+      </w:r>
+      <w:r>
+        <w:rPr>
+          <w:rFonts w:eastAsia="Times New Roman" w:cs="Times New Roman"/>
+          <w:color w:val="E06C75"/>
+          <w:kern w:val="0"/>
+          <w:sz w:val="21"/>
+          <w:szCs w:val="21"/>
+          <w14:ligatures w14:val="none"/>
+        </w:rPr>
+        <w:t>locked_tripseats</w:t>
+      </w:r>
+      <w:r>
+        <w:rPr>
+          <w:rFonts w:eastAsia="Times New Roman" w:cs="Times New Roman"/>
+          <w:color w:val="ABB2BF"/>
+          <w:kern w:val="0"/>
+          <w:sz w:val="21"/>
+          <w:szCs w:val="21"/>
+          <w14:ligatures w14:val="none"/>
+        </w:rPr>
+        <w:t>:</w:t>
+      </w:r>
+    </w:p>
+    <w:p>
+      <w:pPr>
+        <w:shd w:val="clear" w:color="auto" w:fill="23272E"/>
+        <w:bidi w:val="0"/>
+        <w:spacing w:after="0" w:line="285" w:lineRule="atLeast"/>
+        <w:rPr>
+          <w:rFonts w:eastAsia="Times New Roman" w:cs="Times New Roman"/>
+          <w:color w:val="ABB2BF"/>
+          <w:kern w:val="0"/>
+          <w:sz w:val="21"/>
+          <w:szCs w:val="21"/>
+          <w14:ligatures w14:val="none"/>
+        </w:rPr>
+      </w:pPr>
+      <w:r>
+        <w:rPr>
+          <w:rFonts w:eastAsia="Times New Roman" w:cs="Times New Roman"/>
+          <w:color w:val="ABB2BF"/>
+          <w:kern w:val="0"/>
+          <w:sz w:val="21"/>
+          <w:szCs w:val="21"/>
+          <w14:ligatures w14:val="none"/>
+        </w:rPr>
+        <w:t xml:space="preserve">        </w:t>
+      </w:r>
+      <w:r>
+        <w:rPr>
+          <w:rFonts w:eastAsia="Times New Roman" w:cs="Times New Roman"/>
+          <w:color w:val="C678DD"/>
+          <w:kern w:val="0"/>
+          <w:sz w:val="21"/>
+          <w:szCs w:val="21"/>
+          <w14:ligatures w14:val="none"/>
+        </w:rPr>
+        <w:t>if</w:t>
+      </w:r>
+      <w:r>
+        <w:rPr>
+          <w:rFonts w:eastAsia="Times New Roman" w:cs="Times New Roman"/>
+          <w:color w:val="ABB2BF"/>
+          <w:kern w:val="0"/>
+          <w:sz w:val="21"/>
+          <w:szCs w:val="21"/>
+          <w14:ligatures w14:val="none"/>
+        </w:rPr>
+        <w:t xml:space="preserve"> </w:t>
+      </w:r>
+      <w:r>
+        <w:rPr>
+          <w:rFonts w:eastAsia="Times New Roman" w:cs="Times New Roman"/>
+          <w:color w:val="E06C75"/>
+          <w:kern w:val="0"/>
+          <w:sz w:val="21"/>
+          <w:szCs w:val="21"/>
+          <w14:ligatures w14:val="none"/>
+        </w:rPr>
+        <w:t>seat</w:t>
+      </w:r>
+      <w:r>
+        <w:rPr>
+          <w:rFonts w:eastAsia="Times New Roman" w:cs="Times New Roman"/>
+          <w:color w:val="ABB2BF"/>
+          <w:kern w:val="0"/>
+          <w:sz w:val="21"/>
+          <w:szCs w:val="21"/>
+          <w14:ligatures w14:val="none"/>
+        </w:rPr>
+        <w:t>.</w:t>
+      </w:r>
+      <w:r>
+        <w:rPr>
+          <w:rFonts w:eastAsia="Times New Roman" w:cs="Times New Roman"/>
+          <w:color w:val="E06C75"/>
+          <w:kern w:val="0"/>
+          <w:sz w:val="21"/>
+          <w:szCs w:val="21"/>
+          <w14:ligatures w14:val="none"/>
+        </w:rPr>
+        <w:t>status</w:t>
+      </w:r>
+      <w:r>
+        <w:rPr>
+          <w:rFonts w:eastAsia="Times New Roman" w:cs="Times New Roman"/>
+          <w:color w:val="ABB2BF"/>
+          <w:kern w:val="0"/>
+          <w:sz w:val="21"/>
+          <w:szCs w:val="21"/>
+          <w14:ligatures w14:val="none"/>
+        </w:rPr>
+        <w:t xml:space="preserve"> </w:t>
+      </w:r>
+      <w:r>
+        <w:rPr>
+          <w:rFonts w:eastAsia="Times New Roman" w:cs="Times New Roman"/>
+          <w:color w:val="56B6C2"/>
+          <w:kern w:val="0"/>
+          <w:sz w:val="21"/>
+          <w:szCs w:val="21"/>
+          <w14:ligatures w14:val="none"/>
+        </w:rPr>
+        <w:t>!=</w:t>
+      </w:r>
+      <w:r>
+        <w:rPr>
+          <w:rFonts w:eastAsia="Times New Roman" w:cs="Times New Roman"/>
+          <w:color w:val="ABB2BF"/>
+          <w:kern w:val="0"/>
+          <w:sz w:val="21"/>
+          <w:szCs w:val="21"/>
+          <w14:ligatures w14:val="none"/>
+        </w:rPr>
+        <w:t xml:space="preserve"> </w:t>
+      </w:r>
+      <w:r>
+        <w:rPr>
+          <w:rFonts w:eastAsia="Times New Roman" w:cs="Times New Roman"/>
+          <w:color w:val="E5C07B"/>
+          <w:kern w:val="0"/>
+          <w:sz w:val="21"/>
+          <w:szCs w:val="21"/>
+          <w14:ligatures w14:val="none"/>
+        </w:rPr>
+        <w:t>TripSeatModel</w:t>
+      </w:r>
+      <w:r>
+        <w:rPr>
+          <w:rFonts w:eastAsia="Times New Roman" w:cs="Times New Roman"/>
+          <w:color w:val="ABB2BF"/>
+          <w:kern w:val="0"/>
+          <w:sz w:val="21"/>
+          <w:szCs w:val="21"/>
+          <w14:ligatures w14:val="none"/>
+        </w:rPr>
+        <w:t>.</w:t>
+      </w:r>
+      <w:r>
+        <w:rPr>
+          <w:rFonts w:eastAsia="Times New Roman" w:cs="Times New Roman"/>
+          <w:color w:val="E5C07B"/>
+          <w:kern w:val="0"/>
+          <w:sz w:val="21"/>
+          <w:szCs w:val="21"/>
+          <w14:ligatures w14:val="none"/>
+        </w:rPr>
+        <w:t>TripSeatStatus</w:t>
+      </w:r>
+      <w:r>
+        <w:rPr>
+          <w:rFonts w:eastAsia="Times New Roman" w:cs="Times New Roman"/>
+          <w:color w:val="ABB2BF"/>
+          <w:kern w:val="0"/>
+          <w:sz w:val="21"/>
+          <w:szCs w:val="21"/>
+          <w14:ligatures w14:val="none"/>
+        </w:rPr>
+        <w:t>.</w:t>
+      </w:r>
+      <w:r>
+        <w:rPr>
+          <w:rFonts w:eastAsia="Times New Roman" w:cs="Times New Roman"/>
+          <w:color w:val="56B6C2"/>
+          <w:kern w:val="0"/>
+          <w:sz w:val="21"/>
+          <w:szCs w:val="21"/>
+          <w14:ligatures w14:val="none"/>
+        </w:rPr>
+        <w:t>AVAILABLE</w:t>
+      </w:r>
+      <w:r>
+        <w:rPr>
+          <w:rFonts w:eastAsia="Times New Roman" w:cs="Times New Roman"/>
+          <w:color w:val="ABB2BF"/>
+          <w:kern w:val="0"/>
+          <w:sz w:val="21"/>
+          <w:szCs w:val="21"/>
+          <w14:ligatures w14:val="none"/>
+        </w:rPr>
+        <w:t>:</w:t>
+      </w:r>
+    </w:p>
+    <w:p>
+      <w:pPr>
+        <w:shd w:val="clear" w:color="auto" w:fill="23272E"/>
+        <w:bidi w:val="0"/>
+        <w:spacing w:after="0" w:line="285" w:lineRule="atLeast"/>
+        <w:rPr>
+          <w:rFonts w:eastAsia="Times New Roman" w:cs="Times New Roman"/>
+          <w:color w:val="ABB2BF"/>
+          <w:kern w:val="0"/>
+          <w:sz w:val="21"/>
+          <w:szCs w:val="21"/>
+          <w14:ligatures w14:val="none"/>
+        </w:rPr>
+      </w:pPr>
+    </w:p>
+    <w:p>
+      <w:pPr>
+        <w:shd w:val="clear" w:color="auto" w:fill="23272E"/>
+        <w:bidi w:val="0"/>
+        <w:spacing w:after="0" w:line="285" w:lineRule="atLeast"/>
+        <w:rPr>
+          <w:rFonts w:eastAsia="Times New Roman" w:cs="Times New Roman"/>
+          <w:color w:val="ABB2BF"/>
+          <w:kern w:val="0"/>
+          <w:sz w:val="21"/>
+          <w:szCs w:val="21"/>
+          <w14:ligatures w14:val="none"/>
+        </w:rPr>
+      </w:pPr>
+      <w:r>
+        <w:rPr>
+          <w:rFonts w:eastAsia="Times New Roman" w:cs="Times New Roman"/>
+          <w:color w:val="ABB2BF"/>
+          <w:kern w:val="0"/>
+          <w:sz w:val="21"/>
+          <w:szCs w:val="21"/>
+          <w14:ligatures w14:val="none"/>
+        </w:rPr>
+        <w:t xml:space="preserve">            </w:t>
+      </w:r>
+      <w:r>
+        <w:rPr>
+          <w:rFonts w:eastAsia="Times New Roman" w:cs="Times New Roman"/>
+          <w:color w:val="C678DD"/>
+          <w:kern w:val="0"/>
+          <w:sz w:val="21"/>
+          <w:szCs w:val="21"/>
+          <w14:ligatures w14:val="none"/>
+        </w:rPr>
+        <w:t>raise</w:t>
+      </w:r>
+      <w:r>
+        <w:rPr>
+          <w:rFonts w:eastAsia="Times New Roman" w:cs="Times New Roman"/>
+          <w:color w:val="ABB2BF"/>
+          <w:kern w:val="0"/>
+          <w:sz w:val="21"/>
+          <w:szCs w:val="21"/>
+          <w14:ligatures w14:val="none"/>
+        </w:rPr>
+        <w:t xml:space="preserve"> </w:t>
+      </w:r>
+      <w:r>
+        <w:rPr>
+          <w:rFonts w:eastAsia="Times New Roman" w:cs="Times New Roman"/>
+          <w:color w:val="E5C07B"/>
+          <w:kern w:val="0"/>
+          <w:sz w:val="21"/>
+          <w:szCs w:val="21"/>
+          <w14:ligatures w14:val="none"/>
+        </w:rPr>
+        <w:t>ValidationError</w:t>
+      </w:r>
+      <w:r>
+        <w:rPr>
+          <w:rFonts w:eastAsia="Times New Roman" w:cs="Times New Roman"/>
+          <w:color w:val="ABB2BF"/>
+          <w:kern w:val="0"/>
+          <w:sz w:val="21"/>
+          <w:szCs w:val="21"/>
+          <w14:ligatures w14:val="none"/>
+        </w:rPr>
+        <w:t>(</w:t>
+      </w:r>
+      <w:r>
+        <w:rPr>
+          <w:rFonts w:eastAsia="Times New Roman" w:cs="Times New Roman"/>
+          <w:color w:val="C678DD"/>
+          <w:kern w:val="0"/>
+          <w:sz w:val="21"/>
+          <w:szCs w:val="21"/>
+          <w14:ligatures w14:val="none"/>
+        </w:rPr>
+        <w:t>f</w:t>
+      </w:r>
+      <w:r>
+        <w:rPr>
+          <w:rFonts w:eastAsia="Times New Roman" w:cs="Times New Roman"/>
+          <w:color w:val="98C379"/>
+          <w:kern w:val="0"/>
+          <w:sz w:val="21"/>
+          <w:szCs w:val="21"/>
+          <w14:ligatures w14:val="none"/>
+        </w:rPr>
+        <w:t xml:space="preserve">"Seat number </w:t>
+      </w:r>
+      <w:r>
+        <w:rPr>
+          <w:rFonts w:eastAsia="Times New Roman" w:cs="Times New Roman"/>
+          <w:color w:val="D19A66"/>
+          <w:kern w:val="0"/>
+          <w:sz w:val="21"/>
+          <w:szCs w:val="21"/>
+          <w14:ligatures w14:val="none"/>
+        </w:rPr>
+        <w:t>{</w:t>
+      </w:r>
+      <w:r>
+        <w:rPr>
+          <w:rFonts w:eastAsia="Times New Roman" w:cs="Times New Roman"/>
+          <w:color w:val="E06C75"/>
+          <w:kern w:val="0"/>
+          <w:sz w:val="21"/>
+          <w:szCs w:val="21"/>
+          <w14:ligatures w14:val="none"/>
+        </w:rPr>
+        <w:t>seat</w:t>
+      </w:r>
+      <w:r>
+        <w:rPr>
+          <w:rFonts w:eastAsia="Times New Roman" w:cs="Times New Roman"/>
+          <w:color w:val="ABB2BF"/>
+          <w:kern w:val="0"/>
+          <w:sz w:val="21"/>
+          <w:szCs w:val="21"/>
+          <w14:ligatures w14:val="none"/>
+        </w:rPr>
+        <w:t>.seat_number</w:t>
+      </w:r>
+      <w:r>
+        <w:rPr>
+          <w:rFonts w:eastAsia="Times New Roman" w:cs="Times New Roman"/>
+          <w:color w:val="D19A66"/>
+          <w:kern w:val="0"/>
+          <w:sz w:val="21"/>
+          <w:szCs w:val="21"/>
+          <w14:ligatures w14:val="none"/>
+        </w:rPr>
+        <w:t>}</w:t>
+      </w:r>
+      <w:r>
+        <w:rPr>
+          <w:rFonts w:eastAsia="Times New Roman" w:cs="Times New Roman"/>
+          <w:color w:val="98C379"/>
+          <w:kern w:val="0"/>
+          <w:sz w:val="21"/>
+          <w:szCs w:val="21"/>
+          <w14:ligatures w14:val="none"/>
+        </w:rPr>
+        <w:t xml:space="preserve"> is already reserved or inactive."</w:t>
+      </w:r>
+      <w:r>
+        <w:rPr>
+          <w:rFonts w:eastAsia="Times New Roman" w:cs="Times New Roman"/>
+          <w:color w:val="ABB2BF"/>
+          <w:kern w:val="0"/>
+          <w:sz w:val="21"/>
+          <w:szCs w:val="21"/>
+          <w14:ligatures w14:val="none"/>
+        </w:rPr>
+        <w:t>)</w:t>
+      </w:r>
+    </w:p>
+    <w:p>
+      <w:pPr>
+        <w:rPr>
+          <w:rFonts w:hint="cs"/>
+          <w:rtl/>
+          <w:lang w:bidi="fa-IR"/>
+        </w:rPr>
+      </w:pPr>
+      <w:r>
+        <w:rPr>
+          <w:rFonts w:hint="cs"/>
+          <w:rtl/>
+          <w:lang w:bidi="fa-IR"/>
+        </w:rPr>
+        <w:lastRenderedPageBreak/>
+        <w:t xml:space="preserve">برای این پروژه هم درسته ما داریم داده هارو از سریالایزر میگییریم ولی بهتره که همون داده های پاس داده شده را دوباره از دیتابیس بگیریم تا این وسط </w:t>
+      </w:r>
+      <w:r>
+        <w:rPr>
+          <w:lang w:bidi="fa-IR"/>
+        </w:rPr>
+        <w:t>race condition</w:t>
+      </w:r>
+      <w:r>
+        <w:rPr>
+          <w:rFonts w:hint="cs"/>
+          <w:rtl/>
+          <w:lang w:bidi="fa-IR"/>
+        </w:rPr>
+        <w:t xml:space="preserve"> اتفاق نیوفته</w:t>
+      </w:r>
     </w:p>
     <w:sectPr>
       <w:pgSz w:w="12240" w:h="15840"/>
@@ -20398,7 +23661,7 @@
 </file>
 
 <file path=word/endnotes.xml><?xml version="1.0" encoding="utf-8"?>
-<w:endnotes xmlns:wpc="http://schemas.microsoft.com/office/word/2010/wordprocessingCanvas" xmlns:cx="http://schemas.microsoft.com/office/drawing/2014/chartex" xmlns:cx1="http://schemas.microsoft.com/office/drawing/2015/9/8/chartex" xmlns:cx2="http://schemas.microsoft.com/office/drawing/2015/10/21/chartex" xmlns:cx3="http://schemas.microsoft.com/office/drawing/2016/5/9/chartex" xmlns:cx4="http://schemas.microsoft.com/office/drawing/2016/5/10/chartex" xmlns:cx5="http://schemas.microsoft.com/office/drawing/2016/5/11/chartex" xmlns:cx6="http://schemas.microsoft.com/office/drawing/2016/5/12/chartex" xmlns:cx7="http://schemas.microsoft.com/office/drawing/2016/5/13/chartex" xmlns:cx8="http://schemas.microsoft.com/office/drawing/2016/5/14/chartex" xmlns:mc="http://schemas.openxmlformats.org/markup-compatibility/2006" xmlns:aink="http://schemas.microsoft.com/office/drawing/2016/ink" xmlns:am3d="http://schemas.microsoft.com/office/drawing/2017/model3d" xmlns:o="urn:schemas-microsoft-com:office:office" xmlns:oel="http://schemas.microsoft.com/office/2019/extlst" xmlns:r="http://schemas.openxmlformats.org/officeDocument/2006/relationships" xmlns:m="http://schemas.openxmlformats.org/officeDocument/2006/math" xmlns:v="urn:schemas-microsoft-com:vml" xmlns:wp14="http://schemas.microsoft.com/office/word/2010/wordprocessingDrawing" xmlns:wp="http://schemas.openxmlformats.org/drawingml/2006/wordprocessingDrawing" xmlns:w10="urn:schemas-microsoft-com:office:word" xmlns:w="http://schemas.openxmlformats.org/wordprocessingml/2006/main" xmlns:w14="http://schemas.microsoft.com/office/word/2010/wordml" xmlns:w15="http://schemas.microsoft.com/office/word/2012/wordml" xmlns:w16cex="http://schemas.microsoft.com/office/word/2018/wordml/cex" xmlns:w16cid="http://schemas.microsoft.com/office/word/2016/wordml/cid" xmlns:w16="http://schemas.microsoft.com/office/word/2018/wordml" xmlns:w16du="http://schemas.microsoft.com/office/word/2023/wordml/word16du" xmlns:w16sdtdh="http://schemas.microsoft.com/office/word/2020/wordml/sdtdatahash" xmlns:w16sdtfl="http://schemas.microsoft.com/office/word/2024/wordml/sdtformatlock" xmlns:w16se="http://schemas.microsoft.com/office/word/2015/wordml/symex" xmlns:wpg="http://schemas.microsoft.com/office/word/2010/wordprocessingGroup" xmlns:wpi="http://schemas.microsoft.com/office/word/2010/wordprocessingInk" xmlns:wne="http://schemas.microsoft.com/office/word/2006/wordml" xmlns:wps="http://schemas.microsoft.com/office/word/2010/wordprocessingShape" mc:Ignorable="w14 w15 w16se w16cid w16 w16cex w16sdtdh w16sdtfl w16du wp14">
+<w:endnotes xmlns:wpc="http://schemas.microsoft.com/office/word/2010/wordprocessingCanvas" xmlns:cx="http://schemas.microsoft.com/office/drawing/2014/chartex" xmlns:cx1="http://schemas.microsoft.com/office/drawing/2015/9/8/chartex" xmlns:cx2="http://schemas.microsoft.com/office/drawing/2015/10/21/chartex" xmlns:cx3="http://schemas.microsoft.com/office/drawing/2016/5/9/chartex" xmlns:cx4="http://schemas.microsoft.com/office/drawing/2016/5/10/chartex" xmlns:cx5="http://schemas.microsoft.com/office/drawing/2016/5/11/chartex" xmlns:cx6="http://schemas.microsoft.com/office/drawing/2016/5/12/chartex" xmlns:cx7="http://schemas.microsoft.com/office/drawing/2016/5/13/chartex" xmlns:cx8="http://schemas.microsoft.com/office/drawing/2016/5/14/chartex" xmlns:mc="http://schemas.openxmlformats.org/markup-compatibility/2006" xmlns:aink="http://schemas.microsoft.com/office/drawing/2016/ink" xmlns:am3d="http://schemas.microsoft.com/office/drawing/2017/model3d" xmlns:o="urn:schemas-microsoft-com:office:office" xmlns:oel="http://schemas.microsoft.com/office/2019/extlst" xmlns:r="http://schemas.openxmlformats.org/officeDocument/2006/relationships" xmlns:m="http://schemas.openxmlformats.org/officeDocument/2006/math" xmlns:v="urn:schemas-microsoft-com:vml" xmlns:wp14="http://schemas.microsoft.com/office/word/2010/wordprocessingDrawing" xmlns:wp="http://schemas.openxmlformats.org/drawingml/2006/wordprocessingDrawing" xmlns:w10="urn:schemas-microsoft-com:office:word" xmlns:w="http://schemas.openxmlformats.org/wordprocessingml/2006/main" xmlns:w14="http://schemas.microsoft.com/office/word/2010/wordml" xmlns:w15="http://schemas.microsoft.com/office/word/2012/wordml" xmlns:w16cex="http://schemas.microsoft.com/office/word/2018/wordml/cex" xmlns:w16cid="http://schemas.microsoft.com/office/word/2016/wordml/cid" xmlns:w16="http://schemas.microsoft.com/office/word/2018/wordml" xmlns:w16sdtdh="http://schemas.microsoft.com/office/word/2020/wordml/sdtdatahash" xmlns:w16se="http://schemas.microsoft.com/office/word/2015/wordml/symex" xmlns:wpg="http://schemas.microsoft.com/office/word/2010/wordprocessingGroup" xmlns:wpi="http://schemas.microsoft.com/office/word/2010/wordprocessingInk" xmlns:wne="http://schemas.microsoft.com/office/word/2006/wordml" xmlns:wps="http://schemas.microsoft.com/office/word/2010/wordprocessingShape" mc:Ignorable="w14 w15 w16se w16cid w16 w16cex w16sdtdh wp14">
   <w:endnote w:type="separator" w:id="-1">
     <w:p>
       <w:pPr>
@@ -20423,7 +23686,7 @@
 </file>
 
 <file path=word/footnotes.xml><?xml version="1.0" encoding="utf-8"?>
-<w:footnotes xmlns:wpc="http://schemas.microsoft.com/office/word/2010/wordprocessingCanvas" xmlns:cx="http://schemas.microsoft.com/office/drawing/2014/chartex" xmlns:cx1="http://schemas.microsoft.com/office/drawing/2015/9/8/chartex" xmlns:cx2="http://schemas.microsoft.com/office/drawing/2015/10/21/chartex" xmlns:cx3="http://schemas.microsoft.com/office/drawing/2016/5/9/chartex" xmlns:cx4="http://schemas.microsoft.com/office/drawing/2016/5/10/chartex" xmlns:cx5="http://schemas.microsoft.com/office/drawing/2016/5/11/chartex" xmlns:cx6="http://schemas.microsoft.com/office/drawing/2016/5/12/chartex" xmlns:cx7="http://schemas.microsoft.com/office/drawing/2016/5/13/chartex" xmlns:cx8="http://schemas.microsoft.com/office/drawing/2016/5/14/chartex" xmlns:mc="http://schemas.openxmlformats.org/markup-compatibility/2006" xmlns:aink="http://schemas.microsoft.com/office/drawing/2016/ink" xmlns:am3d="http://schemas.microsoft.com/office/drawing/2017/model3d" xmlns:o="urn:schemas-microsoft-com:office:office" xmlns:oel="http://schemas.microsoft.com/office/2019/extlst" xmlns:r="http://schemas.openxmlformats.org/officeDocument/2006/relationships" xmlns:m="http://schemas.openxmlformats.org/officeDocument/2006/math" xmlns:v="urn:schemas-microsoft-com:vml" xmlns:wp14="http://schemas.microsoft.com/office/word/2010/wordprocessingDrawing" xmlns:wp="http://schemas.openxmlformats.org/drawingml/2006/wordprocessingDrawing" xmlns:w10="urn:schemas-microsoft-com:office:word" xmlns:w="http://schemas.openxmlformats.org/wordprocessingml/2006/main" xmlns:w14="http://schemas.microsoft.com/office/word/2010/wordml" xmlns:w15="http://schemas.microsoft.com/office/word/2012/wordml" xmlns:w16cex="http://schemas.microsoft.com/office/word/2018/wordml/cex" xmlns:w16cid="http://schemas.microsoft.com/office/word/2016/wordml/cid" xmlns:w16="http://schemas.microsoft.com/office/word/2018/wordml" xmlns:w16du="http://schemas.microsoft.com/office/word/2023/wordml/word16du" xmlns:w16sdtdh="http://schemas.microsoft.com/office/word/2020/wordml/sdtdatahash" xmlns:w16sdtfl="http://schemas.microsoft.com/office/word/2024/wordml/sdtformatlock" xmlns:w16se="http://schemas.microsoft.com/office/word/2015/wordml/symex" xmlns:wpg="http://schemas.microsoft.com/office/word/2010/wordprocessingGroup" xmlns:wpi="http://schemas.microsoft.com/office/word/2010/wordprocessingInk" xmlns:wne="http://schemas.microsoft.com/office/word/2006/wordml" xmlns:wps="http://schemas.microsoft.com/office/word/2010/wordprocessingShape" mc:Ignorable="w14 w15 w16se w16cid w16 w16cex w16sdtdh w16sdtfl w16du wp14">
+<w:footnotes xmlns:wpc="http://schemas.microsoft.com/office/word/2010/wordprocessingCanvas" xmlns:cx="http://schemas.microsoft.com/office/drawing/2014/chartex" xmlns:cx1="http://schemas.microsoft.com/office/drawing/2015/9/8/chartex" xmlns:cx2="http://schemas.microsoft.com/office/drawing/2015/10/21/chartex" xmlns:cx3="http://schemas.microsoft.com/office/drawing/2016/5/9/chartex" xmlns:cx4="http://schemas.microsoft.com/office/drawing/2016/5/10/chartex" xmlns:cx5="http://schemas.microsoft.com/office/drawing/2016/5/11/chartex" xmlns:cx6="http://schemas.microsoft.com/office/drawing/2016/5/12/chartex" xmlns:cx7="http://schemas.microsoft.com/office/drawing/2016/5/13/chartex" xmlns:cx8="http://schemas.microsoft.com/office/drawing/2016/5/14/chartex" xmlns:mc="http://schemas.openxmlformats.org/markup-compatibility/2006" xmlns:aink="http://schemas.microsoft.com/office/drawing/2016/ink" xmlns:am3d="http://schemas.microsoft.com/office/drawing/2017/model3d" xmlns:o="urn:schemas-microsoft-com:office:office" xmlns:oel="http://schemas.microsoft.com/office/2019/extlst" xmlns:r="http://schemas.openxmlformats.org/officeDocument/2006/relationships" xmlns:m="http://schemas.openxmlformats.org/officeDocument/2006/math" xmlns:v="urn:schemas-microsoft-com:vml" xmlns:wp14="http://schemas.microsoft.com/office/word/2010/wordprocessingDrawing" xmlns:wp="http://schemas.openxmlformats.org/drawingml/2006/wordprocessingDrawing" xmlns:w10="urn:schemas-microsoft-com:office:word" xmlns:w="http://schemas.openxmlformats.org/wordprocessingml/2006/main" xmlns:w14="http://schemas.microsoft.com/office/word/2010/wordml" xmlns:w15="http://schemas.microsoft.com/office/word/2012/wordml" xmlns:w16cex="http://schemas.microsoft.com/office/word/2018/wordml/cex" xmlns:w16cid="http://schemas.microsoft.com/office/word/2016/wordml/cid" xmlns:w16="http://schemas.microsoft.com/office/word/2018/wordml" xmlns:w16sdtdh="http://schemas.microsoft.com/office/word/2020/wordml/sdtdatahash" xmlns:w16se="http://schemas.microsoft.com/office/word/2015/wordml/symex" xmlns:wpg="http://schemas.microsoft.com/office/word/2010/wordprocessingGroup" xmlns:wpi="http://schemas.microsoft.com/office/word/2010/wordprocessingInk" xmlns:wne="http://schemas.microsoft.com/office/word/2006/wordml" xmlns:wps="http://schemas.microsoft.com/office/word/2010/wordprocessingShape" mc:Ignorable="w14 w15 w16se w16cid w16 w16cex w16sdtdh wp14">
   <w:footnote w:type="separator" w:id="-1">
     <w:p>
       <w:pPr>
@@ -20448,7 +23711,7 @@
 </file>
 
 <file path=word/styles.xml><?xml version="1.0" encoding="utf-8"?>
-<w:styles xmlns:mc="http://schemas.openxmlformats.org/markup-compatibility/2006" xmlns:r="http://schemas.openxmlformats.org/officeDocument/2006/relationships" xmlns:w="http://schemas.openxmlformats.org/wordprocessingml/2006/main" xmlns:w14="http://schemas.microsoft.com/office/word/2010/wordml" xmlns:w15="http://schemas.microsoft.com/office/word/2012/wordml" xmlns:w16cex="http://schemas.microsoft.com/office/word/2018/wordml/cex" xmlns:w16cid="http://schemas.microsoft.com/office/word/2016/wordml/cid" xmlns:w16="http://schemas.microsoft.com/office/word/2018/wordml" xmlns:w16du="http://schemas.microsoft.com/office/word/2023/wordml/word16du" xmlns:w16sdtdh="http://schemas.microsoft.com/office/word/2020/wordml/sdtdatahash" xmlns:w16sdtfl="http://schemas.microsoft.com/office/word/2024/wordml/sdtformatlock" xmlns:w16se="http://schemas.microsoft.com/office/word/2015/wordml/symex" mc:Ignorable="w14 w15 w16se w16cid w16 w16cex w16sdtdh w16sdtfl w16du">
+<w:styles xmlns:mc="http://schemas.openxmlformats.org/markup-compatibility/2006" xmlns:r="http://schemas.openxmlformats.org/officeDocument/2006/relationships" xmlns:w="http://schemas.openxmlformats.org/wordprocessingml/2006/main" xmlns:w14="http://schemas.microsoft.com/office/word/2010/wordml" xmlns:w15="http://schemas.microsoft.com/office/word/2012/wordml" xmlns:w16cex="http://schemas.microsoft.com/office/word/2018/wordml/cex" xmlns:w16cid="http://schemas.microsoft.com/office/word/2016/wordml/cid" xmlns:w16="http://schemas.microsoft.com/office/word/2018/wordml" xmlns:w16sdtdh="http://schemas.microsoft.com/office/word/2020/wordml/sdtdatahash" xmlns:w16se="http://schemas.microsoft.com/office/word/2015/wordml/symex" mc:Ignorable="w14 w15 w16se w16cid w16 w16cex w16sdtdh">
   <w:docDefaults>
     <w:rPrDefault>
       <w:rPr>

--- a/ticketing.docx
+++ b/ticketing.docx
@@ -2446,6 +2446,7 @@
         </w:rPr>
         <w:t>برای اینکه در طراحی‌های بعدی اشتباه نکنید، همیشه این دو سوال را از خودتان بپرسید:آیا این مفهوم خودش ویژگی‌های دیگری دارد؟اگر بله $\</w:t>
       </w:r>
+      <w:proofErr w:type="spellStart"/>
       <w:r>
         <w:rPr>
           <w:b/>
@@ -2454,6 +2455,7 @@
         </w:rPr>
         <w:t>rightarrow</w:t>
       </w:r>
+      <w:proofErr w:type="spellEnd"/>
       <w:r>
         <w:rPr>
           <w:b/>
@@ -2463,6 +2465,7 @@
         </w:rPr>
         <w:t>$ موجودیت است. (مثال: صندلی خودش وضعیت پر/خالی بودن دارد، پس موجودیت است).اگر خیر $\</w:t>
       </w:r>
+      <w:proofErr w:type="spellStart"/>
       <w:r>
         <w:rPr>
           <w:b/>
@@ -2471,6 +2474,7 @@
         </w:rPr>
         <w:t>rightarrow</w:t>
       </w:r>
+      <w:proofErr w:type="spellEnd"/>
       <w:r>
         <w:rPr>
           <w:b/>
@@ -2575,6 +2579,8 @@
         </w:rPr>
         <w:t xml:space="preserve"> </w:t>
       </w:r>
+      <w:proofErr w:type="spellStart"/>
+      <w:proofErr w:type="gramStart"/>
       <w:r>
         <w:rPr>
           <w:rFonts w:eastAsia="Times New Roman" w:cs="Times New Roman"/>
@@ -2608,6 +2614,7 @@
         </w:rPr>
         <w:t>core</w:t>
       </w:r>
+      <w:proofErr w:type="gramEnd"/>
       <w:r>
         <w:rPr>
           <w:rFonts w:eastAsia="Times New Roman" w:cs="Times New Roman"/>
@@ -2630,6 +2637,7 @@
         </w:rPr>
         <w:t>exceptions</w:t>
       </w:r>
+      <w:proofErr w:type="spellEnd"/>
       <w:r>
         <w:rPr>
           <w:rFonts w:eastAsia="Times New Roman" w:cs="Times New Roman"/>
@@ -2663,6 +2671,7 @@
         </w:rPr>
         <w:t xml:space="preserve"> </w:t>
       </w:r>
+      <w:proofErr w:type="spellStart"/>
       <w:r>
         <w:rPr>
           <w:rFonts w:eastAsia="Times New Roman" w:cs="Times New Roman"/>
@@ -2674,6 +2683,7 @@
         </w:rPr>
         <w:t>ValidationError</w:t>
       </w:r>
+      <w:proofErr w:type="spellEnd"/>
     </w:p>
     <w:p>
       <w:pPr>
@@ -2711,6 +2721,8 @@
         </w:rPr>
         <w:t xml:space="preserve"> </w:t>
       </w:r>
+      <w:proofErr w:type="spellStart"/>
+      <w:proofErr w:type="gramStart"/>
       <w:r>
         <w:rPr>
           <w:rFonts w:eastAsia="Times New Roman" w:cs="Times New Roman"/>
@@ -2744,6 +2756,7 @@
         </w:rPr>
         <w:t>core</w:t>
       </w:r>
+      <w:proofErr w:type="gramEnd"/>
       <w:r>
         <w:rPr>
           <w:rFonts w:eastAsia="Times New Roman" w:cs="Times New Roman"/>
@@ -2766,6 +2779,7 @@
         </w:rPr>
         <w:t>validators</w:t>
       </w:r>
+      <w:proofErr w:type="spellEnd"/>
       <w:r>
         <w:rPr>
           <w:rFonts w:eastAsia="Times New Roman" w:cs="Times New Roman"/>
@@ -2799,6 +2813,7 @@
         </w:rPr>
         <w:t xml:space="preserve"> </w:t>
       </w:r>
+      <w:proofErr w:type="spellStart"/>
       <w:r>
         <w:rPr>
           <w:rFonts w:eastAsia="Times New Roman" w:cs="Times New Roman"/>
@@ -2810,6 +2825,7 @@
         </w:rPr>
         <w:t>MinValueValidator</w:t>
       </w:r>
+      <w:proofErr w:type="spellEnd"/>
     </w:p>
     <w:p>
       <w:pPr>
@@ -2879,6 +2895,7 @@
         </w:rPr>
         <w:t xml:space="preserve"> </w:t>
       </w:r>
+      <w:proofErr w:type="spellStart"/>
       <w:r>
         <w:rPr>
           <w:rFonts w:eastAsia="Times New Roman" w:cs="Times New Roman"/>
@@ -2890,6 +2907,7 @@
         </w:rPr>
         <w:t>TripsModel</w:t>
       </w:r>
+      <w:proofErr w:type="spellEnd"/>
       <w:r>
         <w:rPr>
           <w:rFonts w:eastAsia="Times New Roman" w:cs="Times New Roman"/>
@@ -2901,6 +2919,8 @@
         </w:rPr>
         <w:t>(</w:t>
       </w:r>
+      <w:proofErr w:type="spellStart"/>
+      <w:proofErr w:type="gramStart"/>
       <w:r>
         <w:rPr>
           <w:rFonts w:eastAsia="Times New Roman" w:cs="Times New Roman"/>
@@ -2934,6 +2954,8 @@
         </w:rPr>
         <w:t>Model</w:t>
       </w:r>
+      <w:proofErr w:type="spellEnd"/>
+      <w:proofErr w:type="gramEnd"/>
       <w:r>
         <w:rPr>
           <w:rFonts w:eastAsia="Times New Roman" w:cs="Times New Roman"/>
@@ -2971,6 +2993,7 @@
         </w:rPr>
         <w:t xml:space="preserve">    </w:t>
       </w:r>
+      <w:proofErr w:type="spellStart"/>
       <w:r>
         <w:rPr>
           <w:rFonts w:eastAsia="Times New Roman" w:cs="Times New Roman"/>
@@ -2982,6 +3005,7 @@
         </w:rPr>
         <w:t>origin_terminal</w:t>
       </w:r>
+      <w:proofErr w:type="spellEnd"/>
       <w:r>
         <w:rPr>
           <w:rFonts w:eastAsia="Times New Roman" w:cs="Times New Roman"/>
@@ -3015,6 +3039,8 @@
         </w:rPr>
         <w:t xml:space="preserve"> </w:t>
       </w:r>
+      <w:proofErr w:type="spellStart"/>
+      <w:proofErr w:type="gramStart"/>
       <w:r>
         <w:rPr>
           <w:rFonts w:eastAsia="Times New Roman" w:cs="Times New Roman"/>
@@ -3048,6 +3074,8 @@
         </w:rPr>
         <w:t>ForeignKey</w:t>
       </w:r>
+      <w:proofErr w:type="spellEnd"/>
+      <w:proofErr w:type="gramEnd"/>
       <w:r>
         <w:rPr>
           <w:rFonts w:eastAsia="Times New Roman" w:cs="Times New Roman"/>
@@ -3068,7 +3096,31 @@
           <w:szCs w:val="21"/>
           <w14:ligatures w14:val="none"/>
         </w:rPr>
-        <w:t>"TerminalModel"</w:t>
+        <w:t>"</w:t>
+      </w:r>
+      <w:proofErr w:type="spellStart"/>
+      <w:r>
+        <w:rPr>
+          <w:rFonts w:eastAsia="Times New Roman" w:cs="Times New Roman"/>
+          <w:color w:val="98C379"/>
+          <w:kern w:val="0"/>
+          <w:sz w:val="21"/>
+          <w:szCs w:val="21"/>
+          <w14:ligatures w14:val="none"/>
+        </w:rPr>
+        <w:t>TerminalModel</w:t>
+      </w:r>
+      <w:proofErr w:type="spellEnd"/>
+      <w:r>
+        <w:rPr>
+          <w:rFonts w:eastAsia="Times New Roman" w:cs="Times New Roman"/>
+          <w:color w:val="98C379"/>
+          <w:kern w:val="0"/>
+          <w:sz w:val="21"/>
+          <w:szCs w:val="21"/>
+          <w14:ligatures w14:val="none"/>
+        </w:rPr>
+        <w:t>"</w:t>
       </w:r>
       <w:r>
         <w:rPr>
@@ -3081,6 +3133,7 @@
         </w:rPr>
         <w:t xml:space="preserve">, </w:t>
       </w:r>
+      <w:proofErr w:type="spellStart"/>
       <w:r>
         <w:rPr>
           <w:rFonts w:eastAsia="Times New Roman" w:cs="Times New Roman"/>
@@ -3092,6 +3145,7 @@
         </w:rPr>
         <w:t>on_delete</w:t>
       </w:r>
+      <w:proofErr w:type="spellEnd"/>
       <w:r>
         <w:rPr>
           <w:rFonts w:eastAsia="Times New Roman" w:cs="Times New Roman"/>
@@ -3103,6 +3157,7 @@
         </w:rPr>
         <w:t>=</w:t>
       </w:r>
+      <w:proofErr w:type="spellStart"/>
       <w:r>
         <w:rPr>
           <w:rFonts w:eastAsia="Times New Roman" w:cs="Times New Roman"/>
@@ -3136,6 +3191,7 @@
         </w:rPr>
         <w:t>CASCADE</w:t>
       </w:r>
+      <w:proofErr w:type="spellEnd"/>
       <w:r>
         <w:rPr>
           <w:rFonts w:eastAsia="Times New Roman" w:cs="Times New Roman"/>
@@ -3173,6 +3229,7 @@
         </w:rPr>
         <w:t xml:space="preserve">    </w:t>
       </w:r>
+      <w:proofErr w:type="spellStart"/>
       <w:r>
         <w:rPr>
           <w:rFonts w:eastAsia="Times New Roman" w:cs="Times New Roman"/>
@@ -3184,6 +3241,7 @@
         </w:rPr>
         <w:t>destination_terminal</w:t>
       </w:r>
+      <w:proofErr w:type="spellEnd"/>
       <w:r>
         <w:rPr>
           <w:rFonts w:eastAsia="Times New Roman" w:cs="Times New Roman"/>
@@ -3217,6 +3275,8 @@
         </w:rPr>
         <w:t xml:space="preserve"> </w:t>
       </w:r>
+      <w:proofErr w:type="spellStart"/>
+      <w:proofErr w:type="gramStart"/>
       <w:r>
         <w:rPr>
           <w:rFonts w:eastAsia="Times New Roman" w:cs="Times New Roman"/>
@@ -3250,6 +3310,8 @@
         </w:rPr>
         <w:t>ForeignKey</w:t>
       </w:r>
+      <w:proofErr w:type="spellEnd"/>
+      <w:proofErr w:type="gramEnd"/>
       <w:r>
         <w:rPr>
           <w:rFonts w:eastAsia="Times New Roman" w:cs="Times New Roman"/>
@@ -3270,7 +3332,31 @@
           <w:szCs w:val="21"/>
           <w14:ligatures w14:val="none"/>
         </w:rPr>
-        <w:t>"TerminalModel"</w:t>
+        <w:t>"</w:t>
+      </w:r>
+      <w:proofErr w:type="spellStart"/>
+      <w:r>
+        <w:rPr>
+          <w:rFonts w:eastAsia="Times New Roman" w:cs="Times New Roman"/>
+          <w:color w:val="98C379"/>
+          <w:kern w:val="0"/>
+          <w:sz w:val="21"/>
+          <w:szCs w:val="21"/>
+          <w14:ligatures w14:val="none"/>
+        </w:rPr>
+        <w:t>TerminalModel</w:t>
+      </w:r>
+      <w:proofErr w:type="spellEnd"/>
+      <w:r>
+        <w:rPr>
+          <w:rFonts w:eastAsia="Times New Roman" w:cs="Times New Roman"/>
+          <w:color w:val="98C379"/>
+          <w:kern w:val="0"/>
+          <w:sz w:val="21"/>
+          <w:szCs w:val="21"/>
+          <w14:ligatures w14:val="none"/>
+        </w:rPr>
+        <w:t>"</w:t>
       </w:r>
       <w:r>
         <w:rPr>
@@ -3283,6 +3369,7 @@
         </w:rPr>
         <w:t xml:space="preserve">, </w:t>
       </w:r>
+      <w:proofErr w:type="spellStart"/>
       <w:r>
         <w:rPr>
           <w:rFonts w:eastAsia="Times New Roman" w:cs="Times New Roman"/>
@@ -3294,6 +3381,7 @@
         </w:rPr>
         <w:t>on_delete</w:t>
       </w:r>
+      <w:proofErr w:type="spellEnd"/>
       <w:r>
         <w:rPr>
           <w:rFonts w:eastAsia="Times New Roman" w:cs="Times New Roman"/>
@@ -3305,6 +3393,7 @@
         </w:rPr>
         <w:t>=</w:t>
       </w:r>
+      <w:proofErr w:type="spellStart"/>
       <w:r>
         <w:rPr>
           <w:rFonts w:eastAsia="Times New Roman" w:cs="Times New Roman"/>
@@ -3338,6 +3427,7 @@
         </w:rPr>
         <w:t>CASCADE</w:t>
       </w:r>
+      <w:proofErr w:type="spellEnd"/>
       <w:r>
         <w:rPr>
           <w:rFonts w:eastAsia="Times New Roman" w:cs="Times New Roman"/>
@@ -3390,6 +3480,7 @@
         </w:rPr>
         <w:t xml:space="preserve">    </w:t>
       </w:r>
+      <w:proofErr w:type="spellStart"/>
       <w:r>
         <w:rPr>
           <w:rFonts w:eastAsia="Times New Roman" w:cs="Times New Roman"/>
@@ -3401,6 +3492,7 @@
         </w:rPr>
         <w:t>start_datetime</w:t>
       </w:r>
+      <w:proofErr w:type="spellEnd"/>
       <w:r>
         <w:rPr>
           <w:rFonts w:eastAsia="Times New Roman" w:cs="Times New Roman"/>
@@ -3434,6 +3526,8 @@
         </w:rPr>
         <w:t xml:space="preserve"> </w:t>
       </w:r>
+      <w:proofErr w:type="spellStart"/>
+      <w:proofErr w:type="gramStart"/>
       <w:r>
         <w:rPr>
           <w:rFonts w:eastAsia="Times New Roman" w:cs="Times New Roman"/>
@@ -3467,6 +3561,8 @@
         </w:rPr>
         <w:t>DateTimeField</w:t>
       </w:r>
+      <w:proofErr w:type="spellEnd"/>
+      <w:proofErr w:type="gramEnd"/>
       <w:r>
         <w:rPr>
           <w:rFonts w:eastAsia="Times New Roman" w:cs="Times New Roman"/>
@@ -3504,6 +3600,7 @@
         </w:rPr>
         <w:t xml:space="preserve">    </w:t>
       </w:r>
+      <w:proofErr w:type="spellStart"/>
       <w:r>
         <w:rPr>
           <w:rFonts w:eastAsia="Times New Roman" w:cs="Times New Roman"/>
@@ -3515,6 +3612,7 @@
         </w:rPr>
         <w:t>end_datetime</w:t>
       </w:r>
+      <w:proofErr w:type="spellEnd"/>
       <w:r>
         <w:rPr>
           <w:rFonts w:eastAsia="Times New Roman" w:cs="Times New Roman"/>
@@ -3548,6 +3646,8 @@
         </w:rPr>
         <w:t xml:space="preserve"> </w:t>
       </w:r>
+      <w:proofErr w:type="spellStart"/>
+      <w:proofErr w:type="gramStart"/>
       <w:r>
         <w:rPr>
           <w:rFonts w:eastAsia="Times New Roman" w:cs="Times New Roman"/>
@@ -3581,6 +3681,8 @@
         </w:rPr>
         <w:t>DateTimeField</w:t>
       </w:r>
+      <w:proofErr w:type="spellEnd"/>
+      <w:proofErr w:type="gramEnd"/>
       <w:r>
         <w:rPr>
           <w:rFonts w:eastAsia="Times New Roman" w:cs="Times New Roman"/>
@@ -3677,6 +3779,8 @@
         </w:rPr>
         <w:t xml:space="preserve"> </w:t>
       </w:r>
+      <w:proofErr w:type="spellStart"/>
+      <w:proofErr w:type="gramStart"/>
       <w:r>
         <w:rPr>
           <w:rFonts w:eastAsia="Times New Roman" w:cs="Times New Roman"/>
@@ -3710,6 +3814,8 @@
         </w:rPr>
         <w:t>DecimalField</w:t>
       </w:r>
+      <w:proofErr w:type="spellEnd"/>
+      <w:proofErr w:type="gramEnd"/>
       <w:r>
         <w:rPr>
           <w:rFonts w:eastAsia="Times New Roman" w:cs="Times New Roman"/>
@@ -3721,6 +3827,7 @@
         </w:rPr>
         <w:t>(</w:t>
       </w:r>
+      <w:proofErr w:type="spellStart"/>
       <w:r>
         <w:rPr>
           <w:rFonts w:eastAsia="Times New Roman" w:cs="Times New Roman"/>
@@ -3732,6 +3839,7 @@
         </w:rPr>
         <w:t>max_digits</w:t>
       </w:r>
+      <w:proofErr w:type="spellEnd"/>
       <w:r>
         <w:rPr>
           <w:rFonts w:eastAsia="Times New Roman" w:cs="Times New Roman"/>
@@ -3765,6 +3873,7 @@
         </w:rPr>
         <w:t xml:space="preserve">, </w:t>
       </w:r>
+      <w:proofErr w:type="spellStart"/>
       <w:r>
         <w:rPr>
           <w:rFonts w:eastAsia="Times New Roman" w:cs="Times New Roman"/>
@@ -3776,6 +3885,7 @@
         </w:rPr>
         <w:t>decimal_places</w:t>
       </w:r>
+      <w:proofErr w:type="spellEnd"/>
       <w:r>
         <w:rPr>
           <w:rFonts w:eastAsia="Times New Roman" w:cs="Times New Roman"/>
@@ -3842,6 +3952,7 @@
         </w:rPr>
         <w:t>[</w:t>
       </w:r>
+      <w:proofErr w:type="spellStart"/>
       <w:r>
         <w:rPr>
           <w:rFonts w:eastAsia="Times New Roman" w:cs="Times New Roman"/>
@@ -3853,6 +3964,7 @@
         </w:rPr>
         <w:t>MinValueValidator</w:t>
       </w:r>
+      <w:proofErr w:type="spellEnd"/>
       <w:r>
         <w:rPr>
           <w:rFonts w:eastAsia="Times New Roman" w:cs="Times New Roman"/>
@@ -4041,6 +4153,8 @@
         </w:rPr>
         <w:t xml:space="preserve"> </w:t>
       </w:r>
+      <w:proofErr w:type="spellStart"/>
+      <w:proofErr w:type="gramStart"/>
       <w:r>
         <w:rPr>
           <w:rFonts w:eastAsia="Times New Roman" w:cs="Times New Roman"/>
@@ -4072,8 +4186,21 @@
           <w:szCs w:val="21"/>
           <w14:ligatures w14:val="none"/>
         </w:rPr>
-        <w:t>origin_terminal</w:t>
-      </w:r>
+        <w:t>origin</w:t>
+      </w:r>
+      <w:proofErr w:type="gramEnd"/>
+      <w:r>
+        <w:rPr>
+          <w:rFonts w:eastAsia="Times New Roman" w:cs="Times New Roman"/>
+          <w:color w:val="E06C75"/>
+          <w:kern w:val="0"/>
+          <w:sz w:val="21"/>
+          <w:szCs w:val="21"/>
+          <w14:ligatures w14:val="none"/>
+        </w:rPr>
+        <w:t>_terminal</w:t>
+      </w:r>
+      <w:proofErr w:type="spellEnd"/>
       <w:r>
         <w:rPr>
           <w:rFonts w:eastAsia="Times New Roman" w:cs="Times New Roman"/>
@@ -4107,6 +4234,7 @@
         </w:rPr>
         <w:t xml:space="preserve"> </w:t>
       </w:r>
+      <w:proofErr w:type="spellStart"/>
       <w:r>
         <w:rPr>
           <w:rFonts w:eastAsia="Times New Roman" w:cs="Times New Roman"/>
@@ -4140,6 +4268,7 @@
         </w:rPr>
         <w:t>destination_terminal</w:t>
       </w:r>
+      <w:proofErr w:type="spellEnd"/>
       <w:r>
         <w:rPr>
           <w:rFonts w:eastAsia="Times New Roman" w:cs="Times New Roman"/>
@@ -4199,6 +4328,8 @@
         </w:rPr>
         <w:t xml:space="preserve"> </w:t>
       </w:r>
+      <w:proofErr w:type="spellStart"/>
+      <w:proofErr w:type="gramStart"/>
       <w:r>
         <w:rPr>
           <w:rFonts w:eastAsia="Times New Roman" w:cs="Times New Roman"/>
@@ -4210,6 +4341,7 @@
         </w:rPr>
         <w:t>ValidationError</w:t>
       </w:r>
+      <w:proofErr w:type="spellEnd"/>
       <w:r>
         <w:rPr>
           <w:rFonts w:eastAsia="Times New Roman" w:cs="Times New Roman"/>
@@ -4221,6 +4353,7 @@
         </w:rPr>
         <w:t>(</w:t>
       </w:r>
+      <w:proofErr w:type="gramEnd"/>
     </w:p>
     <w:p>
       <w:pPr>
@@ -4256,7 +4389,31 @@
           <w:szCs w:val="21"/>
           <w14:ligatures w14:val="none"/>
         </w:rPr>
-        <w:t>"destination_terminal"</w:t>
+        <w:t>"</w:t>
+      </w:r>
+      <w:proofErr w:type="spellStart"/>
+      <w:r>
+        <w:rPr>
+          <w:rFonts w:eastAsia="Times New Roman" w:cs="Times New Roman"/>
+          <w:color w:val="98C379"/>
+          <w:kern w:val="0"/>
+          <w:sz w:val="21"/>
+          <w:szCs w:val="21"/>
+          <w14:ligatures w14:val="none"/>
+        </w:rPr>
+        <w:t>destination_terminal</w:t>
+      </w:r>
+      <w:proofErr w:type="spellEnd"/>
+      <w:r>
+        <w:rPr>
+          <w:rFonts w:eastAsia="Times New Roman" w:cs="Times New Roman"/>
+          <w:color w:val="98C379"/>
+          <w:kern w:val="0"/>
+          <w:sz w:val="21"/>
+          <w:szCs w:val="21"/>
+          <w14:ligatures w14:val="none"/>
+        </w:rPr>
+        <w:t>"</w:t>
       </w:r>
       <w:r>
         <w:rPr>
@@ -4278,7 +4435,31 @@
           <w:szCs w:val="21"/>
           <w14:ligatures w14:val="none"/>
         </w:rPr>
-        <w:t>"origin and destination can not be same."</w:t>
+        <w:t xml:space="preserve">"origin and destination </w:t>
+      </w:r>
+      <w:proofErr w:type="spellStart"/>
+      <w:r>
+        <w:rPr>
+          <w:rFonts w:eastAsia="Times New Roman" w:cs="Times New Roman"/>
+          <w:color w:val="98C379"/>
+          <w:kern w:val="0"/>
+          <w:sz w:val="21"/>
+          <w:szCs w:val="21"/>
+          <w14:ligatures w14:val="none"/>
+        </w:rPr>
+        <w:t>can not</w:t>
+      </w:r>
+      <w:proofErr w:type="spellEnd"/>
+      <w:r>
+        <w:rPr>
+          <w:rFonts w:eastAsia="Times New Roman" w:cs="Times New Roman"/>
+          <w:color w:val="98C379"/>
+          <w:kern w:val="0"/>
+          <w:sz w:val="21"/>
+          <w:szCs w:val="21"/>
+          <w14:ligatures w14:val="none"/>
+        </w:rPr>
+        <w:t xml:space="preserve"> be same."</w:t>
       </w:r>
       <w:r>
         <w:rPr>
@@ -4365,6 +4546,7 @@
         </w:rPr>
         <w:t xml:space="preserve"> </w:t>
       </w:r>
+      <w:proofErr w:type="spellStart"/>
       <w:r>
         <w:rPr>
           <w:rFonts w:eastAsia="Times New Roman" w:cs="Times New Roman"/>
@@ -4398,6 +4580,7 @@
         </w:rPr>
         <w:t>end_datetime</w:t>
       </w:r>
+      <w:proofErr w:type="spellEnd"/>
       <w:r>
         <w:rPr>
           <w:rFonts w:eastAsia="Times New Roman" w:cs="Times New Roman"/>
@@ -4431,6 +4614,8 @@
         </w:rPr>
         <w:t xml:space="preserve"> </w:t>
       </w:r>
+      <w:proofErr w:type="spellStart"/>
+      <w:proofErr w:type="gramStart"/>
       <w:r>
         <w:rPr>
           <w:rFonts w:eastAsia="Times New Roman" w:cs="Times New Roman"/>
@@ -4462,8 +4647,21 @@
           <w:szCs w:val="21"/>
           <w14:ligatures w14:val="none"/>
         </w:rPr>
-        <w:t>start_datetime</w:t>
-      </w:r>
+        <w:t>start</w:t>
+      </w:r>
+      <w:proofErr w:type="gramEnd"/>
+      <w:r>
+        <w:rPr>
+          <w:rFonts w:eastAsia="Times New Roman" w:cs="Times New Roman"/>
+          <w:color w:val="E06C75"/>
+          <w:kern w:val="0"/>
+          <w:sz w:val="21"/>
+          <w:szCs w:val="21"/>
+          <w14:ligatures w14:val="none"/>
+        </w:rPr>
+        <w:t>_datetime</w:t>
+      </w:r>
+      <w:proofErr w:type="spellEnd"/>
       <w:r>
         <w:rPr>
           <w:rFonts w:eastAsia="Times New Roman" w:cs="Times New Roman"/>
@@ -4523,6 +4721,8 @@
         </w:rPr>
         <w:t xml:space="preserve"> </w:t>
       </w:r>
+      <w:proofErr w:type="spellStart"/>
+      <w:proofErr w:type="gramStart"/>
       <w:r>
         <w:rPr>
           <w:rFonts w:eastAsia="Times New Roman" w:cs="Times New Roman"/>
@@ -4534,6 +4734,7 @@
         </w:rPr>
         <w:t>ValidationError</w:t>
       </w:r>
+      <w:proofErr w:type="spellEnd"/>
       <w:r>
         <w:rPr>
           <w:rFonts w:eastAsia="Times New Roman" w:cs="Times New Roman"/>
@@ -4545,6 +4746,7 @@
         </w:rPr>
         <w:t>(</w:t>
       </w:r>
+      <w:proofErr w:type="gramEnd"/>
     </w:p>
     <w:p>
       <w:pPr>
@@ -4580,7 +4782,31 @@
           <w:szCs w:val="21"/>
           <w14:ligatures w14:val="none"/>
         </w:rPr>
-        <w:t>"end_datetime"</w:t>
+        <w:t>"</w:t>
+      </w:r>
+      <w:proofErr w:type="spellStart"/>
+      <w:r>
+        <w:rPr>
+          <w:rFonts w:eastAsia="Times New Roman" w:cs="Times New Roman"/>
+          <w:color w:val="98C379"/>
+          <w:kern w:val="0"/>
+          <w:sz w:val="21"/>
+          <w:szCs w:val="21"/>
+          <w14:ligatures w14:val="none"/>
+        </w:rPr>
+        <w:t>end_datetime</w:t>
+      </w:r>
+      <w:proofErr w:type="spellEnd"/>
+      <w:r>
+        <w:rPr>
+          <w:rFonts w:eastAsia="Times New Roman" w:cs="Times New Roman"/>
+          <w:color w:val="98C379"/>
+          <w:kern w:val="0"/>
+          <w:sz w:val="21"/>
+          <w:szCs w:val="21"/>
+          <w14:ligatures w14:val="none"/>
+        </w:rPr>
+        <w:t>"</w:t>
       </w:r>
       <w:r>
         <w:rPr>
@@ -4715,6 +4941,7 @@
         </w:rPr>
         <w:t xml:space="preserve"> </w:t>
       </w:r>
+      <w:proofErr w:type="gramStart"/>
       <w:r>
         <w:rPr>
           <w:rFonts w:eastAsia="Times New Roman" w:cs="Times New Roman"/>
@@ -4737,6 +4964,7 @@
         </w:rPr>
         <w:t>(</w:t>
       </w:r>
+      <w:proofErr w:type="gramEnd"/>
       <w:r>
         <w:rPr>
           <w:rFonts w:eastAsia="Times New Roman" w:cs="Times New Roman"/>
@@ -4759,6 +4987,7 @@
         </w:rPr>
         <w:t>, *</w:t>
       </w:r>
+      <w:proofErr w:type="spellStart"/>
       <w:r>
         <w:rPr>
           <w:rFonts w:eastAsia="Times New Roman" w:cs="Times New Roman"/>
@@ -4770,6 +4999,7 @@
         </w:rPr>
         <w:t>args</w:t>
       </w:r>
+      <w:proofErr w:type="spellEnd"/>
       <w:r>
         <w:rPr>
           <w:rFonts w:eastAsia="Times New Roman" w:cs="Times New Roman"/>
@@ -4781,6 +5011,7 @@
         </w:rPr>
         <w:t>, **</w:t>
       </w:r>
+      <w:proofErr w:type="spellStart"/>
       <w:r>
         <w:rPr>
           <w:rFonts w:eastAsia="Times New Roman" w:cs="Times New Roman"/>
@@ -4792,6 +5023,7 @@
         </w:rPr>
         <w:t>kwargs</w:t>
       </w:r>
+      <w:proofErr w:type="spellEnd"/>
       <w:r>
         <w:rPr>
           <w:rFonts w:eastAsia="Times New Roman" w:cs="Times New Roman"/>
@@ -4829,6 +5061,8 @@
         </w:rPr>
         <w:t xml:space="preserve">        </w:t>
       </w:r>
+      <w:proofErr w:type="spellStart"/>
+      <w:proofErr w:type="gramStart"/>
       <w:r>
         <w:rPr>
           <w:rFonts w:eastAsia="Times New Roman" w:cs="Times New Roman"/>
@@ -4860,8 +5094,21 @@
           <w:szCs w:val="21"/>
           <w14:ligatures w14:val="none"/>
         </w:rPr>
-        <w:t>full_clean</w:t>
-      </w:r>
+        <w:t>full</w:t>
+      </w:r>
+      <w:proofErr w:type="gramEnd"/>
+      <w:r>
+        <w:rPr>
+          <w:rFonts w:eastAsia="Times New Roman" w:cs="Times New Roman"/>
+          <w:color w:val="61AFEF"/>
+          <w:kern w:val="0"/>
+          <w:sz w:val="21"/>
+          <w:szCs w:val="21"/>
+          <w14:ligatures w14:val="none"/>
+        </w:rPr>
+        <w:t>_clean</w:t>
+      </w:r>
+      <w:proofErr w:type="spellEnd"/>
       <w:r>
         <w:rPr>
           <w:rFonts w:eastAsia="Times New Roman" w:cs="Times New Roman"/>
@@ -4899,6 +5146,7 @@
         </w:rPr>
         <w:t xml:space="preserve">        </w:t>
       </w:r>
+      <w:proofErr w:type="gramStart"/>
       <w:r>
         <w:rPr>
           <w:rFonts w:eastAsia="Times New Roman" w:cs="Times New Roman"/>
@@ -4919,7 +5167,19 @@
           <w:szCs w:val="21"/>
           <w14:ligatures w14:val="none"/>
         </w:rPr>
-        <w:t>().</w:t>
+        <w:t>(</w:t>
+      </w:r>
+      <w:proofErr w:type="gramEnd"/>
+      <w:r>
+        <w:rPr>
+          <w:rFonts w:eastAsia="Times New Roman" w:cs="Times New Roman"/>
+          <w:color w:val="ABB2BF"/>
+          <w:kern w:val="0"/>
+          <w:sz w:val="21"/>
+          <w:szCs w:val="21"/>
+          <w14:ligatures w14:val="none"/>
+        </w:rPr>
+        <w:t>).</w:t>
       </w:r>
       <w:r>
         <w:rPr>
@@ -4943,6 +5203,7 @@
         </w:rPr>
         <w:t>(*</w:t>
       </w:r>
+      <w:proofErr w:type="spellStart"/>
       <w:r>
         <w:rPr>
           <w:rFonts w:eastAsia="Times New Roman" w:cs="Times New Roman"/>
@@ -4954,6 +5215,7 @@
         </w:rPr>
         <w:t>args</w:t>
       </w:r>
+      <w:proofErr w:type="spellEnd"/>
       <w:r>
         <w:rPr>
           <w:rFonts w:eastAsia="Times New Roman" w:cs="Times New Roman"/>
@@ -4965,6 +5227,7 @@
         </w:rPr>
         <w:t>, **</w:t>
       </w:r>
+      <w:proofErr w:type="spellStart"/>
       <w:r>
         <w:rPr>
           <w:rFonts w:eastAsia="Times New Roman" w:cs="Times New Roman"/>
@@ -4976,6 +5239,7 @@
         </w:rPr>
         <w:t>kwargs</w:t>
       </w:r>
+      <w:proofErr w:type="spellEnd"/>
       <w:r>
         <w:rPr>
           <w:rFonts w:eastAsia="Times New Roman" w:cs="Times New Roman"/>
@@ -5106,6 +5370,8 @@
         </w:rPr>
         <w:t xml:space="preserve"> </w:t>
       </w:r>
+      <w:proofErr w:type="spellStart"/>
+      <w:proofErr w:type="gramStart"/>
       <w:r>
         <w:rPr>
           <w:rFonts w:eastAsia="Times New Roman" w:cs="Times New Roman"/>
@@ -5139,6 +5405,8 @@
         </w:rPr>
         <w:t>DecimalField</w:t>
       </w:r>
+      <w:proofErr w:type="spellEnd"/>
+      <w:proofErr w:type="gramEnd"/>
       <w:r>
         <w:rPr>
           <w:rFonts w:eastAsia="Times New Roman" w:cs="Times New Roman"/>
@@ -5150,6 +5418,7 @@
         </w:rPr>
         <w:t>(</w:t>
       </w:r>
+      <w:proofErr w:type="spellStart"/>
       <w:r>
         <w:rPr>
           <w:rFonts w:eastAsia="Times New Roman" w:cs="Times New Roman"/>
@@ -5161,6 +5430,7 @@
         </w:rPr>
         <w:t>max_digits</w:t>
       </w:r>
+      <w:proofErr w:type="spellEnd"/>
       <w:r>
         <w:rPr>
           <w:rFonts w:eastAsia="Times New Roman" w:cs="Times New Roman"/>
@@ -5194,6 +5464,7 @@
         </w:rPr>
         <w:t xml:space="preserve">, </w:t>
       </w:r>
+      <w:proofErr w:type="spellStart"/>
       <w:r>
         <w:rPr>
           <w:rFonts w:eastAsia="Times New Roman" w:cs="Times New Roman"/>
@@ -5205,6 +5476,7 @@
         </w:rPr>
         <w:t>decimal_places</w:t>
       </w:r>
+      <w:proofErr w:type="spellEnd"/>
       <w:r>
         <w:rPr>
           <w:rFonts w:eastAsia="Times New Roman" w:cs="Times New Roman"/>
@@ -5271,6 +5543,7 @@
         </w:rPr>
         <w:t>[</w:t>
       </w:r>
+      <w:proofErr w:type="spellStart"/>
       <w:r>
         <w:rPr>
           <w:rFonts w:eastAsia="Times New Roman" w:cs="Times New Roman"/>
@@ -5282,6 +5555,7 @@
         </w:rPr>
         <w:t>MinValueValidator</w:t>
       </w:r>
+      <w:proofErr w:type="spellEnd"/>
       <w:r>
         <w:rPr>
           <w:rFonts w:eastAsia="Times New Roman" w:cs="Times New Roman"/>
@@ -5367,12 +5641,14 @@
         </w:rPr>
         <w:t xml:space="preserve"> چیه؟ یک خطا( </w:t>
       </w:r>
+      <w:proofErr w:type="spellStart"/>
       <w:r>
         <w:rPr>
           <w:lang w:bidi="fa-IR"/>
         </w:rPr>
         <w:t>exeption</w:t>
       </w:r>
+      <w:proofErr w:type="spellEnd"/>
       <w:r>
         <w:rPr>
           <w:rFonts w:hint="cs"/>
@@ -5640,12 +5916,14 @@
         </w:rPr>
         <w:t xml:space="preserve"> چون ممکنه مدل از هر جایی به جز </w:t>
       </w:r>
+      <w:proofErr w:type="spellStart"/>
       <w:r>
         <w:rPr>
           <w:lang w:bidi="fa-IR"/>
         </w:rPr>
         <w:t>modelForm</w:t>
       </w:r>
+      <w:proofErr w:type="spellEnd"/>
       <w:r>
         <w:rPr>
           <w:rFonts w:hint="cs"/>
@@ -5654,11 +5932,19 @@
         </w:rPr>
         <w:t xml:space="preserve"> (ینی </w:t>
       </w:r>
-      <w:r>
-        <w:rPr>
-          <w:lang w:bidi="fa-IR"/>
-        </w:rPr>
-        <w:t>form.is_valid()</w:t>
+      <w:proofErr w:type="spellStart"/>
+      <w:r>
+        <w:rPr>
+          <w:lang w:bidi="fa-IR"/>
+        </w:rPr>
+        <w:t>form.is_valid</w:t>
+      </w:r>
+      <w:proofErr w:type="spellEnd"/>
+      <w:r>
+        <w:rPr>
+          <w:lang w:bidi="fa-IR"/>
+        </w:rPr>
+        <w:t>()</w:t>
       </w:r>
       <w:r>
         <w:rPr>
@@ -5690,11 +5976,21 @@
           <w:lang w:bidi="fa-IR"/>
         </w:rPr>
       </w:pPr>
-      <w:r>
-        <w:rPr>
-          <w:lang w:bidi="fa-IR"/>
-        </w:rPr>
-        <w:t>tripsModel.objects.create(…)</w:t>
+      <w:proofErr w:type="spellStart"/>
+      <w:proofErr w:type="gramStart"/>
+      <w:r>
+        <w:rPr>
+          <w:lang w:bidi="fa-IR"/>
+        </w:rPr>
+        <w:t>tripsModel.objects.create</w:t>
+      </w:r>
+      <w:proofErr w:type="spellEnd"/>
+      <w:proofErr w:type="gramEnd"/>
+      <w:r>
+        <w:rPr>
+          <w:lang w:bidi="fa-IR"/>
+        </w:rPr>
+        <w:t>(…)</w:t>
       </w:r>
       <w:r>
         <w:rPr>
@@ -5844,6 +6140,7 @@
         </w:rPr>
         <w:t xml:space="preserve"> </w:t>
       </w:r>
+      <w:proofErr w:type="gramStart"/>
       <w:r>
         <w:rPr>
           <w:rFonts w:eastAsia="Times New Roman" w:cs="Times New Roman"/>
@@ -5866,6 +6163,7 @@
         </w:rPr>
         <w:t>(</w:t>
       </w:r>
+      <w:proofErr w:type="gramEnd"/>
       <w:r>
         <w:rPr>
           <w:rFonts w:eastAsia="Times New Roman" w:cs="Times New Roman"/>
@@ -5888,6 +6186,7 @@
         </w:rPr>
         <w:t>, *</w:t>
       </w:r>
+      <w:proofErr w:type="spellStart"/>
       <w:r>
         <w:rPr>
           <w:rFonts w:eastAsia="Times New Roman" w:cs="Times New Roman"/>
@@ -5899,6 +6198,7 @@
         </w:rPr>
         <w:t>args</w:t>
       </w:r>
+      <w:proofErr w:type="spellEnd"/>
       <w:r>
         <w:rPr>
           <w:rFonts w:eastAsia="Times New Roman" w:cs="Times New Roman"/>
@@ -5910,6 +6210,7 @@
         </w:rPr>
         <w:t>, **</w:t>
       </w:r>
+      <w:proofErr w:type="spellStart"/>
       <w:r>
         <w:rPr>
           <w:rFonts w:eastAsia="Times New Roman" w:cs="Times New Roman"/>
@@ -5921,6 +6222,7 @@
         </w:rPr>
         <w:t>kwargs</w:t>
       </w:r>
+      <w:proofErr w:type="spellEnd"/>
       <w:r>
         <w:rPr>
           <w:rFonts w:eastAsia="Times New Roman" w:cs="Times New Roman"/>
@@ -5958,6 +6260,8 @@
         </w:rPr>
         <w:t xml:space="preserve">        </w:t>
       </w:r>
+      <w:proofErr w:type="spellStart"/>
+      <w:proofErr w:type="gramStart"/>
       <w:r>
         <w:rPr>
           <w:rFonts w:eastAsia="Times New Roman" w:cs="Times New Roman"/>
@@ -5989,8 +6293,21 @@
           <w:szCs w:val="21"/>
           <w14:ligatures w14:val="none"/>
         </w:rPr>
-        <w:t>full_clean</w:t>
-      </w:r>
+        <w:t>full</w:t>
+      </w:r>
+      <w:proofErr w:type="gramEnd"/>
+      <w:r>
+        <w:rPr>
+          <w:rFonts w:eastAsia="Times New Roman" w:cs="Times New Roman"/>
+          <w:color w:val="61AFEF"/>
+          <w:kern w:val="0"/>
+          <w:sz w:val="21"/>
+          <w:szCs w:val="21"/>
+          <w14:ligatures w14:val="none"/>
+        </w:rPr>
+        <w:t>_clean</w:t>
+      </w:r>
+      <w:proofErr w:type="spellEnd"/>
       <w:r>
         <w:rPr>
           <w:rFonts w:eastAsia="Times New Roman" w:cs="Times New Roman"/>
@@ -6028,6 +6345,7 @@
         </w:rPr>
         <w:t xml:space="preserve">        </w:t>
       </w:r>
+      <w:proofErr w:type="gramStart"/>
       <w:r>
         <w:rPr>
           <w:rFonts w:eastAsia="Times New Roman" w:cs="Times New Roman"/>
@@ -6048,7 +6366,19 @@
           <w:szCs w:val="21"/>
           <w14:ligatures w14:val="none"/>
         </w:rPr>
-        <w:t>().</w:t>
+        <w:t>(</w:t>
+      </w:r>
+      <w:proofErr w:type="gramEnd"/>
+      <w:r>
+        <w:rPr>
+          <w:rFonts w:eastAsia="Times New Roman" w:cs="Times New Roman"/>
+          <w:color w:val="ABB2BF"/>
+          <w:kern w:val="0"/>
+          <w:sz w:val="21"/>
+          <w:szCs w:val="21"/>
+          <w14:ligatures w14:val="none"/>
+        </w:rPr>
+        <w:t>).</w:t>
       </w:r>
       <w:r>
         <w:rPr>
@@ -6072,6 +6402,7 @@
         </w:rPr>
         <w:t>(*</w:t>
       </w:r>
+      <w:proofErr w:type="spellStart"/>
       <w:r>
         <w:rPr>
           <w:rFonts w:eastAsia="Times New Roman" w:cs="Times New Roman"/>
@@ -6083,6 +6414,7 @@
         </w:rPr>
         <w:t>args</w:t>
       </w:r>
+      <w:proofErr w:type="spellEnd"/>
       <w:r>
         <w:rPr>
           <w:rFonts w:eastAsia="Times New Roman" w:cs="Times New Roman"/>
@@ -6094,6 +6426,7 @@
         </w:rPr>
         <w:t>, **</w:t>
       </w:r>
+      <w:proofErr w:type="spellStart"/>
       <w:r>
         <w:rPr>
           <w:rFonts w:eastAsia="Times New Roman" w:cs="Times New Roman"/>
@@ -6105,6 +6438,7 @@
         </w:rPr>
         <w:t>kwargs</w:t>
       </w:r>
+      <w:proofErr w:type="spellEnd"/>
       <w:r>
         <w:rPr>
           <w:rFonts w:eastAsia="Times New Roman" w:cs="Times New Roman"/>
@@ -6140,9 +6474,11 @@
         </w:rPr>
         <w:t xml:space="preserve">فرق بین </w:t>
       </w:r>
+      <w:proofErr w:type="spellStart"/>
       <w:r>
         <w:t>ValidationError</w:t>
       </w:r>
+      <w:proofErr w:type="spellEnd"/>
       <w:r>
         <w:rPr>
           <w:rFonts w:hint="cs"/>
@@ -6150,9 +6486,11 @@
         </w:rPr>
         <w:t xml:space="preserve"> و </w:t>
       </w:r>
+      <w:proofErr w:type="spellStart"/>
       <w:r>
         <w:t>ValueError</w:t>
       </w:r>
+      <w:proofErr w:type="spellEnd"/>
       <w:r>
         <w:rPr>
           <w:rFonts w:hint="cs"/>
@@ -6163,10 +6501,12 @@
       </w:r>
     </w:p>
     <w:p>
+      <w:proofErr w:type="spellStart"/>
       <w:r>
         <w:lastRenderedPageBreak/>
         <w:t>ValueError</w:t>
       </w:r>
+      <w:proofErr w:type="spellEnd"/>
       <w:r>
         <w:rPr>
           <w:rFonts w:hint="cs"/>
@@ -6242,6 +6582,8 @@
         </w:rPr>
         <w:t xml:space="preserve"> </w:t>
       </w:r>
+      <w:proofErr w:type="spellStart"/>
+      <w:proofErr w:type="gramStart"/>
       <w:r>
         <w:rPr>
           <w:rFonts w:eastAsia="Times New Roman" w:cs="Times New Roman"/>
@@ -6253,6 +6595,7 @@
         </w:rPr>
         <w:t>UserModel</w:t>
       </w:r>
+      <w:proofErr w:type="spellEnd"/>
       <w:r>
         <w:rPr>
           <w:rFonts w:eastAsia="Times New Roman" w:cs="Times New Roman"/>
@@ -6264,6 +6607,8 @@
         </w:rPr>
         <w:t>(</w:t>
       </w:r>
+      <w:proofErr w:type="spellStart"/>
+      <w:proofErr w:type="gramEnd"/>
       <w:r>
         <w:rPr>
           <w:rFonts w:eastAsia="Times New Roman" w:cs="Times New Roman"/>
@@ -6275,6 +6620,7 @@
         </w:rPr>
         <w:t>AbstractUser</w:t>
       </w:r>
+      <w:proofErr w:type="spellEnd"/>
       <w:r>
         <w:rPr>
           <w:rFonts w:eastAsia="Times New Roman" w:cs="Times New Roman"/>
@@ -6334,6 +6680,7 @@
         </w:rPr>
         <w:t xml:space="preserve"> </w:t>
       </w:r>
+      <w:proofErr w:type="spellStart"/>
       <w:r>
         <w:rPr>
           <w:rFonts w:eastAsia="Times New Roman" w:cs="Times New Roman"/>
@@ -6345,6 +6692,7 @@
         </w:rPr>
         <w:t>GnderChoices</w:t>
       </w:r>
+      <w:proofErr w:type="spellEnd"/>
       <w:r>
         <w:rPr>
           <w:rFonts w:eastAsia="Times New Roman" w:cs="Times New Roman"/>
@@ -6356,6 +6704,8 @@
         </w:rPr>
         <w:t>(</w:t>
       </w:r>
+      <w:proofErr w:type="spellStart"/>
+      <w:proofErr w:type="gramStart"/>
       <w:r>
         <w:rPr>
           <w:rFonts w:eastAsia="Times New Roman" w:cs="Times New Roman"/>
@@ -6389,6 +6739,8 @@
         </w:rPr>
         <w:t>TextChoices</w:t>
       </w:r>
+      <w:proofErr w:type="spellEnd"/>
+      <w:proofErr w:type="gramEnd"/>
       <w:r>
         <w:rPr>
           <w:rFonts w:eastAsia="Times New Roman" w:cs="Times New Roman"/>
@@ -6632,6 +6984,7 @@
         </w:rPr>
         <w:t xml:space="preserve">    </w:t>
       </w:r>
+      <w:proofErr w:type="spellStart"/>
       <w:r>
         <w:rPr>
           <w:rFonts w:eastAsia="Times New Roman" w:cs="Times New Roman"/>
@@ -6643,6 +6996,7 @@
         </w:rPr>
         <w:t>phone_number</w:t>
       </w:r>
+      <w:proofErr w:type="spellEnd"/>
       <w:r>
         <w:rPr>
           <w:rFonts w:eastAsia="Times New Roman" w:cs="Times New Roman"/>
@@ -6676,6 +7030,8 @@
         </w:rPr>
         <w:t xml:space="preserve"> </w:t>
       </w:r>
+      <w:proofErr w:type="spellStart"/>
+      <w:proofErr w:type="gramStart"/>
       <w:r>
         <w:rPr>
           <w:rFonts w:eastAsia="Times New Roman" w:cs="Times New Roman"/>
@@ -6709,6 +7065,8 @@
         </w:rPr>
         <w:t>CharField</w:t>
       </w:r>
+      <w:proofErr w:type="spellEnd"/>
+      <w:proofErr w:type="gramEnd"/>
       <w:r>
         <w:rPr>
           <w:rFonts w:eastAsia="Times New Roman" w:cs="Times New Roman"/>
@@ -6720,6 +7078,7 @@
         </w:rPr>
         <w:t>(</w:t>
       </w:r>
+      <w:proofErr w:type="spellStart"/>
       <w:r>
         <w:rPr>
           <w:rFonts w:eastAsia="Times New Roman" w:cs="Times New Roman"/>
@@ -6731,6 +7090,7 @@
         </w:rPr>
         <w:t>max_length</w:t>
       </w:r>
+      <w:proofErr w:type="spellEnd"/>
       <w:r>
         <w:rPr>
           <w:rFonts w:eastAsia="Times New Roman" w:cs="Times New Roman"/>
@@ -6885,6 +7245,7 @@
         </w:rPr>
         <w:t>[</w:t>
       </w:r>
+      <w:proofErr w:type="spellStart"/>
       <w:r>
         <w:rPr>
           <w:rFonts w:eastAsia="Times New Roman" w:cs="Times New Roman"/>
@@ -6896,6 +7257,7 @@
         </w:rPr>
         <w:t>MinValueValidator</w:t>
       </w:r>
+      <w:proofErr w:type="spellEnd"/>
       <w:r>
         <w:rPr>
           <w:rFonts w:eastAsia="Times New Roman" w:cs="Times New Roman"/>
@@ -7010,7 +7372,7 @@
               </wp:anchor>
             </w:drawing>
           </mc:Choice>
-          <mc:Fallback xmlns:w16sdtfl="http://schemas.microsoft.com/office/word/2024/wordml/sdtformatlock" xmlns:w16du="http://schemas.microsoft.com/office/word/2023/wordml/word16du">
+          <mc:Fallback xmlns:w16du="http://schemas.microsoft.com/office/word/2023/wordml/word16du" xmlns:w16sdtfl="http://schemas.microsoft.com/office/word/2024/wordml/sdtformatlock">
             <w:pict>
               <v:line w14:anchorId="758C7148" id="Straight Connector 4" o:spid="_x0000_s1026" style="position:absolute;z-index:251659264;visibility:visible;mso-wrap-style:square;mso-width-percent:0;mso-height-percent:0;mso-wrap-distance-left:9pt;mso-wrap-distance-top:0;mso-wrap-distance-right:9pt;mso-wrap-distance-bottom:0;mso-position-horizontal:absolute;mso-position-horizontal-relative:text;mso-position-vertical:absolute;mso-position-vertical-relative:text;mso-width-percent:0;mso-height-percent:0;mso-width-relative:margin;mso-height-relative:margin" from="265.5pt,17.3pt" to="424.5pt,18.05pt" o:gfxdata="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" strokecolor="#70ad47 [3209]" strokeweight="3.75pt">
                 <v:stroke joinstyle="miter"/>
@@ -7074,6 +7436,8 @@
         </w:rPr>
         <w:t xml:space="preserve"> </w:t>
       </w:r>
+      <w:proofErr w:type="spellStart"/>
+      <w:proofErr w:type="gramStart"/>
       <w:r>
         <w:rPr>
           <w:rFonts w:eastAsia="Times New Roman" w:cs="Times New Roman"/>
@@ -7107,6 +7471,8 @@
         </w:rPr>
         <w:t>CharField</w:t>
       </w:r>
+      <w:proofErr w:type="spellEnd"/>
+      <w:proofErr w:type="gramEnd"/>
       <w:r>
         <w:rPr>
           <w:rFonts w:eastAsia="Times New Roman" w:cs="Times New Roman"/>
@@ -7118,6 +7484,7 @@
         </w:rPr>
         <w:t>(</w:t>
       </w:r>
+      <w:proofErr w:type="spellStart"/>
       <w:r>
         <w:rPr>
           <w:rFonts w:eastAsia="Times New Roman" w:cs="Times New Roman"/>
@@ -7129,6 +7496,7 @@
         </w:rPr>
         <w:t>max_length</w:t>
       </w:r>
+      <w:proofErr w:type="spellEnd"/>
       <w:r>
         <w:rPr>
           <w:rFonts w:eastAsia="Times New Roman" w:cs="Times New Roman"/>
@@ -7184,6 +7552,7 @@
         </w:rPr>
         <w:t>=</w:t>
       </w:r>
+      <w:proofErr w:type="spellStart"/>
       <w:r>
         <w:rPr>
           <w:rFonts w:eastAsia="Times New Roman" w:cs="Times New Roman"/>
@@ -7217,6 +7586,7 @@
         </w:rPr>
         <w:t>choices</w:t>
       </w:r>
+      <w:proofErr w:type="spellEnd"/>
       <w:r>
         <w:rPr>
           <w:rFonts w:eastAsia="Times New Roman" w:cs="Times New Roman"/>
@@ -7491,7 +7861,31 @@
           <w:szCs w:val="21"/>
           <w14:ligatures w14:val="none"/>
         </w:rPr>
-        <w:t>"first_name"</w:t>
+        <w:t>"</w:t>
+      </w:r>
+      <w:proofErr w:type="spellStart"/>
+      <w:r>
+        <w:rPr>
+          <w:rFonts w:eastAsia="Times New Roman" w:cs="Times New Roman"/>
+          <w:color w:val="98C379"/>
+          <w:kern w:val="0"/>
+          <w:sz w:val="21"/>
+          <w:szCs w:val="21"/>
+          <w14:ligatures w14:val="none"/>
+        </w:rPr>
+        <w:t>first_name</w:t>
+      </w:r>
+      <w:proofErr w:type="spellEnd"/>
+      <w:r>
+        <w:rPr>
+          <w:rFonts w:eastAsia="Times New Roman" w:cs="Times New Roman"/>
+          <w:color w:val="98C379"/>
+          <w:kern w:val="0"/>
+          <w:sz w:val="21"/>
+          <w:szCs w:val="21"/>
+          <w14:ligatures w14:val="none"/>
+        </w:rPr>
+        <w:t>"</w:t>
       </w:r>
       <w:r>
         <w:rPr>
@@ -7513,7 +7907,31 @@
           <w:szCs w:val="21"/>
           <w14:ligatures w14:val="none"/>
         </w:rPr>
-        <w:t>"last_name"</w:t>
+        <w:t>"</w:t>
+      </w:r>
+      <w:proofErr w:type="spellStart"/>
+      <w:r>
+        <w:rPr>
+          <w:rFonts w:eastAsia="Times New Roman" w:cs="Times New Roman"/>
+          <w:color w:val="98C379"/>
+          <w:kern w:val="0"/>
+          <w:sz w:val="21"/>
+          <w:szCs w:val="21"/>
+          <w14:ligatures w14:val="none"/>
+        </w:rPr>
+        <w:t>last_name</w:t>
+      </w:r>
+      <w:proofErr w:type="spellEnd"/>
+      <w:r>
+        <w:rPr>
+          <w:rFonts w:eastAsia="Times New Roman" w:cs="Times New Roman"/>
+          <w:color w:val="98C379"/>
+          <w:kern w:val="0"/>
+          <w:sz w:val="21"/>
+          <w:szCs w:val="21"/>
+          <w14:ligatures w14:val="none"/>
+        </w:rPr>
+        <w:t>"</w:t>
       </w:r>
       <w:r>
         <w:rPr>
@@ -7714,6 +8132,8 @@
         </w:rPr>
         <w:t>{</w:t>
       </w:r>
+      <w:proofErr w:type="spellStart"/>
+      <w:proofErr w:type="gramStart"/>
       <w:r>
         <w:rPr>
           <w:rFonts w:eastAsia="Times New Roman" w:cs="Times New Roman"/>
@@ -7747,6 +8167,8 @@
         </w:rPr>
         <w:t>username</w:t>
       </w:r>
+      <w:proofErr w:type="spellEnd"/>
+      <w:proofErr w:type="gramEnd"/>
       <w:r>
         <w:rPr>
           <w:rFonts w:eastAsia="Times New Roman" w:cs="Times New Roman"/>
@@ -7780,6 +8202,7 @@
         </w:rPr>
         <w:t>{</w:t>
       </w:r>
+      <w:proofErr w:type="spellStart"/>
       <w:r>
         <w:rPr>
           <w:rFonts w:eastAsia="Times New Roman" w:cs="Times New Roman"/>
@@ -7813,6 +8236,7 @@
         </w:rPr>
         <w:t>first_name</w:t>
       </w:r>
+      <w:proofErr w:type="spellEnd"/>
       <w:r>
         <w:rPr>
           <w:rFonts w:eastAsia="Times New Roman" w:cs="Times New Roman"/>
@@ -7846,6 +8270,7 @@
         </w:rPr>
         <w:t>{</w:t>
       </w:r>
+      <w:proofErr w:type="spellStart"/>
       <w:r>
         <w:rPr>
           <w:rFonts w:eastAsia="Times New Roman" w:cs="Times New Roman"/>
@@ -7879,6 +8304,7 @@
         </w:rPr>
         <w:t>last_name</w:t>
       </w:r>
+      <w:proofErr w:type="spellEnd"/>
       <w:r>
         <w:rPr>
           <w:rFonts w:eastAsia="Times New Roman" w:cs="Times New Roman"/>
@@ -8032,6 +8458,7 @@
         </w:rPr>
         <w:t xml:space="preserve"> </w:t>
       </w:r>
+      <w:proofErr w:type="spellStart"/>
       <w:r>
         <w:rPr>
           <w:rFonts w:eastAsia="Times New Roman" w:cs="Times New Roman"/>
@@ -8043,6 +8470,7 @@
         </w:rPr>
         <w:t>SeatModel</w:t>
       </w:r>
+      <w:proofErr w:type="spellEnd"/>
       <w:r>
         <w:rPr>
           <w:rFonts w:eastAsia="Times New Roman" w:cs="Times New Roman"/>
@@ -8054,6 +8482,8 @@
         </w:rPr>
         <w:t>(</w:t>
       </w:r>
+      <w:proofErr w:type="spellStart"/>
+      <w:proofErr w:type="gramStart"/>
       <w:r>
         <w:rPr>
           <w:rFonts w:eastAsia="Times New Roman" w:cs="Times New Roman"/>
@@ -8087,6 +8517,8 @@
         </w:rPr>
         <w:t>Model</w:t>
       </w:r>
+      <w:proofErr w:type="spellEnd"/>
+      <w:proofErr w:type="gramEnd"/>
       <w:r>
         <w:rPr>
           <w:rFonts w:eastAsia="Times New Roman" w:cs="Times New Roman"/>
@@ -8168,6 +8600,8 @@
         </w:rPr>
         <w:t xml:space="preserve"> </w:t>
       </w:r>
+      <w:proofErr w:type="spellStart"/>
+      <w:proofErr w:type="gramStart"/>
       <w:r>
         <w:rPr>
           <w:rFonts w:eastAsia="Times New Roman" w:cs="Times New Roman"/>
@@ -8201,6 +8635,8 @@
         </w:rPr>
         <w:t>PositiveIntegerField</w:t>
       </w:r>
+      <w:proofErr w:type="spellEnd"/>
+      <w:proofErr w:type="gramEnd"/>
       <w:r>
         <w:rPr>
           <w:rFonts w:eastAsia="Times New Roman" w:cs="Times New Roman"/>
@@ -8282,6 +8718,8 @@
         </w:rPr>
         <w:t xml:space="preserve"> </w:t>
       </w:r>
+      <w:proofErr w:type="spellStart"/>
+      <w:proofErr w:type="gramStart"/>
       <w:r>
         <w:rPr>
           <w:rFonts w:eastAsia="Times New Roman" w:cs="Times New Roman"/>
@@ -8315,6 +8753,8 @@
         </w:rPr>
         <w:t>ForeignKey</w:t>
       </w:r>
+      <w:proofErr w:type="spellEnd"/>
+      <w:proofErr w:type="gramEnd"/>
       <w:r>
         <w:rPr>
           <w:rFonts w:eastAsia="Times New Roman" w:cs="Times New Roman"/>
@@ -8335,7 +8775,31 @@
           <w:szCs w:val="21"/>
           <w14:ligatures w14:val="none"/>
         </w:rPr>
-        <w:t>"VehicleModel"</w:t>
+        <w:t>"</w:t>
+      </w:r>
+      <w:proofErr w:type="spellStart"/>
+      <w:r>
+        <w:rPr>
+          <w:rFonts w:eastAsia="Times New Roman" w:cs="Times New Roman"/>
+          <w:color w:val="98C379"/>
+          <w:kern w:val="0"/>
+          <w:sz w:val="21"/>
+          <w:szCs w:val="21"/>
+          <w14:ligatures w14:val="none"/>
+        </w:rPr>
+        <w:t>VehicleModel</w:t>
+      </w:r>
+      <w:proofErr w:type="spellEnd"/>
+      <w:r>
+        <w:rPr>
+          <w:rFonts w:eastAsia="Times New Roman" w:cs="Times New Roman"/>
+          <w:color w:val="98C379"/>
+          <w:kern w:val="0"/>
+          <w:sz w:val="21"/>
+          <w:szCs w:val="21"/>
+          <w14:ligatures w14:val="none"/>
+        </w:rPr>
+        <w:t>"</w:t>
       </w:r>
       <w:r>
         <w:rPr>
@@ -8348,6 +8812,7 @@
         </w:rPr>
         <w:t xml:space="preserve">, </w:t>
       </w:r>
+      <w:proofErr w:type="spellStart"/>
       <w:r>
         <w:rPr>
           <w:rFonts w:eastAsia="Times New Roman" w:cs="Times New Roman"/>
@@ -8359,6 +8824,7 @@
         </w:rPr>
         <w:t>on_delete</w:t>
       </w:r>
+      <w:proofErr w:type="spellEnd"/>
       <w:r>
         <w:rPr>
           <w:rFonts w:eastAsia="Times New Roman" w:cs="Times New Roman"/>
@@ -8370,6 +8836,7 @@
         </w:rPr>
         <w:t>=</w:t>
       </w:r>
+      <w:proofErr w:type="spellStart"/>
       <w:r>
         <w:rPr>
           <w:rFonts w:eastAsia="Times New Roman" w:cs="Times New Roman"/>
@@ -8403,6 +8870,7 @@
         </w:rPr>
         <w:t>CASCADE</w:t>
       </w:r>
+      <w:proofErr w:type="spellEnd"/>
       <w:r>
         <w:rPr>
           <w:rFonts w:eastAsia="Times New Roman" w:cs="Times New Roman"/>
@@ -8595,6 +9063,8 @@
         </w:rPr>
         <w:t xml:space="preserve">            </w:t>
       </w:r>
+      <w:proofErr w:type="spellStart"/>
+      <w:proofErr w:type="gramStart"/>
       <w:r>
         <w:rPr>
           <w:rFonts w:eastAsia="Times New Roman" w:cs="Times New Roman"/>
@@ -8628,6 +9098,8 @@
         </w:rPr>
         <w:t>UniqueConstraint</w:t>
       </w:r>
+      <w:proofErr w:type="spellEnd"/>
+      <w:proofErr w:type="gramEnd"/>
       <w:r>
         <w:rPr>
           <w:rFonts w:eastAsia="Times New Roman" w:cs="Times New Roman"/>
@@ -8676,6 +9148,7 @@
         </w:rPr>
         <w:t>fields</w:t>
       </w:r>
+      <w:proofErr w:type="gramStart"/>
       <w:r>
         <w:rPr>
           <w:rFonts w:eastAsia="Times New Roman" w:cs="Times New Roman"/>
@@ -8698,6 +9171,7 @@
         </w:rPr>
         <w:t>[</w:t>
       </w:r>
+      <w:proofErr w:type="gramEnd"/>
       <w:r>
         <w:rPr>
           <w:rFonts w:eastAsia="Times New Roman" w:cs="Times New Roman"/>
@@ -8821,7 +9295,31 @@
           <w:szCs w:val="21"/>
           <w14:ligatures w14:val="none"/>
         </w:rPr>
-        <w:t>"unique_seat_number_per_vehicle"</w:t>
+        <w:t>"</w:t>
+      </w:r>
+      <w:proofErr w:type="spellStart"/>
+      <w:r>
+        <w:rPr>
+          <w:rFonts w:eastAsia="Times New Roman" w:cs="Times New Roman"/>
+          <w:color w:val="98C379"/>
+          <w:kern w:val="0"/>
+          <w:sz w:val="21"/>
+          <w:szCs w:val="21"/>
+          <w14:ligatures w14:val="none"/>
+        </w:rPr>
+        <w:t>unique_seat_number_per_vehicle</w:t>
+      </w:r>
+      <w:proofErr w:type="spellEnd"/>
+      <w:r>
+        <w:rPr>
+          <w:rFonts w:eastAsia="Times New Roman" w:cs="Times New Roman"/>
+          <w:color w:val="98C379"/>
+          <w:kern w:val="0"/>
+          <w:sz w:val="21"/>
+          <w:szCs w:val="21"/>
+          <w14:ligatures w14:val="none"/>
+        </w:rPr>
+        <w:t>"</w:t>
       </w:r>
     </w:p>
     <w:p>
@@ -9048,6 +9546,8 @@
         </w:rPr>
         <w:t>{</w:t>
       </w:r>
+      <w:proofErr w:type="spellStart"/>
+      <w:proofErr w:type="gramStart"/>
       <w:r>
         <w:rPr>
           <w:rFonts w:eastAsia="Times New Roman" w:cs="Times New Roman"/>
@@ -9081,6 +9581,8 @@
         </w:rPr>
         <w:t>number</w:t>
       </w:r>
+      <w:proofErr w:type="spellEnd"/>
+      <w:proofErr w:type="gramEnd"/>
       <w:r>
         <w:rPr>
           <w:rFonts w:eastAsia="Times New Roman" w:cs="Times New Roman"/>
@@ -9114,6 +9616,7 @@
         </w:rPr>
         <w:t>{</w:t>
       </w:r>
+      <w:proofErr w:type="spellStart"/>
       <w:r>
         <w:rPr>
           <w:rFonts w:eastAsia="Times New Roman" w:cs="Times New Roman"/>
@@ -9158,6 +9661,7 @@
         </w:rPr>
         <w:t>.type</w:t>
       </w:r>
+      <w:proofErr w:type="spellEnd"/>
       <w:r>
         <w:rPr>
           <w:rFonts w:eastAsia="Times New Roman" w:cs="Times New Roman"/>
@@ -9191,6 +9695,7 @@
         </w:rPr>
         <w:t>{</w:t>
       </w:r>
+      <w:proofErr w:type="spellStart"/>
       <w:r>
         <w:rPr>
           <w:rFonts w:eastAsia="Times New Roman" w:cs="Times New Roman"/>
@@ -9235,6 +9740,7 @@
         </w:rPr>
         <w:t>.model</w:t>
       </w:r>
+      <w:proofErr w:type="spellEnd"/>
       <w:r>
         <w:rPr>
           <w:rFonts w:eastAsia="Times New Roman" w:cs="Times New Roman"/>
@@ -9370,6 +9876,7 @@
         </w:rPr>
         <w:t xml:space="preserve"> </w:t>
       </w:r>
+      <w:proofErr w:type="spellStart"/>
       <w:r>
         <w:rPr>
           <w:rFonts w:eastAsia="Times New Roman" w:cs="Times New Roman"/>
@@ -9381,6 +9888,7 @@
         </w:rPr>
         <w:t>VehicleModel</w:t>
       </w:r>
+      <w:proofErr w:type="spellEnd"/>
       <w:r>
         <w:rPr>
           <w:rFonts w:eastAsia="Times New Roman" w:cs="Times New Roman"/>
@@ -9392,6 +9900,8 @@
         </w:rPr>
         <w:t>(</w:t>
       </w:r>
+      <w:proofErr w:type="spellStart"/>
+      <w:proofErr w:type="gramStart"/>
       <w:r>
         <w:rPr>
           <w:rFonts w:eastAsia="Times New Roman" w:cs="Times New Roman"/>
@@ -9425,6 +9935,8 @@
         </w:rPr>
         <w:t>Model</w:t>
       </w:r>
+      <w:proofErr w:type="spellEnd"/>
+      <w:proofErr w:type="gramEnd"/>
       <w:r>
         <w:rPr>
           <w:rFonts w:eastAsia="Times New Roman" w:cs="Times New Roman"/>
@@ -9484,6 +9996,7 @@
         </w:rPr>
         <w:t xml:space="preserve"> </w:t>
       </w:r>
+      <w:proofErr w:type="spellStart"/>
       <w:r>
         <w:rPr>
           <w:rFonts w:eastAsia="Times New Roman" w:cs="Times New Roman"/>
@@ -9495,6 +10008,7 @@
         </w:rPr>
         <w:t>VehicleTypeStatus</w:t>
       </w:r>
+      <w:proofErr w:type="spellEnd"/>
       <w:r>
         <w:rPr>
           <w:rFonts w:eastAsia="Times New Roman" w:cs="Times New Roman"/>
@@ -9506,6 +10020,8 @@
         </w:rPr>
         <w:t>(</w:t>
       </w:r>
+      <w:proofErr w:type="spellStart"/>
+      <w:proofErr w:type="gramStart"/>
       <w:r>
         <w:rPr>
           <w:rFonts w:eastAsia="Times New Roman" w:cs="Times New Roman"/>
@@ -9539,6 +10055,8 @@
         </w:rPr>
         <w:t>TextChoices</w:t>
       </w:r>
+      <w:proofErr w:type="spellEnd"/>
+      <w:proofErr w:type="gramEnd"/>
       <w:r>
         <w:rPr>
           <w:rFonts w:eastAsia="Times New Roman" w:cs="Times New Roman"/>
@@ -9929,6 +10447,8 @@
         </w:rPr>
         <w:t xml:space="preserve"> </w:t>
       </w:r>
+      <w:proofErr w:type="spellStart"/>
+      <w:proofErr w:type="gramStart"/>
       <w:r>
         <w:rPr>
           <w:rFonts w:eastAsia="Times New Roman" w:cs="Times New Roman"/>
@@ -9962,6 +10482,8 @@
         </w:rPr>
         <w:t>CharField</w:t>
       </w:r>
+      <w:proofErr w:type="spellEnd"/>
+      <w:proofErr w:type="gramEnd"/>
       <w:r>
         <w:rPr>
           <w:rFonts w:eastAsia="Times New Roman" w:cs="Times New Roman"/>
@@ -9973,6 +10495,7 @@
         </w:rPr>
         <w:t>(</w:t>
       </w:r>
+      <w:proofErr w:type="spellStart"/>
       <w:r>
         <w:rPr>
           <w:rFonts w:eastAsia="Times New Roman" w:cs="Times New Roman"/>
@@ -9984,6 +10507,7 @@
         </w:rPr>
         <w:t>max_length</w:t>
       </w:r>
+      <w:proofErr w:type="spellEnd"/>
       <w:r>
         <w:rPr>
           <w:rFonts w:eastAsia="Times New Roman" w:cs="Times New Roman"/>
@@ -10175,6 +10699,8 @@
         </w:rPr>
         <w:t xml:space="preserve"> </w:t>
       </w:r>
+      <w:proofErr w:type="spellStart"/>
+      <w:proofErr w:type="gramStart"/>
       <w:r>
         <w:rPr>
           <w:rFonts w:eastAsia="Times New Roman" w:cs="Times New Roman"/>
@@ -10208,6 +10734,8 @@
         </w:rPr>
         <w:t>PositiveIntegerField</w:t>
       </w:r>
+      <w:proofErr w:type="spellEnd"/>
+      <w:proofErr w:type="gramEnd"/>
       <w:r>
         <w:rPr>
           <w:rFonts w:eastAsia="Times New Roman" w:cs="Times New Roman"/>
@@ -10377,6 +10905,8 @@
         </w:rPr>
         <w:t xml:space="preserve"> </w:t>
       </w:r>
+      <w:proofErr w:type="spellStart"/>
+      <w:proofErr w:type="gramStart"/>
       <w:r>
         <w:rPr>
           <w:rFonts w:eastAsia="Times New Roman" w:cs="Times New Roman"/>
@@ -10410,6 +10940,8 @@
         </w:rPr>
         <w:t>CharField</w:t>
       </w:r>
+      <w:proofErr w:type="spellEnd"/>
+      <w:proofErr w:type="gramEnd"/>
       <w:r>
         <w:rPr>
           <w:rFonts w:eastAsia="Times New Roman" w:cs="Times New Roman"/>
@@ -10421,6 +10953,7 @@
         </w:rPr>
         <w:t>(</w:t>
       </w:r>
+      <w:proofErr w:type="spellStart"/>
       <w:r>
         <w:rPr>
           <w:rFonts w:eastAsia="Times New Roman" w:cs="Times New Roman"/>
@@ -10432,6 +10965,7 @@
         </w:rPr>
         <w:t>max_length</w:t>
       </w:r>
+      <w:proofErr w:type="spellEnd"/>
       <w:r>
         <w:rPr>
           <w:rFonts w:eastAsia="Times New Roman" w:cs="Times New Roman"/>
@@ -10487,6 +11021,7 @@
         </w:rPr>
         <w:t>=</w:t>
       </w:r>
+      <w:proofErr w:type="spellStart"/>
       <w:r>
         <w:rPr>
           <w:rFonts w:eastAsia="Times New Roman" w:cs="Times New Roman"/>
@@ -10520,6 +11055,7 @@
         </w:rPr>
         <w:t>choices</w:t>
       </w:r>
+      <w:proofErr w:type="spellEnd"/>
       <w:r>
         <w:rPr>
           <w:rFonts w:eastAsia="Times New Roman" w:cs="Times New Roman"/>
@@ -10807,6 +11343,8 @@
         </w:rPr>
         <w:t>{</w:t>
       </w:r>
+      <w:proofErr w:type="spellStart"/>
+      <w:proofErr w:type="gramStart"/>
       <w:r>
         <w:rPr>
           <w:rFonts w:eastAsia="Times New Roman" w:cs="Times New Roman"/>
@@ -10840,6 +11378,8 @@
         </w:rPr>
         <w:t>type</w:t>
       </w:r>
+      <w:proofErr w:type="spellEnd"/>
+      <w:proofErr w:type="gramEnd"/>
       <w:r>
         <w:rPr>
           <w:rFonts w:eastAsia="Times New Roman" w:cs="Times New Roman"/>
@@ -10873,6 +11413,7 @@
         </w:rPr>
         <w:t>{</w:t>
       </w:r>
+      <w:proofErr w:type="spellStart"/>
       <w:r>
         <w:rPr>
           <w:rFonts w:eastAsia="Times New Roman" w:cs="Times New Roman"/>
@@ -10906,6 +11447,7 @@
         </w:rPr>
         <w:t>model</w:t>
       </w:r>
+      <w:proofErr w:type="spellEnd"/>
       <w:r>
         <w:rPr>
           <w:rFonts w:eastAsia="Times New Roman" w:cs="Times New Roman"/>
@@ -10972,6 +11514,7 @@
         </w:rPr>
         <w:t xml:space="preserve"> </w:t>
       </w:r>
+      <w:proofErr w:type="spellStart"/>
       <w:r>
         <w:rPr>
           <w:rFonts w:eastAsia="Times New Roman" w:cs="Times New Roman"/>
@@ -10983,6 +11526,7 @@
         </w:rPr>
         <w:t>SeatModel</w:t>
       </w:r>
+      <w:proofErr w:type="spellEnd"/>
       <w:r>
         <w:rPr>
           <w:rFonts w:eastAsia="Times New Roman" w:cs="Times New Roman"/>
@@ -10994,6 +11538,8 @@
         </w:rPr>
         <w:t>(</w:t>
       </w:r>
+      <w:proofErr w:type="spellStart"/>
+      <w:proofErr w:type="gramStart"/>
       <w:r>
         <w:rPr>
           <w:rFonts w:eastAsia="Times New Roman" w:cs="Times New Roman"/>
@@ -11027,6 +11573,8 @@
         </w:rPr>
         <w:t>Model</w:t>
       </w:r>
+      <w:proofErr w:type="spellEnd"/>
+      <w:proofErr w:type="gramEnd"/>
       <w:r>
         <w:rPr>
           <w:rFonts w:eastAsia="Times New Roman" w:cs="Times New Roman"/>
@@ -11108,6 +11656,8 @@
         </w:rPr>
         <w:t xml:space="preserve"> </w:t>
       </w:r>
+      <w:proofErr w:type="spellStart"/>
+      <w:proofErr w:type="gramStart"/>
       <w:r>
         <w:rPr>
           <w:rFonts w:eastAsia="Times New Roman" w:cs="Times New Roman"/>
@@ -11141,6 +11691,8 @@
         </w:rPr>
         <w:t>PositiveIntegerField</w:t>
       </w:r>
+      <w:proofErr w:type="spellEnd"/>
+      <w:proofErr w:type="gramEnd"/>
       <w:r>
         <w:rPr>
           <w:rFonts w:eastAsia="Times New Roman" w:cs="Times New Roman"/>
@@ -11222,6 +11774,8 @@
         </w:rPr>
         <w:t xml:space="preserve"> </w:t>
       </w:r>
+      <w:proofErr w:type="spellStart"/>
+      <w:proofErr w:type="gramStart"/>
       <w:r>
         <w:rPr>
           <w:rFonts w:eastAsia="Times New Roman" w:cs="Times New Roman"/>
@@ -11255,6 +11809,8 @@
         </w:rPr>
         <w:t>ForeignKey</w:t>
       </w:r>
+      <w:proofErr w:type="spellEnd"/>
+      <w:proofErr w:type="gramEnd"/>
       <w:r>
         <w:rPr>
           <w:rFonts w:eastAsia="Times New Roman" w:cs="Times New Roman"/>
@@ -11275,7 +11831,31 @@
           <w:szCs w:val="21"/>
           <w14:ligatures w14:val="none"/>
         </w:rPr>
-        <w:t>"VehicleModel"</w:t>
+        <w:t>"</w:t>
+      </w:r>
+      <w:proofErr w:type="spellStart"/>
+      <w:r>
+        <w:rPr>
+          <w:rFonts w:eastAsia="Times New Roman" w:cs="Times New Roman"/>
+          <w:color w:val="98C379"/>
+          <w:kern w:val="0"/>
+          <w:sz w:val="21"/>
+          <w:szCs w:val="21"/>
+          <w14:ligatures w14:val="none"/>
+        </w:rPr>
+        <w:t>VehicleModel</w:t>
+      </w:r>
+      <w:proofErr w:type="spellEnd"/>
+      <w:r>
+        <w:rPr>
+          <w:rFonts w:eastAsia="Times New Roman" w:cs="Times New Roman"/>
+          <w:color w:val="98C379"/>
+          <w:kern w:val="0"/>
+          <w:sz w:val="21"/>
+          <w:szCs w:val="21"/>
+          <w14:ligatures w14:val="none"/>
+        </w:rPr>
+        <w:t>"</w:t>
       </w:r>
       <w:r>
         <w:rPr>
@@ -11288,6 +11868,7 @@
         </w:rPr>
         <w:t xml:space="preserve">, </w:t>
       </w:r>
+      <w:proofErr w:type="spellStart"/>
       <w:r>
         <w:rPr>
           <w:rFonts w:eastAsia="Times New Roman" w:cs="Times New Roman"/>
@@ -11299,6 +11880,7 @@
         </w:rPr>
         <w:t>on_delete</w:t>
       </w:r>
+      <w:proofErr w:type="spellEnd"/>
       <w:r>
         <w:rPr>
           <w:rFonts w:eastAsia="Times New Roman" w:cs="Times New Roman"/>
@@ -11310,6 +11892,7 @@
         </w:rPr>
         <w:t>=</w:t>
       </w:r>
+      <w:proofErr w:type="spellStart"/>
       <w:r>
         <w:rPr>
           <w:rFonts w:eastAsia="Times New Roman" w:cs="Times New Roman"/>
@@ -11343,6 +11926,7 @@
         </w:rPr>
         <w:t>CASCADE</w:t>
       </w:r>
+      <w:proofErr w:type="spellEnd"/>
       <w:r>
         <w:rPr>
           <w:rFonts w:eastAsia="Times New Roman" w:cs="Times New Roman"/>
@@ -11535,6 +12119,8 @@
         </w:rPr>
         <w:t xml:space="preserve">            </w:t>
       </w:r>
+      <w:proofErr w:type="spellStart"/>
+      <w:proofErr w:type="gramStart"/>
       <w:r>
         <w:rPr>
           <w:rFonts w:eastAsia="Times New Roman" w:cs="Times New Roman"/>
@@ -11568,6 +12154,8 @@
         </w:rPr>
         <w:t>UniqueConstraint</w:t>
       </w:r>
+      <w:proofErr w:type="spellEnd"/>
+      <w:proofErr w:type="gramEnd"/>
       <w:r>
         <w:rPr>
           <w:rFonts w:eastAsia="Times New Roman" w:cs="Times New Roman"/>
@@ -11616,6 +12204,7 @@
         </w:rPr>
         <w:t>fields</w:t>
       </w:r>
+      <w:proofErr w:type="gramStart"/>
       <w:r>
         <w:rPr>
           <w:rFonts w:eastAsia="Times New Roman" w:cs="Times New Roman"/>
@@ -11638,6 +12227,7 @@
         </w:rPr>
         <w:t>[</w:t>
       </w:r>
+      <w:proofErr w:type="gramEnd"/>
       <w:r>
         <w:rPr>
           <w:rFonts w:eastAsia="Times New Roman" w:cs="Times New Roman"/>
@@ -11761,7 +12351,31 @@
           <w:szCs w:val="21"/>
           <w14:ligatures w14:val="none"/>
         </w:rPr>
-        <w:t>"unique_seat_number_per_vehicle"</w:t>
+        <w:t>"</w:t>
+      </w:r>
+      <w:proofErr w:type="spellStart"/>
+      <w:r>
+        <w:rPr>
+          <w:rFonts w:eastAsia="Times New Roman" w:cs="Times New Roman"/>
+          <w:color w:val="98C379"/>
+          <w:kern w:val="0"/>
+          <w:sz w:val="21"/>
+          <w:szCs w:val="21"/>
+          <w14:ligatures w14:val="none"/>
+        </w:rPr>
+        <w:t>unique_seat_number_per_vehicle</w:t>
+      </w:r>
+      <w:proofErr w:type="spellEnd"/>
+      <w:r>
+        <w:rPr>
+          <w:rFonts w:eastAsia="Times New Roman" w:cs="Times New Roman"/>
+          <w:color w:val="98C379"/>
+          <w:kern w:val="0"/>
+          <w:sz w:val="21"/>
+          <w:szCs w:val="21"/>
+          <w14:ligatures w14:val="none"/>
+        </w:rPr>
+        <w:t>"</w:t>
       </w:r>
     </w:p>
     <w:p>
@@ -11970,6 +12584,8 @@
         </w:rPr>
         <w:t xml:space="preserve"> </w:t>
       </w:r>
+      <w:proofErr w:type="spellStart"/>
+      <w:proofErr w:type="gramStart"/>
       <w:r>
         <w:rPr>
           <w:rFonts w:eastAsia="Times New Roman" w:cs="Times New Roman"/>
@@ -12003,6 +12619,7 @@
         </w:rPr>
         <w:t>vehicle</w:t>
       </w:r>
+      <w:proofErr w:type="gramEnd"/>
       <w:r>
         <w:rPr>
           <w:rFonts w:eastAsia="Times New Roman" w:cs="Times New Roman"/>
@@ -12025,6 +12642,7 @@
         </w:rPr>
         <w:t>count</w:t>
       </w:r>
+      <w:proofErr w:type="spellEnd"/>
       <w:r>
         <w:rPr>
           <w:rFonts w:eastAsia="Times New Roman" w:cs="Times New Roman"/>
@@ -12058,6 +12676,7 @@
         </w:rPr>
         <w:t xml:space="preserve"> </w:t>
       </w:r>
+      <w:proofErr w:type="spellStart"/>
       <w:r>
         <w:rPr>
           <w:rFonts w:eastAsia="Times New Roman" w:cs="Times New Roman"/>
@@ -12100,7 +12719,19 @@
           <w:szCs w:val="21"/>
           <w14:ligatures w14:val="none"/>
         </w:rPr>
-        <w:t>.capacity:</w:t>
+        <w:t>.capacity</w:t>
+      </w:r>
+      <w:proofErr w:type="spellEnd"/>
+      <w:r>
+        <w:rPr>
+          <w:rFonts w:eastAsia="Times New Roman" w:cs="Times New Roman"/>
+          <w:color w:val="ABB2BF"/>
+          <w:kern w:val="0"/>
+          <w:sz w:val="21"/>
+          <w:szCs w:val="21"/>
+          <w14:ligatures w14:val="none"/>
+        </w:rPr>
+        <w:t>:</w:t>
       </w:r>
     </w:p>
     <w:p>
@@ -12150,6 +12781,8 @@
         </w:rPr>
         <w:t xml:space="preserve"> </w:t>
       </w:r>
+      <w:proofErr w:type="spellStart"/>
+      <w:proofErr w:type="gramStart"/>
       <w:r>
         <w:rPr>
           <w:rFonts w:eastAsia="Times New Roman" w:cs="Times New Roman"/>
@@ -12161,16 +12794,29 @@
         </w:rPr>
         <w:t>ValidationError</w:t>
       </w:r>
-      <w:r>
-        <w:rPr>
-          <w:rFonts w:eastAsia="Times New Roman" w:cs="Times New Roman"/>
-          <w:color w:val="ABB2BF"/>
-          <w:kern w:val="0"/>
-          <w:sz w:val="21"/>
-          <w:szCs w:val="21"/>
-          <w14:ligatures w14:val="none"/>
-        </w:rPr>
-        <w:t>({</w:t>
+      <w:proofErr w:type="spellEnd"/>
+      <w:r>
+        <w:rPr>
+          <w:rFonts w:eastAsia="Times New Roman" w:cs="Times New Roman"/>
+          <w:color w:val="ABB2BF"/>
+          <w:kern w:val="0"/>
+          <w:sz w:val="21"/>
+          <w:szCs w:val="21"/>
+          <w14:ligatures w14:val="none"/>
+        </w:rPr>
+        <w:t>(</w:t>
+      </w:r>
+      <w:proofErr w:type="gramEnd"/>
+      <w:r>
+        <w:rPr>
+          <w:rFonts w:eastAsia="Times New Roman" w:cs="Times New Roman"/>
+          <w:color w:val="ABB2BF"/>
+          <w:kern w:val="0"/>
+          <w:sz w:val="21"/>
+          <w:szCs w:val="21"/>
+          <w14:ligatures w14:val="none"/>
+        </w:rPr>
+        <w:t>{</w:t>
       </w:r>
       <w:r>
         <w:rPr>
@@ -12279,6 +12925,7 @@
         </w:rPr>
         <w:t xml:space="preserve"> </w:t>
       </w:r>
+      <w:proofErr w:type="gramStart"/>
       <w:r>
         <w:rPr>
           <w:rFonts w:eastAsia="Times New Roman" w:cs="Times New Roman"/>
@@ -12301,6 +12948,7 @@
         </w:rPr>
         <w:t>(</w:t>
       </w:r>
+      <w:proofErr w:type="gramEnd"/>
       <w:r>
         <w:rPr>
           <w:rFonts w:eastAsia="Times New Roman" w:cs="Times New Roman"/>
@@ -12323,6 +12971,7 @@
         </w:rPr>
         <w:t>, *</w:t>
       </w:r>
+      <w:proofErr w:type="spellStart"/>
       <w:r>
         <w:rPr>
           <w:rFonts w:eastAsia="Times New Roman" w:cs="Times New Roman"/>
@@ -12334,6 +12983,7 @@
         </w:rPr>
         <w:t>args</w:t>
       </w:r>
+      <w:proofErr w:type="spellEnd"/>
       <w:r>
         <w:rPr>
           <w:rFonts w:eastAsia="Times New Roman" w:cs="Times New Roman"/>
@@ -12345,6 +12995,7 @@
         </w:rPr>
         <w:t>, **</w:t>
       </w:r>
+      <w:proofErr w:type="spellStart"/>
       <w:r>
         <w:rPr>
           <w:rFonts w:eastAsia="Times New Roman" w:cs="Times New Roman"/>
@@ -12356,6 +13007,7 @@
         </w:rPr>
         <w:t>kwargs</w:t>
       </w:r>
+      <w:proofErr w:type="spellEnd"/>
       <w:r>
         <w:rPr>
           <w:rFonts w:eastAsia="Times New Roman" w:cs="Times New Roman"/>
@@ -12393,6 +13045,8 @@
         </w:rPr>
         <w:t xml:space="preserve">        </w:t>
       </w:r>
+      <w:proofErr w:type="spellStart"/>
+      <w:proofErr w:type="gramStart"/>
       <w:r>
         <w:rPr>
           <w:rFonts w:eastAsia="Times New Roman" w:cs="Times New Roman"/>
@@ -12424,8 +13078,21 @@
           <w:szCs w:val="21"/>
           <w14:ligatures w14:val="none"/>
         </w:rPr>
-        <w:t>full_clean</w:t>
-      </w:r>
+        <w:t>full</w:t>
+      </w:r>
+      <w:proofErr w:type="gramEnd"/>
+      <w:r>
+        <w:rPr>
+          <w:rFonts w:eastAsia="Times New Roman" w:cs="Times New Roman"/>
+          <w:color w:val="61AFEF"/>
+          <w:kern w:val="0"/>
+          <w:sz w:val="21"/>
+          <w:szCs w:val="21"/>
+          <w14:ligatures w14:val="none"/>
+        </w:rPr>
+        <w:t>_clean</w:t>
+      </w:r>
+      <w:proofErr w:type="spellEnd"/>
       <w:r>
         <w:rPr>
           <w:rFonts w:eastAsia="Times New Roman" w:cs="Times New Roman"/>
@@ -12463,6 +13130,7 @@
         </w:rPr>
         <w:t xml:space="preserve">        </w:t>
       </w:r>
+      <w:proofErr w:type="gramStart"/>
       <w:r>
         <w:rPr>
           <w:rFonts w:eastAsia="Times New Roman" w:cs="Times New Roman"/>
@@ -12483,7 +13151,19 @@
           <w:szCs w:val="21"/>
           <w14:ligatures w14:val="none"/>
         </w:rPr>
-        <w:t>().</w:t>
+        <w:t>(</w:t>
+      </w:r>
+      <w:proofErr w:type="gramEnd"/>
+      <w:r>
+        <w:rPr>
+          <w:rFonts w:eastAsia="Times New Roman" w:cs="Times New Roman"/>
+          <w:color w:val="ABB2BF"/>
+          <w:kern w:val="0"/>
+          <w:sz w:val="21"/>
+          <w:szCs w:val="21"/>
+          <w14:ligatures w14:val="none"/>
+        </w:rPr>
+        <w:t>).</w:t>
       </w:r>
       <w:r>
         <w:rPr>
@@ -12507,6 +13187,7 @@
         </w:rPr>
         <w:t>(*</w:t>
       </w:r>
+      <w:proofErr w:type="spellStart"/>
       <w:r>
         <w:rPr>
           <w:rFonts w:eastAsia="Times New Roman" w:cs="Times New Roman"/>
@@ -12518,6 +13199,7 @@
         </w:rPr>
         <w:t>args</w:t>
       </w:r>
+      <w:proofErr w:type="spellEnd"/>
       <w:r>
         <w:rPr>
           <w:rFonts w:eastAsia="Times New Roman" w:cs="Times New Roman"/>
@@ -12529,6 +13211,7 @@
         </w:rPr>
         <w:t>, **</w:t>
       </w:r>
+      <w:proofErr w:type="spellStart"/>
       <w:r>
         <w:rPr>
           <w:rFonts w:eastAsia="Times New Roman" w:cs="Times New Roman"/>
@@ -12540,6 +13223,7 @@
         </w:rPr>
         <w:t>kwargs</w:t>
       </w:r>
+      <w:proofErr w:type="spellEnd"/>
       <w:r>
         <w:rPr>
           <w:rFonts w:eastAsia="Times New Roman" w:cs="Times New Roman"/>
@@ -12739,6 +13423,8 @@
         </w:rPr>
         <w:t>{</w:t>
       </w:r>
+      <w:proofErr w:type="spellStart"/>
+      <w:proofErr w:type="gramStart"/>
       <w:r>
         <w:rPr>
           <w:rFonts w:eastAsia="Times New Roman" w:cs="Times New Roman"/>
@@ -12772,6 +13458,8 @@
         </w:rPr>
         <w:t>number</w:t>
       </w:r>
+      <w:proofErr w:type="spellEnd"/>
+      <w:proofErr w:type="gramEnd"/>
       <w:r>
         <w:rPr>
           <w:rFonts w:eastAsia="Times New Roman" w:cs="Times New Roman"/>
@@ -12805,6 +13493,7 @@
         </w:rPr>
         <w:t>{</w:t>
       </w:r>
+      <w:proofErr w:type="spellStart"/>
       <w:r>
         <w:rPr>
           <w:rFonts w:eastAsia="Times New Roman" w:cs="Times New Roman"/>
@@ -12849,6 +13538,7 @@
         </w:rPr>
         <w:t>.type</w:t>
       </w:r>
+      <w:proofErr w:type="spellEnd"/>
       <w:r>
         <w:rPr>
           <w:rFonts w:eastAsia="Times New Roman" w:cs="Times New Roman"/>
@@ -12882,6 +13572,7 @@
         </w:rPr>
         <w:t>{</w:t>
       </w:r>
+      <w:proofErr w:type="spellStart"/>
       <w:r>
         <w:rPr>
           <w:rFonts w:eastAsia="Times New Roman" w:cs="Times New Roman"/>
@@ -12926,6 +13617,7 @@
         </w:rPr>
         <w:t>.model</w:t>
       </w:r>
+      <w:proofErr w:type="spellEnd"/>
       <w:r>
         <w:rPr>
           <w:rFonts w:eastAsia="Times New Roman" w:cs="Times New Roman"/>
@@ -12981,12 +13673,14 @@
         <w:lastRenderedPageBreak/>
         <w:t xml:space="preserve">در واقع از طریق </w:t>
       </w:r>
+      <w:proofErr w:type="spellStart"/>
       <w:r>
         <w:rPr>
           <w:lang w:bidi="fa-IR"/>
         </w:rPr>
         <w:t>self.vehicle</w:t>
       </w:r>
+      <w:proofErr w:type="spellEnd"/>
       <w:r>
         <w:rPr>
           <w:rFonts w:hint="cs"/>
@@ -13009,12 +13703,14 @@
         </w:rPr>
         <w:t xml:space="preserve"> ما چه وسیله ای داریم و دوباره با </w:t>
       </w:r>
+      <w:proofErr w:type="spellStart"/>
       <w:r>
         <w:rPr>
           <w:lang w:bidi="fa-IR"/>
         </w:rPr>
         <w:t>seatmodel_set</w:t>
       </w:r>
+      <w:proofErr w:type="spellEnd"/>
       <w:r>
         <w:rPr>
           <w:rFonts w:hint="cs"/>
@@ -13085,6 +13781,8 @@
         </w:rPr>
         <w:t xml:space="preserve"> </w:t>
       </w:r>
+      <w:proofErr w:type="spellStart"/>
+      <w:proofErr w:type="gramStart"/>
       <w:r>
         <w:rPr>
           <w:rFonts w:eastAsia="Times New Roman" w:cs="Times New Roman"/>
@@ -13118,6 +13816,7 @@
         </w:rPr>
         <w:t>vehicle</w:t>
       </w:r>
+      <w:proofErr w:type="gramEnd"/>
       <w:r>
         <w:rPr>
           <w:rFonts w:eastAsia="Times New Roman" w:cs="Times New Roman"/>
@@ -13140,6 +13839,7 @@
         </w:rPr>
         <w:t>count</w:t>
       </w:r>
+      <w:proofErr w:type="spellEnd"/>
       <w:r>
         <w:rPr>
           <w:rFonts w:eastAsia="Times New Roman" w:cs="Times New Roman"/>
@@ -13173,6 +13873,7 @@
         </w:rPr>
         <w:t xml:space="preserve"> </w:t>
       </w:r>
+      <w:proofErr w:type="spellStart"/>
       <w:r>
         <w:rPr>
           <w:rFonts w:eastAsia="Times New Roman" w:cs="Times New Roman"/>
@@ -13215,7 +13916,19 @@
           <w:szCs w:val="21"/>
           <w14:ligatures w14:val="none"/>
         </w:rPr>
-        <w:t>.capacity:</w:t>
+        <w:t>.capacity</w:t>
+      </w:r>
+      <w:proofErr w:type="spellEnd"/>
+      <w:r>
+        <w:rPr>
+          <w:rFonts w:eastAsia="Times New Roman" w:cs="Times New Roman"/>
+          <w:color w:val="ABB2BF"/>
+          <w:kern w:val="0"/>
+          <w:sz w:val="21"/>
+          <w:szCs w:val="21"/>
+          <w14:ligatures w14:val="none"/>
+        </w:rPr>
+        <w:t>:</w:t>
       </w:r>
     </w:p>
     <w:p>
@@ -13277,6 +13990,7 @@
         </w:rPr>
         <w:t xml:space="preserve"> </w:t>
       </w:r>
+      <w:proofErr w:type="spellStart"/>
       <w:r>
         <w:rPr>
           <w:rFonts w:eastAsia="Times New Roman" w:cs="Times New Roman"/>
@@ -13288,6 +14002,7 @@
         </w:rPr>
         <w:t>SeatModel</w:t>
       </w:r>
+      <w:proofErr w:type="spellEnd"/>
       <w:r>
         <w:rPr>
           <w:rFonts w:eastAsia="Times New Roman" w:cs="Times New Roman"/>
@@ -13299,6 +14014,7 @@
         </w:rPr>
         <w:t>(</w:t>
       </w:r>
+      <w:proofErr w:type="spellStart"/>
       <w:r>
         <w:rPr>
           <w:rFonts w:eastAsia="Times New Roman" w:cs="Times New Roman"/>
@@ -13332,6 +14048,7 @@
         </w:rPr>
         <w:t>Model</w:t>
       </w:r>
+      <w:proofErr w:type="spellEnd"/>
       <w:r>
         <w:rPr>
           <w:rFonts w:eastAsia="Times New Roman" w:cs="Times New Roman"/>
@@ -13413,6 +14130,8 @@
         </w:rPr>
         <w:t xml:space="preserve"> </w:t>
       </w:r>
+      <w:proofErr w:type="spellStart"/>
+      <w:proofErr w:type="gramStart"/>
       <w:r>
         <w:rPr>
           <w:rFonts w:eastAsia="Times New Roman" w:cs="Times New Roman"/>
@@ -13446,6 +14165,8 @@
         </w:rPr>
         <w:t>PositiveIntegerField</w:t>
       </w:r>
+      <w:proofErr w:type="spellEnd"/>
+      <w:proofErr w:type="gramEnd"/>
       <w:r>
         <w:rPr>
           <w:rFonts w:eastAsia="Times New Roman" w:cs="Times New Roman"/>
@@ -13527,6 +14248,8 @@
         </w:rPr>
         <w:t xml:space="preserve"> </w:t>
       </w:r>
+      <w:proofErr w:type="spellStart"/>
+      <w:proofErr w:type="gramStart"/>
       <w:r>
         <w:rPr>
           <w:rFonts w:eastAsia="Times New Roman" w:cs="Times New Roman"/>
@@ -13560,6 +14283,8 @@
         </w:rPr>
         <w:t>ForeignKey</w:t>
       </w:r>
+      <w:proofErr w:type="spellEnd"/>
+      <w:proofErr w:type="gramEnd"/>
       <w:r>
         <w:rPr>
           <w:rFonts w:eastAsia="Times New Roman" w:cs="Times New Roman"/>
@@ -13580,7 +14305,31 @@
           <w:szCs w:val="21"/>
           <w14:ligatures w14:val="none"/>
         </w:rPr>
-        <w:t>"VehicleModel"</w:t>
+        <w:t>"</w:t>
+      </w:r>
+      <w:proofErr w:type="spellStart"/>
+      <w:r>
+        <w:rPr>
+          <w:rFonts w:eastAsia="Times New Roman" w:cs="Times New Roman"/>
+          <w:color w:val="98C379"/>
+          <w:kern w:val="0"/>
+          <w:sz w:val="21"/>
+          <w:szCs w:val="21"/>
+          <w14:ligatures w14:val="none"/>
+        </w:rPr>
+        <w:t>VehicleModel</w:t>
+      </w:r>
+      <w:proofErr w:type="spellEnd"/>
+      <w:r>
+        <w:rPr>
+          <w:rFonts w:eastAsia="Times New Roman" w:cs="Times New Roman"/>
+          <w:color w:val="98C379"/>
+          <w:kern w:val="0"/>
+          <w:sz w:val="21"/>
+          <w:szCs w:val="21"/>
+          <w14:ligatures w14:val="none"/>
+        </w:rPr>
+        <w:t>"</w:t>
       </w:r>
       <w:r>
         <w:rPr>
@@ -13593,6 +14342,7 @@
         </w:rPr>
         <w:t xml:space="preserve">, </w:t>
       </w:r>
+      <w:proofErr w:type="spellStart"/>
       <w:r>
         <w:rPr>
           <w:rFonts w:eastAsia="Times New Roman" w:cs="Times New Roman"/>
@@ -13604,6 +14354,7 @@
         </w:rPr>
         <w:t>on_delete</w:t>
       </w:r>
+      <w:proofErr w:type="spellEnd"/>
       <w:r>
         <w:rPr>
           <w:rFonts w:eastAsia="Times New Roman" w:cs="Times New Roman"/>
@@ -13615,6 +14366,7 @@
         </w:rPr>
         <w:t>=</w:t>
       </w:r>
+      <w:proofErr w:type="spellStart"/>
       <w:r>
         <w:rPr>
           <w:rFonts w:eastAsia="Times New Roman" w:cs="Times New Roman"/>
@@ -13648,6 +14400,7 @@
         </w:rPr>
         <w:t>CASCADE</w:t>
       </w:r>
+      <w:proofErr w:type="spellEnd"/>
       <w:r>
         <w:rPr>
           <w:rFonts w:eastAsia="Times New Roman" w:cs="Times New Roman"/>
@@ -13659,6 +14412,7 @@
         </w:rPr>
         <w:t xml:space="preserve">, </w:t>
       </w:r>
+      <w:proofErr w:type="spellStart"/>
       <w:r>
         <w:rPr>
           <w:rFonts w:eastAsia="Times New Roman" w:cs="Times New Roman"/>
@@ -13670,6 +14424,7 @@
         </w:rPr>
         <w:t>related_name</w:t>
       </w:r>
+      <w:proofErr w:type="spellEnd"/>
       <w:r>
         <w:rPr>
           <w:rFonts w:eastAsia="Times New Roman" w:cs="Times New Roman"/>
@@ -13884,6 +14639,8 @@
         </w:rPr>
         <w:t xml:space="preserve">            </w:t>
       </w:r>
+      <w:proofErr w:type="spellStart"/>
+      <w:proofErr w:type="gramStart"/>
       <w:r>
         <w:rPr>
           <w:rFonts w:eastAsia="Times New Roman" w:cs="Times New Roman"/>
@@ -13917,6 +14674,8 @@
         </w:rPr>
         <w:t>UniqueConstraint</w:t>
       </w:r>
+      <w:proofErr w:type="spellEnd"/>
+      <w:proofErr w:type="gramEnd"/>
       <w:r>
         <w:rPr>
           <w:rFonts w:eastAsia="Times New Roman" w:cs="Times New Roman"/>
@@ -13965,6 +14724,7 @@
         </w:rPr>
         <w:t>fields</w:t>
       </w:r>
+      <w:proofErr w:type="gramStart"/>
       <w:r>
         <w:rPr>
           <w:rFonts w:eastAsia="Times New Roman" w:cs="Times New Roman"/>
@@ -13987,6 +14747,7 @@
         </w:rPr>
         <w:t>[</w:t>
       </w:r>
+      <w:proofErr w:type="gramEnd"/>
       <w:r>
         <w:rPr>
           <w:rFonts w:eastAsia="Times New Roman" w:cs="Times New Roman"/>
@@ -14110,7 +14871,31 @@
           <w:szCs w:val="21"/>
           <w14:ligatures w14:val="none"/>
         </w:rPr>
-        <w:t>"unique_seat_number_per_vehicle"</w:t>
+        <w:t>"</w:t>
+      </w:r>
+      <w:proofErr w:type="spellStart"/>
+      <w:r>
+        <w:rPr>
+          <w:rFonts w:eastAsia="Times New Roman" w:cs="Times New Roman"/>
+          <w:color w:val="98C379"/>
+          <w:kern w:val="0"/>
+          <w:sz w:val="21"/>
+          <w:szCs w:val="21"/>
+          <w14:ligatures w14:val="none"/>
+        </w:rPr>
+        <w:t>unique_seat_number_per_vehicle</w:t>
+      </w:r>
+      <w:proofErr w:type="spellEnd"/>
+      <w:r>
+        <w:rPr>
+          <w:rFonts w:eastAsia="Times New Roman" w:cs="Times New Roman"/>
+          <w:color w:val="98C379"/>
+          <w:kern w:val="0"/>
+          <w:sz w:val="21"/>
+          <w:szCs w:val="21"/>
+          <w14:ligatures w14:val="none"/>
+        </w:rPr>
+        <w:t>"</w:t>
       </w:r>
     </w:p>
     <w:p>
@@ -14308,7 +15093,19 @@
           <w:szCs w:val="21"/>
           <w14:ligatures w14:val="none"/>
         </w:rPr>
-        <w:t>().</w:t>
+        <w:t>(</w:t>
+      </w:r>
+      <w:proofErr w:type="gramStart"/>
+      <w:r>
+        <w:rPr>
+          <w:rFonts w:eastAsia="Times New Roman" w:cs="Times New Roman"/>
+          <w:color w:val="ABB2BF"/>
+          <w:kern w:val="0"/>
+          <w:sz w:val="21"/>
+          <w:szCs w:val="21"/>
+          <w14:ligatures w14:val="none"/>
+        </w:rPr>
+        <w:t>).</w:t>
       </w:r>
       <w:r>
         <w:rPr>
@@ -14321,6 +15118,7 @@
         </w:rPr>
         <w:t>clean</w:t>
       </w:r>
+      <w:proofErr w:type="gramEnd"/>
       <w:r>
         <w:rPr>
           <w:rFonts w:eastAsia="Times New Roman" w:cs="Times New Roman"/>
@@ -14430,7 +15228,7 @@
               </wp:anchor>
             </w:drawing>
           </mc:Choice>
-          <mc:Fallback xmlns:w16sdtfl="http://schemas.microsoft.com/office/word/2024/wordml/sdtformatlock" xmlns:w16du="http://schemas.microsoft.com/office/word/2023/wordml/word16du">
+          <mc:Fallback xmlns:w16du="http://schemas.microsoft.com/office/word/2023/wordml/word16du" xmlns:w16sdtfl="http://schemas.microsoft.com/office/word/2024/wordml/sdtformatlock">
             <w:pict>
               <v:line w14:anchorId="59A749BE" id="Straight Connector 2" o:spid="_x0000_s1026" style="position:absolute;flip:y;z-index:251660288;visibility:visible;mso-wrap-style:square;mso-wrap-distance-left:9pt;mso-wrap-distance-top:0;mso-wrap-distance-right:9pt;mso-wrap-distance-bottom:0;mso-position-horizontal:absolute;mso-position-horizontal-relative:text;mso-position-vertical:absolute;mso-position-vertical-relative:text" from="43.5pt,12.4pt" to="156pt,13.15pt" o:gfxdata="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" strokecolor="#70ad47 [3209]" strokeweight="2pt">
                 <v:stroke dashstyle="dash"/>
@@ -14608,6 +15406,8 @@
         </w:rPr>
         <w:t xml:space="preserve"> </w:t>
       </w:r>
+      <w:proofErr w:type="spellStart"/>
+      <w:proofErr w:type="gramStart"/>
       <w:r>
         <w:rPr>
           <w:rFonts w:eastAsia="Times New Roman" w:cs="Times New Roman"/>
@@ -14641,6 +15441,7 @@
         </w:rPr>
         <w:t>vehicle</w:t>
       </w:r>
+      <w:proofErr w:type="gramEnd"/>
       <w:r>
         <w:rPr>
           <w:rFonts w:eastAsia="Times New Roman" w:cs="Times New Roman"/>
@@ -14663,6 +15464,7 @@
         </w:rPr>
         <w:t>count</w:t>
       </w:r>
+      <w:proofErr w:type="spellEnd"/>
       <w:r>
         <w:rPr>
           <w:rFonts w:eastAsia="Times New Roman" w:cs="Times New Roman"/>
@@ -14696,6 +15498,7 @@
         </w:rPr>
         <w:t xml:space="preserve"> </w:t>
       </w:r>
+      <w:proofErr w:type="spellStart"/>
       <w:r>
         <w:rPr>
           <w:rFonts w:eastAsia="Times New Roman" w:cs="Times New Roman"/>
@@ -14738,7 +15541,19 @@
           <w:szCs w:val="21"/>
           <w14:ligatures w14:val="none"/>
         </w:rPr>
-        <w:t>.capacity:</w:t>
+        <w:t>.capacity</w:t>
+      </w:r>
+      <w:proofErr w:type="spellEnd"/>
+      <w:r>
+        <w:rPr>
+          <w:rFonts w:eastAsia="Times New Roman" w:cs="Times New Roman"/>
+          <w:color w:val="ABB2BF"/>
+          <w:kern w:val="0"/>
+          <w:sz w:val="21"/>
+          <w:szCs w:val="21"/>
+          <w14:ligatures w14:val="none"/>
+        </w:rPr>
+        <w:t>:</w:t>
       </w:r>
     </w:p>
     <w:p>
@@ -14788,6 +15603,8 @@
         </w:rPr>
         <w:t xml:space="preserve"> </w:t>
       </w:r>
+      <w:proofErr w:type="spellStart"/>
+      <w:proofErr w:type="gramStart"/>
       <w:r>
         <w:rPr>
           <w:rFonts w:eastAsia="Times New Roman" w:cs="Times New Roman"/>
@@ -14799,16 +15616,29 @@
         </w:rPr>
         <w:t>ValidationError</w:t>
       </w:r>
-      <w:r>
-        <w:rPr>
-          <w:rFonts w:eastAsia="Times New Roman" w:cs="Times New Roman"/>
-          <w:color w:val="ABB2BF"/>
-          <w:kern w:val="0"/>
-          <w:sz w:val="21"/>
-          <w:szCs w:val="21"/>
-          <w14:ligatures w14:val="none"/>
-        </w:rPr>
-        <w:t>({</w:t>
+      <w:proofErr w:type="spellEnd"/>
+      <w:r>
+        <w:rPr>
+          <w:rFonts w:eastAsia="Times New Roman" w:cs="Times New Roman"/>
+          <w:color w:val="ABB2BF"/>
+          <w:kern w:val="0"/>
+          <w:sz w:val="21"/>
+          <w:szCs w:val="21"/>
+          <w14:ligatures w14:val="none"/>
+        </w:rPr>
+        <w:t>(</w:t>
+      </w:r>
+      <w:proofErr w:type="gramEnd"/>
+      <w:r>
+        <w:rPr>
+          <w:rFonts w:eastAsia="Times New Roman" w:cs="Times New Roman"/>
+          <w:color w:val="ABB2BF"/>
+          <w:kern w:val="0"/>
+          <w:sz w:val="21"/>
+          <w:szCs w:val="21"/>
+          <w14:ligatures w14:val="none"/>
+        </w:rPr>
+        <w:t>{</w:t>
       </w:r>
       <w:r>
         <w:rPr>
@@ -15002,6 +15832,7 @@
         </w:rPr>
         <w:t xml:space="preserve"> </w:t>
       </w:r>
+      <w:proofErr w:type="gramStart"/>
       <w:r>
         <w:rPr>
           <w:rFonts w:eastAsia="Times New Roman" w:cs="Times New Roman"/>
@@ -15024,6 +15855,7 @@
         </w:rPr>
         <w:t>(</w:t>
       </w:r>
+      <w:proofErr w:type="gramEnd"/>
       <w:r>
         <w:rPr>
           <w:rFonts w:eastAsia="Times New Roman" w:cs="Times New Roman"/>
@@ -15046,6 +15878,7 @@
         </w:rPr>
         <w:t>, *</w:t>
       </w:r>
+      <w:proofErr w:type="spellStart"/>
       <w:r>
         <w:rPr>
           <w:rFonts w:eastAsia="Times New Roman" w:cs="Times New Roman"/>
@@ -15057,6 +15890,7 @@
         </w:rPr>
         <w:t>args</w:t>
       </w:r>
+      <w:proofErr w:type="spellEnd"/>
       <w:r>
         <w:rPr>
           <w:rFonts w:eastAsia="Times New Roman" w:cs="Times New Roman"/>
@@ -15068,6 +15902,7 @@
         </w:rPr>
         <w:t>, **</w:t>
       </w:r>
+      <w:proofErr w:type="spellStart"/>
       <w:r>
         <w:rPr>
           <w:rFonts w:eastAsia="Times New Roman" w:cs="Times New Roman"/>
@@ -15079,6 +15914,7 @@
         </w:rPr>
         <w:t>kwargs</w:t>
       </w:r>
+      <w:proofErr w:type="spellEnd"/>
       <w:r>
         <w:rPr>
           <w:rFonts w:eastAsia="Times New Roman" w:cs="Times New Roman"/>
@@ -15116,6 +15952,8 @@
         </w:rPr>
         <w:t xml:space="preserve">        </w:t>
       </w:r>
+      <w:proofErr w:type="spellStart"/>
+      <w:proofErr w:type="gramStart"/>
       <w:r>
         <w:rPr>
           <w:rFonts w:eastAsia="Times New Roman" w:cs="Times New Roman"/>
@@ -15147,8 +15985,21 @@
           <w:szCs w:val="21"/>
           <w14:ligatures w14:val="none"/>
         </w:rPr>
-        <w:t>full_clean</w:t>
-      </w:r>
+        <w:t>full</w:t>
+      </w:r>
+      <w:proofErr w:type="gramEnd"/>
+      <w:r>
+        <w:rPr>
+          <w:rFonts w:eastAsia="Times New Roman" w:cs="Times New Roman"/>
+          <w:color w:val="61AFEF"/>
+          <w:kern w:val="0"/>
+          <w:sz w:val="21"/>
+          <w:szCs w:val="21"/>
+          <w14:ligatures w14:val="none"/>
+        </w:rPr>
+        <w:t>_clean</w:t>
+      </w:r>
+      <w:proofErr w:type="spellEnd"/>
       <w:r>
         <w:rPr>
           <w:rFonts w:eastAsia="Times New Roman" w:cs="Times New Roman"/>
@@ -15186,6 +16037,7 @@
         </w:rPr>
         <w:t xml:space="preserve">        </w:t>
       </w:r>
+      <w:proofErr w:type="gramStart"/>
       <w:r>
         <w:rPr>
           <w:rFonts w:eastAsia="Times New Roman" w:cs="Times New Roman"/>
@@ -15206,7 +16058,19 @@
           <w:szCs w:val="21"/>
           <w14:ligatures w14:val="none"/>
         </w:rPr>
-        <w:t>().</w:t>
+        <w:t>(</w:t>
+      </w:r>
+      <w:proofErr w:type="gramEnd"/>
+      <w:r>
+        <w:rPr>
+          <w:rFonts w:eastAsia="Times New Roman" w:cs="Times New Roman"/>
+          <w:color w:val="ABB2BF"/>
+          <w:kern w:val="0"/>
+          <w:sz w:val="21"/>
+          <w:szCs w:val="21"/>
+          <w14:ligatures w14:val="none"/>
+        </w:rPr>
+        <w:t>).</w:t>
       </w:r>
       <w:r>
         <w:rPr>
@@ -15230,6 +16094,7 @@
         </w:rPr>
         <w:t>(*</w:t>
       </w:r>
+      <w:proofErr w:type="spellStart"/>
       <w:r>
         <w:rPr>
           <w:rFonts w:eastAsia="Times New Roman" w:cs="Times New Roman"/>
@@ -15241,6 +16106,7 @@
         </w:rPr>
         <w:t>args</w:t>
       </w:r>
+      <w:proofErr w:type="spellEnd"/>
       <w:r>
         <w:rPr>
           <w:rFonts w:eastAsia="Times New Roman" w:cs="Times New Roman"/>
@@ -15252,6 +16118,7 @@
         </w:rPr>
         <w:t>, **</w:t>
       </w:r>
+      <w:proofErr w:type="spellStart"/>
       <w:r>
         <w:rPr>
           <w:rFonts w:eastAsia="Times New Roman" w:cs="Times New Roman"/>
@@ -15263,6 +16130,7 @@
         </w:rPr>
         <w:t>kwargs</w:t>
       </w:r>
+      <w:proofErr w:type="spellEnd"/>
       <w:r>
         <w:rPr>
           <w:rFonts w:eastAsia="Times New Roman" w:cs="Times New Roman"/>
@@ -15462,6 +16330,8 @@
         </w:rPr>
         <w:t>{</w:t>
       </w:r>
+      <w:proofErr w:type="spellStart"/>
+      <w:proofErr w:type="gramStart"/>
       <w:r>
         <w:rPr>
           <w:rFonts w:eastAsia="Times New Roman" w:cs="Times New Roman"/>
@@ -15495,6 +16365,8 @@
         </w:rPr>
         <w:t>number</w:t>
       </w:r>
+      <w:proofErr w:type="spellEnd"/>
+      <w:proofErr w:type="gramEnd"/>
       <w:r>
         <w:rPr>
           <w:rFonts w:eastAsia="Times New Roman" w:cs="Times New Roman"/>
@@ -15528,6 +16400,7 @@
         </w:rPr>
         <w:t>{</w:t>
       </w:r>
+      <w:proofErr w:type="spellStart"/>
       <w:r>
         <w:rPr>
           <w:rFonts w:eastAsia="Times New Roman" w:cs="Times New Roman"/>
@@ -15572,6 +16445,7 @@
         </w:rPr>
         <w:t>.type</w:t>
       </w:r>
+      <w:proofErr w:type="spellEnd"/>
       <w:r>
         <w:rPr>
           <w:rFonts w:eastAsia="Times New Roman" w:cs="Times New Roman"/>
@@ -15605,6 +16479,7 @@
         </w:rPr>
         <w:t>{</w:t>
       </w:r>
+      <w:proofErr w:type="spellStart"/>
       <w:r>
         <w:rPr>
           <w:rFonts w:eastAsia="Times New Roman" w:cs="Times New Roman"/>
@@ -15649,6 +16524,7 @@
         </w:rPr>
         <w:t>.model</w:t>
       </w:r>
+      <w:proofErr w:type="spellEnd"/>
       <w:r>
         <w:rPr>
           <w:rFonts w:eastAsia="Times New Roman" w:cs="Times New Roman"/>
@@ -16132,9 +17008,11 @@
         </w:rPr>
         <w:t xml:space="preserve">نکته مهم: </w:t>
       </w:r>
+      <w:proofErr w:type="spellStart"/>
       <w:r>
         <w:t>MinValueValidator</w:t>
       </w:r>
+      <w:proofErr w:type="spellEnd"/>
       <w:r>
         <w:rPr>
           <w:rFonts w:hint="cs"/>
@@ -16157,12 +17035,14 @@
         </w:rPr>
         <w:t xml:space="preserve"> است برای اعداد استفاده میشه برای </w:t>
       </w:r>
+      <w:proofErr w:type="spellStart"/>
       <w:r>
         <w:rPr>
           <w:lang w:bidi="fa-IR"/>
         </w:rPr>
         <w:t>charfield</w:t>
       </w:r>
+      <w:proofErr w:type="spellEnd"/>
       <w:r>
         <w:rPr>
           <w:rFonts w:hint="cs"/>
@@ -16171,9 +17051,11 @@
         </w:rPr>
         <w:t xml:space="preserve"> باید از </w:t>
       </w:r>
+      <w:proofErr w:type="spellStart"/>
       <w:r>
         <w:t>MinLengthValidator</w:t>
       </w:r>
+      <w:proofErr w:type="spellEnd"/>
       <w:r>
         <w:rPr>
           <w:rFonts w:hint="cs"/>
@@ -16202,6 +17084,7 @@
         </w:rPr>
         <w:t xml:space="preserve">وقتی میخوایم یوزر بسازیم و این رو مینویسیم </w:t>
       </w:r>
+      <w:proofErr w:type="spellStart"/>
       <w:r>
         <w:rPr>
           <w:rStyle w:val="11"/>
@@ -16226,6 +17109,7 @@
       <w:r>
         <w:t>create_user</w:t>
       </w:r>
+      <w:proofErr w:type="spellEnd"/>
     </w:p>
     <w:p>
       <w:r>
@@ -16235,9 +17119,11 @@
         </w:rPr>
         <w:t xml:space="preserve">در </w:t>
       </w:r>
+      <w:proofErr w:type="spellStart"/>
       <w:r>
         <w:t>create_user</w:t>
       </w:r>
+      <w:proofErr w:type="spellEnd"/>
       <w:r>
         <w:rPr>
           <w:rFonts w:hint="cs"/>
@@ -16245,9 +17131,11 @@
         </w:rPr>
         <w:t xml:space="preserve"> خودش میاد پسورد رو هش میکنه با </w:t>
       </w:r>
+      <w:proofErr w:type="spellStart"/>
       <w:r>
         <w:t>set_user</w:t>
       </w:r>
+      <w:proofErr w:type="spellEnd"/>
     </w:p>
     <w:p/>
     <w:p>
@@ -16827,6 +17715,7 @@
         </w:rPr>
         <w:t xml:space="preserve"> </w:t>
       </w:r>
+      <w:proofErr w:type="gramStart"/>
       <w:r>
         <w:rPr>
           <w:rFonts w:eastAsia="Times New Roman" w:cs="Times New Roman"/>
@@ -16849,6 +17738,7 @@
         </w:rPr>
         <w:t>(</w:t>
       </w:r>
+      <w:proofErr w:type="gramEnd"/>
       <w:r>
         <w:rPr>
           <w:rFonts w:eastAsia="Times New Roman" w:cs="Times New Roman"/>
@@ -16871,6 +17761,7 @@
         </w:rPr>
         <w:t xml:space="preserve">, </w:t>
       </w:r>
+      <w:proofErr w:type="spellStart"/>
       <w:r>
         <w:rPr>
           <w:rFonts w:eastAsia="Times New Roman" w:cs="Times New Roman"/>
@@ -16882,6 +17773,7 @@
         </w:rPr>
         <w:t>attrs</w:t>
       </w:r>
+      <w:proofErr w:type="spellEnd"/>
       <w:r>
         <w:rPr>
           <w:rFonts w:eastAsia="Times New Roman" w:cs="Times New Roman"/>
@@ -16941,6 +17833,7 @@
         </w:rPr>
         <w:t xml:space="preserve"> </w:t>
       </w:r>
+      <w:proofErr w:type="spellStart"/>
       <w:r>
         <w:rPr>
           <w:rFonts w:eastAsia="Times New Roman" w:cs="Times New Roman"/>
@@ -16952,6 +17845,7 @@
         </w:rPr>
         <w:t>attrs</w:t>
       </w:r>
+      <w:proofErr w:type="spellEnd"/>
       <w:r>
         <w:rPr>
           <w:rFonts w:eastAsia="Times New Roman" w:cs="Times New Roman"/>
@@ -16972,7 +17866,31 @@
           <w:szCs w:val="21"/>
           <w14:ligatures w14:val="none"/>
         </w:rPr>
-        <w:t>"first_name"</w:t>
+        <w:t>"</w:t>
+      </w:r>
+      <w:proofErr w:type="spellStart"/>
+      <w:r>
+        <w:rPr>
+          <w:rFonts w:eastAsia="Times New Roman" w:cs="Times New Roman"/>
+          <w:color w:val="98C379"/>
+          <w:kern w:val="0"/>
+          <w:sz w:val="21"/>
+          <w:szCs w:val="21"/>
+          <w14:ligatures w14:val="none"/>
+        </w:rPr>
+        <w:t>first_name</w:t>
+      </w:r>
+      <w:proofErr w:type="spellEnd"/>
+      <w:r>
+        <w:rPr>
+          <w:rFonts w:eastAsia="Times New Roman" w:cs="Times New Roman"/>
+          <w:color w:val="98C379"/>
+          <w:kern w:val="0"/>
+          <w:sz w:val="21"/>
+          <w:szCs w:val="21"/>
+          <w14:ligatures w14:val="none"/>
+        </w:rPr>
+        <w:t>"</w:t>
       </w:r>
       <w:r>
         <w:rPr>
@@ -17007,6 +17925,7 @@
         </w:rPr>
         <w:t xml:space="preserve"> </w:t>
       </w:r>
+      <w:proofErr w:type="spellStart"/>
       <w:r>
         <w:rPr>
           <w:rFonts w:eastAsia="Times New Roman" w:cs="Times New Roman"/>
@@ -17018,6 +17937,7 @@
         </w:rPr>
         <w:t>attrs</w:t>
       </w:r>
+      <w:proofErr w:type="spellEnd"/>
       <w:r>
         <w:rPr>
           <w:rFonts w:eastAsia="Times New Roman" w:cs="Times New Roman"/>
@@ -17038,7 +17958,31 @@
           <w:szCs w:val="21"/>
           <w14:ligatures w14:val="none"/>
         </w:rPr>
-        <w:t>"last_name"</w:t>
+        <w:t>"</w:t>
+      </w:r>
+      <w:proofErr w:type="spellStart"/>
+      <w:r>
+        <w:rPr>
+          <w:rFonts w:eastAsia="Times New Roman" w:cs="Times New Roman"/>
+          <w:color w:val="98C379"/>
+          <w:kern w:val="0"/>
+          <w:sz w:val="21"/>
+          <w:szCs w:val="21"/>
+          <w14:ligatures w14:val="none"/>
+        </w:rPr>
+        <w:t>last_name</w:t>
+      </w:r>
+      <w:proofErr w:type="spellEnd"/>
+      <w:r>
+        <w:rPr>
+          <w:rFonts w:eastAsia="Times New Roman" w:cs="Times New Roman"/>
+          <w:color w:val="98C379"/>
+          <w:kern w:val="0"/>
+          <w:sz w:val="21"/>
+          <w:szCs w:val="21"/>
+          <w14:ligatures w14:val="none"/>
+        </w:rPr>
+        <w:t>"</w:t>
       </w:r>
       <w:r>
         <w:rPr>
@@ -17099,6 +18043,8 @@
         </w:rPr>
         <w:t xml:space="preserve"> </w:t>
       </w:r>
+      <w:proofErr w:type="spellStart"/>
+      <w:proofErr w:type="gramStart"/>
       <w:r>
         <w:rPr>
           <w:rFonts w:eastAsia="Times New Roman" w:cs="Times New Roman"/>
@@ -17110,16 +18056,29 @@
         </w:rPr>
         <w:t>ValidationError</w:t>
       </w:r>
-      <w:r>
-        <w:rPr>
-          <w:rFonts w:eastAsia="Times New Roman" w:cs="Times New Roman"/>
-          <w:color w:val="ABB2BF"/>
-          <w:kern w:val="0"/>
-          <w:sz w:val="21"/>
-          <w:szCs w:val="21"/>
-          <w14:ligatures w14:val="none"/>
-        </w:rPr>
-        <w:t>({</w:t>
+      <w:proofErr w:type="spellEnd"/>
+      <w:r>
+        <w:rPr>
+          <w:rFonts w:eastAsia="Times New Roman" w:cs="Times New Roman"/>
+          <w:color w:val="ABB2BF"/>
+          <w:kern w:val="0"/>
+          <w:sz w:val="21"/>
+          <w:szCs w:val="21"/>
+          <w14:ligatures w14:val="none"/>
+        </w:rPr>
+        <w:t>(</w:t>
+      </w:r>
+      <w:proofErr w:type="gramEnd"/>
+      <w:r>
+        <w:rPr>
+          <w:rFonts w:eastAsia="Times New Roman" w:cs="Times New Roman"/>
+          <w:color w:val="ABB2BF"/>
+          <w:kern w:val="0"/>
+          <w:sz w:val="21"/>
+          <w:szCs w:val="21"/>
+          <w14:ligatures w14:val="none"/>
+        </w:rPr>
+        <w:t>{</w:t>
       </w:r>
       <w:r>
         <w:rPr>
@@ -17130,7 +18089,31 @@
           <w:szCs w:val="21"/>
           <w14:ligatures w14:val="none"/>
         </w:rPr>
-        <w:t>"last_name"</w:t>
+        <w:t>"</w:t>
+      </w:r>
+      <w:proofErr w:type="spellStart"/>
+      <w:r>
+        <w:rPr>
+          <w:rFonts w:eastAsia="Times New Roman" w:cs="Times New Roman"/>
+          <w:color w:val="98C379"/>
+          <w:kern w:val="0"/>
+          <w:sz w:val="21"/>
+          <w:szCs w:val="21"/>
+          <w14:ligatures w14:val="none"/>
+        </w:rPr>
+        <w:t>last_name</w:t>
+      </w:r>
+      <w:proofErr w:type="spellEnd"/>
+      <w:r>
+        <w:rPr>
+          <w:rFonts w:eastAsia="Times New Roman" w:cs="Times New Roman"/>
+          <w:color w:val="98C379"/>
+          <w:kern w:val="0"/>
+          <w:sz w:val="21"/>
+          <w:szCs w:val="21"/>
+          <w14:ligatures w14:val="none"/>
+        </w:rPr>
+        <w:t>"</w:t>
       </w:r>
       <w:r>
         <w:rPr>
@@ -17213,6 +18196,7 @@
         </w:rPr>
         <w:t xml:space="preserve"> </w:t>
       </w:r>
+      <w:proofErr w:type="spellStart"/>
       <w:r>
         <w:rPr>
           <w:rFonts w:eastAsia="Times New Roman" w:cs="Times New Roman"/>
@@ -17224,6 +18208,7 @@
         </w:rPr>
         <w:t>attrs</w:t>
       </w:r>
+      <w:proofErr w:type="spellEnd"/>
     </w:p>
     <w:p>
       <w:pPr>
@@ -17240,12 +18225,14 @@
         </w:rPr>
         <w:t xml:space="preserve">میاد داده ای که از </w:t>
       </w:r>
+      <w:proofErr w:type="spellStart"/>
       <w:r>
         <w:rPr>
           <w:lang w:bidi="fa-IR"/>
         </w:rPr>
         <w:t>request.data</w:t>
       </w:r>
+      <w:proofErr w:type="spellEnd"/>
       <w:r>
         <w:rPr>
           <w:rFonts w:hint="cs"/>
@@ -17254,12 +18241,14 @@
         </w:rPr>
         <w:t xml:space="preserve"> گرفته که یک دیکشنری توی </w:t>
       </w:r>
+      <w:proofErr w:type="spellStart"/>
       <w:r>
         <w:rPr>
           <w:lang w:bidi="fa-IR"/>
         </w:rPr>
         <w:t>attrs</w:t>
       </w:r>
+      <w:proofErr w:type="spellEnd"/>
       <w:r>
         <w:rPr>
           <w:rFonts w:hint="cs"/>
@@ -17439,12 +18428,14 @@
         </w:rPr>
         <w:t xml:space="preserve"> رو یاد گرفتیم 1- توی هر فیلد توی مدل </w:t>
       </w:r>
+      <w:proofErr w:type="spellStart"/>
       <w:r>
         <w:rPr>
           <w:lang w:bidi="fa-IR"/>
         </w:rPr>
         <w:t>max_length</w:t>
       </w:r>
+      <w:proofErr w:type="spellEnd"/>
       <w:r>
         <w:rPr>
           <w:rFonts w:hint="cs"/>
@@ -17483,12 +18474,14 @@
         </w:rPr>
         <w:t xml:space="preserve">3- </w:t>
       </w:r>
+      <w:proofErr w:type="spellStart"/>
       <w:r>
         <w:rPr>
           <w:lang w:bidi="fa-IR"/>
         </w:rPr>
         <w:t>validate_filedname</w:t>
       </w:r>
+      <w:proofErr w:type="spellEnd"/>
       <w:r>
         <w:rPr>
           <w:rFonts w:hint="cs"/>
@@ -17549,12 +18542,14 @@
         </w:rPr>
         <w:t xml:space="preserve"> و </w:t>
       </w:r>
+      <w:proofErr w:type="spellStart"/>
       <w:r>
         <w:rPr>
           <w:lang w:bidi="fa-IR"/>
         </w:rPr>
         <w:t>Modelserializer</w:t>
       </w:r>
+      <w:proofErr w:type="spellEnd"/>
       <w:r>
         <w:rPr>
           <w:rFonts w:hint="cs"/>
@@ -17617,12 +18612,14 @@
         </w:rPr>
         <w:t xml:space="preserve"> مصلا از یه </w:t>
       </w:r>
+      <w:proofErr w:type="spellStart"/>
       <w:r>
         <w:rPr>
           <w:lang w:bidi="fa-IR"/>
         </w:rPr>
         <w:t>api</w:t>
       </w:r>
+      <w:proofErr w:type="spellEnd"/>
       <w:r>
         <w:rPr>
           <w:rFonts w:hint="cs"/>
@@ -17655,12 +18652,14 @@
         </w:rPr>
         <w:t xml:space="preserve">توی </w:t>
       </w:r>
+      <w:proofErr w:type="spellStart"/>
       <w:r>
         <w:rPr>
           <w:lang w:bidi="fa-IR"/>
         </w:rPr>
         <w:t>Modelserializer</w:t>
       </w:r>
+      <w:proofErr w:type="spellEnd"/>
       <w:r>
         <w:rPr>
           <w:rFonts w:hint="cs"/>
@@ -17902,12 +18901,14 @@
         </w:rPr>
         <w:t xml:space="preserve"> </w:t>
       </w:r>
+      <w:proofErr w:type="spellStart"/>
       <w:r>
         <w:rPr>
           <w:lang w:bidi="fa-IR"/>
         </w:rPr>
         <w:t>unique_together</w:t>
       </w:r>
+      <w:proofErr w:type="spellEnd"/>
       <w:r>
         <w:rPr>
           <w:rtl/>
@@ -18672,9 +19673,11 @@
           <w:rtl/>
         </w:rPr>
       </w:pPr>
+      <w:proofErr w:type="spellStart"/>
       <w:r>
         <w:t>SerializerMethodField</w:t>
       </w:r>
+      <w:proofErr w:type="spellEnd"/>
       <w:r>
         <w:rPr>
           <w:rFonts w:hint="cs"/>
@@ -18791,6 +19794,7 @@
         </w:rPr>
         <w:t xml:space="preserve"> </w:t>
       </w:r>
+      <w:proofErr w:type="spellStart"/>
       <w:r>
         <w:rPr>
           <w:rFonts w:eastAsia="Times New Roman" w:cs="Times New Roman"/>
@@ -18802,6 +19806,7 @@
         </w:rPr>
         <w:t>TripSeatView</w:t>
       </w:r>
+      <w:proofErr w:type="spellEnd"/>
       <w:r>
         <w:rPr>
           <w:rFonts w:eastAsia="Times New Roman" w:cs="Times New Roman"/>
@@ -18813,6 +19818,8 @@
         </w:rPr>
         <w:t>(</w:t>
       </w:r>
+      <w:proofErr w:type="spellStart"/>
+      <w:proofErr w:type="gramStart"/>
       <w:r>
         <w:rPr>
           <w:rFonts w:eastAsia="Times New Roman" w:cs="Times New Roman"/>
@@ -18846,6 +19853,8 @@
         </w:rPr>
         <w:t>ListAPIView</w:t>
       </w:r>
+      <w:proofErr w:type="spellEnd"/>
+      <w:proofErr w:type="gramEnd"/>
       <w:r>
         <w:rPr>
           <w:rFonts w:eastAsia="Times New Roman" w:cs="Times New Roman"/>
@@ -18981,7 +19990,68 @@
           <w:szCs w:val="21"/>
           <w14:ligatures w14:val="none"/>
         </w:rPr>
-        <w:t># queryset = TripSeatModel.objects.all()</w:t>
+        <w:t xml:space="preserve"># </w:t>
+      </w:r>
+      <w:proofErr w:type="spellStart"/>
+      <w:r>
+        <w:rPr>
+          <w:rFonts w:eastAsia="Times New Roman" w:cs="Times New Roman"/>
+          <w:color w:val="6A9955"/>
+          <w:kern w:val="0"/>
+          <w:sz w:val="21"/>
+          <w:szCs w:val="21"/>
+          <w14:ligatures w14:val="none"/>
+        </w:rPr>
+        <w:t>queryset</w:t>
+      </w:r>
+      <w:proofErr w:type="spellEnd"/>
+      <w:r>
+        <w:rPr>
+          <w:rFonts w:eastAsia="Times New Roman" w:cs="Times New Roman"/>
+          <w:color w:val="6A9955"/>
+          <w:kern w:val="0"/>
+          <w:sz w:val="21"/>
+          <w:szCs w:val="21"/>
+          <w14:ligatures w14:val="none"/>
+        </w:rPr>
+        <w:t xml:space="preserve"> = </w:t>
+      </w:r>
+      <w:proofErr w:type="spellStart"/>
+      <w:proofErr w:type="gramStart"/>
+      <w:r>
+        <w:rPr>
+          <w:rFonts w:eastAsia="Times New Roman" w:cs="Times New Roman"/>
+          <w:color w:val="6A9955"/>
+          <w:kern w:val="0"/>
+          <w:sz w:val="21"/>
+          <w:szCs w:val="21"/>
+          <w14:ligatures w14:val="none"/>
+        </w:rPr>
+        <w:t>TripSeatModel.objects.all</w:t>
+      </w:r>
+      <w:proofErr w:type="spellEnd"/>
+      <w:r>
+        <w:rPr>
+          <w:rFonts w:eastAsia="Times New Roman" w:cs="Times New Roman"/>
+          <w:color w:val="6A9955"/>
+          <w:kern w:val="0"/>
+          <w:sz w:val="21"/>
+          <w:szCs w:val="21"/>
+          <w14:ligatures w14:val="none"/>
+        </w:rPr>
+        <w:t>(</w:t>
+      </w:r>
+      <w:proofErr w:type="gramEnd"/>
+      <w:r>
+        <w:rPr>
+          <w:rFonts w:eastAsia="Times New Roman" w:cs="Times New Roman"/>
+          <w:color w:val="6A9955"/>
+          <w:kern w:val="0"/>
+          <w:sz w:val="21"/>
+          <w:szCs w:val="21"/>
+          <w14:ligatures w14:val="none"/>
+        </w:rPr>
+        <w:t>)</w:t>
       </w:r>
     </w:p>
     <w:p>
@@ -19009,6 +20079,7 @@
         </w:rPr>
         <w:t xml:space="preserve">    </w:t>
       </w:r>
+      <w:proofErr w:type="spellStart"/>
       <w:r>
         <w:rPr>
           <w:rFonts w:eastAsia="Times New Roman" w:cs="Times New Roman"/>
@@ -19020,6 +20091,7 @@
         </w:rPr>
         <w:t>serializer_class</w:t>
       </w:r>
+      <w:proofErr w:type="spellEnd"/>
       <w:r>
         <w:rPr>
           <w:rFonts w:eastAsia="Times New Roman" w:cs="Times New Roman"/>
@@ -19053,6 +20125,7 @@
         </w:rPr>
         <w:t xml:space="preserve"> </w:t>
       </w:r>
+      <w:proofErr w:type="spellStart"/>
       <w:r>
         <w:rPr>
           <w:rFonts w:eastAsia="Times New Roman" w:cs="Times New Roman"/>
@@ -19064,6 +20137,7 @@
         </w:rPr>
         <w:t>TripSeatSerializer</w:t>
       </w:r>
+      <w:proofErr w:type="spellEnd"/>
     </w:p>
     <w:p>
       <w:pPr>
@@ -19127,6 +20201,7 @@
         </w:rPr>
         <w:t xml:space="preserve"> </w:t>
       </w:r>
+      <w:proofErr w:type="spellStart"/>
       <w:r>
         <w:rPr>
           <w:rFonts w:eastAsia="Times New Roman" w:cs="Times New Roman"/>
@@ -19138,6 +20213,7 @@
         </w:rPr>
         <w:t>get_queryset</w:t>
       </w:r>
+      <w:proofErr w:type="spellEnd"/>
       <w:r>
         <w:rPr>
           <w:rFonts w:eastAsia="Times New Roman" w:cs="Times New Roman"/>
@@ -19197,6 +20273,7 @@
         </w:rPr>
         <w:t xml:space="preserve">        </w:t>
       </w:r>
+      <w:proofErr w:type="spellStart"/>
       <w:r>
         <w:rPr>
           <w:rFonts w:eastAsia="Times New Roman" w:cs="Times New Roman"/>
@@ -19208,6 +20285,7 @@
         </w:rPr>
         <w:t>trip_id</w:t>
       </w:r>
+      <w:proofErr w:type="spellEnd"/>
       <w:r>
         <w:rPr>
           <w:rFonts w:eastAsia="Times New Roman" w:cs="Times New Roman"/>
@@ -19241,6 +20319,7 @@
         </w:rPr>
         <w:t xml:space="preserve"> </w:t>
       </w:r>
+      <w:proofErr w:type="spellStart"/>
       <w:r>
         <w:rPr>
           <w:rFonts w:eastAsia="Times New Roman" w:cs="Times New Roman"/>
@@ -19283,7 +20362,19 @@
           <w:szCs w:val="21"/>
           <w14:ligatures w14:val="none"/>
         </w:rPr>
-        <w:t>.get(</w:t>
+        <w:t>.get</w:t>
+      </w:r>
+      <w:proofErr w:type="spellEnd"/>
+      <w:r>
+        <w:rPr>
+          <w:rFonts w:eastAsia="Times New Roman" w:cs="Times New Roman"/>
+          <w:color w:val="CCCCCC"/>
+          <w:kern w:val="0"/>
+          <w:sz w:val="21"/>
+          <w:szCs w:val="21"/>
+          <w14:ligatures w14:val="none"/>
+        </w:rPr>
+        <w:t>(</w:t>
       </w:r>
       <w:r>
         <w:rPr>
@@ -19355,6 +20446,7 @@
         </w:rPr>
         <w:t xml:space="preserve"> </w:t>
       </w:r>
+      <w:proofErr w:type="gramStart"/>
       <w:r>
         <w:rPr>
           <w:rFonts w:eastAsia="Times New Roman" w:cs="Times New Roman"/>
@@ -19410,6 +20502,7 @@
         </w:rPr>
         <w:t>filter</w:t>
       </w:r>
+      <w:proofErr w:type="gramEnd"/>
       <w:r>
         <w:rPr>
           <w:rFonts w:eastAsia="Times New Roman" w:cs="Times New Roman"/>
@@ -19555,12 +20648,14 @@
         </w:rPr>
         <w:t xml:space="preserve"> میاد میگه خروجی ها به چه فرمتی تبدیل به </w:t>
       </w:r>
+      <w:proofErr w:type="spellStart"/>
       <w:r>
         <w:rPr>
           <w:lang w:bidi="fa-IR"/>
         </w:rPr>
         <w:t>json</w:t>
       </w:r>
+      <w:proofErr w:type="spellEnd"/>
       <w:r>
         <w:rPr>
           <w:rFonts w:hint="cs"/>
@@ -19585,12 +20680,14 @@
         </w:rPr>
         <w:t xml:space="preserve">و در بخش </w:t>
       </w:r>
+      <w:proofErr w:type="spellStart"/>
       <w:r>
         <w:rPr>
           <w:lang w:bidi="fa-IR"/>
         </w:rPr>
         <w:t>get_queryset</w:t>
       </w:r>
+      <w:proofErr w:type="spellEnd"/>
       <w:r>
         <w:rPr>
           <w:rFonts w:hint="cs"/>
@@ -19615,12 +20712,14 @@
         </w:rPr>
         <w:t xml:space="preserve">چون </w:t>
       </w:r>
+      <w:proofErr w:type="spellStart"/>
       <w:r>
         <w:rPr>
           <w:lang w:bidi="fa-IR"/>
         </w:rPr>
         <w:t>url</w:t>
       </w:r>
+      <w:proofErr w:type="spellEnd"/>
       <w:r>
         <w:rPr>
           <w:rFonts w:hint="cs"/>
@@ -19687,7 +20786,33 @@
           <w:szCs w:val="21"/>
           <w14:ligatures w14:val="none"/>
         </w:rPr>
-        <w:t>"&lt;int:trip&gt;/seats/"</w:t>
+        <w:t>"&lt;</w:t>
+      </w:r>
+      <w:proofErr w:type="spellStart"/>
+      <w:proofErr w:type="gramStart"/>
+      <w:r>
+        <w:rPr>
+          <w:rFonts w:eastAsia="Times New Roman" w:cs="Times New Roman"/>
+          <w:color w:val="CE9178"/>
+          <w:kern w:val="0"/>
+          <w:sz w:val="21"/>
+          <w:szCs w:val="21"/>
+          <w14:ligatures w14:val="none"/>
+        </w:rPr>
+        <w:t>int:trip</w:t>
+      </w:r>
+      <w:proofErr w:type="spellEnd"/>
+      <w:proofErr w:type="gramEnd"/>
+      <w:r>
+        <w:rPr>
+          <w:rFonts w:eastAsia="Times New Roman" w:cs="Times New Roman"/>
+          <w:color w:val="CE9178"/>
+          <w:kern w:val="0"/>
+          <w:sz w:val="21"/>
+          <w:szCs w:val="21"/>
+          <w14:ligatures w14:val="none"/>
+        </w:rPr>
+        <w:t>&gt;/seats/"</w:t>
       </w:r>
       <w:r>
         <w:rPr>
@@ -19700,6 +20825,7 @@
         </w:rPr>
         <w:t xml:space="preserve">, </w:t>
       </w:r>
+      <w:proofErr w:type="spellStart"/>
       <w:r>
         <w:rPr>
           <w:rFonts w:eastAsia="Times New Roman" w:cs="Times New Roman"/>
@@ -19733,6 +20859,7 @@
         </w:rPr>
         <w:t>as_view</w:t>
       </w:r>
+      <w:proofErr w:type="spellEnd"/>
       <w:r>
         <w:rPr>
           <w:rFonts w:eastAsia="Times New Roman" w:cs="Times New Roman"/>
@@ -19812,12 +20939,14 @@
         </w:rPr>
         <w:t xml:space="preserve">پس ما باید بنویسیم </w:t>
       </w:r>
+      <w:proofErr w:type="spellStart"/>
       <w:r>
         <w:rPr>
           <w:color w:val="9CDCFE"/>
         </w:rPr>
         <w:t>trip_id</w:t>
       </w:r>
+      <w:proofErr w:type="spellEnd"/>
       <w:r>
         <w:rPr>
           <w:color w:val="CCCCCC"/>
@@ -19836,6 +20965,7 @@
         </w:rPr>
         <w:t xml:space="preserve"> </w:t>
       </w:r>
+      <w:proofErr w:type="spellStart"/>
       <w:r>
         <w:rPr>
           <w:color w:val="9CDCFE"/>
@@ -19858,7 +20988,14 @@
         <w:rPr>
           <w:color w:val="CCCCCC"/>
         </w:rPr>
-        <w:t>.get(</w:t>
+        <w:t>.get</w:t>
+      </w:r>
+      <w:proofErr w:type="spellEnd"/>
+      <w:r>
+        <w:rPr>
+          <w:color w:val="CCCCCC"/>
+        </w:rPr>
+        <w:t>(</w:t>
       </w:r>
       <w:r>
         <w:rPr>
@@ -19911,17 +21048,33 @@
           <w:lang w:bidi="fa-IR"/>
         </w:rPr>
       </w:pPr>
+      <w:proofErr w:type="spellStart"/>
       <w:r>
         <w:rPr>
           <w:lang w:bidi="fa-IR"/>
         </w:rPr>
         <w:t>Trip_id</w:t>
       </w:r>
-      <w:r>
-        <w:rPr>
-          <w:lang w:bidi="fa-IR"/>
-        </w:rPr>
-        <w:t xml:space="preserve"> = self.request.query_params.get("</w:t>
+      <w:proofErr w:type="spellEnd"/>
+      <w:r>
+        <w:rPr>
+          <w:lang w:bidi="fa-IR"/>
+        </w:rPr>
+        <w:t xml:space="preserve"> = </w:t>
+      </w:r>
+      <w:proofErr w:type="spellStart"/>
+      <w:r>
+        <w:rPr>
+          <w:lang w:bidi="fa-IR"/>
+        </w:rPr>
+        <w:t>self.request.query_params.get</w:t>
+      </w:r>
+      <w:proofErr w:type="spellEnd"/>
+      <w:r>
+        <w:rPr>
+          <w:lang w:bidi="fa-IR"/>
+        </w:rPr>
+        <w:t>("</w:t>
       </w:r>
       <w:r>
         <w:rPr>
@@ -19965,12 +21118,14 @@
         </w:rPr>
         <w:t xml:space="preserve"> داریم برای اینکه کوئری کمتری به دیتابیس بخوره از </w:t>
       </w:r>
+      <w:proofErr w:type="spellStart"/>
       <w:r>
         <w:rPr>
           <w:lang w:bidi="fa-IR"/>
         </w:rPr>
         <w:t>select_related</w:t>
       </w:r>
+      <w:proofErr w:type="spellEnd"/>
       <w:r>
         <w:rPr>
           <w:rFonts w:hint="cs"/>
@@ -19987,12 +21142,14 @@
         </w:rPr>
         <w:t xml:space="preserve"> کلا هر جا فارن کی داشتیم و خواستیم از داده های اون یکی جدولم بگیریم بهتره از </w:t>
       </w:r>
+      <w:proofErr w:type="spellStart"/>
       <w:r>
         <w:rPr>
           <w:lang w:bidi="fa-IR"/>
         </w:rPr>
         <w:t>select_related</w:t>
       </w:r>
+      <w:proofErr w:type="spellEnd"/>
       <w:r>
         <w:rPr>
           <w:rFonts w:hint="cs"/>
@@ -20001,12 +21158,14 @@
         </w:rPr>
         <w:t xml:space="preserve"> و </w:t>
       </w:r>
+      <w:proofErr w:type="spellStart"/>
       <w:r>
         <w:rPr>
           <w:lang w:bidi="fa-IR"/>
         </w:rPr>
         <w:t>prefetch_related</w:t>
       </w:r>
+      <w:proofErr w:type="spellEnd"/>
       <w:r>
         <w:rPr>
           <w:rFonts w:hint="cs"/>
@@ -20127,6 +21286,7 @@
         </w:rPr>
         <w:t xml:space="preserve">    </w:t>
       </w:r>
+      <w:proofErr w:type="spellStart"/>
       <w:r>
         <w:rPr>
           <w:rFonts w:eastAsia="Times New Roman" w:cs="Times New Roman"/>
@@ -20138,6 +21298,7 @@
         </w:rPr>
         <w:t>order_number</w:t>
       </w:r>
+      <w:proofErr w:type="spellEnd"/>
       <w:r>
         <w:rPr>
           <w:rFonts w:eastAsia="Times New Roman" w:cs="Times New Roman"/>
@@ -20171,6 +21332,8 @@
         </w:rPr>
         <w:t xml:space="preserve"> </w:t>
       </w:r>
+      <w:proofErr w:type="spellStart"/>
+      <w:proofErr w:type="gramStart"/>
       <w:r>
         <w:rPr>
           <w:rFonts w:eastAsia="Times New Roman" w:cs="Times New Roman"/>
@@ -20204,6 +21367,8 @@
         </w:rPr>
         <w:t>UUIDField</w:t>
       </w:r>
+      <w:proofErr w:type="spellEnd"/>
+      <w:proofErr w:type="gramEnd"/>
       <w:r>
         <w:rPr>
           <w:rFonts w:eastAsia="Times New Roman" w:cs="Times New Roman"/>
@@ -20363,12 +21528,14 @@
         </w:rPr>
         <w:t xml:space="preserve">توی </w:t>
       </w:r>
+      <w:proofErr w:type="spellStart"/>
       <w:r>
         <w:rPr>
           <w:lang w:bidi="fa-IR"/>
         </w:rPr>
         <w:t>uuidfield</w:t>
       </w:r>
+      <w:proofErr w:type="spellEnd"/>
       <w:r>
         <w:rPr>
           <w:rFonts w:hint="cs"/>
@@ -20392,12 +21559,14 @@
           <w:lang w:bidi="fa-IR"/>
         </w:rPr>
       </w:pPr>
+      <w:proofErr w:type="spellStart"/>
       <w:r>
         <w:rPr>
           <w:lang w:bidi="fa-IR"/>
         </w:rPr>
         <w:t>Transaction.atomic</w:t>
       </w:r>
+      <w:proofErr w:type="spellEnd"/>
       <w:r>
         <w:rPr>
           <w:rFonts w:hint="cs"/>
@@ -20467,6 +21636,7 @@
         </w:rPr>
         <w:t xml:space="preserve"> </w:t>
       </w:r>
+      <w:proofErr w:type="spellStart"/>
       <w:r>
         <w:rPr>
           <w:rFonts w:eastAsia="Times New Roman" w:cs="Times New Roman"/>
@@ -20500,6 +21670,7 @@
         </w:rPr>
         <w:t>db</w:t>
       </w:r>
+      <w:proofErr w:type="spellEnd"/>
       <w:r>
         <w:rPr>
           <w:rFonts w:eastAsia="Times New Roman" w:cs="Times New Roman"/>
@@ -20574,6 +21745,7 @@
           <w14:ligatures w14:val="none"/>
         </w:rPr>
       </w:pPr>
+      <w:proofErr w:type="gramStart"/>
       <w:r>
         <w:rPr>
           <w:rFonts w:eastAsia="Times New Roman" w:cs="Times New Roman"/>
@@ -20607,6 +21779,7 @@
         </w:rPr>
         <w:t>models</w:t>
       </w:r>
+      <w:proofErr w:type="gramEnd"/>
       <w:r>
         <w:rPr>
           <w:rFonts w:eastAsia="Times New Roman" w:cs="Times New Roman"/>
@@ -20640,6 +21813,7 @@
         </w:rPr>
         <w:t xml:space="preserve"> </w:t>
       </w:r>
+      <w:proofErr w:type="spellStart"/>
       <w:r>
         <w:rPr>
           <w:rFonts w:eastAsia="Times New Roman" w:cs="Times New Roman"/>
@@ -20651,6 +21825,7 @@
         </w:rPr>
         <w:t>OrderModel</w:t>
       </w:r>
+      <w:proofErr w:type="spellEnd"/>
       <w:r>
         <w:rPr>
           <w:rFonts w:eastAsia="Times New Roman" w:cs="Times New Roman"/>
@@ -20662,6 +21837,7 @@
         </w:rPr>
         <w:t xml:space="preserve">, </w:t>
       </w:r>
+      <w:proofErr w:type="spellStart"/>
       <w:r>
         <w:rPr>
           <w:rFonts w:eastAsia="Times New Roman" w:cs="Times New Roman"/>
@@ -20673,6 +21849,7 @@
         </w:rPr>
         <w:t>TicketModel</w:t>
       </w:r>
+      <w:proofErr w:type="spellEnd"/>
     </w:p>
     <w:p>
       <w:pPr>
@@ -20710,6 +21887,8 @@
         </w:rPr>
         <w:t xml:space="preserve"> </w:t>
       </w:r>
+      <w:proofErr w:type="spellStart"/>
+      <w:proofErr w:type="gramStart"/>
       <w:r>
         <w:rPr>
           <w:rFonts w:eastAsia="Times New Roman" w:cs="Times New Roman"/>
@@ -20743,6 +21922,8 @@
         </w:rPr>
         <w:t>models</w:t>
       </w:r>
+      <w:proofErr w:type="spellEnd"/>
+      <w:proofErr w:type="gramEnd"/>
       <w:r>
         <w:rPr>
           <w:rFonts w:eastAsia="Times New Roman" w:cs="Times New Roman"/>
@@ -20776,6 +21957,7 @@
         </w:rPr>
         <w:t xml:space="preserve"> </w:t>
       </w:r>
+      <w:proofErr w:type="spellStart"/>
       <w:r>
         <w:rPr>
           <w:rFonts w:eastAsia="Times New Roman" w:cs="Times New Roman"/>
@@ -20787,6 +21969,7 @@
         </w:rPr>
         <w:t>TripSeatModel</w:t>
       </w:r>
+      <w:proofErr w:type="spellEnd"/>
     </w:p>
     <w:p>
       <w:pPr>
@@ -20828,6 +22011,7 @@
         </w:rPr>
         <w:t>@</w:t>
       </w:r>
+      <w:proofErr w:type="gramStart"/>
       <w:r>
         <w:rPr>
           <w:rFonts w:eastAsia="Times New Roman" w:cs="Times New Roman"/>
@@ -20861,6 +22045,7 @@
         </w:rPr>
         <w:t>atomic</w:t>
       </w:r>
+      <w:proofErr w:type="gramEnd"/>
     </w:p>
     <w:p>
       <w:pPr>
@@ -20898,6 +22083,7 @@
         </w:rPr>
         <w:t xml:space="preserve"> </w:t>
       </w:r>
+      <w:proofErr w:type="spellStart"/>
       <w:r>
         <w:rPr>
           <w:rFonts w:eastAsia="Times New Roman" w:cs="Times New Roman"/>
@@ -20907,18 +22093,43 @@
           <w:szCs w:val="21"/>
           <w14:ligatures w14:val="none"/>
         </w:rPr>
-        <w:t>create_order</w:t>
-      </w:r>
-      <w:r>
-        <w:rPr>
-          <w:rFonts w:eastAsia="Times New Roman" w:cs="Times New Roman"/>
-          <w:color w:val="ABB2BF"/>
-          <w:kern w:val="0"/>
-          <w:sz w:val="21"/>
-          <w:szCs w:val="21"/>
-          <w14:ligatures w14:val="none"/>
-        </w:rPr>
-        <w:t xml:space="preserve">(*, </w:t>
+        <w:t>create_</w:t>
+      </w:r>
+      <w:proofErr w:type="gramStart"/>
+      <w:r>
+        <w:rPr>
+          <w:rFonts w:eastAsia="Times New Roman" w:cs="Times New Roman"/>
+          <w:color w:val="61AFEF"/>
+          <w:kern w:val="0"/>
+          <w:sz w:val="21"/>
+          <w:szCs w:val="21"/>
+          <w14:ligatures w14:val="none"/>
+        </w:rPr>
+        <w:t>order</w:t>
+      </w:r>
+      <w:proofErr w:type="spellEnd"/>
+      <w:r>
+        <w:rPr>
+          <w:rFonts w:eastAsia="Times New Roman" w:cs="Times New Roman"/>
+          <w:color w:val="ABB2BF"/>
+          <w:kern w:val="0"/>
+          <w:sz w:val="21"/>
+          <w:szCs w:val="21"/>
+          <w14:ligatures w14:val="none"/>
+        </w:rPr>
+        <w:t>(</w:t>
+      </w:r>
+      <w:proofErr w:type="gramEnd"/>
+      <w:r>
+        <w:rPr>
+          <w:rFonts w:eastAsia="Times New Roman" w:cs="Times New Roman"/>
+          <w:color w:val="ABB2BF"/>
+          <w:kern w:val="0"/>
+          <w:sz w:val="21"/>
+          <w:szCs w:val="21"/>
+          <w14:ligatures w14:val="none"/>
+        </w:rPr>
+        <w:t xml:space="preserve">*, </w:t>
       </w:r>
       <w:r>
         <w:rPr>
@@ -20964,6 +22175,7 @@
         </w:rPr>
         <w:t xml:space="preserve">, </w:t>
       </w:r>
+      <w:proofErr w:type="spellStart"/>
       <w:r>
         <w:rPr>
           <w:rFonts w:eastAsia="Times New Roman" w:cs="Times New Roman"/>
@@ -20975,6 +22187,7 @@
         </w:rPr>
         <w:t>trip_seats</w:t>
       </w:r>
+      <w:proofErr w:type="spellEnd"/>
       <w:r>
         <w:rPr>
           <w:rFonts w:eastAsia="Times New Roman" w:cs="Times New Roman"/>
@@ -21027,6 +22240,7 @@
         </w:rPr>
         <w:t xml:space="preserve">    </w:t>
       </w:r>
+      <w:proofErr w:type="spellStart"/>
       <w:r>
         <w:rPr>
           <w:rFonts w:eastAsia="Times New Roman" w:cs="Times New Roman"/>
@@ -21038,6 +22252,7 @@
         </w:rPr>
         <w:t>total_price</w:t>
       </w:r>
+      <w:proofErr w:type="spellEnd"/>
       <w:r>
         <w:rPr>
           <w:rFonts w:eastAsia="Times New Roman" w:cs="Times New Roman"/>
@@ -21071,6 +22286,8 @@
         </w:rPr>
         <w:t xml:space="preserve"> </w:t>
       </w:r>
+      <w:proofErr w:type="spellStart"/>
+      <w:proofErr w:type="gramStart"/>
       <w:r>
         <w:rPr>
           <w:rFonts w:eastAsia="Times New Roman" w:cs="Times New Roman"/>
@@ -21091,7 +22308,20 @@
           <w:szCs w:val="21"/>
           <w14:ligatures w14:val="none"/>
         </w:rPr>
-        <w:t xml:space="preserve">.price </w:t>
+        <w:t>.price</w:t>
+      </w:r>
+      <w:proofErr w:type="spellEnd"/>
+      <w:proofErr w:type="gramEnd"/>
+      <w:r>
+        <w:rPr>
+          <w:rFonts w:eastAsia="Times New Roman" w:cs="Times New Roman"/>
+          <w:color w:val="ABB2BF"/>
+          <w:kern w:val="0"/>
+          <w:sz w:val="21"/>
+          <w:szCs w:val="21"/>
+          <w14:ligatures w14:val="none"/>
+        </w:rPr>
+        <w:t xml:space="preserve"> </w:t>
       </w:r>
       <w:r>
         <w:rPr>
@@ -21115,6 +22345,7 @@
         </w:rPr>
         <w:t xml:space="preserve"> </w:t>
       </w:r>
+      <w:proofErr w:type="spellStart"/>
       <w:r>
         <w:rPr>
           <w:rFonts w:eastAsia="Times New Roman" w:cs="Times New Roman"/>
@@ -21126,6 +22357,7 @@
         </w:rPr>
         <w:t>len</w:t>
       </w:r>
+      <w:proofErr w:type="spellEnd"/>
       <w:r>
         <w:rPr>
           <w:rFonts w:eastAsia="Times New Roman" w:cs="Times New Roman"/>
@@ -21137,6 +22369,7 @@
         </w:rPr>
         <w:t>(</w:t>
       </w:r>
+      <w:proofErr w:type="spellStart"/>
       <w:r>
         <w:rPr>
           <w:rFonts w:eastAsia="Times New Roman" w:cs="Times New Roman"/>
@@ -21148,6 +22381,7 @@
         </w:rPr>
         <w:t>trip_seats</w:t>
       </w:r>
+      <w:proofErr w:type="spellEnd"/>
       <w:r>
         <w:rPr>
           <w:rFonts w:eastAsia="Times New Roman" w:cs="Times New Roman"/>
@@ -21244,6 +22478,8 @@
         </w:rPr>
         <w:t xml:space="preserve"> </w:t>
       </w:r>
+      <w:proofErr w:type="spellStart"/>
+      <w:proofErr w:type="gramStart"/>
       <w:r>
         <w:rPr>
           <w:rFonts w:eastAsia="Times New Roman" w:cs="Times New Roman"/>
@@ -21299,6 +22535,8 @@
         </w:rPr>
         <w:t>create</w:t>
       </w:r>
+      <w:proofErr w:type="spellEnd"/>
+      <w:proofErr w:type="gramEnd"/>
       <w:r>
         <w:rPr>
           <w:rFonts w:eastAsia="Times New Roman" w:cs="Times New Roman"/>
@@ -21406,6 +22644,7 @@
         </w:rPr>
         <w:t xml:space="preserve">        </w:t>
       </w:r>
+      <w:proofErr w:type="spellStart"/>
       <w:r>
         <w:rPr>
           <w:rFonts w:eastAsia="Times New Roman" w:cs="Times New Roman"/>
@@ -21417,6 +22656,7 @@
         </w:rPr>
         <w:t>final_price</w:t>
       </w:r>
+      <w:proofErr w:type="spellEnd"/>
       <w:r>
         <w:rPr>
           <w:rFonts w:eastAsia="Times New Roman" w:cs="Times New Roman"/>
@@ -21428,6 +22668,7 @@
         </w:rPr>
         <w:t>=</w:t>
       </w:r>
+      <w:proofErr w:type="spellStart"/>
       <w:r>
         <w:rPr>
           <w:rFonts w:eastAsia="Times New Roman" w:cs="Times New Roman"/>
@@ -21439,6 +22680,7 @@
         </w:rPr>
         <w:t>total_price</w:t>
       </w:r>
+      <w:proofErr w:type="spellEnd"/>
       <w:r>
         <w:rPr>
           <w:rFonts w:eastAsia="Times New Roman" w:cs="Times New Roman"/>
@@ -21477,6 +22719,7 @@
         <w:lastRenderedPageBreak/>
         <w:t xml:space="preserve">        </w:t>
       </w:r>
+      <w:proofErr w:type="gramStart"/>
       <w:r>
         <w:rPr>
           <w:rFonts w:eastAsia="Times New Roman" w:cs="Times New Roman"/>
@@ -21499,6 +22742,7 @@
         </w:rPr>
         <w:t>=</w:t>
       </w:r>
+      <w:proofErr w:type="spellStart"/>
       <w:r>
         <w:rPr>
           <w:rFonts w:eastAsia="Times New Roman" w:cs="Times New Roman"/>
@@ -21554,6 +22798,8 @@
         </w:rPr>
         <w:t>PAID</w:t>
       </w:r>
+      <w:proofErr w:type="spellEnd"/>
+      <w:proofErr w:type="gramEnd"/>
     </w:p>
     <w:p>
       <w:pPr>
@@ -21728,6 +22974,7 @@
         </w:rPr>
         <w:t xml:space="preserve"> </w:t>
       </w:r>
+      <w:proofErr w:type="spellStart"/>
       <w:r>
         <w:rPr>
           <w:rFonts w:eastAsia="Times New Roman" w:cs="Times New Roman"/>
@@ -21739,6 +22986,7 @@
         </w:rPr>
         <w:t>trip_seat</w:t>
       </w:r>
+      <w:proofErr w:type="spellEnd"/>
       <w:r>
         <w:rPr>
           <w:rFonts w:eastAsia="Times New Roman" w:cs="Times New Roman"/>
@@ -21772,6 +23020,7 @@
         </w:rPr>
         <w:t xml:space="preserve"> </w:t>
       </w:r>
+      <w:proofErr w:type="spellStart"/>
       <w:r>
         <w:rPr>
           <w:rFonts w:eastAsia="Times New Roman" w:cs="Times New Roman"/>
@@ -21783,6 +23032,7 @@
         </w:rPr>
         <w:t>trip_seats</w:t>
       </w:r>
+      <w:proofErr w:type="spellEnd"/>
       <w:r>
         <w:rPr>
           <w:rFonts w:eastAsia="Times New Roman" w:cs="Times New Roman"/>
@@ -21879,6 +23129,8 @@
         </w:rPr>
         <w:t xml:space="preserve"> </w:t>
       </w:r>
+      <w:proofErr w:type="spellStart"/>
+      <w:proofErr w:type="gramStart"/>
       <w:r>
         <w:rPr>
           <w:rFonts w:eastAsia="Times New Roman" w:cs="Times New Roman"/>
@@ -21934,6 +23186,8 @@
         </w:rPr>
         <w:t>create</w:t>
       </w:r>
+      <w:proofErr w:type="spellEnd"/>
+      <w:proofErr w:type="gramEnd"/>
       <w:r>
         <w:rPr>
           <w:rFonts w:eastAsia="Times New Roman" w:cs="Times New Roman"/>
@@ -22111,6 +23365,7 @@
         </w:rPr>
         <w:t xml:space="preserve">            </w:t>
       </w:r>
+      <w:proofErr w:type="spellStart"/>
       <w:r>
         <w:rPr>
           <w:rFonts w:eastAsia="Times New Roman" w:cs="Times New Roman"/>
@@ -22122,6 +23377,7 @@
         </w:rPr>
         <w:t>trip_seat</w:t>
       </w:r>
+      <w:proofErr w:type="spellEnd"/>
       <w:r>
         <w:rPr>
           <w:rFonts w:eastAsia="Times New Roman" w:cs="Times New Roman"/>
@@ -22133,6 +23389,7 @@
         </w:rPr>
         <w:t>=</w:t>
       </w:r>
+      <w:proofErr w:type="spellStart"/>
       <w:r>
         <w:rPr>
           <w:rFonts w:eastAsia="Times New Roman" w:cs="Times New Roman"/>
@@ -22144,6 +23401,7 @@
         </w:rPr>
         <w:t>trip_seat</w:t>
       </w:r>
+      <w:proofErr w:type="spellEnd"/>
       <w:r>
         <w:rPr>
           <w:rFonts w:eastAsia="Times New Roman" w:cs="Times New Roman"/>
@@ -22203,6 +23461,8 @@
         </w:rPr>
         <w:t>=</w:t>
       </w:r>
+      <w:proofErr w:type="spellStart"/>
+      <w:proofErr w:type="gramStart"/>
       <w:r>
         <w:rPr>
           <w:rFonts w:eastAsia="Times New Roman" w:cs="Times New Roman"/>
@@ -22225,6 +23485,8 @@
         </w:rPr>
         <w:t>.price</w:t>
       </w:r>
+      <w:proofErr w:type="spellEnd"/>
+      <w:proofErr w:type="gramEnd"/>
     </w:p>
     <w:p>
       <w:pPr>
@@ -22292,6 +23554,8 @@
         </w:rPr>
         <w:t xml:space="preserve">        </w:t>
       </w:r>
+      <w:proofErr w:type="spellStart"/>
+      <w:proofErr w:type="gramStart"/>
       <w:r>
         <w:rPr>
           <w:rFonts w:eastAsia="Times New Roman" w:cs="Times New Roman"/>
@@ -22325,6 +23589,8 @@
         </w:rPr>
         <w:t>append</w:t>
       </w:r>
+      <w:proofErr w:type="spellEnd"/>
+      <w:proofErr w:type="gramEnd"/>
       <w:r>
         <w:rPr>
           <w:rFonts w:eastAsia="Times New Roman" w:cs="Times New Roman"/>
@@ -22399,6 +23665,7 @@
         </w:rPr>
         <w:t xml:space="preserve">        </w:t>
       </w:r>
+      <w:proofErr w:type="spellStart"/>
       <w:r>
         <w:rPr>
           <w:rFonts w:eastAsia="Times New Roman" w:cs="Times New Roman"/>
@@ -22408,18 +23675,43 @@
           <w:szCs w:val="21"/>
           <w14:ligatures w14:val="none"/>
         </w:rPr>
-        <w:t>trip_seat</w:t>
-      </w:r>
-      <w:r>
-        <w:rPr>
-          <w:rFonts w:eastAsia="Times New Roman" w:cs="Times New Roman"/>
-          <w:color w:val="ABB2BF"/>
-          <w:kern w:val="0"/>
-          <w:sz w:val="21"/>
-          <w:szCs w:val="21"/>
-          <w14:ligatures w14:val="none"/>
-        </w:rPr>
-        <w:t xml:space="preserve">.status </w:t>
+        <w:t>trip_</w:t>
+      </w:r>
+      <w:proofErr w:type="gramStart"/>
+      <w:r>
+        <w:rPr>
+          <w:rFonts w:eastAsia="Times New Roman" w:cs="Times New Roman"/>
+          <w:color w:val="E06C75"/>
+          <w:kern w:val="0"/>
+          <w:sz w:val="21"/>
+          <w:szCs w:val="21"/>
+          <w14:ligatures w14:val="none"/>
+        </w:rPr>
+        <w:t>seat</w:t>
+      </w:r>
+      <w:r>
+        <w:rPr>
+          <w:rFonts w:eastAsia="Times New Roman" w:cs="Times New Roman"/>
+          <w:color w:val="ABB2BF"/>
+          <w:kern w:val="0"/>
+          <w:sz w:val="21"/>
+          <w:szCs w:val="21"/>
+          <w14:ligatures w14:val="none"/>
+        </w:rPr>
+        <w:t>.status</w:t>
+      </w:r>
+      <w:proofErr w:type="spellEnd"/>
+      <w:proofErr w:type="gramEnd"/>
+      <w:r>
+        <w:rPr>
+          <w:rFonts w:eastAsia="Times New Roman" w:cs="Times New Roman"/>
+          <w:color w:val="ABB2BF"/>
+          <w:kern w:val="0"/>
+          <w:sz w:val="21"/>
+          <w:szCs w:val="21"/>
+          <w14:ligatures w14:val="none"/>
+        </w:rPr>
+        <w:t xml:space="preserve"> </w:t>
       </w:r>
       <w:r>
         <w:rPr>
@@ -22443,6 +23735,7 @@
         </w:rPr>
         <w:t xml:space="preserve"> </w:t>
       </w:r>
+      <w:proofErr w:type="spellStart"/>
       <w:r>
         <w:rPr>
           <w:rFonts w:eastAsia="Times New Roman" w:cs="Times New Roman"/>
@@ -22498,6 +23791,7 @@
         </w:rPr>
         <w:t>BOOKED</w:t>
       </w:r>
+      <w:proofErr w:type="spellEnd"/>
     </w:p>
     <w:p>
       <w:pPr>
@@ -22524,6 +23818,7 @@
         </w:rPr>
         <w:t xml:space="preserve">        </w:t>
       </w:r>
+      <w:proofErr w:type="spellStart"/>
       <w:r>
         <w:rPr>
           <w:rFonts w:eastAsia="Times New Roman" w:cs="Times New Roman"/>
@@ -22533,7 +23828,19 @@
           <w:szCs w:val="21"/>
           <w14:ligatures w14:val="none"/>
         </w:rPr>
-        <w:t>trip_seat</w:t>
+        <w:t>trip_</w:t>
+      </w:r>
+      <w:proofErr w:type="gramStart"/>
+      <w:r>
+        <w:rPr>
+          <w:rFonts w:eastAsia="Times New Roman" w:cs="Times New Roman"/>
+          <w:color w:val="E06C75"/>
+          <w:kern w:val="0"/>
+          <w:sz w:val="21"/>
+          <w:szCs w:val="21"/>
+          <w14:ligatures w14:val="none"/>
+        </w:rPr>
+        <w:t>seat</w:t>
       </w:r>
       <w:r>
         <w:rPr>
@@ -22557,6 +23864,8 @@
         </w:rPr>
         <w:t>save</w:t>
       </w:r>
+      <w:proofErr w:type="spellEnd"/>
+      <w:proofErr w:type="gramEnd"/>
       <w:r>
         <w:rPr>
           <w:rFonts w:eastAsia="Times New Roman" w:cs="Times New Roman"/>
@@ -22708,12 +24017,14 @@
         </w:rPr>
         <w:t xml:space="preserve">حالا </w:t>
       </w:r>
+      <w:proofErr w:type="spellStart"/>
       <w:r>
         <w:rPr>
           <w:lang w:bidi="fa-IR"/>
         </w:rPr>
         <w:t>select_update_for</w:t>
       </w:r>
+      <w:proofErr w:type="spellEnd"/>
       <w:r>
         <w:rPr>
           <w:rFonts w:hint="cs"/>
@@ -22737,12 +24048,14 @@
         </w:rPr>
         <w:t xml:space="preserve">این دقیقا وقتی توی </w:t>
       </w:r>
+      <w:proofErr w:type="spellStart"/>
       <w:r>
         <w:rPr>
           <w:lang w:bidi="fa-IR"/>
         </w:rPr>
         <w:t>transaction.atomic</w:t>
       </w:r>
+      <w:proofErr w:type="spellEnd"/>
       <w:r>
         <w:rPr>
           <w:rFonts w:hint="cs"/>
@@ -22793,6 +24106,7 @@
         </w:rPr>
         <w:t xml:space="preserve">    </w:t>
       </w:r>
+      <w:proofErr w:type="spellStart"/>
       <w:r>
         <w:rPr>
           <w:rFonts w:eastAsia="Times New Roman" w:cs="Times New Roman"/>
@@ -22804,6 +24118,7 @@
         </w:rPr>
         <w:t>locked_tripseats</w:t>
       </w:r>
+      <w:proofErr w:type="spellEnd"/>
       <w:r>
         <w:rPr>
           <w:rFonts w:eastAsia="Times New Roman" w:cs="Times New Roman"/>
@@ -22837,6 +24152,7 @@
         </w:rPr>
         <w:t xml:space="preserve"> (</w:t>
       </w:r>
+      <w:proofErr w:type="spellStart"/>
       <w:r>
         <w:rPr>
           <w:rFonts w:eastAsia="Times New Roman" w:cs="Times New Roman"/>
@@ -22870,6 +24186,7 @@
         </w:rPr>
         <w:t>objects</w:t>
       </w:r>
+      <w:proofErr w:type="spellEnd"/>
     </w:p>
     <w:p>
       <w:pPr>
@@ -22894,8 +24211,21 @@
           <w:szCs w:val="21"/>
           <w14:ligatures w14:val="none"/>
         </w:rPr>
-        <w:t>                        .</w:t>
-      </w:r>
+        <w:t xml:space="preserve">                        </w:t>
+      </w:r>
+      <w:proofErr w:type="gramStart"/>
+      <w:r>
+        <w:rPr>
+          <w:rFonts w:eastAsia="Times New Roman" w:cs="Times New Roman"/>
+          <w:color w:val="ABB2BF"/>
+          <w:kern w:val="0"/>
+          <w:sz w:val="21"/>
+          <w:szCs w:val="21"/>
+          <w14:ligatures w14:val="none"/>
+        </w:rPr>
+        <w:t>.</w:t>
+      </w:r>
+      <w:proofErr w:type="spellStart"/>
       <w:r>
         <w:rPr>
           <w:rFonts w:eastAsia="Times New Roman" w:cs="Times New Roman"/>
@@ -22905,8 +24235,21 @@
           <w:szCs w:val="21"/>
           <w14:ligatures w14:val="none"/>
         </w:rPr>
-        <w:t>select_for_update</w:t>
-      </w:r>
+        <w:t>select</w:t>
+      </w:r>
+      <w:proofErr w:type="gramEnd"/>
+      <w:r>
+        <w:rPr>
+          <w:rFonts w:eastAsia="Times New Roman" w:cs="Times New Roman"/>
+          <w:color w:val="61AFEF"/>
+          <w:kern w:val="0"/>
+          <w:sz w:val="21"/>
+          <w:szCs w:val="21"/>
+          <w14:ligatures w14:val="none"/>
+        </w:rPr>
+        <w:t>_for_update</w:t>
+      </w:r>
+      <w:proofErr w:type="spellEnd"/>
       <w:r>
         <w:rPr>
           <w:rFonts w:eastAsia="Times New Roman" w:cs="Times New Roman"/>
@@ -22942,7 +24285,19 @@
           <w:szCs w:val="21"/>
           <w14:ligatures w14:val="none"/>
         </w:rPr>
-        <w:t>                        .</w:t>
+        <w:t xml:space="preserve">                        </w:t>
+      </w:r>
+      <w:proofErr w:type="gramStart"/>
+      <w:r>
+        <w:rPr>
+          <w:rFonts w:eastAsia="Times New Roman" w:cs="Times New Roman"/>
+          <w:color w:val="ABB2BF"/>
+          <w:kern w:val="0"/>
+          <w:sz w:val="21"/>
+          <w:szCs w:val="21"/>
+          <w14:ligatures w14:val="none"/>
+        </w:rPr>
+        <w:t>.</w:t>
       </w:r>
       <w:r>
         <w:rPr>
@@ -22955,6 +24310,7 @@
         </w:rPr>
         <w:t>filter</w:t>
       </w:r>
+      <w:proofErr w:type="gramEnd"/>
       <w:r>
         <w:rPr>
           <w:rFonts w:eastAsia="Times New Roman" w:cs="Times New Roman"/>
@@ -22966,6 +24322,7 @@
         </w:rPr>
         <w:t>(</w:t>
       </w:r>
+      <w:proofErr w:type="spellStart"/>
       <w:r>
         <w:rPr>
           <w:rFonts w:eastAsia="Times New Roman" w:cs="Times New Roman"/>
@@ -22977,6 +24334,7 @@
         </w:rPr>
         <w:t>id__in</w:t>
       </w:r>
+      <w:proofErr w:type="spellEnd"/>
       <w:r>
         <w:rPr>
           <w:rFonts w:eastAsia="Times New Roman" w:cs="Times New Roman"/>
@@ -23087,6 +24445,7 @@
         </w:rPr>
         <w:t xml:space="preserve"> </w:t>
       </w:r>
+      <w:proofErr w:type="spellStart"/>
       <w:r>
         <w:rPr>
           <w:rFonts w:eastAsia="Times New Roman" w:cs="Times New Roman"/>
@@ -23098,6 +24457,7 @@
         </w:rPr>
         <w:t>trip_seats</w:t>
       </w:r>
+      <w:proofErr w:type="spellEnd"/>
       <w:r>
         <w:rPr>
           <w:rFonts w:eastAsia="Times New Roman" w:cs="Times New Roman"/>
@@ -23242,6 +24602,7 @@
         </w:rPr>
         <w:t xml:space="preserve"> </w:t>
       </w:r>
+      <w:proofErr w:type="spellStart"/>
       <w:r>
         <w:rPr>
           <w:rFonts w:eastAsia="Times New Roman" w:cs="Times New Roman"/>
@@ -23253,6 +24614,7 @@
         </w:rPr>
         <w:t>locked_tripseats</w:t>
       </w:r>
+      <w:proofErr w:type="spellEnd"/>
       <w:r>
         <w:rPr>
           <w:rFonts w:eastAsia="Times New Roman" w:cs="Times New Roman"/>
@@ -23312,6 +24674,8 @@
         </w:rPr>
         <w:t xml:space="preserve"> </w:t>
       </w:r>
+      <w:proofErr w:type="spellStart"/>
+      <w:proofErr w:type="gramStart"/>
       <w:r>
         <w:rPr>
           <w:rFonts w:eastAsia="Times New Roman" w:cs="Times New Roman"/>
@@ -23345,6 +24709,8 @@
         </w:rPr>
         <w:t>status</w:t>
       </w:r>
+      <w:proofErr w:type="spellEnd"/>
+      <w:proofErr w:type="gramEnd"/>
       <w:r>
         <w:rPr>
           <w:rFonts w:eastAsia="Times New Roman" w:cs="Times New Roman"/>
@@ -23378,6 +24744,7 @@
         </w:rPr>
         <w:t xml:space="preserve"> </w:t>
       </w:r>
+      <w:proofErr w:type="spellStart"/>
       <w:r>
         <w:rPr>
           <w:rFonts w:eastAsia="Times New Roman" w:cs="Times New Roman"/>
@@ -23433,6 +24800,7 @@
         </w:rPr>
         <w:t>AVAILABLE</w:t>
       </w:r>
+      <w:proofErr w:type="spellEnd"/>
       <w:r>
         <w:rPr>
           <w:rFonts w:eastAsia="Times New Roman" w:cs="Times New Roman"/>
@@ -23507,6 +24875,8 @@
         </w:rPr>
         <w:t xml:space="preserve"> </w:t>
       </w:r>
+      <w:proofErr w:type="spellStart"/>
+      <w:proofErr w:type="gramStart"/>
       <w:r>
         <w:rPr>
           <w:rFonts w:eastAsia="Times New Roman" w:cs="Times New Roman"/>
@@ -23518,6 +24888,7 @@
         </w:rPr>
         <w:t>ValidationError</w:t>
       </w:r>
+      <w:proofErr w:type="spellEnd"/>
       <w:r>
         <w:rPr>
           <w:rFonts w:eastAsia="Times New Roman" w:cs="Times New Roman"/>
@@ -23529,6 +24900,8 @@
         </w:rPr>
         <w:t>(</w:t>
       </w:r>
+      <w:proofErr w:type="spellStart"/>
+      <w:proofErr w:type="gramEnd"/>
       <w:r>
         <w:rPr>
           <w:rFonts w:eastAsia="Times New Roman" w:cs="Times New Roman"/>
@@ -23549,7 +24922,19 @@
           <w:szCs w:val="21"/>
           <w14:ligatures w14:val="none"/>
         </w:rPr>
-        <w:t xml:space="preserve">"Seat number </w:t>
+        <w:t>"Seat</w:t>
+      </w:r>
+      <w:proofErr w:type="spellEnd"/>
+      <w:r>
+        <w:rPr>
+          <w:rFonts w:eastAsia="Times New Roman" w:cs="Times New Roman"/>
+          <w:color w:val="98C379"/>
+          <w:kern w:val="0"/>
+          <w:sz w:val="21"/>
+          <w:szCs w:val="21"/>
+          <w14:ligatures w14:val="none"/>
+        </w:rPr>
+        <w:t xml:space="preserve"> number </w:t>
       </w:r>
       <w:r>
         <w:rPr>
@@ -23562,6 +24947,7 @@
         </w:rPr>
         <w:t>{</w:t>
       </w:r>
+      <w:proofErr w:type="spellStart"/>
       <w:r>
         <w:rPr>
           <w:rFonts w:eastAsia="Times New Roman" w:cs="Times New Roman"/>
@@ -23584,6 +24970,7 @@
         </w:rPr>
         <w:t>.seat_number</w:t>
       </w:r>
+      <w:proofErr w:type="spellEnd"/>
       <w:r>
         <w:rPr>
           <w:rFonts w:eastAsia="Times New Roman" w:cs="Times New Roman"/>
@@ -23621,8 +25008,6 @@
     <w:p>
       <w:pPr>
         <w:rPr>
-          <w:rFonts w:hint="cs"/>
-          <w:rtl/>
           <w:lang w:bidi="fa-IR"/>
         </w:rPr>
       </w:pPr>
@@ -23649,6 +25034,22 @@
         </w:rPr>
         <w:t xml:space="preserve"> اتفاق نیوفته</w:t>
       </w:r>
+    </w:p>
+    <w:p>
+      <w:pPr>
+        <w:rPr>
+          <w:lang w:bidi="fa-IR"/>
+        </w:rPr>
+      </w:pPr>
+    </w:p>
+    <w:p>
+      <w:pPr>
+        <w:rPr>
+          <w:rFonts w:hint="cs"/>
+          <w:rtl/>
+          <w:lang w:bidi="fa-IR"/>
+        </w:rPr>
+      </w:pPr>
     </w:p>
     <w:sectPr>
       <w:pgSz w:w="12240" w:h="15840"/>
